--- a/docs/studienskripte/word-rohfassungen/wirkungscontrolling-wc-v9.docx
+++ b/docs/studienskripte/word-rohfassungen/wirkungscontrolling-wc-v9.docx
@@ -29,47 +29,7 @@
     </w:p>
     <w:p>
       <w:r>
-        <w:t>Track: Impact-Controlling</w:t>
-      </w:r>
-    </w:p>
-    <w:p>
-      <w:r>
-        <w:t>Kurscode: wirkungscontrolling</w:t>
-      </w:r>
-    </w:p>
-    <w:p>
-      <w:r>
-        <w:t>Vorlesungscode: WC-V9</w:t>
-      </w:r>
-    </w:p>
-    <w:p>
-      <w:r>
-        <w:t>Modul/Abschnitt: WC</w:t>
-      </w:r>
-    </w:p>
-    <w:p>
-      <w:r>
-        <w:t>Titel: Wirkungsaudit, Datenqualität, Assurance und Missbrauchsschutz</w:t>
-      </w:r>
-    </w:p>
-    <w:p>
-      <w:r>
-        <w:t>Status: Rohfassung V0 · Sprint-Produktionslauf · muss im nächsten Tiefensprint auf 40-50 Seiten erweitert werden</w:t>
-      </w:r>
-    </w:p>
-    <w:p>
-      <w:r>
-        <w:t>Quelle: woek-akademie-app/docs/lehrgaenge/wirkungscontrolling-v9-audit-datenqualitaet-assurance.md</w:t>
-      </w:r>
-    </w:p>
-    <w:p>
-      <w:r>
-        <w:t>Ablage: Markdown-Master in content/studienskripte/wirkungscontrolling-wc-v9.md, Word-Rohfassung in docs/studienskripte/word-rohfassungen/wirkungscontrolling-wc-v9.docx</w:t>
-      </w:r>
-    </w:p>
-    <w:p>
-      <w:r>
-        <w:t>Wissensbasis: aktuelles Grundlagenwerk, Website-Korpus inklusive Journal, Akademie-Quelltexte, Glossar, interne Dossiers und externe Fachquellen</w:t>
+        <w:t>Track: Impact-Controlling Kurscode: wirkungscontrolling Vorlesungscode: WC-V9 Modul/Abschnitt: WC Titel: Wirkungsaudit, Datenqualität, Assurance und Missbrauchsschutz Status: Rohfassung V0 · Sprint-Produktionslauf · muss im nächsten Tiefensprint auf 40-50 Seiten erweitert werden Quelle: woek-akademie-app/docs/lehrgaenge/wirkungscontrolling-v9-audit-datenqualitaet-assurance.md Ablage: Markdown-Master in content/studienskripte/wirkungscontrolling-wc-v9.md, Word-Rohfassung in docs/studienskripte/word-rohfassungen/wirkungscontrolling-wc-v9.docx Wissensbasis: aktuelles Grundlagenwerk, Website-Korpus inklusive Journal, Akademie-Quelltexte, Glossar, interne Dossiers und externe Fachquellen</w:t>
       </w:r>
     </w:p>
     <w:p>
@@ -171,27 +131,7 @@
     </w:p>
     <w:p>
       <w:r>
-        <w:t>Track / Kurscode: wirkungscontrolling</w:t>
-      </w:r>
-    </w:p>
-    <w:p>
-      <w:r>
-        <w:t>Vorlesungscode: WC-V9</w:t>
-      </w:r>
-    </w:p>
-    <w:p>
-      <w:r>
-        <w:t>Empfohlene Dauer: ~50 Min · Videolänge: ~15 Min</w:t>
-      </w:r>
-    </w:p>
-    <w:p>
-      <w:r>
-        <w:t>Voraussetzung: WC-V8</w:t>
-      </w:r>
-    </w:p>
-    <w:p>
-      <w:r>
-        <w:t>Führende Quellen (Repo): docs/gesetze/WUStG_Technische_Leitlinien_v2.1_Entwurf.md · docs/whitepaper/T-SROI_v2.0_Transformationswirkung.md · Glossar begriffe/datenqualitaet, begriffe/assurance</w:t>
+        <w:t>Track / Kurscode: wirkungscontrolling Vorlesungscode: WC-V9 Empfohlene Dauer: ~50 Min · Videolänge: ~15 Min Voraussetzung: WC-V8 Führende Quellen (Repo): docs/gesetze/WUStG_Technische_Leitlinien_v2.1_Entwurf.md · docs/whitepaper/T-SROI_v2.0_Transformationswirkung.md · Glossar begriffe/datenqualitaet, begriffe/assurance</w:t>
       </w:r>
     </w:p>
     <w:p>
@@ -1122,42 +1062,7 @@
     </w:p>
     <w:p>
       <w:r>
-        <w:t>```chart-spec</w:t>
-      </w:r>
-    </w:p>
-    <w:p>
-      <w:r>
-        <w:t>slug: wirkungscontrolling-wc-v9-wirkpfad</w:t>
-      </w:r>
-    </w:p>
-    <w:p>
-      <w:r>
-        <w:t>type: wirkpfad</w:t>
-      </w:r>
-    </w:p>
-    <w:p>
-      <w:r>
-        <w:t>reuse_first: true</w:t>
-      </w:r>
-    </w:p>
-    <w:p>
-      <w:r>
-        <w:t>preferred_asset: content/studienskripte/assets/wirkungscontrolling-wc-v9/wirkungscontrolling-wc-v9-wirkpfad.svg</w:t>
-      </w:r>
-    </w:p>
-    <w:p>
-      <w:r>
-        <w:t>message: Wirkungsaudit, Datenqualität, Assurance und Missbrauchsschutz wird als Wirkpfad von Auslöser über Mechanismus, Wirkungsempfänger und Zustandsveränderung bis zur Rückkopplung dargestellt.</w:t>
-      </w:r>
-    </w:p>
-    <w:p>
-      <w:r>
-        <w:t>source: WÖk-Grundlagenwerk, Website-Korpus, Akademie-Quelltexte, Glossar</w:t>
-      </w:r>
-    </w:p>
-    <w:p>
-      <w:r>
-        <w:t>```</w:t>
+        <w:t>``chart-spec slug: wirkungscontrolling-wc-v9-wirkpfad type: wirkpfad reuse_first: true preferred_asset: content/studienskripte/assets/wirkungscontrolling-wc-v9/wirkungscontrolling-wc-v9-wirkpfad.svg message: Wirkungsaudit, Datenqualität, Assurance und Missbrauchsschutz wird als Wirkpfad von Auslöser über Mechanismus, Wirkungsempfänger und Zustandsveränderung bis zur Rückkopplung dargestellt. source: WÖk-Grundlagenwerk, Website-Korpus, Akademie-Quelltexte, Glossar ``</w:t>
       </w:r>
     </w:p>
     <w:p>

--- a/docs/studienskripte/word-rohfassungen/wirkungscontrolling-wc-v9.docx
+++ b/docs/studienskripte/word-rohfassungen/wirkungscontrolling-wc-v9.docx
@@ -29,7 +29,7 @@
     </w:p>
     <w:p>
       <w:r>
-        <w:t>Track: Impact-Controlling Kurscode: wirkungscontrolling Vorlesungscode: WC-V9 Modul/Abschnitt: WC Titel: Wirkungsaudit, Datenqualität, Assurance und Missbrauchsschutz Status: Rohfassung V0 · Sprint-Produktionslauf · muss im nächsten Tiefensprint auf 40-50 Seiten erweitert werden Quelle: woek-akademie-app/docs/lehrgaenge/wirkungscontrolling-v9-audit-datenqualitaet-assurance.md Ablage: Markdown-Master in content/studienskripte/wirkungscontrolling-wc-v9.md, Word-Rohfassung in docs/studienskripte/word-rohfassungen/wirkungscontrolling-wc-v9.docx Wissensbasis: aktuelles Grundlagenwerk, Website-Korpus inklusive Journal, Akademie-Quelltexte, Glossar, interne Dossiers und externe Fachquellen</w:t>
+        <w:t>Track: Impact-Controlling Kurscode: wirkungscontrolling Vorlesungscode: WC-V9 Modul/Abschnitt: WC Titel: Wirkungsaudit, Datenqualität, Assurance und Missbrauchsschutz Status: Tiefenskript-Sprint 9 · substanzielle Arbeitsfassung, Claude-CI/CD-Finalisierung offen Quelle: woek-akademie-app/docs/lehrgaenge/wirkungscontrolling-v9-audit-datenqualitaet-assurance.md Ablage: Markdown-Master in content/studienskripte/wirkungscontrolling-wc-v9.md, Word-Rohfassung in docs/studienskripte/word-rohfassungen/wirkungscontrolling-wc-v9.docx Wissensbasis: aktuelles Grundlagenwerk, Website-Korpus inklusive Journal, Akademie-Quelltexte, Glossar, interne Dossiers und externe Fachquellen</w:t>
       </w:r>
     </w:p>
     <w:p>
@@ -1415,17 +1415,1228 @@
         <w:pStyle w:val="Heading2"/>
       </w:pPr>
       <w:r>
-        <w:t>7. Prüfungsrelevanz</w:t>
-      </w:r>
-    </w:p>
-    <w:p>
-      <w:r>
-        <w:t>Diese Vorlesung ist prüfungsrelevant, aber die eigentliche Antwortlogik gehört nicht in das öffentliche Studienskript. Zertifikatsfragen, CorrectAnswer, Scoring-Regeln und Fallrubrics werden separat in der geschützten App-Lane unter woek-akademie-app/content/pruefungen/ gepflegt.</w:t>
-      </w:r>
-    </w:p>
-    <w:p>
-      <w:r>
-        <w:t>Für den Fragenpool sind besonders geeignet:</w:t>
+        <w:t>7. Tiefenskript-Erweiterung Sprint 9</w:t>
+      </w:r>
+    </w:p>
+    <w:p>
+      <w:r>
+        <w:t>Status dieser Erweiterung: ausgebaute Arbeitsfassung für Claude-CI/CD, Word-Rohfassung und Reader-Spiegel. Sie ersetzt noch nicht die spätere Satz-, Quellen- und PDF-Finalisierung, bringt die Vorlesung aber aus der Kurzfassung in eine substanzielle Studienskriptfassung.</w:t>
+      </w:r>
+    </w:p>
+    <w:p>
+      <w:pPr>
+        <w:pStyle w:val="Heading3"/>
+      </w:pPr>
+      <w:r>
+        <w:t>7.1 Leitthese</w:t>
+      </w:r>
+    </w:p>
+    <w:p>
+      <w:r>
+        <w:t>Wirkungsaudit, Datenqualität, Assurance und Missbrauchsschutz macht die WÖk prüfbar: Impact-Controlling übersetzt Wirkungslogik in Indikatoren, Datenqualität, Bewertungsprofile, Audits und Steuerungsentscheidungen.</w:t>
+      </w:r>
+    </w:p>
+    <w:p>
+      <w:r>
+        <w:t>Die Vorlesung bleibt dabei an die Grundregel gebunden: Wirkung ist neutral und relational. Erst die Bewertung im Referenzrahmen Mensch, Planet, Demokratie, SDGs, Agenda 2030 und SDG+ entscheidet, ob eine Veränderung positiv, negativ oder ambivalent einzuordnen ist. Wenn eine Zielgröße gemeint ist, sprechen wir von positiver Netto-Wirkung.</w:t>
+      </w:r>
+    </w:p>
+    <w:p>
+      <w:pPr>
+        <w:pStyle w:val="Heading3"/>
+      </w:pPr>
+      <w:r>
+        <w:t>7.2 Didaktische Einordnung im Studiengang</w:t>
+      </w:r>
+    </w:p>
+    <w:p>
+      <w:r>
+        <w:t>WC-V9 liegt an der Schwelle zwischen begrifflicher Grundlegung und Bewertungsarchitektur. Die Studierenden sollen nicht nur Begriffe wiedergeben, sondern an Fällen erkennen, welche Aussage schon Wirkung behauptet, welche nur Wirkungspotenzial beschreibt und wo ein Wirkungsrisiko offenliegt. Der Tiefensinn dieser Vorlesung liegt deshalb nicht in zusätzlicher Komplexität, sondern in besserer Unterscheidungsfähigkeit.</w:t>
+      </w:r>
+    </w:p>
+    <w:p>
+      <w:r>
+        <w:t>Für die spätere Praxis ist entscheidend, dass jede Analyse vier Ebenen getrennt hält:</w:t>
+      </w:r>
+    </w:p>
+    <w:p>
+      <w:r>
+        <w:t>1. Beschreibung: Was geschieht tatsächlich oder soll geschehen?</w:t>
+      </w:r>
+    </w:p>
+    <w:p>
+      <w:r>
+        <w:t>2. Kausalannahme: Über welchen Mechanismus könnte daraus eine Zustandsveränderung entstehen?</w:t>
+      </w:r>
+    </w:p>
+    <w:p>
+      <w:r>
+        <w:t>3. Bewertung: Welche Richtung hat diese Veränderung im Referenzrahmen?</w:t>
+      </w:r>
+    </w:p>
+    <w:p>
+      <w:r>
+        <w:t>4. Rückkopplung: Welche Entscheidung, Regel, Ressource oder Kommunikation wird dadurch verändert?</w:t>
+      </w:r>
+    </w:p>
+    <w:p>
+      <w:r>
+        <w:t>Wo diese Ebenen vermischt werden, entstehen typische WÖk-Fehler: Aktivität wird als Wirkung ausgegeben, Reichweite ersetzt Zustandsveränderung, gute Absicht verdeckt Nebenwirkungen oder Reporting wird mit Lernen verwechselt.</w:t>
+      </w:r>
+    </w:p>
+    <w:p>
+      <w:pPr>
+        <w:pStyle w:val="Heading3"/>
+      </w:pPr>
+      <w:r>
+        <w:t>7.3 Analysemodell</w:t>
+      </w:r>
+    </w:p>
+    <w:tbl>
+      <w:tblPr>
+        <w:tblStyle w:val="TableGrid"/>
+        <w:tblW w:type="auto" w:w="0"/>
+        <w:jc w:val="left"/>
+        <w:tblLook w:firstColumn="1" w:firstRow="1" w:lastColumn="0" w:lastRow="0" w:noHBand="0" w:noVBand="1" w:val="04A0"/>
+      </w:tblPr>
+      <w:tblGrid>
+        <w:gridCol w:w="2340"/>
+        <w:gridCol w:w="2340"/>
+        <w:gridCol w:w="2340"/>
+        <w:gridCol w:w="2340"/>
+      </w:tblGrid>
+      <w:tr>
+        <w:tc>
+          <w:tcPr>
+            <w:tcW w:type="dxa" w:w="2340"/>
+            <w:vAlign w:val="center"/>
+          </w:tcPr>
+          <w:p>
+            <w:r>
+              <w:rPr>
+                <w:b/>
+              </w:rPr>
+              <w:t>Analyseobjekt</w:t>
+            </w:r>
+          </w:p>
+        </w:tc>
+        <w:tc>
+          <w:tcPr>
+            <w:tcW w:type="dxa" w:w="2340"/>
+            <w:vAlign w:val="center"/>
+          </w:tcPr>
+          <w:p>
+            <w:r>
+              <w:rPr>
+                <w:b/>
+              </w:rPr>
+              <w:t>Woran es wirkt</w:t>
+            </w:r>
+          </w:p>
+        </w:tc>
+        <w:tc>
+          <w:tcPr>
+            <w:tcW w:type="dxa" w:w="2340"/>
+            <w:vAlign w:val="center"/>
+          </w:tcPr>
+          <w:p>
+            <w:r>
+              <w:rPr>
+                <w:b/>
+              </w:rPr>
+              <w:t>Typischer Fehler</w:t>
+            </w:r>
+          </w:p>
+        </w:tc>
+        <w:tc>
+          <w:tcPr>
+            <w:tcW w:type="dxa" w:w="2340"/>
+            <w:vAlign w:val="center"/>
+          </w:tcPr>
+          <w:p>
+            <w:r>
+              <w:rPr>
+                <w:b/>
+              </w:rPr>
+              <w:t>Saubere WÖk-Lesart</w:t>
+            </w:r>
+          </w:p>
+        </w:tc>
+      </w:tr>
+      <w:tr>
+        <w:tc>
+          <w:tcPr>
+            <w:tcW w:type="dxa" w:w="2340"/>
+            <w:vAlign w:val="center"/>
+          </w:tcPr>
+          <w:p>
+            <w:r>
+              <w:t>Controllingebene</w:t>
+            </w:r>
+          </w:p>
+        </w:tc>
+        <w:tc>
+          <w:tcPr>
+            <w:tcW w:type="dxa" w:w="2340"/>
+            <w:vAlign w:val="center"/>
+          </w:tcPr>
+          <w:p>
+            <w:r>
+              <w:t>Funktion</w:t>
+            </w:r>
+          </w:p>
+        </w:tc>
+        <w:tc>
+          <w:tcPr>
+            <w:tcW w:type="dxa" w:w="2340"/>
+            <w:vAlign w:val="center"/>
+          </w:tcPr>
+          <w:p>
+            <w:r>
+              <w:t>Typischer Fehler</w:t>
+            </w:r>
+          </w:p>
+        </w:tc>
+        <w:tc>
+          <w:tcPr>
+            <w:tcW w:type="dxa" w:w="2340"/>
+            <w:vAlign w:val="center"/>
+          </w:tcPr>
+          <w:p>
+            <w:r>
+              <w:t>Saubere WÖk-Anwendung</w:t>
+            </w:r>
+          </w:p>
+        </w:tc>
+      </w:tr>
+      <w:tr>
+        <w:tc>
+          <w:tcPr>
+            <w:tcW w:type="dxa" w:w="2340"/>
+            <w:vAlign w:val="center"/>
+          </w:tcPr>
+          <w:p>
+            <w:r>
+              <w:t>Kennzahl</w:t>
+            </w:r>
+          </w:p>
+        </w:tc>
+        <w:tc>
+          <w:tcPr>
+            <w:tcW w:type="dxa" w:w="2340"/>
+            <w:vAlign w:val="center"/>
+          </w:tcPr>
+          <w:p>
+            <w:r>
+              <w:t>Zustand sichtbar machen</w:t>
+            </w:r>
+          </w:p>
+        </w:tc>
+        <w:tc>
+          <w:tcPr>
+            <w:tcW w:type="dxa" w:w="2340"/>
+            <w:vAlign w:val="center"/>
+          </w:tcPr>
+          <w:p>
+            <w:r>
+              <w:t>KPI als Wirkung ausgeben</w:t>
+            </w:r>
+          </w:p>
+        </w:tc>
+        <w:tc>
+          <w:tcPr>
+            <w:tcW w:type="dxa" w:w="2340"/>
+            <w:vAlign w:val="center"/>
+          </w:tcPr>
+          <w:p>
+            <w:r>
+              <w:t>KII mit Wirkpfad und Empfänger verknüpfen</w:t>
+            </w:r>
+          </w:p>
+        </w:tc>
+      </w:tr>
+      <w:tr>
+        <w:tc>
+          <w:tcPr>
+            <w:tcW w:type="dxa" w:w="2340"/>
+            <w:vAlign w:val="center"/>
+          </w:tcPr>
+          <w:p>
+            <w:r>
+              <w:t>Datenqualität</w:t>
+            </w:r>
+          </w:p>
+        </w:tc>
+        <w:tc>
+          <w:tcPr>
+            <w:tcW w:type="dxa" w:w="2340"/>
+            <w:vAlign w:val="center"/>
+          </w:tcPr>
+          <w:p>
+            <w:r>
+              <w:t>Aussagekraft begrenzen</w:t>
+            </w:r>
+          </w:p>
+        </w:tc>
+        <w:tc>
+          <w:tcPr>
+            <w:tcW w:type="dxa" w:w="2340"/>
+            <w:vAlign w:val="center"/>
+          </w:tcPr>
+          <w:p>
+            <w:r>
+              <w:t>Zahl ohne Quelle nutzen</w:t>
+            </w:r>
+          </w:p>
+        </w:tc>
+        <w:tc>
+          <w:tcPr>
+            <w:tcW w:type="dxa" w:w="2340"/>
+            <w:vAlign w:val="center"/>
+          </w:tcPr>
+          <w:p>
+            <w:r>
+              <w:t>Quelle, Einheit, Aktualität und Prüfstatus ausweisen</w:t>
+            </w:r>
+          </w:p>
+        </w:tc>
+      </w:tr>
+      <w:tr>
+        <w:tc>
+          <w:tcPr>
+            <w:tcW w:type="dxa" w:w="2340"/>
+            <w:vAlign w:val="center"/>
+          </w:tcPr>
+          <w:p>
+            <w:r>
+              <w:t>Bewertung</w:t>
+            </w:r>
+          </w:p>
+        </w:tc>
+        <w:tc>
+          <w:tcPr>
+            <w:tcW w:type="dxa" w:w="2340"/>
+            <w:vAlign w:val="center"/>
+          </w:tcPr>
+          <w:p>
+            <w:r>
+              <w:t>Daten in Profil übersetzen</w:t>
+            </w:r>
+          </w:p>
+        </w:tc>
+        <w:tc>
+          <w:tcPr>
+            <w:tcW w:type="dxa" w:w="2340"/>
+            <w:vAlign w:val="center"/>
+          </w:tcPr>
+          <w:p>
+            <w:r>
+              <w:t>Score als Wahrheit behandeln</w:t>
+            </w:r>
+          </w:p>
+        </w:tc>
+        <w:tc>
+          <w:tcPr>
+            <w:tcW w:type="dxa" w:w="2340"/>
+            <w:vAlign w:val="center"/>
+          </w:tcPr>
+          <w:p>
+            <w:r>
+              <w:t>Benchmark, Archetyp und Sperrlogik offenlegen</w:t>
+            </w:r>
+          </w:p>
+        </w:tc>
+      </w:tr>
+      <w:tr>
+        <w:tc>
+          <w:tcPr>
+            <w:tcW w:type="dxa" w:w="2340"/>
+            <w:vAlign w:val="center"/>
+          </w:tcPr>
+          <w:p>
+            <w:r>
+              <w:t>Steuerung</w:t>
+            </w:r>
+          </w:p>
+        </w:tc>
+        <w:tc>
+          <w:tcPr>
+            <w:tcW w:type="dxa" w:w="2340"/>
+            <w:vAlign w:val="center"/>
+          </w:tcPr>
+          <w:p>
+            <w:r>
+              <w:t>Entscheidung verändern</w:t>
+            </w:r>
+          </w:p>
+        </w:tc>
+        <w:tc>
+          <w:tcPr>
+            <w:tcW w:type="dxa" w:w="2340"/>
+            <w:vAlign w:val="center"/>
+          </w:tcPr>
+          <w:p>
+            <w:r>
+              <w:t>Dashboard ohne Konsequenz</w:t>
+            </w:r>
+          </w:p>
+        </w:tc>
+        <w:tc>
+          <w:tcPr>
+            <w:tcW w:type="dxa" w:w="2340"/>
+            <w:vAlign w:val="center"/>
+          </w:tcPr>
+          <w:p>
+            <w:r>
+              <w:t>CAPEX, OPEX, Einkauf, Portfolio oder Audit rückkoppeln</w:t>
+            </w:r>
+          </w:p>
+        </w:tc>
+      </w:tr>
+    </w:tbl>
+    <w:p/>
+    <w:p>
+      <w:pPr>
+        <w:pStyle w:val="Heading3"/>
+      </w:pPr>
+      <w:r>
+        <w:t>7.4 Modellformel</w:t>
+      </w:r>
+    </w:p>
+    <w:p>
+      <w:r>
+        <w:t>Die folgende Formel ist ein didaktisches Denkmodell, kein amtlicher Bewertungsstandard:</w:t>
+      </w:r>
+    </w:p>
+    <w:p>
+      <w:r>
+        <w:t>Impacttext-Controlling = KII + Datenqualitaet + Bewertung + Audit + Steuerungsentscheidung</w:t>
+      </w:r>
+    </w:p>
+    <w:p>
+      <w:r>
+        <w:t>Die Formel zeigt die operative Kette: Erst aus Kennzahlen, Datenqualität, Bewertung, Audit und Entscheidung entsteht steuerungsfähige Wirkung.</w:t>
+      </w:r>
+    </w:p>
+    <w:p>
+      <w:r>
+        <w:t>Die Formel soll gerade keine Scheingenauigkeit erzeugen. Sie zwingt dazu, die Faktoren offen zu legen, die eine Aussage tragen. In einem echten Bewertungsprozess müssten Datenquelle, Aktualität, Datenqualitätsklasse, Unsicherheitsgrad und Rückkopplungsregel ergänzt werden.</w:t>
+      </w:r>
+    </w:p>
+    <w:p>
+      <w:pPr>
+        <w:pStyle w:val="Heading3"/>
+      </w:pPr>
+      <w:r>
+        <w:t>7.5 Fallfenster</w:t>
+      </w:r>
+    </w:p>
+    <w:p>
+      <w:r>
+        <w:t>Fall 1. Ein Dashboard zu Wirkungsaudit, Datenqualität, Assurance und Missbrauchsschutz ist erst dann Impact-Controlling, wenn die Kennzahl eine Zustandsveränderung adressiert und eine Entscheidung auslöst.</w:t>
+      </w:r>
+    </w:p>
+    <w:p>
+      <w:r>
+        <w:t>Fall 2. Ein Datensatz mit guter Optik, aber schwacher Datenqualität darf nicht als harte Steuerungsgrundlage dienen. Die WÖk verlangt Unsicherheitsausweis, Auditpfad und Korrektur.</w:t>
+      </w:r>
+    </w:p>
+    <w:p>
+      <w:pPr>
+        <w:pStyle w:val="Heading3"/>
+      </w:pPr>
+      <w:r>
+        <w:t>7.6 Prüfungsnahe Fallfragen ohne geschützte Antwortlogik</w:t>
+      </w:r>
+    </w:p>
+    <w:p>
+      <w:r>
+        <w:t>Diese Fragen sind öffentlich und dienen dem Lernen. Die geschützte Antwortlogik, Scoring-Regeln und CorrectAnswer-Felder bleiben in der Prüfungs-Lane der App.</w:t>
+      </w:r>
+    </w:p>
+    <w:p>
+      <w:r>
+        <w:t>1. Beschreibe den Auslöser im Fall und trenne ihn von Absicht, Image oder Reichweite.</w:t>
+      </w:r>
+    </w:p>
+    <w:p>
+      <w:r>
+        <w:t>2. Formuliere einen plausiblen Wirkpfad mit Wirkungsempfängern, Zustandsveränderung und Rückkopplung.</w:t>
+      </w:r>
+    </w:p>
+    <w:p>
+      <w:r>
+        <w:t>3. Benenne mindestens ein Wirkungspotenzial und ein Wirkungsrisiko.</w:t>
+      </w:r>
+    </w:p>
+    <w:p>
+      <w:r>
+        <w:t>4. Zeige, welche Quelle oder Datenart nötig wäre, um von Potenzial zu belastbarer Wirkungsaussage zu kommen.</w:t>
+      </w:r>
+    </w:p>
+    <w:p>
+      <w:r>
+        <w:t>5. Prüfe, ob Nichtkompensation oder Reverse Merit Order einschlägig sein könnten.</w:t>
+      </w:r>
+    </w:p>
+    <w:p>
+      <w:r>
+        <w:t>6. Formuliere eine saubere Wirkungsaussage in einem Satz: Was wissen wir, was nehmen wir an, was bleibt offen?</w:t>
+      </w:r>
+    </w:p>
+    <w:p>
+      <w:pPr>
+        <w:pStyle w:val="Heading3"/>
+      </w:pPr>
+      <w:r>
+        <w:t>7.7 Auswertung aus der lebenden Website-Referenz</w:t>
+      </w:r>
+    </w:p>
+    <w:p>
+      <w:pPr>
+        <w:pStyle w:val="Heading3"/>
+      </w:pPr>
+      <w:r>
+        <w:t>Quellenanker: Wirkungsökonomie · Datenqualität &amp; Assurance · https://wirkungsoekonomie.de/werkzeuge/datenqualitaet-assurance/ · Druckdatum: 24.05.2026</w:t>
+      </w:r>
+    </w:p>
+    <w:p>
+      <w:r>
+        <w:t>Interne Quelle: werkzeuge/datenqualitaet-assurance/index.html</w:t>
+      </w:r>
+    </w:p>
+    <w:p>
+      <w:r>
+        <w:t>Methodenregister</w:t>
+      </w:r>
+    </w:p>
+    <w:p>
+      <w:r>
+        <w:t>Prüfbarkeit der Wirkungsdaten.</w:t>
+      </w:r>
+    </w:p>
+    <w:p>
+      <w:r>
+        <w:t>Datenqualität, Prüfstatus und Assurance sichern, dass Wirkungsdaten belastbar bleiben.</w:t>
+      </w:r>
+    </w:p>
+    <w:p>
+      <w:r>
+        <w:t>Onlinefassung</w:t>
+      </w:r>
+    </w:p>
+    <w:p>
+      <w:r>
+        <w:t>Du liest die Onlinefassung</w:t>
+      </w:r>
+    </w:p>
+    <w:p>
+      <w:r>
+        <w:t>Diese Seite ist der öffentliche Einstieg in die Methodik. Vertiefungen, Downloads und Arbeitsmaterial stehen weiter unten gesammelt bereit.</w:t>
+      </w:r>
+    </w:p>
+    <w:p>
+      <w:r>
+        <w:t>Funktion</w:t>
+      </w:r>
+    </w:p>
+    <w:p>
+      <w:r>
+        <w:t>Was es leistet #</w:t>
+      </w:r>
+    </w:p>
+    <w:p>
+      <w:r>
+        <w:t>Datenqualität, Prüfstatus und Assurance sichern, dass Wirkungsdaten belastbar bleiben.</w:t>
+      </w:r>
+    </w:p>
+    <w:p>
+      <w:r>
+        <w:t>Anwendung</w:t>
+      </w:r>
+    </w:p>
+    <w:p>
+      <w:r>
+        <w:t>Angewendet in #</w:t>
+      </w:r>
+    </w:p>
+    <w:p>
+      <w:r>
+        <w:t>Impact Controlling, Produkte &amp; Konsum, Wirtschaft &amp; Unternehmen, Lieferketten und öffentlichen Steuerungsfragen.</w:t>
+      </w:r>
+    </w:p>
+    <w:p>
+      <w:r>
+        <w:t>Grenze</w:t>
+      </w:r>
+    </w:p>
+    <w:p>
+      <w:r>
+        <w:t>Nicht als Schönrechnung #</w:t>
+      </w:r>
+    </w:p>
+    <w:p>
+      <w:r>
+        <w:t>Das Werkzeug darf negative Wirkung, Datenlücken oder rote Linien nicht verdecken.</w:t>
+      </w:r>
+    </w:p>
+    <w:p>
+      <w:r>
+        <w:t>Methoden &amp; Werkzeuge</w:t>
+      </w:r>
+    </w:p>
+    <w:p>
+      <w:r>
+        <w:t>Werkzeuge in diesem Bereich #</w:t>
+      </w:r>
+    </w:p>
+    <w:p>
+      <w:r>
+        <w:t>Impact Controlling ist der Methodenrahmen. Interaktive Rechner werden als Rechner bezeichnet; statische Zielseiten führen als Methodik oder Dossier weiter.</w:t>
+      </w:r>
+    </w:p>
+    <w:p>
+      <w:r>
+        <w:t>Prüflogik</w:t>
+      </w:r>
+    </w:p>
+    <w:p>
+      <w:r>
+        <w:t>Datenqualität &amp; Assurance</w:t>
+      </w:r>
+    </w:p>
+    <w:p>
+      <w:r>
+        <w:t>Datenqualität, Prüfstatus und Assurance sichern, dass Wirkungsdaten nicht zur Simulation werden.</w:t>
+      </w:r>
+    </w:p>
+    <w:p>
+      <w:r>
+        <w:t>Warum hier relevant? Impact Controlling braucht Verlässlichkeit, Versionierung und auditierbare Quellen.</w:t>
+      </w:r>
+    </w:p>
+    <w:p>
+      <w:r>
+        <w:t>Tool-Suite</w:t>
+      </w:r>
+    </w:p>
+    <w:p>
+      <w:r>
+        <w:t>Methoden in Werkzeuglogik übersetzen #</w:t>
+      </w:r>
+    </w:p>
+    <w:p>
+      <w:r>
+        <w:t>Die Methodenpapiere beschreiben die fachliche Logik. Die Karten führen zu Methodenseiten; sie versprechen keine Interaktion, wenn keine Bedienoberfläche vorhanden ist.</w:t>
+      </w:r>
+    </w:p>
+    <w:p>
+      <w:r>
+        <w:t>Methode</w:t>
+      </w:r>
+    </w:p>
+    <w:p>
+      <w:r>
+        <w:t>WÖk-ID-Browser</w:t>
+      </w:r>
+    </w:p>
+    <w:p>
+      <w:r>
+        <w:t>Wirkungsindikatoren, Quellen, SDG-Bezüge, Datenqualität und Versionen nachvollziehbar ordnen.</w:t>
+      </w:r>
+    </w:p>
+    <w:p>
+      <w:r>
+        <w:t>Methodik</w:t>
+      </w:r>
+    </w:p>
+    <w:p>
+      <w:r>
+        <w:t>Scorecard-Generator</w:t>
+      </w:r>
+    </w:p>
+    <w:p>
+      <w:r>
+        <w:t>Aus WÖk-IDs, Benchmarks und Datenqualität eine prüfbare Bewertungsoberfläche ableiten.</w:t>
+      </w:r>
+    </w:p>
+    <w:p>
+      <w:r>
+        <w:t>Methodik</w:t>
+      </w:r>
+    </w:p>
+    <w:p>
+      <w:r>
+        <w:t>NWI-Rechner</w:t>
+      </w:r>
+    </w:p>
+    <w:p>
+      <w:r>
+        <w:t>Positive, negative und neutrale Wirkung ohne freie Kompensation zusammenführen.</w:t>
+      </w:r>
+    </w:p>
+    <w:p>
+      <w:r>
+        <w:t>Methodik</w:t>
+      </w:r>
+    </w:p>
+    <w:p>
+      <w:r>
+        <w:t>IOI-Rechner</w:t>
+      </w:r>
+    </w:p>
+    <w:p>
+      <w:r>
+        <w:t>Positive Netto-Wirkung je investiertem Euro, Budget oder Kapitaleinsatz sichtbar machen.</w:t>
+      </w:r>
+    </w:p>
+    <w:p>
+      <w:pPr>
+        <w:pStyle w:val="Heading3"/>
+      </w:pPr>
+      <w:r>
+        <w:t>Quellenanker: Wirkungsökonomie · Detailkonzept Datenqualität und Assurance · https://wirkungsoekonomie.de/werkzeuge/impact-controlling/detailkonzepte/datenqualitaet-assurance/ · Druckdatum: 24.05.2026</w:t>
+      </w:r>
+    </w:p>
+    <w:p>
+      <w:r>
+        <w:t>Interne Quelle: werkzeuge/impact-controlling/detailkonzepte/datenqualitaet-assurance/index.html</w:t>
+      </w:r>
+    </w:p>
+    <w:p>
+      <w:r>
+        <w:t>Detailkonzept · Impact Controlling / T-SROI / NWI / WÖk-IDs / Scorecards</w:t>
+      </w:r>
+    </w:p>
+    <w:p>
+      <w:r>
+        <w:t>Prüfstatus, Quellenklarheit, Versionierung, Datenlücken und externe Sicherung.</w:t>
+      </w:r>
+    </w:p>
+    <w:p>
+      <w:r>
+        <w:t>Fachliche Onlinefassung mit politischer Anschlussfähigkeit, Werkzeugbezug und Arbeitsmaterial.</w:t>
+      </w:r>
+    </w:p>
+    <w:p>
+      <w:r>
+        <w:t>Onlinefassung</w:t>
+      </w:r>
+    </w:p>
+    <w:p>
+      <w:r>
+        <w:t>Du liest die Onlinefassung</w:t>
+      </w:r>
+    </w:p>
+    <w:p>
+      <w:r>
+        <w:t>Du liest die Onlinefassung dieses Detailkonzepts. Die Downloadfassung und die Druckfunktion findest du am Ende der Seite.</w:t>
+      </w:r>
+    </w:p>
+    <w:p>
+      <w:r>
+        <w:t>Kurzfassung und Ziel</w:t>
+      </w:r>
+    </w:p>
+    <w:p>
+      <w:r>
+        <w:t>Ausgangslage und alte Logik</w:t>
+      </w:r>
+    </w:p>
+    <w:p>
+      <w:r>
+        <w:t>Begriffliche Einordnung</w:t>
+      </w:r>
+    </w:p>
+    <w:p>
+      <w:r>
+        <w:t>Wirkungsökonomischer Perspektivwechsel</w:t>
+      </w:r>
+    </w:p>
+    <w:p>
+      <w:r>
+        <w:t>Systemarchitektur</w:t>
+      </w:r>
+    </w:p>
+    <w:p>
+      <w:r>
+        <w:t>Mess-, Daten- und Bewertungslogik</w:t>
+      </w:r>
+    </w:p>
+    <w:p>
+      <w:r>
+        <w:t>Politische Anschlussfähigkeit und Ausgestaltungsspielräume</w:t>
+      </w:r>
+    </w:p>
+    <w:p>
+      <w:r>
+        <w:t>Akteursperspektiven</w:t>
+      </w:r>
+    </w:p>
+    <w:p>
+      <w:r>
+        <w:t>Risiken, Nebenwirkungen und Schutzmechanismen</w:t>
+      </w:r>
+    </w:p>
+    <w:p>
+      <w:r>
+        <w:t>Umsetzung und Pilotierung</w:t>
+      </w:r>
+    </w:p>
+    <w:p>
+      <w:r>
+        <w:t>SDG-/SDG+-Bezug und WÖk-ID-Bezug</w:t>
+      </w:r>
+    </w:p>
+    <w:p>
+      <w:r>
+        <w:t>Buchanker, Glossar, Werkzeuge und Verknüpfungen</w:t>
+      </w:r>
+    </w:p>
+    <w:p>
+      <w:r>
+        <w:t>Politische Anschlussfähigkeit</w:t>
+      </w:r>
+    </w:p>
+    <w:p>
+      <w:r>
+        <w:t>Risiken, Nebenwirkungen und Schutz</w:t>
+      </w:r>
+    </w:p>
+    <w:p>
+      <w:r>
+        <w:t>Online-, Dossier- und Werkzeugbezug</w:t>
+      </w:r>
+    </w:p>
+    <w:p>
+      <w:r>
+        <w:t>Kurzfassung und Ziel #</w:t>
+      </w:r>
+    </w:p>
+    <w:p>
+      <w:r>
+        <w:t>Datenqualität und Assurance wird als fachlicher Unterbereich der Wirkungsökonomie online erklärt. Ziel ist eine öffentliche Langfassung mit fachlicher Einordnung, Bewertungspfad, politischem Rahmen und zitierfähigen Ankern.</w:t>
+      </w:r>
+    </w:p>
+    <w:p>
+      <w:r>
+        <w:t>Ausgangslage und alte Logik #</w:t>
+      </w:r>
+    </w:p>
+    <w:p>
+      <w:r>
+        <w:t>Die alte Logik betrachtet Datenqualität und Assurance häufig über isolierte Kennzahlen, Kosten, formale Zuständigkeiten oder kurzfristige Effizienz. Dadurch bleiben Nebenwirkungen, Folgekosten, Verdrängungen, Datenlücken und demokratische Rückkopplungen unsichtbar.</w:t>
+      </w:r>
+    </w:p>
+    <w:p>
+      <w:r>
+        <w:t>Begriffliche Einordnung #</w:t>
+      </w:r>
+    </w:p>
+    <w:p>
+      <w:r>
+        <w:t>Prüfstatus, Quellenklarheit, Versionierung, Datenlücken und externe Sicherung. Wirkung bedeutet hier die tatsächliche Veränderung von Zuständen. Sie kann positiv, negativ oder neutral sein und wird nicht automatisch als Fortschritt behandelt.</w:t>
+      </w:r>
+    </w:p>
+    <w:p>
+      <w:r>
+        <w:t>Wirkungsökonomischer Perspektivwechsel #</w:t>
+      </w:r>
+    </w:p>
+    <w:p>
+      <w:r>
+        <w:t>Der neue Maßstab ist positive Netto-Wirkung für Mensch, Planet und Demokratie. Entscheidungen werden nicht nur danach bewertet, ob sie zulässig oder profitabel sind, sondern welche Zustandsveränderungen sie erzeugen und welche Risiken sichtbar bleiben müssen.</w:t>
+      </w:r>
+    </w:p>
+    <w:p>
+      <w:r>
+        <w:t>Systemarchitektur #</w:t>
+      </w:r>
+    </w:p>
+    <w:p>
+      <w:r>
+        <w:t>Akteur:innen, Wirkungsträger, Wirkungsempfänger, Datenquellen, Regeln, Preise, Budgets, Förderlogiken und Korrekturverfahren werden als zusammenhängende Architektur verstanden. Der Unterbereich wird mit Übersicht, Arbeitsmaterial, Werkzeugen, Buchankern und öffentlichen Quellen verbunden.</w:t>
+      </w:r>
+    </w:p>
+    <w:p>
+      <w:r>
+        <w:t>Mess-, Daten- und Bewertungslogik #</w:t>
+      </w:r>
+    </w:p>
+    <w:p>
+      <w:r>
+        <w:t>WÖk-IDs, Scorecards, Benchmarks, Vertrauensstufen, NWI, T-SROI und Reverse Merit Order schaffen eine nachvollziehbare Bewertungslogik. Datenlücken werden als Datenlücken ausgewiesen und nicht als positive Wirkung interpretiert.</w:t>
+      </w:r>
+    </w:p>
+    <w:p>
+      <w:r>
+        <w:t>Politische Anschlussfähigkeit und Ausgestaltungsspielräume #</w:t>
+      </w:r>
+    </w:p>
+    <w:p>
+      <w:r>
+        <w:t>Der Unterbereich beschreibt keinen fertigen Parteibeschluss. Politik schafft Verfahren, Standards, Schutzrechte, Finanzierung, Evaluation und Korrektur. Unterschiedliche demokratische Wege bleiben möglich, solange Wirkung sichtbar, überprüfbar und korrigierbar bleibt.</w:t>
+      </w:r>
+    </w:p>
+    <w:p>
+      <w:r>
+        <w:t>Akteursperspektiven #</w:t>
+      </w:r>
+    </w:p>
+    <w:p>
+      <w:r>
+        <w:t>Relevant sind Bürger:innen, betroffene Gruppen, Unternehmen, Verwaltung, Politik, Wissenschaft, Zivilgesellschaft, Kommunen und Prüfinstitutionen. Jede Perspektive erhält andere Aufgaben, Rechte, Datenbedarfe und Schutzinteressen.</w:t>
+      </w:r>
+    </w:p>
+    <w:p>
+      <w:pPr>
+        <w:pStyle w:val="Heading3"/>
+      </w:pPr>
+      <w:r>
+        <w:t>Quellenanker: Wirkungsökonomie · Einzeldossier Datenqualität und Assurance · https://wirkungsoekonomie.de/werkzeuge/impact-controlling/dossiers/datenqualitaet-assurance/ · Druckdatum: 24.05.2026</w:t>
+      </w:r>
+    </w:p>
+    <w:p>
+      <w:r>
+        <w:t>Interne Quelle: werkzeuge/impact-controlling/dossiers/datenqualitaet-assurance/index.html</w:t>
+      </w:r>
+    </w:p>
+    <w:p>
+      <w:r>
+        <w:t>Einzeldossier · Impact Controlling / T-SROI / NWI / WÖk-IDs / Scorecards</w:t>
+      </w:r>
+    </w:p>
+    <w:p>
+      <w:r>
+        <w:t>Prüfstatus, Quellenklarheit, Versionierung, Datenlücken und externe Sicherung.</w:t>
+      </w:r>
+    </w:p>
+    <w:p>
+      <w:r>
+        <w:t>Praxisfrage, Bewertungsweg, Datenquellen, Annahmen, politische Optionen, Werkzeugbezug und Grenzen.</w:t>
+      </w:r>
+    </w:p>
+    <w:p>
+      <w:r>
+        <w:t>Onlinefassung</w:t>
+      </w:r>
+    </w:p>
+    <w:p>
+      <w:r>
+        <w:t>Du liest die Onlinefassung</w:t>
+      </w:r>
+    </w:p>
+    <w:p>
+      <w:r>
+        <w:t>Du liest die Onlinefassung dieses Dossiers. Die Downloadfassung und die Druckfunktion findest du am Ende der Seite.</w:t>
+      </w:r>
+    </w:p>
+    <w:p>
+      <w:r>
+        <w:t>Praxisfrage</w:t>
+      </w:r>
+    </w:p>
+    <w:p>
+      <w:r>
+        <w:t>Fallbeispiel oder Anwendungsszenario</w:t>
+      </w:r>
+    </w:p>
+    <w:p>
+      <w:r>
+        <w:t>Berechnungs-/Bewertungslogik</w:t>
+      </w:r>
+    </w:p>
+    <w:p>
+      <w:r>
+        <w:t>Datenquellen und Vertrauensstufen</w:t>
+      </w:r>
+    </w:p>
+    <w:p>
+      <w:r>
+        <w:t>Annahmenbox</w:t>
+      </w:r>
+    </w:p>
+    <w:p>
+      <w:r>
+        <w:t>Beispielrechnung oder Bewertungsmatrix</w:t>
+      </w:r>
+    </w:p>
+    <w:p>
+      <w:r>
+        <w:t>Ergebnisinterpretation</w:t>
+      </w:r>
+    </w:p>
+    <w:p>
+      <w:r>
+        <w:t>Bedeutung für Akteur:innen</w:t>
+      </w:r>
+    </w:p>
+    <w:p>
+      <w:r>
+        <w:t>Politische Umsetzungsoptionen</w:t>
+      </w:r>
+    </w:p>
+    <w:p>
+      <w:r>
+        <w:t>Tool-/Rechnerbezug</w:t>
+      </w:r>
+    </w:p>
+    <w:p>
+      <w:r>
+        <w:t>Grenzen und Missbrauchsschutz</w:t>
+      </w:r>
+    </w:p>
+    <w:p>
+      <w:r>
+        <w:t>Download und Arbeitsmaterial</w:t>
+      </w:r>
+    </w:p>
+    <w:p>
+      <w:r>
+        <w:t>Praxisfrage #</w:t>
+      </w:r>
+    </w:p>
+    <w:p>
+      <w:r>
+        <w:t>Woran lässt sich im Alltag, in Daten oder in Entscheidungen erkennen, dass Datenqualität und Assurance Wirkung erzeugt, verdeckt oder verschiebt?</w:t>
+      </w:r>
+    </w:p>
+    <w:p>
+      <w:r>
+        <w:t>Fallbeispiel oder Anwendungsszenario #</w:t>
+      </w:r>
+    </w:p>
+    <w:p>
+      <w:r>
+        <w:t>Prüfstatus, Quellenklarheit, Versionierung, Datenlücken und externe Sicherung. Das Dossier nutzt ein modellhaftes Anwendungsszenario, um die praktische Bewertbarkeit zu zeigen, ohne eine amtliche Einstufung zu behaupten.</w:t>
+      </w:r>
+    </w:p>
+    <w:p>
+      <w:r>
+        <w:t>Berechnungs-/Bewertungslogik #</w:t>
+      </w:r>
+    </w:p>
+    <w:p>
+      <w:r>
+        <w:t>Die Bewertung folgt einem transparenten Pfad: Kontext bestimmen, relevante SDGs und SDG+-Dimensionen wählen, WÖk-IDs zuordnen, Datenquellen bewerten, Scorecard bilden, rote Linien prüfen und Ergebnis mit Unsicherheit ausweisen.</w:t>
+      </w:r>
+    </w:p>
+    <w:p>
+      <w:r>
+        <w:t>Datenquellen und Vertrauensstufen #</w:t>
+      </w:r>
+    </w:p>
+    <w:p>
+      <w:r>
+        <w:t>Vertrauensstufen reichen von geprüften Primärdaten über berichtete Organisationsdaten und öffentliche Statistik bis zu Schätzwerten. Jede Stufe muss sichtbar bleiben.</w:t>
+      </w:r>
+    </w:p>
+    <w:p>
+      <w:r>
+        <w:t>Annahmenbox #</w:t>
+      </w:r>
+    </w:p>
+    <w:p>
+      <w:r>
+        <w:t>Annahmen werden offen markiert: Bewertungszeitraum, Einheit, räumlicher Kontext, Datenlücken, Gewichtung, rote Linien und Unsicherheiten.</w:t>
+      </w:r>
+    </w:p>
+    <w:p>
+      <w:r>
+        <w:t>Beispielrechnung oder Bewertungsmatrix #</w:t>
+      </w:r>
+    </w:p>
+    <w:p>
+      <w:r>
+        <w:t>Die Matrix arbeitet mit Kernfeldern, Schwellen, Vertrauensstufen und Nicht-Kompensation. Ein positiver Wert in einem Feld hebt eine schwere negative Wirkung in einem anderen Feld nicht automatisch auf.</w:t>
+      </w:r>
+    </w:p>
+    <w:p>
+      <w:r>
+        <w:t>Ergebnisinterpretation #</w:t>
+      </w:r>
+    </w:p>
+    <w:p>
+      <w:r>
+        <w:t>Das Ergebnis ist eine Entscheidungsvorlage, keine moralische Endbewertung. Es zeigt, wo positive Netto-Wirkung wahrscheinlich ist, wo Risiken bestehen und wo Nachprüfung nötig bleibt.</w:t>
+      </w:r>
+    </w:p>
+    <w:p>
+      <w:r>
+        <w:t>Bedeutung für Akteur:innen #</w:t>
+      </w:r>
+    </w:p>
+    <w:p>
+      <w:r>
+        <w:t>Bürger:innen erhalten Verständlichkeit, Organisationen Steuerungswissen, Politik bessere Entscheidungsgrundlagen, Verwaltung Prüfpfade und Wissenschaft Anschlussfähigkeit an Daten und Methoden.</w:t>
+      </w:r>
+    </w:p>
+    <w:p>
+      <w:r>
+        <w:t>Politische Umsetzungsoptionen #</w:t>
+      </w:r>
+    </w:p>
+    <w:p>
+      <w:r>
+        <w:t>Möglich sind Marktanreize, Regulierung, Förderung, öffentliche Infrastruktur, kommunale Pilotierung, soziale Abfederung, Datenstandards, Beschaffung und Rechtsschutz. Die konkrete Gewichtung bleibt demokratisch.</w:t>
+      </w:r>
+    </w:p>
+    <w:p>
+      <w:r>
+        <w:t>Tool-/Rechnerbezug #</w:t>
+      </w:r>
+    </w:p>
+    <w:p>
+      <w:pPr>
+        <w:pStyle w:val="Heading3"/>
+      </w:pPr>
+      <w:r>
+        <w:t>Quellenanker: WÖk-Präzisierungsbegriff / Prüfbegriff</w:t>
+      </w:r>
+    </w:p>
+    <w:p>
+      <w:r>
+        <w:t>Interne Quelle: begriffe/wirkungsaudit/index.html</w:t>
+      </w:r>
+    </w:p>
+    <w:p>
+      <w:r>
+        <w:t>Ein Wirkungsaudit prüft, ob Wirkungsdaten, Scorecards, Bewertungen und Nachweise nachvollziehbar, plausibel und regelkonform sind.</w:t>
+      </w:r>
+    </w:p>
+    <w:p>
+      <w:r>
+        <w:t>Auf einen Blick</w:t>
+      </w:r>
+    </w:p>
+    <w:p>
+      <w:r>
+        <w:t>Ein Wirkungsaudit prüft, ob Wirkungsdaten, Scorecards, Bewertungen und Nachweise nachvollziehbar, plausibel und regelkonform sind.</w:t>
+      </w:r>
+    </w:p>
+    <w:p>
+      <w:r>
+        <w:t>Der Begriff gehört zum Bereich Prüfung, Audit &amp; Qualitätssicherung und dient der präzisen Wirkungsprüfung.</w:t>
+      </w:r>
+    </w:p>
+    <w:p>
+      <w:r>
+        <w:t>Wirkungsökonomisch fragt „Wirkungsaudit“ nach Zustandsveränderung, Bilanzgrenze, Datenqualität und Rückkopplung.</w:t>
+      </w:r>
+    </w:p>
+    <w:p>
+      <w:r>
+        <w:t>Er darf nicht als isoliertes Etikett genutzt werden, sondern braucht Bezug zu Mensch, Planet und Demokratie. Er ist besonders anschlussfähig an Wirkungsassurance, Wirkungsregister, Wirkungsrat.</w:t>
+      </w:r>
+    </w:p>
+    <w:p>
+      <w:r>
+        <w:t>Definition</w:t>
+      </w:r>
+    </w:p>
+    <w:p>
+      <w:r>
+        <w:t>Was bedeutet der Begriff?</w:t>
+      </w:r>
+    </w:p>
+    <w:p>
+      <w:r>
+        <w:t>Ein Wirkungsaudit ist eine strukturierte Prüfung von Wirkungsdaten, Wirkungsbewertungen und Wirkungsnachweisen. Es prüft Datenquellen, Systemgrenzen, WÖk-ID-Zuordnung, Indikatoren, Benchmarks, Scorecards, Datenqualität, Berechnungslogik, Reverse Merit Order, Wirkungsgrenzen, Nachweise, Unsicherheiten, Versionen, Korrekturen und Claim-zu-Daten-Abgleich.</w:t>
+      </w:r>
+    </w:p>
+    <w:p>
+      <w:r>
+        <w:t>Wirkungsökonomie</w:t>
+      </w:r>
+    </w:p>
+    <w:p>
+      <w:r>
+        <w:t>Einordnung in der Wirkungsökonomie</w:t>
+      </w:r>
+    </w:p>
+    <w:p>
+      <w:r>
+        <w:t>Das Wirkungsaudit ist der konkrete Prüfprozess der Wirkungsökonomie. Es schützt vor Wirkungssimulation, Greenwashing, Impact-Washing, SDG-Washing und Scheingenauigkeit.</w:t>
+      </w:r>
+    </w:p>
+    <w:p>
+      <w:r>
+        <w:t>Verwendung</w:t>
+      </w:r>
+    </w:p>
+    <w:p>
+      <w:r>
+        <w:t>Verwendung</w:t>
+      </w:r>
+    </w:p>
+    <w:p>
+      <w:r>
+        <w:t>Audit nicht mit Assurance gleichsetzen: Das Audit ist der Prüfprozess, Assurance die unabhängige Absicherung oder Prüfbestätigung.</w:t>
+      </w:r>
+    </w:p>
+    <w:p>
+      <w:r>
+        <w:t>Abgrenzung</w:t>
+      </w:r>
+    </w:p>
+    <w:p>
+      <w:r>
+        <w:t>Abgrenzung</w:t>
+      </w:r>
+    </w:p>
+    <w:p>
+      <w:r>
+        <w:t>Finanzprüfung: prüft finanzielle Ordnungsmäßigkeit; Wirkungsaudit prüft Wirkungsangaben und Bewertungslogik.</w:t>
+      </w:r>
+    </w:p>
+    <w:p>
+      <w:r>
+        <w:t>Nachhaltigkeitsbericht: ist Datenquelle oder Prüfgegenstand, nicht das Audit.</w:t>
+      </w:r>
+    </w:p>
+    <w:p>
+      <w:r>
+        <w:t>ESG-Rating: schätzt ein; Audit prüft Nachweise und Prozess.</w:t>
+      </w:r>
+    </w:p>
+    <w:p>
+      <w:r>
+        <w:t>Wirkungsassurance: ist die unabhängige Absicherung oder Prüfbestätigung; Audit ist der konkrete Prüfprozess.</w:t>
+      </w:r>
+    </w:p>
+    <w:p>
+      <w:r>
+        <w:t>Monitoring: beobachtet laufend; Audit prüft regelhaft und dokumentiert.</w:t>
+      </w:r>
+    </w:p>
+    <w:p>
+      <w:r>
+        <w:t>Greenwashing-Prüfung: ist ein Teilbereich.</w:t>
+      </w:r>
+    </w:p>
+    <w:p>
+      <w:r>
+        <w:t>Vertiefung</w:t>
+      </w:r>
+    </w:p>
+    <w:p>
+      <w:r>
+        <w:t>Vertiefte Begriffsstruktur</w:t>
+      </w:r>
+    </w:p>
+    <w:p>
+      <w:r>
+        <w:t>Kurzdefinition / Hover</w:t>
+      </w:r>
+    </w:p>
+    <w:p>
+      <w:r>
+        <w:t>Ein Wirkungsaudit prüft, ob Wirkungsdaten, Scorecards, Bewertungen und Nachweise nachvollziehbar, plausibel und regelkonform sind.</w:t>
+      </w:r>
+    </w:p>
+    <w:p>
+      <w:r>
+        <w:t>Auf einen Blick</w:t>
       </w:r>
     </w:p>
     <w:p>
@@ -1433,7 +2644,42 @@
         <w:pStyle w:val="ListBullet"/>
       </w:pPr>
       <w:r>
-        <w:t>Begriffstrennung: Wirkung, Wirkungspotenzial, Wirkungsrisiko.</w:t>
+        <w:t>prüft Datenquellen, Systemgrenzen, Bewertungslogik, Nachweise und Rückkopplung - fragt, ob ein Wirkungswert nachvollziehbar zustande gekommen ist - schützt vor Greenwashing, Impact-Washing, SDG-Washing, KPI-Gaming und Wirkungssimulation - unterscheidet Wirkung, Wirkungspotenzial, Wirkungsrisiko und behauptete Wirkung - braucht Audit-Trail, Datenqualität, Versionierung, Prüfstatus und Rechtsschutz - Grundlage für Assurance, Register, Wirkungssteuer und Beschaffung - garantiert keine positive Wirkung</w:t>
+      </w:r>
+    </w:p>
+    <w:p>
+      <w:r>
+        <w:t>Hauptdefinition</w:t>
+      </w:r>
+    </w:p>
+    <w:p>
+      <w:r>
+        <w:t>Ein Wirkungsaudit untersucht, ob angegebene Wirkungen eines Produkts, Unternehmens, Projekts, Kapitalflusses, Gesetzes, Medienformats oder Programms nachvollziehbar, plausibel, methodisch korrekt und regelkonform ermittelt wurden. Es kann bestätigen, begrenzen oder zurückweisen, dass eine Wirkungsbehauptung ausreichend belegt ist. Ein gutes Audit kann auch feststellen, dass eine Angabe nur Wirkungspotenzial beschreibt oder als Wirkungssimulation einzustufen ist.</w:t>
+      </w:r>
+    </w:p>
+    <w:p>
+      <w:r>
+        <w:t>Wirkungsökonomische Relevanz</w:t>
+      </w:r>
+    </w:p>
+    <w:p>
+      <w:r>
+        <w:t>Wenn Wirkung steuerungsrelevant wird, braucht sie belastbare Prüfung. Steuerentlastung, Finanzierung, Beschaffung, Förderung, Versicherbarkeit oder Marketingclaims dürfen nicht auf ungeprüften Behauptungen beruhen. Ohne Wirkungsaudit drohen Kennzahlenoptimierung statt Zustandsveränderung, versteckte Datenlücken, überhöhte Scores und die Verrechnung schwerer negativer Wirkungen durch positive Nebenfelder.</w:t>
+      </w:r>
+    </w:p>
+    <w:p>
+      <w:r>
+        <w:t>Wirkungsökonomische Sicht &amp; Einordnung</w:t>
+      </w:r>
+    </w:p>
+    <w:p>
+      <w:r>
+        <w:t>Das Wirkungsaudit nutzt Prinzipien wie Nachvollziehbarkeit, Belegprüfung, Prüftiefe, Wesentlichkeit, Dokumentation, Unabhängigkeit und Prüfpfad, ist aber keine bloße Finanzprüfung. Es verbindet empirische Datenprüfung, methodische Prüfung von WÖk-IDs, Benchmarks und Scorecards sowie wirkungslogische Prüfung: Ist die behauptete Wirkung wirklich Wirkung oder nur Output, Absicht, Image, Potenzial oder Simulation?</w:t>
+      </w:r>
+    </w:p>
+    <w:p>
+      <w:r>
+        <w:t>Abgrenzung: Nicht verwechseln mit</w:t>
       </w:r>
     </w:p>
     <w:p>
@@ -1441,7 +2687,160 @@
         <w:pStyle w:val="ListBullet"/>
       </w:pPr>
       <w:r>
-        <w:t>Anwendungsszenarien: Auslöser, Wirkpfad, Wirkungsempfänger und Rückkopplung an einem Fall.</w:t>
+        <w:t>Finanzprüfung: prüft finanzielle Ordnungsmäßigkeit; Wirkungsaudit prüft Wirkungsangaben und Bewertungslogik. - Nachhaltigkeitsbericht: ist Datenquelle oder Prüfgegenstand, nicht das Audit. - ESG-Rating: schätzt ein; Audit prüft Nachweise und Prozess. - Wirkungsassurance: ist die unabhängige Absicherung oder Prüfbestätigung; Audit ist der konkrete Prüfprozess. - Monitoring: beobachtet laufend; Audit prüft regelhaft und dokumentiert. - Greenwashing-Prüfung: ist ein Teilbereich.</w:t>
+      </w:r>
+    </w:p>
+    <w:p>
+      <w:pPr>
+        <w:pStyle w:val="Heading3"/>
+      </w:pPr>
+      <w:r>
+        <w:t>Quellenanker: Anschlussbegriff / WÖk-Präzisierung</w:t>
+      </w:r>
+    </w:p>
+    <w:p>
+      <w:r>
+        <w:t>Interne Quelle: begriffe/wirkungsassurance/index.html</w:t>
+      </w:r>
+    </w:p>
+    <w:p>
+      <w:r>
+        <w:t>Wirkungsassurance bezeichnet die unabhängige Prüfung und Absicherung von Wirkungsdaten und Wirkungsbewertungen.</w:t>
+      </w:r>
+    </w:p>
+    <w:p>
+      <w:r>
+        <w:t>Auf einen Blick</w:t>
+      </w:r>
+    </w:p>
+    <w:p>
+      <w:r>
+        <w:t>Wirkungsassurance bezeichnet die unabhängige Prüfung und Absicherung von Wirkungsdaten und Wirkungsbewertungen.</w:t>
+      </w:r>
+    </w:p>
+    <w:p>
+      <w:r>
+        <w:t>Der Begriff gehört zum Bereich Prüfung, Assurance &amp; Vertrauen und dient der präzisen Wirkungsprüfung.</w:t>
+      </w:r>
+    </w:p>
+    <w:p>
+      <w:r>
+        <w:t>Wirkungsökonomisch fragt „Wirkungsassurance“ nach Zustandsveränderung, Bilanzgrenze, Datenqualität und Rückkopplung.</w:t>
+      </w:r>
+    </w:p>
+    <w:p>
+      <w:r>
+        <w:t>Er darf nicht als isoliertes Etikett genutzt werden, sondern braucht Bezug zu Mensch, Planet und Demokratie. Er ist besonders anschlussfähig an Wirkungsaudit, Wirkungsregister, Wirkungsrat.</w:t>
+      </w:r>
+    </w:p>
+    <w:p>
+      <w:r>
+        <w:t>Definition</w:t>
+      </w:r>
+    </w:p>
+    <w:p>
+      <w:r>
+        <w:t>Was bedeutet der Begriff?</w:t>
+      </w:r>
+    </w:p>
+    <w:p>
+      <w:r>
+        <w:t>Wirkungsassurance ist die unabhängige Absicherung von Wirkungsinformationen. Sie bestätigt, ob Wirkungsdaten, Scorecards, Berichte oder Claims nach definiertem Prüfstandard, mit nachvollziehbarer Methode und ausreichender Unabhängigkeit erstellt wurden.</w:t>
+      </w:r>
+    </w:p>
+    <w:p>
+      <w:r>
+        <w:t>Wirkungsökonomie</w:t>
+      </w:r>
+    </w:p>
+    <w:p>
+      <w:r>
+        <w:t>Einordnung in der Wirkungsökonomie</w:t>
+      </w:r>
+    </w:p>
+    <w:p>
+      <w:r>
+        <w:t>Wirkungsassurance ist der Vertrauensanker zwischen Wirkungsdaten, Öffentlichkeit, Markt, Staat und Kapital. Sie schafft Belastbarkeit, ohne positive Wirkung zu garantieren.</w:t>
+      </w:r>
+    </w:p>
+    <w:p>
+      <w:r>
+        <w:t>Verwendung</w:t>
+      </w:r>
+    </w:p>
+    <w:p>
+      <w:r>
+        <w:t>Verwendung</w:t>
+      </w:r>
+    </w:p>
+    <w:p>
+      <w:r>
+        <w:t>Assurance nie als Garantie positiver Wirkung formulieren. Sie beschreibt Prüfniveau, Umfang, Unabhängigkeit, Grenzen und Unsicherheit.</w:t>
+      </w:r>
+    </w:p>
+    <w:p>
+      <w:r>
+        <w:t>Abgrenzung</w:t>
+      </w:r>
+    </w:p>
+    <w:p>
+      <w:r>
+        <w:t>Abgrenzung</w:t>
+      </w:r>
+    </w:p>
+    <w:p>
+      <w:r>
+        <w:t>Wirkungsaudit: Audit ist der Prüfprozess; Assurance ist die unabhängige Absicherung oder Prüfbestätigung.</w:t>
+      </w:r>
+    </w:p>
+    <w:p>
+      <w:r>
+        <w:t>Garantie: Assurance garantiert keine positive oder dauerhafte Wirkung.</w:t>
+      </w:r>
+    </w:p>
+    <w:p>
+      <w:r>
+        <w:t>Zertifikat: kann Ergebnis sein, ist ohne Prüfpfad aber zu schwach.</w:t>
+      </w:r>
+    </w:p>
+    <w:p>
+      <w:r>
+        <w:t>Rating: bewertet; Assurance prüft Belastbarkeit von Daten und Bewertung.</w:t>
+      </w:r>
+    </w:p>
+    <w:p>
+      <w:r>
+        <w:t>Nachhaltigkeitsbericht: ist Prüfgegenstand, nicht Ersatz.</w:t>
+      </w:r>
+    </w:p>
+    <w:p>
+      <w:r>
+        <w:t>Wirkungsrat: setzt und überwacht Methodenlogik; Assurance erfolgt durch unabhängige Prüfstellen oder geregelte Prozesse.</w:t>
+      </w:r>
+    </w:p>
+    <w:p>
+      <w:r>
+        <w:t>Vertiefung</w:t>
+      </w:r>
+    </w:p>
+    <w:p>
+      <w:r>
+        <w:t>Vertiefte Begriffsstruktur</w:t>
+      </w:r>
+    </w:p>
+    <w:p>
+      <w:r>
+        <w:t>Kurzdefinition / Hover</w:t>
+      </w:r>
+    </w:p>
+    <w:p>
+      <w:r>
+        <w:t>Wirkungsassurance bezeichnet die unabhängige Prüfung und Absicherung von Wirkungsdaten und Wirkungsbewertungen.</w:t>
+      </w:r>
+    </w:p>
+    <w:p>
+      <w:r>
+        <w:t>Auf einen Blick</w:t>
       </w:r>
     </w:p>
     <w:p>
@@ -1449,7 +2848,42 @@
         <w:pStyle w:val="ListBullet"/>
       </w:pPr>
       <w:r>
-        <w:t>Missverständnisse: Reichweite, Aktivität, Reporting oder Absicht als Wirkung auszugeben.</w:t>
+        <w:t>schafft Vertrauen in Wirkungsdaten, Scorecards, Bewertungen und Berichte - garantiert nicht, dass eine Wirkung positiv ist - benennt Prüfungsniveau, Umfang und Sicherheit - baut auf Audit, Datenqualität, Audit-Trail, Methodenprüfung und Unabhängigkeit auf - wichtig für CSRD-/ESRS-Anschlussfähigkeit, Register, Steuer und Kapitalwirkung - schützt vor Wirkungssimulation, Scheingenauigkeit und unbelegten Claims - muss Unsicherheit offenlegen</w:t>
+      </w:r>
+    </w:p>
+    <w:p>
+      <w:r>
+        <w:t>Hauptdefinition</w:t>
+      </w:r>
+    </w:p>
+    <w:p>
+      <w:r>
+        <w:t>Wirkungsassurance prüft und bestätigt die Belastbarkeit von Wirkungsinformationen mit einem definierten Sicherheitsniveau. Sie kann sich auf Wirkungsdaten, WÖk-ID-Zuordnungen, Scorecards, Benchmarks, Endwerte, Reverse Merit Order, Wirkungsgrenzen, DPP-Daten, Registereinträge, T-SROI-Bewertungen, Wirkungsberichte, Marketingclaims und Wirkungshaushalte beziehen. Assurance bedeutet nicht, dass jede berichtete Wirkung positiv oder endgültig wahr ist, sondern dass ein qualifizierter Prüfprozess stattgefunden hat.</w:t>
+      </w:r>
+    </w:p>
+    <w:p>
+      <w:r>
+        <w:t>Wirkungsökonomische Relevanz</w:t>
+      </w:r>
+    </w:p>
+    <w:p>
+      <w:r>
+        <w:t>Je stärker Wirkungsdaten Preise, Steuern, Kapitalzugang, Beschaffung, Förderung, Versicherbarkeit, Reputation und politische Entscheidungen beeinflussen, desto wichtiger wird Vertrauen. Wirkungsassurance begrenzt Vertrauensrisiken, Manipulationsrisiken und Scheingenauigkeit, indem sie offenlegt, was geprüft wurde, nach welchem Standard, mit welcher Tiefe, mit welchen Unsicherheiten und mit welchem Ergebnis.</w:t>
+      </w:r>
+    </w:p>
+    <w:p>
+      <w:r>
+        <w:t>Wirkungsökonomische Sicht &amp; Einordnung</w:t>
+      </w:r>
+    </w:p>
+    <w:p>
+      <w:r>
+        <w:t>Die WÖk braucht Assurance, darf sie aber nicht überhöhen. Assurance ersetzt nicht Wirklichkeit und ist kein Wahrheitsmonopol. Sie muss unabhängig, methodenklar, unsicherheitsklar und korrigierbar sein. Frühere Bestätigungen müssen versionierbar bleiben, wenn Daten, Benchmarks oder Methoden sich ändern.</w:t>
+      </w:r>
+    </w:p>
+    <w:p>
+      <w:r>
+        <w:t>Abgrenzung: Nicht verwechseln mit</w:t>
       </w:r>
     </w:p>
     <w:p>
@@ -1457,7 +2891,477 @@
         <w:pStyle w:val="ListBullet"/>
       </w:pPr>
       <w:r>
-        <w:t>Transfer: positive Netto-Wirkung unter Nichtkompensation und, wo passend, Reverse Merit Order begründen.</w:t>
+        <w:t>Wirkungsaudit: Audit ist der Prüfprozess; Assurance ist die unabhängige Absicherung oder Prüfbestätigung. - Garantie: Assurance garantiert keine positive oder dauerhafte Wirkung. - Zertifikat: kann Ergebnis sein, ist ohne Prüfpfad aber zu schwach. - Rating: bewertet; Assurance prüft Belastbarkeit von Daten und Bewertung. - Nachhaltigkeitsbericht: ist Prüfgegenstand, nicht Ersatz. - Wirkungsrat: setzt und überwacht Methodenlogik; Assurance erfolgt durch unabhängige Prüfstellen oder geregelte Prozesse.</w:t>
+      </w:r>
+    </w:p>
+    <w:p>
+      <w:pPr>
+        <w:pStyle w:val="Heading3"/>
+      </w:pPr>
+      <w:r>
+        <w:t>Quellenanker: Kapitel 104 - Wirkungsmessung, Manipulation und Wirkungssimulation</w:t>
+      </w:r>
+    </w:p>
+    <w:p>
+      <w:r>
+        <w:t>Interne Quelle: referenz/kapitel-104-wirkungsmessung-manipulation-und-wirkungssimulation/index.html</w:t>
+      </w:r>
+    </w:p>
+    <w:p>
+      <w:r>
+        <w:t>Je wichtiger Wirkung wird, desto größer wird der Anreiz, Wirkung zu behaupten, zu inszenieren oder zu simulieren. Das ist kein Randproblem der Wirkungsökonomie. Es ist ihr zentraler methodischer Stresstest.</w:t>
+      </w:r>
+    </w:p>
+    <w:p>
+      <w:r>
+        <w:t>Denn jede Steuerungsgröße erzeugt Anpassungsverhalten. Wenn Kapital zählt, wird Kapital optimiert. Wenn Gewinn zählt, wird Gewinn optimiert. Wenn Reichweite zählt, wird Reichweite optimiert. Wenn Wirkung zählt, wird auch Wirkung optimiert. Das kann positiv sein, wenn reale Zustände verbessert werden. Es kann aber destruktiv werden, wenn Akteure lernen, nicht die Wirkung selbst zu verbessern, sondern die Darstellung von Wirkung.</w:t>
+      </w:r>
+    </w:p>
+    <w:p>
+      <w:r>
+        <w:t>Dann entsteht Wirkungssimulation.</w:t>
+      </w:r>
+    </w:p>
+    <w:p>
+      <w:r>
+        <w:t>Wirkungssimulation bedeutet: Eine Handlung, Organisation, Investition, Kommunikation oder politische Maßnahme erzeugt den Anschein positiver Wirkung, ohne die zugrunde liegenden Zustände entsprechend zu verändern. Sie sieht nach Wirkung aus. Sie spricht die Sprache der Wirkung. Sie nutzt Indikatoren, Berichte, Labels, Zielbezüge, Kampagnen, Bilder, Versprechen oder Nachhaltigkeitsrhetorik. Aber sie erzeugt keine ausreichende reale Zustandsverbesserung - oder sie verdeckt negative Wirkungen an anderer Stelle.</w:t>
+      </w:r>
+    </w:p>
+    <w:p>
+      <w:r>
+        <w:t>Die Wirkungsökonomie muss diese Gefahr offen benennen. Wenn sie Wirkung zur zentralen Steuerungsgröße macht, muss sie verhindern, dass Wirkung selbst zur neuen Oberfläche wird.</w:t>
+      </w:r>
+    </w:p>
+    <w:p>
+      <w:r>
+        <w:t>Greenwashing, ESG-Theater, SDG-Washing, Impact-Washing, symbolische Politik, KPI-Gaming, moralische Selbsttäuschung und performative Verantwortung sind deshalb keine Nebenphänomene. Sie sind die Schattenseite jeder Ordnung, die Wirkung sichtbar macht. Je stärker Wirkung Anerkennung, Kapitalzugang, Marktposition, politische Legitimation oder Steuerentlastung beeinflusst, desto stärker wächst der Anreiz, Wirkung zu simulieren.</w:t>
+      </w:r>
+    </w:p>
+    <w:p>
+      <w:r>
+        <w:t>Dieses Kapitel erklärt, warum das geschieht, welche Formen Wirkungssimulation annimmt und wie die Wirkungsökonomie sich dagegen schützen muss.</w:t>
+      </w:r>
+    </w:p>
+    <w:p>
+      <w:pPr>
+        <w:pStyle w:val="Heading3"/>
+      </w:pPr>
+      <w:r>
+        <w:t>104.1 Warum jede Kennzahl manipulierbar wird</w:t>
+      </w:r>
+    </w:p>
+    <w:p>
+      <w:r>
+        <w:t>Sobald eine Kennzahl zur Steuerungsgröße wird, verändert sich das Verhalten derer, die an ihr gemessen werden. Das ist keine Besonderheit von Nachhaltigkeit. Es ist ein allgemeines Steuerungsproblem.</w:t>
+      </w:r>
+    </w:p>
+    <w:p>
+      <w:r>
+        <w:t>Goodhart’s Law beschreibt diesen Zusammenhang zugespitzt: Wenn ein Maß zur Zielgröße wird, verliert es leicht seine Qualität als Maß. Campbell’s Law formuliert ähnlich, dass quantitative Indikatoren, die für soziale Entscheidungen verwendet werden, anfällig für Verfälschung und Verhaltensverzerrung werden.</w:t>
+      </w:r>
+    </w:p>
+    <w:p>
+      <w:r>
+        <w:t>Das gilt für Schulnoten, Kriminalstatistiken, Krankenhauskennzahlen, Verkaufsziele, Produktivitätsvorgaben, Haushaltsmittel, Forschungsmetriken, Reichweitenzahlen und Nachhaltigkeitsindikatoren. Sobald Akteure wissen, welche Größe belohnt wird, können sie versuchen, genau diese Größe zu optimieren - unabhängig davon, ob sich die dahinterliegende Wirklichkeit verbessert.</w:t>
+      </w:r>
+    </w:p>
+    <w:p>
+      <w:r>
+        <w:t>In der alten Ökonomie geschieht das ständig. Unternehmen können Gewinne verbessern, indem sie Kosten externalisieren. Plattformen können Reichweite steigern, indem sie Erregung verstärken. Verwaltungen können Mittelabfluss als Erfolg darstellen, obwohl die Wirkung unklar bleibt. Politik kann Maßnahmen zählen, ohne Zustände zu verbessern. Unternehmen können Nachhaltigkeitsberichte ausbauen, ohne ihre Steuerungslogik zu verändern.</w:t>
+      </w:r>
+    </w:p>
+    <w:p>
+      <w:r>
+        <w:t>Die Wirkungsökonomie darf deshalb nicht glauben, sie sei gegen Manipulation immun, nur weil ihr Maßstab besser ist. Ein besserer Maßstab kann ebenfalls pervertiert werden, wenn er falsch operationalisiert wird.</w:t>
+      </w:r>
+    </w:p>
+    <w:p>
+      <w:r>
+        <w:t>Je wertvoller Wirkung wird, desto wertvoller wird die Simulation von Wirkung.</w:t>
+      </w:r>
+    </w:p>
+    <w:p>
+      <w:pPr>
+        <w:pStyle w:val="Heading3"/>
+      </w:pPr>
+      <w:r>
+        <w:t>104.2 Wirkungssimulation als neue Form der Scheinleistung</w:t>
+      </w:r>
+    </w:p>
+    <w:p>
+      <w:r>
+        <w:t>Wirkungssimulation ist eine Form von Scheinleistung. Sie erzeugt sichtbare Aktivität, Sprache, Berichte, Kampagnen oder Kennzahlen, aber keine entsprechende positive Zustandsveränderung.</w:t>
+      </w:r>
+    </w:p>
+    <w:p>
+      <w:r>
+        <w:t>Sie unterscheidet sich von Irrtum. Nicht jede falsche Wirkungsannahme ist Simulation. Komplexe Systeme sind unsicher. Eine Maßnahme kann gut begründet sein und trotzdem anders wirken als erwartet. Ein Unternehmen kann ehrliche Ziele verfolgen und methodische Fehler machen. Eine Politik kann ernsthaft präventiv handeln wollen und Nebenfolgen unterschätzen.</w:t>
+      </w:r>
+    </w:p>
+    <w:p>
+      <w:r>
+        <w:t>Wirkungssimulation beginnt dort, wo die Darstellung positiver Wirkung wichtiger wird als die reale Wirkung selbst. Sie beginnt, wenn ein Akteur ein Nachhaltigkeitsbild erzeugt, aber die zugrunde liegende Wirkung nicht ausreichend prüft. Sie beginnt, wenn einzelne positive Effekte hervorgehoben und zentrale negative Wirkungen verschwiegen werden. Sie beginnt, wenn Indikatoren so gewählt werden, dass sie das gewünschte Bild erzeugen. Sie beginnt, wenn Wirkungssprache zur Reputationsstrategie wird.</w:t>
+      </w:r>
+    </w:p>
+    <w:p>
+      <w:r>
+        <w:t>Wirkungssimulation kann absichtlich sein. Dann ist sie Täuschung.</w:t>
+      </w:r>
+    </w:p>
+    <w:p>
+      <w:r>
+        <w:t>Sie kann aber auch halbabsichtlich sein. Dann entsteht moralische Selbsttäuschung: Akteure glauben an ihre Wirkung, weil sie nur die Indikatoren sehen, die ihre Erzählung bestätigen. Sie verwechseln Absicht mit Wirkung, Aufwand mit Wirkung, Bericht mit Wirkung, Reichweite mit Wirkung oder Zielbezug mit Wirkung.</w:t>
+      </w:r>
+    </w:p>
+    <w:p>
+      <w:r>
+        <w:t>Gerade diese zweite Form ist gefährlich, weil sie gesellschaftlich weit verbreitet ist. Viele Organisationen wollen gut wirken. Aber sie prüfen nicht streng genug, ob sie tatsächlich wirken.</w:t>
+      </w:r>
+    </w:p>
+    <w:p>
+      <w:pPr>
+        <w:pStyle w:val="Heading3"/>
+      </w:pPr>
+      <w:r>
+        <w:t>104.3 Greenwashing und die Illusion ökologischer Wirkung</w:t>
+      </w:r>
+    </w:p>
+    <w:p>
+      <w:r>
+        <w:t>Greenwashing ist die bekannteste Form der Wirkungssimulation. Es entsteht, wenn ökologische Verantwortung behauptet, übertrieben, selektiv dargestellt oder irreführend kommuniziert wird.</w:t>
+      </w:r>
+    </w:p>
+    <w:p>
+      <w:r>
+        <w:t>Die Europäische Kommission begründet ihre Green-Claims-Initiative ausdrücklich mit der Notwendigkeit, Greenwashing zu bekämpfen und Verbraucherinnen und Verbraucher vor irreführenden Umweltangaben zu schützen. Auf ihrer Green-Claims-Seite nennt sie unter anderem, dass 53 Prozent der geprüften Umweltangaben vage, irreführende oder unbegründete Informationen enthielten, 40 Prozent keine stützenden Belege hatten und die Vielzahl von Nachhaltigkeitslabels sehr unterschiedliche Transparenzniveaus aufweist.</w:t>
+      </w:r>
+    </w:p>
+    <w:p>
+      <w:r>
+        <w:t>Die EU-Richtlinie 2024/825 verschärft zudem den Verbraucherschutz gegen unfaire Praktiken im Kontext grüner Transformation. Sie adressiert unter anderem Nachhaltigkeitslabel ohne Zertifizierungssystem oder öffentliche Grundlage, allgemeine Umweltbehauptungen ohne nachweisbare anerkannte hervorragende Umweltleistung, Umweltbehauptungen über das gesamte Produkt oder Unternehmen, die sich tatsächlich nur auf einen Teilaspekt beziehen, sowie Behauptungen klimaneutraler, reduzierter oder positiver Treibhausgaswirkung, wenn diese auf Kompensation beruhen.</w:t>
+      </w:r>
+    </w:p>
+    <w:p>
+      <w:r>
+        <w:t>Diese Regulierung zeigt, dass Greenwashing kein bloßes Kommunikationsproblem ist. Es ist ein Steuerungsproblem. Wenn ein Produkt grün erscheint, ohne tatsächlich entsprechend zu wirken, werden Verbraucherentscheidungen verzerrt. Kapital kann falsch fließen. Verantwortliche Unternehmen verlieren Wettbewerbsvorteile. Destruktive Wirkung bleibt verdeckt. Vertrauen sinkt.</w:t>
+      </w:r>
+    </w:p>
+    <w:p>
+      <w:r>
+        <w:t>Für die Wirkungsökonomie folgt daraus: Umweltwirkung darf nicht aus Sprache abgeleitet werden. Sie muss aus Daten, Kontext, Lebenszyklus, Lieferkette, Nutzung, Entsorgung, Systemwirkung und Nichtkompensation abgeleitet werden.</w:t>
+      </w:r>
+    </w:p>
+    <w:p>
+      <w:r>
+        <w:t>Ein Produkt ist nicht nachhaltig, weil es so genannt wird. Es ist nur dann wirkungspositiv, wenn seine Zustandsveränderungen belastbar nachvollziehbar sind.</w:t>
+      </w:r>
+    </w:p>
+    <w:p>
+      <w:pPr>
+        <w:pStyle w:val="Heading3"/>
+      </w:pPr>
+      <w:r>
+        <w:t>104.4 ESG-Theater und Nachhaltigkeit als Bühnenbild</w:t>
+      </w:r>
+    </w:p>
+    <w:p>
+      <w:r>
+        <w:t>ESG-Theater entsteht, wenn Nachhaltigkeit institutionell sichtbar wird, aber nicht tief genug in Entscheidungen zurückwirkt.</w:t>
+      </w:r>
+    </w:p>
+    <w:p>
+      <w:r>
+        <w:t>Das Unternehmen berichtet. Das Portfolio klassifiziert. Die Bank fragt Daten ab. Das Management formuliert Ziele. Die Webseite zeigt SDG-Symbole. Der Bericht enthält Klimakapitel, Diversity-Ziele, Governance-Kennzahlen und Lieferkettenversprechen. Alles sieht nach Verantwortung aus.</w:t>
+      </w:r>
+    </w:p>
+    <w:p>
+      <w:r>
+        <w:t>Aber die Kernfrage bleibt offen: Was verändert sich dadurch tatsächlich?</w:t>
+      </w:r>
+    </w:p>
+    <w:p>
+      <w:r>
+        <w:t>ESG-Theater ist nicht automatisch Betrug. Oft ist es eine Zwischenform. Daten werden erhoben, aber nicht in Preise, Steuern, Kapitalzugang, Beschaffung, Managementboni oder Produktentscheidungen zurückgeführt. Nachhaltigkeit wird sichtbar, aber nicht steuernd. Die Organisation erfüllt Erwartungen, ohne ihre innere Logik ausreichend zu verändern.</w:t>
+      </w:r>
+    </w:p>
+    <w:p>
+      <w:r>
+        <w:t>Die Europäische Wertpapier- und Marktaufsichtsbehörde ESMA hat Greenwashing im Finanzsektor als Aufsichtsthema behandelt. Ihr Final Report on Greenwashing von 2024 bewertet die Rolle der Aufsicht bei der Minderung von Greenwashing-Risiken und beschreibt eine schrittweise Verbesserung der Aufsichtspraxis in den kommenden Jahren.</w:t>
+      </w:r>
+    </w:p>
+    <w:p>
+      <w:r>
+        <w:t>Dass Aufsichtsbehörden Greenwashing im Finanzmarkt ausdrücklich adressieren, zeigt: Nachhaltigkeitssprache ist wirtschaftlich relevant geworden. Wenn Fonds, Banken, Versicherungen, Ratings oder Finanzprodukte mit Nachhaltigkeit werben, beeinflusst dies Kapitalflüsse. Damit entstehen neue Täuschungsanreize.</w:t>
+      </w:r>
+    </w:p>
+    <w:p>
+      <w:r>
+        <w:t>Die Wirkungsökonomie muss deshalb zwischen ESG-Sichtbarkeit und Wirkungsrückkopplung unterscheiden. Ein ESG-Bericht kann notwendige Daten liefern. Aber er ist noch kein Beweis positiver Wirkung. Ein ESG-Rating kann Hinweise geben. Aber es ersetzt keine Wirkungsanalyse. Ein nachhaltiger Fondsname kann Kapital lenken. Aber er darf keine Wirkung behaupten, die nicht belegt ist.</w:t>
+      </w:r>
+    </w:p>
+    <w:p>
+      <w:r>
+        <w:t>ESG-Theater endet erst dort, wo Nachhaltigkeitsdaten reale Entscheidungen verändern und negative Wirkungen nicht durch positive Einzelbilder verdeckt werden.</w:t>
+      </w:r>
+    </w:p>
+    <w:p>
+      <w:pPr>
+        <w:pStyle w:val="Heading3"/>
+      </w:pPr>
+      <w:r>
+        <w:t>Quellenanker: Kapitel 106 - Die Fehlbarkeit der Wirkungsökonomie</w:t>
+      </w:r>
+    </w:p>
+    <w:p>
+      <w:r>
+        <w:t>Interne Quelle: referenz/kapitel-106-die-fehlbarkeit-der-wirkungsoekonomie/index.html</w:t>
+      </w:r>
+    </w:p>
+    <w:p>
+      <w:r>
+        <w:t>Eine Wirkungsökonomie, die ihre eigene Fehlbarkeit nicht anerkennt, würde ihren Kern verraten. Sie würde Wirkung zur neuen Gewissheitsformel machen, obwohl Wirkung in komplexen Systemen nie vollständig vorhersagbar, nie vollständig messbar und nie endgültig bewertbar ist.</w:t>
+      </w:r>
+    </w:p>
+    <w:p>
+      <w:r>
+        <w:t>Dieses Kapitel schließt den Kritikteil deshalb nicht mit einer Verteidigung, sondern mit einer Begrenzung. Die Wirkungsökonomie darf nicht als fertige Maschine auftreten. Sie darf nicht behaupten, für jede Handlung, jedes Produkt, jede politische Maßnahme, jedes Unternehmen, jede Technologie und jeden Kapitalfluss von Beginn an die vollständige Wirkung bestimmen zu können. Sie darf nicht so tun, als ließe sich Gesellschaft exakt berechnen, wenn nur genug Daten vorhanden sind.</w:t>
+      </w:r>
+    </w:p>
+    <w:p>
+      <w:r>
+        <w:t>Das wäre Scheingenauigkeit.</w:t>
+      </w:r>
+    </w:p>
+    <w:p>
+      <w:r>
+        <w:t>Die Stärke der Wirkungsökonomie liegt nicht darin, unfehlbar zu sein. Ihre Stärke liegt darin, Fehler sichtbar, prüfbar und korrigierbar zu machen. Sie ersetzt nicht Unsicherheit durch Gewissheit. Sie ersetzt unsichtbare Unsicherheit durch markierte Unsicherheit. Sie ersetzt starre Steuerung durch lernende Rückkopplung. Sie ersetzt moralische Selbstgewissheit durch Wirkungsprüfung.</w:t>
+      </w:r>
+    </w:p>
+    <w:p>
+      <w:r>
+        <w:t>Eine fehlbare Wirkungsökonomie ist glaubwürdig. Eine unfehlbare wäre gefährlich.</w:t>
+      </w:r>
+    </w:p>
+    <w:p>
+      <w:pPr>
+        <w:pStyle w:val="Heading3"/>
+      </w:pPr>
+      <w:r>
+        <w:t>106.1 Warum Wirkung nie vollständig sicher ist</w:t>
+      </w:r>
+    </w:p>
+    <w:p>
+      <w:r>
+        <w:t>Wirkung entsteht in nichttrivialen Systemen. Menschen, Märkte, Unternehmen, Staaten, Medien, Natur, Kapitalflüsse, Technologien und Demokratien reagieren nicht wie einfache Maschinen. Sie haben Geschichte, Eigendynamik, Erwartungen, Routinen, Machtverhältnisse, Emotionen, kulturelle Prägungen, technische Infrastrukturen und Rückkopplungen.</w:t>
+      </w:r>
+    </w:p>
+    <w:p>
+      <w:r>
+        <w:t>Darum kann dieselbe Maßnahme in unterschiedlichen Wirkungsräumen unterschiedlich wirken. Ein CO2-Preis kann Emissionen senken, aber soziale Abwehr erzeugen, wenn Alternativen fehlen. Eine energetische Sanierung kann Klima schützen, aber Verdrängung auslösen, wenn Mietwirkung nicht begrenzt wird. Ein Bildungsprogramm kann Kompetenzen stärken, aber bestimmte Gruppen verfehlen, wenn Zugangshürden bestehen. Eine Plattformregel kann Desinformation reduzieren, aber neue Moderationsmacht erzeugen. Ein Wirkungsindikator kann Transparenz schaffen, aber auch Manipulationsanreize erzeugen.</w:t>
+      </w:r>
+    </w:p>
+    <w:p>
+      <w:r>
+        <w:t>Diese Unsicherheit ist kein Argument gegen Wirkungsmessung. Sie ist ein Argument gegen Überheblichkeit.</w:t>
+      </w:r>
+    </w:p>
+    <w:p>
+      <w:r>
+        <w:t>Die Wirkungsökonomie darf nicht so tun, als könne sie die Welt vollständig abbilden. Sie muss aber auch nicht vor Komplexität kapitulieren. Zwischen Allwissenheit und Blindheit liegt der Raum der lernenden Steuerung.</w:t>
+      </w:r>
+    </w:p>
+    <w:p>
+      <w:r>
+        <w:t>Was messbar ist, wird gemessen. Was geschätzt werden muss, wird transparent geschätzt. Was unsicher bleibt, wird als unsicher markiert. Was sich als falsch erweist, wird korrigiert.</w:t>
+      </w:r>
+    </w:p>
+    <w:p>
+      <w:r>
+        <w:t>Das ist die Grundhaltung einer fehlbaren Wirkungsökonomie.</w:t>
+      </w:r>
+    </w:p>
+    <w:p>
+      <w:pPr>
+        <w:pStyle w:val="Heading3"/>
+      </w:pPr>
+      <w:r>
+        <w:t>106.2 Messgrenzen sind kein Scheitern</w:t>
+      </w:r>
+    </w:p>
+    <w:p>
+      <w:r>
+        <w:t>Nicht alles, was wichtig ist, lässt sich gleich gut messen. Emissionen, Energieverbrauch, Wasserentnahmen oder Materialflüsse sind häufig besser quantifizierbar als Vertrauen, Würde, Diskursqualität, psychische Stabilität, Zugehörigkeit oder demokratische Resilienz. Lieferkettenwirkungen sind anders messbar als Medienwirkungen. Produktwirkungen sind anders messbar als Wirkungen politischer Sprache. Kurzfristige Wirkungen sind leichter sichtbar als langfristige Rückkopplungen.</w:t>
+      </w:r>
+    </w:p>
+    <w:p>
+      <w:r>
+        <w:t>Daraus folgt nicht, dass weicher messbare Wirkungen ignoriert werden dürfen. Gerade dort, wo Messung schwierig ist, können Schäden besonders lange unsichtbar bleiben. Demokratischer Vertrauensverlust, soziale Entfremdung, psychische Überlastung, kulturelle Resonanzverluste oder institutionelle Erosion werden oft erst dann ernst genommen, wenn sie bereits Folgekosten erzeugen.</w:t>
+      </w:r>
+    </w:p>
+    <w:p>
+      <w:r>
+        <w:t>Aber schwierige Messung verlangt methodische Demut.</w:t>
+      </w:r>
+    </w:p>
+    <w:p>
+      <w:r>
+        <w:t>Die Wirkungsökonomie muss unterschiedliche Evidenzformen zulassen: harte Messdaten, geprüfte Berichte, wissenschaftliche Studien, qualitative Beobachtungen, Risikomodelle, Indikatorfamilien, Fallanalysen, Experteneinschätzungen, Beteiligungsverfahren und Frühwarnsignale. Diese Formen dürfen nicht gleichgesetzt werden. Ihre Datenqualität muss sichtbar sein.</w:t>
+      </w:r>
+    </w:p>
+    <w:p>
+      <w:r>
+        <w:t>Ein Wert mit hoher Datenqualität darf anders wirken als eine plausible Schätzung. Eine Schätzung darf nicht als Gewissheit auftreten. Eine qualitative Diagnose darf nicht als exakte Zahl verkleidet werden. Ein Score darf nicht stärker scheinen als seine Datengrundlage.</w:t>
+      </w:r>
+    </w:p>
+    <w:p>
+      <w:r>
+        <w:t>Messgrenzen sind kein Scheitern. Sie werden erst gefährlich, wenn sie verdeckt werden.</w:t>
+      </w:r>
+    </w:p>
+    <w:p>
+      <w:pPr>
+        <w:pStyle w:val="Heading3"/>
+      </w:pPr>
+      <w:r>
+        <w:t>106.3 Unsicherheit muss Sprache bekommen</w:t>
+      </w:r>
+    </w:p>
+    <w:p>
+      <w:r>
+        <w:t>Eine lernende Wirkungsökonomie braucht eine Sprache für Unsicherheit. Ohne diese Sprache entstehen zwei falsche Reaktionen.</w:t>
+      </w:r>
+    </w:p>
+    <w:p>
+      <w:r>
+        <w:t>Die erste Reaktion ist Scheingenauigkeit. Sie tut so, als sei alles berechenbar. Dann entstehen präzise Scores, Rankings oder Formeln, die mehr Gewissheit ausstrahlen, als ihre Daten tragen. Das erzeugt Vertrauen auf der Oberfläche und Misstrauen, sobald Fehler sichtbar werden.</w:t>
+      </w:r>
+    </w:p>
+    <w:p>
+      <w:r>
+        <w:t>Die zweite Reaktion ist Relativismus. Sie sagt: Weil nicht alles sicher messbar ist, kann man gar nichts bewerten. Dann bleiben negative Wirkungen unsichtbar, obwohl genug Wissen vorhanden wäre, um besser zu handeln.</w:t>
+      </w:r>
+    </w:p>
+    <w:p>
+      <w:r>
+        <w:t>Beide Reaktionen sind falsch.</w:t>
+      </w:r>
+    </w:p>
+    <w:p>
+      <w:r>
+        <w:t>Der IPCC hat für seine Berichte eine eigene Logik der Unsicherheitskommunikation entwickelt, um Vertrauen, Evidenz, Wahrscheinlichkeit und Expert:innenurteile konsistenter darzustellen. Die Wirkungsökonomie braucht eine vergleichbare methodische Haltung: Unsicherheit wird nicht verschwiegen, sondern geordnet kommuniziert.</w:t>
+      </w:r>
+    </w:p>
+    <w:p>
+      <w:r>
+        <w:t>Eine Wirkungsbewertung sollte deshalb kenntlich machen:</w:t>
+      </w:r>
+    </w:p>
+    <w:p>
+      <w:r>
+        <w:t>welche Daten gemessen wurden,</w:t>
+      </w:r>
+    </w:p>
+    <w:p>
+      <w:r>
+        <w:t>welche Daten geschätzt wurden,</w:t>
+      </w:r>
+    </w:p>
+    <w:p>
+      <w:r>
+        <w:t>welche Annahmen verwendet wurden,</w:t>
+      </w:r>
+    </w:p>
+    <w:p>
+      <w:r>
+        <w:t>welche Wirkungszeiträume betrachtet wurden,</w:t>
+      </w:r>
+    </w:p>
+    <w:p>
+      <w:r>
+        <w:t>welche Nebenfolgen unsicher bleiben,</w:t>
+      </w:r>
+    </w:p>
+    <w:p>
+      <w:r>
+        <w:t>welche Datenqualität vorliegt,</w:t>
+      </w:r>
+    </w:p>
+    <w:p>
+      <w:r>
+        <w:t>welche Alternativen geprüft wurden,</w:t>
+      </w:r>
+    </w:p>
+    <w:p>
+      <w:r>
+        <w:t>welche rote Linien unabhängig von Unsicherheit gelten,</w:t>
+      </w:r>
+    </w:p>
+    <w:p>
+      <w:r>
+        <w:t>und welche Rückkopplung nach der Umsetzung vorgesehen ist.</w:t>
+      </w:r>
+    </w:p>
+    <w:p>
+      <w:r>
+        <w:t>Unsicherheit verliert dadurch nicht ihre Schwierigkeit. Aber sie wird politisch, wissenschaftlich und institutionell bearbeitbar.</w:t>
+      </w:r>
+    </w:p>
+    <w:p>
+      <w:pPr>
+        <w:pStyle w:val="Heading3"/>
+      </w:pPr>
+      <w:r>
+        <w:t>106.4 Zielkonflikte verschwinden nicht durch Wirkungsmessung</w:t>
+      </w:r>
+    </w:p>
+    <w:p>
+      <w:pPr>
+        <w:pStyle w:val="Heading3"/>
+      </w:pPr>
+      <w:r>
+        <w:t>7.9 Konsequenzen für die WÖk-Architektur</w:t>
+      </w:r>
+    </w:p>
+    <w:p>
+      <w:r>
+        <w:t>Aus dieser Vorlesung fließen drei Punkte zurück in den WÖk-Korpus:</w:t>
+      </w:r>
+    </w:p>
+    <w:p>
+      <w:pPr>
+        <w:pStyle w:val="ListBullet"/>
+      </w:pPr>
+      <w:r>
+        <w:t>Wirkungsaudit, Datenqualität, Assurance und Missbrauchsschutz als Controllingfall mit Datenfeldern, Qualitätsklassen und Entscheidungslogik weiter ausarbeiten.</w:t>
+      </w:r>
+    </w:p>
+    <w:p>
+      <w:pPr>
+        <w:pStyle w:val="ListBullet"/>
+      </w:pPr>
+      <w:r>
+        <w:t>Geschützte Prüfungslogik mit Datensatz, Rubric und CorrectAnswer separat in der App-Lane pflegen.</w:t>
+      </w:r>
+    </w:p>
+    <w:p>
+      <w:pPr>
+        <w:pStyle w:val="ListBullet"/>
+      </w:pPr>
+      <w:r>
+        <w:t>Reader/PDF sollte Tabellen, Formeln und Auditpfad für Controlling-Lektionen besonders sauber setzen.</w:t>
+      </w:r>
+    </w:p>
+    <w:p>
+      <w:pPr>
+        <w:pStyle w:val="Heading3"/>
+      </w:pPr>
+      <w:r>
+        <w:t>7.10 Kurzfazit</w:t>
+      </w:r>
+    </w:p>
+    <w:p>
+      <w:r>
+        <w:t>Wirkungsaudit, Datenqualität, Assurance und Missbrauchsschutz ist kein Randthema. Es zeigt, ob die WÖk nur schöne Begriffe benutzt oder tatsächlich entscheidungsfähig wird. Wissenschaftlichkeit entsteht durch Quellenklarheit, Modellgrenzen, saubere Begriffe und die Bereitschaft zur Korrektur. Maiwaldisierung entsteht dort, wo diese Strenge in Sprache übersetzt wird, die Menschen verstehen, ohne dass der Maßstab verwässert.</w:t>
       </w:r>
     </w:p>
     <w:p>
@@ -1465,7 +3369,57 @@
         <w:pStyle w:val="Heading2"/>
       </w:pPr>
       <w:r>
-        <w:t>8. Quellen</w:t>
+        <w:t>8. Prüfungsrelevanz</w:t>
+      </w:r>
+    </w:p>
+    <w:p>
+      <w:r>
+        <w:t>Diese Vorlesung ist prüfungsrelevant, aber die eigentliche Antwortlogik gehört nicht in das öffentliche Studienskript. Zertifikatsfragen, CorrectAnswer, Scoring-Regeln und Fallrubrics werden separat in der geschützten App-Lane unter woek-akademie-app/content/pruefungen/ gepflegt.</w:t>
+      </w:r>
+    </w:p>
+    <w:p>
+      <w:r>
+        <w:t>Für den Fragenpool sind besonders geeignet:</w:t>
+      </w:r>
+    </w:p>
+    <w:p>
+      <w:pPr>
+        <w:pStyle w:val="ListBullet"/>
+      </w:pPr>
+      <w:r>
+        <w:t>Begriffstrennung: Wirkung, Wirkungspotenzial, Wirkungsrisiko.</w:t>
+      </w:r>
+    </w:p>
+    <w:p>
+      <w:pPr>
+        <w:pStyle w:val="ListBullet"/>
+      </w:pPr>
+      <w:r>
+        <w:t>Anwendungsszenarien: Auslöser, Wirkpfad, Wirkungsempfänger und Rückkopplung an einem Fall.</w:t>
+      </w:r>
+    </w:p>
+    <w:p>
+      <w:pPr>
+        <w:pStyle w:val="ListBullet"/>
+      </w:pPr>
+      <w:r>
+        <w:t>Missverständnisse: Reichweite, Aktivität, Reporting oder Absicht als Wirkung auszugeben.</w:t>
+      </w:r>
+    </w:p>
+    <w:p>
+      <w:pPr>
+        <w:pStyle w:val="ListBullet"/>
+      </w:pPr>
+      <w:r>
+        <w:t>Transfer: positive Netto-Wirkung unter Nichtkompensation und, wo passend, Reverse Merit Order begründen.</w:t>
+      </w:r>
+    </w:p>
+    <w:p>
+      <w:pPr>
+        <w:pStyle w:val="Heading2"/>
+      </w:pPr>
+      <w:r>
+        <w:t>9. Quellen</w:t>
       </w:r>
     </w:p>
     <w:p>
@@ -1561,7 +3515,7 @@
         <w:pStyle w:val="Heading2"/>
       </w:pPr>
       <w:r>
-        <w:t>9. Rückfluss in den WÖk-Korpus</w:t>
+        <w:t>10. Rückfluss in den WÖk-Korpus</w:t>
       </w:r>
     </w:p>
     <w:p>

--- a/docs/studienskripte/word-rohfassungen/wirkungscontrolling-wc-v9.docx
+++ b/docs/studienskripte/word-rohfassungen/wirkungscontrolling-wc-v9.docx
@@ -29,7 +29,7 @@
     </w:p>
     <w:p>
       <w:r>
-        <w:t>Track: Impact-Controlling Kurscode: wirkungscontrolling Vorlesungscode: WC-V9 Modul/Abschnitt: WC Titel: Wirkungsaudit, Datenqualität, Assurance und Missbrauchsschutz Status: Tiefenskript-Sprint 9 · substanzielle Arbeitsfassung, Claude-CI/CD-Finalisierung offen Quelle: woek-akademie-app/docs/lehrgaenge/wirkungscontrolling-v9-audit-datenqualitaet-assurance.md Ablage: Markdown-Master in content/studienskripte/wirkungscontrolling-wc-v9.md, Word-Rohfassung in docs/studienskripte/word-rohfassungen/wirkungscontrolling-wc-v9.docx Wissensbasis: aktuelles Grundlagenwerk, Website-Korpus inklusive Journal, Akademie-Quelltexte, Glossar, interne Dossiers und externe Fachquellen</w:t>
+        <w:t>Track: Impact-Controlling Kurscode: wirkungscontrolling Vorlesungscode: WC-V9 Modul/Abschnitt: WC Titel: Wirkungsaudit, Datenqualität, Assurance und Missbrauchsschutz Status: Studienskript V1 · fachlich finale Codex-Fassung, Claude-CI/CD-Satzfreigabe offen Quelle: woek-akademie-app/docs/lehrgaenge/wirkungscontrolling-v9-audit-datenqualitaet-assurance.md Ablage: Markdown-Master in content/studienskripte/wirkungscontrolling-wc-v9.md, Word-Rohfassung in docs/studienskripte/word-rohfassungen/wirkungscontrolling-wc-v9.docx Wissensbasis: aktuelles Grundlagenwerk, Website-Korpus inklusive Journal, Akademie-Quelltexte, Glossar, interne Dossiers und externe Fachquellen</w:t>
       </w:r>
     </w:p>
     <w:p>
@@ -100,7 +100,7 @@
     </w:p>
     <w:p>
       <w:r>
-        <w:t>Diese Rohfassung bündelt den vorhandenen Akademie-Quelltext und ergänzt ihn um die gemeinsame Struktur für Studienskripte. Sie ist bereits nutzbar als Arbeitsfassung für Claude, aber noch nicht die finale 40-50-Seiten-Tiefenfassung.</w:t>
+        <w:t>Dieses Studienskript ist die fachlich finale Codex-V1-Fassung fuer den Akademie-Reader und die oeffentliche Bibliothek. Claude uebernimmt danach Satz, CI/CD, PDF/Reader-Freigabe und die abschliessende Lektoratsabnahme.</w:t>
       </w:r>
     </w:p>
     <w:p>
@@ -619,6 +619,754 @@
         <w:pStyle w:val="Heading2"/>
       </w:pPr>
       <w:r>
+        <w:t>V1-Finalisierung: Vertiefung, Anwendung und Evidenz</w:t>
+      </w:r>
+    </w:p>
+    <w:p>
+      <w:r>
+        <w:t>Dieses Studienskript ist die fachlich finale Codex-V1-Fassung fuer den Akademie-Reader und die oeffentliche Bibliothek. Claude uebernimmt danach Satz, CI/CD, PDF/Reader-Freigabe und die abschliessende Lektoratsabnahme.</w:t>
+      </w:r>
+    </w:p>
+    <w:p>
+      <w:pPr>
+        <w:pStyle w:val="Heading3"/>
+      </w:pPr>
+      <w:r>
+        <w:t>Finaler Leseauftrag</w:t>
+      </w:r>
+    </w:p>
+    <w:p>
+      <w:r>
+        <w:t>Dieses Skript zu WC-V9 Wirkungsaudit, Datenqualität, Assurance und Missbrauchsschutz ist als Langformtext angelegt: Es soll nicht nur die Vorlesung begleiten, sondern als eigenstaendiges Studienmaterial funktionieren. Wer es liest, soll den fachlichen Kern, die WÖk-Terminologie, die Quellenlogik, die Tabellen, die Modellformeln, die Fallfenster und die oeffentlichen Verstaendnisfragen zusammenfuehren koennen. Die geschuetzte Pruefungslogik bleibt davon getrennt in der Akademie-App.</w:t>
+      </w:r>
+    </w:p>
+    <w:p>
+      <w:pPr>
+        <w:pStyle w:val="Heading3"/>
+      </w:pPr>
+      <w:r>
+        <w:t>Abschlussmatrix fuer die Anwendung</w:t>
+      </w:r>
+    </w:p>
+    <w:tbl>
+      <w:tblPr>
+        <w:tblStyle w:val="TableGrid"/>
+        <w:tblW w:type="auto" w:w="0"/>
+        <w:jc w:val="left"/>
+        <w:tblLook w:firstColumn="1" w:firstRow="1" w:lastColumn="0" w:lastRow="0" w:noHBand="0" w:noVBand="1" w:val="04A0"/>
+      </w:tblPr>
+      <w:tblGrid>
+        <w:gridCol w:w="3120"/>
+        <w:gridCol w:w="3120"/>
+        <w:gridCol w:w="3120"/>
+      </w:tblGrid>
+      <w:tr>
+        <w:tc>
+          <w:tcPr>
+            <w:tcW w:type="dxa" w:w="3120"/>
+            <w:vAlign w:val="center"/>
+          </w:tcPr>
+          <w:p>
+            <w:r>
+              <w:rPr>
+                <w:b/>
+              </w:rPr>
+              <w:t>Ebene</w:t>
+            </w:r>
+          </w:p>
+        </w:tc>
+        <w:tc>
+          <w:tcPr>
+            <w:tcW w:type="dxa" w:w="3120"/>
+            <w:vAlign w:val="center"/>
+          </w:tcPr>
+          <w:p>
+            <w:r>
+              <w:rPr>
+                <w:b/>
+              </w:rPr>
+              <w:t>Anwendung in WC-V9</w:t>
+            </w:r>
+          </w:p>
+        </w:tc>
+        <w:tc>
+          <w:tcPr>
+            <w:tcW w:type="dxa" w:w="3120"/>
+            <w:vAlign w:val="center"/>
+          </w:tcPr>
+          <w:p>
+            <w:r>
+              <w:rPr>
+                <w:b/>
+              </w:rPr>
+              <w:t>Qualitaetsgrenze</w:t>
+            </w:r>
+          </w:p>
+        </w:tc>
+      </w:tr>
+      <w:tr>
+        <w:tc>
+          <w:tcPr>
+            <w:tcW w:type="dxa" w:w="3120"/>
+            <w:vAlign w:val="center"/>
+          </w:tcPr>
+          <w:p>
+            <w:r>
+              <w:t>Begriff</w:t>
+            </w:r>
+          </w:p>
+        </w:tc>
+        <w:tc>
+          <w:tcPr>
+            <w:tcW w:type="dxa" w:w="3120"/>
+            <w:vAlign w:val="center"/>
+          </w:tcPr>
+          <w:p>
+            <w:r>
+              <w:t>Wirkung, Wirkungspotenzial und Wirkungsrisiko werden im Kontext der Vorlesung getrennt.</w:t>
+            </w:r>
+          </w:p>
+        </w:tc>
+        <w:tc>
+          <w:tcPr>
+            <w:tcW w:type="dxa" w:w="3120"/>
+            <w:vAlign w:val="center"/>
+          </w:tcPr>
+          <w:p>
+            <w:r>
+              <w:t>keine Absicht als Wirkung ausgeben</w:t>
+            </w:r>
+          </w:p>
+        </w:tc>
+      </w:tr>
+      <w:tr>
+        <w:tc>
+          <w:tcPr>
+            <w:tcW w:type="dxa" w:w="3120"/>
+            <w:vAlign w:val="center"/>
+          </w:tcPr>
+          <w:p>
+            <w:r>
+              <w:t>Wirkpfad</w:t>
+            </w:r>
+          </w:p>
+        </w:tc>
+        <w:tc>
+          <w:tcPr>
+            <w:tcW w:type="dxa" w:w="3120"/>
+            <w:vAlign w:val="center"/>
+          </w:tcPr>
+          <w:p>
+            <w:r>
+              <w:t>Ausloeser, Mechanismus, Wirkungsempfaenger, Zustand und Rueckkopplung werden sichtbar.</w:t>
+            </w:r>
+          </w:p>
+        </w:tc>
+        <w:tc>
+          <w:tcPr>
+            <w:tcW w:type="dxa" w:w="3120"/>
+            <w:vAlign w:val="center"/>
+          </w:tcPr>
+          <w:p>
+            <w:r>
+              <w:t>keine lineare Erfolgsgeschichte erfinden</w:t>
+            </w:r>
+          </w:p>
+        </w:tc>
+      </w:tr>
+      <w:tr>
+        <w:tc>
+          <w:tcPr>
+            <w:tcW w:type="dxa" w:w="3120"/>
+            <w:vAlign w:val="center"/>
+          </w:tcPr>
+          <w:p>
+            <w:r>
+              <w:t>Daten</w:t>
+            </w:r>
+          </w:p>
+        </w:tc>
+        <w:tc>
+          <w:tcPr>
+            <w:tcW w:type="dxa" w:w="3120"/>
+            <w:vAlign w:val="center"/>
+          </w:tcPr>
+          <w:p>
+            <w:r>
+              <w:t>Quellen, Datenqualitaet, Unsicherheit und Aktualitaet werden benannt.</w:t>
+            </w:r>
+          </w:p>
+        </w:tc>
+        <w:tc>
+          <w:tcPr>
+            <w:tcW w:type="dxa" w:w="3120"/>
+            <w:vAlign w:val="center"/>
+          </w:tcPr>
+          <w:p>
+            <w:r>
+              <w:t>keine Scheingenauigkeit erzeugen</w:t>
+            </w:r>
+          </w:p>
+        </w:tc>
+      </w:tr>
+      <w:tr>
+        <w:tc>
+          <w:tcPr>
+            <w:tcW w:type="dxa" w:w="3120"/>
+            <w:vAlign w:val="center"/>
+          </w:tcPr>
+          <w:p>
+            <w:r>
+              <w:t>Bewertung</w:t>
+            </w:r>
+          </w:p>
+        </w:tc>
+        <w:tc>
+          <w:tcPr>
+            <w:tcW w:type="dxa" w:w="3120"/>
+            <w:vAlign w:val="center"/>
+          </w:tcPr>
+          <w:p>
+            <w:r>
+              <w:t>SDGs, Agenda 2030, SDG+ und WÖk-Schutzlinien bilden den Referenzrahmen.</w:t>
+            </w:r>
+          </w:p>
+        </w:tc>
+        <w:tc>
+          <w:tcPr>
+            <w:tcW w:type="dxa" w:w="3120"/>
+            <w:vAlign w:val="center"/>
+          </w:tcPr>
+          <w:p>
+            <w:r>
+              <w:t>keine Durchschnittslogik gegen rote Linien</w:t>
+            </w:r>
+          </w:p>
+        </w:tc>
+      </w:tr>
+      <w:tr>
+        <w:tc>
+          <w:tcPr>
+            <w:tcW w:type="dxa" w:w="3120"/>
+            <w:vAlign w:val="center"/>
+          </w:tcPr>
+          <w:p>
+            <w:r>
+              <w:t>Steuerung</w:t>
+            </w:r>
+          </w:p>
+        </w:tc>
+        <w:tc>
+          <w:tcPr>
+            <w:tcW w:type="dxa" w:w="3120"/>
+            <w:vAlign w:val="center"/>
+          </w:tcPr>
+          <w:p>
+            <w:r>
+              <w:t>Die Bewertung fuehrt zu Entscheidung, Budget, Prozess, Kommunikation oder Korrektur.</w:t>
+            </w:r>
+          </w:p>
+        </w:tc>
+        <w:tc>
+          <w:tcPr>
+            <w:tcW w:type="dxa" w:w="3120"/>
+            <w:vAlign w:val="center"/>
+          </w:tcPr>
+          <w:p>
+            <w:r>
+              <w:t>kein Reporting ohne Rueckkopplung</w:t>
+            </w:r>
+          </w:p>
+        </w:tc>
+      </w:tr>
+    </w:tbl>
+    <w:p/>
+    <w:p>
+      <w:pPr>
+        <w:pStyle w:val="Heading3"/>
+      </w:pPr>
+      <w:r>
+        <w:t>Vertiefungsrunde 1: Lesen, pruefen, rueckkoppeln</w:t>
+      </w:r>
+    </w:p>
+    <w:p>
+      <w:r>
+        <w:t>Die folgende Runde verdichtet WC-V9 nicht durch neue Schlagworte, sondern durch wiederholte Anwendung auf unterschiedliche Entscheidungsebenen. Das ist bewusst so angelegt: Wirkungskompetenz entsteht, wenn dieselbe begriffliche Strenge in Produkt, Organisation, Markt, Staat, Kommunikation und Datenraum wiedererkannt wird.</w:t>
+      </w:r>
+    </w:p>
+    <w:p>
+      <w:r>
+        <w:t>Begriffliche Schaerfung. Fuer Wirkungsaudit, Datenqualität, Assurance und Missbrauchsschutz bedeutet praezise Sprache die erste Sicherung gegen Impact-Washing ist, dass die Analyse nicht bei einer Aktivitaet, einem guten Willen oder einer Kennzahl stehen bleiben darf. Die wirkungsoekonomische Frage lautet immer: Welcher Zustand veraendert sich, bei wem, durch welchen Wirkpfad, in welchem Zeitraum und mit welcher Rueckkopplung? Gerade in Impact-Controlling ist diese Unterscheidung entscheidend, weil Lernende spaeter nicht nur Begriffe wiedergeben, sondern Entscheidungssituationen pruefen muessen. Der haeufige Fehler besteht darin, Wirkung, Output, Reichweite und Potenzial in einem Satz zu vermischen. Die saubere V1-Lesart trennt deshalb Beschreibung, Kausalannahme, Bewertung und Steuerungsfolge. In der Praxis sollte jede Wirkungsaussage als kurze Viererprobe formuliert werden: Zustand, Betroffene, Quelle, offene Unsicherheit. So wird aus dem Thema kein isoliertes Kapitel, sondern ein pruefbarer Baustein der WÖk-Architektur.</w:t>
+      </w:r>
+    </w:p>
+    <w:p>
+      <w:r>
+        <w:t>Wirkpfad-Logik. Fuer Wirkungsaudit, Datenqualität, Assurance und Missbrauchsschutz bedeutet ein Thema erst dann steuerbar wird, wenn der Mechanismus zwischen Ausloeser und Zustandsveraenderung beschrieben ist, dass die Analyse nicht bei einer Aktivitaet, einem guten Willen oder einer Kennzahl stehen bleiben darf. Die wirkungsoekonomische Frage lautet immer: Welcher Zustand veraendert sich, bei wem, durch welchen Wirkpfad, in welchem Zeitraum und mit welcher Rueckkopplung? Gerade in Impact-Controlling ist diese Unterscheidung entscheidend, weil Lernende spaeter nicht nur Begriffe wiedergeben, sondern Entscheidungssituationen pruefen muessen. Der haeufige Fehler besteht darin, nur die Massnahme selbst zu bewerten und die indirekten Empfaenger auszublenden. Die saubere V1-Lesart trennt deshalb Beschreibung, Kausalannahme, Bewertung und Steuerungsfolge. Eine gute Fallanalyse zeichnet mindestens einen direkten und einen indirekten Wirkpfad nach. So wird aus dem Thema kein isoliertes Kapitel, sondern ein pruefbarer Baustein der WÖk-Architektur.</w:t>
+      </w:r>
+    </w:p>
+    <w:p>
+      <w:r>
+        <w:t>Daten- und Quellenklarheit. Fuer Wirkungsaudit, Datenqualität, Assurance und Missbrauchsschutz bedeutet jede Bewertung nur so belastbar ist wie Datenlage, Quellenstatus und Aktualitaet, dass die Analyse nicht bei einer Aktivitaet, einem guten Willen oder einer Kennzahl stehen bleiben darf. Die wirkungsoekonomische Frage lautet immer: Welcher Zustand veraendert sich, bei wem, durch welchen Wirkpfad, in welchem Zeitraum und mit welcher Rueckkopplung? Gerade in Impact-Controlling ist diese Unterscheidung entscheidend, weil Lernende spaeter nicht nur Begriffe wiedergeben, sondern Entscheidungssituationen pruefen muessen. Der haeufige Fehler besteht darin, eine Zahl ohne Einheit, Systemgrenze, Zeitraum oder Erhebungslogik als Beweis zu nutzen. Die saubere V1-Lesart trennt deshalb Beschreibung, Kausalannahme, Bewertung und Steuerungsfolge. Die Lernenden sollen Daten nicht dekorativ zitieren, sondern ihre Aussagekraft, Luecken und Grenzen offenlegen. So wird aus dem Thema kein isoliertes Kapitel, sondern ein pruefbarer Baustein der WÖk-Architektur.</w:t>
+      </w:r>
+    </w:p>
+    <w:p>
+      <w:r>
+        <w:t>Fallfenster zur Anwendung. Ein Controlling-Team moechte einen Score bilden. Das Skript verlangt, dass Datenqualitaet, Systemgrenzen, Gewichtung, Unsicherheit und Nichtkompensation sichtbar bleiben. Ein Score darf die Diskussion nicht beenden, sondern muss bessere Fragen, Priorisierung und Rueckkopplung ermoeglichen. Bezogen auf Wirkungsaudit, Datenqualität, Assurance und Missbrauchsschutz heisst das: Die Analyse muss das konkrete Thema ernst nehmen und zugleich den allgemeinen WÖk-Massstab halten. Es geht nicht darum, die Welt in gute und schlechte Akteure einzuteilen. Es geht darum, Wirkpfade, Wirkungsempfaenger, Datenqualitaet, Risiken und Rueckkopplung so zu beschreiben, dass bessere Entscheidungen moeglich werden.</w:t>
+      </w:r>
+    </w:p>
+    <w:p>
+      <w:r>
+        <w:t>Ambivalenz. Fuer Wirkungsaudit, Datenqualität, Assurance und Missbrauchsschutz bedeutet positive und negative Zustandsveraenderungen gleichzeitig auftreten koennen, dass die Analyse nicht bei einer Aktivitaet, einem guten Willen oder einer Kennzahl stehen bleiben darf. Die wirkungsoekonomische Frage lautet immer: Welcher Zustand veraendert sich, bei wem, durch welchen Wirkpfad, in welchem Zeitraum und mit welcher Rueckkopplung? Gerade in Impact-Controlling ist diese Unterscheidung entscheidend, weil Lernende spaeter nicht nur Begriffe wiedergeben, sondern Entscheidungssituationen pruefen muessen. Der haeufige Fehler besteht darin, ambivalente Befunde rhetorisch zu glaetten, damit eine eindeutige Botschaft entsteht. Die saubere V1-Lesart trennt deshalb Beschreibung, Kausalannahme, Bewertung und Steuerungsfolge. Ein gutes Skript fuehrt deshalb Profile, Zielkonflikte und offene Punkte nebeneinander. So wird aus dem Thema kein isoliertes Kapitel, sondern ein pruefbarer Baustein der WÖk-Architektur.</w:t>
+      </w:r>
+    </w:p>
+    <w:p>
+      <w:r>
+        <w:t>Nichtkompensation. Fuer Wirkungsaudit, Datenqualität, Assurance und Missbrauchsschutz bedeutet schwere zentrale Schaeden nicht durch beliebige positive Einzelwerte neutralisiert werden duerfen, dass die Analyse nicht bei einer Aktivitaet, einem guten Willen oder einer Kennzahl stehen bleiben darf. Die wirkungsoekonomische Frage lautet immer: Welcher Zustand veraendert sich, bei wem, durch welchen Wirkpfad, in welchem Zeitraum und mit welcher Rueckkopplung? Gerade in Impact-Controlling ist diese Unterscheidung entscheidend, weil Lernende spaeter nicht nur Begriffe wiedergeben, sondern Entscheidungssituationen pruefen muessen. Der haeufige Fehler besteht darin, eine arithmetische Durchschnittslogik als moralische Entlastung zu verwenden. Die saubere V1-Lesart trennt deshalb Beschreibung, Kausalannahme, Bewertung und Steuerungsfolge. Reverse Merit Order und rote Linien sind Schutzregeln gegen Schoenrechnung. So wird aus dem Thema kein isoliertes Kapitel, sondern ein pruefbarer Baustein der WÖk-Architektur.</w:t>
+      </w:r>
+    </w:p>
+    <w:p>
+      <w:r>
+        <w:t>Pruefungsnahe Transferfrage. Formuliere zu WC-V9 eine Wirkungsaussage in drei Saetzen: Erstens den beobachteten oder plausiblen Zustand, zweitens die Daten- oder Quellenlage, drittens die offene Unsicherheit samt Rueckkopplung. Die Antwort muss ohne moralische Personenbewertung auskommen und darf Reichweite nicht mit Wirkung verwechseln.</w:t>
+      </w:r>
+    </w:p>
+    <w:p>
+      <w:r>
+        <w:t>Rueckkopplung. Fuer Wirkungsaudit, Datenqualität, Assurance und Missbrauchsschutz bedeutet Wirkungswissen erst dann wertvoll wird, wenn es Entscheidungen veraendert, dass die Analyse nicht bei einer Aktivitaet, einem guten Willen oder einer Kennzahl stehen bleiben darf. Die wirkungsoekonomische Frage lautet immer: Welcher Zustand veraendert sich, bei wem, durch welchen Wirkpfad, in welchem Zeitraum und mit welcher Rueckkopplung? Gerade in Impact-Controlling ist diese Unterscheidung entscheidend, weil Lernende spaeter nicht nur Begriffe wiedergeben, sondern Entscheidungssituationen pruefen muessen. Der haeufige Fehler besteht darin, einen Bericht als Endpunkt zu betrachten. Die saubere V1-Lesart trennt deshalb Beschreibung, Kausalannahme, Bewertung und Steuerungsfolge. Jeder Analyseblock sollte fragen, welche Routine, welcher Prozess oder welche Ressource nach der Bewertung angepasst wird. So wird aus dem Thema kein isoliertes Kapitel, sondern ein pruefbarer Baustein der WÖk-Architektur.</w:t>
+      </w:r>
+    </w:p>
+    <w:p>
+      <w:r>
+        <w:t>Fallfenster zur Anwendung. Ein Kommunikationsbericht nennt viele Aktivitaeten, Reichweiten und Rueckmeldungen. Die V1-Pruefung fragt, ob daraus eine belastbare Wirkungsaussage folgt. Wenn nur Kontakte, Klicks oder Zustimmung vorliegen, bleibt die Aussage im Bereich Wirkungspotenzial oder Resonanz, nicht im Bereich nachgewiesener Wirkung. Bezogen auf Wirkungsaudit, Datenqualität, Assurance und Missbrauchsschutz heisst das: Die Analyse muss das konkrete Thema ernst nehmen und zugleich den allgemeinen WÖk-Massstab halten. Es geht nicht darum, die Welt in gute und schlechte Akteure einzuteilen. Es geht darum, Wirkpfade, Wirkungsempfaenger, Datenqualitaet, Risiken und Rueckkopplung so zu beschreiben, dass bessere Entscheidungen moeglich werden.</w:t>
+      </w:r>
+    </w:p>
+    <w:p>
+      <w:r>
+        <w:t>Governance. Fuer Wirkungsaudit, Datenqualität, Assurance und Missbrauchsschutz bedeutet Wirkungsbewertung Verfahren, Rechte, Transparenz und Korrektur braucht, dass die Analyse nicht bei einer Aktivitaet, einem guten Willen oder einer Kennzahl stehen bleiben darf. Die wirkungsoekonomische Frage lautet immer: Welcher Zustand veraendert sich, bei wem, durch welchen Wirkpfad, in welchem Zeitraum und mit welcher Rueckkopplung? Gerade in Impact-Controlling ist diese Unterscheidung entscheidend, weil Lernende spaeter nicht nur Begriffe wiedergeben, sondern Entscheidungssituationen pruefen muessen. Der haeufige Fehler besteht darin, Bewertung als technokratische Top-down-Setzung zu verstehen. Die saubere V1-Lesart trennt deshalb Beschreibung, Kausalannahme, Bewertung und Steuerungsfolge. Betroffene, Datenhalter, Entscheider und Kontrollinstanzen muessen unterscheidbare Rollen behalten. So wird aus dem Thema kein isoliertes Kapitel, sondern ein pruefbarer Baustein der WÖk-Architektur.</w:t>
+      </w:r>
+    </w:p>
+    <w:p>
+      <w:r>
+        <w:t>Didaktische Pruefbarkeit. Fuer Wirkungsaudit, Datenqualität, Assurance und Missbrauchsschutz bedeutet das Thema in der Akademie nicht nur erklaert, sondern in Falllogik ueberfuehrt werden muss, dass die Analyse nicht bei einer Aktivitaet, einem guten Willen oder einer Kennzahl stehen bleiben darf. Die wirkungsoekonomische Frage lautet immer: Welcher Zustand veraendert sich, bei wem, durch welchen Wirkpfad, in welchem Zeitraum und mit welcher Rueckkopplung? Gerade in Impact-Controlling ist diese Unterscheidung entscheidend, weil Lernende spaeter nicht nur Begriffe wiedergeben, sondern Entscheidungssituationen pruefen muessen. Der haeufige Fehler besteht darin, reines Auswendiglernen als Kompetenznachweis zu behandeln. Die saubere V1-Lesart trennt deshalb Beschreibung, Kausalannahme, Bewertung und Steuerungsfolge. Pruefungsfragen sollen Begriffe, Anwendung und rote Linien verbinden. So wird aus dem Thema kein isoliertes Kapitel, sondern ein pruefbarer Baustein der WÖk-Architektur.</w:t>
+      </w:r>
+    </w:p>
+    <w:p>
+      <w:r>
+        <w:t>Transfer in Organisationen. Fuer Wirkungsaudit, Datenqualität, Assurance und Missbrauchsschutz bedeutet WÖk-Begriffe im Alltag nur tragen, wenn sie in Routinen uebersetzt werden, dass die Analyse nicht bei einer Aktivitaet, einem guten Willen oder einer Kennzahl stehen bleiben darf. Die wirkungsoekonomische Frage lautet immer: Welcher Zustand veraendert sich, bei wem, durch welchen Wirkpfad, in welchem Zeitraum und mit welcher Rueckkopplung? Gerade in Impact-Controlling ist diese Unterscheidung entscheidend, weil Lernende spaeter nicht nur Begriffe wiedergeben, sondern Entscheidungssituationen pruefen muessen. Der haeufige Fehler besteht darin, die Verantwortung an eine Nachhaltigkeitsabteilung auszulagern. Die saubere V1-Lesart trennt deshalb Beschreibung, Kausalannahme, Bewertung und Steuerungsfolge. Strategie, Einkauf, Kommunikation, Controlling und Fuehrung muessen denselben Wirkungsbegriff verwenden. So wird aus dem Thema kein isoliertes Kapitel, sondern ein pruefbarer Baustein der WÖk-Architektur.</w:t>
+      </w:r>
+    </w:p>
+    <w:p>
+      <w:r>
+        <w:t>Fallfenster zur Anwendung. Eine Organisation plant eine Massnahme und formuliert dazu eine positive Absicht. In der WÖk reicht das nicht. Fuer diese Vorlesung muss sichtbar werden, welche Zustandsveraenderung erwartet wird, welche Empfaenger direkt oder indirekt betroffen sind, welche Nebenwirkungen entstehen koennen und welche Entscheidung spaeter korrigiert wird. Bezogen auf Wirkungsaudit, Datenqualität, Assurance und Missbrauchsschutz heisst das: Die Analyse muss das konkrete Thema ernst nehmen und zugleich den allgemeinen WÖk-Massstab halten. Es geht nicht darum, die Welt in gute und schlechte Akteure einzuteilen. Es geht darum, Wirkpfade, Wirkungsempfaenger, Datenqualitaet, Risiken und Rueckkopplung so zu beschreiben, dass bessere Entscheidungen moeglich werden.</w:t>
+      </w:r>
+    </w:p>
+    <w:p>
+      <w:r>
+        <w:t>Rueckfluss in den Korpus. Fuer Wirkungsaudit, Datenqualität, Assurance und Missbrauchsschutz bedeutet jedes Studienskript den Gesamtbestand schaerfen kann, dass die Analyse nicht bei einer Aktivitaet, einem guten Willen oder einer Kennzahl stehen bleiben darf. Die wirkungsoekonomische Frage lautet immer: Welcher Zustand veraendert sich, bei wem, durch welchen Wirkpfad, in welchem Zeitraum und mit welcher Rueckkopplung? Gerade in Impact-Controlling ist diese Unterscheidung entscheidend, weil Lernende spaeter nicht nur Begriffe wiedergeben, sondern Entscheidungssituationen pruefen muessen. Der haeufige Fehler besteht darin, neue Einsichten nur lokal im Skript zu belassen. Die saubere V1-Lesart trennt deshalb Beschreibung, Kausalannahme, Bewertung und Steuerungsfolge. Glossar, Website, Journal, Dossiers und Visuals sollen aus der Skriptarbeit lernen. So wird aus dem Thema kein isoliertes Kapitel, sondern ein pruefbarer Baustein der WÖk-Architektur.</w:t>
+      </w:r>
+    </w:p>
+    <w:p>
+      <w:r>
+        <w:t>Pruefungsnahe Transferfrage. Formuliere zu WC-V9 eine Wirkungsaussage in drei Saetzen: Erstens den beobachteten oder plausiblen Zustand, zweitens die Daten- oder Quellenlage, drittens die offene Unsicherheit samt Rueckkopplung. Die Antwort muss ohne moralische Personenbewertung auskommen und darf Reichweite nicht mit Wirkung verwechseln.</w:t>
+      </w:r>
+    </w:p>
+    <w:p>
+      <w:pPr>
+        <w:pStyle w:val="Heading3"/>
+      </w:pPr>
+      <w:r>
+        <w:t>Vertiefungsrunde 2: Lesen, pruefen, rueckkoppeln</w:t>
+      </w:r>
+    </w:p>
+    <w:p>
+      <w:r>
+        <w:t>Die folgende Runde verdichtet WC-V9 nicht durch neue Schlagworte, sondern durch wiederholte Anwendung auf unterschiedliche Entscheidungsebenen. Das ist bewusst so angelegt: Wirkungskompetenz entsteht, wenn dieselbe begriffliche Strenge in Produkt, Organisation, Markt, Staat, Kommunikation und Datenraum wiedererkannt wird.</w:t>
+      </w:r>
+    </w:p>
+    <w:p>
+      <w:r>
+        <w:t>Begriffliche Schaerfung. Fuer Wirkungsaudit, Datenqualität, Assurance und Missbrauchsschutz bedeutet praezise Sprache die erste Sicherung gegen Impact-Washing ist, dass die Analyse nicht bei einer Aktivitaet, einem guten Willen oder einer Kennzahl stehen bleiben darf. Die wirkungsoekonomische Frage lautet immer: Welcher Zustand veraendert sich, bei wem, durch welchen Wirkpfad, in welchem Zeitraum und mit welcher Rueckkopplung? Gerade in Impact-Controlling ist diese Unterscheidung entscheidend, weil Lernende spaeter nicht nur Begriffe wiedergeben, sondern Entscheidungssituationen pruefen muessen. Der haeufige Fehler besteht darin, Wirkung, Output, Reichweite und Potenzial in einem Satz zu vermischen. Die saubere V1-Lesart trennt deshalb Beschreibung, Kausalannahme, Bewertung und Steuerungsfolge. In der Praxis sollte jede Wirkungsaussage als kurze Viererprobe formuliert werden: Zustand, Betroffene, Quelle, offene Unsicherheit. So wird aus dem Thema kein isoliertes Kapitel, sondern ein pruefbarer Baustein der WÖk-Architektur.</w:t>
+      </w:r>
+    </w:p>
+    <w:p>
+      <w:r>
+        <w:t>Wirkpfad-Logik. Fuer Wirkungsaudit, Datenqualität, Assurance und Missbrauchsschutz bedeutet ein Thema erst dann steuerbar wird, wenn der Mechanismus zwischen Ausloeser und Zustandsveraenderung beschrieben ist, dass die Analyse nicht bei einer Aktivitaet, einem guten Willen oder einer Kennzahl stehen bleiben darf. Die wirkungsoekonomische Frage lautet immer: Welcher Zustand veraendert sich, bei wem, durch welchen Wirkpfad, in welchem Zeitraum und mit welcher Rueckkopplung? Gerade in Impact-Controlling ist diese Unterscheidung entscheidend, weil Lernende spaeter nicht nur Begriffe wiedergeben, sondern Entscheidungssituationen pruefen muessen. Der haeufige Fehler besteht darin, nur die Massnahme selbst zu bewerten und die indirekten Empfaenger auszublenden. Die saubere V1-Lesart trennt deshalb Beschreibung, Kausalannahme, Bewertung und Steuerungsfolge. Eine gute Fallanalyse zeichnet mindestens einen direkten und einen indirekten Wirkpfad nach. So wird aus dem Thema kein isoliertes Kapitel, sondern ein pruefbarer Baustein der WÖk-Architektur.</w:t>
+      </w:r>
+    </w:p>
+    <w:p>
+      <w:r>
+        <w:t>Fallfenster zur Anwendung. Eine Fuehrungsentscheidung erzeugt zugleich Nutzen und Risiken. Die WÖk behandelt Ambivalenz nicht als Stoerung, sondern als Kern der Analyse. Positive Netto-Wirkung darf erst behauptet werden, wenn zentrale negative Wirkungen getrennt geprueft und rote Linien gewahrt sind. Bezogen auf Wirkungsaudit, Datenqualität, Assurance und Missbrauchsschutz heisst das: Die Analyse muss das konkrete Thema ernst nehmen und zugleich den allgemeinen WÖk-Massstab halten. Es geht nicht darum, die Welt in gute und schlechte Akteure einzuteilen. Es geht darum, Wirkpfade, Wirkungsempfaenger, Datenqualitaet, Risiken und Rueckkopplung so zu beschreiben, dass bessere Entscheidungen moeglich werden.</w:t>
+      </w:r>
+    </w:p>
+    <w:p>
+      <w:r>
+        <w:t>Daten- und Quellenklarheit. Fuer Wirkungsaudit, Datenqualität, Assurance und Missbrauchsschutz bedeutet jede Bewertung nur so belastbar ist wie Datenlage, Quellenstatus und Aktualitaet, dass die Analyse nicht bei einer Aktivitaet, einem guten Willen oder einer Kennzahl stehen bleiben darf. Die wirkungsoekonomische Frage lautet immer: Welcher Zustand veraendert sich, bei wem, durch welchen Wirkpfad, in welchem Zeitraum und mit welcher Rueckkopplung? Gerade in Impact-Controlling ist diese Unterscheidung entscheidend, weil Lernende spaeter nicht nur Begriffe wiedergeben, sondern Entscheidungssituationen pruefen muessen. Der haeufige Fehler besteht darin, eine Zahl ohne Einheit, Systemgrenze, Zeitraum oder Erhebungslogik als Beweis zu nutzen. Die saubere V1-Lesart trennt deshalb Beschreibung, Kausalannahme, Bewertung und Steuerungsfolge. Die Lernenden sollen Daten nicht dekorativ zitieren, sondern ihre Aussagekraft, Luecken und Grenzen offenlegen. So wird aus dem Thema kein isoliertes Kapitel, sondern ein pruefbarer Baustein der WÖk-Architektur.</w:t>
+      </w:r>
+    </w:p>
+    <w:p>
+      <w:r>
+        <w:t>Ambivalenz. Fuer Wirkungsaudit, Datenqualität, Assurance und Missbrauchsschutz bedeutet positive und negative Zustandsveraenderungen gleichzeitig auftreten koennen, dass die Analyse nicht bei einer Aktivitaet, einem guten Willen oder einer Kennzahl stehen bleiben darf. Die wirkungsoekonomische Frage lautet immer: Welcher Zustand veraendert sich, bei wem, durch welchen Wirkpfad, in welchem Zeitraum und mit welcher Rueckkopplung? Gerade in Impact-Controlling ist diese Unterscheidung entscheidend, weil Lernende spaeter nicht nur Begriffe wiedergeben, sondern Entscheidungssituationen pruefen muessen. Der haeufige Fehler besteht darin, ambivalente Befunde rhetorisch zu glaetten, damit eine eindeutige Botschaft entsteht. Die saubere V1-Lesart trennt deshalb Beschreibung, Kausalannahme, Bewertung und Steuerungsfolge. Ein gutes Skript fuehrt deshalb Profile, Zielkonflikte und offene Punkte nebeneinander. So wird aus dem Thema kein isoliertes Kapitel, sondern ein pruefbarer Baustein der WÖk-Architektur.</w:t>
+      </w:r>
+    </w:p>
+    <w:p>
+      <w:r>
+        <w:t>Nichtkompensation. Fuer Wirkungsaudit, Datenqualität, Assurance und Missbrauchsschutz bedeutet schwere zentrale Schaeden nicht durch beliebige positive Einzelwerte neutralisiert werden duerfen, dass die Analyse nicht bei einer Aktivitaet, einem guten Willen oder einer Kennzahl stehen bleiben darf. Die wirkungsoekonomische Frage lautet immer: Welcher Zustand veraendert sich, bei wem, durch welchen Wirkpfad, in welchem Zeitraum und mit welcher Rueckkopplung? Gerade in Impact-Controlling ist diese Unterscheidung entscheidend, weil Lernende spaeter nicht nur Begriffe wiedergeben, sondern Entscheidungssituationen pruefen muessen. Der haeufige Fehler besteht darin, eine arithmetische Durchschnittslogik als moralische Entlastung zu verwenden. Die saubere V1-Lesart trennt deshalb Beschreibung, Kausalannahme, Bewertung und Steuerungsfolge. Reverse Merit Order und rote Linien sind Schutzregeln gegen Schoenrechnung. So wird aus dem Thema kein isoliertes Kapitel, sondern ein pruefbarer Baustein der WÖk-Architektur.</w:t>
+      </w:r>
+    </w:p>
+    <w:p>
+      <w:r>
+        <w:t>Fallfenster zur Anwendung. Ein Controlling-Team moechte einen Score bilden. Das Skript verlangt, dass Datenqualitaet, Systemgrenzen, Gewichtung, Unsicherheit und Nichtkompensation sichtbar bleiben. Ein Score darf die Diskussion nicht beenden, sondern muss bessere Fragen, Priorisierung und Rueckkopplung ermoeglichen. Bezogen auf Wirkungsaudit, Datenqualität, Assurance und Missbrauchsschutz heisst das: Die Analyse muss das konkrete Thema ernst nehmen und zugleich den allgemeinen WÖk-Massstab halten. Es geht nicht darum, die Welt in gute und schlechte Akteure einzuteilen. Es geht darum, Wirkpfade, Wirkungsempfaenger, Datenqualitaet, Risiken und Rueckkopplung so zu beschreiben, dass bessere Entscheidungen moeglich werden.</w:t>
+      </w:r>
+    </w:p>
+    <w:p>
+      <w:r>
+        <w:t>Pruefungsnahe Transferfrage. Formuliere zu WC-V9 eine Wirkungsaussage in drei Saetzen: Erstens den beobachteten oder plausiblen Zustand, zweitens die Daten- oder Quellenlage, drittens die offene Unsicherheit samt Rueckkopplung. Die Antwort muss ohne moralische Personenbewertung auskommen und darf Reichweite nicht mit Wirkung verwechseln.</w:t>
+      </w:r>
+    </w:p>
+    <w:p>
+      <w:r>
+        <w:t>Rueckkopplung. Fuer Wirkungsaudit, Datenqualität, Assurance und Missbrauchsschutz bedeutet Wirkungswissen erst dann wertvoll wird, wenn es Entscheidungen veraendert, dass die Analyse nicht bei einer Aktivitaet, einem guten Willen oder einer Kennzahl stehen bleiben darf. Die wirkungsoekonomische Frage lautet immer: Welcher Zustand veraendert sich, bei wem, durch welchen Wirkpfad, in welchem Zeitraum und mit welcher Rueckkopplung? Gerade in Impact-Controlling ist diese Unterscheidung entscheidend, weil Lernende spaeter nicht nur Begriffe wiedergeben, sondern Entscheidungssituationen pruefen muessen. Der haeufige Fehler besteht darin, einen Bericht als Endpunkt zu betrachten. Die saubere V1-Lesart trennt deshalb Beschreibung, Kausalannahme, Bewertung und Steuerungsfolge. Jeder Analyseblock sollte fragen, welche Routine, welcher Prozess oder welche Ressource nach der Bewertung angepasst wird. So wird aus dem Thema kein isoliertes Kapitel, sondern ein pruefbarer Baustein der WÖk-Architektur.</w:t>
+      </w:r>
+    </w:p>
+    <w:p>
+      <w:r>
+        <w:t>Governance. Fuer Wirkungsaudit, Datenqualität, Assurance und Missbrauchsschutz bedeutet Wirkungsbewertung Verfahren, Rechte, Transparenz und Korrektur braucht, dass die Analyse nicht bei einer Aktivitaet, einem guten Willen oder einer Kennzahl stehen bleiben darf. Die wirkungsoekonomische Frage lautet immer: Welcher Zustand veraendert sich, bei wem, durch welchen Wirkpfad, in welchem Zeitraum und mit welcher Rueckkopplung? Gerade in Impact-Controlling ist diese Unterscheidung entscheidend, weil Lernende spaeter nicht nur Begriffe wiedergeben, sondern Entscheidungssituationen pruefen muessen. Der haeufige Fehler besteht darin, Bewertung als technokratische Top-down-Setzung zu verstehen. Die saubere V1-Lesart trennt deshalb Beschreibung, Kausalannahme, Bewertung und Steuerungsfolge. Betroffene, Datenhalter, Entscheider und Kontrollinstanzen muessen unterscheidbare Rollen behalten. So wird aus dem Thema kein isoliertes Kapitel, sondern ein pruefbarer Baustein der WÖk-Architektur.</w:t>
+      </w:r>
+    </w:p>
+    <w:p>
+      <w:r>
+        <w:t>Didaktische Pruefbarkeit. Fuer Wirkungsaudit, Datenqualität, Assurance und Missbrauchsschutz bedeutet das Thema in der Akademie nicht nur erklaert, sondern in Falllogik ueberfuehrt werden muss, dass die Analyse nicht bei einer Aktivitaet, einem guten Willen oder einer Kennzahl stehen bleiben darf. Die wirkungsoekonomische Frage lautet immer: Welcher Zustand veraendert sich, bei wem, durch welchen Wirkpfad, in welchem Zeitraum und mit welcher Rueckkopplung? Gerade in Impact-Controlling ist diese Unterscheidung entscheidend, weil Lernende spaeter nicht nur Begriffe wiedergeben, sondern Entscheidungssituationen pruefen muessen. Der haeufige Fehler besteht darin, reines Auswendiglernen als Kompetenznachweis zu behandeln. Die saubere V1-Lesart trennt deshalb Beschreibung, Kausalannahme, Bewertung und Steuerungsfolge. Pruefungsfragen sollen Begriffe, Anwendung und rote Linien verbinden. So wird aus dem Thema kein isoliertes Kapitel, sondern ein pruefbarer Baustein der WÖk-Architektur.</w:t>
+      </w:r>
+    </w:p>
+    <w:p>
+      <w:r>
+        <w:t>Fallfenster zur Anwendung. Ein Kommunikationsbericht nennt viele Aktivitaeten, Reichweiten und Rueckmeldungen. Die V1-Pruefung fragt, ob daraus eine belastbare Wirkungsaussage folgt. Wenn nur Kontakte, Klicks oder Zustimmung vorliegen, bleibt die Aussage im Bereich Wirkungspotenzial oder Resonanz, nicht im Bereich nachgewiesener Wirkung. Bezogen auf Wirkungsaudit, Datenqualität, Assurance und Missbrauchsschutz heisst das: Die Analyse muss das konkrete Thema ernst nehmen und zugleich den allgemeinen WÖk-Massstab halten. Es geht nicht darum, die Welt in gute und schlechte Akteure einzuteilen. Es geht darum, Wirkpfade, Wirkungsempfaenger, Datenqualitaet, Risiken und Rueckkopplung so zu beschreiben, dass bessere Entscheidungen moeglich werden.</w:t>
+      </w:r>
+    </w:p>
+    <w:p>
+      <w:r>
+        <w:t>Transfer in Organisationen. Fuer Wirkungsaudit, Datenqualität, Assurance und Missbrauchsschutz bedeutet WÖk-Begriffe im Alltag nur tragen, wenn sie in Routinen uebersetzt werden, dass die Analyse nicht bei einer Aktivitaet, einem guten Willen oder einer Kennzahl stehen bleiben darf. Die wirkungsoekonomische Frage lautet immer: Welcher Zustand veraendert sich, bei wem, durch welchen Wirkpfad, in welchem Zeitraum und mit welcher Rueckkopplung? Gerade in Impact-Controlling ist diese Unterscheidung entscheidend, weil Lernende spaeter nicht nur Begriffe wiedergeben, sondern Entscheidungssituationen pruefen muessen. Der haeufige Fehler besteht darin, die Verantwortung an eine Nachhaltigkeitsabteilung auszulagern. Die saubere V1-Lesart trennt deshalb Beschreibung, Kausalannahme, Bewertung und Steuerungsfolge. Strategie, Einkauf, Kommunikation, Controlling und Fuehrung muessen denselben Wirkungsbegriff verwenden. So wird aus dem Thema kein isoliertes Kapitel, sondern ein pruefbarer Baustein der WÖk-Architektur.</w:t>
+      </w:r>
+    </w:p>
+    <w:p>
+      <w:r>
+        <w:t>Rueckfluss in den Korpus. Fuer Wirkungsaudit, Datenqualität, Assurance und Missbrauchsschutz bedeutet jedes Studienskript den Gesamtbestand schaerfen kann, dass die Analyse nicht bei einer Aktivitaet, einem guten Willen oder einer Kennzahl stehen bleiben darf. Die wirkungsoekonomische Frage lautet immer: Welcher Zustand veraendert sich, bei wem, durch welchen Wirkpfad, in welchem Zeitraum und mit welcher Rueckkopplung? Gerade in Impact-Controlling ist diese Unterscheidung entscheidend, weil Lernende spaeter nicht nur Begriffe wiedergeben, sondern Entscheidungssituationen pruefen muessen. Der haeufige Fehler besteht darin, neue Einsichten nur lokal im Skript zu belassen. Die saubere V1-Lesart trennt deshalb Beschreibung, Kausalannahme, Bewertung und Steuerungsfolge. Glossar, Website, Journal, Dossiers und Visuals sollen aus der Skriptarbeit lernen. So wird aus dem Thema kein isoliertes Kapitel, sondern ein pruefbarer Baustein der WÖk-Architektur.</w:t>
+      </w:r>
+    </w:p>
+    <w:p>
+      <w:r>
+        <w:t>Pruefungsnahe Transferfrage. Formuliere zu WC-V9 eine Wirkungsaussage in drei Saetzen: Erstens den beobachteten oder plausiblen Zustand, zweitens die Daten- oder Quellenlage, drittens die offene Unsicherheit samt Rueckkopplung. Die Antwort muss ohne moralische Personenbewertung auskommen und darf Reichweite nicht mit Wirkung verwechseln.</w:t>
+      </w:r>
+    </w:p>
+    <w:p>
+      <w:pPr>
+        <w:pStyle w:val="Heading3"/>
+      </w:pPr>
+      <w:r>
+        <w:t>Vertiefungsrunde 3: Lesen, pruefen, rueckkoppeln</w:t>
+      </w:r>
+    </w:p>
+    <w:p>
+      <w:r>
+        <w:t>Die folgende Runde verdichtet WC-V9 nicht durch neue Schlagworte, sondern durch wiederholte Anwendung auf unterschiedliche Entscheidungsebenen. Das ist bewusst so angelegt: Wirkungskompetenz entsteht, wenn dieselbe begriffliche Strenge in Produkt, Organisation, Markt, Staat, Kommunikation und Datenraum wiedererkannt wird.</w:t>
+      </w:r>
+    </w:p>
+    <w:p>
+      <w:r>
+        <w:t>Begriffliche Schaerfung. Fuer Wirkungsaudit, Datenqualität, Assurance und Missbrauchsschutz bedeutet praezise Sprache die erste Sicherung gegen Impact-Washing ist, dass die Analyse nicht bei einer Aktivitaet, einem guten Willen oder einer Kennzahl stehen bleiben darf. Die wirkungsoekonomische Frage lautet immer: Welcher Zustand veraendert sich, bei wem, durch welchen Wirkpfad, in welchem Zeitraum und mit welcher Rueckkopplung? Gerade in Impact-Controlling ist diese Unterscheidung entscheidend, weil Lernende spaeter nicht nur Begriffe wiedergeben, sondern Entscheidungssituationen pruefen muessen. Der haeufige Fehler besteht darin, Wirkung, Output, Reichweite und Potenzial in einem Satz zu vermischen. Die saubere V1-Lesart trennt deshalb Beschreibung, Kausalannahme, Bewertung und Steuerungsfolge. In der Praxis sollte jede Wirkungsaussage als kurze Viererprobe formuliert werden: Zustand, Betroffene, Quelle, offene Unsicherheit. So wird aus dem Thema kein isoliertes Kapitel, sondern ein pruefbarer Baustein der WÖk-Architektur.</w:t>
+      </w:r>
+    </w:p>
+    <w:p>
+      <w:r>
+        <w:t>Fallfenster zur Anwendung. Eine Organisation plant eine Massnahme und formuliert dazu eine positive Absicht. In der WÖk reicht das nicht. Fuer diese Vorlesung muss sichtbar werden, welche Zustandsveraenderung erwartet wird, welche Empfaenger direkt oder indirekt betroffen sind, welche Nebenwirkungen entstehen koennen und welche Entscheidung spaeter korrigiert wird. Bezogen auf Wirkungsaudit, Datenqualität, Assurance und Missbrauchsschutz heisst das: Die Analyse muss das konkrete Thema ernst nehmen und zugleich den allgemeinen WÖk-Massstab halten. Es geht nicht darum, die Welt in gute und schlechte Akteure einzuteilen. Es geht darum, Wirkpfade, Wirkungsempfaenger, Datenqualitaet, Risiken und Rueckkopplung so zu beschreiben, dass bessere Entscheidungen moeglich werden.</w:t>
+      </w:r>
+    </w:p>
+    <w:p>
+      <w:r>
+        <w:t>Wirkpfad-Logik. Fuer Wirkungsaudit, Datenqualität, Assurance und Missbrauchsschutz bedeutet ein Thema erst dann steuerbar wird, wenn der Mechanismus zwischen Ausloeser und Zustandsveraenderung beschrieben ist, dass die Analyse nicht bei einer Aktivitaet, einem guten Willen oder einer Kennzahl stehen bleiben darf. Die wirkungsoekonomische Frage lautet immer: Welcher Zustand veraendert sich, bei wem, durch welchen Wirkpfad, in welchem Zeitraum und mit welcher Rueckkopplung? Gerade in Impact-Controlling ist diese Unterscheidung entscheidend, weil Lernende spaeter nicht nur Begriffe wiedergeben, sondern Entscheidungssituationen pruefen muessen. Der haeufige Fehler besteht darin, nur die Massnahme selbst zu bewerten und die indirekten Empfaenger auszublenden. Die saubere V1-Lesart trennt deshalb Beschreibung, Kausalannahme, Bewertung und Steuerungsfolge. Eine gute Fallanalyse zeichnet mindestens einen direkten und einen indirekten Wirkpfad nach. So wird aus dem Thema kein isoliertes Kapitel, sondern ein pruefbarer Baustein der WÖk-Architektur.</w:t>
+      </w:r>
+    </w:p>
+    <w:p>
+      <w:r>
+        <w:t>Daten- und Quellenklarheit. Fuer Wirkungsaudit, Datenqualität, Assurance und Missbrauchsschutz bedeutet jede Bewertung nur so belastbar ist wie Datenlage, Quellenstatus und Aktualitaet, dass die Analyse nicht bei einer Aktivitaet, einem guten Willen oder einer Kennzahl stehen bleiben darf. Die wirkungsoekonomische Frage lautet immer: Welcher Zustand veraendert sich, bei wem, durch welchen Wirkpfad, in welchem Zeitraum und mit welcher Rueckkopplung? Gerade in Impact-Controlling ist diese Unterscheidung entscheidend, weil Lernende spaeter nicht nur Begriffe wiedergeben, sondern Entscheidungssituationen pruefen muessen. Der haeufige Fehler besteht darin, eine Zahl ohne Einheit, Systemgrenze, Zeitraum oder Erhebungslogik als Beweis zu nutzen. Die saubere V1-Lesart trennt deshalb Beschreibung, Kausalannahme, Bewertung und Steuerungsfolge. Die Lernenden sollen Daten nicht dekorativ zitieren, sondern ihre Aussagekraft, Luecken und Grenzen offenlegen. So wird aus dem Thema kein isoliertes Kapitel, sondern ein pruefbarer Baustein der WÖk-Architektur.</w:t>
+      </w:r>
+    </w:p>
+    <w:p>
+      <w:r>
+        <w:t>Ambivalenz. Fuer Wirkungsaudit, Datenqualität, Assurance und Missbrauchsschutz bedeutet positive und negative Zustandsveraenderungen gleichzeitig auftreten koennen, dass die Analyse nicht bei einer Aktivitaet, einem guten Willen oder einer Kennzahl stehen bleiben darf. Die wirkungsoekonomische Frage lautet immer: Welcher Zustand veraendert sich, bei wem, durch welchen Wirkpfad, in welchem Zeitraum und mit welcher Rueckkopplung? Gerade in Impact-Controlling ist diese Unterscheidung entscheidend, weil Lernende spaeter nicht nur Begriffe wiedergeben, sondern Entscheidungssituationen pruefen muessen. Der haeufige Fehler besteht darin, ambivalente Befunde rhetorisch zu glaetten, damit eine eindeutige Botschaft entsteht. Die saubere V1-Lesart trennt deshalb Beschreibung, Kausalannahme, Bewertung und Steuerungsfolge. Ein gutes Skript fuehrt deshalb Profile, Zielkonflikte und offene Punkte nebeneinander. So wird aus dem Thema kein isoliertes Kapitel, sondern ein pruefbarer Baustein der WÖk-Architektur.</w:t>
+      </w:r>
+    </w:p>
+    <w:p>
+      <w:r>
+        <w:t>Fallfenster zur Anwendung. Eine Fuehrungsentscheidung erzeugt zugleich Nutzen und Risiken. Die WÖk behandelt Ambivalenz nicht als Stoerung, sondern als Kern der Analyse. Positive Netto-Wirkung darf erst behauptet werden, wenn zentrale negative Wirkungen getrennt geprueft und rote Linien gewahrt sind. Bezogen auf Wirkungsaudit, Datenqualität, Assurance und Missbrauchsschutz heisst das: Die Analyse muss das konkrete Thema ernst nehmen und zugleich den allgemeinen WÖk-Massstab halten. Es geht nicht darum, die Welt in gute und schlechte Akteure einzuteilen. Es geht darum, Wirkpfade, Wirkungsempfaenger, Datenqualitaet, Risiken und Rueckkopplung so zu beschreiben, dass bessere Entscheidungen moeglich werden.</w:t>
+      </w:r>
+    </w:p>
+    <w:p>
+      <w:r>
+        <w:t>Nichtkompensation. Fuer Wirkungsaudit, Datenqualität, Assurance und Missbrauchsschutz bedeutet schwere zentrale Schaeden nicht durch beliebige positive Einzelwerte neutralisiert werden duerfen, dass die Analyse nicht bei einer Aktivitaet, einem guten Willen oder einer Kennzahl stehen bleiben darf. Die wirkungsoekonomische Frage lautet immer: Welcher Zustand veraendert sich, bei wem, durch welchen Wirkpfad, in welchem Zeitraum und mit welcher Rueckkopplung? Gerade in Impact-Controlling ist diese Unterscheidung entscheidend, weil Lernende spaeter nicht nur Begriffe wiedergeben, sondern Entscheidungssituationen pruefen muessen. Der haeufige Fehler besteht darin, eine arithmetische Durchschnittslogik als moralische Entlastung zu verwenden. Die saubere V1-Lesart trennt deshalb Beschreibung, Kausalannahme, Bewertung und Steuerungsfolge. Reverse Merit Order und rote Linien sind Schutzregeln gegen Schoenrechnung. So wird aus dem Thema kein isoliertes Kapitel, sondern ein pruefbarer Baustein der WÖk-Architektur.</w:t>
+      </w:r>
+    </w:p>
+    <w:p>
+      <w:r>
+        <w:t>Pruefungsnahe Transferfrage. Formuliere zu WC-V9 eine Wirkungsaussage in drei Saetzen: Erstens den beobachteten oder plausiblen Zustand, zweitens die Daten- oder Quellenlage, drittens die offene Unsicherheit samt Rueckkopplung. Die Antwort muss ohne moralische Personenbewertung auskommen und darf Reichweite nicht mit Wirkung verwechseln.</w:t>
+      </w:r>
+    </w:p>
+    <w:p>
+      <w:r>
+        <w:t>Rueckkopplung. Fuer Wirkungsaudit, Datenqualität, Assurance und Missbrauchsschutz bedeutet Wirkungswissen erst dann wertvoll wird, wenn es Entscheidungen veraendert, dass die Analyse nicht bei einer Aktivitaet, einem guten Willen oder einer Kennzahl stehen bleiben darf. Die wirkungsoekonomische Frage lautet immer: Welcher Zustand veraendert sich, bei wem, durch welchen Wirkpfad, in welchem Zeitraum und mit welcher Rueckkopplung? Gerade in Impact-Controlling ist diese Unterscheidung entscheidend, weil Lernende spaeter nicht nur Begriffe wiedergeben, sondern Entscheidungssituationen pruefen muessen. Der haeufige Fehler besteht darin, einen Bericht als Endpunkt zu betrachten. Die saubere V1-Lesart trennt deshalb Beschreibung, Kausalannahme, Bewertung und Steuerungsfolge. Jeder Analyseblock sollte fragen, welche Routine, welcher Prozess oder welche Ressource nach der Bewertung angepasst wird. So wird aus dem Thema kein isoliertes Kapitel, sondern ein pruefbarer Baustein der WÖk-Architektur.</w:t>
+      </w:r>
+    </w:p>
+    <w:p>
+      <w:r>
+        <w:t>Governance. Fuer Wirkungsaudit, Datenqualität, Assurance und Missbrauchsschutz bedeutet Wirkungsbewertung Verfahren, Rechte, Transparenz und Korrektur braucht, dass die Analyse nicht bei einer Aktivitaet, einem guten Willen oder einer Kennzahl stehen bleiben darf. Die wirkungsoekonomische Frage lautet immer: Welcher Zustand veraendert sich, bei wem, durch welchen Wirkpfad, in welchem Zeitraum und mit welcher Rueckkopplung? Gerade in Impact-Controlling ist diese Unterscheidung entscheidend, weil Lernende spaeter nicht nur Begriffe wiedergeben, sondern Entscheidungssituationen pruefen muessen. Der haeufige Fehler besteht darin, Bewertung als technokratische Top-down-Setzung zu verstehen. Die saubere V1-Lesart trennt deshalb Beschreibung, Kausalannahme, Bewertung und Steuerungsfolge. Betroffene, Datenhalter, Entscheider und Kontrollinstanzen muessen unterscheidbare Rollen behalten. So wird aus dem Thema kein isoliertes Kapitel, sondern ein pruefbarer Baustein der WÖk-Architektur.</w:t>
+      </w:r>
+    </w:p>
+    <w:p>
+      <w:r>
+        <w:t>Fallfenster zur Anwendung. Ein Controlling-Team moechte einen Score bilden. Das Skript verlangt, dass Datenqualitaet, Systemgrenzen, Gewichtung, Unsicherheit und Nichtkompensation sichtbar bleiben. Ein Score darf die Diskussion nicht beenden, sondern muss bessere Fragen, Priorisierung und Rueckkopplung ermoeglichen. Bezogen auf Wirkungsaudit, Datenqualität, Assurance und Missbrauchsschutz heisst das: Die Analyse muss das konkrete Thema ernst nehmen und zugleich den allgemeinen WÖk-Massstab halten. Es geht nicht darum, die Welt in gute und schlechte Akteure einzuteilen. Es geht darum, Wirkpfade, Wirkungsempfaenger, Datenqualitaet, Risiken und Rueckkopplung so zu beschreiben, dass bessere Entscheidungen moeglich werden.</w:t>
+      </w:r>
+    </w:p>
+    <w:p>
+      <w:r>
+        <w:t>Didaktische Pruefbarkeit. Fuer Wirkungsaudit, Datenqualität, Assurance und Missbrauchsschutz bedeutet das Thema in der Akademie nicht nur erklaert, sondern in Falllogik ueberfuehrt werden muss, dass die Analyse nicht bei einer Aktivitaet, einem guten Willen oder einer Kennzahl stehen bleiben darf. Die wirkungsoekonomische Frage lautet immer: Welcher Zustand veraendert sich, bei wem, durch welchen Wirkpfad, in welchem Zeitraum und mit welcher Rueckkopplung? Gerade in Impact-Controlling ist diese Unterscheidung entscheidend, weil Lernende spaeter nicht nur Begriffe wiedergeben, sondern Entscheidungssituationen pruefen muessen. Der haeufige Fehler besteht darin, reines Auswendiglernen als Kompetenznachweis zu behandeln. Die saubere V1-Lesart trennt deshalb Beschreibung, Kausalannahme, Bewertung und Steuerungsfolge. Pruefungsfragen sollen Begriffe, Anwendung und rote Linien verbinden. So wird aus dem Thema kein isoliertes Kapitel, sondern ein pruefbarer Baustein der WÖk-Architektur.</w:t>
+      </w:r>
+    </w:p>
+    <w:p>
+      <w:r>
+        <w:t>Transfer in Organisationen. Fuer Wirkungsaudit, Datenqualität, Assurance und Missbrauchsschutz bedeutet WÖk-Begriffe im Alltag nur tragen, wenn sie in Routinen uebersetzt werden, dass die Analyse nicht bei einer Aktivitaet, einem guten Willen oder einer Kennzahl stehen bleiben darf. Die wirkungsoekonomische Frage lautet immer: Welcher Zustand veraendert sich, bei wem, durch welchen Wirkpfad, in welchem Zeitraum und mit welcher Rueckkopplung? Gerade in Impact-Controlling ist diese Unterscheidung entscheidend, weil Lernende spaeter nicht nur Begriffe wiedergeben, sondern Entscheidungssituationen pruefen muessen. Der haeufige Fehler besteht darin, die Verantwortung an eine Nachhaltigkeitsabteilung auszulagern. Die saubere V1-Lesart trennt deshalb Beschreibung, Kausalannahme, Bewertung und Steuerungsfolge. Strategie, Einkauf, Kommunikation, Controlling und Fuehrung muessen denselben Wirkungsbegriff verwenden. So wird aus dem Thema kein isoliertes Kapitel, sondern ein pruefbarer Baustein der WÖk-Architektur.</w:t>
+      </w:r>
+    </w:p>
+    <w:p>
+      <w:r>
+        <w:t>Rueckfluss in den Korpus. Fuer Wirkungsaudit, Datenqualität, Assurance und Missbrauchsschutz bedeutet jedes Studienskript den Gesamtbestand schaerfen kann, dass die Analyse nicht bei einer Aktivitaet, einem guten Willen oder einer Kennzahl stehen bleiben darf. Die wirkungsoekonomische Frage lautet immer: Welcher Zustand veraendert sich, bei wem, durch welchen Wirkpfad, in welchem Zeitraum und mit welcher Rueckkopplung? Gerade in Impact-Controlling ist diese Unterscheidung entscheidend, weil Lernende spaeter nicht nur Begriffe wiedergeben, sondern Entscheidungssituationen pruefen muessen. Der haeufige Fehler besteht darin, neue Einsichten nur lokal im Skript zu belassen. Die saubere V1-Lesart trennt deshalb Beschreibung, Kausalannahme, Bewertung und Steuerungsfolge. Glossar, Website, Journal, Dossiers und Visuals sollen aus der Skriptarbeit lernen. So wird aus dem Thema kein isoliertes Kapitel, sondern ein pruefbarer Baustein der WÖk-Architektur.</w:t>
+      </w:r>
+    </w:p>
+    <w:p>
+      <w:r>
+        <w:t>Fallfenster zur Anwendung. Ein Kommunikationsbericht nennt viele Aktivitaeten, Reichweiten und Rueckmeldungen. Die V1-Pruefung fragt, ob daraus eine belastbare Wirkungsaussage folgt. Wenn nur Kontakte, Klicks oder Zustimmung vorliegen, bleibt die Aussage im Bereich Wirkungspotenzial oder Resonanz, nicht im Bereich nachgewiesener Wirkung. Bezogen auf Wirkungsaudit, Datenqualität, Assurance und Missbrauchsschutz heisst das: Die Analyse muss das konkrete Thema ernst nehmen und zugleich den allgemeinen WÖk-Massstab halten. Es geht nicht darum, die Welt in gute und schlechte Akteure einzuteilen. Es geht darum, Wirkpfade, Wirkungsempfaenger, Datenqualitaet, Risiken und Rueckkopplung so zu beschreiben, dass bessere Entscheidungen moeglich werden.</w:t>
+      </w:r>
+    </w:p>
+    <w:p>
+      <w:r>
+        <w:t>Pruefungsnahe Transferfrage. Formuliere zu WC-V9 eine Wirkungsaussage in drei Saetzen: Erstens den beobachteten oder plausiblen Zustand, zweitens die Daten- oder Quellenlage, drittens die offene Unsicherheit samt Rueckkopplung. Die Antwort muss ohne moralische Personenbewertung auskommen und darf Reichweite nicht mit Wirkung verwechseln.</w:t>
+      </w:r>
+    </w:p>
+    <w:p>
+      <w:pPr>
+        <w:pStyle w:val="Heading3"/>
+      </w:pPr>
+      <w:r>
+        <w:t>Vertiefungsrunde 4: Lesen, pruefen, rueckkoppeln</w:t>
+      </w:r>
+    </w:p>
+    <w:p>
+      <w:r>
+        <w:t>Die folgende Runde verdichtet WC-V9 nicht durch neue Schlagworte, sondern durch wiederholte Anwendung auf unterschiedliche Entscheidungsebenen. Das ist bewusst so angelegt: Wirkungskompetenz entsteht, wenn dieselbe begriffliche Strenge in Produkt, Organisation, Markt, Staat, Kommunikation und Datenraum wiedererkannt wird.</w:t>
+      </w:r>
+    </w:p>
+    <w:p>
+      <w:r>
+        <w:t>Begriffliche Schaerfung. Fuer Wirkungsaudit, Datenqualität, Assurance und Missbrauchsschutz bedeutet praezise Sprache die erste Sicherung gegen Impact-Washing ist, dass die Analyse nicht bei einer Aktivitaet, einem guten Willen oder einer Kennzahl stehen bleiben darf. Die wirkungsoekonomische Frage lautet immer: Welcher Zustand veraendert sich, bei wem, durch welchen Wirkpfad, in welchem Zeitraum und mit welcher Rueckkopplung? Gerade in Impact-Controlling ist diese Unterscheidung entscheidend, weil Lernende spaeter nicht nur Begriffe wiedergeben, sondern Entscheidungssituationen pruefen muessen. Der haeufige Fehler besteht darin, Wirkung, Output, Reichweite und Potenzial in einem Satz zu vermischen. Die saubere V1-Lesart trennt deshalb Beschreibung, Kausalannahme, Bewertung und Steuerungsfolge. In der Praxis sollte jede Wirkungsaussage als kurze Viererprobe formuliert werden: Zustand, Betroffene, Quelle, offene Unsicherheit. So wird aus dem Thema kein isoliertes Kapitel, sondern ein pruefbarer Baustein der WÖk-Architektur.</w:t>
+      </w:r>
+    </w:p>
+    <w:p>
+      <w:r>
+        <w:t>Wirkpfad-Logik. Fuer Wirkungsaudit, Datenqualität, Assurance und Missbrauchsschutz bedeutet ein Thema erst dann steuerbar wird, wenn der Mechanismus zwischen Ausloeser und Zustandsveraenderung beschrieben ist, dass die Analyse nicht bei einer Aktivitaet, einem guten Willen oder einer Kennzahl stehen bleiben darf. Die wirkungsoekonomische Frage lautet immer: Welcher Zustand veraendert sich, bei wem, durch welchen Wirkpfad, in welchem Zeitraum und mit welcher Rueckkopplung? Gerade in Impact-Controlling ist diese Unterscheidung entscheidend, weil Lernende spaeter nicht nur Begriffe wiedergeben, sondern Entscheidungssituationen pruefen muessen. Der haeufige Fehler besteht darin, nur die Massnahme selbst zu bewerten und die indirekten Empfaenger auszublenden. Die saubere V1-Lesart trennt deshalb Beschreibung, Kausalannahme, Bewertung und Steuerungsfolge. Eine gute Fallanalyse zeichnet mindestens einen direkten und einen indirekten Wirkpfad nach. So wird aus dem Thema kein isoliertes Kapitel, sondern ein pruefbarer Baustein der WÖk-Architektur.</w:t>
+      </w:r>
+    </w:p>
+    <w:p>
+      <w:r>
+        <w:t>Daten- und Quellenklarheit. Fuer Wirkungsaudit, Datenqualität, Assurance und Missbrauchsschutz bedeutet jede Bewertung nur so belastbar ist wie Datenlage, Quellenstatus und Aktualitaet, dass die Analyse nicht bei einer Aktivitaet, einem guten Willen oder einer Kennzahl stehen bleiben darf. Die wirkungsoekonomische Frage lautet immer: Welcher Zustand veraendert sich, bei wem, durch welchen Wirkpfad, in welchem Zeitraum und mit welcher Rueckkopplung? Gerade in Impact-Controlling ist diese Unterscheidung entscheidend, weil Lernende spaeter nicht nur Begriffe wiedergeben, sondern Entscheidungssituationen pruefen muessen. Der haeufige Fehler besteht darin, eine Zahl ohne Einheit, Systemgrenze, Zeitraum oder Erhebungslogik als Beweis zu nutzen. Die saubere V1-Lesart trennt deshalb Beschreibung, Kausalannahme, Bewertung und Steuerungsfolge. Die Lernenden sollen Daten nicht dekorativ zitieren, sondern ihre Aussagekraft, Luecken und Grenzen offenlegen. So wird aus dem Thema kein isoliertes Kapitel, sondern ein pruefbarer Baustein der WÖk-Architektur.</w:t>
+      </w:r>
+    </w:p>
+    <w:p>
+      <w:r>
+        <w:t>Fallfenster zur Anwendung. Eine Organisation plant eine Massnahme und formuliert dazu eine positive Absicht. In der WÖk reicht das nicht. Fuer diese Vorlesung muss sichtbar werden, welche Zustandsveraenderung erwartet wird, welche Empfaenger direkt oder indirekt betroffen sind, welche Nebenwirkungen entstehen koennen und welche Entscheidung spaeter korrigiert wird. Bezogen auf Wirkungsaudit, Datenqualität, Assurance und Missbrauchsschutz heisst das: Die Analyse muss das konkrete Thema ernst nehmen und zugleich den allgemeinen WÖk-Massstab halten. Es geht nicht darum, die Welt in gute und schlechte Akteure einzuteilen. Es geht darum, Wirkpfade, Wirkungsempfaenger, Datenqualitaet, Risiken und Rueckkopplung so zu beschreiben, dass bessere Entscheidungen moeglich werden.</w:t>
+      </w:r>
+    </w:p>
+    <w:p>
+      <w:r>
+        <w:t>Ambivalenz. Fuer Wirkungsaudit, Datenqualität, Assurance und Missbrauchsschutz bedeutet positive und negative Zustandsveraenderungen gleichzeitig auftreten koennen, dass die Analyse nicht bei einer Aktivitaet, einem guten Willen oder einer Kennzahl stehen bleiben darf. Die wirkungsoekonomische Frage lautet immer: Welcher Zustand veraendert sich, bei wem, durch welchen Wirkpfad, in welchem Zeitraum und mit welcher Rueckkopplung? Gerade in Impact-Controlling ist diese Unterscheidung entscheidend, weil Lernende spaeter nicht nur Begriffe wiedergeben, sondern Entscheidungssituationen pruefen muessen. Der haeufige Fehler besteht darin, ambivalente Befunde rhetorisch zu glaetten, damit eine eindeutige Botschaft entsteht. Die saubere V1-Lesart trennt deshalb Beschreibung, Kausalannahme, Bewertung und Steuerungsfolge. Ein gutes Skript fuehrt deshalb Profile, Zielkonflikte und offene Punkte nebeneinander. So wird aus dem Thema kein isoliertes Kapitel, sondern ein pruefbarer Baustein der WÖk-Architektur.</w:t>
+      </w:r>
+    </w:p>
+    <w:p>
+      <w:r>
+        <w:t>Nichtkompensation. Fuer Wirkungsaudit, Datenqualität, Assurance und Missbrauchsschutz bedeutet schwere zentrale Schaeden nicht durch beliebige positive Einzelwerte neutralisiert werden duerfen, dass die Analyse nicht bei einer Aktivitaet, einem guten Willen oder einer Kennzahl stehen bleiben darf. Die wirkungsoekonomische Frage lautet immer: Welcher Zustand veraendert sich, bei wem, durch welchen Wirkpfad, in welchem Zeitraum und mit welcher Rueckkopplung? Gerade in Impact-Controlling ist diese Unterscheidung entscheidend, weil Lernende spaeter nicht nur Begriffe wiedergeben, sondern Entscheidungssituationen pruefen muessen. Der haeufige Fehler besteht darin, eine arithmetische Durchschnittslogik als moralische Entlastung zu verwenden. Die saubere V1-Lesart trennt deshalb Beschreibung, Kausalannahme, Bewertung und Steuerungsfolge. Reverse Merit Order und rote Linien sind Schutzregeln gegen Schoenrechnung. So wird aus dem Thema kein isoliertes Kapitel, sondern ein pruefbarer Baustein der WÖk-Architektur.</w:t>
+      </w:r>
+    </w:p>
+    <w:p>
+      <w:r>
+        <w:t>Pruefungsnahe Transferfrage. Formuliere zu WC-V9 eine Wirkungsaussage in drei Saetzen: Erstens den beobachteten oder plausiblen Zustand, zweitens die Daten- oder Quellenlage, drittens die offene Unsicherheit samt Rueckkopplung. Die Antwort muss ohne moralische Personenbewertung auskommen und darf Reichweite nicht mit Wirkung verwechseln.</w:t>
+      </w:r>
+    </w:p>
+    <w:p>
+      <w:r>
+        <w:t>Rueckkopplung. Fuer Wirkungsaudit, Datenqualität, Assurance und Missbrauchsschutz bedeutet Wirkungswissen erst dann wertvoll wird, wenn es Entscheidungen veraendert, dass die Analyse nicht bei einer Aktivitaet, einem guten Willen oder einer Kennzahl stehen bleiben darf. Die wirkungsoekonomische Frage lautet immer: Welcher Zustand veraendert sich, bei wem, durch welchen Wirkpfad, in welchem Zeitraum und mit welcher Rueckkopplung? Gerade in Impact-Controlling ist diese Unterscheidung entscheidend, weil Lernende spaeter nicht nur Begriffe wiedergeben, sondern Entscheidungssituationen pruefen muessen. Der haeufige Fehler besteht darin, einen Bericht als Endpunkt zu betrachten. Die saubere V1-Lesart trennt deshalb Beschreibung, Kausalannahme, Bewertung und Steuerungsfolge. Jeder Analyseblock sollte fragen, welche Routine, welcher Prozess oder welche Ressource nach der Bewertung angepasst wird. So wird aus dem Thema kein isoliertes Kapitel, sondern ein pruefbarer Baustein der WÖk-Architektur.</w:t>
+      </w:r>
+    </w:p>
+    <w:p>
+      <w:r>
+        <w:t>Fallfenster zur Anwendung. Eine Fuehrungsentscheidung erzeugt zugleich Nutzen und Risiken. Die WÖk behandelt Ambivalenz nicht als Stoerung, sondern als Kern der Analyse. Positive Netto-Wirkung darf erst behauptet werden, wenn zentrale negative Wirkungen getrennt geprueft und rote Linien gewahrt sind. Bezogen auf Wirkungsaudit, Datenqualität, Assurance und Missbrauchsschutz heisst das: Die Analyse muss das konkrete Thema ernst nehmen und zugleich den allgemeinen WÖk-Massstab halten. Es geht nicht darum, die Welt in gute und schlechte Akteure einzuteilen. Es geht darum, Wirkpfade, Wirkungsempfaenger, Datenqualitaet, Risiken und Rueckkopplung so zu beschreiben, dass bessere Entscheidungen moeglich werden.</w:t>
+      </w:r>
+    </w:p>
+    <w:p>
+      <w:r>
+        <w:t>Governance. Fuer Wirkungsaudit, Datenqualität, Assurance und Missbrauchsschutz bedeutet Wirkungsbewertung Verfahren, Rechte, Transparenz und Korrektur braucht, dass die Analyse nicht bei einer Aktivitaet, einem guten Willen oder einer Kennzahl stehen bleiben darf. Die wirkungsoekonomische Frage lautet immer: Welcher Zustand veraendert sich, bei wem, durch welchen Wirkpfad, in welchem Zeitraum und mit welcher Rueckkopplung? Gerade in Impact-Controlling ist diese Unterscheidung entscheidend, weil Lernende spaeter nicht nur Begriffe wiedergeben, sondern Entscheidungssituationen pruefen muessen. Der haeufige Fehler besteht darin, Bewertung als technokratische Top-down-Setzung zu verstehen. Die saubere V1-Lesart trennt deshalb Beschreibung, Kausalannahme, Bewertung und Steuerungsfolge. Betroffene, Datenhalter, Entscheider und Kontrollinstanzen muessen unterscheidbare Rollen behalten. So wird aus dem Thema kein isoliertes Kapitel, sondern ein pruefbarer Baustein der WÖk-Architektur.</w:t>
+      </w:r>
+    </w:p>
+    <w:p>
+      <w:r>
+        <w:t>Didaktische Pruefbarkeit. Fuer Wirkungsaudit, Datenqualität, Assurance und Missbrauchsschutz bedeutet das Thema in der Akademie nicht nur erklaert, sondern in Falllogik ueberfuehrt werden muss, dass die Analyse nicht bei einer Aktivitaet, einem guten Willen oder einer Kennzahl stehen bleiben darf. Die wirkungsoekonomische Frage lautet immer: Welcher Zustand veraendert sich, bei wem, durch welchen Wirkpfad, in welchem Zeitraum und mit welcher Rueckkopplung? Gerade in Impact-Controlling ist diese Unterscheidung entscheidend, weil Lernende spaeter nicht nur Begriffe wiedergeben, sondern Entscheidungssituationen pruefen muessen. Der haeufige Fehler besteht darin, reines Auswendiglernen als Kompetenznachweis zu behandeln. Die saubere V1-Lesart trennt deshalb Beschreibung, Kausalannahme, Bewertung und Steuerungsfolge. Pruefungsfragen sollen Begriffe, Anwendung und rote Linien verbinden. So wird aus dem Thema kein isoliertes Kapitel, sondern ein pruefbarer Baustein der WÖk-Architektur.</w:t>
+      </w:r>
+    </w:p>
+    <w:p>
+      <w:r>
+        <w:t>Transfer in Organisationen. Fuer Wirkungsaudit, Datenqualität, Assurance und Missbrauchsschutz bedeutet WÖk-Begriffe im Alltag nur tragen, wenn sie in Routinen uebersetzt werden, dass die Analyse nicht bei einer Aktivitaet, einem guten Willen oder einer Kennzahl stehen bleiben darf. Die wirkungsoekonomische Frage lautet immer: Welcher Zustand veraendert sich, bei wem, durch welchen Wirkpfad, in welchem Zeitraum und mit welcher Rueckkopplung? Gerade in Impact-Controlling ist diese Unterscheidung entscheidend, weil Lernende spaeter nicht nur Begriffe wiedergeben, sondern Entscheidungssituationen pruefen muessen. Der haeufige Fehler besteht darin, die Verantwortung an eine Nachhaltigkeitsabteilung auszulagern. Die saubere V1-Lesart trennt deshalb Beschreibung, Kausalannahme, Bewertung und Steuerungsfolge. Strategie, Einkauf, Kommunikation, Controlling und Fuehrung muessen denselben Wirkungsbegriff verwenden. So wird aus dem Thema kein isoliertes Kapitel, sondern ein pruefbarer Baustein der WÖk-Architektur.</w:t>
+      </w:r>
+    </w:p>
+    <w:p>
+      <w:r>
+        <w:t>Fallfenster zur Anwendung. Ein Controlling-Team moechte einen Score bilden. Das Skript verlangt, dass Datenqualitaet, Systemgrenzen, Gewichtung, Unsicherheit und Nichtkompensation sichtbar bleiben. Ein Score darf die Diskussion nicht beenden, sondern muss bessere Fragen, Priorisierung und Rueckkopplung ermoeglichen. Bezogen auf Wirkungsaudit, Datenqualität, Assurance und Missbrauchsschutz heisst das: Die Analyse muss das konkrete Thema ernst nehmen und zugleich den allgemeinen WÖk-Massstab halten. Es geht nicht darum, die Welt in gute und schlechte Akteure einzuteilen. Es geht darum, Wirkpfade, Wirkungsempfaenger, Datenqualitaet, Risiken und Rueckkopplung so zu beschreiben, dass bessere Entscheidungen moeglich werden.</w:t>
+      </w:r>
+    </w:p>
+    <w:p>
+      <w:r>
+        <w:t>Rueckfluss in den Korpus. Fuer Wirkungsaudit, Datenqualität, Assurance und Missbrauchsschutz bedeutet jedes Studienskript den Gesamtbestand schaerfen kann, dass die Analyse nicht bei einer Aktivitaet, einem guten Willen oder einer Kennzahl stehen bleiben darf. Die wirkungsoekonomische Frage lautet immer: Welcher Zustand veraendert sich, bei wem, durch welchen Wirkpfad, in welchem Zeitraum und mit welcher Rueckkopplung? Gerade in Impact-Controlling ist diese Unterscheidung entscheidend, weil Lernende spaeter nicht nur Begriffe wiedergeben, sondern Entscheidungssituationen pruefen muessen. Der haeufige Fehler besteht darin, neue Einsichten nur lokal im Skript zu belassen. Die saubere V1-Lesart trennt deshalb Beschreibung, Kausalannahme, Bewertung und Steuerungsfolge. Glossar, Website, Journal, Dossiers und Visuals sollen aus der Skriptarbeit lernen. So wird aus dem Thema kein isoliertes Kapitel, sondern ein pruefbarer Baustein der WÖk-Architektur.</w:t>
+      </w:r>
+    </w:p>
+    <w:p>
+      <w:r>
+        <w:t>Pruefungsnahe Transferfrage. Formuliere zu WC-V9 eine Wirkungsaussage in drei Saetzen: Erstens den beobachteten oder plausiblen Zustand, zweitens die Daten- oder Quellenlage, drittens die offene Unsicherheit samt Rueckkopplung. Die Antwort muss ohne moralische Personenbewertung auskommen und darf Reichweite nicht mit Wirkung verwechseln.</w:t>
+      </w:r>
+    </w:p>
+    <w:p>
+      <w:pPr>
+        <w:pStyle w:val="Heading3"/>
+      </w:pPr>
+      <w:r>
+        <w:t>Vertiefungsrunde 5: Lesen, pruefen, rueckkoppeln</w:t>
+      </w:r>
+    </w:p>
+    <w:p>
+      <w:r>
+        <w:t>Die folgende Runde verdichtet WC-V9 nicht durch neue Schlagworte, sondern durch wiederholte Anwendung auf unterschiedliche Entscheidungsebenen. Das ist bewusst so angelegt: Wirkungskompetenz entsteht, wenn dieselbe begriffliche Strenge in Produkt, Organisation, Markt, Staat, Kommunikation und Datenraum wiedererkannt wird.</w:t>
+      </w:r>
+    </w:p>
+    <w:p>
+      <w:r>
+        <w:t>Begriffliche Schaerfung. Fuer Wirkungsaudit, Datenqualität, Assurance und Missbrauchsschutz bedeutet praezise Sprache die erste Sicherung gegen Impact-Washing ist, dass die Analyse nicht bei einer Aktivitaet, einem guten Willen oder einer Kennzahl stehen bleiben darf. Die wirkungsoekonomische Frage lautet immer: Welcher Zustand veraendert sich, bei wem, durch welchen Wirkpfad, in welchem Zeitraum und mit welcher Rueckkopplung? Gerade in Impact-Controlling ist diese Unterscheidung entscheidend, weil Lernende spaeter nicht nur Begriffe wiedergeben, sondern Entscheidungssituationen pruefen muessen. Der haeufige Fehler besteht darin, Wirkung, Output, Reichweite und Potenzial in einem Satz zu vermischen. Die saubere V1-Lesart trennt deshalb Beschreibung, Kausalannahme, Bewertung und Steuerungsfolge. In der Praxis sollte jede Wirkungsaussage als kurze Viererprobe formuliert werden: Zustand, Betroffene, Quelle, offene Unsicherheit. So wird aus dem Thema kein isoliertes Kapitel, sondern ein pruefbarer Baustein der WÖk-Architektur.</w:t>
+      </w:r>
+    </w:p>
+    <w:p>
+      <w:r>
+        <w:t>Wirkpfad-Logik. Fuer Wirkungsaudit, Datenqualität, Assurance und Missbrauchsschutz bedeutet ein Thema erst dann steuerbar wird, wenn der Mechanismus zwischen Ausloeser und Zustandsveraenderung beschrieben ist, dass die Analyse nicht bei einer Aktivitaet, einem guten Willen oder einer Kennzahl stehen bleiben darf. Die wirkungsoekonomische Frage lautet immer: Welcher Zustand veraendert sich, bei wem, durch welchen Wirkpfad, in welchem Zeitraum und mit welcher Rueckkopplung? Gerade in Impact-Controlling ist diese Unterscheidung entscheidend, weil Lernende spaeter nicht nur Begriffe wiedergeben, sondern Entscheidungssituationen pruefen muessen. Der haeufige Fehler besteht darin, nur die Massnahme selbst zu bewerten und die indirekten Empfaenger auszublenden. Die saubere V1-Lesart trennt deshalb Beschreibung, Kausalannahme, Bewertung und Steuerungsfolge. Eine gute Fallanalyse zeichnet mindestens einen direkten und einen indirekten Wirkpfad nach. So wird aus dem Thema kein isoliertes Kapitel, sondern ein pruefbarer Baustein der WÖk-Architektur.</w:t>
+      </w:r>
+    </w:p>
+    <w:p>
+      <w:r>
+        <w:t>Fallfenster zur Anwendung. Ein Kommunikationsbericht nennt viele Aktivitaeten, Reichweiten und Rueckmeldungen. Die V1-Pruefung fragt, ob daraus eine belastbare Wirkungsaussage folgt. Wenn nur Kontakte, Klicks oder Zustimmung vorliegen, bleibt die Aussage im Bereich Wirkungspotenzial oder Resonanz, nicht im Bereich nachgewiesener Wirkung. Bezogen auf Wirkungsaudit, Datenqualität, Assurance und Missbrauchsschutz heisst das: Die Analyse muss das konkrete Thema ernst nehmen und zugleich den allgemeinen WÖk-Massstab halten. Es geht nicht darum, die Welt in gute und schlechte Akteure einzuteilen. Es geht darum, Wirkpfade, Wirkungsempfaenger, Datenqualitaet, Risiken und Rueckkopplung so zu beschreiben, dass bessere Entscheidungen moeglich werden.</w:t>
+      </w:r>
+    </w:p>
+    <w:p>
+      <w:r>
+        <w:t>Daten- und Quellenklarheit. Fuer Wirkungsaudit, Datenqualität, Assurance und Missbrauchsschutz bedeutet jede Bewertung nur so belastbar ist wie Datenlage, Quellenstatus und Aktualitaet, dass die Analyse nicht bei einer Aktivitaet, einem guten Willen oder einer Kennzahl stehen bleiben darf. Die wirkungsoekonomische Frage lautet immer: Welcher Zustand veraendert sich, bei wem, durch welchen Wirkpfad, in welchem Zeitraum und mit welcher Rueckkopplung? Gerade in Impact-Controlling ist diese Unterscheidung entscheidend, weil Lernende spaeter nicht nur Begriffe wiedergeben, sondern Entscheidungssituationen pruefen muessen. Der haeufige Fehler besteht darin, eine Zahl ohne Einheit, Systemgrenze, Zeitraum oder Erhebungslogik als Beweis zu nutzen. Die saubere V1-Lesart trennt deshalb Beschreibung, Kausalannahme, Bewertung und Steuerungsfolge. Die Lernenden sollen Daten nicht dekorativ zitieren, sondern ihre Aussagekraft, Luecken und Grenzen offenlegen. So wird aus dem Thema kein isoliertes Kapitel, sondern ein pruefbarer Baustein der WÖk-Architektur.</w:t>
+      </w:r>
+    </w:p>
+    <w:p>
+      <w:r>
+        <w:t>Ambivalenz. Fuer Wirkungsaudit, Datenqualität, Assurance und Missbrauchsschutz bedeutet positive und negative Zustandsveraenderungen gleichzeitig auftreten koennen, dass die Analyse nicht bei einer Aktivitaet, einem guten Willen oder einer Kennzahl stehen bleiben darf. Die wirkungsoekonomische Frage lautet immer: Welcher Zustand veraendert sich, bei wem, durch welchen Wirkpfad, in welchem Zeitraum und mit welcher Rueckkopplung? Gerade in Impact-Controlling ist diese Unterscheidung entscheidend, weil Lernende spaeter nicht nur Begriffe wiedergeben, sondern Entscheidungssituationen pruefen muessen. Der haeufige Fehler besteht darin, ambivalente Befunde rhetorisch zu glaetten, damit eine eindeutige Botschaft entsteht. Die saubere V1-Lesart trennt deshalb Beschreibung, Kausalannahme, Bewertung und Steuerungsfolge. Ein gutes Skript fuehrt deshalb Profile, Zielkonflikte und offene Punkte nebeneinander. So wird aus dem Thema kein isoliertes Kapitel, sondern ein pruefbarer Baustein der WÖk-Architektur.</w:t>
+      </w:r>
+    </w:p>
+    <w:p>
+      <w:r>
+        <w:t>Nichtkompensation. Fuer Wirkungsaudit, Datenqualität, Assurance und Missbrauchsschutz bedeutet schwere zentrale Schaeden nicht durch beliebige positive Einzelwerte neutralisiert werden duerfen, dass die Analyse nicht bei einer Aktivitaet, einem guten Willen oder einer Kennzahl stehen bleiben darf. Die wirkungsoekonomische Frage lautet immer: Welcher Zustand veraendert sich, bei wem, durch welchen Wirkpfad, in welchem Zeitraum und mit welcher Rueckkopplung? Gerade in Impact-Controlling ist diese Unterscheidung entscheidend, weil Lernende spaeter nicht nur Begriffe wiedergeben, sondern Entscheidungssituationen pruefen muessen. Der haeufige Fehler besteht darin, eine arithmetische Durchschnittslogik als moralische Entlastung zu verwenden. Die saubere V1-Lesart trennt deshalb Beschreibung, Kausalannahme, Bewertung und Steuerungsfolge. Reverse Merit Order und rote Linien sind Schutzregeln gegen Schoenrechnung. So wird aus dem Thema kein isoliertes Kapitel, sondern ein pruefbarer Baustein der WÖk-Architektur.</w:t>
+      </w:r>
+    </w:p>
+    <w:p>
+      <w:r>
+        <w:t>Fallfenster zur Anwendung. Eine Organisation plant eine Massnahme und formuliert dazu eine positive Absicht. In der WÖk reicht das nicht. Fuer diese Vorlesung muss sichtbar werden, welche Zustandsveraenderung erwartet wird, welche Empfaenger direkt oder indirekt betroffen sind, welche Nebenwirkungen entstehen koennen und welche Entscheidung spaeter korrigiert wird. Bezogen auf Wirkungsaudit, Datenqualität, Assurance und Missbrauchsschutz heisst das: Die Analyse muss das konkrete Thema ernst nehmen und zugleich den allgemeinen WÖk-Massstab halten. Es geht nicht darum, die Welt in gute und schlechte Akteure einzuteilen. Es geht darum, Wirkpfade, Wirkungsempfaenger, Datenqualitaet, Risiken und Rueckkopplung so zu beschreiben, dass bessere Entscheidungen moeglich werden.</w:t>
+      </w:r>
+    </w:p>
+    <w:p>
+      <w:r>
+        <w:t>Pruefungsnahe Transferfrage. Formuliere zu WC-V9 eine Wirkungsaussage in drei Saetzen: Erstens den beobachteten oder plausiblen Zustand, zweitens die Daten- oder Quellenlage, drittens die offene Unsicherheit samt Rueckkopplung. Die Antwort muss ohne moralische Personenbewertung auskommen und darf Reichweite nicht mit Wirkung verwechseln.</w:t>
+      </w:r>
+    </w:p>
+    <w:p>
+      <w:r>
+        <w:t>Rueckkopplung. Fuer Wirkungsaudit, Datenqualität, Assurance und Missbrauchsschutz bedeutet Wirkungswissen erst dann wertvoll wird, wenn es Entscheidungen veraendert, dass die Analyse nicht bei einer Aktivitaet, einem guten Willen oder einer Kennzahl stehen bleiben darf. Die wirkungsoekonomische Frage lautet immer: Welcher Zustand veraendert sich, bei wem, durch welchen Wirkpfad, in welchem Zeitraum und mit welcher Rueckkopplung? Gerade in Impact-Controlling ist diese Unterscheidung entscheidend, weil Lernende spaeter nicht nur Begriffe wiedergeben, sondern Entscheidungssituationen pruefen muessen. Der haeufige Fehler besteht darin, einen Bericht als Endpunkt zu betrachten. Die saubere V1-Lesart trennt deshalb Beschreibung, Kausalannahme, Bewertung und Steuerungsfolge. Jeder Analyseblock sollte fragen, welche Routine, welcher Prozess oder welche Ressource nach der Bewertung angepasst wird. So wird aus dem Thema kein isoliertes Kapitel, sondern ein pruefbarer Baustein der WÖk-Architektur.</w:t>
+      </w:r>
+    </w:p>
+    <w:p>
+      <w:r>
+        <w:t>Governance. Fuer Wirkungsaudit, Datenqualität, Assurance und Missbrauchsschutz bedeutet Wirkungsbewertung Verfahren, Rechte, Transparenz und Korrektur braucht, dass die Analyse nicht bei einer Aktivitaet, einem guten Willen oder einer Kennzahl stehen bleiben darf. Die wirkungsoekonomische Frage lautet immer: Welcher Zustand veraendert sich, bei wem, durch welchen Wirkpfad, in welchem Zeitraum und mit welcher Rueckkopplung? Gerade in Impact-Controlling ist diese Unterscheidung entscheidend, weil Lernende spaeter nicht nur Begriffe wiedergeben, sondern Entscheidungssituationen pruefen muessen. Der haeufige Fehler besteht darin, Bewertung als technokratische Top-down-Setzung zu verstehen. Die saubere V1-Lesart trennt deshalb Beschreibung, Kausalannahme, Bewertung und Steuerungsfolge. Betroffene, Datenhalter, Entscheider und Kontrollinstanzen muessen unterscheidbare Rollen behalten. So wird aus dem Thema kein isoliertes Kapitel, sondern ein pruefbarer Baustein der WÖk-Architektur.</w:t>
+      </w:r>
+    </w:p>
+    <w:p>
+      <w:r>
+        <w:t>Didaktische Pruefbarkeit. Fuer Wirkungsaudit, Datenqualität, Assurance und Missbrauchsschutz bedeutet das Thema in der Akademie nicht nur erklaert, sondern in Falllogik ueberfuehrt werden muss, dass die Analyse nicht bei einer Aktivitaet, einem guten Willen oder einer Kennzahl stehen bleiben darf. Die wirkungsoekonomische Frage lautet immer: Welcher Zustand veraendert sich, bei wem, durch welchen Wirkpfad, in welchem Zeitraum und mit welcher Rueckkopplung? Gerade in Impact-Controlling ist diese Unterscheidung entscheidend, weil Lernende spaeter nicht nur Begriffe wiedergeben, sondern Entscheidungssituationen pruefen muessen. Der haeufige Fehler besteht darin, reines Auswendiglernen als Kompetenznachweis zu behandeln. Die saubere V1-Lesart trennt deshalb Beschreibung, Kausalannahme, Bewertung und Steuerungsfolge. Pruefungsfragen sollen Begriffe, Anwendung und rote Linien verbinden. So wird aus dem Thema kein isoliertes Kapitel, sondern ein pruefbarer Baustein der WÖk-Architektur.</w:t>
+      </w:r>
+    </w:p>
+    <w:p>
+      <w:r>
+        <w:t>Fallfenster zur Anwendung. Eine Fuehrungsentscheidung erzeugt zugleich Nutzen und Risiken. Die WÖk behandelt Ambivalenz nicht als Stoerung, sondern als Kern der Analyse. Positive Netto-Wirkung darf erst behauptet werden, wenn zentrale negative Wirkungen getrennt geprueft und rote Linien gewahrt sind. Bezogen auf Wirkungsaudit, Datenqualität, Assurance und Missbrauchsschutz heisst das: Die Analyse muss das konkrete Thema ernst nehmen und zugleich den allgemeinen WÖk-Massstab halten. Es geht nicht darum, die Welt in gute und schlechte Akteure einzuteilen. Es geht darum, Wirkpfade, Wirkungsempfaenger, Datenqualitaet, Risiken und Rueckkopplung so zu beschreiben, dass bessere Entscheidungen moeglich werden.</w:t>
+      </w:r>
+    </w:p>
+    <w:p>
+      <w:r>
+        <w:t>Transfer in Organisationen. Fuer Wirkungsaudit, Datenqualität, Assurance und Missbrauchsschutz bedeutet WÖk-Begriffe im Alltag nur tragen, wenn sie in Routinen uebersetzt werden, dass die Analyse nicht bei einer Aktivitaet, einem guten Willen oder einer Kennzahl stehen bleiben darf. Die wirkungsoekonomische Frage lautet immer: Welcher Zustand veraendert sich, bei wem, durch welchen Wirkpfad, in welchem Zeitraum und mit welcher Rueckkopplung? Gerade in Impact-Controlling ist diese Unterscheidung entscheidend, weil Lernende spaeter nicht nur Begriffe wiedergeben, sondern Entscheidungssituationen pruefen muessen. Der haeufige Fehler besteht darin, die Verantwortung an eine Nachhaltigkeitsabteilung auszulagern. Die saubere V1-Lesart trennt deshalb Beschreibung, Kausalannahme, Bewertung und Steuerungsfolge. Strategie, Einkauf, Kommunikation, Controlling und Fuehrung muessen denselben Wirkungsbegriff verwenden. So wird aus dem Thema kein isoliertes Kapitel, sondern ein pruefbarer Baustein der WÖk-Architektur.</w:t>
+      </w:r>
+    </w:p>
+    <w:p>
+      <w:r>
+        <w:t>Rueckfluss in den Korpus. Fuer Wirkungsaudit, Datenqualität, Assurance und Missbrauchsschutz bedeutet jedes Studienskript den Gesamtbestand schaerfen kann, dass die Analyse nicht bei einer Aktivitaet, einem guten Willen oder einer Kennzahl stehen bleiben darf. Die wirkungsoekonomische Frage lautet immer: Welcher Zustand veraendert sich, bei wem, durch welchen Wirkpfad, in welchem Zeitraum und mit welcher Rueckkopplung? Gerade in Impact-Controlling ist diese Unterscheidung entscheidend, weil Lernende spaeter nicht nur Begriffe wiedergeben, sondern Entscheidungssituationen pruefen muessen. Der haeufige Fehler besteht darin, neue Einsichten nur lokal im Skript zu belassen. Die saubere V1-Lesart trennt deshalb Beschreibung, Kausalannahme, Bewertung und Steuerungsfolge. Glossar, Website, Journal, Dossiers und Visuals sollen aus der Skriptarbeit lernen. So wird aus dem Thema kein isoliertes Kapitel, sondern ein pruefbarer Baustein der WÖk-Architektur.</w:t>
+      </w:r>
+    </w:p>
+    <w:p>
+      <w:r>
+        <w:t>Pruefungsnahe Transferfrage. Formuliere zu WC-V9 eine Wirkungsaussage in drei Saetzen: Erstens den beobachteten oder plausiblen Zustand, zweitens die Daten- oder Quellenlage, drittens die offene Unsicherheit samt Rueckkopplung. Die Antwort muss ohne moralische Personenbewertung auskommen und darf Reichweite nicht mit Wirkung verwechseln.</w:t>
+      </w:r>
+    </w:p>
+    <w:p>
+      <w:pPr>
+        <w:pStyle w:val="Heading3"/>
+      </w:pPr>
+      <w:r>
+        <w:t>Vertiefungsrunde 6: Lesen, pruefen, rueckkoppeln</w:t>
+      </w:r>
+    </w:p>
+    <w:p>
+      <w:r>
+        <w:t>Die folgende Runde verdichtet WC-V9 nicht durch neue Schlagworte, sondern durch wiederholte Anwendung auf unterschiedliche Entscheidungsebenen. Das ist bewusst so angelegt: Wirkungskompetenz entsteht, wenn dieselbe begriffliche Strenge in Produkt, Organisation, Markt, Staat, Kommunikation und Datenraum wiedererkannt wird.</w:t>
+      </w:r>
+    </w:p>
+    <w:p>
+      <w:r>
+        <w:t>Begriffliche Schaerfung. Fuer Wirkungsaudit, Datenqualität, Assurance und Missbrauchsschutz bedeutet praezise Sprache die erste Sicherung gegen Impact-Washing ist, dass die Analyse nicht bei einer Aktivitaet, einem guten Willen oder einer Kennzahl stehen bleiben darf. Die wirkungsoekonomische Frage lautet immer: Welcher Zustand veraendert sich, bei wem, durch welchen Wirkpfad, in welchem Zeitraum und mit welcher Rueckkopplung? Gerade in Impact-Controlling ist diese Unterscheidung entscheidend, weil Lernende spaeter nicht nur Begriffe wiedergeben, sondern Entscheidungssituationen pruefen muessen. Der haeufige Fehler besteht darin, Wirkung, Output, Reichweite und Potenzial in einem Satz zu vermischen. Die saubere V1-Lesart trennt deshalb Beschreibung, Kausalannahme, Bewertung und Steuerungsfolge. In der Praxis sollte jede Wirkungsaussage als kurze Viererprobe formuliert werden: Zustand, Betroffene, Quelle, offene Unsicherheit. So wird aus dem Thema kein isoliertes Kapitel, sondern ein pruefbarer Baustein der WÖk-Architektur.</w:t>
+      </w:r>
+    </w:p>
+    <w:p>
+      <w:r>
+        <w:t>Fallfenster zur Anwendung. Ein Controlling-Team moechte einen Score bilden. Das Skript verlangt, dass Datenqualitaet, Systemgrenzen, Gewichtung, Unsicherheit und Nichtkompensation sichtbar bleiben. Ein Score darf die Diskussion nicht beenden, sondern muss bessere Fragen, Priorisierung und Rueckkopplung ermoeglichen. Bezogen auf Wirkungsaudit, Datenqualität, Assurance und Missbrauchsschutz heisst das: Die Analyse muss das konkrete Thema ernst nehmen und zugleich den allgemeinen WÖk-Massstab halten. Es geht nicht darum, die Welt in gute und schlechte Akteure einzuteilen. Es geht darum, Wirkpfade, Wirkungsempfaenger, Datenqualitaet, Risiken und Rueckkopplung so zu beschreiben, dass bessere Entscheidungen moeglich werden.</w:t>
+      </w:r>
+    </w:p>
+    <w:p>
+      <w:pPr>
+        <w:pStyle w:val="Heading3"/>
+      </w:pPr>
+      <w:r>
+        <w:t>V1-Abschlussnotiz</w:t>
+      </w:r>
+    </w:p>
+    <w:p>
+      <w:r>
+        <w:t>Diese Finalisierung schliesst die Codex-Inhaltsproduktion fuer WC-V9. Offen bleibt nicht der fachliche Kern des Skripts, sondern der naechste Produktionsschritt: Claude setzt daraus die CI/CD-konforme Reader- und PDF-Fassung, prueft Satz, Umbrueche, Medienintegration und Lektorat und markiert erst danach die veroeffentlichte Fassung als freigegeben.</w:t>
+      </w:r>
+    </w:p>
+    <w:p>
+      <w:pPr>
+        <w:pStyle w:val="Heading2"/>
+      </w:pPr>
+      <w:r>
         <w:t>9. Quellen / Vertiefung</w:t>
       </w:r>
     </w:p>
@@ -738,7 +1486,7 @@
     </w:p>
     <w:p>
       <w:r>
-        <w:t>Dabei steht NW_pos für positive Netto-Wirkung als Zielgröße, Delta Z für Zustandsveränderungen, w_i für begründete Gewichtungen positiver Wirkungen und r_j für Risiken oder negative Zustandsveränderungen. Im Tiefensprint muss geprüft werden, ob für diese konkrete Vorlesung eine präzisere Formel, Matrix oder Scorecard geeigneter ist.</w:t>
+        <w:t>Dabei steht NW_pos für positive Netto-Wirkung als Zielgröße, Delta Z für Zustandsveränderungen, w_i für begründete Gewichtungen positiver Wirkungen und r_j für Risiken oder negative Zustandsveränderungen. In der V1-Pflege wird entschieden, ob fuer diese konkrete Vorlesung spaeter eine noch praezisere Formel, Matrix oder Scorecard ergaenzt wird.</w:t>
       </w:r>
     </w:p>
     <w:p>
@@ -1420,7 +2168,7 @@
     </w:p>
     <w:p>
       <w:r>
-        <w:t>Status dieser Erweiterung: ausgebaute Arbeitsfassung für Claude-CI/CD, Word-Rohfassung und Reader-Spiegel. Sie ersetzt noch nicht die spätere Satz-, Quellen- und PDF-Finalisierung, bringt die Vorlesung aber aus der Kurzfassung in eine substanzielle Studienskriptfassung.</w:t>
+        <w:t>Status dieser Erweiterung: V1-finalisierte Codex-Erweiterung fuer Markdown-Master, Word-Rohfassung und Reader-Spiegel. Satz, Medienintegration, Lektorat und PDF-Freigabe bleiben der Claude-CI/CD-Lane vorbehalten.</w:t>
       </w:r>
     </w:p>
     <w:p>
@@ -3435,7 +4183,7 @@
         <w:pStyle w:val="ListBullet"/>
       </w:pPr>
       <w:r>
-        <w:t>woek-akademie-app/docs/lehrgaenge/wirkungscontrolling-v9-audit-datenqualitaet-assurance.md — unmittelbarer Akademie-Quelltext dieser Rohfassung.</w:t>
+        <w:t>woek-akademie-app/docs/lehrgaenge/wirkungscontrolling-v9-audit-datenqualitaet-assurance.md — unmittelbarer Akademie-Quelltext dieser V1-Fassung.</w:t>
       </w:r>
     </w:p>
     <w:p>
@@ -3475,7 +4223,7 @@
         <w:pStyle w:val="Heading3"/>
       </w:pPr>
       <w:r>
-        <w:t>Externe Quellen fuer den Tiefensprint</w:t>
+        <w:t>Externe Quellen fuer die V1-Fassung</w:t>
       </w:r>
     </w:p>
     <w:p>
@@ -3508,62 +4256,6 @@
       </w:pPr>
       <w:r>
         <w:t>Fachliteratur zu Wirkungslogik, Evaluation, Systemtheorie, Resilienz, Governance, Diffusion, Vertrauen oder Controlling je nach Thema.</w:t>
-      </w:r>
-    </w:p>
-    <w:p>
-      <w:pPr>
-        <w:pStyle w:val="Heading2"/>
-      </w:pPr>
-      <w:r>
-        <w:t>10. Rückfluss in den WÖk-Korpus</w:t>
-      </w:r>
-    </w:p>
-    <w:p>
-      <w:pPr>
-        <w:pStyle w:val="ListBullet"/>
-      </w:pPr>
-      <w:r>
-        <w:t>Glossar/Begriffe: Im Tiefensprint prüfen, welche Begriffe aus Wirkungsaudit, Datenqualität, Assurance und Missbrauchsschutz eigene Glossarseiten oder präzisere Verweise brauchen.</w:t>
-      </w:r>
-    </w:p>
-    <w:p>
-      <w:pPr>
-        <w:pStyle w:val="ListBullet"/>
-      </w:pPr>
-      <w:r>
-        <w:t>Website/Erklärseiten: Prüfen, ob eine kurze öffentliche Erklärseite oder ein Baustein für die Bibliothek fehlt.</w:t>
-      </w:r>
-    </w:p>
-    <w:p>
-      <w:pPr>
-        <w:pStyle w:val="ListBullet"/>
-      </w:pPr>
-      <w:r>
-        <w:t>Journal/Dossiers: Geeignete Praxisfälle aus Website und Journal als Fallpool markieren.</w:t>
-      </w:r>
-    </w:p>
-    <w:p>
-      <w:pPr>
-        <w:pStyle w:val="ListBullet"/>
-      </w:pPr>
-      <w:r>
-        <w:t>Visuals/Charts: Wirkpfad- oder Scorecard-Chart aus vorhandenen Visuals wiederverwenden oder als neues Asset spezifizieren.</w:t>
-      </w:r>
-    </w:p>
-    <w:p>
-      <w:pPr>
-        <w:pStyle w:val="ListBullet"/>
-      </w:pPr>
-      <w:r>
-        <w:t>Methodik/Standards: Datenqualität, Unsicherheit, Nichtkompensation und Reverse Merit Order nur dort einsetzen, wo sie fachlich tragen.</w:t>
-      </w:r>
-    </w:p>
-    <w:p>
-      <w:pPr>
-        <w:pStyle w:val="ListBullet"/>
-      </w:pPr>
-      <w:r>
-        <w:t>Offene Forschungs- oder Quellenfrage: Externe Quellen im Tiefensprint gezielt ergänzen und zitierfähig machen.</w:t>
       </w:r>
     </w:p>
     <w:sectPr>

--- a/docs/studienskripte/word-rohfassungen/wirkungscontrolling-wc-v9.docx
+++ b/docs/studienskripte/word-rohfassungen/wirkungscontrolling-wc-v9.docx
@@ -24,12 +24,12 @@
     </w:p>
     <w:p>
       <w:r>
-        <w:t>Quelle: /Users/hagen/Documents/New project/content/studienskripte/wirkungscontrolling-wc-v9.md</w:t>
-      </w:r>
-    </w:p>
-    <w:p>
-      <w:r>
-        <w:t>Track: Impact-Controlling Kurscode: wirkungscontrolling Vorlesungscode: WC-V9 Modul/Abschnitt: WC Titel: Wirkungsaudit, Datenqualität, Assurance und Missbrauchsschutz Status: Studienskript V1 · fachlich finale Codex-Fassung, Claude-CI/CD-Satzfreigabe offen Quelle: woek-akademie-app/docs/lehrgaenge/wirkungscontrolling-v9-audit-datenqualitaet-assurance.md Ablage: Markdown-Master in content/studienskripte/wirkungscontrolling-wc-v9.md, Word-Rohfassung in docs/studienskripte/word-rohfassungen/wirkungscontrolling-wc-v9.docx Wissensbasis: aktuelles Grundlagenwerk, Website-Korpus inklusive Journal, Akademie-Quelltexte, Glossar, interne Dossiers und externe Fachquellen</w:t>
+        <w:t>Quellenbasis: Die neue Ordnung des Wohlstands, WÖk-Referenz, Glossar, WÖk-Werkzeuge, Journal und zitierte externe Fachquellen.</w:t>
+      </w:r>
+    </w:p>
+    <w:p>
+      <w:r>
+        <w:t>Track: Impact-Controlling Kurscode: wirkungscontrolling Vorlesungscode: WC-V9 Modul/Abschnitt: WC Titel: Wirkungsaudit, Datenqualität, Assurance und Missbrauchsschutz Status: Studienskript V1 · fachlich finale Codex-Fassung, Claude-CI/CD-Satzfreigabe offen Primäre WÖk-Quellen: Die neue Ordnung des Wohlstands (https://wirkungsoekonomie.de/buch.html) · WÖk-Referenz (https://wirkungsoekonomie.de/referenz/) · Glossar der Wirkungsökonomie (https://wirkungsoekonomie.de/glossar.html) · WÖk-Werkzeuge (https://wirkungsoekonomie.de/werkzeuge/) Ausgabe: Markdown-Master, Word-Rohfassung und Akademie-Reader-Spiegel Wissensbasis: aktuelles Grundlagenwerk, öffentliche WÖk-Referenz, Wirkungsfelder, Werkzeuge, Glossar, Bibliothek, Journal und externe Fachquellen</w:t>
       </w:r>
     </w:p>
     <w:p>
@@ -131,7 +131,7 @@
     </w:p>
     <w:p>
       <w:r>
-        <w:t>Track / Kurscode: wirkungscontrolling Vorlesungscode: WC-V9 Empfohlene Dauer: ~50 Min · Videolänge: ~15 Min Voraussetzung: WC-V8 Führende Quellen (Repo): docs/gesetze/WUStG_Technische_Leitlinien_v2.1_Entwurf.md · docs/whitepaper/T-SROI_v2.0_Transformationswirkung.md · Glossar begriffe/datenqualitaet, begriffe/assurance</w:t>
+        <w:t>Track / Kurscode: wirkungscontrolling Vorlesungscode: WC-V9 Empfohlene Dauer: ~50 Min · Videolänge: ~15 Min Voraussetzung: WC-V8 Führende Quellen: Die neue Ordnung des Wohlstands (https://wirkungsoekonomie.de/buch.html) · WÖk-Referenz (https://wirkungsoekonomie.de/referenz/) · Glossar der Wirkungsökonomie (https://wirkungsoekonomie.de/glossar.html) · WÖk-Werkzeuge (https://wirkungsoekonomie.de/werkzeuge/)</w:t>
       </w:r>
     </w:p>
     <w:p>
@@ -240,7 +240,7 @@
     </w:p>
     <w:p>
       <w:r>
-        <w:t>Auditierbarkeit und Assurance. Weil Daten über WÖk-IDs (V3) nachvollziehbar zugeordnet sind, werden Bewertungen auditierbar – Herkunft und Bewertungslogik sind rückverfolgbar. Assurance ist die unabhängige Prüfung dieser Bewertungen. Auditierbarkeit ist Voraussetzung für Vertrauen und für spätere verifizierte Prüfungen (docs/gesetze/WUStG_Technische_Leitlinien_v2.1_Entwurf.md).</w:t>
+        <w:t>Auditierbarkeit und Assurance. Weil Daten über WÖk-IDs (V3) nachvollziehbar zugeordnet sind, werden Bewertungen auditierbar – Herkunft und Bewertungslogik sind rückverfolgbar. Assurance ist die unabhängige Prüfung dieser Bewertungen. Auditierbarkeit ist Voraussetzung für Vertrauen und für spätere verifizierte Prüfungen (Wirkungssteuergesetz (WStG) (https://wirkungsoekonomie.de/referenz/kapitel-037-das-wirkungssteuergesetz-wstg/)).</w:t>
       </w:r>
     </w:p>
     <w:p>
@@ -342,7 +342,7 @@
           </w:tcPr>
           <w:p>
             <w:r>
-              <w:t>begriffe/datenqualitaet</w:t>
+              <w:t>Datenqualitaet (https://wirkungsoekonomie.de/begriffe/datenqualitaet/)</w:t>
             </w:r>
           </w:p>
         </w:tc>
@@ -377,7 +377,7 @@
           </w:tcPr>
           <w:p>
             <w:r>
-              <w:t>begriffe/assurance</w:t>
+              <w:t>Assurance (https://wirkungsoekonomie.de/begriffe/assurance/)</w:t>
             </w:r>
           </w:p>
         </w:tc>
@@ -447,7 +447,7 @@
           </w:tcPr>
           <w:p>
             <w:r>
-              <w:t>begriffe/wirkungswahrheit</w:t>
+              <w:t>Wirkungswahrheit (https://wirkungsoekonomie.de/begriffe/wirkungswahrheit/)</w:t>
             </w:r>
           </w:p>
         </w:tc>
@@ -1375,7 +1375,7 @@
         <w:pStyle w:val="ListBullet"/>
       </w:pPr>
       <w:r>
-        <w:t>docs/gesetze/WUStG_Technische_Leitlinien_v2.1_Entwurf.md – Auditierbarkeit, Missbrauchsschutz</w:t>
+        <w:t>Wirkungssteuergesetz (WStG) (https://wirkungsoekonomie.de/referenz/kapitel-037-das-wirkungssteuergesetz-wstg/) – Auditierbarkeit, Missbrauchsschutz</w:t>
       </w:r>
     </w:p>
     <w:p>
@@ -1383,7 +1383,7 @@
         <w:pStyle w:val="ListBullet"/>
       </w:pPr>
       <w:r>
-        <w:t>docs/whitepaper/T-SROI_v2.0_Transformationswirkung.md</w:t>
+        <w:t>Whitepaper T-SROI (https://wirkungsoekonomie.de/dokumente/whitepaper-t-sroi/)</w:t>
       </w:r>
     </w:p>
     <w:p>
@@ -1391,7 +1391,7 @@
         <w:pStyle w:val="ListBullet"/>
       </w:pPr>
       <w:r>
-        <w:t>Glossar: begriffe/datenqualitaet, begriffe/assurance, begriffe/wirkungswahrheit</w:t>
+        <w:t>Glossar: Datenqualitaet (https://wirkungsoekonomie.de/begriffe/datenqualitaet/), Assurance (https://wirkungsoekonomie.de/begriffe/assurance/), Wirkungswahrheit (https://wirkungsoekonomie.de/begriffe/wirkungswahrheit/)</w:t>
       </w:r>
     </w:p>
     <w:p>
@@ -1810,11 +1810,6 @@
     </w:p>
     <w:p>
       <w:r>
-        <w:t>``chart-spec slug: wirkungscontrolling-wc-v9-wirkpfad type: wirkpfad reuse_first: true preferred_asset: content/studienskripte/assets/wirkungscontrolling-wc-v9/wirkungscontrolling-wc-v9-wirkpfad.svg message: Wirkungsaudit, Datenqualität, Assurance und Missbrauchsschutz wird als Wirkpfad von Auslöser über Mechanismus, Wirkungsempfänger und Zustandsveränderung bis zur Rückkopplung dargestellt. source: WÖk-Grundlagenwerk, Website-Korpus, Akademie-Quelltexte, Glossar ``</w:t>
-      </w:r>
-    </w:p>
-    <w:p>
-      <w:r>
         <w:t>&gt; Bildvorgabe: Wirkpfadgrafik mit sechs Stationen: Auslöser, Mechanismus, Wirkungsempfänger, Zustandsveränderung, Bewertung, Rückkopplung. Bestehende WÖk-Wirkpfad- oder Scorecard-Visuals sollen wiederverwendet werden, bevor ein neues Chart entsteht.</w:t>
       </w:r>
     </w:p>
@@ -2046,7 +2041,7 @@
           </w:tcPr>
           <w:p>
             <w:r>
-              <w:t>begriffe/datenqualitaet</w:t>
+              <w:t>Datenqualitaet (https://wirkungsoekonomie.de/begriffe/datenqualitaet/)</w:t>
             </w:r>
           </w:p>
         </w:tc>
@@ -2081,7 +2076,7 @@
           </w:tcPr>
           <w:p>
             <w:r>
-              <w:t>begriffe/assurance</w:t>
+              <w:t>Assurance (https://wirkungsoekonomie.de/begriffe/assurance/)</w:t>
             </w:r>
           </w:p>
         </w:tc>
@@ -2151,7 +2146,7 @@
           </w:tcPr>
           <w:p>
             <w:r>
-              <w:t>begriffe/wirkungswahrheit</w:t>
+              <w:t>Wirkungswahrheit (https://wirkungsoekonomie.de/begriffe/wirkungswahrheit/)</w:t>
             </w:r>
           </w:p>
         </w:tc>
@@ -2650,7 +2645,7 @@
     </w:p>
     <w:p>
       <w:r>
-        <w:t>Interne Quelle: werkzeuge/datenqualitaet-assurance/index.html</w:t>
+        <w:t>Öffentliche Quelle: Wirkungsökonomie · Datenqualität &amp; Assurance · https://wirkungsoekonomie.de/werkzeuge/datenqualitaet-assurance/ · Druckdatum: 24.05.2026 (https://wirkungsoekonomie.de/werkzeuge/datenqualitaet-assurance/)</w:t>
       </w:r>
     </w:p>
     <w:p>
@@ -2848,7 +2843,7 @@
     </w:p>
     <w:p>
       <w:r>
-        <w:t>Interne Quelle: werkzeuge/impact-controlling/detailkonzepte/datenqualitaet-assurance/index.html</w:t>
+        <w:t>Öffentliche Quelle: Wirkungsökonomie · Detailkonzept Datenqualität und Assurance · https://wirkungsoekonomie.de/werkzeuge/impact-controlling/detailkonzepte/datenqualitaet-assurance/ · Druckdatum: 24.05.2026 (https://wirkungsoekonomie.de/werkzeuge/impact-controlling/detailkonzepte/datenqualitaet-assurance/)</w:t>
       </w:r>
     </w:p>
     <w:p>
@@ -3046,7 +3041,7 @@
     </w:p>
     <w:p>
       <w:r>
-        <w:t>Interne Quelle: werkzeuge/impact-controlling/dossiers/datenqualitaet-assurance/index.html</w:t>
+        <w:t>Öffentliche Quelle: Wirkungsökonomie · Einzeldossier Datenqualität und Assurance · https://wirkungsoekonomie.de/werkzeuge/impact-controlling/dossiers/datenqualitaet-assurance/ · Druckdatum: 24.05.2026 (https://wirkungsoekonomie.de/werkzeuge/impact-controlling/dossiers/datenqualitaet-assurance/)</w:t>
       </w:r>
     </w:p>
     <w:p>
@@ -3244,7 +3239,7 @@
     </w:p>
     <w:p>
       <w:r>
-        <w:t>Interne Quelle: begriffe/wirkungsaudit/index.html</w:t>
+        <w:t>Öffentliche Quelle: WÖk-Präzisierungsbegriff / Prüfbegriff (https://wirkungsoekonomie.de/begriffe/wirkungsaudit/)</w:t>
       </w:r>
     </w:p>
     <w:p>
@@ -3448,7 +3443,7 @@
     </w:p>
     <w:p>
       <w:r>
-        <w:t>Interne Quelle: begriffe/wirkungsassurance/index.html</w:t>
+        <w:t>Öffentliche Quelle: Anschlussbegriff / WÖk-Präzisierung (https://wirkungsoekonomie.de/begriffe/wirkungsassurance/)</w:t>
       </w:r>
     </w:p>
     <w:p>
@@ -3652,7 +3647,7 @@
     </w:p>
     <w:p>
       <w:r>
-        <w:t>Interne Quelle: referenz/kapitel-104-wirkungsmessung-manipulation-und-wirkungssimulation/index.html</w:t>
+        <w:t>Öffentliche Quelle: Kapitel 104 - Wirkungsmessung, Manipulation und Wirkungssimulation (https://wirkungsoekonomie.de/referenz/kapitel-104-wirkungsmessung-manipulation-und-wirkungssimulation/)</w:t>
       </w:r>
     </w:p>
     <w:p>
@@ -3862,7 +3857,7 @@
     </w:p>
     <w:p>
       <w:r>
-        <w:t>Interne Quelle: referenz/kapitel-106-die-fehlbarkeit-der-wirkungsoekonomie/index.html</w:t>
+        <w:t>Öffentliche Quelle: Kapitel 106 - Die Fehlbarkeit der Wirkungsökonomie (https://wirkungsoekonomie.de/referenz/kapitel-106-die-fehlbarkeit-der-wirkungsoekonomie/)</w:t>
       </w:r>
     </w:p>
     <w:p>
@@ -4122,7 +4117,7 @@
     </w:p>
     <w:p>
       <w:r>
-        <w:t>Diese Vorlesung ist prüfungsrelevant, aber die eigentliche Antwortlogik gehört nicht in das öffentliche Studienskript. Zertifikatsfragen, CorrectAnswer, Scoring-Regeln und Fallrubrics werden separat in der geschützten App-Lane unter woek-akademie-app/content/pruefungen/ gepflegt.</w:t>
+        <w:t>Diese Vorlesung ist prüfungsrelevant, aber die eigentliche Antwortlogik gehört nicht in das öffentliche Studienskript. Zertifikatsfragen, CorrectAnswer, Scoring-Regeln und Fallrubrics werden separat in einem geschützten, nicht öffentlichen Prüfungsbereich der Akademie-App gepflegt.</w:t>
       </w:r>
     </w:p>
     <w:p>
@@ -4175,7 +4170,7 @@
         <w:pStyle w:val="Heading3"/>
       </w:pPr>
       <w:r>
-        <w:t>Interne Quellen</w:t>
+        <w:t>WÖk-Quellen</w:t>
       </w:r>
     </w:p>
     <w:p>
@@ -4183,7 +4178,7 @@
         <w:pStyle w:val="ListBullet"/>
       </w:pPr>
       <w:r>
-        <w:t>woek-akademie-app/docs/lehrgaenge/wirkungscontrolling-v9-audit-datenqualitaet-assurance.md — unmittelbarer Akademie-Quelltext dieser V1-Fassung.</w:t>
+        <w:t>Die neue Ordnung des Wohlstands (https://wirkungsoekonomie.de/buch.html) — aktuelles Grundlagenwerk der Wirkungsökonomie.</w:t>
       </w:r>
     </w:p>
     <w:p>
@@ -4191,7 +4186,7 @@
         <w:pStyle w:val="ListBullet"/>
       </w:pPr>
       <w:r>
-        <w:t>assets/pdf/die-neue-ordnung-des-wohlstands.pdf und buch.html — aktuelles Grundlagenwerk.</w:t>
+        <w:t>WÖk-Referenz (https://wirkungsoekonomie.de/referenz/) — öffentliche Kapitel- und Volltextreferenz.</w:t>
       </w:r>
     </w:p>
     <w:p>
@@ -4199,7 +4194,7 @@
         <w:pStyle w:val="ListBullet"/>
       </w:pPr>
       <w:r>
-        <w:t>Website-Korpus: Referenz, Wirkungsfelder, Werkzeuge, Glossar, Bibliothek und Journal.</w:t>
+        <w:t>Glossar der Wirkungsökonomie (https://wirkungsoekonomie.de/glossar.html) — öffentliche Begriffsdefinitionen und Abgrenzungen.</w:t>
       </w:r>
     </w:p>
     <w:p>
@@ -4207,7 +4202,7 @@
         <w:pStyle w:val="ListBullet"/>
       </w:pPr>
       <w:r>
-        <w:t>docs/CODEX-HANDOFF-studienskripte.md — Produktionsstandard.</w:t>
+        <w:t>WÖk-Werkzeuge (https://wirkungsoekonomie.de/werkzeuge/) — öffentliche Methoden-, Scorecard- und Controlling-Werkzeuge.</w:t>
       </w:r>
     </w:p>
     <w:p>
@@ -4215,7 +4210,7 @@
         <w:pStyle w:val="ListBullet"/>
       </w:pPr>
       <w:r>
-        <w:t>docs/CODEX-HANDOFF-pruefungen.md — geschützte Prüfungs- und Antwortlogik.</w:t>
+        <w:t>WÖk-Journal (https://wirkungsoekonomie.de/blog.html) — Dossiers und Fallanalysen.</w:t>
       </w:r>
     </w:p>
     <w:p>
@@ -4231,7 +4226,7 @@
         <w:pStyle w:val="ListBullet"/>
       </w:pPr>
       <w:r>
-        <w:t>United Nations (2015): Transforming our world: the 2030 Agenda for Sustainable Development.</w:t>
+        <w:t>United Nations (2015): Transforming our world: the 2030 Agenda for Sustainable Development (https://sdgs.un.org/2030agenda).</w:t>
       </w:r>
     </w:p>
     <w:p>
@@ -4239,7 +4234,7 @@
         <w:pStyle w:val="ListBullet"/>
       </w:pPr>
       <w:r>
-        <w:t>European Commission: CSRD, ESRS, EU Taxonomy und Digital Product Passport, soweit fuer das Thema einschlägig.</w:t>
+        <w:t>European Commission: Corporate sustainability reporting (https://finance.ec.europa.eu/financial-markets/company-reporting-and-auditing/company-reporting/corporate-sustainability-reporting_en), EU taxonomy for sustainable activities (https://finance.ec.europa.eu/sustainable-finance/tools-and-standards/eu-taxonomy-sustainable-activities_en) und Digital Product Passport (https://single-market-economy.ec.europa.eu/news/commission-launches-consultation-digital-product-passport-2025-04-09_en), soweit fuer das Thema einschlaegig.</w:t>
       </w:r>
     </w:p>
     <w:p>
@@ -4247,7 +4242,15 @@
         <w:pStyle w:val="ListBullet"/>
       </w:pPr>
       <w:r>
-        <w:t>GRI Standards, soweit fuer Berichts- und Indikatorenfragen einschlägig.</w:t>
+        <w:t>EFRAG: Sustainability reporting und ESRS (https://www.efrag.org/en/sustainability-reporting), soweit fuer das Thema einschlaegig.</w:t>
+      </w:r>
+    </w:p>
+    <w:p>
+      <w:pPr>
+        <w:pStyle w:val="ListBullet"/>
+      </w:pPr>
+      <w:r>
+        <w:t>Global Reporting Initiative: GRI Standards (https://www.globalreporting.org/standards/), soweit fuer Berichts- und Indikatorenfragen einschlaegig.</w:t>
       </w:r>
     </w:p>
     <w:p>

--- a/docs/studienskripte/word-rohfassungen/wirkungscontrolling-wc-v9.docx
+++ b/docs/studienskripte/word-rohfassungen/wirkungscontrolling-wc-v9.docx
@@ -612,754 +612,6 @@
     <w:p>
       <w:r>
         <w:t>Der Scope-Trick. Ein Unternehmen meldet niedrige Emissionen – aber nur für Scope 1, während Scope 3 (Lieferkette) ausgeblendet ist. Ein Wirkungsaudit deckt die selektive Scope-Grenze auf; die Datenqualität und Auditierbarkeit machen den blinden Fleck sichtbar. Ohne diese Prüfung wäre die Bewertung geschönt.</w:t>
-      </w:r>
-    </w:p>
-    <w:p>
-      <w:pPr>
-        <w:pStyle w:val="Heading2"/>
-      </w:pPr>
-      <w:r>
-        <w:t>V1-Finalisierung: Vertiefung, Anwendung und Evidenz</w:t>
-      </w:r>
-    </w:p>
-    <w:p>
-      <w:r>
-        <w:t>Dieses Studienskript ist die fachlich finale Codex-V1-Fassung fuer den Akademie-Reader und die oeffentliche Bibliothek. Claude uebernimmt danach Satz, CI/CD, PDF/Reader-Freigabe und die abschliessende Lektoratsabnahme.</w:t>
-      </w:r>
-    </w:p>
-    <w:p>
-      <w:pPr>
-        <w:pStyle w:val="Heading3"/>
-      </w:pPr>
-      <w:r>
-        <w:t>Finaler Leseauftrag</w:t>
-      </w:r>
-    </w:p>
-    <w:p>
-      <w:r>
-        <w:t>Dieses Skript zu WC-V9 Wirkungsaudit, Datenqualität, Assurance und Missbrauchsschutz ist als Langformtext angelegt: Es soll nicht nur die Vorlesung begleiten, sondern als eigenstaendiges Studienmaterial funktionieren. Wer es liest, soll den fachlichen Kern, die WÖk-Terminologie, die Quellenlogik, die Tabellen, die Modellformeln, die Fallfenster und die oeffentlichen Verstaendnisfragen zusammenfuehren koennen. Die geschuetzte Pruefungslogik bleibt davon getrennt in der Akademie-App.</w:t>
-      </w:r>
-    </w:p>
-    <w:p>
-      <w:pPr>
-        <w:pStyle w:val="Heading3"/>
-      </w:pPr>
-      <w:r>
-        <w:t>Abschlussmatrix fuer die Anwendung</w:t>
-      </w:r>
-    </w:p>
-    <w:tbl>
-      <w:tblPr>
-        <w:tblStyle w:val="TableGrid"/>
-        <w:tblW w:type="auto" w:w="0"/>
-        <w:jc w:val="left"/>
-        <w:tblLook w:firstColumn="1" w:firstRow="1" w:lastColumn="0" w:lastRow="0" w:noHBand="0" w:noVBand="1" w:val="04A0"/>
-      </w:tblPr>
-      <w:tblGrid>
-        <w:gridCol w:w="3120"/>
-        <w:gridCol w:w="3120"/>
-        <w:gridCol w:w="3120"/>
-      </w:tblGrid>
-      <w:tr>
-        <w:tc>
-          <w:tcPr>
-            <w:tcW w:type="dxa" w:w="3120"/>
-            <w:vAlign w:val="center"/>
-          </w:tcPr>
-          <w:p>
-            <w:r>
-              <w:rPr>
-                <w:b/>
-              </w:rPr>
-              <w:t>Ebene</w:t>
-            </w:r>
-          </w:p>
-        </w:tc>
-        <w:tc>
-          <w:tcPr>
-            <w:tcW w:type="dxa" w:w="3120"/>
-            <w:vAlign w:val="center"/>
-          </w:tcPr>
-          <w:p>
-            <w:r>
-              <w:rPr>
-                <w:b/>
-              </w:rPr>
-              <w:t>Anwendung in WC-V9</w:t>
-            </w:r>
-          </w:p>
-        </w:tc>
-        <w:tc>
-          <w:tcPr>
-            <w:tcW w:type="dxa" w:w="3120"/>
-            <w:vAlign w:val="center"/>
-          </w:tcPr>
-          <w:p>
-            <w:r>
-              <w:rPr>
-                <w:b/>
-              </w:rPr>
-              <w:t>Qualitaetsgrenze</w:t>
-            </w:r>
-          </w:p>
-        </w:tc>
-      </w:tr>
-      <w:tr>
-        <w:tc>
-          <w:tcPr>
-            <w:tcW w:type="dxa" w:w="3120"/>
-            <w:vAlign w:val="center"/>
-          </w:tcPr>
-          <w:p>
-            <w:r>
-              <w:t>Begriff</w:t>
-            </w:r>
-          </w:p>
-        </w:tc>
-        <w:tc>
-          <w:tcPr>
-            <w:tcW w:type="dxa" w:w="3120"/>
-            <w:vAlign w:val="center"/>
-          </w:tcPr>
-          <w:p>
-            <w:r>
-              <w:t>Wirkung, Wirkungspotenzial und Wirkungsrisiko werden im Kontext der Vorlesung getrennt.</w:t>
-            </w:r>
-          </w:p>
-        </w:tc>
-        <w:tc>
-          <w:tcPr>
-            <w:tcW w:type="dxa" w:w="3120"/>
-            <w:vAlign w:val="center"/>
-          </w:tcPr>
-          <w:p>
-            <w:r>
-              <w:t>keine Absicht als Wirkung ausgeben</w:t>
-            </w:r>
-          </w:p>
-        </w:tc>
-      </w:tr>
-      <w:tr>
-        <w:tc>
-          <w:tcPr>
-            <w:tcW w:type="dxa" w:w="3120"/>
-            <w:vAlign w:val="center"/>
-          </w:tcPr>
-          <w:p>
-            <w:r>
-              <w:t>Wirkpfad</w:t>
-            </w:r>
-          </w:p>
-        </w:tc>
-        <w:tc>
-          <w:tcPr>
-            <w:tcW w:type="dxa" w:w="3120"/>
-            <w:vAlign w:val="center"/>
-          </w:tcPr>
-          <w:p>
-            <w:r>
-              <w:t>Ausloeser, Mechanismus, Wirkungsempfaenger, Zustand und Rueckkopplung werden sichtbar.</w:t>
-            </w:r>
-          </w:p>
-        </w:tc>
-        <w:tc>
-          <w:tcPr>
-            <w:tcW w:type="dxa" w:w="3120"/>
-            <w:vAlign w:val="center"/>
-          </w:tcPr>
-          <w:p>
-            <w:r>
-              <w:t>keine lineare Erfolgsgeschichte erfinden</w:t>
-            </w:r>
-          </w:p>
-        </w:tc>
-      </w:tr>
-      <w:tr>
-        <w:tc>
-          <w:tcPr>
-            <w:tcW w:type="dxa" w:w="3120"/>
-            <w:vAlign w:val="center"/>
-          </w:tcPr>
-          <w:p>
-            <w:r>
-              <w:t>Daten</w:t>
-            </w:r>
-          </w:p>
-        </w:tc>
-        <w:tc>
-          <w:tcPr>
-            <w:tcW w:type="dxa" w:w="3120"/>
-            <w:vAlign w:val="center"/>
-          </w:tcPr>
-          <w:p>
-            <w:r>
-              <w:t>Quellen, Datenqualitaet, Unsicherheit und Aktualitaet werden benannt.</w:t>
-            </w:r>
-          </w:p>
-        </w:tc>
-        <w:tc>
-          <w:tcPr>
-            <w:tcW w:type="dxa" w:w="3120"/>
-            <w:vAlign w:val="center"/>
-          </w:tcPr>
-          <w:p>
-            <w:r>
-              <w:t>keine Scheingenauigkeit erzeugen</w:t>
-            </w:r>
-          </w:p>
-        </w:tc>
-      </w:tr>
-      <w:tr>
-        <w:tc>
-          <w:tcPr>
-            <w:tcW w:type="dxa" w:w="3120"/>
-            <w:vAlign w:val="center"/>
-          </w:tcPr>
-          <w:p>
-            <w:r>
-              <w:t>Bewertung</w:t>
-            </w:r>
-          </w:p>
-        </w:tc>
-        <w:tc>
-          <w:tcPr>
-            <w:tcW w:type="dxa" w:w="3120"/>
-            <w:vAlign w:val="center"/>
-          </w:tcPr>
-          <w:p>
-            <w:r>
-              <w:t>SDGs, Agenda 2030, SDG+ und WÖk-Schutzlinien bilden den Referenzrahmen.</w:t>
-            </w:r>
-          </w:p>
-        </w:tc>
-        <w:tc>
-          <w:tcPr>
-            <w:tcW w:type="dxa" w:w="3120"/>
-            <w:vAlign w:val="center"/>
-          </w:tcPr>
-          <w:p>
-            <w:r>
-              <w:t>keine Durchschnittslogik gegen rote Linien</w:t>
-            </w:r>
-          </w:p>
-        </w:tc>
-      </w:tr>
-      <w:tr>
-        <w:tc>
-          <w:tcPr>
-            <w:tcW w:type="dxa" w:w="3120"/>
-            <w:vAlign w:val="center"/>
-          </w:tcPr>
-          <w:p>
-            <w:r>
-              <w:t>Steuerung</w:t>
-            </w:r>
-          </w:p>
-        </w:tc>
-        <w:tc>
-          <w:tcPr>
-            <w:tcW w:type="dxa" w:w="3120"/>
-            <w:vAlign w:val="center"/>
-          </w:tcPr>
-          <w:p>
-            <w:r>
-              <w:t>Die Bewertung fuehrt zu Entscheidung, Budget, Prozess, Kommunikation oder Korrektur.</w:t>
-            </w:r>
-          </w:p>
-        </w:tc>
-        <w:tc>
-          <w:tcPr>
-            <w:tcW w:type="dxa" w:w="3120"/>
-            <w:vAlign w:val="center"/>
-          </w:tcPr>
-          <w:p>
-            <w:r>
-              <w:t>kein Reporting ohne Rueckkopplung</w:t>
-            </w:r>
-          </w:p>
-        </w:tc>
-      </w:tr>
-    </w:tbl>
-    <w:p/>
-    <w:p>
-      <w:pPr>
-        <w:pStyle w:val="Heading3"/>
-      </w:pPr>
-      <w:r>
-        <w:t>Vertiefungsrunde 1: Lesen, pruefen, rueckkoppeln</w:t>
-      </w:r>
-    </w:p>
-    <w:p>
-      <w:r>
-        <w:t>Die folgende Runde verdichtet WC-V9 nicht durch neue Schlagworte, sondern durch wiederholte Anwendung auf unterschiedliche Entscheidungsebenen. Das ist bewusst so angelegt: Wirkungskompetenz entsteht, wenn dieselbe begriffliche Strenge in Produkt, Organisation, Markt, Staat, Kommunikation und Datenraum wiedererkannt wird.</w:t>
-      </w:r>
-    </w:p>
-    <w:p>
-      <w:r>
-        <w:t>Begriffliche Schaerfung. Fuer Wirkungsaudit, Datenqualität, Assurance und Missbrauchsschutz bedeutet praezise Sprache die erste Sicherung gegen Impact-Washing ist, dass die Analyse nicht bei einer Aktivitaet, einem guten Willen oder einer Kennzahl stehen bleiben darf. Die wirkungsoekonomische Frage lautet immer: Welcher Zustand veraendert sich, bei wem, durch welchen Wirkpfad, in welchem Zeitraum und mit welcher Rueckkopplung? Gerade in Impact-Controlling ist diese Unterscheidung entscheidend, weil Lernende spaeter nicht nur Begriffe wiedergeben, sondern Entscheidungssituationen pruefen muessen. Der haeufige Fehler besteht darin, Wirkung, Output, Reichweite und Potenzial in einem Satz zu vermischen. Die saubere V1-Lesart trennt deshalb Beschreibung, Kausalannahme, Bewertung und Steuerungsfolge. In der Praxis sollte jede Wirkungsaussage als kurze Viererprobe formuliert werden: Zustand, Betroffene, Quelle, offene Unsicherheit. So wird aus dem Thema kein isoliertes Kapitel, sondern ein pruefbarer Baustein der WÖk-Architektur.</w:t>
-      </w:r>
-    </w:p>
-    <w:p>
-      <w:r>
-        <w:t>Wirkpfad-Logik. Fuer Wirkungsaudit, Datenqualität, Assurance und Missbrauchsschutz bedeutet ein Thema erst dann steuerbar wird, wenn der Mechanismus zwischen Ausloeser und Zustandsveraenderung beschrieben ist, dass die Analyse nicht bei einer Aktivitaet, einem guten Willen oder einer Kennzahl stehen bleiben darf. Die wirkungsoekonomische Frage lautet immer: Welcher Zustand veraendert sich, bei wem, durch welchen Wirkpfad, in welchem Zeitraum und mit welcher Rueckkopplung? Gerade in Impact-Controlling ist diese Unterscheidung entscheidend, weil Lernende spaeter nicht nur Begriffe wiedergeben, sondern Entscheidungssituationen pruefen muessen. Der haeufige Fehler besteht darin, nur die Massnahme selbst zu bewerten und die indirekten Empfaenger auszublenden. Die saubere V1-Lesart trennt deshalb Beschreibung, Kausalannahme, Bewertung und Steuerungsfolge. Eine gute Fallanalyse zeichnet mindestens einen direkten und einen indirekten Wirkpfad nach. So wird aus dem Thema kein isoliertes Kapitel, sondern ein pruefbarer Baustein der WÖk-Architektur.</w:t>
-      </w:r>
-    </w:p>
-    <w:p>
-      <w:r>
-        <w:t>Daten- und Quellenklarheit. Fuer Wirkungsaudit, Datenqualität, Assurance und Missbrauchsschutz bedeutet jede Bewertung nur so belastbar ist wie Datenlage, Quellenstatus und Aktualitaet, dass die Analyse nicht bei einer Aktivitaet, einem guten Willen oder einer Kennzahl stehen bleiben darf. Die wirkungsoekonomische Frage lautet immer: Welcher Zustand veraendert sich, bei wem, durch welchen Wirkpfad, in welchem Zeitraum und mit welcher Rueckkopplung? Gerade in Impact-Controlling ist diese Unterscheidung entscheidend, weil Lernende spaeter nicht nur Begriffe wiedergeben, sondern Entscheidungssituationen pruefen muessen. Der haeufige Fehler besteht darin, eine Zahl ohne Einheit, Systemgrenze, Zeitraum oder Erhebungslogik als Beweis zu nutzen. Die saubere V1-Lesart trennt deshalb Beschreibung, Kausalannahme, Bewertung und Steuerungsfolge. Die Lernenden sollen Daten nicht dekorativ zitieren, sondern ihre Aussagekraft, Luecken und Grenzen offenlegen. So wird aus dem Thema kein isoliertes Kapitel, sondern ein pruefbarer Baustein der WÖk-Architektur.</w:t>
-      </w:r>
-    </w:p>
-    <w:p>
-      <w:r>
-        <w:t>Fallfenster zur Anwendung. Ein Controlling-Team moechte einen Score bilden. Das Skript verlangt, dass Datenqualitaet, Systemgrenzen, Gewichtung, Unsicherheit und Nichtkompensation sichtbar bleiben. Ein Score darf die Diskussion nicht beenden, sondern muss bessere Fragen, Priorisierung und Rueckkopplung ermoeglichen. Bezogen auf Wirkungsaudit, Datenqualität, Assurance und Missbrauchsschutz heisst das: Die Analyse muss das konkrete Thema ernst nehmen und zugleich den allgemeinen WÖk-Massstab halten. Es geht nicht darum, die Welt in gute und schlechte Akteure einzuteilen. Es geht darum, Wirkpfade, Wirkungsempfaenger, Datenqualitaet, Risiken und Rueckkopplung so zu beschreiben, dass bessere Entscheidungen moeglich werden.</w:t>
-      </w:r>
-    </w:p>
-    <w:p>
-      <w:r>
-        <w:t>Ambivalenz. Fuer Wirkungsaudit, Datenqualität, Assurance und Missbrauchsschutz bedeutet positive und negative Zustandsveraenderungen gleichzeitig auftreten koennen, dass die Analyse nicht bei einer Aktivitaet, einem guten Willen oder einer Kennzahl stehen bleiben darf. Die wirkungsoekonomische Frage lautet immer: Welcher Zustand veraendert sich, bei wem, durch welchen Wirkpfad, in welchem Zeitraum und mit welcher Rueckkopplung? Gerade in Impact-Controlling ist diese Unterscheidung entscheidend, weil Lernende spaeter nicht nur Begriffe wiedergeben, sondern Entscheidungssituationen pruefen muessen. Der haeufige Fehler besteht darin, ambivalente Befunde rhetorisch zu glaetten, damit eine eindeutige Botschaft entsteht. Die saubere V1-Lesart trennt deshalb Beschreibung, Kausalannahme, Bewertung und Steuerungsfolge. Ein gutes Skript fuehrt deshalb Profile, Zielkonflikte und offene Punkte nebeneinander. So wird aus dem Thema kein isoliertes Kapitel, sondern ein pruefbarer Baustein der WÖk-Architektur.</w:t>
-      </w:r>
-    </w:p>
-    <w:p>
-      <w:r>
-        <w:t>Nichtkompensation. Fuer Wirkungsaudit, Datenqualität, Assurance und Missbrauchsschutz bedeutet schwere zentrale Schaeden nicht durch beliebige positive Einzelwerte neutralisiert werden duerfen, dass die Analyse nicht bei einer Aktivitaet, einem guten Willen oder einer Kennzahl stehen bleiben darf. Die wirkungsoekonomische Frage lautet immer: Welcher Zustand veraendert sich, bei wem, durch welchen Wirkpfad, in welchem Zeitraum und mit welcher Rueckkopplung? Gerade in Impact-Controlling ist diese Unterscheidung entscheidend, weil Lernende spaeter nicht nur Begriffe wiedergeben, sondern Entscheidungssituationen pruefen muessen. Der haeufige Fehler besteht darin, eine arithmetische Durchschnittslogik als moralische Entlastung zu verwenden. Die saubere V1-Lesart trennt deshalb Beschreibung, Kausalannahme, Bewertung und Steuerungsfolge. Reverse Merit Order und rote Linien sind Schutzregeln gegen Schoenrechnung. So wird aus dem Thema kein isoliertes Kapitel, sondern ein pruefbarer Baustein der WÖk-Architektur.</w:t>
-      </w:r>
-    </w:p>
-    <w:p>
-      <w:r>
-        <w:t>Pruefungsnahe Transferfrage. Formuliere zu WC-V9 eine Wirkungsaussage in drei Saetzen: Erstens den beobachteten oder plausiblen Zustand, zweitens die Daten- oder Quellenlage, drittens die offene Unsicherheit samt Rueckkopplung. Die Antwort muss ohne moralische Personenbewertung auskommen und darf Reichweite nicht mit Wirkung verwechseln.</w:t>
-      </w:r>
-    </w:p>
-    <w:p>
-      <w:r>
-        <w:t>Rueckkopplung. Fuer Wirkungsaudit, Datenqualität, Assurance und Missbrauchsschutz bedeutet Wirkungswissen erst dann wertvoll wird, wenn es Entscheidungen veraendert, dass die Analyse nicht bei einer Aktivitaet, einem guten Willen oder einer Kennzahl stehen bleiben darf. Die wirkungsoekonomische Frage lautet immer: Welcher Zustand veraendert sich, bei wem, durch welchen Wirkpfad, in welchem Zeitraum und mit welcher Rueckkopplung? Gerade in Impact-Controlling ist diese Unterscheidung entscheidend, weil Lernende spaeter nicht nur Begriffe wiedergeben, sondern Entscheidungssituationen pruefen muessen. Der haeufige Fehler besteht darin, einen Bericht als Endpunkt zu betrachten. Die saubere V1-Lesart trennt deshalb Beschreibung, Kausalannahme, Bewertung und Steuerungsfolge. Jeder Analyseblock sollte fragen, welche Routine, welcher Prozess oder welche Ressource nach der Bewertung angepasst wird. So wird aus dem Thema kein isoliertes Kapitel, sondern ein pruefbarer Baustein der WÖk-Architektur.</w:t>
-      </w:r>
-    </w:p>
-    <w:p>
-      <w:r>
-        <w:t>Fallfenster zur Anwendung. Ein Kommunikationsbericht nennt viele Aktivitaeten, Reichweiten und Rueckmeldungen. Die V1-Pruefung fragt, ob daraus eine belastbare Wirkungsaussage folgt. Wenn nur Kontakte, Klicks oder Zustimmung vorliegen, bleibt die Aussage im Bereich Wirkungspotenzial oder Resonanz, nicht im Bereich nachgewiesener Wirkung. Bezogen auf Wirkungsaudit, Datenqualität, Assurance und Missbrauchsschutz heisst das: Die Analyse muss das konkrete Thema ernst nehmen und zugleich den allgemeinen WÖk-Massstab halten. Es geht nicht darum, die Welt in gute und schlechte Akteure einzuteilen. Es geht darum, Wirkpfade, Wirkungsempfaenger, Datenqualitaet, Risiken und Rueckkopplung so zu beschreiben, dass bessere Entscheidungen moeglich werden.</w:t>
-      </w:r>
-    </w:p>
-    <w:p>
-      <w:r>
-        <w:t>Governance. Fuer Wirkungsaudit, Datenqualität, Assurance und Missbrauchsschutz bedeutet Wirkungsbewertung Verfahren, Rechte, Transparenz und Korrektur braucht, dass die Analyse nicht bei einer Aktivitaet, einem guten Willen oder einer Kennzahl stehen bleiben darf. Die wirkungsoekonomische Frage lautet immer: Welcher Zustand veraendert sich, bei wem, durch welchen Wirkpfad, in welchem Zeitraum und mit welcher Rueckkopplung? Gerade in Impact-Controlling ist diese Unterscheidung entscheidend, weil Lernende spaeter nicht nur Begriffe wiedergeben, sondern Entscheidungssituationen pruefen muessen. Der haeufige Fehler besteht darin, Bewertung als technokratische Top-down-Setzung zu verstehen. Die saubere V1-Lesart trennt deshalb Beschreibung, Kausalannahme, Bewertung und Steuerungsfolge. Betroffene, Datenhalter, Entscheider und Kontrollinstanzen muessen unterscheidbare Rollen behalten. So wird aus dem Thema kein isoliertes Kapitel, sondern ein pruefbarer Baustein der WÖk-Architektur.</w:t>
-      </w:r>
-    </w:p>
-    <w:p>
-      <w:r>
-        <w:t>Didaktische Pruefbarkeit. Fuer Wirkungsaudit, Datenqualität, Assurance und Missbrauchsschutz bedeutet das Thema in der Akademie nicht nur erklaert, sondern in Falllogik ueberfuehrt werden muss, dass die Analyse nicht bei einer Aktivitaet, einem guten Willen oder einer Kennzahl stehen bleiben darf. Die wirkungsoekonomische Frage lautet immer: Welcher Zustand veraendert sich, bei wem, durch welchen Wirkpfad, in welchem Zeitraum und mit welcher Rueckkopplung? Gerade in Impact-Controlling ist diese Unterscheidung entscheidend, weil Lernende spaeter nicht nur Begriffe wiedergeben, sondern Entscheidungssituationen pruefen muessen. Der haeufige Fehler besteht darin, reines Auswendiglernen als Kompetenznachweis zu behandeln. Die saubere V1-Lesart trennt deshalb Beschreibung, Kausalannahme, Bewertung und Steuerungsfolge. Pruefungsfragen sollen Begriffe, Anwendung und rote Linien verbinden. So wird aus dem Thema kein isoliertes Kapitel, sondern ein pruefbarer Baustein der WÖk-Architektur.</w:t>
-      </w:r>
-    </w:p>
-    <w:p>
-      <w:r>
-        <w:t>Transfer in Organisationen. Fuer Wirkungsaudit, Datenqualität, Assurance und Missbrauchsschutz bedeutet WÖk-Begriffe im Alltag nur tragen, wenn sie in Routinen uebersetzt werden, dass die Analyse nicht bei einer Aktivitaet, einem guten Willen oder einer Kennzahl stehen bleiben darf. Die wirkungsoekonomische Frage lautet immer: Welcher Zustand veraendert sich, bei wem, durch welchen Wirkpfad, in welchem Zeitraum und mit welcher Rueckkopplung? Gerade in Impact-Controlling ist diese Unterscheidung entscheidend, weil Lernende spaeter nicht nur Begriffe wiedergeben, sondern Entscheidungssituationen pruefen muessen. Der haeufige Fehler besteht darin, die Verantwortung an eine Nachhaltigkeitsabteilung auszulagern. Die saubere V1-Lesart trennt deshalb Beschreibung, Kausalannahme, Bewertung und Steuerungsfolge. Strategie, Einkauf, Kommunikation, Controlling und Fuehrung muessen denselben Wirkungsbegriff verwenden. So wird aus dem Thema kein isoliertes Kapitel, sondern ein pruefbarer Baustein der WÖk-Architektur.</w:t>
-      </w:r>
-    </w:p>
-    <w:p>
-      <w:r>
-        <w:t>Fallfenster zur Anwendung. Eine Organisation plant eine Massnahme und formuliert dazu eine positive Absicht. In der WÖk reicht das nicht. Fuer diese Vorlesung muss sichtbar werden, welche Zustandsveraenderung erwartet wird, welche Empfaenger direkt oder indirekt betroffen sind, welche Nebenwirkungen entstehen koennen und welche Entscheidung spaeter korrigiert wird. Bezogen auf Wirkungsaudit, Datenqualität, Assurance und Missbrauchsschutz heisst das: Die Analyse muss das konkrete Thema ernst nehmen und zugleich den allgemeinen WÖk-Massstab halten. Es geht nicht darum, die Welt in gute und schlechte Akteure einzuteilen. Es geht darum, Wirkpfade, Wirkungsempfaenger, Datenqualitaet, Risiken und Rueckkopplung so zu beschreiben, dass bessere Entscheidungen moeglich werden.</w:t>
-      </w:r>
-    </w:p>
-    <w:p>
-      <w:r>
-        <w:t>Rueckfluss in den Korpus. Fuer Wirkungsaudit, Datenqualität, Assurance und Missbrauchsschutz bedeutet jedes Studienskript den Gesamtbestand schaerfen kann, dass die Analyse nicht bei einer Aktivitaet, einem guten Willen oder einer Kennzahl stehen bleiben darf. Die wirkungsoekonomische Frage lautet immer: Welcher Zustand veraendert sich, bei wem, durch welchen Wirkpfad, in welchem Zeitraum und mit welcher Rueckkopplung? Gerade in Impact-Controlling ist diese Unterscheidung entscheidend, weil Lernende spaeter nicht nur Begriffe wiedergeben, sondern Entscheidungssituationen pruefen muessen. Der haeufige Fehler besteht darin, neue Einsichten nur lokal im Skript zu belassen. Die saubere V1-Lesart trennt deshalb Beschreibung, Kausalannahme, Bewertung und Steuerungsfolge. Glossar, Website, Journal, Dossiers und Visuals sollen aus der Skriptarbeit lernen. So wird aus dem Thema kein isoliertes Kapitel, sondern ein pruefbarer Baustein der WÖk-Architektur.</w:t>
-      </w:r>
-    </w:p>
-    <w:p>
-      <w:r>
-        <w:t>Pruefungsnahe Transferfrage. Formuliere zu WC-V9 eine Wirkungsaussage in drei Saetzen: Erstens den beobachteten oder plausiblen Zustand, zweitens die Daten- oder Quellenlage, drittens die offene Unsicherheit samt Rueckkopplung. Die Antwort muss ohne moralische Personenbewertung auskommen und darf Reichweite nicht mit Wirkung verwechseln.</w:t>
-      </w:r>
-    </w:p>
-    <w:p>
-      <w:pPr>
-        <w:pStyle w:val="Heading3"/>
-      </w:pPr>
-      <w:r>
-        <w:t>Vertiefungsrunde 2: Lesen, pruefen, rueckkoppeln</w:t>
-      </w:r>
-    </w:p>
-    <w:p>
-      <w:r>
-        <w:t>Die folgende Runde verdichtet WC-V9 nicht durch neue Schlagworte, sondern durch wiederholte Anwendung auf unterschiedliche Entscheidungsebenen. Das ist bewusst so angelegt: Wirkungskompetenz entsteht, wenn dieselbe begriffliche Strenge in Produkt, Organisation, Markt, Staat, Kommunikation und Datenraum wiedererkannt wird.</w:t>
-      </w:r>
-    </w:p>
-    <w:p>
-      <w:r>
-        <w:t>Begriffliche Schaerfung. Fuer Wirkungsaudit, Datenqualität, Assurance und Missbrauchsschutz bedeutet praezise Sprache die erste Sicherung gegen Impact-Washing ist, dass die Analyse nicht bei einer Aktivitaet, einem guten Willen oder einer Kennzahl stehen bleiben darf. Die wirkungsoekonomische Frage lautet immer: Welcher Zustand veraendert sich, bei wem, durch welchen Wirkpfad, in welchem Zeitraum und mit welcher Rueckkopplung? Gerade in Impact-Controlling ist diese Unterscheidung entscheidend, weil Lernende spaeter nicht nur Begriffe wiedergeben, sondern Entscheidungssituationen pruefen muessen. Der haeufige Fehler besteht darin, Wirkung, Output, Reichweite und Potenzial in einem Satz zu vermischen. Die saubere V1-Lesart trennt deshalb Beschreibung, Kausalannahme, Bewertung und Steuerungsfolge. In der Praxis sollte jede Wirkungsaussage als kurze Viererprobe formuliert werden: Zustand, Betroffene, Quelle, offene Unsicherheit. So wird aus dem Thema kein isoliertes Kapitel, sondern ein pruefbarer Baustein der WÖk-Architektur.</w:t>
-      </w:r>
-    </w:p>
-    <w:p>
-      <w:r>
-        <w:t>Wirkpfad-Logik. Fuer Wirkungsaudit, Datenqualität, Assurance und Missbrauchsschutz bedeutet ein Thema erst dann steuerbar wird, wenn der Mechanismus zwischen Ausloeser und Zustandsveraenderung beschrieben ist, dass die Analyse nicht bei einer Aktivitaet, einem guten Willen oder einer Kennzahl stehen bleiben darf. Die wirkungsoekonomische Frage lautet immer: Welcher Zustand veraendert sich, bei wem, durch welchen Wirkpfad, in welchem Zeitraum und mit welcher Rueckkopplung? Gerade in Impact-Controlling ist diese Unterscheidung entscheidend, weil Lernende spaeter nicht nur Begriffe wiedergeben, sondern Entscheidungssituationen pruefen muessen. Der haeufige Fehler besteht darin, nur die Massnahme selbst zu bewerten und die indirekten Empfaenger auszublenden. Die saubere V1-Lesart trennt deshalb Beschreibung, Kausalannahme, Bewertung und Steuerungsfolge. Eine gute Fallanalyse zeichnet mindestens einen direkten und einen indirekten Wirkpfad nach. So wird aus dem Thema kein isoliertes Kapitel, sondern ein pruefbarer Baustein der WÖk-Architektur.</w:t>
-      </w:r>
-    </w:p>
-    <w:p>
-      <w:r>
-        <w:t>Fallfenster zur Anwendung. Eine Fuehrungsentscheidung erzeugt zugleich Nutzen und Risiken. Die WÖk behandelt Ambivalenz nicht als Stoerung, sondern als Kern der Analyse. Positive Netto-Wirkung darf erst behauptet werden, wenn zentrale negative Wirkungen getrennt geprueft und rote Linien gewahrt sind. Bezogen auf Wirkungsaudit, Datenqualität, Assurance und Missbrauchsschutz heisst das: Die Analyse muss das konkrete Thema ernst nehmen und zugleich den allgemeinen WÖk-Massstab halten. Es geht nicht darum, die Welt in gute und schlechte Akteure einzuteilen. Es geht darum, Wirkpfade, Wirkungsempfaenger, Datenqualitaet, Risiken und Rueckkopplung so zu beschreiben, dass bessere Entscheidungen moeglich werden.</w:t>
-      </w:r>
-    </w:p>
-    <w:p>
-      <w:r>
-        <w:t>Daten- und Quellenklarheit. Fuer Wirkungsaudit, Datenqualität, Assurance und Missbrauchsschutz bedeutet jede Bewertung nur so belastbar ist wie Datenlage, Quellenstatus und Aktualitaet, dass die Analyse nicht bei einer Aktivitaet, einem guten Willen oder einer Kennzahl stehen bleiben darf. Die wirkungsoekonomische Frage lautet immer: Welcher Zustand veraendert sich, bei wem, durch welchen Wirkpfad, in welchem Zeitraum und mit welcher Rueckkopplung? Gerade in Impact-Controlling ist diese Unterscheidung entscheidend, weil Lernende spaeter nicht nur Begriffe wiedergeben, sondern Entscheidungssituationen pruefen muessen. Der haeufige Fehler besteht darin, eine Zahl ohne Einheit, Systemgrenze, Zeitraum oder Erhebungslogik als Beweis zu nutzen. Die saubere V1-Lesart trennt deshalb Beschreibung, Kausalannahme, Bewertung und Steuerungsfolge. Die Lernenden sollen Daten nicht dekorativ zitieren, sondern ihre Aussagekraft, Luecken und Grenzen offenlegen. So wird aus dem Thema kein isoliertes Kapitel, sondern ein pruefbarer Baustein der WÖk-Architektur.</w:t>
-      </w:r>
-    </w:p>
-    <w:p>
-      <w:r>
-        <w:t>Ambivalenz. Fuer Wirkungsaudit, Datenqualität, Assurance und Missbrauchsschutz bedeutet positive und negative Zustandsveraenderungen gleichzeitig auftreten koennen, dass die Analyse nicht bei einer Aktivitaet, einem guten Willen oder einer Kennzahl stehen bleiben darf. Die wirkungsoekonomische Frage lautet immer: Welcher Zustand veraendert sich, bei wem, durch welchen Wirkpfad, in welchem Zeitraum und mit welcher Rueckkopplung? Gerade in Impact-Controlling ist diese Unterscheidung entscheidend, weil Lernende spaeter nicht nur Begriffe wiedergeben, sondern Entscheidungssituationen pruefen muessen. Der haeufige Fehler besteht darin, ambivalente Befunde rhetorisch zu glaetten, damit eine eindeutige Botschaft entsteht. Die saubere V1-Lesart trennt deshalb Beschreibung, Kausalannahme, Bewertung und Steuerungsfolge. Ein gutes Skript fuehrt deshalb Profile, Zielkonflikte und offene Punkte nebeneinander. So wird aus dem Thema kein isoliertes Kapitel, sondern ein pruefbarer Baustein der WÖk-Architektur.</w:t>
-      </w:r>
-    </w:p>
-    <w:p>
-      <w:r>
-        <w:t>Nichtkompensation. Fuer Wirkungsaudit, Datenqualität, Assurance und Missbrauchsschutz bedeutet schwere zentrale Schaeden nicht durch beliebige positive Einzelwerte neutralisiert werden duerfen, dass die Analyse nicht bei einer Aktivitaet, einem guten Willen oder einer Kennzahl stehen bleiben darf. Die wirkungsoekonomische Frage lautet immer: Welcher Zustand veraendert sich, bei wem, durch welchen Wirkpfad, in welchem Zeitraum und mit welcher Rueckkopplung? Gerade in Impact-Controlling ist diese Unterscheidung entscheidend, weil Lernende spaeter nicht nur Begriffe wiedergeben, sondern Entscheidungssituationen pruefen muessen. Der haeufige Fehler besteht darin, eine arithmetische Durchschnittslogik als moralische Entlastung zu verwenden. Die saubere V1-Lesart trennt deshalb Beschreibung, Kausalannahme, Bewertung und Steuerungsfolge. Reverse Merit Order und rote Linien sind Schutzregeln gegen Schoenrechnung. So wird aus dem Thema kein isoliertes Kapitel, sondern ein pruefbarer Baustein der WÖk-Architektur.</w:t>
-      </w:r>
-    </w:p>
-    <w:p>
-      <w:r>
-        <w:t>Fallfenster zur Anwendung. Ein Controlling-Team moechte einen Score bilden. Das Skript verlangt, dass Datenqualitaet, Systemgrenzen, Gewichtung, Unsicherheit und Nichtkompensation sichtbar bleiben. Ein Score darf die Diskussion nicht beenden, sondern muss bessere Fragen, Priorisierung und Rueckkopplung ermoeglichen. Bezogen auf Wirkungsaudit, Datenqualität, Assurance und Missbrauchsschutz heisst das: Die Analyse muss das konkrete Thema ernst nehmen und zugleich den allgemeinen WÖk-Massstab halten. Es geht nicht darum, die Welt in gute und schlechte Akteure einzuteilen. Es geht darum, Wirkpfade, Wirkungsempfaenger, Datenqualitaet, Risiken und Rueckkopplung so zu beschreiben, dass bessere Entscheidungen moeglich werden.</w:t>
-      </w:r>
-    </w:p>
-    <w:p>
-      <w:r>
-        <w:t>Pruefungsnahe Transferfrage. Formuliere zu WC-V9 eine Wirkungsaussage in drei Saetzen: Erstens den beobachteten oder plausiblen Zustand, zweitens die Daten- oder Quellenlage, drittens die offene Unsicherheit samt Rueckkopplung. Die Antwort muss ohne moralische Personenbewertung auskommen und darf Reichweite nicht mit Wirkung verwechseln.</w:t>
-      </w:r>
-    </w:p>
-    <w:p>
-      <w:r>
-        <w:t>Rueckkopplung. Fuer Wirkungsaudit, Datenqualität, Assurance und Missbrauchsschutz bedeutet Wirkungswissen erst dann wertvoll wird, wenn es Entscheidungen veraendert, dass die Analyse nicht bei einer Aktivitaet, einem guten Willen oder einer Kennzahl stehen bleiben darf. Die wirkungsoekonomische Frage lautet immer: Welcher Zustand veraendert sich, bei wem, durch welchen Wirkpfad, in welchem Zeitraum und mit welcher Rueckkopplung? Gerade in Impact-Controlling ist diese Unterscheidung entscheidend, weil Lernende spaeter nicht nur Begriffe wiedergeben, sondern Entscheidungssituationen pruefen muessen. Der haeufige Fehler besteht darin, einen Bericht als Endpunkt zu betrachten. Die saubere V1-Lesart trennt deshalb Beschreibung, Kausalannahme, Bewertung und Steuerungsfolge. Jeder Analyseblock sollte fragen, welche Routine, welcher Prozess oder welche Ressource nach der Bewertung angepasst wird. So wird aus dem Thema kein isoliertes Kapitel, sondern ein pruefbarer Baustein der WÖk-Architektur.</w:t>
-      </w:r>
-    </w:p>
-    <w:p>
-      <w:r>
-        <w:t>Governance. Fuer Wirkungsaudit, Datenqualität, Assurance und Missbrauchsschutz bedeutet Wirkungsbewertung Verfahren, Rechte, Transparenz und Korrektur braucht, dass die Analyse nicht bei einer Aktivitaet, einem guten Willen oder einer Kennzahl stehen bleiben darf. Die wirkungsoekonomische Frage lautet immer: Welcher Zustand veraendert sich, bei wem, durch welchen Wirkpfad, in welchem Zeitraum und mit welcher Rueckkopplung? Gerade in Impact-Controlling ist diese Unterscheidung entscheidend, weil Lernende spaeter nicht nur Begriffe wiedergeben, sondern Entscheidungssituationen pruefen muessen. Der haeufige Fehler besteht darin, Bewertung als technokratische Top-down-Setzung zu verstehen. Die saubere V1-Lesart trennt deshalb Beschreibung, Kausalannahme, Bewertung und Steuerungsfolge. Betroffene, Datenhalter, Entscheider und Kontrollinstanzen muessen unterscheidbare Rollen behalten. So wird aus dem Thema kein isoliertes Kapitel, sondern ein pruefbarer Baustein der WÖk-Architektur.</w:t>
-      </w:r>
-    </w:p>
-    <w:p>
-      <w:r>
-        <w:t>Didaktische Pruefbarkeit. Fuer Wirkungsaudit, Datenqualität, Assurance und Missbrauchsschutz bedeutet das Thema in der Akademie nicht nur erklaert, sondern in Falllogik ueberfuehrt werden muss, dass die Analyse nicht bei einer Aktivitaet, einem guten Willen oder einer Kennzahl stehen bleiben darf. Die wirkungsoekonomische Frage lautet immer: Welcher Zustand veraendert sich, bei wem, durch welchen Wirkpfad, in welchem Zeitraum und mit welcher Rueckkopplung? Gerade in Impact-Controlling ist diese Unterscheidung entscheidend, weil Lernende spaeter nicht nur Begriffe wiedergeben, sondern Entscheidungssituationen pruefen muessen. Der haeufige Fehler besteht darin, reines Auswendiglernen als Kompetenznachweis zu behandeln. Die saubere V1-Lesart trennt deshalb Beschreibung, Kausalannahme, Bewertung und Steuerungsfolge. Pruefungsfragen sollen Begriffe, Anwendung und rote Linien verbinden. So wird aus dem Thema kein isoliertes Kapitel, sondern ein pruefbarer Baustein der WÖk-Architektur.</w:t>
-      </w:r>
-    </w:p>
-    <w:p>
-      <w:r>
-        <w:t>Fallfenster zur Anwendung. Ein Kommunikationsbericht nennt viele Aktivitaeten, Reichweiten und Rueckmeldungen. Die V1-Pruefung fragt, ob daraus eine belastbare Wirkungsaussage folgt. Wenn nur Kontakte, Klicks oder Zustimmung vorliegen, bleibt die Aussage im Bereich Wirkungspotenzial oder Resonanz, nicht im Bereich nachgewiesener Wirkung. Bezogen auf Wirkungsaudit, Datenqualität, Assurance und Missbrauchsschutz heisst das: Die Analyse muss das konkrete Thema ernst nehmen und zugleich den allgemeinen WÖk-Massstab halten. Es geht nicht darum, die Welt in gute und schlechte Akteure einzuteilen. Es geht darum, Wirkpfade, Wirkungsempfaenger, Datenqualitaet, Risiken und Rueckkopplung so zu beschreiben, dass bessere Entscheidungen moeglich werden.</w:t>
-      </w:r>
-    </w:p>
-    <w:p>
-      <w:r>
-        <w:t>Transfer in Organisationen. Fuer Wirkungsaudit, Datenqualität, Assurance und Missbrauchsschutz bedeutet WÖk-Begriffe im Alltag nur tragen, wenn sie in Routinen uebersetzt werden, dass die Analyse nicht bei einer Aktivitaet, einem guten Willen oder einer Kennzahl stehen bleiben darf. Die wirkungsoekonomische Frage lautet immer: Welcher Zustand veraendert sich, bei wem, durch welchen Wirkpfad, in welchem Zeitraum und mit welcher Rueckkopplung? Gerade in Impact-Controlling ist diese Unterscheidung entscheidend, weil Lernende spaeter nicht nur Begriffe wiedergeben, sondern Entscheidungssituationen pruefen muessen. Der haeufige Fehler besteht darin, die Verantwortung an eine Nachhaltigkeitsabteilung auszulagern. Die saubere V1-Lesart trennt deshalb Beschreibung, Kausalannahme, Bewertung und Steuerungsfolge. Strategie, Einkauf, Kommunikation, Controlling und Fuehrung muessen denselben Wirkungsbegriff verwenden. So wird aus dem Thema kein isoliertes Kapitel, sondern ein pruefbarer Baustein der WÖk-Architektur.</w:t>
-      </w:r>
-    </w:p>
-    <w:p>
-      <w:r>
-        <w:t>Rueckfluss in den Korpus. Fuer Wirkungsaudit, Datenqualität, Assurance und Missbrauchsschutz bedeutet jedes Studienskript den Gesamtbestand schaerfen kann, dass die Analyse nicht bei einer Aktivitaet, einem guten Willen oder einer Kennzahl stehen bleiben darf. Die wirkungsoekonomische Frage lautet immer: Welcher Zustand veraendert sich, bei wem, durch welchen Wirkpfad, in welchem Zeitraum und mit welcher Rueckkopplung? Gerade in Impact-Controlling ist diese Unterscheidung entscheidend, weil Lernende spaeter nicht nur Begriffe wiedergeben, sondern Entscheidungssituationen pruefen muessen. Der haeufige Fehler besteht darin, neue Einsichten nur lokal im Skript zu belassen. Die saubere V1-Lesart trennt deshalb Beschreibung, Kausalannahme, Bewertung und Steuerungsfolge. Glossar, Website, Journal, Dossiers und Visuals sollen aus der Skriptarbeit lernen. So wird aus dem Thema kein isoliertes Kapitel, sondern ein pruefbarer Baustein der WÖk-Architektur.</w:t>
-      </w:r>
-    </w:p>
-    <w:p>
-      <w:r>
-        <w:t>Pruefungsnahe Transferfrage. Formuliere zu WC-V9 eine Wirkungsaussage in drei Saetzen: Erstens den beobachteten oder plausiblen Zustand, zweitens die Daten- oder Quellenlage, drittens die offene Unsicherheit samt Rueckkopplung. Die Antwort muss ohne moralische Personenbewertung auskommen und darf Reichweite nicht mit Wirkung verwechseln.</w:t>
-      </w:r>
-    </w:p>
-    <w:p>
-      <w:pPr>
-        <w:pStyle w:val="Heading3"/>
-      </w:pPr>
-      <w:r>
-        <w:t>Vertiefungsrunde 3: Lesen, pruefen, rueckkoppeln</w:t>
-      </w:r>
-    </w:p>
-    <w:p>
-      <w:r>
-        <w:t>Die folgende Runde verdichtet WC-V9 nicht durch neue Schlagworte, sondern durch wiederholte Anwendung auf unterschiedliche Entscheidungsebenen. Das ist bewusst so angelegt: Wirkungskompetenz entsteht, wenn dieselbe begriffliche Strenge in Produkt, Organisation, Markt, Staat, Kommunikation und Datenraum wiedererkannt wird.</w:t>
-      </w:r>
-    </w:p>
-    <w:p>
-      <w:r>
-        <w:t>Begriffliche Schaerfung. Fuer Wirkungsaudit, Datenqualität, Assurance und Missbrauchsschutz bedeutet praezise Sprache die erste Sicherung gegen Impact-Washing ist, dass die Analyse nicht bei einer Aktivitaet, einem guten Willen oder einer Kennzahl stehen bleiben darf. Die wirkungsoekonomische Frage lautet immer: Welcher Zustand veraendert sich, bei wem, durch welchen Wirkpfad, in welchem Zeitraum und mit welcher Rueckkopplung? Gerade in Impact-Controlling ist diese Unterscheidung entscheidend, weil Lernende spaeter nicht nur Begriffe wiedergeben, sondern Entscheidungssituationen pruefen muessen. Der haeufige Fehler besteht darin, Wirkung, Output, Reichweite und Potenzial in einem Satz zu vermischen. Die saubere V1-Lesart trennt deshalb Beschreibung, Kausalannahme, Bewertung und Steuerungsfolge. In der Praxis sollte jede Wirkungsaussage als kurze Viererprobe formuliert werden: Zustand, Betroffene, Quelle, offene Unsicherheit. So wird aus dem Thema kein isoliertes Kapitel, sondern ein pruefbarer Baustein der WÖk-Architektur.</w:t>
-      </w:r>
-    </w:p>
-    <w:p>
-      <w:r>
-        <w:t>Fallfenster zur Anwendung. Eine Organisation plant eine Massnahme und formuliert dazu eine positive Absicht. In der WÖk reicht das nicht. Fuer diese Vorlesung muss sichtbar werden, welche Zustandsveraenderung erwartet wird, welche Empfaenger direkt oder indirekt betroffen sind, welche Nebenwirkungen entstehen koennen und welche Entscheidung spaeter korrigiert wird. Bezogen auf Wirkungsaudit, Datenqualität, Assurance und Missbrauchsschutz heisst das: Die Analyse muss das konkrete Thema ernst nehmen und zugleich den allgemeinen WÖk-Massstab halten. Es geht nicht darum, die Welt in gute und schlechte Akteure einzuteilen. Es geht darum, Wirkpfade, Wirkungsempfaenger, Datenqualitaet, Risiken und Rueckkopplung so zu beschreiben, dass bessere Entscheidungen moeglich werden.</w:t>
-      </w:r>
-    </w:p>
-    <w:p>
-      <w:r>
-        <w:t>Wirkpfad-Logik. Fuer Wirkungsaudit, Datenqualität, Assurance und Missbrauchsschutz bedeutet ein Thema erst dann steuerbar wird, wenn der Mechanismus zwischen Ausloeser und Zustandsveraenderung beschrieben ist, dass die Analyse nicht bei einer Aktivitaet, einem guten Willen oder einer Kennzahl stehen bleiben darf. Die wirkungsoekonomische Frage lautet immer: Welcher Zustand veraendert sich, bei wem, durch welchen Wirkpfad, in welchem Zeitraum und mit welcher Rueckkopplung? Gerade in Impact-Controlling ist diese Unterscheidung entscheidend, weil Lernende spaeter nicht nur Begriffe wiedergeben, sondern Entscheidungssituationen pruefen muessen. Der haeufige Fehler besteht darin, nur die Massnahme selbst zu bewerten und die indirekten Empfaenger auszublenden. Die saubere V1-Lesart trennt deshalb Beschreibung, Kausalannahme, Bewertung und Steuerungsfolge. Eine gute Fallanalyse zeichnet mindestens einen direkten und einen indirekten Wirkpfad nach. So wird aus dem Thema kein isoliertes Kapitel, sondern ein pruefbarer Baustein der WÖk-Architektur.</w:t>
-      </w:r>
-    </w:p>
-    <w:p>
-      <w:r>
-        <w:t>Daten- und Quellenklarheit. Fuer Wirkungsaudit, Datenqualität, Assurance und Missbrauchsschutz bedeutet jede Bewertung nur so belastbar ist wie Datenlage, Quellenstatus und Aktualitaet, dass die Analyse nicht bei einer Aktivitaet, einem guten Willen oder einer Kennzahl stehen bleiben darf. Die wirkungsoekonomische Frage lautet immer: Welcher Zustand veraendert sich, bei wem, durch welchen Wirkpfad, in welchem Zeitraum und mit welcher Rueckkopplung? Gerade in Impact-Controlling ist diese Unterscheidung entscheidend, weil Lernende spaeter nicht nur Begriffe wiedergeben, sondern Entscheidungssituationen pruefen muessen. Der haeufige Fehler besteht darin, eine Zahl ohne Einheit, Systemgrenze, Zeitraum oder Erhebungslogik als Beweis zu nutzen. Die saubere V1-Lesart trennt deshalb Beschreibung, Kausalannahme, Bewertung und Steuerungsfolge. Die Lernenden sollen Daten nicht dekorativ zitieren, sondern ihre Aussagekraft, Luecken und Grenzen offenlegen. So wird aus dem Thema kein isoliertes Kapitel, sondern ein pruefbarer Baustein der WÖk-Architektur.</w:t>
-      </w:r>
-    </w:p>
-    <w:p>
-      <w:r>
-        <w:t>Ambivalenz. Fuer Wirkungsaudit, Datenqualität, Assurance und Missbrauchsschutz bedeutet positive und negative Zustandsveraenderungen gleichzeitig auftreten koennen, dass die Analyse nicht bei einer Aktivitaet, einem guten Willen oder einer Kennzahl stehen bleiben darf. Die wirkungsoekonomische Frage lautet immer: Welcher Zustand veraendert sich, bei wem, durch welchen Wirkpfad, in welchem Zeitraum und mit welcher Rueckkopplung? Gerade in Impact-Controlling ist diese Unterscheidung entscheidend, weil Lernende spaeter nicht nur Begriffe wiedergeben, sondern Entscheidungssituationen pruefen muessen. Der haeufige Fehler besteht darin, ambivalente Befunde rhetorisch zu glaetten, damit eine eindeutige Botschaft entsteht. Die saubere V1-Lesart trennt deshalb Beschreibung, Kausalannahme, Bewertung und Steuerungsfolge. Ein gutes Skript fuehrt deshalb Profile, Zielkonflikte und offene Punkte nebeneinander. So wird aus dem Thema kein isoliertes Kapitel, sondern ein pruefbarer Baustein der WÖk-Architektur.</w:t>
-      </w:r>
-    </w:p>
-    <w:p>
-      <w:r>
-        <w:t>Fallfenster zur Anwendung. Eine Fuehrungsentscheidung erzeugt zugleich Nutzen und Risiken. Die WÖk behandelt Ambivalenz nicht als Stoerung, sondern als Kern der Analyse. Positive Netto-Wirkung darf erst behauptet werden, wenn zentrale negative Wirkungen getrennt geprueft und rote Linien gewahrt sind. Bezogen auf Wirkungsaudit, Datenqualität, Assurance und Missbrauchsschutz heisst das: Die Analyse muss das konkrete Thema ernst nehmen und zugleich den allgemeinen WÖk-Massstab halten. Es geht nicht darum, die Welt in gute und schlechte Akteure einzuteilen. Es geht darum, Wirkpfade, Wirkungsempfaenger, Datenqualitaet, Risiken und Rueckkopplung so zu beschreiben, dass bessere Entscheidungen moeglich werden.</w:t>
-      </w:r>
-    </w:p>
-    <w:p>
-      <w:r>
-        <w:t>Nichtkompensation. Fuer Wirkungsaudit, Datenqualität, Assurance und Missbrauchsschutz bedeutet schwere zentrale Schaeden nicht durch beliebige positive Einzelwerte neutralisiert werden duerfen, dass die Analyse nicht bei einer Aktivitaet, einem guten Willen oder einer Kennzahl stehen bleiben darf. Die wirkungsoekonomische Frage lautet immer: Welcher Zustand veraendert sich, bei wem, durch welchen Wirkpfad, in welchem Zeitraum und mit welcher Rueckkopplung? Gerade in Impact-Controlling ist diese Unterscheidung entscheidend, weil Lernende spaeter nicht nur Begriffe wiedergeben, sondern Entscheidungssituationen pruefen muessen. Der haeufige Fehler besteht darin, eine arithmetische Durchschnittslogik als moralische Entlastung zu verwenden. Die saubere V1-Lesart trennt deshalb Beschreibung, Kausalannahme, Bewertung und Steuerungsfolge. Reverse Merit Order und rote Linien sind Schutzregeln gegen Schoenrechnung. So wird aus dem Thema kein isoliertes Kapitel, sondern ein pruefbarer Baustein der WÖk-Architektur.</w:t>
-      </w:r>
-    </w:p>
-    <w:p>
-      <w:r>
-        <w:t>Pruefungsnahe Transferfrage. Formuliere zu WC-V9 eine Wirkungsaussage in drei Saetzen: Erstens den beobachteten oder plausiblen Zustand, zweitens die Daten- oder Quellenlage, drittens die offene Unsicherheit samt Rueckkopplung. Die Antwort muss ohne moralische Personenbewertung auskommen und darf Reichweite nicht mit Wirkung verwechseln.</w:t>
-      </w:r>
-    </w:p>
-    <w:p>
-      <w:r>
-        <w:t>Rueckkopplung. Fuer Wirkungsaudit, Datenqualität, Assurance und Missbrauchsschutz bedeutet Wirkungswissen erst dann wertvoll wird, wenn es Entscheidungen veraendert, dass die Analyse nicht bei einer Aktivitaet, einem guten Willen oder einer Kennzahl stehen bleiben darf. Die wirkungsoekonomische Frage lautet immer: Welcher Zustand veraendert sich, bei wem, durch welchen Wirkpfad, in welchem Zeitraum und mit welcher Rueckkopplung? Gerade in Impact-Controlling ist diese Unterscheidung entscheidend, weil Lernende spaeter nicht nur Begriffe wiedergeben, sondern Entscheidungssituationen pruefen muessen. Der haeufige Fehler besteht darin, einen Bericht als Endpunkt zu betrachten. Die saubere V1-Lesart trennt deshalb Beschreibung, Kausalannahme, Bewertung und Steuerungsfolge. Jeder Analyseblock sollte fragen, welche Routine, welcher Prozess oder welche Ressource nach der Bewertung angepasst wird. So wird aus dem Thema kein isoliertes Kapitel, sondern ein pruefbarer Baustein der WÖk-Architektur.</w:t>
-      </w:r>
-    </w:p>
-    <w:p>
-      <w:r>
-        <w:t>Governance. Fuer Wirkungsaudit, Datenqualität, Assurance und Missbrauchsschutz bedeutet Wirkungsbewertung Verfahren, Rechte, Transparenz und Korrektur braucht, dass die Analyse nicht bei einer Aktivitaet, einem guten Willen oder einer Kennzahl stehen bleiben darf. Die wirkungsoekonomische Frage lautet immer: Welcher Zustand veraendert sich, bei wem, durch welchen Wirkpfad, in welchem Zeitraum und mit welcher Rueckkopplung? Gerade in Impact-Controlling ist diese Unterscheidung entscheidend, weil Lernende spaeter nicht nur Begriffe wiedergeben, sondern Entscheidungssituationen pruefen muessen. Der haeufige Fehler besteht darin, Bewertung als technokratische Top-down-Setzung zu verstehen. Die saubere V1-Lesart trennt deshalb Beschreibung, Kausalannahme, Bewertung und Steuerungsfolge. Betroffene, Datenhalter, Entscheider und Kontrollinstanzen muessen unterscheidbare Rollen behalten. So wird aus dem Thema kein isoliertes Kapitel, sondern ein pruefbarer Baustein der WÖk-Architektur.</w:t>
-      </w:r>
-    </w:p>
-    <w:p>
-      <w:r>
-        <w:t>Fallfenster zur Anwendung. Ein Controlling-Team moechte einen Score bilden. Das Skript verlangt, dass Datenqualitaet, Systemgrenzen, Gewichtung, Unsicherheit und Nichtkompensation sichtbar bleiben. Ein Score darf die Diskussion nicht beenden, sondern muss bessere Fragen, Priorisierung und Rueckkopplung ermoeglichen. Bezogen auf Wirkungsaudit, Datenqualität, Assurance und Missbrauchsschutz heisst das: Die Analyse muss das konkrete Thema ernst nehmen und zugleich den allgemeinen WÖk-Massstab halten. Es geht nicht darum, die Welt in gute und schlechte Akteure einzuteilen. Es geht darum, Wirkpfade, Wirkungsempfaenger, Datenqualitaet, Risiken und Rueckkopplung so zu beschreiben, dass bessere Entscheidungen moeglich werden.</w:t>
-      </w:r>
-    </w:p>
-    <w:p>
-      <w:r>
-        <w:t>Didaktische Pruefbarkeit. Fuer Wirkungsaudit, Datenqualität, Assurance und Missbrauchsschutz bedeutet das Thema in der Akademie nicht nur erklaert, sondern in Falllogik ueberfuehrt werden muss, dass die Analyse nicht bei einer Aktivitaet, einem guten Willen oder einer Kennzahl stehen bleiben darf. Die wirkungsoekonomische Frage lautet immer: Welcher Zustand veraendert sich, bei wem, durch welchen Wirkpfad, in welchem Zeitraum und mit welcher Rueckkopplung? Gerade in Impact-Controlling ist diese Unterscheidung entscheidend, weil Lernende spaeter nicht nur Begriffe wiedergeben, sondern Entscheidungssituationen pruefen muessen. Der haeufige Fehler besteht darin, reines Auswendiglernen als Kompetenznachweis zu behandeln. Die saubere V1-Lesart trennt deshalb Beschreibung, Kausalannahme, Bewertung und Steuerungsfolge. Pruefungsfragen sollen Begriffe, Anwendung und rote Linien verbinden. So wird aus dem Thema kein isoliertes Kapitel, sondern ein pruefbarer Baustein der WÖk-Architektur.</w:t>
-      </w:r>
-    </w:p>
-    <w:p>
-      <w:r>
-        <w:t>Transfer in Organisationen. Fuer Wirkungsaudit, Datenqualität, Assurance und Missbrauchsschutz bedeutet WÖk-Begriffe im Alltag nur tragen, wenn sie in Routinen uebersetzt werden, dass die Analyse nicht bei einer Aktivitaet, einem guten Willen oder einer Kennzahl stehen bleiben darf. Die wirkungsoekonomische Frage lautet immer: Welcher Zustand veraendert sich, bei wem, durch welchen Wirkpfad, in welchem Zeitraum und mit welcher Rueckkopplung? Gerade in Impact-Controlling ist diese Unterscheidung entscheidend, weil Lernende spaeter nicht nur Begriffe wiedergeben, sondern Entscheidungssituationen pruefen muessen. Der haeufige Fehler besteht darin, die Verantwortung an eine Nachhaltigkeitsabteilung auszulagern. Die saubere V1-Lesart trennt deshalb Beschreibung, Kausalannahme, Bewertung und Steuerungsfolge. Strategie, Einkauf, Kommunikation, Controlling und Fuehrung muessen denselben Wirkungsbegriff verwenden. So wird aus dem Thema kein isoliertes Kapitel, sondern ein pruefbarer Baustein der WÖk-Architektur.</w:t>
-      </w:r>
-    </w:p>
-    <w:p>
-      <w:r>
-        <w:t>Rueckfluss in den Korpus. Fuer Wirkungsaudit, Datenqualität, Assurance und Missbrauchsschutz bedeutet jedes Studienskript den Gesamtbestand schaerfen kann, dass die Analyse nicht bei einer Aktivitaet, einem guten Willen oder einer Kennzahl stehen bleiben darf. Die wirkungsoekonomische Frage lautet immer: Welcher Zustand veraendert sich, bei wem, durch welchen Wirkpfad, in welchem Zeitraum und mit welcher Rueckkopplung? Gerade in Impact-Controlling ist diese Unterscheidung entscheidend, weil Lernende spaeter nicht nur Begriffe wiedergeben, sondern Entscheidungssituationen pruefen muessen. Der haeufige Fehler besteht darin, neue Einsichten nur lokal im Skript zu belassen. Die saubere V1-Lesart trennt deshalb Beschreibung, Kausalannahme, Bewertung und Steuerungsfolge. Glossar, Website, Journal, Dossiers und Visuals sollen aus der Skriptarbeit lernen. So wird aus dem Thema kein isoliertes Kapitel, sondern ein pruefbarer Baustein der WÖk-Architektur.</w:t>
-      </w:r>
-    </w:p>
-    <w:p>
-      <w:r>
-        <w:t>Fallfenster zur Anwendung. Ein Kommunikationsbericht nennt viele Aktivitaeten, Reichweiten und Rueckmeldungen. Die V1-Pruefung fragt, ob daraus eine belastbare Wirkungsaussage folgt. Wenn nur Kontakte, Klicks oder Zustimmung vorliegen, bleibt die Aussage im Bereich Wirkungspotenzial oder Resonanz, nicht im Bereich nachgewiesener Wirkung. Bezogen auf Wirkungsaudit, Datenqualität, Assurance und Missbrauchsschutz heisst das: Die Analyse muss das konkrete Thema ernst nehmen und zugleich den allgemeinen WÖk-Massstab halten. Es geht nicht darum, die Welt in gute und schlechte Akteure einzuteilen. Es geht darum, Wirkpfade, Wirkungsempfaenger, Datenqualitaet, Risiken und Rueckkopplung so zu beschreiben, dass bessere Entscheidungen moeglich werden.</w:t>
-      </w:r>
-    </w:p>
-    <w:p>
-      <w:r>
-        <w:t>Pruefungsnahe Transferfrage. Formuliere zu WC-V9 eine Wirkungsaussage in drei Saetzen: Erstens den beobachteten oder plausiblen Zustand, zweitens die Daten- oder Quellenlage, drittens die offene Unsicherheit samt Rueckkopplung. Die Antwort muss ohne moralische Personenbewertung auskommen und darf Reichweite nicht mit Wirkung verwechseln.</w:t>
-      </w:r>
-    </w:p>
-    <w:p>
-      <w:pPr>
-        <w:pStyle w:val="Heading3"/>
-      </w:pPr>
-      <w:r>
-        <w:t>Vertiefungsrunde 4: Lesen, pruefen, rueckkoppeln</w:t>
-      </w:r>
-    </w:p>
-    <w:p>
-      <w:r>
-        <w:t>Die folgende Runde verdichtet WC-V9 nicht durch neue Schlagworte, sondern durch wiederholte Anwendung auf unterschiedliche Entscheidungsebenen. Das ist bewusst so angelegt: Wirkungskompetenz entsteht, wenn dieselbe begriffliche Strenge in Produkt, Organisation, Markt, Staat, Kommunikation und Datenraum wiedererkannt wird.</w:t>
-      </w:r>
-    </w:p>
-    <w:p>
-      <w:r>
-        <w:t>Begriffliche Schaerfung. Fuer Wirkungsaudit, Datenqualität, Assurance und Missbrauchsschutz bedeutet praezise Sprache die erste Sicherung gegen Impact-Washing ist, dass die Analyse nicht bei einer Aktivitaet, einem guten Willen oder einer Kennzahl stehen bleiben darf. Die wirkungsoekonomische Frage lautet immer: Welcher Zustand veraendert sich, bei wem, durch welchen Wirkpfad, in welchem Zeitraum und mit welcher Rueckkopplung? Gerade in Impact-Controlling ist diese Unterscheidung entscheidend, weil Lernende spaeter nicht nur Begriffe wiedergeben, sondern Entscheidungssituationen pruefen muessen. Der haeufige Fehler besteht darin, Wirkung, Output, Reichweite und Potenzial in einem Satz zu vermischen. Die saubere V1-Lesart trennt deshalb Beschreibung, Kausalannahme, Bewertung und Steuerungsfolge. In der Praxis sollte jede Wirkungsaussage als kurze Viererprobe formuliert werden: Zustand, Betroffene, Quelle, offene Unsicherheit. So wird aus dem Thema kein isoliertes Kapitel, sondern ein pruefbarer Baustein der WÖk-Architektur.</w:t>
-      </w:r>
-    </w:p>
-    <w:p>
-      <w:r>
-        <w:t>Wirkpfad-Logik. Fuer Wirkungsaudit, Datenqualität, Assurance und Missbrauchsschutz bedeutet ein Thema erst dann steuerbar wird, wenn der Mechanismus zwischen Ausloeser und Zustandsveraenderung beschrieben ist, dass die Analyse nicht bei einer Aktivitaet, einem guten Willen oder einer Kennzahl stehen bleiben darf. Die wirkungsoekonomische Frage lautet immer: Welcher Zustand veraendert sich, bei wem, durch welchen Wirkpfad, in welchem Zeitraum und mit welcher Rueckkopplung? Gerade in Impact-Controlling ist diese Unterscheidung entscheidend, weil Lernende spaeter nicht nur Begriffe wiedergeben, sondern Entscheidungssituationen pruefen muessen. Der haeufige Fehler besteht darin, nur die Massnahme selbst zu bewerten und die indirekten Empfaenger auszublenden. Die saubere V1-Lesart trennt deshalb Beschreibung, Kausalannahme, Bewertung und Steuerungsfolge. Eine gute Fallanalyse zeichnet mindestens einen direkten und einen indirekten Wirkpfad nach. So wird aus dem Thema kein isoliertes Kapitel, sondern ein pruefbarer Baustein der WÖk-Architektur.</w:t>
-      </w:r>
-    </w:p>
-    <w:p>
-      <w:r>
-        <w:t>Daten- und Quellenklarheit. Fuer Wirkungsaudit, Datenqualität, Assurance und Missbrauchsschutz bedeutet jede Bewertung nur so belastbar ist wie Datenlage, Quellenstatus und Aktualitaet, dass die Analyse nicht bei einer Aktivitaet, einem guten Willen oder einer Kennzahl stehen bleiben darf. Die wirkungsoekonomische Frage lautet immer: Welcher Zustand veraendert sich, bei wem, durch welchen Wirkpfad, in welchem Zeitraum und mit welcher Rueckkopplung? Gerade in Impact-Controlling ist diese Unterscheidung entscheidend, weil Lernende spaeter nicht nur Begriffe wiedergeben, sondern Entscheidungssituationen pruefen muessen. Der haeufige Fehler besteht darin, eine Zahl ohne Einheit, Systemgrenze, Zeitraum oder Erhebungslogik als Beweis zu nutzen. Die saubere V1-Lesart trennt deshalb Beschreibung, Kausalannahme, Bewertung und Steuerungsfolge. Die Lernenden sollen Daten nicht dekorativ zitieren, sondern ihre Aussagekraft, Luecken und Grenzen offenlegen. So wird aus dem Thema kein isoliertes Kapitel, sondern ein pruefbarer Baustein der WÖk-Architektur.</w:t>
-      </w:r>
-    </w:p>
-    <w:p>
-      <w:r>
-        <w:t>Fallfenster zur Anwendung. Eine Organisation plant eine Massnahme und formuliert dazu eine positive Absicht. In der WÖk reicht das nicht. Fuer diese Vorlesung muss sichtbar werden, welche Zustandsveraenderung erwartet wird, welche Empfaenger direkt oder indirekt betroffen sind, welche Nebenwirkungen entstehen koennen und welche Entscheidung spaeter korrigiert wird. Bezogen auf Wirkungsaudit, Datenqualität, Assurance und Missbrauchsschutz heisst das: Die Analyse muss das konkrete Thema ernst nehmen und zugleich den allgemeinen WÖk-Massstab halten. Es geht nicht darum, die Welt in gute und schlechte Akteure einzuteilen. Es geht darum, Wirkpfade, Wirkungsempfaenger, Datenqualitaet, Risiken und Rueckkopplung so zu beschreiben, dass bessere Entscheidungen moeglich werden.</w:t>
-      </w:r>
-    </w:p>
-    <w:p>
-      <w:r>
-        <w:t>Ambivalenz. Fuer Wirkungsaudit, Datenqualität, Assurance und Missbrauchsschutz bedeutet positive und negative Zustandsveraenderungen gleichzeitig auftreten koennen, dass die Analyse nicht bei einer Aktivitaet, einem guten Willen oder einer Kennzahl stehen bleiben darf. Die wirkungsoekonomische Frage lautet immer: Welcher Zustand veraendert sich, bei wem, durch welchen Wirkpfad, in welchem Zeitraum und mit welcher Rueckkopplung? Gerade in Impact-Controlling ist diese Unterscheidung entscheidend, weil Lernende spaeter nicht nur Begriffe wiedergeben, sondern Entscheidungssituationen pruefen muessen. Der haeufige Fehler besteht darin, ambivalente Befunde rhetorisch zu glaetten, damit eine eindeutige Botschaft entsteht. Die saubere V1-Lesart trennt deshalb Beschreibung, Kausalannahme, Bewertung und Steuerungsfolge. Ein gutes Skript fuehrt deshalb Profile, Zielkonflikte und offene Punkte nebeneinander. So wird aus dem Thema kein isoliertes Kapitel, sondern ein pruefbarer Baustein der WÖk-Architektur.</w:t>
-      </w:r>
-    </w:p>
-    <w:p>
-      <w:r>
-        <w:t>Nichtkompensation. Fuer Wirkungsaudit, Datenqualität, Assurance und Missbrauchsschutz bedeutet schwere zentrale Schaeden nicht durch beliebige positive Einzelwerte neutralisiert werden duerfen, dass die Analyse nicht bei einer Aktivitaet, einem guten Willen oder einer Kennzahl stehen bleiben darf. Die wirkungsoekonomische Frage lautet immer: Welcher Zustand veraendert sich, bei wem, durch welchen Wirkpfad, in welchem Zeitraum und mit welcher Rueckkopplung? Gerade in Impact-Controlling ist diese Unterscheidung entscheidend, weil Lernende spaeter nicht nur Begriffe wiedergeben, sondern Entscheidungssituationen pruefen muessen. Der haeufige Fehler besteht darin, eine arithmetische Durchschnittslogik als moralische Entlastung zu verwenden. Die saubere V1-Lesart trennt deshalb Beschreibung, Kausalannahme, Bewertung und Steuerungsfolge. Reverse Merit Order und rote Linien sind Schutzregeln gegen Schoenrechnung. So wird aus dem Thema kein isoliertes Kapitel, sondern ein pruefbarer Baustein der WÖk-Architektur.</w:t>
-      </w:r>
-    </w:p>
-    <w:p>
-      <w:r>
-        <w:t>Pruefungsnahe Transferfrage. Formuliere zu WC-V9 eine Wirkungsaussage in drei Saetzen: Erstens den beobachteten oder plausiblen Zustand, zweitens die Daten- oder Quellenlage, drittens die offene Unsicherheit samt Rueckkopplung. Die Antwort muss ohne moralische Personenbewertung auskommen und darf Reichweite nicht mit Wirkung verwechseln.</w:t>
-      </w:r>
-    </w:p>
-    <w:p>
-      <w:r>
-        <w:t>Rueckkopplung. Fuer Wirkungsaudit, Datenqualität, Assurance und Missbrauchsschutz bedeutet Wirkungswissen erst dann wertvoll wird, wenn es Entscheidungen veraendert, dass die Analyse nicht bei einer Aktivitaet, einem guten Willen oder einer Kennzahl stehen bleiben darf. Die wirkungsoekonomische Frage lautet immer: Welcher Zustand veraendert sich, bei wem, durch welchen Wirkpfad, in welchem Zeitraum und mit welcher Rueckkopplung? Gerade in Impact-Controlling ist diese Unterscheidung entscheidend, weil Lernende spaeter nicht nur Begriffe wiedergeben, sondern Entscheidungssituationen pruefen muessen. Der haeufige Fehler besteht darin, einen Bericht als Endpunkt zu betrachten. Die saubere V1-Lesart trennt deshalb Beschreibung, Kausalannahme, Bewertung und Steuerungsfolge. Jeder Analyseblock sollte fragen, welche Routine, welcher Prozess oder welche Ressource nach der Bewertung angepasst wird. So wird aus dem Thema kein isoliertes Kapitel, sondern ein pruefbarer Baustein der WÖk-Architektur.</w:t>
-      </w:r>
-    </w:p>
-    <w:p>
-      <w:r>
-        <w:t>Fallfenster zur Anwendung. Eine Fuehrungsentscheidung erzeugt zugleich Nutzen und Risiken. Die WÖk behandelt Ambivalenz nicht als Stoerung, sondern als Kern der Analyse. Positive Netto-Wirkung darf erst behauptet werden, wenn zentrale negative Wirkungen getrennt geprueft und rote Linien gewahrt sind. Bezogen auf Wirkungsaudit, Datenqualität, Assurance und Missbrauchsschutz heisst das: Die Analyse muss das konkrete Thema ernst nehmen und zugleich den allgemeinen WÖk-Massstab halten. Es geht nicht darum, die Welt in gute und schlechte Akteure einzuteilen. Es geht darum, Wirkpfade, Wirkungsempfaenger, Datenqualitaet, Risiken und Rueckkopplung so zu beschreiben, dass bessere Entscheidungen moeglich werden.</w:t>
-      </w:r>
-    </w:p>
-    <w:p>
-      <w:r>
-        <w:t>Governance. Fuer Wirkungsaudit, Datenqualität, Assurance und Missbrauchsschutz bedeutet Wirkungsbewertung Verfahren, Rechte, Transparenz und Korrektur braucht, dass die Analyse nicht bei einer Aktivitaet, einem guten Willen oder einer Kennzahl stehen bleiben darf. Die wirkungsoekonomische Frage lautet immer: Welcher Zustand veraendert sich, bei wem, durch welchen Wirkpfad, in welchem Zeitraum und mit welcher Rueckkopplung? Gerade in Impact-Controlling ist diese Unterscheidung entscheidend, weil Lernende spaeter nicht nur Begriffe wiedergeben, sondern Entscheidungssituationen pruefen muessen. Der haeufige Fehler besteht darin, Bewertung als technokratische Top-down-Setzung zu verstehen. Die saubere V1-Lesart trennt deshalb Beschreibung, Kausalannahme, Bewertung und Steuerungsfolge. Betroffene, Datenhalter, Entscheider und Kontrollinstanzen muessen unterscheidbare Rollen behalten. So wird aus dem Thema kein isoliertes Kapitel, sondern ein pruefbarer Baustein der WÖk-Architektur.</w:t>
-      </w:r>
-    </w:p>
-    <w:p>
-      <w:r>
-        <w:t>Didaktische Pruefbarkeit. Fuer Wirkungsaudit, Datenqualität, Assurance und Missbrauchsschutz bedeutet das Thema in der Akademie nicht nur erklaert, sondern in Falllogik ueberfuehrt werden muss, dass die Analyse nicht bei einer Aktivitaet, einem guten Willen oder einer Kennzahl stehen bleiben darf. Die wirkungsoekonomische Frage lautet immer: Welcher Zustand veraendert sich, bei wem, durch welchen Wirkpfad, in welchem Zeitraum und mit welcher Rueckkopplung? Gerade in Impact-Controlling ist diese Unterscheidung entscheidend, weil Lernende spaeter nicht nur Begriffe wiedergeben, sondern Entscheidungssituationen pruefen muessen. Der haeufige Fehler besteht darin, reines Auswendiglernen als Kompetenznachweis zu behandeln. Die saubere V1-Lesart trennt deshalb Beschreibung, Kausalannahme, Bewertung und Steuerungsfolge. Pruefungsfragen sollen Begriffe, Anwendung und rote Linien verbinden. So wird aus dem Thema kein isoliertes Kapitel, sondern ein pruefbarer Baustein der WÖk-Architektur.</w:t>
-      </w:r>
-    </w:p>
-    <w:p>
-      <w:r>
-        <w:t>Transfer in Organisationen. Fuer Wirkungsaudit, Datenqualität, Assurance und Missbrauchsschutz bedeutet WÖk-Begriffe im Alltag nur tragen, wenn sie in Routinen uebersetzt werden, dass die Analyse nicht bei einer Aktivitaet, einem guten Willen oder einer Kennzahl stehen bleiben darf. Die wirkungsoekonomische Frage lautet immer: Welcher Zustand veraendert sich, bei wem, durch welchen Wirkpfad, in welchem Zeitraum und mit welcher Rueckkopplung? Gerade in Impact-Controlling ist diese Unterscheidung entscheidend, weil Lernende spaeter nicht nur Begriffe wiedergeben, sondern Entscheidungssituationen pruefen muessen. Der haeufige Fehler besteht darin, die Verantwortung an eine Nachhaltigkeitsabteilung auszulagern. Die saubere V1-Lesart trennt deshalb Beschreibung, Kausalannahme, Bewertung und Steuerungsfolge. Strategie, Einkauf, Kommunikation, Controlling und Fuehrung muessen denselben Wirkungsbegriff verwenden. So wird aus dem Thema kein isoliertes Kapitel, sondern ein pruefbarer Baustein der WÖk-Architektur.</w:t>
-      </w:r>
-    </w:p>
-    <w:p>
-      <w:r>
-        <w:t>Fallfenster zur Anwendung. Ein Controlling-Team moechte einen Score bilden. Das Skript verlangt, dass Datenqualitaet, Systemgrenzen, Gewichtung, Unsicherheit und Nichtkompensation sichtbar bleiben. Ein Score darf die Diskussion nicht beenden, sondern muss bessere Fragen, Priorisierung und Rueckkopplung ermoeglichen. Bezogen auf Wirkungsaudit, Datenqualität, Assurance und Missbrauchsschutz heisst das: Die Analyse muss das konkrete Thema ernst nehmen und zugleich den allgemeinen WÖk-Massstab halten. Es geht nicht darum, die Welt in gute und schlechte Akteure einzuteilen. Es geht darum, Wirkpfade, Wirkungsempfaenger, Datenqualitaet, Risiken und Rueckkopplung so zu beschreiben, dass bessere Entscheidungen moeglich werden.</w:t>
-      </w:r>
-    </w:p>
-    <w:p>
-      <w:r>
-        <w:t>Rueckfluss in den Korpus. Fuer Wirkungsaudit, Datenqualität, Assurance und Missbrauchsschutz bedeutet jedes Studienskript den Gesamtbestand schaerfen kann, dass die Analyse nicht bei einer Aktivitaet, einem guten Willen oder einer Kennzahl stehen bleiben darf. Die wirkungsoekonomische Frage lautet immer: Welcher Zustand veraendert sich, bei wem, durch welchen Wirkpfad, in welchem Zeitraum und mit welcher Rueckkopplung? Gerade in Impact-Controlling ist diese Unterscheidung entscheidend, weil Lernende spaeter nicht nur Begriffe wiedergeben, sondern Entscheidungssituationen pruefen muessen. Der haeufige Fehler besteht darin, neue Einsichten nur lokal im Skript zu belassen. Die saubere V1-Lesart trennt deshalb Beschreibung, Kausalannahme, Bewertung und Steuerungsfolge. Glossar, Website, Journal, Dossiers und Visuals sollen aus der Skriptarbeit lernen. So wird aus dem Thema kein isoliertes Kapitel, sondern ein pruefbarer Baustein der WÖk-Architektur.</w:t>
-      </w:r>
-    </w:p>
-    <w:p>
-      <w:r>
-        <w:t>Pruefungsnahe Transferfrage. Formuliere zu WC-V9 eine Wirkungsaussage in drei Saetzen: Erstens den beobachteten oder plausiblen Zustand, zweitens die Daten- oder Quellenlage, drittens die offene Unsicherheit samt Rueckkopplung. Die Antwort muss ohne moralische Personenbewertung auskommen und darf Reichweite nicht mit Wirkung verwechseln.</w:t>
-      </w:r>
-    </w:p>
-    <w:p>
-      <w:pPr>
-        <w:pStyle w:val="Heading3"/>
-      </w:pPr>
-      <w:r>
-        <w:t>Vertiefungsrunde 5: Lesen, pruefen, rueckkoppeln</w:t>
-      </w:r>
-    </w:p>
-    <w:p>
-      <w:r>
-        <w:t>Die folgende Runde verdichtet WC-V9 nicht durch neue Schlagworte, sondern durch wiederholte Anwendung auf unterschiedliche Entscheidungsebenen. Das ist bewusst so angelegt: Wirkungskompetenz entsteht, wenn dieselbe begriffliche Strenge in Produkt, Organisation, Markt, Staat, Kommunikation und Datenraum wiedererkannt wird.</w:t>
-      </w:r>
-    </w:p>
-    <w:p>
-      <w:r>
-        <w:t>Begriffliche Schaerfung. Fuer Wirkungsaudit, Datenqualität, Assurance und Missbrauchsschutz bedeutet praezise Sprache die erste Sicherung gegen Impact-Washing ist, dass die Analyse nicht bei einer Aktivitaet, einem guten Willen oder einer Kennzahl stehen bleiben darf. Die wirkungsoekonomische Frage lautet immer: Welcher Zustand veraendert sich, bei wem, durch welchen Wirkpfad, in welchem Zeitraum und mit welcher Rueckkopplung? Gerade in Impact-Controlling ist diese Unterscheidung entscheidend, weil Lernende spaeter nicht nur Begriffe wiedergeben, sondern Entscheidungssituationen pruefen muessen. Der haeufige Fehler besteht darin, Wirkung, Output, Reichweite und Potenzial in einem Satz zu vermischen. Die saubere V1-Lesart trennt deshalb Beschreibung, Kausalannahme, Bewertung und Steuerungsfolge. In der Praxis sollte jede Wirkungsaussage als kurze Viererprobe formuliert werden: Zustand, Betroffene, Quelle, offene Unsicherheit. So wird aus dem Thema kein isoliertes Kapitel, sondern ein pruefbarer Baustein der WÖk-Architektur.</w:t>
-      </w:r>
-    </w:p>
-    <w:p>
-      <w:r>
-        <w:t>Wirkpfad-Logik. Fuer Wirkungsaudit, Datenqualität, Assurance und Missbrauchsschutz bedeutet ein Thema erst dann steuerbar wird, wenn der Mechanismus zwischen Ausloeser und Zustandsveraenderung beschrieben ist, dass die Analyse nicht bei einer Aktivitaet, einem guten Willen oder einer Kennzahl stehen bleiben darf. Die wirkungsoekonomische Frage lautet immer: Welcher Zustand veraendert sich, bei wem, durch welchen Wirkpfad, in welchem Zeitraum und mit welcher Rueckkopplung? Gerade in Impact-Controlling ist diese Unterscheidung entscheidend, weil Lernende spaeter nicht nur Begriffe wiedergeben, sondern Entscheidungssituationen pruefen muessen. Der haeufige Fehler besteht darin, nur die Massnahme selbst zu bewerten und die indirekten Empfaenger auszublenden. Die saubere V1-Lesart trennt deshalb Beschreibung, Kausalannahme, Bewertung und Steuerungsfolge. Eine gute Fallanalyse zeichnet mindestens einen direkten und einen indirekten Wirkpfad nach. So wird aus dem Thema kein isoliertes Kapitel, sondern ein pruefbarer Baustein der WÖk-Architektur.</w:t>
-      </w:r>
-    </w:p>
-    <w:p>
-      <w:r>
-        <w:t>Fallfenster zur Anwendung. Ein Kommunikationsbericht nennt viele Aktivitaeten, Reichweiten und Rueckmeldungen. Die V1-Pruefung fragt, ob daraus eine belastbare Wirkungsaussage folgt. Wenn nur Kontakte, Klicks oder Zustimmung vorliegen, bleibt die Aussage im Bereich Wirkungspotenzial oder Resonanz, nicht im Bereich nachgewiesener Wirkung. Bezogen auf Wirkungsaudit, Datenqualität, Assurance und Missbrauchsschutz heisst das: Die Analyse muss das konkrete Thema ernst nehmen und zugleich den allgemeinen WÖk-Massstab halten. Es geht nicht darum, die Welt in gute und schlechte Akteure einzuteilen. Es geht darum, Wirkpfade, Wirkungsempfaenger, Datenqualitaet, Risiken und Rueckkopplung so zu beschreiben, dass bessere Entscheidungen moeglich werden.</w:t>
-      </w:r>
-    </w:p>
-    <w:p>
-      <w:r>
-        <w:t>Daten- und Quellenklarheit. Fuer Wirkungsaudit, Datenqualität, Assurance und Missbrauchsschutz bedeutet jede Bewertung nur so belastbar ist wie Datenlage, Quellenstatus und Aktualitaet, dass die Analyse nicht bei einer Aktivitaet, einem guten Willen oder einer Kennzahl stehen bleiben darf. Die wirkungsoekonomische Frage lautet immer: Welcher Zustand veraendert sich, bei wem, durch welchen Wirkpfad, in welchem Zeitraum und mit welcher Rueckkopplung? Gerade in Impact-Controlling ist diese Unterscheidung entscheidend, weil Lernende spaeter nicht nur Begriffe wiedergeben, sondern Entscheidungssituationen pruefen muessen. Der haeufige Fehler besteht darin, eine Zahl ohne Einheit, Systemgrenze, Zeitraum oder Erhebungslogik als Beweis zu nutzen. Die saubere V1-Lesart trennt deshalb Beschreibung, Kausalannahme, Bewertung und Steuerungsfolge. Die Lernenden sollen Daten nicht dekorativ zitieren, sondern ihre Aussagekraft, Luecken und Grenzen offenlegen. So wird aus dem Thema kein isoliertes Kapitel, sondern ein pruefbarer Baustein der WÖk-Architektur.</w:t>
-      </w:r>
-    </w:p>
-    <w:p>
-      <w:r>
-        <w:t>Ambivalenz. Fuer Wirkungsaudit, Datenqualität, Assurance und Missbrauchsschutz bedeutet positive und negative Zustandsveraenderungen gleichzeitig auftreten koennen, dass die Analyse nicht bei einer Aktivitaet, einem guten Willen oder einer Kennzahl stehen bleiben darf. Die wirkungsoekonomische Frage lautet immer: Welcher Zustand veraendert sich, bei wem, durch welchen Wirkpfad, in welchem Zeitraum und mit welcher Rueckkopplung? Gerade in Impact-Controlling ist diese Unterscheidung entscheidend, weil Lernende spaeter nicht nur Begriffe wiedergeben, sondern Entscheidungssituationen pruefen muessen. Der haeufige Fehler besteht darin, ambivalente Befunde rhetorisch zu glaetten, damit eine eindeutige Botschaft entsteht. Die saubere V1-Lesart trennt deshalb Beschreibung, Kausalannahme, Bewertung und Steuerungsfolge. Ein gutes Skript fuehrt deshalb Profile, Zielkonflikte und offene Punkte nebeneinander. So wird aus dem Thema kein isoliertes Kapitel, sondern ein pruefbarer Baustein der WÖk-Architektur.</w:t>
-      </w:r>
-    </w:p>
-    <w:p>
-      <w:r>
-        <w:t>Nichtkompensation. Fuer Wirkungsaudit, Datenqualität, Assurance und Missbrauchsschutz bedeutet schwere zentrale Schaeden nicht durch beliebige positive Einzelwerte neutralisiert werden duerfen, dass die Analyse nicht bei einer Aktivitaet, einem guten Willen oder einer Kennzahl stehen bleiben darf. Die wirkungsoekonomische Frage lautet immer: Welcher Zustand veraendert sich, bei wem, durch welchen Wirkpfad, in welchem Zeitraum und mit welcher Rueckkopplung? Gerade in Impact-Controlling ist diese Unterscheidung entscheidend, weil Lernende spaeter nicht nur Begriffe wiedergeben, sondern Entscheidungssituationen pruefen muessen. Der haeufige Fehler besteht darin, eine arithmetische Durchschnittslogik als moralische Entlastung zu verwenden. Die saubere V1-Lesart trennt deshalb Beschreibung, Kausalannahme, Bewertung und Steuerungsfolge. Reverse Merit Order und rote Linien sind Schutzregeln gegen Schoenrechnung. So wird aus dem Thema kein isoliertes Kapitel, sondern ein pruefbarer Baustein der WÖk-Architektur.</w:t>
-      </w:r>
-    </w:p>
-    <w:p>
-      <w:r>
-        <w:t>Fallfenster zur Anwendung. Eine Organisation plant eine Massnahme und formuliert dazu eine positive Absicht. In der WÖk reicht das nicht. Fuer diese Vorlesung muss sichtbar werden, welche Zustandsveraenderung erwartet wird, welche Empfaenger direkt oder indirekt betroffen sind, welche Nebenwirkungen entstehen koennen und welche Entscheidung spaeter korrigiert wird. Bezogen auf Wirkungsaudit, Datenqualität, Assurance und Missbrauchsschutz heisst das: Die Analyse muss das konkrete Thema ernst nehmen und zugleich den allgemeinen WÖk-Massstab halten. Es geht nicht darum, die Welt in gute und schlechte Akteure einzuteilen. Es geht darum, Wirkpfade, Wirkungsempfaenger, Datenqualitaet, Risiken und Rueckkopplung so zu beschreiben, dass bessere Entscheidungen moeglich werden.</w:t>
-      </w:r>
-    </w:p>
-    <w:p>
-      <w:r>
-        <w:t>Pruefungsnahe Transferfrage. Formuliere zu WC-V9 eine Wirkungsaussage in drei Saetzen: Erstens den beobachteten oder plausiblen Zustand, zweitens die Daten- oder Quellenlage, drittens die offene Unsicherheit samt Rueckkopplung. Die Antwort muss ohne moralische Personenbewertung auskommen und darf Reichweite nicht mit Wirkung verwechseln.</w:t>
-      </w:r>
-    </w:p>
-    <w:p>
-      <w:r>
-        <w:t>Rueckkopplung. Fuer Wirkungsaudit, Datenqualität, Assurance und Missbrauchsschutz bedeutet Wirkungswissen erst dann wertvoll wird, wenn es Entscheidungen veraendert, dass die Analyse nicht bei einer Aktivitaet, einem guten Willen oder einer Kennzahl stehen bleiben darf. Die wirkungsoekonomische Frage lautet immer: Welcher Zustand veraendert sich, bei wem, durch welchen Wirkpfad, in welchem Zeitraum und mit welcher Rueckkopplung? Gerade in Impact-Controlling ist diese Unterscheidung entscheidend, weil Lernende spaeter nicht nur Begriffe wiedergeben, sondern Entscheidungssituationen pruefen muessen. Der haeufige Fehler besteht darin, einen Bericht als Endpunkt zu betrachten. Die saubere V1-Lesart trennt deshalb Beschreibung, Kausalannahme, Bewertung und Steuerungsfolge. Jeder Analyseblock sollte fragen, welche Routine, welcher Prozess oder welche Ressource nach der Bewertung angepasst wird. So wird aus dem Thema kein isoliertes Kapitel, sondern ein pruefbarer Baustein der WÖk-Architektur.</w:t>
-      </w:r>
-    </w:p>
-    <w:p>
-      <w:r>
-        <w:t>Governance. Fuer Wirkungsaudit, Datenqualität, Assurance und Missbrauchsschutz bedeutet Wirkungsbewertung Verfahren, Rechte, Transparenz und Korrektur braucht, dass die Analyse nicht bei einer Aktivitaet, einem guten Willen oder einer Kennzahl stehen bleiben darf. Die wirkungsoekonomische Frage lautet immer: Welcher Zustand veraendert sich, bei wem, durch welchen Wirkpfad, in welchem Zeitraum und mit welcher Rueckkopplung? Gerade in Impact-Controlling ist diese Unterscheidung entscheidend, weil Lernende spaeter nicht nur Begriffe wiedergeben, sondern Entscheidungssituationen pruefen muessen. Der haeufige Fehler besteht darin, Bewertung als technokratische Top-down-Setzung zu verstehen. Die saubere V1-Lesart trennt deshalb Beschreibung, Kausalannahme, Bewertung und Steuerungsfolge. Betroffene, Datenhalter, Entscheider und Kontrollinstanzen muessen unterscheidbare Rollen behalten. So wird aus dem Thema kein isoliertes Kapitel, sondern ein pruefbarer Baustein der WÖk-Architektur.</w:t>
-      </w:r>
-    </w:p>
-    <w:p>
-      <w:r>
-        <w:t>Didaktische Pruefbarkeit. Fuer Wirkungsaudit, Datenqualität, Assurance und Missbrauchsschutz bedeutet das Thema in der Akademie nicht nur erklaert, sondern in Falllogik ueberfuehrt werden muss, dass die Analyse nicht bei einer Aktivitaet, einem guten Willen oder einer Kennzahl stehen bleiben darf. Die wirkungsoekonomische Frage lautet immer: Welcher Zustand veraendert sich, bei wem, durch welchen Wirkpfad, in welchem Zeitraum und mit welcher Rueckkopplung? Gerade in Impact-Controlling ist diese Unterscheidung entscheidend, weil Lernende spaeter nicht nur Begriffe wiedergeben, sondern Entscheidungssituationen pruefen muessen. Der haeufige Fehler besteht darin, reines Auswendiglernen als Kompetenznachweis zu behandeln. Die saubere V1-Lesart trennt deshalb Beschreibung, Kausalannahme, Bewertung und Steuerungsfolge. Pruefungsfragen sollen Begriffe, Anwendung und rote Linien verbinden. So wird aus dem Thema kein isoliertes Kapitel, sondern ein pruefbarer Baustein der WÖk-Architektur.</w:t>
-      </w:r>
-    </w:p>
-    <w:p>
-      <w:r>
-        <w:t>Fallfenster zur Anwendung. Eine Fuehrungsentscheidung erzeugt zugleich Nutzen und Risiken. Die WÖk behandelt Ambivalenz nicht als Stoerung, sondern als Kern der Analyse. Positive Netto-Wirkung darf erst behauptet werden, wenn zentrale negative Wirkungen getrennt geprueft und rote Linien gewahrt sind. Bezogen auf Wirkungsaudit, Datenqualität, Assurance und Missbrauchsschutz heisst das: Die Analyse muss das konkrete Thema ernst nehmen und zugleich den allgemeinen WÖk-Massstab halten. Es geht nicht darum, die Welt in gute und schlechte Akteure einzuteilen. Es geht darum, Wirkpfade, Wirkungsempfaenger, Datenqualitaet, Risiken und Rueckkopplung so zu beschreiben, dass bessere Entscheidungen moeglich werden.</w:t>
-      </w:r>
-    </w:p>
-    <w:p>
-      <w:r>
-        <w:t>Transfer in Organisationen. Fuer Wirkungsaudit, Datenqualität, Assurance und Missbrauchsschutz bedeutet WÖk-Begriffe im Alltag nur tragen, wenn sie in Routinen uebersetzt werden, dass die Analyse nicht bei einer Aktivitaet, einem guten Willen oder einer Kennzahl stehen bleiben darf. Die wirkungsoekonomische Frage lautet immer: Welcher Zustand veraendert sich, bei wem, durch welchen Wirkpfad, in welchem Zeitraum und mit welcher Rueckkopplung? Gerade in Impact-Controlling ist diese Unterscheidung entscheidend, weil Lernende spaeter nicht nur Begriffe wiedergeben, sondern Entscheidungssituationen pruefen muessen. Der haeufige Fehler besteht darin, die Verantwortung an eine Nachhaltigkeitsabteilung auszulagern. Die saubere V1-Lesart trennt deshalb Beschreibung, Kausalannahme, Bewertung und Steuerungsfolge. Strategie, Einkauf, Kommunikation, Controlling und Fuehrung muessen denselben Wirkungsbegriff verwenden. So wird aus dem Thema kein isoliertes Kapitel, sondern ein pruefbarer Baustein der WÖk-Architektur.</w:t>
-      </w:r>
-    </w:p>
-    <w:p>
-      <w:r>
-        <w:t>Rueckfluss in den Korpus. Fuer Wirkungsaudit, Datenqualität, Assurance und Missbrauchsschutz bedeutet jedes Studienskript den Gesamtbestand schaerfen kann, dass die Analyse nicht bei einer Aktivitaet, einem guten Willen oder einer Kennzahl stehen bleiben darf. Die wirkungsoekonomische Frage lautet immer: Welcher Zustand veraendert sich, bei wem, durch welchen Wirkpfad, in welchem Zeitraum und mit welcher Rueckkopplung? Gerade in Impact-Controlling ist diese Unterscheidung entscheidend, weil Lernende spaeter nicht nur Begriffe wiedergeben, sondern Entscheidungssituationen pruefen muessen. Der haeufige Fehler besteht darin, neue Einsichten nur lokal im Skript zu belassen. Die saubere V1-Lesart trennt deshalb Beschreibung, Kausalannahme, Bewertung und Steuerungsfolge. Glossar, Website, Journal, Dossiers und Visuals sollen aus der Skriptarbeit lernen. So wird aus dem Thema kein isoliertes Kapitel, sondern ein pruefbarer Baustein der WÖk-Architektur.</w:t>
-      </w:r>
-    </w:p>
-    <w:p>
-      <w:r>
-        <w:t>Pruefungsnahe Transferfrage. Formuliere zu WC-V9 eine Wirkungsaussage in drei Saetzen: Erstens den beobachteten oder plausiblen Zustand, zweitens die Daten- oder Quellenlage, drittens die offene Unsicherheit samt Rueckkopplung. Die Antwort muss ohne moralische Personenbewertung auskommen und darf Reichweite nicht mit Wirkung verwechseln.</w:t>
-      </w:r>
-    </w:p>
-    <w:p>
-      <w:pPr>
-        <w:pStyle w:val="Heading3"/>
-      </w:pPr>
-      <w:r>
-        <w:t>Vertiefungsrunde 6: Lesen, pruefen, rueckkoppeln</w:t>
-      </w:r>
-    </w:p>
-    <w:p>
-      <w:r>
-        <w:t>Die folgende Runde verdichtet WC-V9 nicht durch neue Schlagworte, sondern durch wiederholte Anwendung auf unterschiedliche Entscheidungsebenen. Das ist bewusst so angelegt: Wirkungskompetenz entsteht, wenn dieselbe begriffliche Strenge in Produkt, Organisation, Markt, Staat, Kommunikation und Datenraum wiedererkannt wird.</w:t>
-      </w:r>
-    </w:p>
-    <w:p>
-      <w:r>
-        <w:t>Begriffliche Schaerfung. Fuer Wirkungsaudit, Datenqualität, Assurance und Missbrauchsschutz bedeutet praezise Sprache die erste Sicherung gegen Impact-Washing ist, dass die Analyse nicht bei einer Aktivitaet, einem guten Willen oder einer Kennzahl stehen bleiben darf. Die wirkungsoekonomische Frage lautet immer: Welcher Zustand veraendert sich, bei wem, durch welchen Wirkpfad, in welchem Zeitraum und mit welcher Rueckkopplung? Gerade in Impact-Controlling ist diese Unterscheidung entscheidend, weil Lernende spaeter nicht nur Begriffe wiedergeben, sondern Entscheidungssituationen pruefen muessen. Der haeufige Fehler besteht darin, Wirkung, Output, Reichweite und Potenzial in einem Satz zu vermischen. Die saubere V1-Lesart trennt deshalb Beschreibung, Kausalannahme, Bewertung und Steuerungsfolge. In der Praxis sollte jede Wirkungsaussage als kurze Viererprobe formuliert werden: Zustand, Betroffene, Quelle, offene Unsicherheit. So wird aus dem Thema kein isoliertes Kapitel, sondern ein pruefbarer Baustein der WÖk-Architektur.</w:t>
-      </w:r>
-    </w:p>
-    <w:p>
-      <w:r>
-        <w:t>Fallfenster zur Anwendung. Ein Controlling-Team moechte einen Score bilden. Das Skript verlangt, dass Datenqualitaet, Systemgrenzen, Gewichtung, Unsicherheit und Nichtkompensation sichtbar bleiben. Ein Score darf die Diskussion nicht beenden, sondern muss bessere Fragen, Priorisierung und Rueckkopplung ermoeglichen. Bezogen auf Wirkungsaudit, Datenqualität, Assurance und Missbrauchsschutz heisst das: Die Analyse muss das konkrete Thema ernst nehmen und zugleich den allgemeinen WÖk-Massstab halten. Es geht nicht darum, die Welt in gute und schlechte Akteure einzuteilen. Es geht darum, Wirkpfade, Wirkungsempfaenger, Datenqualitaet, Risiken und Rueckkopplung so zu beschreiben, dass bessere Entscheidungen moeglich werden.</w:t>
-      </w:r>
-    </w:p>
-    <w:p>
-      <w:pPr>
-        <w:pStyle w:val="Heading3"/>
-      </w:pPr>
-      <w:r>
-        <w:t>V1-Abschlussnotiz</w:t>
-      </w:r>
-    </w:p>
-    <w:p>
-      <w:r>
-        <w:t>Diese Finalisierung schliesst die Codex-Inhaltsproduktion fuer WC-V9. Offen bleibt nicht der fachliche Kern des Skripts, sondern der naechste Produktionsschritt: Claude setzt daraus die CI/CD-konforme Reader- und PDF-Fassung, prueft Satz, Umbrueche, Medienintegration und Lektorat und markiert erst danach die veroeffentlichte Fassung als freigegeben.</w:t>
       </w:r>
     </w:p>
     <w:p>
@@ -4259,6 +3511,861 @@
       </w:pPr>
       <w:r>
         <w:t>Fachliteratur zu Wirkungslogik, Evaluation, Systemtheorie, Resilienz, Governance, Diffusion, Vertrauen oder Controlling je nach Thema.</w:t>
+      </w:r>
+    </w:p>
+    <w:p>
+      <w:pPr>
+        <w:pStyle w:val="Heading2"/>
+      </w:pPr>
+      <w:r>
+        <w:t>V1-Finalisierung: Vertiefung, Anwendung und Evidenz</w:t>
+      </w:r>
+    </w:p>
+    <w:p>
+      <w:r>
+        <w:t>Dieses Studienskript ist die fachlich finale Codex-V1-Fassung fuer den Akademie-Reader und die oeffentliche Bibliothek. Claude uebernimmt danach Satz, CI/CD, PDF/Reader-Freigabe und die abschliessende Lektoratsabnahme.</w:t>
+      </w:r>
+    </w:p>
+    <w:p>
+      <w:pPr>
+        <w:pStyle w:val="Heading3"/>
+      </w:pPr>
+      <w:r>
+        <w:t>Finaler Leseauftrag</w:t>
+      </w:r>
+    </w:p>
+    <w:p>
+      <w:r>
+        <w:t>Dieses Skript zu WC-V9 Wirkungsaudit, Datenqualität, Assurance und Missbrauchsschutz ist als Langformtext angelegt: Es soll nicht nur die Vorlesung begleiten, sondern als eigenstaendiges Studienmaterial funktionieren. Wer es liest, soll den fachlichen Kern, die WÖk-Terminologie, die Quellenlogik, die Tabellen, die Modellformeln, die Fallfenster und die oeffentlichen Verstaendnisfragen zusammenfuehren koennen. Die geschuetzte Pruefungslogik bleibt davon getrennt in der Akademie-App.</w:t>
+      </w:r>
+    </w:p>
+    <w:p>
+      <w:r>
+        <w:t>Fuer den Abschluss ist entscheidend, dass Wirkungsaudit, Datenqualität, Assurance und Missbrauchsschutz im Feld Impact-Controlling nicht als Einzelthema stehen bleibt. Die Vorlesung traegt zur gemeinsamen Architektur bei: Kennzahlenarchitektur, Datenqualitaet, Bewertungslogik und Steuerungsentscheidung. Daraus folgt eine Lesehaltung, die streng und praktisch zugleich ist. Sie fragt nach belastbaren Begriffen, nach Empfaengern und Wirkpfaden, nach Unsicherheit, nach nicht kompensierbaren Grenzen und nach Rueckkopplung in reale Entscheidungen.</w:t>
+      </w:r>
+    </w:p>
+    <w:p>
+      <w:pPr>
+        <w:pStyle w:val="Heading3"/>
+      </w:pPr>
+      <w:r>
+        <w:t>Abschlussmatrix fuer die Anwendung</w:t>
+      </w:r>
+    </w:p>
+    <w:tbl>
+      <w:tblPr>
+        <w:tblStyle w:val="TableGrid"/>
+        <w:tblW w:type="auto" w:w="0"/>
+        <w:jc w:val="left"/>
+        <w:tblLook w:firstColumn="1" w:firstRow="1" w:lastColumn="0" w:lastRow="0" w:noHBand="0" w:noVBand="1" w:val="04A0"/>
+      </w:tblPr>
+      <w:tblGrid>
+        <w:gridCol w:w="3120"/>
+        <w:gridCol w:w="3120"/>
+        <w:gridCol w:w="3120"/>
+      </w:tblGrid>
+      <w:tr>
+        <w:tc>
+          <w:tcPr>
+            <w:tcW w:type="dxa" w:w="3120"/>
+            <w:vAlign w:val="center"/>
+          </w:tcPr>
+          <w:p>
+            <w:r>
+              <w:rPr>
+                <w:b/>
+              </w:rPr>
+              <w:t>Ebene</w:t>
+            </w:r>
+          </w:p>
+        </w:tc>
+        <w:tc>
+          <w:tcPr>
+            <w:tcW w:type="dxa" w:w="3120"/>
+            <w:vAlign w:val="center"/>
+          </w:tcPr>
+          <w:p>
+            <w:r>
+              <w:rPr>
+                <w:b/>
+              </w:rPr>
+              <w:t>Anwendung in WC-V9</w:t>
+            </w:r>
+          </w:p>
+        </w:tc>
+        <w:tc>
+          <w:tcPr>
+            <w:tcW w:type="dxa" w:w="3120"/>
+            <w:vAlign w:val="center"/>
+          </w:tcPr>
+          <w:p>
+            <w:r>
+              <w:rPr>
+                <w:b/>
+              </w:rPr>
+              <w:t>Qualitaetsgrenze</w:t>
+            </w:r>
+          </w:p>
+        </w:tc>
+      </w:tr>
+      <w:tr>
+        <w:tc>
+          <w:tcPr>
+            <w:tcW w:type="dxa" w:w="3120"/>
+            <w:vAlign w:val="center"/>
+          </w:tcPr>
+          <w:p>
+            <w:r>
+              <w:t>Begriff</w:t>
+            </w:r>
+          </w:p>
+        </w:tc>
+        <w:tc>
+          <w:tcPr>
+            <w:tcW w:type="dxa" w:w="3120"/>
+            <w:vAlign w:val="center"/>
+          </w:tcPr>
+          <w:p>
+            <w:r>
+              <w:t>Wirkung, Wirkungspotenzial und Wirkungsrisiko werden im Kontext der Vorlesung getrennt.</w:t>
+            </w:r>
+          </w:p>
+        </w:tc>
+        <w:tc>
+          <w:tcPr>
+            <w:tcW w:type="dxa" w:w="3120"/>
+            <w:vAlign w:val="center"/>
+          </w:tcPr>
+          <w:p>
+            <w:r>
+              <w:t>keine Absicht als Wirkung ausgeben</w:t>
+            </w:r>
+          </w:p>
+        </w:tc>
+      </w:tr>
+      <w:tr>
+        <w:tc>
+          <w:tcPr>
+            <w:tcW w:type="dxa" w:w="3120"/>
+            <w:vAlign w:val="center"/>
+          </w:tcPr>
+          <w:p>
+            <w:r>
+              <w:t>Wirkpfad</w:t>
+            </w:r>
+          </w:p>
+        </w:tc>
+        <w:tc>
+          <w:tcPr>
+            <w:tcW w:type="dxa" w:w="3120"/>
+            <w:vAlign w:val="center"/>
+          </w:tcPr>
+          <w:p>
+            <w:r>
+              <w:t>Ausloeser, Mechanismus, Wirkungsempfaenger, Zustand und Rueckkopplung werden sichtbar.</w:t>
+            </w:r>
+          </w:p>
+        </w:tc>
+        <w:tc>
+          <w:tcPr>
+            <w:tcW w:type="dxa" w:w="3120"/>
+            <w:vAlign w:val="center"/>
+          </w:tcPr>
+          <w:p>
+            <w:r>
+              <w:t>keine lineare Erfolgsgeschichte erfinden</w:t>
+            </w:r>
+          </w:p>
+        </w:tc>
+      </w:tr>
+      <w:tr>
+        <w:tc>
+          <w:tcPr>
+            <w:tcW w:type="dxa" w:w="3120"/>
+            <w:vAlign w:val="center"/>
+          </w:tcPr>
+          <w:p>
+            <w:r>
+              <w:t>Daten</w:t>
+            </w:r>
+          </w:p>
+        </w:tc>
+        <w:tc>
+          <w:tcPr>
+            <w:tcW w:type="dxa" w:w="3120"/>
+            <w:vAlign w:val="center"/>
+          </w:tcPr>
+          <w:p>
+            <w:r>
+              <w:t>Quellen, Datenqualitaet, Unsicherheit und Aktualitaet werden benannt.</w:t>
+            </w:r>
+          </w:p>
+        </w:tc>
+        <w:tc>
+          <w:tcPr>
+            <w:tcW w:type="dxa" w:w="3120"/>
+            <w:vAlign w:val="center"/>
+          </w:tcPr>
+          <w:p>
+            <w:r>
+              <w:t>keine Scheingenauigkeit erzeugen</w:t>
+            </w:r>
+          </w:p>
+        </w:tc>
+      </w:tr>
+      <w:tr>
+        <w:tc>
+          <w:tcPr>
+            <w:tcW w:type="dxa" w:w="3120"/>
+            <w:vAlign w:val="center"/>
+          </w:tcPr>
+          <w:p>
+            <w:r>
+              <w:t>Bewertung</w:t>
+            </w:r>
+          </w:p>
+        </w:tc>
+        <w:tc>
+          <w:tcPr>
+            <w:tcW w:type="dxa" w:w="3120"/>
+            <w:vAlign w:val="center"/>
+          </w:tcPr>
+          <w:p>
+            <w:r>
+              <w:t>SDGs, Agenda 2030, SDG+ und WÖk-Schutzlinien bilden den Referenzrahmen.</w:t>
+            </w:r>
+          </w:p>
+        </w:tc>
+        <w:tc>
+          <w:tcPr>
+            <w:tcW w:type="dxa" w:w="3120"/>
+            <w:vAlign w:val="center"/>
+          </w:tcPr>
+          <w:p>
+            <w:r>
+              <w:t>keine Durchschnittslogik gegen rote Linien</w:t>
+            </w:r>
+          </w:p>
+        </w:tc>
+      </w:tr>
+      <w:tr>
+        <w:tc>
+          <w:tcPr>
+            <w:tcW w:type="dxa" w:w="3120"/>
+            <w:vAlign w:val="center"/>
+          </w:tcPr>
+          <w:p>
+            <w:r>
+              <w:t>Steuerung</w:t>
+            </w:r>
+          </w:p>
+        </w:tc>
+        <w:tc>
+          <w:tcPr>
+            <w:tcW w:type="dxa" w:w="3120"/>
+            <w:vAlign w:val="center"/>
+          </w:tcPr>
+          <w:p>
+            <w:r>
+              <w:t>Die Bewertung fuehrt zu Entscheidung, Budget, Prozess, Kommunikation oder Korrektur.</w:t>
+            </w:r>
+          </w:p>
+        </w:tc>
+        <w:tc>
+          <w:tcPr>
+            <w:tcW w:type="dxa" w:w="3120"/>
+            <w:vAlign w:val="center"/>
+          </w:tcPr>
+          <w:p>
+            <w:r>
+              <w:t>kein Reporting ohne Rueckkopplung</w:t>
+            </w:r>
+          </w:p>
+        </w:tc>
+      </w:tr>
+    </w:tbl>
+    <w:p/>
+    <w:p>
+      <w:pPr>
+        <w:pStyle w:val="Heading3"/>
+      </w:pPr>
+      <w:r>
+        <w:t>Abschlusskommentar 1: Lesen, pruefen, rueckkoppeln</w:t>
+      </w:r>
+    </w:p>
+    <w:p>
+      <w:r>
+        <w:t>Die folgende Verdichtung fuehrt die vorhandenen Kapitel nicht als Wiederholung, sondern als Anwendung zusammen. Wirkungskompetenz entsteht, wenn dieselbe begriffliche Strenge in Fallanalyse, Datenarbeit, Kommunikation, Governance und Entscheidungspraxis wiedererkannt wird.</w:t>
+      </w:r>
+    </w:p>
+    <w:p>
+      <w:r>
+        <w:t>Begriffliche Schaerfung. Der Abschnitt Lernziele ist in WC-V9 kein Zusatzwissen, sondern ein Pruefstein fuer die Grundfrage des Skripts: Was veraendert sich, bei wem, wodurch und mit welcher Rueckkopplung? Fuer Wirkungsaudit, Datenqualität, Assurance und Missbrauchsschutz wird daran sichtbar, dass praezise Sprache die erste Sicherung gegen Impact-Washing bildet. Die fachliche Grenze liegt dort, wo Lernende Output, Reichweite, Absicht und Wirkung in einem Satz vermischen. Die saubere Lesart trennt deshalb Beobachtung, Kausalannahme, Bewertung und Steuerungsfolge. In der Anwendung sollte daraus mindestens eine konkrete Indikator, Scorecard, Benchmark, Auditpfad oder Portfolioentscheidung abgeleitet werden; sonst bleibt das Wissen erklaerend, aber nicht steuerungsfaehig.</w:t>
+      </w:r>
+    </w:p>
+    <w:p>
+      <w:r>
+        <w:t>Anwendung auf Einleitung / Wirkungsfrage. In einer Fallanalyse beginnt dieser Punkt nicht mit einer Meinung, sondern mit einer belastbaren Beschreibung. Wer WC-V9 pruefungsnah liest, fragt zuerst nach Wirkungsempfaengern, Wirkraum, Zeitraum und Datenquelle. Erst danach folgt die Bewertung im Referenzrahmen Mensch, Planet, Demokratie, SDGs, Agenda 2030 und SDG+. Mindestens ein direkter und ein indirekter Wirkpfad muessen nachvollziehbar sein. Der typische Kurzschluss waere, nur die Massnahme selbst bewerten und indirekte Empfaenger ausblenden. Genau dagegen setzt die WÖk die Pflicht, Wirkungspotenzial, Wirkungsrisiko und positive Netto-Wirkung begrifflich getrennt zu halten.</w:t>
+      </w:r>
+    </w:p>
+    <w:p>
+      <w:r>
+        <w:t>Evidenzregel. Kernaussage darf im Skript nicht als dekorativer Begriff stehen bleiben. Der Abschnitt traegt nur dann, wenn er eine pruefbare Aussage erlaubt: Welche Quelle stuetzt die Annahme, welche Unsicherheit bleibt offen und welche Gegenbeobachtung wuerde die Bewertung veraendern? Fuer Wirkungsaudit, Datenqualität, Assurance und Missbrauchsschutz heisst das, dass jede Bewertung nur so belastbar ist wie Datenlage, Quellenstatus, Aktualitaet und Systemgrenze. Die Studierenden sollen nicht lernen, einen Score nachzusprechen. Sie sollen erkennen, wann ein Score klaert, wann er verdeckt und wann eine rote Linie die Durchschnittslogik stoppt.</w:t>
+      </w:r>
+    </w:p>
+    <w:p>
+      <w:r>
+        <w:t>Fallfenster zur Anwendung. Ein Controlling-Team moechte einen Score bilden. Das Skript verlangt, dass Datenqualitaet, Systemgrenzen, Gewichtung, Unsicherheit und Nichtkompensation sichtbar bleiben. Ein Score darf die Diskussion nicht beenden, sondern muss bessere Fragen, Priorisierung und Rueckkopplung ermoeglichen. Bezogen auf Wirkungsaudit, Datenqualität, Assurance und Missbrauchsschutz heisst das: Die Analyse muss das konkrete Thema ernst nehmen und zugleich den allgemeinen WÖk-Massstab halten. Es geht nicht darum, Akteure moralisch zu sortieren. Es geht darum, Wirkpfade, Wirkungsempfaenger, Datenqualitaet, Risiken und Rueckkopplung so zu beschreiben, dass bessere Entscheidungen moeglich werden.</w:t>
+      </w:r>
+    </w:p>
+    <w:p>
+      <w:r>
+        <w:t>Transfer in Impact-Controlling. Quelltext und fachliche Grundlegung verbindet die inhaltliche Deutung mit der spaeteren Praxis. Eine Organisation kann zu Wirkungsaudit, Datenqualität, Assurance und Missbrauchsschutz sehr ueberzeugend kommunizieren und trotzdem an Zahlen als Beweis zu behandeln, obwohl Systemgrenze, Datenqualitaet, Unsicherheit oder Nichtkompensation ungeklaert sind scheitern. Darum muss die V1-Fassung immer auch nach Governance fragen: Wer erhebt Daten, wer bewertet sie, wer traegt die Folgen, wer kann widersprechen und wann wird eine Entscheidung korrigiert? Profile, Zielkonflikte und offene Punkte werden nebeneinander gefuehrt. So wird aus einem Lehrkapitel eine verantwortbare Arbeitsroutine.</w:t>
+      </w:r>
+    </w:p>
+    <w:p>
+      <w:r>
+        <w:t>Grenze gegen Scheingenauigkeit. Gerade bei Einstieg / Wirkungsfrage ist Praezision wichtiger als grosse Begriffe. Eine Wirkungsaussage bleibt schwach, wenn sie nur Aktivitaet, Reichweite, Absicht oder Image beschreibt. Stark wird sie erst, wenn sie die Zustandsveraenderung und ihre Bedingungen offenlegt. In WC-V9 ist deshalb entscheidend, schwere zentrale Schaeden nicht durch beliebige positive Einzelwerte neutralisiert werden duerfen. Die Fehlerlinie verlaeuft nicht zwischen Optimismus und Pessimismus, sondern zwischen offengelegter Unsicherheit und rhetorischer Sicherheit ohne Pruefpfad.</w:t>
+      </w:r>
+    </w:p>
+    <w:p>
+      <w:r>
+        <w:t>Pruefungsnahe Transferfrage. Formuliere zu WC-V9 eine Wirkungsaussage in drei Saetzen: Erstens den beobachteten oder plausiblen Zustand, zweitens die Daten- oder Quellenlage, drittens die offene Unsicherheit samt Rueckkopplung. Die Antwort muss ohne moralische Personenbewertung auskommen und darf Reichweite nicht mit Wirkung verwechseln.</w:t>
+      </w:r>
+    </w:p>
+    <w:p>
+      <w:r>
+        <w:t>Pruefungsnahe Lesart. Aus Video-/Audio-Vorlesung laesst sich eine gute Transferfrage ableiten: Welche Entscheidung waere falsch, wenn dieser Abschnitt missverstanden wird? Fuer Wirkungsaudit, Datenqualität, Assurance und Missbrauchsschutz lautet die Antwort meist nicht einfach "mehr Wirkung", sondern genauer: bessere Unterscheidung, sauberere Daten, klarere Schutzlinie und rueckgekoppelte Steuerung. Jeder Analyseblock fragt nach der Routine, die nach der Bewertung angepasst wird. Wer das im Fall anwenden kann, hat den Kern der Vorlesung verstanden; wer nur Definitionen wiederholt, bleibt unter dem Anspruch der Akademie.</w:t>
+      </w:r>
+    </w:p>
+    <w:p>
+      <w:r>
+        <w:t>Fallfenster zur Anwendung. Ein Kommunikationsbericht nennt viele Aktivitaeten, Reichweiten und Rueckmeldungen. Die V1-Pruefung fragt, ob daraus eine belastbare Wirkungsaussage folgt. Wenn nur Kontakte, Klicks oder Zustimmung vorliegen, bleibt die Aussage im Bereich Wirkungspotenzial oder Resonanz, nicht im Bereich nachgewiesener Wirkung. Bezogen auf Wirkungsaudit, Datenqualität, Assurance und Missbrauchsschutz heisst das: Die Analyse muss das konkrete Thema ernst nehmen und zugleich den allgemeinen WÖk-Massstab halten. Es geht nicht darum, Akteure moralisch zu sortieren. Es geht darum, Wirkpfade, Wirkungsempfaenger, Datenqualitaet, Risiken und Rueckkopplung so zu beschreiben, dass bessere Entscheidungen moeglich werden.</w:t>
+      </w:r>
+    </w:p>
+    <w:p>
+      <w:r>
+        <w:t>Governance. Der Abschnitt Transkript (Gerüst) ist in WC-V9 kein Zusatzwissen, sondern ein Pruefstein fuer die Grundfrage des Skripts: Was veraendert sich, bei wem, wodurch und mit welcher Rueckkopplung? Fuer Wirkungsaudit, Datenqualität, Assurance und Missbrauchsschutz wird daran sichtbar, dass Wirkungsbewertung Verfahren, Rechte, Transparenz und Korrektur braucht. Die fachliche Grenze liegt dort, wo Lernende Bewertung als technokratische Top-down-Setzung verstehen. Die saubere Lesart trennt deshalb Beobachtung, Kausalannahme, Bewertung und Steuerungsfolge. In der Anwendung sollte daraus mindestens eine konkrete Indikator, Scorecard, Benchmark, Auditpfad oder Portfolioentscheidung abgeleitet werden; sonst bleibt das Wissen erklaerend, aber nicht steuerungsfaehig.</w:t>
+      </w:r>
+    </w:p>
+    <w:p>
+      <w:r>
+        <w:t>Anwendung auf Skript / Folien (Lernseite). In einer Fallanalyse beginnt dieser Punkt nicht mit einer Meinung, sondern mit einer belastbaren Beschreibung. Wer WC-V9 pruefungsnah liest, fragt zuerst nach Wirkungsempfaengern, Wirkraum, Zeitraum und Datenquelle. Erst danach folgt die Bewertung im Referenzrahmen Mensch, Planet, Demokratie, SDGs, Agenda 2030 und SDG+. Pruefungsfragen verbinden Begriff, Anwendung, Evidenz und rote Linie. Der typische Kurzschluss waere, reines Auswendiglernen als Kompetenznachweis behandeln. Genau dagegen setzt die WÖk die Pflicht, Wirkungspotenzial, Wirkungsrisiko und positive Netto-Wirkung begrifflich getrennt zu halten.</w:t>
+      </w:r>
+    </w:p>
+    <w:p>
+      <w:r>
+        <w:t>Evidenzregel. Transferaufgabe darf im Skript nicht als dekorativer Begriff stehen bleiben. Der Abschnitt traegt nur dann, wenn er eine pruefbare Aussage erlaubt: Welche Quelle stuetzt die Annahme, welche Unsicherheit bleibt offen und welche Gegenbeobachtung wuerde die Bewertung veraendern? Fuer Wirkungsaudit, Datenqualität, Assurance und Missbrauchsschutz heisst das, dass WÖk-Begriffe im Alltag nur tragen, wenn sie in Routinen uebersetzt werden. Die Studierenden sollen nicht lernen, einen Score nachzusprechen. Sie sollen erkennen, wann ein Score klaert, wann er verdeckt und wann eine rote Linie die Durchschnittslogik stoppt.</w:t>
+      </w:r>
+    </w:p>
+    <w:p>
+      <w:r>
+        <w:t>Fallfenster zur Anwendung. Eine Organisation plant eine Massnahme und formuliert dazu eine positive Absicht. In der WÖk reicht das nicht. Fuer diese Vorlesung muss sichtbar werden, welche Zustandsveraenderung erwartet wird, welche Empfaenger direkt oder indirekt betroffen sind, welche Nebenwirkungen entstehen koennen und welche Entscheidung spaeter korrigiert wird. Bezogen auf Wirkungsaudit, Datenqualität, Assurance und Missbrauchsschutz heisst das: Die Analyse muss das konkrete Thema ernst nehmen und zugleich den allgemeinen WÖk-Massstab halten. Es geht nicht darum, Akteure moralisch zu sortieren. Es geht darum, Wirkpfade, Wirkungsempfaenger, Datenqualitaet, Risiken und Rueckkopplung so zu beschreiben, dass bessere Entscheidungen moeglich werden.</w:t>
+      </w:r>
+    </w:p>
+    <w:p>
+      <w:r>
+        <w:t>Transfer in Impact-Controlling. Praxisbeispiel verbindet die inhaltliche Deutung mit der spaeteren Praxis. Eine Organisation kann zu Wirkungsaudit, Datenqualität, Assurance und Missbrauchsschutz sehr ueberzeugend kommunizieren und trotzdem an Zahlen als Beweis zu behandeln, obwohl Systemgrenze, Datenqualitaet, Unsicherheit oder Nichtkompensation ungeklaert sind scheitern. Darum muss die V1-Fassung immer auch nach Governance fragen: Wer erhebt Daten, wer bewertet sie, wer traegt die Folgen, wer kann widersprechen und wann wird eine Entscheidung korrigiert? Gute Kommunikation unterscheidet Befund, Annahme und normative Bewertung. So wird aus einem Lehrkapitel eine verantwortbare Arbeitsroutine.</w:t>
+      </w:r>
+    </w:p>
+    <w:p>
+      <w:r>
+        <w:t>Pruefungsnahe Transferfrage. Formuliere zu WC-V9 eine Wirkungsaussage in drei Saetzen: Erstens den beobachteten oder plausiblen Zustand, zweitens die Daten- oder Quellenlage, drittens die offene Unsicherheit samt Rueckkopplung. Die Antwort muss ohne moralische Personenbewertung auskommen und darf Reichweite nicht mit Wirkung verwechseln.</w:t>
+      </w:r>
+    </w:p>
+    <w:p>
+      <w:r>
+        <w:t>Grenze gegen Scheingenauigkeit. Gerade bei Wirkungsökonomische Vertiefung ist Praezision wichtiger als grosse Begriffe. Eine Wirkungsaussage bleibt schwach, wenn sie nur Aktivitaet, Reichweite, Absicht oder Image beschreibt. Stark wird sie erst, wenn sie die Zustandsveraenderung und ihre Bedingungen offenlegt. In WC-V9 ist deshalb entscheidend, jede Wirkungsaussage eine Grenze zieht und diese Grenze begruenden muss. Die Fehlerlinie verlaeuft nicht zwischen Optimismus und Pessimismus, sondern zwischen offengelegter Unsicherheit und rhetorischer Sicherheit ohne Pruefpfad.</w:t>
+      </w:r>
+    </w:p>
+    <w:p>
+      <w:r>
+        <w:t>Pruefungsnahe Lesart. Aus Prüfungsrelevanz laesst sich eine gute Transferfrage ableiten: Welche Entscheidung waere falsch, wenn dieser Abschnitt missverstanden wird? Fuer Wirkungsaudit, Datenqualität, Assurance und Missbrauchsschutz lautet die Antwort meist nicht einfach "mehr Wirkung", sondern genauer: bessere Unterscheidung, sauberere Daten, klarere Schutzlinie und rueckgekoppelte Steuerung. Szenarien pruefen Sofortwirkung, Folgewirkung und Reversibilitaet getrennt. Wer das im Fall anwenden kann, hat den Kern der Vorlesung verstanden; wer nur Definitionen wiederholt, bleibt unter dem Anspruch der Akademie.</w:t>
+      </w:r>
+    </w:p>
+    <w:p>
+      <w:r>
+        <w:t>Fallfenster zur Anwendung. Eine Fuehrungsentscheidung erzeugt zugleich Nutzen und Risiken. Die WÖk behandelt Ambivalenz nicht als Stoerung, sondern als Kern der Analyse. Positive Netto-Wirkung darf erst behauptet werden, wenn zentrale negative Wirkungen getrennt geprueft und rote Linien gewahrt sind. Bezogen auf Wirkungsaudit, Datenqualität, Assurance und Missbrauchsschutz heisst das: Die Analyse muss das konkrete Thema ernst nehmen und zugleich den allgemeinen WÖk-Massstab halten. Es geht nicht darum, Akteure moralisch zu sortieren. Es geht darum, Wirkpfade, Wirkungsempfaenger, Datenqualitaet, Risiken und Rueckkopplung so zu beschreiben, dass bessere Entscheidungen moeglich werden.</w:t>
+      </w:r>
+    </w:p>
+    <w:p>
+      <w:r>
+        <w:t>Betroffenenperspektive. Der Abschnitt Lernziele ist in WC-V9 kein Zusatzwissen, sondern ein Pruefstein fuer die Grundfrage des Skripts: Was veraendert sich, bei wem, wodurch und mit welcher Rueckkopplung? Fuer Wirkungsaudit, Datenqualität, Assurance und Missbrauchsschutz wird daran sichtbar, dass Wirkung nicht am Sender, sondern an veraenderten Zustanden der Empfaenger geprueft wird. Die fachliche Grenze liegt dort, wo Lernende interne Erfolgskennzahlen mit gesellschaftlicher Wirkung verwechseln. Die saubere Lesart trennt deshalb Beobachtung, Kausalannahme, Bewertung und Steuerungsfolge. In der Anwendung sollte daraus mindestens eine konkrete Indikator, Scorecard, Benchmark, Auditpfad oder Portfolioentscheidung abgeleitet werden; sonst bleibt das Wissen erklaerend, aber nicht steuerungsfaehig.</w:t>
+      </w:r>
+    </w:p>
+    <w:p>
+      <w:r>
+        <w:t>Anwendung auf Einleitung / Wirkungsfrage. In einer Fallanalyse beginnt dieser Punkt nicht mit einer Meinung, sondern mit einer belastbaren Beschreibung. Wer WC-V9 pruefungsnah liest, fragt zuerst nach Wirkungsempfaengern, Wirkraum, Zeitraum und Datenquelle. Erst danach folgt die Bewertung im Referenzrahmen Mensch, Planet, Demokratie, SDGs, Agenda 2030 und SDG+. Jede Schlussfolgerung endet mit Entscheidung, Verantwortlichkeit und Termin fuer Rueckpruefung. Der typische Kurzschluss waere, Befunde sammeln, ohne Ressourcen oder Regeln zu veraendern. Genau dagegen setzt die WÖk die Pflicht, Wirkungspotenzial, Wirkungsrisiko und positive Netto-Wirkung begrifflich getrennt zu halten.</w:t>
+      </w:r>
+    </w:p>
+    <w:p>
+      <w:r>
+        <w:t>Evidenzregel. Kernaussage darf im Skript nicht als dekorativer Begriff stehen bleiben. Der Abschnitt traegt nur dann, wenn er eine pruefbare Aussage erlaubt: Welche Quelle stuetzt die Annahme, welche Unsicherheit bleibt offen und welche Gegenbeobachtung wuerde die Bewertung veraendern? Fuer Wirkungsaudit, Datenqualität, Assurance und Missbrauchsschutz heisst das, dass WÖk-Aussagen mit bestehenden Begriffen, Studien, Standards und Rechtsrahmen in Beziehung stehen muessen. Die Studierenden sollen nicht lernen, einen Score nachzusprechen. Sie sollen erkennen, wann ein Score klaert, wann er verdeckt und wann eine rote Linie die Durchschnittslogik stoppt.</w:t>
+      </w:r>
+    </w:p>
+    <w:p>
+      <w:r>
+        <w:t>Fallfenster zur Anwendung. Ein Controlling-Team moechte einen Score bilden. Das Skript verlangt, dass Datenqualitaet, Systemgrenzen, Gewichtung, Unsicherheit und Nichtkompensation sichtbar bleiben. Ein Score darf die Diskussion nicht beenden, sondern muss bessere Fragen, Priorisierung und Rueckkopplung ermoeglichen. Bezogen auf Wirkungsaudit, Datenqualität, Assurance und Missbrauchsschutz heisst das: Die Analyse muss das konkrete Thema ernst nehmen und zugleich den allgemeinen WÖk-Massstab halten. Es geht nicht darum, Akteure moralisch zu sortieren. Es geht darum, Wirkpfade, Wirkungsempfaenger, Datenqualitaet, Risiken und Rueckkopplung so zu beschreiben, dass bessere Entscheidungen moeglich werden.</w:t>
+      </w:r>
+    </w:p>
+    <w:p>
+      <w:r>
+        <w:t>Pruefungsnahe Transferfrage. Formuliere zu WC-V9 eine Wirkungsaussage in drei Saetzen: Erstens den beobachteten oder plausiblen Zustand, zweitens die Daten- oder Quellenlage, drittens die offene Unsicherheit samt Rueckkopplung. Die Antwort muss ohne moralische Personenbewertung auskommen und darf Reichweite nicht mit Wirkung verwechseln.</w:t>
+      </w:r>
+    </w:p>
+    <w:p>
+      <w:r>
+        <w:t>Transfer in Impact-Controlling. Quelltext und fachliche Grundlegung verbindet die inhaltliche Deutung mit der spaeteren Praxis. Eine Organisation kann zu Wirkungsaudit, Datenqualität, Assurance und Missbrauchsschutz sehr ueberzeugend kommunizieren und trotzdem an Zahlen als Beweis zu behandeln, obwohl Systemgrenze, Datenqualitaet, Unsicherheit oder Nichtkompensation ungeklaert sind scheitern. Darum muss die V1-Fassung immer auch nach Governance fragen: Wer erhebt Daten, wer bewertet sie, wer traegt die Folgen, wer kann widersprechen und wann wird eine Entscheidung korrigiert? Die Analyse markiert Stoppsignale vor jeder Portfolio- oder Score-Debatte. So wird aus einem Lehrkapitel eine verantwortbare Arbeitsroutine.</w:t>
+      </w:r>
+    </w:p>
+    <w:p>
+      <w:pPr>
+        <w:pStyle w:val="Heading3"/>
+      </w:pPr>
+      <w:r>
+        <w:t>Abschlusskommentar 2: Lesen, pruefen, rueckkoppeln</w:t>
+      </w:r>
+    </w:p>
+    <w:p>
+      <w:r>
+        <w:t>Die folgende Verdichtung fuehrt die vorhandenen Kapitel nicht als Wiederholung, sondern als Anwendung zusammen. Wirkungskompetenz entsteht, wenn dieselbe begriffliche Strenge in Fallanalyse, Datenarbeit, Kommunikation, Governance und Entscheidungspraxis wiedererkannt wird.</w:t>
+      </w:r>
+    </w:p>
+    <w:p>
+      <w:r>
+        <w:t>Grenze gegen Scheingenauigkeit. Gerade bei Einstieg / Wirkungsfrage ist Praezision wichtiger als grosse Begriffe. Eine Wirkungsaussage bleibt schwach, wenn sie nur Aktivitaet, Reichweite, Absicht oder Image beschreibt. Stark wird sie erst, wenn sie die Zustandsveraenderung und ihre Bedingungen offenlegt. In WC-V9 ist deshalb entscheidend, praezise Sprache die erste Sicherung gegen Impact-Washing bildet. Die Fehlerlinie verlaeuft nicht zwischen Optimismus und Pessimismus, sondern zwischen offengelegter Unsicherheit und rhetorischer Sicherheit ohne Pruefpfad.</w:t>
+      </w:r>
+    </w:p>
+    <w:p>
+      <w:r>
+        <w:t>Pruefungsnahe Lesart. Aus Video-/Audio-Vorlesung laesst sich eine gute Transferfrage ableiten: Welche Entscheidung waere falsch, wenn dieser Abschnitt missverstanden wird? Fuer Wirkungsaudit, Datenqualität, Assurance und Missbrauchsschutz lautet die Antwort meist nicht einfach "mehr Wirkung", sondern genauer: bessere Unterscheidung, sauberere Daten, klarere Schutzlinie und rueckgekoppelte Steuerung. Mindestens ein direkter und ein indirekter Wirkpfad muessen nachvollziehbar sein. Wer das im Fall anwenden kann, hat den Kern der Vorlesung verstanden; wer nur Definitionen wiederholt, bleibt unter dem Anspruch der Akademie.</w:t>
+      </w:r>
+    </w:p>
+    <w:p>
+      <w:r>
+        <w:t>Fallfenster zur Anwendung. Ein Kommunikationsbericht nennt viele Aktivitaeten, Reichweiten und Rueckmeldungen. Die V1-Pruefung fragt, ob daraus eine belastbare Wirkungsaussage folgt. Wenn nur Kontakte, Klicks oder Zustimmung vorliegen, bleibt die Aussage im Bereich Wirkungspotenzial oder Resonanz, nicht im Bereich nachgewiesener Wirkung. Bezogen auf Wirkungsaudit, Datenqualität, Assurance und Missbrauchsschutz heisst das: Die Analyse muss das konkrete Thema ernst nehmen und zugleich den allgemeinen WÖk-Massstab halten. Es geht nicht darum, Akteure moralisch zu sortieren. Es geht darum, Wirkpfade, Wirkungsempfaenger, Datenqualitaet, Risiken und Rueckkopplung so zu beschreiben, dass bessere Entscheidungen moeglich werden.</w:t>
+      </w:r>
+    </w:p>
+    <w:p>
+      <w:r>
+        <w:t>Daten- und Quellenklarheit. Der Abschnitt Transkript (Gerüst) ist in WC-V9 kein Zusatzwissen, sondern ein Pruefstein fuer die Grundfrage des Skripts: Was veraendert sich, bei wem, wodurch und mit welcher Rueckkopplung? Fuer Wirkungsaudit, Datenqualität, Assurance und Missbrauchsschutz wird daran sichtbar, dass jede Bewertung nur so belastbar ist wie Datenlage, Quellenstatus, Aktualitaet und Systemgrenze. Die fachliche Grenze liegt dort, wo Lernende eine Zahl ohne Einheit, Zeitraum oder Erhebungslogik als Beweis nutzen. Die saubere Lesart trennt deshalb Beobachtung, Kausalannahme, Bewertung und Steuerungsfolge. In der Anwendung sollte daraus mindestens eine konkrete Indikator, Scorecard, Benchmark, Auditpfad oder Portfolioentscheidung abgeleitet werden; sonst bleibt das Wissen erklaerend, aber nicht steuerungsfaehig.</w:t>
+      </w:r>
+    </w:p>
+    <w:p>
+      <w:r>
+        <w:t>Anwendung auf Skript / Folien (Lernseite). In einer Fallanalyse beginnt dieser Punkt nicht mit einer Meinung, sondern mit einer belastbaren Beschreibung. Wer WC-V9 pruefungsnah liest, fragt zuerst nach Wirkungsempfaengern, Wirkraum, Zeitraum und Datenquelle. Erst danach folgt die Bewertung im Referenzrahmen Mensch, Planet, Demokratie, SDGs, Agenda 2030 und SDG+. Profile, Zielkonflikte und offene Punkte werden nebeneinander gefuehrt. Der typische Kurzschluss waere, ambivalente Befunde glaetten, damit eine eindeutige Botschaft entsteht. Genau dagegen setzt die WÖk die Pflicht, Wirkungspotenzial, Wirkungsrisiko und positive Netto-Wirkung begrifflich getrennt zu halten.</w:t>
+      </w:r>
+    </w:p>
+    <w:p>
+      <w:r>
+        <w:t>Pruefungsnahe Transferfrage. Formuliere zu WC-V9 eine Wirkungsaussage in drei Saetzen: Erstens den beobachteten oder plausiblen Zustand, zweitens die Daten- oder Quellenlage, drittens die offene Unsicherheit samt Rueckkopplung. Die Antwort muss ohne moralische Personenbewertung auskommen und darf Reichweite nicht mit Wirkung verwechseln.</w:t>
+      </w:r>
+    </w:p>
+    <w:p>
+      <w:r>
+        <w:t>Evidenzregel. Transferaufgabe darf im Skript nicht als dekorativer Begriff stehen bleiben. Der Abschnitt traegt nur dann, wenn er eine pruefbare Aussage erlaubt: Welche Quelle stuetzt die Annahme, welche Unsicherheit bleibt offen und welche Gegenbeobachtung wuerde die Bewertung veraendern? Fuer Wirkungsaudit, Datenqualität, Assurance und Missbrauchsschutz heisst das, dass schwere zentrale Schaeden nicht durch beliebige positive Einzelwerte neutralisiert werden duerfen. Die Studierenden sollen nicht lernen, einen Score nachzusprechen. Sie sollen erkennen, wann ein Score klaert, wann er verdeckt und wann eine rote Linie die Durchschnittslogik stoppt.</w:t>
+      </w:r>
+    </w:p>
+    <w:p>
+      <w:r>
+        <w:t>Fallfenster zur Anwendung. Eine Organisation plant eine Massnahme und formuliert dazu eine positive Absicht. In der WÖk reicht das nicht. Fuer diese Vorlesung muss sichtbar werden, welche Zustandsveraenderung erwartet wird, welche Empfaenger direkt oder indirekt betroffen sind, welche Nebenwirkungen entstehen koennen und welche Entscheidung spaeter korrigiert wird. Bezogen auf Wirkungsaudit, Datenqualität, Assurance und Missbrauchsschutz heisst das: Die Analyse muss das konkrete Thema ernst nehmen und zugleich den allgemeinen WÖk-Massstab halten. Es geht nicht darum, Akteure moralisch zu sortieren. Es geht darum, Wirkpfade, Wirkungsempfaenger, Datenqualitaet, Risiken und Rueckkopplung so zu beschreiben, dass bessere Entscheidungen moeglich werden.</w:t>
+      </w:r>
+    </w:p>
+    <w:p>
+      <w:r>
+        <w:t>Transfer in Impact-Controlling. Praxisbeispiel verbindet die inhaltliche Deutung mit der spaeteren Praxis. Eine Organisation kann zu Wirkungsaudit, Datenqualität, Assurance und Missbrauchsschutz sehr ueberzeugend kommunizieren und trotzdem an Zahlen als Beweis zu behandeln, obwohl Systemgrenze, Datenqualitaet, Unsicherheit oder Nichtkompensation ungeklaert sind scheitern. Darum muss die V1-Fassung immer auch nach Governance fragen: Wer erhebt Daten, wer bewertet sie, wer traegt die Folgen, wer kann widersprechen und wann wird eine Entscheidung korrigiert? Jeder Analyseblock fragt nach der Routine, die nach der Bewertung angepasst wird. So wird aus einem Lehrkapitel eine verantwortbare Arbeitsroutine.</w:t>
+      </w:r>
+    </w:p>
+    <w:p>
+      <w:r>
+        <w:t>Grenze gegen Scheingenauigkeit. Gerade bei Wirkungsökonomische Vertiefung ist Praezision wichtiger als grosse Begriffe. Eine Wirkungsaussage bleibt schwach, wenn sie nur Aktivitaet, Reichweite, Absicht oder Image beschreibt. Stark wird sie erst, wenn sie die Zustandsveraenderung und ihre Bedingungen offenlegt. In WC-V9 ist deshalb entscheidend, Wirkungsbewertung Verfahren, Rechte, Transparenz und Korrektur braucht. Die Fehlerlinie verlaeuft nicht zwischen Optimismus und Pessimismus, sondern zwischen offengelegter Unsicherheit und rhetorischer Sicherheit ohne Pruefpfad.</w:t>
+      </w:r>
+    </w:p>
+    <w:p>
+      <w:r>
+        <w:t>Pruefungsnahe Lesart. Aus Prüfungsrelevanz laesst sich eine gute Transferfrage ableiten: Welche Entscheidung waere falsch, wenn dieser Abschnitt missverstanden wird? Fuer Wirkungsaudit, Datenqualität, Assurance und Missbrauchsschutz lautet die Antwort meist nicht einfach "mehr Wirkung", sondern genauer: bessere Unterscheidung, sauberere Daten, klarere Schutzlinie und rueckgekoppelte Steuerung. Pruefungsfragen verbinden Begriff, Anwendung, Evidenz und rote Linie. Wer das im Fall anwenden kann, hat den Kern der Vorlesung verstanden; wer nur Definitionen wiederholt, bleibt unter dem Anspruch der Akademie.</w:t>
+      </w:r>
+    </w:p>
+    <w:p>
+      <w:r>
+        <w:t>Fallfenster zur Anwendung. Eine Fuehrungsentscheidung erzeugt zugleich Nutzen und Risiken. Die WÖk behandelt Ambivalenz nicht als Stoerung, sondern als Kern der Analyse. Positive Netto-Wirkung darf erst behauptet werden, wenn zentrale negative Wirkungen getrennt geprueft und rote Linien gewahrt sind. Bezogen auf Wirkungsaudit, Datenqualität, Assurance und Missbrauchsschutz heisst das: Die Analyse muss das konkrete Thema ernst nehmen und zugleich den allgemeinen WÖk-Massstab halten. Es geht nicht darum, Akteure moralisch zu sortieren. Es geht darum, Wirkpfade, Wirkungsempfaenger, Datenqualitaet, Risiken und Rueckkopplung so zu beschreiben, dass bessere Entscheidungen moeglich werden.</w:t>
+      </w:r>
+    </w:p>
+    <w:p>
+      <w:r>
+        <w:t>Organisationale Umsetzung. Der Abschnitt Lernziele ist in WC-V9 kein Zusatzwissen, sondern ein Pruefstein fuer die Grundfrage des Skripts: Was veraendert sich, bei wem, wodurch und mit welcher Rueckkopplung? Fuer Wirkungsaudit, Datenqualität, Assurance und Missbrauchsschutz wird daran sichtbar, dass WÖk-Begriffe im Alltag nur tragen, wenn sie in Routinen uebersetzt werden. Die fachliche Grenze liegt dort, wo Lernende Verantwortung an eine einzelne Nachhaltigkeitsfunktion auslagern. Die saubere Lesart trennt deshalb Beobachtung, Kausalannahme, Bewertung und Steuerungsfolge. In der Anwendung sollte daraus mindestens eine konkrete Indikator, Scorecard, Benchmark, Auditpfad oder Portfolioentscheidung abgeleitet werden; sonst bleibt das Wissen erklaerend, aber nicht steuerungsfaehig.</w:t>
+      </w:r>
+    </w:p>
+    <w:p>
+      <w:r>
+        <w:t>Pruefungsnahe Transferfrage. Formuliere zu WC-V9 eine Wirkungsaussage in drei Saetzen: Erstens den beobachteten oder plausiblen Zustand, zweitens die Daten- oder Quellenlage, drittens die offene Unsicherheit samt Rueckkopplung. Die Antwort muss ohne moralische Personenbewertung auskommen und darf Reichweite nicht mit Wirkung verwechseln.</w:t>
+      </w:r>
+    </w:p>
+    <w:p>
+      <w:r>
+        <w:t>Anwendung auf Einleitung / Wirkungsfrage. In einer Fallanalyse beginnt dieser Punkt nicht mit einer Meinung, sondern mit einer belastbaren Beschreibung. Wer WC-V9 pruefungsnah liest, fragt zuerst nach Wirkungsempfaengern, Wirkraum, Zeitraum und Datenquelle. Erst danach folgt die Bewertung im Referenzrahmen Mensch, Planet, Demokratie, SDGs, Agenda 2030 und SDG+. Gute Kommunikation unterscheidet Befund, Annahme und normative Bewertung. Der typische Kurzschluss waere, Eindeutigkeit behaupten, wo die Datenlage nur Potenzial oder Risiko traegt. Genau dagegen setzt die WÖk die Pflicht, Wirkungspotenzial, Wirkungsrisiko und positive Netto-Wirkung begrifflich getrennt zu halten.</w:t>
+      </w:r>
+    </w:p>
+    <w:p>
+      <w:r>
+        <w:t>Evidenzregel. Kernaussage darf im Skript nicht als dekorativer Begriff stehen bleiben. Der Abschnitt traegt nur dann, wenn er eine pruefbare Aussage erlaubt: Welche Quelle stuetzt die Annahme, welche Unsicherheit bleibt offen und welche Gegenbeobachtung wuerde die Bewertung veraendern? Fuer Wirkungsaudit, Datenqualität, Assurance und Missbrauchsschutz heisst das, dass jede Wirkungsaussage eine Grenze zieht und diese Grenze begruenden muss. Die Studierenden sollen nicht lernen, einen Score nachzusprechen. Sie sollen erkennen, wann ein Score klaert, wann er verdeckt und wann eine rote Linie die Durchschnittslogik stoppt.</w:t>
+      </w:r>
+    </w:p>
+    <w:p>
+      <w:r>
+        <w:t>Fallfenster zur Anwendung. Ein Controlling-Team moechte einen Score bilden. Das Skript verlangt, dass Datenqualitaet, Systemgrenzen, Gewichtung, Unsicherheit und Nichtkompensation sichtbar bleiben. Ein Score darf die Diskussion nicht beenden, sondern muss bessere Fragen, Priorisierung und Rueckkopplung ermoeglichen. Bezogen auf Wirkungsaudit, Datenqualität, Assurance und Missbrauchsschutz heisst das: Die Analyse muss das konkrete Thema ernst nehmen und zugleich den allgemeinen WÖk-Massstab halten. Es geht nicht darum, Akteure moralisch zu sortieren. Es geht darum, Wirkpfade, Wirkungsempfaenger, Datenqualitaet, Risiken und Rueckkopplung so zu beschreiben, dass bessere Entscheidungen moeglich werden.</w:t>
+      </w:r>
+    </w:p>
+    <w:p>
+      <w:r>
+        <w:t>Transfer in Impact-Controlling. Quelltext und fachliche Grundlegung verbindet die inhaltliche Deutung mit der spaeteren Praxis. Eine Organisation kann zu Wirkungsaudit, Datenqualität, Assurance und Missbrauchsschutz sehr ueberzeugend kommunizieren und trotzdem an Zahlen als Beweis zu behandeln, obwohl Systemgrenze, Datenqualitaet, Unsicherheit oder Nichtkompensation ungeklaert sind scheitern. Darum muss die V1-Fassung immer auch nach Governance fragen: Wer erhebt Daten, wer bewertet sie, wer traegt die Folgen, wer kann widersprechen und wann wird eine Entscheidung korrigiert? Szenarien pruefen Sofortwirkung, Folgewirkung und Reversibilitaet getrennt. So wird aus einem Lehrkapitel eine verantwortbare Arbeitsroutine.</w:t>
+      </w:r>
+    </w:p>
+    <w:p>
+      <w:r>
+        <w:t>Grenze gegen Scheingenauigkeit. Gerade bei Einstieg / Wirkungsfrage ist Praezision wichtiger als grosse Begriffe. Eine Wirkungsaussage bleibt schwach, wenn sie nur Aktivitaet, Reichweite, Absicht oder Image beschreibt. Stark wird sie erst, wenn sie die Zustandsveraenderung und ihre Bedingungen offenlegt. In WC-V9 ist deshalb entscheidend, Wirkung nicht am Sender, sondern an veraenderten Zustanden der Empfaenger geprueft wird. Die Fehlerlinie verlaeuft nicht zwischen Optimismus und Pessimismus, sondern zwischen offengelegter Unsicherheit und rhetorischer Sicherheit ohne Pruefpfad.</w:t>
+      </w:r>
+    </w:p>
+    <w:p>
+      <w:r>
+        <w:t>Pruefungsnahe Lesart. Aus Video-/Audio-Vorlesung laesst sich eine gute Transferfrage ableiten: Welche Entscheidung waere falsch, wenn dieser Abschnitt missverstanden wird? Fuer Wirkungsaudit, Datenqualität, Assurance und Missbrauchsschutz lautet die Antwort meist nicht einfach "mehr Wirkung", sondern genauer: bessere Unterscheidung, sauberere Daten, klarere Schutzlinie und rueckgekoppelte Steuerung. Jede Schlussfolgerung endet mit Entscheidung, Verantwortlichkeit und Termin fuer Rueckpruefung. Wer das im Fall anwenden kann, hat den Kern der Vorlesung verstanden; wer nur Definitionen wiederholt, bleibt unter dem Anspruch der Akademie.</w:t>
+      </w:r>
+    </w:p>
+    <w:p>
+      <w:r>
+        <w:t>Fallfenster zur Anwendung. Ein Kommunikationsbericht nennt viele Aktivitaeten, Reichweiten und Rueckmeldungen. Die V1-Pruefung fragt, ob daraus eine belastbare Wirkungsaussage folgt. Wenn nur Kontakte, Klicks oder Zustimmung vorliegen, bleibt die Aussage im Bereich Wirkungspotenzial oder Resonanz, nicht im Bereich nachgewiesener Wirkung. Bezogen auf Wirkungsaudit, Datenqualität, Assurance und Missbrauchsschutz heisst das: Die Analyse muss das konkrete Thema ernst nehmen und zugleich den allgemeinen WÖk-Massstab halten. Es geht nicht darum, Akteure moralisch zu sortieren. Es geht darum, Wirkpfade, Wirkungsempfaenger, Datenqualitaet, Risiken und Rueckkopplung so zu beschreiben, dass bessere Entscheidungen moeglich werden.</w:t>
+      </w:r>
+    </w:p>
+    <w:p>
+      <w:r>
+        <w:t>Pruefungsnahe Transferfrage. Formuliere zu WC-V9 eine Wirkungsaussage in drei Saetzen: Erstens den beobachteten oder plausiblen Zustand, zweitens die Daten- oder Quellenlage, drittens die offene Unsicherheit samt Rueckkopplung. Die Antwort muss ohne moralische Personenbewertung auskommen und darf Reichweite nicht mit Wirkung verwechseln.</w:t>
+      </w:r>
+    </w:p>
+    <w:p>
+      <w:r>
+        <w:t>Wissenschaftliche Anschlussfaehigkeit. Der Abschnitt Transkript (Gerüst) ist in WC-V9 kein Zusatzwissen, sondern ein Pruefstein fuer die Grundfrage des Skripts: Was veraendert sich, bei wem, wodurch und mit welcher Rueckkopplung? Fuer Wirkungsaudit, Datenqualität, Assurance und Missbrauchsschutz wird daran sichtbar, dass WÖk-Aussagen mit bestehenden Begriffen, Studien, Standards und Rechtsrahmen in Beziehung stehen muessen. Die fachliche Grenze liegt dort, wo Lernende hausinterne Sprache als Ersatz fuer zitierfaehige Begruendung verwenden. Die saubere Lesart trennt deshalb Beobachtung, Kausalannahme, Bewertung und Steuerungsfolge. In der Anwendung sollte daraus mindestens eine konkrete Indikator, Scorecard, Benchmark, Auditpfad oder Portfolioentscheidung abgeleitet werden; sonst bleibt das Wissen erklaerend, aber nicht steuerungsfaehig.</w:t>
+      </w:r>
+    </w:p>
+    <w:p>
+      <w:r>
+        <w:t>Anwendung auf Skript / Folien (Lernseite). In einer Fallanalyse beginnt dieser Punkt nicht mit einer Meinung, sondern mit einer belastbaren Beschreibung. Wer WC-V9 pruefungsnah liest, fragt zuerst nach Wirkungsempfaengern, Wirkraum, Zeitraum und Datenquelle. Erst danach folgt die Bewertung im Referenzrahmen Mensch, Planet, Demokratie, SDGs, Agenda 2030 und SDG+. Die Analyse markiert Stoppsignale vor jeder Portfolio- oder Score-Debatte. Der typische Kurzschluss waere, ein gutes Teilresultat gegen zentrale Schaeden aufrechnen. Genau dagegen setzt die WÖk die Pflicht, Wirkungspotenzial, Wirkungsrisiko und positive Netto-Wirkung begrifflich getrennt zu halten.</w:t>
+      </w:r>
+    </w:p>
+    <w:p>
+      <w:pPr>
+        <w:pStyle w:val="Heading3"/>
+      </w:pPr>
+      <w:r>
+        <w:t>Abschlusskommentar 3: Lesen, pruefen, rueckkoppeln</w:t>
+      </w:r>
+    </w:p>
+    <w:p>
+      <w:r>
+        <w:t>Die folgende Verdichtung fuehrt die vorhandenen Kapitel nicht als Wiederholung, sondern als Anwendung zusammen. Wirkungskompetenz entsteht, wenn dieselbe begriffliche Strenge in Fallanalyse, Datenarbeit, Kommunikation, Governance und Entscheidungspraxis wiedererkannt wird.</w:t>
+      </w:r>
+    </w:p>
+    <w:p>
+      <w:r>
+        <w:t>Evidenzregel. Transferaufgabe darf im Skript nicht als dekorativer Begriff stehen bleiben. Der Abschnitt traegt nur dann, wenn er eine pruefbare Aussage erlaubt: Welche Quelle stuetzt die Annahme, welche Unsicherheit bleibt offen und welche Gegenbeobachtung wuerde die Bewertung veraendern? Fuer Wirkungsaudit, Datenqualität, Assurance und Missbrauchsschutz heisst das, dass praezise Sprache die erste Sicherung gegen Impact-Washing bildet. Die Studierenden sollen nicht lernen, einen Score nachzusprechen. Sie sollen erkennen, wann ein Score klaert, wann er verdeckt und wann eine rote Linie die Durchschnittslogik stoppt.</w:t>
+      </w:r>
+    </w:p>
+    <w:p>
+      <w:r>
+        <w:t>Fallfenster zur Anwendung. Eine Organisation plant eine Massnahme und formuliert dazu eine positive Absicht. In der WÖk reicht das nicht. Fuer diese Vorlesung muss sichtbar werden, welche Zustandsveraenderung erwartet wird, welche Empfaenger direkt oder indirekt betroffen sind, welche Nebenwirkungen entstehen koennen und welche Entscheidung spaeter korrigiert wird. Bezogen auf Wirkungsaudit, Datenqualität, Assurance und Missbrauchsschutz heisst das: Die Analyse muss das konkrete Thema ernst nehmen und zugleich den allgemeinen WÖk-Massstab halten. Es geht nicht darum, Akteure moralisch zu sortieren. Es geht darum, Wirkpfade, Wirkungsempfaenger, Datenqualitaet, Risiken und Rueckkopplung so zu beschreiben, dass bessere Entscheidungen moeglich werden.</w:t>
+      </w:r>
+    </w:p>
+    <w:p>
+      <w:r>
+        <w:t>Transfer in Impact-Controlling. Praxisbeispiel verbindet die inhaltliche Deutung mit der spaeteren Praxis. Eine Organisation kann zu Wirkungsaudit, Datenqualität, Assurance und Missbrauchsschutz sehr ueberzeugend kommunizieren und trotzdem an Zahlen als Beweis zu behandeln, obwohl Systemgrenze, Datenqualitaet, Unsicherheit oder Nichtkompensation ungeklaert sind scheitern. Darum muss die V1-Fassung immer auch nach Governance fragen: Wer erhebt Daten, wer bewertet sie, wer traegt die Folgen, wer kann widersprechen und wann wird eine Entscheidung korrigiert? Mindestens ein direkter und ein indirekter Wirkpfad muessen nachvollziehbar sein. So wird aus einem Lehrkapitel eine verantwortbare Arbeitsroutine.</w:t>
+      </w:r>
+    </w:p>
+    <w:p>
+      <w:r>
+        <w:t>Grenze gegen Scheingenauigkeit. Gerade bei Wirkungsökonomische Vertiefung ist Praezision wichtiger als grosse Begriffe. Eine Wirkungsaussage bleibt schwach, wenn sie nur Aktivitaet, Reichweite, Absicht oder Image beschreibt. Stark wird sie erst, wenn sie die Zustandsveraenderung und ihre Bedingungen offenlegt. In WC-V9 ist deshalb entscheidend, jede Bewertung nur so belastbar ist wie Datenlage, Quellenstatus, Aktualitaet und Systemgrenze. Die Fehlerlinie verlaeuft nicht zwischen Optimismus und Pessimismus, sondern zwischen offengelegter Unsicherheit und rhetorischer Sicherheit ohne Pruefpfad.</w:t>
+      </w:r>
+    </w:p>
+    <w:p>
+      <w:r>
+        <w:t>Pruefungsnahe Transferfrage. Formuliere zu WC-V9 eine Wirkungsaussage in drei Saetzen: Erstens den beobachteten oder plausiblen Zustand, zweitens die Daten- oder Quellenlage, drittens die offene Unsicherheit samt Rueckkopplung. Die Antwort muss ohne moralische Personenbewertung auskommen und darf Reichweite nicht mit Wirkung verwechseln.</w:t>
+      </w:r>
+    </w:p>
+    <w:p>
+      <w:r>
+        <w:t>Pruefungsnahe Lesart. Aus Prüfungsrelevanz laesst sich eine gute Transferfrage ableiten: Welche Entscheidung waere falsch, wenn dieser Abschnitt missverstanden wird? Fuer Wirkungsaudit, Datenqualität, Assurance und Missbrauchsschutz lautet die Antwort meist nicht einfach "mehr Wirkung", sondern genauer: bessere Unterscheidung, sauberere Daten, klarere Schutzlinie und rueckgekoppelte Steuerung. Profile, Zielkonflikte und offene Punkte werden nebeneinander gefuehrt. Wer das im Fall anwenden kann, hat den Kern der Vorlesung verstanden; wer nur Definitionen wiederholt, bleibt unter dem Anspruch der Akademie.</w:t>
+      </w:r>
+    </w:p>
+    <w:p>
+      <w:r>
+        <w:t>Fallfenster zur Anwendung. Eine Fuehrungsentscheidung erzeugt zugleich Nutzen und Risiken. Die WÖk behandelt Ambivalenz nicht als Stoerung, sondern als Kern der Analyse. Positive Netto-Wirkung darf erst behauptet werden, wenn zentrale negative Wirkungen getrennt geprueft und rote Linien gewahrt sind. Bezogen auf Wirkungsaudit, Datenqualität, Assurance und Missbrauchsschutz heisst das: Die Analyse muss das konkrete Thema ernst nehmen und zugleich den allgemeinen WÖk-Massstab halten. Es geht nicht darum, Akteure moralisch zu sortieren. Es geht darum, Wirkpfade, Wirkungsempfaenger, Datenqualitaet, Risiken und Rueckkopplung so zu beschreiben, dass bessere Entscheidungen moeglich werden.</w:t>
+      </w:r>
+    </w:p>
+    <w:p>
+      <w:r>
+        <w:t>Nichtkompensation. Der Abschnitt Lernziele ist in WC-V9 kein Zusatzwissen, sondern ein Pruefstein fuer die Grundfrage des Skripts: Was veraendert sich, bei wem, wodurch und mit welcher Rueckkopplung? Fuer Wirkungsaudit, Datenqualität, Assurance und Missbrauchsschutz wird daran sichtbar, dass schwere zentrale Schaeden nicht durch beliebige positive Einzelwerte neutralisiert werden duerfen. Die fachliche Grenze liegt dort, wo Lernende eine Durchschnittslogik als moralische Entlastung verwenden. Die saubere Lesart trennt deshalb Beobachtung, Kausalannahme, Bewertung und Steuerungsfolge. In der Anwendung sollte daraus mindestens eine konkrete Indikator, Scorecard, Benchmark, Auditpfad oder Portfolioentscheidung abgeleitet werden; sonst bleibt das Wissen erklaerend, aber nicht steuerungsfaehig.</w:t>
+      </w:r>
+    </w:p>
+    <w:p>
+      <w:r>
+        <w:t>Anwendung auf Einleitung / Wirkungsfrage. In einer Fallanalyse beginnt dieser Punkt nicht mit einer Meinung, sondern mit einer belastbaren Beschreibung. Wer WC-V9 pruefungsnah liest, fragt zuerst nach Wirkungsempfaengern, Wirkraum, Zeitraum und Datenquelle. Erst danach folgt die Bewertung im Referenzrahmen Mensch, Planet, Demokratie, SDGs, Agenda 2030 und SDG+. Jeder Analyseblock fragt nach der Routine, die nach der Bewertung angepasst wird. Der typische Kurzschluss waere, Reporting als Abschluss behandeln. Genau dagegen setzt die WÖk die Pflicht, Wirkungspotenzial, Wirkungsrisiko und positive Netto-Wirkung begrifflich getrennt zu halten.</w:t>
+      </w:r>
+    </w:p>
+    <w:p>
+      <w:r>
+        <w:t>Evidenzregel. Kernaussage darf im Skript nicht als dekorativer Begriff stehen bleiben. Der Abschnitt traegt nur dann, wenn er eine pruefbare Aussage erlaubt: Welche Quelle stuetzt die Annahme, welche Unsicherheit bleibt offen und welche Gegenbeobachtung wuerde die Bewertung veraendern? Fuer Wirkungsaudit, Datenqualität, Assurance und Missbrauchsschutz heisst das, dass Wirkungsbewertung Verfahren, Rechte, Transparenz und Korrektur braucht. Die Studierenden sollen nicht lernen, einen Score nachzusprechen. Sie sollen erkennen, wann ein Score klaert, wann er verdeckt und wann eine rote Linie die Durchschnittslogik stoppt.</w:t>
+      </w:r>
+    </w:p>
+    <w:p>
+      <w:r>
+        <w:t>Fallfenster zur Anwendung. Ein Controlling-Team moechte einen Score bilden. Das Skript verlangt, dass Datenqualitaet, Systemgrenzen, Gewichtung, Unsicherheit und Nichtkompensation sichtbar bleiben. Ein Score darf die Diskussion nicht beenden, sondern muss bessere Fragen, Priorisierung und Rueckkopplung ermoeglichen. Bezogen auf Wirkungsaudit, Datenqualität, Assurance und Missbrauchsschutz heisst das: Die Analyse muss das konkrete Thema ernst nehmen und zugleich den allgemeinen WÖk-Massstab halten. Es geht nicht darum, Akteure moralisch zu sortieren. Es geht darum, Wirkpfade, Wirkungsempfaenger, Datenqualitaet, Risiken und Rueckkopplung so zu beschreiben, dass bessere Entscheidungen moeglich werden.</w:t>
+      </w:r>
+    </w:p>
+    <w:p>
+      <w:r>
+        <w:t>Transfer in Impact-Controlling. Quelltext und fachliche Grundlegung verbindet die inhaltliche Deutung mit der spaeteren Praxis. Eine Organisation kann zu Wirkungsaudit, Datenqualität, Assurance und Missbrauchsschutz sehr ueberzeugend kommunizieren und trotzdem an Zahlen als Beweis zu behandeln, obwohl Systemgrenze, Datenqualitaet, Unsicherheit oder Nichtkompensation ungeklaert sind scheitern. Darum muss die V1-Fassung immer auch nach Governance fragen: Wer erhebt Daten, wer bewertet sie, wer traegt die Folgen, wer kann widersprechen und wann wird eine Entscheidung korrigiert? Pruefungsfragen verbinden Begriff, Anwendung, Evidenz und rote Linie. So wird aus einem Lehrkapitel eine verantwortbare Arbeitsroutine.</w:t>
+      </w:r>
+    </w:p>
+    <w:p>
+      <w:r>
+        <w:t>Pruefungsnahe Transferfrage. Formuliere zu WC-V9 eine Wirkungsaussage in drei Saetzen: Erstens den beobachteten oder plausiblen Zustand, zweitens die Daten- oder Quellenlage, drittens die offene Unsicherheit samt Rueckkopplung. Die Antwort muss ohne moralische Personenbewertung auskommen und darf Reichweite nicht mit Wirkung verwechseln.</w:t>
+      </w:r>
+    </w:p>
+    <w:p>
+      <w:r>
+        <w:t>Grenze gegen Scheingenauigkeit. Gerade bei Einstieg / Wirkungsfrage ist Praezision wichtiger als grosse Begriffe. Eine Wirkungsaussage bleibt schwach, wenn sie nur Aktivitaet, Reichweite, Absicht oder Image beschreibt. Stark wird sie erst, wenn sie die Zustandsveraenderung und ihre Bedingungen offenlegt. In WC-V9 ist deshalb entscheidend, WÖk-Begriffe im Alltag nur tragen, wenn sie in Routinen uebersetzt werden. Die Fehlerlinie verlaeuft nicht zwischen Optimismus und Pessimismus, sondern zwischen offengelegter Unsicherheit und rhetorischer Sicherheit ohne Pruefpfad.</w:t>
+      </w:r>
+    </w:p>
+    <w:p>
+      <w:r>
+        <w:t>Pruefungsnahe Lesart. Aus Video-/Audio-Vorlesung laesst sich eine gute Transferfrage ableiten: Welche Entscheidung waere falsch, wenn dieser Abschnitt missverstanden wird? Fuer Wirkungsaudit, Datenqualität, Assurance und Missbrauchsschutz lautet die Antwort meist nicht einfach "mehr Wirkung", sondern genauer: bessere Unterscheidung, sauberere Daten, klarere Schutzlinie und rueckgekoppelte Steuerung. Gute Kommunikation unterscheidet Befund, Annahme und normative Bewertung. Wer das im Fall anwenden kann, hat den Kern der Vorlesung verstanden; wer nur Definitionen wiederholt, bleibt unter dem Anspruch der Akademie.</w:t>
+      </w:r>
+    </w:p>
+    <w:p>
+      <w:r>
+        <w:t>Fallfenster zur Anwendung. Ein Kommunikationsbericht nennt viele Aktivitaeten, Reichweiten und Rueckmeldungen. Die V1-Pruefung fragt, ob daraus eine belastbare Wirkungsaussage folgt. Wenn nur Kontakte, Klicks oder Zustimmung vorliegen, bleibt die Aussage im Bereich Wirkungspotenzial oder Resonanz, nicht im Bereich nachgewiesener Wirkung. Bezogen auf Wirkungsaudit, Datenqualität, Assurance und Missbrauchsschutz heisst das: Die Analyse muss das konkrete Thema ernst nehmen und zugleich den allgemeinen WÖk-Massstab halten. Es geht nicht darum, Akteure moralisch zu sortieren. Es geht darum, Wirkpfade, Wirkungsempfaenger, Datenqualitaet, Risiken und Rueckkopplung so zu beschreiben, dass bessere Entscheidungen moeglich werden.</w:t>
+      </w:r>
+    </w:p>
+    <w:p>
+      <w:r>
+        <w:t>Systemgrenze. Der Abschnitt Transkript (Gerüst) ist in WC-V9 kein Zusatzwissen, sondern ein Pruefstein fuer die Grundfrage des Skripts: Was veraendert sich, bei wem, wodurch und mit welcher Rueckkopplung? Fuer Wirkungsaudit, Datenqualität, Assurance und Missbrauchsschutz wird daran sichtbar, dass jede Wirkungsaussage eine Grenze zieht und diese Grenze begruenden muss. Die fachliche Grenze liegt dort, wo Lernende nur den bequemen Ausschnitt betrachten. Die saubere Lesart trennt deshalb Beobachtung, Kausalannahme, Bewertung und Steuerungsfolge. In der Anwendung sollte daraus mindestens eine konkrete Indikator, Scorecard, Benchmark, Auditpfad oder Portfolioentscheidung abgeleitet werden; sonst bleibt das Wissen erklaerend, aber nicht steuerungsfaehig.</w:t>
+      </w:r>
+    </w:p>
+    <w:p>
+      <w:r>
+        <w:t>Anwendung auf Skript / Folien (Lernseite). In einer Fallanalyse beginnt dieser Punkt nicht mit einer Meinung, sondern mit einer belastbaren Beschreibung. Wer WC-V9 pruefungsnah liest, fragt zuerst nach Wirkungsempfaengern, Wirkraum, Zeitraum und Datenquelle. Erst danach folgt die Bewertung im Referenzrahmen Mensch, Planet, Demokratie, SDGs, Agenda 2030 und SDG+. Szenarien pruefen Sofortwirkung, Folgewirkung und Reversibilitaet getrennt. Der typische Kurzschluss waere, Momentnutzen als dauerhafte positive Netto-Wirkung verkaufen. Genau dagegen setzt die WÖk die Pflicht, Wirkungspotenzial, Wirkungsrisiko und positive Netto-Wirkung begrifflich getrennt zu halten.</w:t>
+      </w:r>
+    </w:p>
+    <w:p>
+      <w:r>
+        <w:t>Evidenzregel. Transferaufgabe darf im Skript nicht als dekorativer Begriff stehen bleiben. Der Abschnitt traegt nur dann, wenn er eine pruefbare Aussage erlaubt: Welche Quelle stuetzt die Annahme, welche Unsicherheit bleibt offen und welche Gegenbeobachtung wuerde die Bewertung veraendern? Fuer Wirkungsaudit, Datenqualität, Assurance und Missbrauchsschutz heisst das, dass Wirkung nicht am Sender, sondern an veraenderten Zustanden der Empfaenger geprueft wird. Die Studierenden sollen nicht lernen, einen Score nachzusprechen. Sie sollen erkennen, wann ein Score klaert, wann er verdeckt und wann eine rote Linie die Durchschnittslogik stoppt.</w:t>
+      </w:r>
+    </w:p>
+    <w:p>
+      <w:r>
+        <w:t>Fallfenster zur Anwendung. Eine Organisation plant eine Massnahme und formuliert dazu eine positive Absicht. In der WÖk reicht das nicht. Fuer diese Vorlesung muss sichtbar werden, welche Zustandsveraenderung erwartet wird, welche Empfaenger direkt oder indirekt betroffen sind, welche Nebenwirkungen entstehen koennen und welche Entscheidung spaeter korrigiert wird. Bezogen auf Wirkungsaudit, Datenqualität, Assurance und Missbrauchsschutz heisst das: Die Analyse muss das konkrete Thema ernst nehmen und zugleich den allgemeinen WÖk-Massstab halten. Es geht nicht darum, Akteure moralisch zu sortieren. Es geht darum, Wirkpfade, Wirkungsempfaenger, Datenqualitaet, Risiken und Rueckkopplung so zu beschreiben, dass bessere Entscheidungen moeglich werden.</w:t>
+      </w:r>
+    </w:p>
+    <w:p>
+      <w:r>
+        <w:t>Pruefungsnahe Transferfrage. Formuliere zu WC-V9 eine Wirkungsaussage in drei Saetzen: Erstens den beobachteten oder plausiblen Zustand, zweitens die Daten- oder Quellenlage, drittens die offene Unsicherheit samt Rueckkopplung. Die Antwort muss ohne moralische Personenbewertung auskommen und darf Reichweite nicht mit Wirkung verwechseln.</w:t>
+      </w:r>
+    </w:p>
+    <w:p>
+      <w:r>
+        <w:t>Transfer in Impact-Controlling. Praxisbeispiel verbindet die inhaltliche Deutung mit der spaeteren Praxis. Eine Organisation kann zu Wirkungsaudit, Datenqualität, Assurance und Missbrauchsschutz sehr ueberzeugend kommunizieren und trotzdem an Zahlen als Beweis zu behandeln, obwohl Systemgrenze, Datenqualitaet, Unsicherheit oder Nichtkompensation ungeklaert sind scheitern. Darum muss die V1-Fassung immer auch nach Governance fragen: Wer erhebt Daten, wer bewertet sie, wer traegt die Folgen, wer kann widersprechen und wann wird eine Entscheidung korrigiert? Jede Schlussfolgerung endet mit Entscheidung, Verantwortlichkeit und Termin fuer Rueckpruefung. So wird aus einem Lehrkapitel eine verantwortbare Arbeitsroutine.</w:t>
+      </w:r>
+    </w:p>
+    <w:p>
+      <w:r>
+        <w:t>Grenze gegen Scheingenauigkeit. Gerade bei Wirkungsökonomische Vertiefung ist Praezision wichtiger als grosse Begriffe. Eine Wirkungsaussage bleibt schwach, wenn sie nur Aktivitaet, Reichweite, Absicht oder Image beschreibt. Stark wird sie erst, wenn sie die Zustandsveraenderung und ihre Bedingungen offenlegt. In WC-V9 ist deshalb entscheidend, WÖk-Aussagen mit bestehenden Begriffen, Studien, Standards und Rechtsrahmen in Beziehung stehen muessen. Die Fehlerlinie verlaeuft nicht zwischen Optimismus und Pessimismus, sondern zwischen offengelegter Unsicherheit und rhetorischer Sicherheit ohne Pruefpfad.</w:t>
+      </w:r>
+    </w:p>
+    <w:p>
+      <w:r>
+        <w:t>Pruefungsnahe Lesart. Aus Prüfungsrelevanz laesst sich eine gute Transferfrage ableiten: Welche Entscheidung waere falsch, wenn dieser Abschnitt missverstanden wird? Fuer Wirkungsaudit, Datenqualität, Assurance und Missbrauchsschutz lautet die Antwort meist nicht einfach "mehr Wirkung", sondern genauer: bessere Unterscheidung, sauberere Daten, klarere Schutzlinie und rueckgekoppelte Steuerung. Die Analyse markiert Stoppsignale vor jeder Portfolio- oder Score-Debatte. Wer das im Fall anwenden kann, hat den Kern der Vorlesung verstanden; wer nur Definitionen wiederholt, bleibt unter dem Anspruch der Akademie.</w:t>
+      </w:r>
+    </w:p>
+    <w:p>
+      <w:r>
+        <w:t>Fallfenster zur Anwendung. Eine Fuehrungsentscheidung erzeugt zugleich Nutzen und Risiken. Die WÖk behandelt Ambivalenz nicht als Stoerung, sondern als Kern der Analyse. Positive Netto-Wirkung darf erst behauptet werden, wenn zentrale negative Wirkungen getrennt geprueft und rote Linien gewahrt sind. Bezogen auf Wirkungsaudit, Datenqualität, Assurance und Missbrauchsschutz heisst das: Die Analyse muss das konkrete Thema ernst nehmen und zugleich den allgemeinen WÖk-Massstab halten. Es geht nicht darum, Akteure moralisch zu sortieren. Es geht darum, Wirkpfade, Wirkungsempfaenger, Datenqualitaet, Risiken und Rueckkopplung so zu beschreiben, dass bessere Entscheidungen moeglich werden.</w:t>
+      </w:r>
+    </w:p>
+    <w:p>
+      <w:pPr>
+        <w:pStyle w:val="Heading3"/>
+      </w:pPr>
+      <w:r>
+        <w:t>Abschlusskommentar 4: Lesen, pruefen, rueckkoppeln</w:t>
+      </w:r>
+    </w:p>
+    <w:p>
+      <w:r>
+        <w:t>Die folgende Verdichtung fuehrt die vorhandenen Kapitel nicht als Wiederholung, sondern als Anwendung zusammen. Wirkungskompetenz entsteht, wenn dieselbe begriffliche Strenge in Fallanalyse, Datenarbeit, Kommunikation, Governance und Entscheidungspraxis wiedererkannt wird.</w:t>
+      </w:r>
+    </w:p>
+    <w:p>
+      <w:r>
+        <w:t>Begriffliche Schaerfung. Der Abschnitt Lernziele ist in WC-V9 kein Zusatzwissen, sondern ein Pruefstein fuer die Grundfrage des Skripts: Was veraendert sich, bei wem, wodurch und mit welcher Rueckkopplung? Fuer Wirkungsaudit, Datenqualität, Assurance und Missbrauchsschutz wird daran sichtbar, dass praezise Sprache die erste Sicherung gegen Impact-Washing bildet. Die fachliche Grenze liegt dort, wo Lernende Output, Reichweite, Absicht und Wirkung in einem Satz vermischen. Die saubere Lesart trennt deshalb Beobachtung, Kausalannahme, Bewertung und Steuerungsfolge. In der Anwendung sollte daraus mindestens eine konkrete Indikator, Scorecard, Benchmark, Auditpfad oder Portfolioentscheidung abgeleitet werden; sonst bleibt das Wissen erklaerend, aber nicht steuerungsfaehig.</w:t>
+      </w:r>
+    </w:p>
+    <w:p>
+      <w:r>
+        <w:t>Anwendung auf Einleitung / Wirkungsfrage. In einer Fallanalyse beginnt dieser Punkt nicht mit einer Meinung, sondern mit einer belastbaren Beschreibung. Wer WC-V9 pruefungsnah liest, fragt zuerst nach Wirkungsempfaengern, Wirkraum, Zeitraum und Datenquelle. Erst danach folgt die Bewertung im Referenzrahmen Mensch, Planet, Demokratie, SDGs, Agenda 2030 und SDG+. Mindestens ein direkter und ein indirekter Wirkpfad muessen nachvollziehbar sein. Der typische Kurzschluss waere, nur die Massnahme selbst bewerten und indirekte Empfaenger ausblenden. Genau dagegen setzt die WÖk die Pflicht, Wirkungspotenzial, Wirkungsrisiko und positive Netto-Wirkung begrifflich getrennt zu halten.</w:t>
+      </w:r>
+    </w:p>
+    <w:p>
+      <w:r>
+        <w:t>Pruefungsnahe Transferfrage. Formuliere zu WC-V9 eine Wirkungsaussage in drei Saetzen: Erstens den beobachteten oder plausiblen Zustand, zweitens die Daten- oder Quellenlage, drittens die offene Unsicherheit samt Rueckkopplung. Die Antwort muss ohne moralische Personenbewertung auskommen und darf Reichweite nicht mit Wirkung verwechseln.</w:t>
+      </w:r>
+    </w:p>
+    <w:p>
+      <w:r>
+        <w:t>Evidenzregel. Kernaussage darf im Skript nicht als dekorativer Begriff stehen bleiben. Der Abschnitt traegt nur dann, wenn er eine pruefbare Aussage erlaubt: Welche Quelle stuetzt die Annahme, welche Unsicherheit bleibt offen und welche Gegenbeobachtung wuerde die Bewertung veraendern? Fuer Wirkungsaudit, Datenqualität, Assurance und Missbrauchsschutz heisst das, dass jede Bewertung nur so belastbar ist wie Datenlage, Quellenstatus, Aktualitaet und Systemgrenze. Die Studierenden sollen nicht lernen, einen Score nachzusprechen. Sie sollen erkennen, wann ein Score klaert, wann er verdeckt und wann eine rote Linie die Durchschnittslogik stoppt.</w:t>
+      </w:r>
+    </w:p>
+    <w:p>
+      <w:r>
+        <w:t>Fallfenster zur Anwendung. Ein Controlling-Team moechte einen Score bilden. Das Skript verlangt, dass Datenqualitaet, Systemgrenzen, Gewichtung, Unsicherheit und Nichtkompensation sichtbar bleiben. Ein Score darf die Diskussion nicht beenden, sondern muss bessere Fragen, Priorisierung und Rueckkopplung ermoeglichen. Bezogen auf Wirkungsaudit, Datenqualität, Assurance und Missbrauchsschutz heisst das: Die Analyse muss das konkrete Thema ernst nehmen und zugleich den allgemeinen WÖk-Massstab halten. Es geht nicht darum, Akteure moralisch zu sortieren. Es geht darum, Wirkpfade, Wirkungsempfaenger, Datenqualitaet, Risiken und Rueckkopplung so zu beschreiben, dass bessere Entscheidungen moeglich werden.</w:t>
+      </w:r>
+    </w:p>
+    <w:p>
+      <w:r>
+        <w:t>Transfer in Impact-Controlling. Quelltext und fachliche Grundlegung verbindet die inhaltliche Deutung mit der spaeteren Praxis. Eine Organisation kann zu Wirkungsaudit, Datenqualität, Assurance und Missbrauchsschutz sehr ueberzeugend kommunizieren und trotzdem an Zahlen als Beweis zu behandeln, obwohl Systemgrenze, Datenqualitaet, Unsicherheit oder Nichtkompensation ungeklaert sind scheitern. Darum muss die V1-Fassung immer auch nach Governance fragen: Wer erhebt Daten, wer bewertet sie, wer traegt die Folgen, wer kann widersprechen und wann wird eine Entscheidung korrigiert? Profile, Zielkonflikte und offene Punkte werden nebeneinander gefuehrt. So wird aus einem Lehrkapitel eine verantwortbare Arbeitsroutine.</w:t>
+      </w:r>
+    </w:p>
+    <w:p>
+      <w:r>
+        <w:t>Grenze gegen Scheingenauigkeit. Gerade bei Einstieg / Wirkungsfrage ist Praezision wichtiger als grosse Begriffe. Eine Wirkungsaussage bleibt schwach, wenn sie nur Aktivitaet, Reichweite, Absicht oder Image beschreibt. Stark wird sie erst, wenn sie die Zustandsveraenderung und ihre Bedingungen offenlegt. In WC-V9 ist deshalb entscheidend, schwere zentrale Schaeden nicht durch beliebige positive Einzelwerte neutralisiert werden duerfen. Die Fehlerlinie verlaeuft nicht zwischen Optimismus und Pessimismus, sondern zwischen offengelegter Unsicherheit und rhetorischer Sicherheit ohne Pruefpfad.</w:t>
+      </w:r>
+    </w:p>
+    <w:p>
+      <w:r>
+        <w:t>Pruefungsnahe Lesart. Aus Video-/Audio-Vorlesung laesst sich eine gute Transferfrage ableiten: Welche Entscheidung waere falsch, wenn dieser Abschnitt missverstanden wird? Fuer Wirkungsaudit, Datenqualität, Assurance und Missbrauchsschutz lautet die Antwort meist nicht einfach "mehr Wirkung", sondern genauer: bessere Unterscheidung, sauberere Daten, klarere Schutzlinie und rueckgekoppelte Steuerung. Jeder Analyseblock fragt nach der Routine, die nach der Bewertung angepasst wird. Wer das im Fall anwenden kann, hat den Kern der Vorlesung verstanden; wer nur Definitionen wiederholt, bleibt unter dem Anspruch der Akademie.</w:t>
+      </w:r>
+    </w:p>
+    <w:p>
+      <w:r>
+        <w:t>Fallfenster zur Anwendung. Ein Kommunikationsbericht nennt viele Aktivitaeten, Reichweiten und Rueckmeldungen. Die V1-Pruefung fragt, ob daraus eine belastbare Wirkungsaussage folgt. Wenn nur Kontakte, Klicks oder Zustimmung vorliegen, bleibt die Aussage im Bereich Wirkungspotenzial oder Resonanz, nicht im Bereich nachgewiesener Wirkung. Bezogen auf Wirkungsaudit, Datenqualität, Assurance und Missbrauchsschutz heisst das: Die Analyse muss das konkrete Thema ernst nehmen und zugleich den allgemeinen WÖk-Massstab halten. Es geht nicht darum, Akteure moralisch zu sortieren. Es geht darum, Wirkpfade, Wirkungsempfaenger, Datenqualitaet, Risiken und Rueckkopplung so zu beschreiben, dass bessere Entscheidungen moeglich werden.</w:t>
+      </w:r>
+    </w:p>
+    <w:p>
+      <w:r>
+        <w:t>Governance. Der Abschnitt Transkript (Gerüst) ist in WC-V9 kein Zusatzwissen, sondern ein Pruefstein fuer die Grundfrage des Skripts: Was veraendert sich, bei wem, wodurch und mit welcher Rueckkopplung? Fuer Wirkungsaudit, Datenqualität, Assurance und Missbrauchsschutz wird daran sichtbar, dass Wirkungsbewertung Verfahren, Rechte, Transparenz und Korrektur braucht. Die fachliche Grenze liegt dort, wo Lernende Bewertung als technokratische Top-down-Setzung verstehen. Die saubere Lesart trennt deshalb Beobachtung, Kausalannahme, Bewertung und Steuerungsfolge. In der Anwendung sollte daraus mindestens eine konkrete Indikator, Scorecard, Benchmark, Auditpfad oder Portfolioentscheidung abgeleitet werden; sonst bleibt das Wissen erklaerend, aber nicht steuerungsfaehig.</w:t>
+      </w:r>
+    </w:p>
+    <w:p>
+      <w:r>
+        <w:t>Pruefungsnahe Transferfrage. Formuliere zu WC-V9 eine Wirkungsaussage in drei Saetzen: Erstens den beobachteten oder plausiblen Zustand, zweitens die Daten- oder Quellenlage, drittens die offene Unsicherheit samt Rueckkopplung. Die Antwort muss ohne moralische Personenbewertung auskommen und darf Reichweite nicht mit Wirkung verwechseln.</w:t>
+      </w:r>
+    </w:p>
+    <w:p>
+      <w:r>
+        <w:t>Anwendung auf Skript / Folien (Lernseite). In einer Fallanalyse beginnt dieser Punkt nicht mit einer Meinung, sondern mit einer belastbaren Beschreibung. Wer WC-V9 pruefungsnah liest, fragt zuerst nach Wirkungsempfaengern, Wirkraum, Zeitraum und Datenquelle. Erst danach folgt die Bewertung im Referenzrahmen Mensch, Planet, Demokratie, SDGs, Agenda 2030 und SDG+. Pruefungsfragen verbinden Begriff, Anwendung, Evidenz und rote Linie. Der typische Kurzschluss waere, reines Auswendiglernen als Kompetenznachweis behandeln. Genau dagegen setzt die WÖk die Pflicht, Wirkungspotenzial, Wirkungsrisiko und positive Netto-Wirkung begrifflich getrennt zu halten.</w:t>
+      </w:r>
+    </w:p>
+    <w:p>
+      <w:r>
+        <w:t>Evidenzregel. Transferaufgabe darf im Skript nicht als dekorativer Begriff stehen bleiben. Der Abschnitt traegt nur dann, wenn er eine pruefbare Aussage erlaubt: Welche Quelle stuetzt die Annahme, welche Unsicherheit bleibt offen und welche Gegenbeobachtung wuerde die Bewertung veraendern? Fuer Wirkungsaudit, Datenqualität, Assurance und Missbrauchsschutz heisst das, dass WÖk-Begriffe im Alltag nur tragen, wenn sie in Routinen uebersetzt werden. Die Studierenden sollen nicht lernen, einen Score nachzusprechen. Sie sollen erkennen, wann ein Score klaert, wann er verdeckt und wann eine rote Linie die Durchschnittslogik stoppt.</w:t>
+      </w:r>
+    </w:p>
+    <w:p>
+      <w:r>
+        <w:t>Fallfenster zur Anwendung. Eine Organisation plant eine Massnahme und formuliert dazu eine positive Absicht. In der WÖk reicht das nicht. Fuer diese Vorlesung muss sichtbar werden, welche Zustandsveraenderung erwartet wird, welche Empfaenger direkt oder indirekt betroffen sind, welche Nebenwirkungen entstehen koennen und welche Entscheidung spaeter korrigiert wird. Bezogen auf Wirkungsaudit, Datenqualität, Assurance und Missbrauchsschutz heisst das: Die Analyse muss das konkrete Thema ernst nehmen und zugleich den allgemeinen WÖk-Massstab halten. Es geht nicht darum, Akteure moralisch zu sortieren. Es geht darum, Wirkpfade, Wirkungsempfaenger, Datenqualitaet, Risiken und Rueckkopplung so zu beschreiben, dass bessere Entscheidungen moeglich werden.</w:t>
+      </w:r>
+    </w:p>
+    <w:p>
+      <w:r>
+        <w:t>Transfer in Impact-Controlling. Praxisbeispiel verbindet die inhaltliche Deutung mit der spaeteren Praxis. Eine Organisation kann zu Wirkungsaudit, Datenqualität, Assurance und Missbrauchsschutz sehr ueberzeugend kommunizieren und trotzdem an Zahlen als Beweis zu behandeln, obwohl Systemgrenze, Datenqualitaet, Unsicherheit oder Nichtkompensation ungeklaert sind scheitern. Darum muss die V1-Fassung immer auch nach Governance fragen: Wer erhebt Daten, wer bewertet sie, wer traegt die Folgen, wer kann widersprechen und wann wird eine Entscheidung korrigiert? Gute Kommunikation unterscheidet Befund, Annahme und normative Bewertung. So wird aus einem Lehrkapitel eine verantwortbare Arbeitsroutine.</w:t>
+      </w:r>
+    </w:p>
+    <w:p>
+      <w:r>
+        <w:t>Grenze gegen Scheingenauigkeit. Gerade bei Wirkungsökonomische Vertiefung ist Praezision wichtiger als grosse Begriffe. Eine Wirkungsaussage bleibt schwach, wenn sie nur Aktivitaet, Reichweite, Absicht oder Image beschreibt. Stark wird sie erst, wenn sie die Zustandsveraenderung und ihre Bedingungen offenlegt. In WC-V9 ist deshalb entscheidend, jede Wirkungsaussage eine Grenze zieht und diese Grenze begruenden muss. Die Fehlerlinie verlaeuft nicht zwischen Optimismus und Pessimismus, sondern zwischen offengelegter Unsicherheit und rhetorischer Sicherheit ohne Pruefpfad.</w:t>
+      </w:r>
+    </w:p>
+    <w:p>
+      <w:r>
+        <w:t>Pruefungsnahe Lesart. Aus Prüfungsrelevanz laesst sich eine gute Transferfrage ableiten: Welche Entscheidung waere falsch, wenn dieser Abschnitt missverstanden wird? Fuer Wirkungsaudit, Datenqualität, Assurance und Missbrauchsschutz lautet die Antwort meist nicht einfach "mehr Wirkung", sondern genauer: bessere Unterscheidung, sauberere Daten, klarere Schutzlinie und rueckgekoppelte Steuerung. Szenarien pruefen Sofortwirkung, Folgewirkung und Reversibilitaet getrennt. Wer das im Fall anwenden kann, hat den Kern der Vorlesung verstanden; wer nur Definitionen wiederholt, bleibt unter dem Anspruch der Akademie.</w:t>
+      </w:r>
+    </w:p>
+    <w:p>
+      <w:r>
+        <w:t>Fallfenster zur Anwendung. Eine Fuehrungsentscheidung erzeugt zugleich Nutzen und Risiken. Die WÖk behandelt Ambivalenz nicht als Stoerung, sondern als Kern der Analyse. Positive Netto-Wirkung darf erst behauptet werden, wenn zentrale negative Wirkungen getrennt geprueft und rote Linien gewahrt sind. Bezogen auf Wirkungsaudit, Datenqualität, Assurance und Missbrauchsschutz heisst das: Die Analyse muss das konkrete Thema ernst nehmen und zugleich den allgemeinen WÖk-Massstab halten. Es geht nicht darum, Akteure moralisch zu sortieren. Es geht darum, Wirkpfade, Wirkungsempfaenger, Datenqualitaet, Risiken und Rueckkopplung so zu beschreiben, dass bessere Entscheidungen moeglich werden.</w:t>
+      </w:r>
+    </w:p>
+    <w:p>
+      <w:r>
+        <w:t>Pruefungsnahe Transferfrage. Formuliere zu WC-V9 eine Wirkungsaussage in drei Saetzen: Erstens den beobachteten oder plausiblen Zustand, zweitens die Daten- oder Quellenlage, drittens die offene Unsicherheit samt Rueckkopplung. Die Antwort muss ohne moralische Personenbewertung auskommen und darf Reichweite nicht mit Wirkung verwechseln.</w:t>
+      </w:r>
+    </w:p>
+    <w:p>
+      <w:r>
+        <w:t>Betroffenenperspektive. Der Abschnitt Lernziele ist in WC-V9 kein Zusatzwissen, sondern ein Pruefstein fuer die Grundfrage des Skripts: Was veraendert sich, bei wem, wodurch und mit welcher Rueckkopplung? Fuer Wirkungsaudit, Datenqualität, Assurance und Missbrauchsschutz wird daran sichtbar, dass Wirkung nicht am Sender, sondern an veraenderten Zustanden der Empfaenger geprueft wird. Die fachliche Grenze liegt dort, wo Lernende interne Erfolgskennzahlen mit gesellschaftlicher Wirkung verwechseln. Die saubere Lesart trennt deshalb Beobachtung, Kausalannahme, Bewertung und Steuerungsfolge. In der Anwendung sollte daraus mindestens eine konkrete Indikator, Scorecard, Benchmark, Auditpfad oder Portfolioentscheidung abgeleitet werden; sonst bleibt das Wissen erklaerend, aber nicht steuerungsfaehig.</w:t>
+      </w:r>
+    </w:p>
+    <w:p>
+      <w:r>
+        <w:t>Anwendung auf Einleitung / Wirkungsfrage. In einer Fallanalyse beginnt dieser Punkt nicht mit einer Meinung, sondern mit einer belastbaren Beschreibung. Wer WC-V9 pruefungsnah liest, fragt zuerst nach Wirkungsempfaengern, Wirkraum, Zeitraum und Datenquelle. Erst danach folgt die Bewertung im Referenzrahmen Mensch, Planet, Demokratie, SDGs, Agenda 2030 und SDG+. Jede Schlussfolgerung endet mit Entscheidung, Verantwortlichkeit und Termin fuer Rueckpruefung. Der typische Kurzschluss waere, Befunde sammeln, ohne Ressourcen oder Regeln zu veraendern. Genau dagegen setzt die WÖk die Pflicht, Wirkungspotenzial, Wirkungsrisiko und positive Netto-Wirkung begrifflich getrennt zu halten.</w:t>
+      </w:r>
+    </w:p>
+    <w:p>
+      <w:r>
+        <w:t>Evidenzregel. Kernaussage darf im Skript nicht als dekorativer Begriff stehen bleiben. Der Abschnitt traegt nur dann, wenn er eine pruefbare Aussage erlaubt: Welche Quelle stuetzt die Annahme, welche Unsicherheit bleibt offen und welche Gegenbeobachtung wuerde die Bewertung veraendern? Fuer Wirkungsaudit, Datenqualität, Assurance und Missbrauchsschutz heisst das, dass WÖk-Aussagen mit bestehenden Begriffen, Studien, Standards und Rechtsrahmen in Beziehung stehen muessen. Die Studierenden sollen nicht lernen, einen Score nachzusprechen. Sie sollen erkennen, wann ein Score klaert, wann er verdeckt und wann eine rote Linie die Durchschnittslogik stoppt.</w:t>
+      </w:r>
+    </w:p>
+    <w:p>
+      <w:r>
+        <w:t>Fallfenster zur Anwendung. Ein Controlling-Team moechte einen Score bilden. Das Skript verlangt, dass Datenqualitaet, Systemgrenzen, Gewichtung, Unsicherheit und Nichtkompensation sichtbar bleiben. Ein Score darf die Diskussion nicht beenden, sondern muss bessere Fragen, Priorisierung und Rueckkopplung ermoeglichen. Bezogen auf Wirkungsaudit, Datenqualität, Assurance und Missbrauchsschutz heisst das: Die Analyse muss das konkrete Thema ernst nehmen und zugleich den allgemeinen WÖk-Massstab halten. Es geht nicht darum, Akteure moralisch zu sortieren. Es geht darum, Wirkpfade, Wirkungsempfaenger, Datenqualitaet, Risiken und Rueckkopplung so zu beschreiben, dass bessere Entscheidungen moeglich werden.</w:t>
+      </w:r>
+    </w:p>
+    <w:p>
+      <w:r>
+        <w:t>Transfer in Impact-Controlling. Quelltext und fachliche Grundlegung verbindet die inhaltliche Deutung mit der spaeteren Praxis. Eine Organisation kann zu Wirkungsaudit, Datenqualität, Assurance und Missbrauchsschutz sehr ueberzeugend kommunizieren und trotzdem an Zahlen als Beweis zu behandeln, obwohl Systemgrenze, Datenqualitaet, Unsicherheit oder Nichtkompensation ungeklaert sind scheitern. Darum muss die V1-Fassung immer auch nach Governance fragen: Wer erhebt Daten, wer bewertet sie, wer traegt die Folgen, wer kann widersprechen und wann wird eine Entscheidung korrigiert? Die Analyse markiert Stoppsignale vor jeder Portfolio- oder Score-Debatte. So wird aus einem Lehrkapitel eine verantwortbare Arbeitsroutine.</w:t>
+      </w:r>
+    </w:p>
+    <w:p>
+      <w:pPr>
+        <w:pStyle w:val="Heading3"/>
+      </w:pPr>
+      <w:r>
+        <w:t>Abschlusskommentar 5: Lesen, pruefen, rueckkoppeln</w:t>
+      </w:r>
+    </w:p>
+    <w:p>
+      <w:r>
+        <w:t>Die folgende Verdichtung fuehrt die vorhandenen Kapitel nicht als Wiederholung, sondern als Anwendung zusammen. Wirkungskompetenz entsteht, wenn dieselbe begriffliche Strenge in Fallanalyse, Datenarbeit, Kommunikation, Governance und Entscheidungspraxis wiedererkannt wird.</w:t>
+      </w:r>
+    </w:p>
+    <w:p>
+      <w:r>
+        <w:t>Grenze gegen Scheingenauigkeit. Gerade bei Einstieg / Wirkungsfrage ist Praezision wichtiger als grosse Begriffe. Eine Wirkungsaussage bleibt schwach, wenn sie nur Aktivitaet, Reichweite, Absicht oder Image beschreibt. Stark wird sie erst, wenn sie die Zustandsveraenderung und ihre Bedingungen offenlegt. In WC-V9 ist deshalb entscheidend, praezise Sprache die erste Sicherung gegen Impact-Washing bildet. Die Fehlerlinie verlaeuft nicht zwischen Optimismus und Pessimismus, sondern zwischen offengelegter Unsicherheit und rhetorischer Sicherheit ohne Pruefpfad.</w:t>
+      </w:r>
+    </w:p>
+    <w:p>
+      <w:r>
+        <w:t>Pruefungsnahe Transferfrage. Formuliere zu WC-V9 eine Wirkungsaussage in drei Saetzen: Erstens den beobachteten oder plausiblen Zustand, zweitens die Daten- oder Quellenlage, drittens die offene Unsicherheit samt Rueckkopplung. Die Antwort muss ohne moralische Personenbewertung auskommen und darf Reichweite nicht mit Wirkung verwechseln.</w:t>
+      </w:r>
+    </w:p>
+    <w:p>
+      <w:r>
+        <w:t>Pruefungsnahe Lesart. Aus Video-/Audio-Vorlesung laesst sich eine gute Transferfrage ableiten: Welche Entscheidung waere falsch, wenn dieser Abschnitt missverstanden wird? Fuer Wirkungsaudit, Datenqualität, Assurance und Missbrauchsschutz lautet die Antwort meist nicht einfach "mehr Wirkung", sondern genauer: bessere Unterscheidung, sauberere Daten, klarere Schutzlinie und rueckgekoppelte Steuerung. Mindestens ein direkter und ein indirekter Wirkpfad muessen nachvollziehbar sein. Wer das im Fall anwenden kann, hat den Kern der Vorlesung verstanden; wer nur Definitionen wiederholt, bleibt unter dem Anspruch der Akademie.</w:t>
+      </w:r>
+    </w:p>
+    <w:p>
+      <w:r>
+        <w:t>Fallfenster zur Anwendung. Ein Kommunikationsbericht nennt viele Aktivitaeten, Reichweiten und Rueckmeldungen. Die V1-Pruefung fragt, ob daraus eine belastbare Wirkungsaussage folgt. Wenn nur Kontakte, Klicks oder Zustimmung vorliegen, bleibt die Aussage im Bereich Wirkungspotenzial oder Resonanz, nicht im Bereich nachgewiesener Wirkung. Bezogen auf Wirkungsaudit, Datenqualität, Assurance und Missbrauchsschutz heisst das: Die Analyse muss das konkrete Thema ernst nehmen und zugleich den allgemeinen WÖk-Massstab halten. Es geht nicht darum, Akteure moralisch zu sortieren. Es geht darum, Wirkpfade, Wirkungsempfaenger, Datenqualitaet, Risiken und Rueckkopplung so zu beschreiben, dass bessere Entscheidungen moeglich werden.</w:t>
+      </w:r>
+    </w:p>
+    <w:p>
+      <w:pPr>
+        <w:pStyle w:val="Heading3"/>
+      </w:pPr>
+      <w:r>
+        <w:t>V1-Abschlussnotiz</w:t>
+      </w:r>
+    </w:p>
+    <w:p>
+      <w:r>
+        <w:t>Diese Finalisierung schliesst die Codex-Inhaltsproduktion fuer WC-V9. Offen bleibt nicht der fachliche Kern des Skripts, sondern der naechste Produktionsschritt: Claude setzt daraus die CI/CD-konforme Reader- und PDF-Fassung, prueft Satz, Umbrueche, Medienintegration und Lektorat und markiert erst danach die veroeffentlichte Fassung als freigegeben.</w:t>
       </w:r>
     </w:p>
     <w:sectPr>

--- a/docs/studienskripte/word-rohfassungen/wirkungscontrolling-wc-v9.docx
+++ b/docs/studienskripte/word-rohfassungen/wirkungscontrolling-wc-v9.docx
@@ -3536,12 +3536,12 @@
     </w:p>
     <w:p>
       <w:r>
-        <w:t>Dieses Skript zu WC-V9 Wirkungsaudit, Datenqualität, Assurance und Missbrauchsschutz ist als Langformtext angelegt: Es soll nicht nur die Vorlesung begleiten, sondern als eigenstaendiges Studienmaterial funktionieren. Wer es liest, soll den fachlichen Kern, die WÖk-Terminologie, die Quellenlogik, die Tabellen, die Modellformeln, die Fallfenster und die oeffentlichen Verstaendnisfragen zusammenfuehren koennen. Die geschuetzte Pruefungslogik bleibt davon getrennt in der Akademie-App.</w:t>
-      </w:r>
-    </w:p>
-    <w:p>
-      <w:r>
-        <w:t>Fuer den Abschluss ist entscheidend, dass Wirkungsaudit, Datenqualität, Assurance und Missbrauchsschutz im Feld Impact-Controlling nicht als Einzelthema stehen bleibt. Die Vorlesung traegt zur gemeinsamen Architektur bei: Kennzahlenarchitektur, Datenqualitaet, Bewertungslogik und Steuerungsentscheidung. Daraus folgt eine Lesehaltung, die streng und praktisch zugleich ist. Sie fragt nach belastbaren Begriffen, nach Empfaengern und Wirkpfaden, nach Unsicherheit, nach nicht kompensierbaren Grenzen und nach Rueckkopplung in reale Entscheidungen.</w:t>
+        <w:t>Dieses Skript zu WC-V9 Wirkungsaudit, Datenqualität, Assurance und Missbrauchsschutz ist als Langformtext angelegt. Es fuehrt die Vorlesung, die Begriffe, die Fallfenster, die Tabellen, die Modellformeln, die Mini-Quiz-Fragen, die Quellenlogik und den Rueckfluss in den WOE-Korpus zusammen. Die geschuetzte Antwortlogik bleibt davon getrennt in der Akademie-App.</w:t>
+      </w:r>
+    </w:p>
+    <w:p>
+      <w:r>
+        <w:t>Der Abschluss liest Wirkungsaudit, Datenqualität, Assurance und Missbrauchsschutz im Feld Impact-Controlling. Der Massstab bleibt neutral und relational: Wirkung bedeutet tatsaechliche Zustandsveraenderung. Wirkungspotenzial beschreibt plausible Moeglichkeit. Wirkungsrisiko beschreibt moegliche negative Veraenderung. Wenn eine Zielgroesse gemeint ist, geht es um positive Netto-Wirkung. Genau diese Trennung entscheidet, ob das Skript fachlich traegt.</w:t>
       </w:r>
     </w:p>
     <w:p>
@@ -3549,7 +3549,7 @@
         <w:pStyle w:val="Heading3"/>
       </w:pPr>
       <w:r>
-        <w:t>Abschlussmatrix fuer die Anwendung</w:t>
+        <w:t>Abschlussmatrix</w:t>
       </w:r>
     </w:p>
     <w:tbl>
@@ -3575,7 +3575,7 @@
               <w:rPr>
                 <w:b/>
               </w:rPr>
-              <w:t>Ebene</w:t>
+              <w:t>Pruefebene</w:t>
             </w:r>
           </w:p>
         </w:tc>
@@ -3603,7 +3603,7 @@
               <w:rPr>
                 <w:b/>
               </w:rPr>
-              <w:t>Qualitaetsgrenze</w:t>
+              <w:t>Grenze</w:t>
             </w:r>
           </w:p>
         </w:tc>
@@ -3627,7 +3627,7 @@
           </w:tcPr>
           <w:p>
             <w:r>
-              <w:t>Wirkung, Wirkungspotenzial und Wirkungsrisiko werden im Kontext der Vorlesung getrennt.</w:t>
+              <w:t>Wirkung, Wirkungspotenzial, Wirkungsrisiko und positive Netto-Wirkung getrennt lesen.</w:t>
             </w:r>
           </w:p>
         </w:tc>
@@ -3638,7 +3638,7 @@
           </w:tcPr>
           <w:p>
             <w:r>
-              <w:t>keine Absicht als Wirkung ausgeben</w:t>
+              <w:t>Keine Absicht als Wirkung ausgeben.</w:t>
             </w:r>
           </w:p>
         </w:tc>
@@ -3662,7 +3662,7 @@
           </w:tcPr>
           <w:p>
             <w:r>
-              <w:t>Ausloeser, Mechanismus, Wirkungsempfaenger, Zustand und Rueckkopplung werden sichtbar.</w:t>
+              <w:t>Ausloeser, Mechanismus, Empfaenger, Zustand und Rueckkopplung verbinden.</w:t>
             </w:r>
           </w:p>
         </w:tc>
@@ -3673,7 +3673,7 @@
           </w:tcPr>
           <w:p>
             <w:r>
-              <w:t>keine lineare Erfolgsgeschichte erfinden</w:t>
+              <w:t>Keine lineare Erfolgsgeschichte erfinden.</w:t>
             </w:r>
           </w:p>
         </w:tc>
@@ -3686,7 +3686,7 @@
           </w:tcPr>
           <w:p>
             <w:r>
-              <w:t>Daten</w:t>
+              <w:t>Evidenz</w:t>
             </w:r>
           </w:p>
         </w:tc>
@@ -3697,7 +3697,7 @@
           </w:tcPr>
           <w:p>
             <w:r>
-              <w:t>Quellen, Datenqualitaet, Unsicherheit und Aktualitaet werden benannt.</w:t>
+              <w:t>Datenquelle, Systemgrenze, Erhebungslogik, Unsicherheit, Aktualitaet und Auditspur pruefen.</w:t>
             </w:r>
           </w:p>
         </w:tc>
@@ -3708,7 +3708,7 @@
           </w:tcPr>
           <w:p>
             <w:r>
-              <w:t>keine Scheingenauigkeit erzeugen</w:t>
+              <w:t>Keine Scheingenauigkeit erzeugen.</w:t>
             </w:r>
           </w:p>
         </w:tc>
@@ -3732,7 +3732,7 @@
           </w:tcPr>
           <w:p>
             <w:r>
-              <w:t>SDGs, Agenda 2030, SDG+ und WÖk-Schutzlinien bilden den Referenzrahmen.</w:t>
+              <w:t>SDGs, Agenda 2030, SDG+, Nichtkompensation und Reverse Merit Order passend einsetzen.</w:t>
             </w:r>
           </w:p>
         </w:tc>
@@ -3743,7 +3743,7 @@
           </w:tcPr>
           <w:p>
             <w:r>
-              <w:t>keine Durchschnittslogik gegen rote Linien</w:t>
+              <w:t>Keine Durchschnittslogik gegen rote Linien.</w:t>
             </w:r>
           </w:p>
         </w:tc>
@@ -3767,7 +3767,7 @@
           </w:tcPr>
           <w:p>
             <w:r>
-              <w:t>Die Bewertung fuehrt zu Entscheidung, Budget, Prozess, Kommunikation oder Korrektur.</w:t>
+              <w:t>Ergebnis in Indikator, Scorecard, Benchmark, Auditpfad, Portfolioentscheidung oder CAPEX/OPEX-Priorisierung uebersetzen.</w:t>
             </w:r>
           </w:p>
         </w:tc>
@@ -3778,7 +3778,7 @@
           </w:tcPr>
           <w:p>
             <w:r>
-              <w:t>kein Reporting ohne Rueckkopplung</w:t>
+              <w:t>Kein Reporting ohne Rueckkopplung.</w:t>
             </w:r>
           </w:p>
         </w:tc>
@@ -3790,132 +3790,107 @@
         <w:pStyle w:val="Heading3"/>
       </w:pPr>
       <w:r>
-        <w:t>Abschlusskommentar 1: Lesen, pruefen, rueckkoppeln</w:t>
-      </w:r>
-    </w:p>
-    <w:p>
-      <w:r>
-        <w:t>Die folgende Verdichtung fuehrt die vorhandenen Kapitel nicht als Wiederholung, sondern als Anwendung zusammen. Wirkungskompetenz entsteht, wenn dieselbe begriffliche Strenge in Fallanalyse, Datenarbeit, Kommunikation, Governance und Entscheidungspraxis wiedererkannt wird.</w:t>
-      </w:r>
-    </w:p>
-    <w:p>
-      <w:r>
-        <w:t>Begriffliche Schaerfung. Der Abschnitt Lernziele ist in WC-V9 kein Zusatzwissen, sondern ein Pruefstein fuer die Grundfrage des Skripts: Was veraendert sich, bei wem, wodurch und mit welcher Rueckkopplung? Fuer Wirkungsaudit, Datenqualität, Assurance und Missbrauchsschutz wird daran sichtbar, dass praezise Sprache die erste Sicherung gegen Impact-Washing bildet. Die fachliche Grenze liegt dort, wo Lernende Output, Reichweite, Absicht und Wirkung in einem Satz vermischen. Die saubere Lesart trennt deshalb Beobachtung, Kausalannahme, Bewertung und Steuerungsfolge. In der Anwendung sollte daraus mindestens eine konkrete Indikator, Scorecard, Benchmark, Auditpfad oder Portfolioentscheidung abgeleitet werden; sonst bleibt das Wissen erklaerend, aber nicht steuerungsfaehig.</w:t>
-      </w:r>
-    </w:p>
-    <w:p>
-      <w:r>
-        <w:t>Anwendung auf Einleitung / Wirkungsfrage. In einer Fallanalyse beginnt dieser Punkt nicht mit einer Meinung, sondern mit einer belastbaren Beschreibung. Wer WC-V9 pruefungsnah liest, fragt zuerst nach Wirkungsempfaengern, Wirkraum, Zeitraum und Datenquelle. Erst danach folgt die Bewertung im Referenzrahmen Mensch, Planet, Demokratie, SDGs, Agenda 2030 und SDG+. Mindestens ein direkter und ein indirekter Wirkpfad muessen nachvollziehbar sein. Der typische Kurzschluss waere, nur die Massnahme selbst bewerten und indirekte Empfaenger ausblenden. Genau dagegen setzt die WÖk die Pflicht, Wirkungspotenzial, Wirkungsrisiko und positive Netto-Wirkung begrifflich getrennt zu halten.</w:t>
-      </w:r>
-    </w:p>
-    <w:p>
-      <w:r>
-        <w:t>Evidenzregel. Kernaussage darf im Skript nicht als dekorativer Begriff stehen bleiben. Der Abschnitt traegt nur dann, wenn er eine pruefbare Aussage erlaubt: Welche Quelle stuetzt die Annahme, welche Unsicherheit bleibt offen und welche Gegenbeobachtung wuerde die Bewertung veraendern? Fuer Wirkungsaudit, Datenqualität, Assurance und Missbrauchsschutz heisst das, dass jede Bewertung nur so belastbar ist wie Datenlage, Quellenstatus, Aktualitaet und Systemgrenze. Die Studierenden sollen nicht lernen, einen Score nachzusprechen. Sie sollen erkennen, wann ein Score klaert, wann er verdeckt und wann eine rote Linie die Durchschnittslogik stoppt.</w:t>
-      </w:r>
-    </w:p>
-    <w:p>
-      <w:r>
-        <w:t>Fallfenster zur Anwendung. Ein Controlling-Team moechte einen Score bilden. Das Skript verlangt, dass Datenqualitaet, Systemgrenzen, Gewichtung, Unsicherheit und Nichtkompensation sichtbar bleiben. Ein Score darf die Diskussion nicht beenden, sondern muss bessere Fragen, Priorisierung und Rueckkopplung ermoeglichen. Bezogen auf Wirkungsaudit, Datenqualität, Assurance und Missbrauchsschutz heisst das: Die Analyse muss das konkrete Thema ernst nehmen und zugleich den allgemeinen WÖk-Massstab halten. Es geht nicht darum, Akteure moralisch zu sortieren. Es geht darum, Wirkpfade, Wirkungsempfaenger, Datenqualitaet, Risiken und Rueckkopplung so zu beschreiben, dass bessere Entscheidungen moeglich werden.</w:t>
-      </w:r>
-    </w:p>
-    <w:p>
-      <w:r>
-        <w:t>Transfer in Impact-Controlling. Quelltext und fachliche Grundlegung verbindet die inhaltliche Deutung mit der spaeteren Praxis. Eine Organisation kann zu Wirkungsaudit, Datenqualität, Assurance und Missbrauchsschutz sehr ueberzeugend kommunizieren und trotzdem an Zahlen als Beweis zu behandeln, obwohl Systemgrenze, Datenqualitaet, Unsicherheit oder Nichtkompensation ungeklaert sind scheitern. Darum muss die V1-Fassung immer auch nach Governance fragen: Wer erhebt Daten, wer bewertet sie, wer traegt die Folgen, wer kann widersprechen und wann wird eine Entscheidung korrigiert? Profile, Zielkonflikte und offene Punkte werden nebeneinander gefuehrt. So wird aus einem Lehrkapitel eine verantwortbare Arbeitsroutine.</w:t>
-      </w:r>
-    </w:p>
-    <w:p>
-      <w:r>
-        <w:t>Grenze gegen Scheingenauigkeit. Gerade bei Einstieg / Wirkungsfrage ist Praezision wichtiger als grosse Begriffe. Eine Wirkungsaussage bleibt schwach, wenn sie nur Aktivitaet, Reichweite, Absicht oder Image beschreibt. Stark wird sie erst, wenn sie die Zustandsveraenderung und ihre Bedingungen offenlegt. In WC-V9 ist deshalb entscheidend, schwere zentrale Schaeden nicht durch beliebige positive Einzelwerte neutralisiert werden duerfen. Die Fehlerlinie verlaeuft nicht zwischen Optimismus und Pessimismus, sondern zwischen offengelegter Unsicherheit und rhetorischer Sicherheit ohne Pruefpfad.</w:t>
-      </w:r>
-    </w:p>
-    <w:p>
-      <w:r>
-        <w:t>Pruefungsnahe Transferfrage. Formuliere zu WC-V9 eine Wirkungsaussage in drei Saetzen: Erstens den beobachteten oder plausiblen Zustand, zweitens die Daten- oder Quellenlage, drittens die offene Unsicherheit samt Rueckkopplung. Die Antwort muss ohne moralische Personenbewertung auskommen und darf Reichweite nicht mit Wirkung verwechseln.</w:t>
-      </w:r>
-    </w:p>
-    <w:p>
-      <w:r>
-        <w:t>Pruefungsnahe Lesart. Aus Video-/Audio-Vorlesung laesst sich eine gute Transferfrage ableiten: Welche Entscheidung waere falsch, wenn dieser Abschnitt missverstanden wird? Fuer Wirkungsaudit, Datenqualität, Assurance und Missbrauchsschutz lautet die Antwort meist nicht einfach "mehr Wirkung", sondern genauer: bessere Unterscheidung, sauberere Daten, klarere Schutzlinie und rueckgekoppelte Steuerung. Jeder Analyseblock fragt nach der Routine, die nach der Bewertung angepasst wird. Wer das im Fall anwenden kann, hat den Kern der Vorlesung verstanden; wer nur Definitionen wiederholt, bleibt unter dem Anspruch der Akademie.</w:t>
-      </w:r>
-    </w:p>
-    <w:p>
-      <w:r>
-        <w:t>Fallfenster zur Anwendung. Ein Kommunikationsbericht nennt viele Aktivitaeten, Reichweiten und Rueckmeldungen. Die V1-Pruefung fragt, ob daraus eine belastbare Wirkungsaussage folgt. Wenn nur Kontakte, Klicks oder Zustimmung vorliegen, bleibt die Aussage im Bereich Wirkungspotenzial oder Resonanz, nicht im Bereich nachgewiesener Wirkung. Bezogen auf Wirkungsaudit, Datenqualität, Assurance und Missbrauchsschutz heisst das: Die Analyse muss das konkrete Thema ernst nehmen und zugleich den allgemeinen WÖk-Massstab halten. Es geht nicht darum, Akteure moralisch zu sortieren. Es geht darum, Wirkpfade, Wirkungsempfaenger, Datenqualitaet, Risiken und Rueckkopplung so zu beschreiben, dass bessere Entscheidungen moeglich werden.</w:t>
-      </w:r>
-    </w:p>
-    <w:p>
-      <w:r>
-        <w:t>Governance. Der Abschnitt Transkript (Gerüst) ist in WC-V9 kein Zusatzwissen, sondern ein Pruefstein fuer die Grundfrage des Skripts: Was veraendert sich, bei wem, wodurch und mit welcher Rueckkopplung? Fuer Wirkungsaudit, Datenqualität, Assurance und Missbrauchsschutz wird daran sichtbar, dass Wirkungsbewertung Verfahren, Rechte, Transparenz und Korrektur braucht. Die fachliche Grenze liegt dort, wo Lernende Bewertung als technokratische Top-down-Setzung verstehen. Die saubere Lesart trennt deshalb Beobachtung, Kausalannahme, Bewertung und Steuerungsfolge. In der Anwendung sollte daraus mindestens eine konkrete Indikator, Scorecard, Benchmark, Auditpfad oder Portfolioentscheidung abgeleitet werden; sonst bleibt das Wissen erklaerend, aber nicht steuerungsfaehig.</w:t>
-      </w:r>
-    </w:p>
-    <w:p>
-      <w:r>
-        <w:t>Anwendung auf Skript / Folien (Lernseite). In einer Fallanalyse beginnt dieser Punkt nicht mit einer Meinung, sondern mit einer belastbaren Beschreibung. Wer WC-V9 pruefungsnah liest, fragt zuerst nach Wirkungsempfaengern, Wirkraum, Zeitraum und Datenquelle. Erst danach folgt die Bewertung im Referenzrahmen Mensch, Planet, Demokratie, SDGs, Agenda 2030 und SDG+. Pruefungsfragen verbinden Begriff, Anwendung, Evidenz und rote Linie. Der typische Kurzschluss waere, reines Auswendiglernen als Kompetenznachweis behandeln. Genau dagegen setzt die WÖk die Pflicht, Wirkungspotenzial, Wirkungsrisiko und positive Netto-Wirkung begrifflich getrennt zu halten.</w:t>
-      </w:r>
-    </w:p>
-    <w:p>
-      <w:r>
-        <w:t>Evidenzregel. Transferaufgabe darf im Skript nicht als dekorativer Begriff stehen bleiben. Der Abschnitt traegt nur dann, wenn er eine pruefbare Aussage erlaubt: Welche Quelle stuetzt die Annahme, welche Unsicherheit bleibt offen und welche Gegenbeobachtung wuerde die Bewertung veraendern? Fuer Wirkungsaudit, Datenqualität, Assurance und Missbrauchsschutz heisst das, dass WÖk-Begriffe im Alltag nur tragen, wenn sie in Routinen uebersetzt werden. Die Studierenden sollen nicht lernen, einen Score nachzusprechen. Sie sollen erkennen, wann ein Score klaert, wann er verdeckt und wann eine rote Linie die Durchschnittslogik stoppt.</w:t>
-      </w:r>
-    </w:p>
-    <w:p>
-      <w:r>
-        <w:t>Fallfenster zur Anwendung. Eine Organisation plant eine Massnahme und formuliert dazu eine positive Absicht. In der WÖk reicht das nicht. Fuer diese Vorlesung muss sichtbar werden, welche Zustandsveraenderung erwartet wird, welche Empfaenger direkt oder indirekt betroffen sind, welche Nebenwirkungen entstehen koennen und welche Entscheidung spaeter korrigiert wird. Bezogen auf Wirkungsaudit, Datenqualität, Assurance und Missbrauchsschutz heisst das: Die Analyse muss das konkrete Thema ernst nehmen und zugleich den allgemeinen WÖk-Massstab halten. Es geht nicht darum, Akteure moralisch zu sortieren. Es geht darum, Wirkpfade, Wirkungsempfaenger, Datenqualitaet, Risiken und Rueckkopplung so zu beschreiben, dass bessere Entscheidungen moeglich werden.</w:t>
-      </w:r>
-    </w:p>
-    <w:p>
-      <w:r>
-        <w:t>Transfer in Impact-Controlling. Praxisbeispiel verbindet die inhaltliche Deutung mit der spaeteren Praxis. Eine Organisation kann zu Wirkungsaudit, Datenqualität, Assurance und Missbrauchsschutz sehr ueberzeugend kommunizieren und trotzdem an Zahlen als Beweis zu behandeln, obwohl Systemgrenze, Datenqualitaet, Unsicherheit oder Nichtkompensation ungeklaert sind scheitern. Darum muss die V1-Fassung immer auch nach Governance fragen: Wer erhebt Daten, wer bewertet sie, wer traegt die Folgen, wer kann widersprechen und wann wird eine Entscheidung korrigiert? Gute Kommunikation unterscheidet Befund, Annahme und normative Bewertung. So wird aus einem Lehrkapitel eine verantwortbare Arbeitsroutine.</w:t>
-      </w:r>
-    </w:p>
-    <w:p>
-      <w:r>
-        <w:t>Pruefungsnahe Transferfrage. Formuliere zu WC-V9 eine Wirkungsaussage in drei Saetzen: Erstens den beobachteten oder plausiblen Zustand, zweitens die Daten- oder Quellenlage, drittens die offene Unsicherheit samt Rueckkopplung. Die Antwort muss ohne moralische Personenbewertung auskommen und darf Reichweite nicht mit Wirkung verwechseln.</w:t>
-      </w:r>
-    </w:p>
-    <w:p>
-      <w:r>
-        <w:t>Grenze gegen Scheingenauigkeit. Gerade bei Wirkungsökonomische Vertiefung ist Praezision wichtiger als grosse Begriffe. Eine Wirkungsaussage bleibt schwach, wenn sie nur Aktivitaet, Reichweite, Absicht oder Image beschreibt. Stark wird sie erst, wenn sie die Zustandsveraenderung und ihre Bedingungen offenlegt. In WC-V9 ist deshalb entscheidend, jede Wirkungsaussage eine Grenze zieht und diese Grenze begruenden muss. Die Fehlerlinie verlaeuft nicht zwischen Optimismus und Pessimismus, sondern zwischen offengelegter Unsicherheit und rhetorischer Sicherheit ohne Pruefpfad.</w:t>
-      </w:r>
-    </w:p>
-    <w:p>
-      <w:r>
-        <w:t>Pruefungsnahe Lesart. Aus Prüfungsrelevanz laesst sich eine gute Transferfrage ableiten: Welche Entscheidung waere falsch, wenn dieser Abschnitt missverstanden wird? Fuer Wirkungsaudit, Datenqualität, Assurance und Missbrauchsschutz lautet die Antwort meist nicht einfach "mehr Wirkung", sondern genauer: bessere Unterscheidung, sauberere Daten, klarere Schutzlinie und rueckgekoppelte Steuerung. Szenarien pruefen Sofortwirkung, Folgewirkung und Reversibilitaet getrennt. Wer das im Fall anwenden kann, hat den Kern der Vorlesung verstanden; wer nur Definitionen wiederholt, bleibt unter dem Anspruch der Akademie.</w:t>
-      </w:r>
-    </w:p>
-    <w:p>
-      <w:r>
-        <w:t>Fallfenster zur Anwendung. Eine Fuehrungsentscheidung erzeugt zugleich Nutzen und Risiken. Die WÖk behandelt Ambivalenz nicht als Stoerung, sondern als Kern der Analyse. Positive Netto-Wirkung darf erst behauptet werden, wenn zentrale negative Wirkungen getrennt geprueft und rote Linien gewahrt sind. Bezogen auf Wirkungsaudit, Datenqualität, Assurance und Missbrauchsschutz heisst das: Die Analyse muss das konkrete Thema ernst nehmen und zugleich den allgemeinen WÖk-Massstab halten. Es geht nicht darum, Akteure moralisch zu sortieren. Es geht darum, Wirkpfade, Wirkungsempfaenger, Datenqualitaet, Risiken und Rueckkopplung so zu beschreiben, dass bessere Entscheidungen moeglich werden.</w:t>
-      </w:r>
-    </w:p>
-    <w:p>
-      <w:r>
-        <w:t>Betroffenenperspektive. Der Abschnitt Lernziele ist in WC-V9 kein Zusatzwissen, sondern ein Pruefstein fuer die Grundfrage des Skripts: Was veraendert sich, bei wem, wodurch und mit welcher Rueckkopplung? Fuer Wirkungsaudit, Datenqualität, Assurance und Missbrauchsschutz wird daran sichtbar, dass Wirkung nicht am Sender, sondern an veraenderten Zustanden der Empfaenger geprueft wird. Die fachliche Grenze liegt dort, wo Lernende interne Erfolgskennzahlen mit gesellschaftlicher Wirkung verwechseln. Die saubere Lesart trennt deshalb Beobachtung, Kausalannahme, Bewertung und Steuerungsfolge. In der Anwendung sollte daraus mindestens eine konkrete Indikator, Scorecard, Benchmark, Auditpfad oder Portfolioentscheidung abgeleitet werden; sonst bleibt das Wissen erklaerend, aber nicht steuerungsfaehig.</w:t>
-      </w:r>
-    </w:p>
-    <w:p>
-      <w:r>
-        <w:t>Anwendung auf Einleitung / Wirkungsfrage. In einer Fallanalyse beginnt dieser Punkt nicht mit einer Meinung, sondern mit einer belastbaren Beschreibung. Wer WC-V9 pruefungsnah liest, fragt zuerst nach Wirkungsempfaengern, Wirkraum, Zeitraum und Datenquelle. Erst danach folgt die Bewertung im Referenzrahmen Mensch, Planet, Demokratie, SDGs, Agenda 2030 und SDG+. Jede Schlussfolgerung endet mit Entscheidung, Verantwortlichkeit und Termin fuer Rueckpruefung. Der typische Kurzschluss waere, Befunde sammeln, ohne Ressourcen oder Regeln zu veraendern. Genau dagegen setzt die WÖk die Pflicht, Wirkungspotenzial, Wirkungsrisiko und positive Netto-Wirkung begrifflich getrennt zu halten.</w:t>
-      </w:r>
-    </w:p>
-    <w:p>
-      <w:r>
-        <w:t>Evidenzregel. Kernaussage darf im Skript nicht als dekorativer Begriff stehen bleiben. Der Abschnitt traegt nur dann, wenn er eine pruefbare Aussage erlaubt: Welche Quelle stuetzt die Annahme, welche Unsicherheit bleibt offen und welche Gegenbeobachtung wuerde die Bewertung veraendern? Fuer Wirkungsaudit, Datenqualität, Assurance und Missbrauchsschutz heisst das, dass WÖk-Aussagen mit bestehenden Begriffen, Studien, Standards und Rechtsrahmen in Beziehung stehen muessen. Die Studierenden sollen nicht lernen, einen Score nachzusprechen. Sie sollen erkennen, wann ein Score klaert, wann er verdeckt und wann eine rote Linie die Durchschnittslogik stoppt.</w:t>
-      </w:r>
-    </w:p>
-    <w:p>
-      <w:r>
-        <w:t>Fallfenster zur Anwendung. Ein Controlling-Team moechte einen Score bilden. Das Skript verlangt, dass Datenqualitaet, Systemgrenzen, Gewichtung, Unsicherheit und Nichtkompensation sichtbar bleiben. Ein Score darf die Diskussion nicht beenden, sondern muss bessere Fragen, Priorisierung und Rueckkopplung ermoeglichen. Bezogen auf Wirkungsaudit, Datenqualität, Assurance und Missbrauchsschutz heisst das: Die Analyse muss das konkrete Thema ernst nehmen und zugleich den allgemeinen WÖk-Massstab halten. Es geht nicht darum, Akteure moralisch zu sortieren. Es geht darum, Wirkpfade, Wirkungsempfaenger, Datenqualitaet, Risiken und Rueckkopplung so zu beschreiben, dass bessere Entscheidungen moeglich werden.</w:t>
-      </w:r>
-    </w:p>
-    <w:p>
-      <w:r>
-        <w:t>Pruefungsnahe Transferfrage. Formuliere zu WC-V9 eine Wirkungsaussage in drei Saetzen: Erstens den beobachteten oder plausiblen Zustand, zweitens die Daten- oder Quellenlage, drittens die offene Unsicherheit samt Rueckkopplung. Die Antwort muss ohne moralische Personenbewertung auskommen und darf Reichweite nicht mit Wirkung verwechseln.</w:t>
-      </w:r>
-    </w:p>
-    <w:p>
-      <w:r>
-        <w:t>Transfer in Impact-Controlling. Quelltext und fachliche Grundlegung verbindet die inhaltliche Deutung mit der spaeteren Praxis. Eine Organisation kann zu Wirkungsaudit, Datenqualität, Assurance und Missbrauchsschutz sehr ueberzeugend kommunizieren und trotzdem an Zahlen als Beweis zu behandeln, obwohl Systemgrenze, Datenqualitaet, Unsicherheit oder Nichtkompensation ungeklaert sind scheitern. Darum muss die V1-Fassung immer auch nach Governance fragen: Wer erhebt Daten, wer bewertet sie, wer traegt die Folgen, wer kann widersprechen und wann wird eine Entscheidung korrigiert? Die Analyse markiert Stoppsignale vor jeder Portfolio- oder Score-Debatte. So wird aus einem Lehrkapitel eine verantwortbare Arbeitsroutine.</w:t>
+        <w:t>Schlussvertiefung 1: Wirkungsaudit, Datenqualität, Assurance und Missbrauchsschutz im Anwendungsfall</w:t>
+      </w:r>
+    </w:p>
+    <w:p>
+      <w:r>
+        <w:t>Die folgenden Abschnitte sind keine neue Pruefungsloesung. Sie verdichten die vorhandenen Kapitel zu einer Lesart, mit der Studierende einen Fall selbststaendig analysieren koennen. Im Mittelpunkt stehen Datenqualitaet, Bewertungsprofile, Scorecards und rueckgekoppelte Steuerung, nicht moralische Personenbewertung.</w:t>
+      </w:r>
+    </w:p>
+    <w:p>
+      <w:r>
+        <w:t>Begriffliche Schlussklaerung. Einleitung / Wirkungsfrage zeigt, warum Wirkungsaudit, Datenqualität, Assurance und Missbrauchsschutz mehr ist als ein Schlagwort im Feld Datenqualitaet, Bewertungsprofile, Scorecards und rueckgekoppelte Steuerung. Die wirkungsoekonomische Frage lautet: Welche reale Veraenderung wird moeglich, welche bleibt nur Potenzial und wo entsteht ein Wirkungsrisiko? Diese Unterscheidung schuetzt vor Impact-Washing, weil sie Absicht, Aktivitaet, Reichweite und Wirkung auseinanderhaelt.</w:t>
+      </w:r>
+    </w:p>
+    <w:p>
+      <w:r>
+        <w:t>Eine Kommune, ein Unternehmen oder eine Bildungsorganisation will Wirkungsaudit, Datenqualität, Assurance und Missbrauchsschutz praktisch anwenden. Der erste Schritt ist nicht die Auswahl eines Instruments, sondern die Klaerung der Zustandsveraenderung. Bei Einleitung / Wirkungsfrage muss deshalb benannt werden, wer betroffen ist, welcher Zustand sich veraendert, welche Frist gilt und welche Gegenbeobachtung die Annahme widerlegen wuerde. Erst danach entsteht eine begruendete Entscheidung im Feld Indikator, Scorecard, Benchmark, Auditpfad, Portfolioentscheidung oder CAPEX/OPEX-Priorisierung.</w:t>
+      </w:r>
+    </w:p>
+    <w:p>
+      <w:r>
+        <w:t>Wirkpfad und Empfaenger. In WC-V9 muss Kernaussage immer mit Empfaengern gelesen werden. Wirkung entsteht nicht beim Sender, sondern an veraenderten Zustaenden von Menschen, Oekosystemen, Institutionen, Oeffentlichkeit oder kuenftigen Handlungsspielraeumen. Darum reicht es nicht, interne Aktivitaeten zu dokumentieren. Entscheidend ist, ob sich ein Zustand nachvollziehbar veraendert und ob diese Veraenderung im Referenzrahmen Mensch, Planet, Demokratie, SDGs, Agenda 2030 und SDG+ tragfaehig bewertet werden kann.</w:t>
+      </w:r>
+    </w:p>
+    <w:p>
+      <w:r>
+        <w:t>Ein Bericht behauptet, die Massnahme zu Wirkungsaudit, Datenqualität, Assurance und Missbrauchsschutz sei erfolgreich. Die WOE-Lesart fragt bei Kernaussage nach belastbaren Nachweisen: Datenquelle, Systemgrenze, Erhebungslogik, Unsicherheit, Aktualitaet und Auditspur. Wenn diese Nachweise fehlen, bleibt die Aussage Wirkungspotenzial oder Kommunikationsbehauptung. Sie kann wichtig sein, aber sie ist noch keine belegte Wirkung.</w:t>
+      </w:r>
+    </w:p>
+    <w:p>
+      <w:r>
+        <w:t>Daten, Quellen und Evidenz. Wissenschaftliche Anschlussfaehigkeit entsteht hier durch Quellenklarheit. Bei Quelltext und fachliche Grundlegung werden interne WOE-Begriffe nicht als Ersatz fuer Belege benutzt, sondern mit WOE-IDs, Benchmarks, Auditlogik, Datenqualitaetsstufen und externe Reportingrahmen verbunden. Wo die Datenlage offen bleibt, wird das offengelegt. Wo eine Aussage nur plausibel ist, bleibt sie als Wirkungspotenzial markiert. Wo ein Schaden eine rote Linie beruehrt, greift Nichtkompensation vor Durchschnittslogik.</w:t>
+      </w:r>
+    </w:p>
+    <w:p>
+      <w:r>
+        <w:t>In einer kontroversen Entscheidung wirkt Quelltext und fachliche Grundlegung als Pruefpunkt fuer Ambivalenz. Ein Nutzen fuer eine Gruppe kann mit Risiken fuer andere Wirkungsempfaenger einhergehen. Das Skript verlangt deshalb, positive und negative Zustandsveraenderungen getrennt zu fuehren, bevor von positiver Netto-Wirkung gesprochen wird.</w:t>
+      </w:r>
+    </w:p>
+    <w:p>
+      <w:r>
+        <w:t>Bewertung und rote Linien. In Impact-Controlling wird Einstieg / Wirkungsfrage erst steuerungsfaehig, wenn daraus eine Entscheidung folgt. Kennzahlen muessen Entscheidungen verbessern, nicht nur Berichte fuellen. Ohne diese Rueckkopplung bleibt Reporting eine Beschreibung. Mit Rueckkopplung wird aus Bewertung eine veraenderte Routine: ein anderer Prozess, ein geaenderter Anreiz, eine bessere Datenpflicht, eine korrigierte Kommunikation oder eine neue Priorisierung.</w:t>
+      </w:r>
+    </w:p>
+    <w:p>
+      <w:r>
+        <w:t>Die typische Fehlstelle bei Wirkungsaudit, Datenqualität, Assurance und Missbrauchsschutz liegt darin, Messbarkeit als Wahrheit zu behandeln. Bei Einstieg / Wirkungsfrage wird diese Fehlstelle konkret: Ein scheinbar plausibler Befund darf nicht zur Abkuerzung werden. Quellen, Systemgrenzen, Unsicherheit und Rueckkopplung bleiben sichtbar.</w:t>
+      </w:r>
+    </w:p>
+    <w:p>
+      <w:r>
+        <w:t>Kontrollfrage. Welche Entscheidung waere falsch, wenn Einstieg / Wirkungsfrage in WC-V9 missverstanden wird? Die Antwort muss mindestens eine Daten- oder Quellenannahme, eine betroffene Gruppe oder Schutzdimension, eine moegliche Nebenwirkung und einen Rueckkopplungsschritt nennen. Richtig ist nicht die lauteste Bewertung, sondern diejenige, die Begriff, Beleg und Steuerungsfolge zusammenhaelt.</w:t>
+      </w:r>
+    </w:p>
+    <w:p>
+      <w:r>
+        <w:t>Steuerung und Rueckkopplung. Die Grenze gegen Scheingenauigkeit verlaeuft bei Skript / Folien (Lernseite) nicht zwischen Optimismus und Pessimismus. Sie verlaeuft zwischen offengelegter Unsicherheit und rhetorischer Sicherheit. Wer Wirkungsaudit, Datenqualität, Assurance und Missbrauchsschutz belastbar anwenden will, benennt Systemgrenze, Zeitraum, Vergleichspunkt und offene Gegenhypothese. Gerade dadurch bleibt das Skript anschlussfaehig fuer Forschung, Praxis und spaetere Revision.</w:t>
+      </w:r>
+    </w:p>
+    <w:p>
+      <w:r>
+        <w:t>Fuer die Pruefung ist Skript / Folien (Lernseite) dann verstanden, wenn daraus eine belastbare Fallantwort entsteht. Eine gute Antwort unterscheidet Beobachtung, Kausalannahme, Bewertung und Steuerungsfolge. Sie bewertet keine Menschen, sondern Wirkpfade, Zustandsveraenderungen, Risiken und institutionelle Bedingungen.</w:t>
+      </w:r>
+    </w:p>
+    <w:p>
+      <w:r>
+        <w:t>Pruefungsnahe Anwendung. Transferaufgabe zeigt, warum Wirkungsaudit, Datenqualität, Assurance und Missbrauchsschutz mehr ist als ein Schlagwort im Feld Datenqualitaet, Bewertungsprofile, Scorecards und rueckgekoppelte Steuerung. Die wirkungsoekonomische Frage lautet: Welche reale Veraenderung wird moeglich, welche bleibt nur Potenzial und wo entsteht ein Wirkungsrisiko? Diese Unterscheidung schuetzt vor Impact-Washing, weil sie Absicht, Aktivitaet, Reichweite und Wirkung auseinanderhaelt.</w:t>
+      </w:r>
+    </w:p>
+    <w:p>
+      <w:r>
+        <w:t>Eine Kommune, ein Unternehmen oder eine Bildungsorganisation will Wirkungsaudit, Datenqualität, Assurance und Missbrauchsschutz praktisch anwenden. Der erste Schritt ist nicht die Auswahl eines Instruments, sondern die Klaerung der Zustandsveraenderung. Bei Transferaufgabe muss deshalb benannt werden, wer betroffen ist, welcher Zustand sich veraendert, welche Frist gilt und welche Gegenbeobachtung die Annahme widerlegen wuerde. Erst danach entsteht eine begruendete Entscheidung im Feld Indikator, Scorecard, Benchmark, Auditpfad, Portfolioentscheidung oder CAPEX/OPEX-Priorisierung.</w:t>
+      </w:r>
+    </w:p>
+    <w:p>
+      <w:r>
+        <w:t>Rueckfluss. Fuer den WOE-Korpus bedeutet das: Begriffe aus Wirkungsaudit, Datenqualität, Assurance und Missbrauchsschutz sollten dort geschaerft werden, wo sie in Glossar, Werkzeugen, Journal oder Readern doppeldeutig bleiben. Offene Forschungsfragen werden nicht versteckt. Sie markieren die Stelle, an der spaetere Evidenz, ein besserer Datensatz oder eine praezisere Fallstudie die Bewertung veraendern kann.</w:t>
+      </w:r>
+    </w:p>
+    <w:p>
+      <w:r>
+        <w:t>Transfer in den WOE-Korpus. In WC-V9 muss Praxisbeispiel immer mit Empfaengern gelesen werden. Wirkung entsteht nicht beim Sender, sondern an veraenderten Zustaenden von Menschen, Oekosystemen, Institutionen, Oeffentlichkeit oder kuenftigen Handlungsspielraeumen. Darum reicht es nicht, interne Aktivitaeten zu dokumentieren. Entscheidend ist, ob sich ein Zustand nachvollziehbar veraendert und ob diese Veraenderung im Referenzrahmen Mensch, Planet, Demokratie, SDGs, Agenda 2030 und SDG+ tragfaehig bewertet werden kann.</w:t>
+      </w:r>
+    </w:p>
+    <w:p>
+      <w:r>
+        <w:t>Ein Bericht behauptet, die Massnahme zu Wirkungsaudit, Datenqualität, Assurance und Missbrauchsschutz sei erfolgreich. Die WOE-Lesart fragt bei Praxisbeispiel nach belastbaren Nachweisen: Datenquelle, Systemgrenze, Erhebungslogik, Unsicherheit, Aktualitaet und Auditspur. Wenn diese Nachweise fehlen, bleibt die Aussage Wirkungspotenzial oder Kommunikationsbehauptung. Sie kann wichtig sein, aber sie ist noch keine belegte Wirkung.</w:t>
+      </w:r>
+    </w:p>
+    <w:p>
+      <w:r>
+        <w:t>Grenzen der Aussage. Wissenschaftliche Anschlussfaehigkeit entsteht hier durch Quellenklarheit. Bei Wirkungsökonomische Vertiefung werden interne WOE-Begriffe nicht als Ersatz fuer Belege benutzt, sondern mit WOE-IDs, Benchmarks, Auditlogik, Datenqualitaetsstufen und externe Reportingrahmen verbunden. Wo die Datenlage offen bleibt, wird das offengelegt. Wo eine Aussage nur plausibel ist, bleibt sie als Wirkungspotenzial markiert. Wo ein Schaden eine rote Linie beruehrt, greift Nichtkompensation vor Durchschnittslogik.</w:t>
+      </w:r>
+    </w:p>
+    <w:p>
+      <w:r>
+        <w:t>In einer kontroversen Entscheidung wirkt Wirkungsökonomische Vertiefung als Pruefpunkt fuer Ambivalenz. Ein Nutzen fuer eine Gruppe kann mit Risiken fuer andere Wirkungsempfaenger einhergehen. Das Skript verlangt deshalb, positive und negative Zustandsveraenderungen getrennt zu fuehren, bevor von positiver Netto-Wirkung gesprochen wird.</w:t>
+      </w:r>
+    </w:p>
+    <w:p>
+      <w:r>
+        <w:t>Kontrollfrage. Welche Entscheidung waere falsch, wenn Wirkungsökonomische Vertiefung in WC-V9 missverstanden wird? Die Antwort muss mindestens eine Daten- oder Quellenannahme, eine betroffene Gruppe oder Schutzdimension, eine moegliche Nebenwirkung und einen Rueckkopplungsschritt nennen. Richtig ist nicht die lauteste Bewertung, sondern diejenige, die Begriff, Beleg und Steuerungsfolge zusammenhaelt.</w:t>
       </w:r>
     </w:p>
     <w:p>
@@ -3923,132 +3898,107 @@
         <w:pStyle w:val="Heading3"/>
       </w:pPr>
       <w:r>
-        <w:t>Abschlusskommentar 2: Lesen, pruefen, rueckkoppeln</w:t>
-      </w:r>
-    </w:p>
-    <w:p>
-      <w:r>
-        <w:t>Die folgende Verdichtung fuehrt die vorhandenen Kapitel nicht als Wiederholung, sondern als Anwendung zusammen. Wirkungskompetenz entsteht, wenn dieselbe begriffliche Strenge in Fallanalyse, Datenarbeit, Kommunikation, Governance und Entscheidungspraxis wiedererkannt wird.</w:t>
-      </w:r>
-    </w:p>
-    <w:p>
-      <w:r>
-        <w:t>Grenze gegen Scheingenauigkeit. Gerade bei Einstieg / Wirkungsfrage ist Praezision wichtiger als grosse Begriffe. Eine Wirkungsaussage bleibt schwach, wenn sie nur Aktivitaet, Reichweite, Absicht oder Image beschreibt. Stark wird sie erst, wenn sie die Zustandsveraenderung und ihre Bedingungen offenlegt. In WC-V9 ist deshalb entscheidend, praezise Sprache die erste Sicherung gegen Impact-Washing bildet. Die Fehlerlinie verlaeuft nicht zwischen Optimismus und Pessimismus, sondern zwischen offengelegter Unsicherheit und rhetorischer Sicherheit ohne Pruefpfad.</w:t>
-      </w:r>
-    </w:p>
-    <w:p>
-      <w:r>
-        <w:t>Pruefungsnahe Lesart. Aus Video-/Audio-Vorlesung laesst sich eine gute Transferfrage ableiten: Welche Entscheidung waere falsch, wenn dieser Abschnitt missverstanden wird? Fuer Wirkungsaudit, Datenqualität, Assurance und Missbrauchsschutz lautet die Antwort meist nicht einfach "mehr Wirkung", sondern genauer: bessere Unterscheidung, sauberere Daten, klarere Schutzlinie und rueckgekoppelte Steuerung. Mindestens ein direkter und ein indirekter Wirkpfad muessen nachvollziehbar sein. Wer das im Fall anwenden kann, hat den Kern der Vorlesung verstanden; wer nur Definitionen wiederholt, bleibt unter dem Anspruch der Akademie.</w:t>
-      </w:r>
-    </w:p>
-    <w:p>
-      <w:r>
-        <w:t>Fallfenster zur Anwendung. Ein Kommunikationsbericht nennt viele Aktivitaeten, Reichweiten und Rueckmeldungen. Die V1-Pruefung fragt, ob daraus eine belastbare Wirkungsaussage folgt. Wenn nur Kontakte, Klicks oder Zustimmung vorliegen, bleibt die Aussage im Bereich Wirkungspotenzial oder Resonanz, nicht im Bereich nachgewiesener Wirkung. Bezogen auf Wirkungsaudit, Datenqualität, Assurance und Missbrauchsschutz heisst das: Die Analyse muss das konkrete Thema ernst nehmen und zugleich den allgemeinen WÖk-Massstab halten. Es geht nicht darum, Akteure moralisch zu sortieren. Es geht darum, Wirkpfade, Wirkungsempfaenger, Datenqualitaet, Risiken und Rueckkopplung so zu beschreiben, dass bessere Entscheidungen moeglich werden.</w:t>
-      </w:r>
-    </w:p>
-    <w:p>
-      <w:r>
-        <w:t>Daten- und Quellenklarheit. Der Abschnitt Transkript (Gerüst) ist in WC-V9 kein Zusatzwissen, sondern ein Pruefstein fuer die Grundfrage des Skripts: Was veraendert sich, bei wem, wodurch und mit welcher Rueckkopplung? Fuer Wirkungsaudit, Datenqualität, Assurance und Missbrauchsschutz wird daran sichtbar, dass jede Bewertung nur so belastbar ist wie Datenlage, Quellenstatus, Aktualitaet und Systemgrenze. Die fachliche Grenze liegt dort, wo Lernende eine Zahl ohne Einheit, Zeitraum oder Erhebungslogik als Beweis nutzen. Die saubere Lesart trennt deshalb Beobachtung, Kausalannahme, Bewertung und Steuerungsfolge. In der Anwendung sollte daraus mindestens eine konkrete Indikator, Scorecard, Benchmark, Auditpfad oder Portfolioentscheidung abgeleitet werden; sonst bleibt das Wissen erklaerend, aber nicht steuerungsfaehig.</w:t>
-      </w:r>
-    </w:p>
-    <w:p>
-      <w:r>
-        <w:t>Anwendung auf Skript / Folien (Lernseite). In einer Fallanalyse beginnt dieser Punkt nicht mit einer Meinung, sondern mit einer belastbaren Beschreibung. Wer WC-V9 pruefungsnah liest, fragt zuerst nach Wirkungsempfaengern, Wirkraum, Zeitraum und Datenquelle. Erst danach folgt die Bewertung im Referenzrahmen Mensch, Planet, Demokratie, SDGs, Agenda 2030 und SDG+. Profile, Zielkonflikte und offene Punkte werden nebeneinander gefuehrt. Der typische Kurzschluss waere, ambivalente Befunde glaetten, damit eine eindeutige Botschaft entsteht. Genau dagegen setzt die WÖk die Pflicht, Wirkungspotenzial, Wirkungsrisiko und positive Netto-Wirkung begrifflich getrennt zu halten.</w:t>
-      </w:r>
-    </w:p>
-    <w:p>
-      <w:r>
-        <w:t>Pruefungsnahe Transferfrage. Formuliere zu WC-V9 eine Wirkungsaussage in drei Saetzen: Erstens den beobachteten oder plausiblen Zustand, zweitens die Daten- oder Quellenlage, drittens die offene Unsicherheit samt Rueckkopplung. Die Antwort muss ohne moralische Personenbewertung auskommen und darf Reichweite nicht mit Wirkung verwechseln.</w:t>
-      </w:r>
-    </w:p>
-    <w:p>
-      <w:r>
-        <w:t>Evidenzregel. Transferaufgabe darf im Skript nicht als dekorativer Begriff stehen bleiben. Der Abschnitt traegt nur dann, wenn er eine pruefbare Aussage erlaubt: Welche Quelle stuetzt die Annahme, welche Unsicherheit bleibt offen und welche Gegenbeobachtung wuerde die Bewertung veraendern? Fuer Wirkungsaudit, Datenqualität, Assurance und Missbrauchsschutz heisst das, dass schwere zentrale Schaeden nicht durch beliebige positive Einzelwerte neutralisiert werden duerfen. Die Studierenden sollen nicht lernen, einen Score nachzusprechen. Sie sollen erkennen, wann ein Score klaert, wann er verdeckt und wann eine rote Linie die Durchschnittslogik stoppt.</w:t>
-      </w:r>
-    </w:p>
-    <w:p>
-      <w:r>
-        <w:t>Fallfenster zur Anwendung. Eine Organisation plant eine Massnahme und formuliert dazu eine positive Absicht. In der WÖk reicht das nicht. Fuer diese Vorlesung muss sichtbar werden, welche Zustandsveraenderung erwartet wird, welche Empfaenger direkt oder indirekt betroffen sind, welche Nebenwirkungen entstehen koennen und welche Entscheidung spaeter korrigiert wird. Bezogen auf Wirkungsaudit, Datenqualität, Assurance und Missbrauchsschutz heisst das: Die Analyse muss das konkrete Thema ernst nehmen und zugleich den allgemeinen WÖk-Massstab halten. Es geht nicht darum, Akteure moralisch zu sortieren. Es geht darum, Wirkpfade, Wirkungsempfaenger, Datenqualitaet, Risiken und Rueckkopplung so zu beschreiben, dass bessere Entscheidungen moeglich werden.</w:t>
-      </w:r>
-    </w:p>
-    <w:p>
-      <w:r>
-        <w:t>Transfer in Impact-Controlling. Praxisbeispiel verbindet die inhaltliche Deutung mit der spaeteren Praxis. Eine Organisation kann zu Wirkungsaudit, Datenqualität, Assurance und Missbrauchsschutz sehr ueberzeugend kommunizieren und trotzdem an Zahlen als Beweis zu behandeln, obwohl Systemgrenze, Datenqualitaet, Unsicherheit oder Nichtkompensation ungeklaert sind scheitern. Darum muss die V1-Fassung immer auch nach Governance fragen: Wer erhebt Daten, wer bewertet sie, wer traegt die Folgen, wer kann widersprechen und wann wird eine Entscheidung korrigiert? Jeder Analyseblock fragt nach der Routine, die nach der Bewertung angepasst wird. So wird aus einem Lehrkapitel eine verantwortbare Arbeitsroutine.</w:t>
-      </w:r>
-    </w:p>
-    <w:p>
-      <w:r>
-        <w:t>Grenze gegen Scheingenauigkeit. Gerade bei Wirkungsökonomische Vertiefung ist Praezision wichtiger als grosse Begriffe. Eine Wirkungsaussage bleibt schwach, wenn sie nur Aktivitaet, Reichweite, Absicht oder Image beschreibt. Stark wird sie erst, wenn sie die Zustandsveraenderung und ihre Bedingungen offenlegt. In WC-V9 ist deshalb entscheidend, Wirkungsbewertung Verfahren, Rechte, Transparenz und Korrektur braucht. Die Fehlerlinie verlaeuft nicht zwischen Optimismus und Pessimismus, sondern zwischen offengelegter Unsicherheit und rhetorischer Sicherheit ohne Pruefpfad.</w:t>
-      </w:r>
-    </w:p>
-    <w:p>
-      <w:r>
-        <w:t>Pruefungsnahe Lesart. Aus Prüfungsrelevanz laesst sich eine gute Transferfrage ableiten: Welche Entscheidung waere falsch, wenn dieser Abschnitt missverstanden wird? Fuer Wirkungsaudit, Datenqualität, Assurance und Missbrauchsschutz lautet die Antwort meist nicht einfach "mehr Wirkung", sondern genauer: bessere Unterscheidung, sauberere Daten, klarere Schutzlinie und rueckgekoppelte Steuerung. Pruefungsfragen verbinden Begriff, Anwendung, Evidenz und rote Linie. Wer das im Fall anwenden kann, hat den Kern der Vorlesung verstanden; wer nur Definitionen wiederholt, bleibt unter dem Anspruch der Akademie.</w:t>
-      </w:r>
-    </w:p>
-    <w:p>
-      <w:r>
-        <w:t>Fallfenster zur Anwendung. Eine Fuehrungsentscheidung erzeugt zugleich Nutzen und Risiken. Die WÖk behandelt Ambivalenz nicht als Stoerung, sondern als Kern der Analyse. Positive Netto-Wirkung darf erst behauptet werden, wenn zentrale negative Wirkungen getrennt geprueft und rote Linien gewahrt sind. Bezogen auf Wirkungsaudit, Datenqualität, Assurance und Missbrauchsschutz heisst das: Die Analyse muss das konkrete Thema ernst nehmen und zugleich den allgemeinen WÖk-Massstab halten. Es geht nicht darum, Akteure moralisch zu sortieren. Es geht darum, Wirkpfade, Wirkungsempfaenger, Datenqualitaet, Risiken und Rueckkopplung so zu beschreiben, dass bessere Entscheidungen moeglich werden.</w:t>
-      </w:r>
-    </w:p>
-    <w:p>
-      <w:r>
-        <w:t>Organisationale Umsetzung. Der Abschnitt Lernziele ist in WC-V9 kein Zusatzwissen, sondern ein Pruefstein fuer die Grundfrage des Skripts: Was veraendert sich, bei wem, wodurch und mit welcher Rueckkopplung? Fuer Wirkungsaudit, Datenqualität, Assurance und Missbrauchsschutz wird daran sichtbar, dass WÖk-Begriffe im Alltag nur tragen, wenn sie in Routinen uebersetzt werden. Die fachliche Grenze liegt dort, wo Lernende Verantwortung an eine einzelne Nachhaltigkeitsfunktion auslagern. Die saubere Lesart trennt deshalb Beobachtung, Kausalannahme, Bewertung und Steuerungsfolge. In der Anwendung sollte daraus mindestens eine konkrete Indikator, Scorecard, Benchmark, Auditpfad oder Portfolioentscheidung abgeleitet werden; sonst bleibt das Wissen erklaerend, aber nicht steuerungsfaehig.</w:t>
-      </w:r>
-    </w:p>
-    <w:p>
-      <w:r>
-        <w:t>Pruefungsnahe Transferfrage. Formuliere zu WC-V9 eine Wirkungsaussage in drei Saetzen: Erstens den beobachteten oder plausiblen Zustand, zweitens die Daten- oder Quellenlage, drittens die offene Unsicherheit samt Rueckkopplung. Die Antwort muss ohne moralische Personenbewertung auskommen und darf Reichweite nicht mit Wirkung verwechseln.</w:t>
-      </w:r>
-    </w:p>
-    <w:p>
-      <w:r>
-        <w:t>Anwendung auf Einleitung / Wirkungsfrage. In einer Fallanalyse beginnt dieser Punkt nicht mit einer Meinung, sondern mit einer belastbaren Beschreibung. Wer WC-V9 pruefungsnah liest, fragt zuerst nach Wirkungsempfaengern, Wirkraum, Zeitraum und Datenquelle. Erst danach folgt die Bewertung im Referenzrahmen Mensch, Planet, Demokratie, SDGs, Agenda 2030 und SDG+. Gute Kommunikation unterscheidet Befund, Annahme und normative Bewertung. Der typische Kurzschluss waere, Eindeutigkeit behaupten, wo die Datenlage nur Potenzial oder Risiko traegt. Genau dagegen setzt die WÖk die Pflicht, Wirkungspotenzial, Wirkungsrisiko und positive Netto-Wirkung begrifflich getrennt zu halten.</w:t>
-      </w:r>
-    </w:p>
-    <w:p>
-      <w:r>
-        <w:t>Evidenzregel. Kernaussage darf im Skript nicht als dekorativer Begriff stehen bleiben. Der Abschnitt traegt nur dann, wenn er eine pruefbare Aussage erlaubt: Welche Quelle stuetzt die Annahme, welche Unsicherheit bleibt offen und welche Gegenbeobachtung wuerde die Bewertung veraendern? Fuer Wirkungsaudit, Datenqualität, Assurance und Missbrauchsschutz heisst das, dass jede Wirkungsaussage eine Grenze zieht und diese Grenze begruenden muss. Die Studierenden sollen nicht lernen, einen Score nachzusprechen. Sie sollen erkennen, wann ein Score klaert, wann er verdeckt und wann eine rote Linie die Durchschnittslogik stoppt.</w:t>
-      </w:r>
-    </w:p>
-    <w:p>
-      <w:r>
-        <w:t>Fallfenster zur Anwendung. Ein Controlling-Team moechte einen Score bilden. Das Skript verlangt, dass Datenqualitaet, Systemgrenzen, Gewichtung, Unsicherheit und Nichtkompensation sichtbar bleiben. Ein Score darf die Diskussion nicht beenden, sondern muss bessere Fragen, Priorisierung und Rueckkopplung ermoeglichen. Bezogen auf Wirkungsaudit, Datenqualität, Assurance und Missbrauchsschutz heisst das: Die Analyse muss das konkrete Thema ernst nehmen und zugleich den allgemeinen WÖk-Massstab halten. Es geht nicht darum, Akteure moralisch zu sortieren. Es geht darum, Wirkpfade, Wirkungsempfaenger, Datenqualitaet, Risiken und Rueckkopplung so zu beschreiben, dass bessere Entscheidungen moeglich werden.</w:t>
-      </w:r>
-    </w:p>
-    <w:p>
-      <w:r>
-        <w:t>Transfer in Impact-Controlling. Quelltext und fachliche Grundlegung verbindet die inhaltliche Deutung mit der spaeteren Praxis. Eine Organisation kann zu Wirkungsaudit, Datenqualität, Assurance und Missbrauchsschutz sehr ueberzeugend kommunizieren und trotzdem an Zahlen als Beweis zu behandeln, obwohl Systemgrenze, Datenqualitaet, Unsicherheit oder Nichtkompensation ungeklaert sind scheitern. Darum muss die V1-Fassung immer auch nach Governance fragen: Wer erhebt Daten, wer bewertet sie, wer traegt die Folgen, wer kann widersprechen und wann wird eine Entscheidung korrigiert? Szenarien pruefen Sofortwirkung, Folgewirkung und Reversibilitaet getrennt. So wird aus einem Lehrkapitel eine verantwortbare Arbeitsroutine.</w:t>
-      </w:r>
-    </w:p>
-    <w:p>
-      <w:r>
-        <w:t>Grenze gegen Scheingenauigkeit. Gerade bei Einstieg / Wirkungsfrage ist Praezision wichtiger als grosse Begriffe. Eine Wirkungsaussage bleibt schwach, wenn sie nur Aktivitaet, Reichweite, Absicht oder Image beschreibt. Stark wird sie erst, wenn sie die Zustandsveraenderung und ihre Bedingungen offenlegt. In WC-V9 ist deshalb entscheidend, Wirkung nicht am Sender, sondern an veraenderten Zustanden der Empfaenger geprueft wird. Die Fehlerlinie verlaeuft nicht zwischen Optimismus und Pessimismus, sondern zwischen offengelegter Unsicherheit und rhetorischer Sicherheit ohne Pruefpfad.</w:t>
-      </w:r>
-    </w:p>
-    <w:p>
-      <w:r>
-        <w:t>Pruefungsnahe Lesart. Aus Video-/Audio-Vorlesung laesst sich eine gute Transferfrage ableiten: Welche Entscheidung waere falsch, wenn dieser Abschnitt missverstanden wird? Fuer Wirkungsaudit, Datenqualität, Assurance und Missbrauchsschutz lautet die Antwort meist nicht einfach "mehr Wirkung", sondern genauer: bessere Unterscheidung, sauberere Daten, klarere Schutzlinie und rueckgekoppelte Steuerung. Jede Schlussfolgerung endet mit Entscheidung, Verantwortlichkeit und Termin fuer Rueckpruefung. Wer das im Fall anwenden kann, hat den Kern der Vorlesung verstanden; wer nur Definitionen wiederholt, bleibt unter dem Anspruch der Akademie.</w:t>
-      </w:r>
-    </w:p>
-    <w:p>
-      <w:r>
-        <w:t>Fallfenster zur Anwendung. Ein Kommunikationsbericht nennt viele Aktivitaeten, Reichweiten und Rueckmeldungen. Die V1-Pruefung fragt, ob daraus eine belastbare Wirkungsaussage folgt. Wenn nur Kontakte, Klicks oder Zustimmung vorliegen, bleibt die Aussage im Bereich Wirkungspotenzial oder Resonanz, nicht im Bereich nachgewiesener Wirkung. Bezogen auf Wirkungsaudit, Datenqualität, Assurance und Missbrauchsschutz heisst das: Die Analyse muss das konkrete Thema ernst nehmen und zugleich den allgemeinen WÖk-Massstab halten. Es geht nicht darum, Akteure moralisch zu sortieren. Es geht darum, Wirkpfade, Wirkungsempfaenger, Datenqualitaet, Risiken und Rueckkopplung so zu beschreiben, dass bessere Entscheidungen moeglich werden.</w:t>
-      </w:r>
-    </w:p>
-    <w:p>
-      <w:r>
-        <w:t>Pruefungsnahe Transferfrage. Formuliere zu WC-V9 eine Wirkungsaussage in drei Saetzen: Erstens den beobachteten oder plausiblen Zustand, zweitens die Daten- oder Quellenlage, drittens die offene Unsicherheit samt Rueckkopplung. Die Antwort muss ohne moralische Personenbewertung auskommen und darf Reichweite nicht mit Wirkung verwechseln.</w:t>
-      </w:r>
-    </w:p>
-    <w:p>
-      <w:r>
-        <w:t>Wissenschaftliche Anschlussfaehigkeit. Der Abschnitt Transkript (Gerüst) ist in WC-V9 kein Zusatzwissen, sondern ein Pruefstein fuer die Grundfrage des Skripts: Was veraendert sich, bei wem, wodurch und mit welcher Rueckkopplung? Fuer Wirkungsaudit, Datenqualität, Assurance und Missbrauchsschutz wird daran sichtbar, dass WÖk-Aussagen mit bestehenden Begriffen, Studien, Standards und Rechtsrahmen in Beziehung stehen muessen. Die fachliche Grenze liegt dort, wo Lernende hausinterne Sprache als Ersatz fuer zitierfaehige Begruendung verwenden. Die saubere Lesart trennt deshalb Beobachtung, Kausalannahme, Bewertung und Steuerungsfolge. In der Anwendung sollte daraus mindestens eine konkrete Indikator, Scorecard, Benchmark, Auditpfad oder Portfolioentscheidung abgeleitet werden; sonst bleibt das Wissen erklaerend, aber nicht steuerungsfaehig.</w:t>
-      </w:r>
-    </w:p>
-    <w:p>
-      <w:r>
-        <w:t>Anwendung auf Skript / Folien (Lernseite). In einer Fallanalyse beginnt dieser Punkt nicht mit einer Meinung, sondern mit einer belastbaren Beschreibung. Wer WC-V9 pruefungsnah liest, fragt zuerst nach Wirkungsempfaengern, Wirkraum, Zeitraum und Datenquelle. Erst danach folgt die Bewertung im Referenzrahmen Mensch, Planet, Demokratie, SDGs, Agenda 2030 und SDG+. Die Analyse markiert Stoppsignale vor jeder Portfolio- oder Score-Debatte. Der typische Kurzschluss waere, ein gutes Teilresultat gegen zentrale Schaeden aufrechnen. Genau dagegen setzt die WÖk die Pflicht, Wirkungspotenzial, Wirkungsrisiko und positive Netto-Wirkung begrifflich getrennt zu halten.</w:t>
+        <w:t>Schlussvertiefung 2: Wirkungsaudit, Datenqualität, Assurance und Missbrauchsschutz im Anwendungsfall</w:t>
+      </w:r>
+    </w:p>
+    <w:p>
+      <w:r>
+        <w:t>Die folgenden Abschnitte sind keine neue Pruefungsloesung. Sie verdichten die vorhandenen Kapitel zu einer Lesart, mit der Studierende einen Fall selbststaendig analysieren koennen. Im Mittelpunkt stehen Datenqualitaet, Bewertungsprofile, Scorecards und rueckgekoppelte Steuerung, nicht moralische Personenbewertung.</w:t>
+      </w:r>
+    </w:p>
+    <w:p>
+      <w:r>
+        <w:t>Begriffliche Schlussklaerung. In Impact-Controlling wird Begriffliche Präzision erst steuerungsfaehig, wenn daraus eine Entscheidung folgt. Kennzahlen muessen Entscheidungen verbessern, nicht nur Berichte fuellen. Ohne diese Rueckkopplung bleibt Reporting eine Beschreibung. Mit Rueckkopplung wird aus Bewertung eine veraenderte Routine: ein anderer Prozess, ein geaenderter Anreiz, eine bessere Datenpflicht, eine korrigierte Kommunikation oder eine neue Priorisierung.</w:t>
+      </w:r>
+    </w:p>
+    <w:p>
+      <w:r>
+        <w:t>Die typische Fehlstelle bei Wirkungsaudit, Datenqualität, Assurance und Missbrauchsschutz liegt darin, Messbarkeit als Wahrheit zu behandeln. Bei Begriffliche Präzision wird diese Fehlstelle konkret: Ein scheinbar plausibler Befund darf nicht zur Abkuerzung werden. Quellen, Systemgrenzen, Unsicherheit und Rueckkopplung bleiben sichtbar.</w:t>
+      </w:r>
+    </w:p>
+    <w:p>
+      <w:r>
+        <w:t>Wirkpfad und Empfaenger. Die Grenze gegen Scheingenauigkeit verlaeuft bei Wirkpfad nicht zwischen Optimismus und Pessimismus. Sie verlaeuft zwischen offengelegter Unsicherheit und rhetorischer Sicherheit. Wer Wirkungsaudit, Datenqualität, Assurance und Missbrauchsschutz belastbar anwenden will, benennt Systemgrenze, Zeitraum, Vergleichspunkt und offene Gegenhypothese. Gerade dadurch bleibt das Skript anschlussfaehig fuer Forschung, Praxis und spaetere Revision.</w:t>
+      </w:r>
+    </w:p>
+    <w:p>
+      <w:r>
+        <w:t>Fuer die Pruefung ist Wirkpfad dann verstanden, wenn daraus eine belastbare Fallantwort entsteht. Eine gute Antwort unterscheidet Beobachtung, Kausalannahme, Bewertung und Steuerungsfolge. Sie bewertet keine Menschen, sondern Wirkpfade, Zustandsveraenderungen, Risiken und institutionelle Bedingungen.</w:t>
+      </w:r>
+    </w:p>
+    <w:p>
+      <w:r>
+        <w:t>Daten, Quellen und Evidenz. Leitthese zeigt, warum Wirkungsaudit, Datenqualität, Assurance und Missbrauchsschutz mehr ist als ein Schlagwort im Feld Datenqualitaet, Bewertungsprofile, Scorecards und rueckgekoppelte Steuerung. Die wirkungsoekonomische Frage lautet: Welche reale Veraenderung wird moeglich, welche bleibt nur Potenzial und wo entsteht ein Wirkungsrisiko? Diese Unterscheidung schuetzt vor Impact-Washing, weil sie Absicht, Aktivitaet, Reichweite und Wirkung auseinanderhaelt.</w:t>
+      </w:r>
+    </w:p>
+    <w:p>
+      <w:r>
+        <w:t>Eine Kommune, ein Unternehmen oder eine Bildungsorganisation will Wirkungsaudit, Datenqualität, Assurance und Missbrauchsschutz praktisch anwenden. Der erste Schritt ist nicht die Auswahl eines Instruments, sondern die Klaerung der Zustandsveraenderung. Bei Leitthese muss deshalb benannt werden, wer betroffen ist, welcher Zustand sich veraendert, welche Frist gilt und welche Gegenbeobachtung die Annahme widerlegen wuerde. Erst danach entsteht eine begruendete Entscheidung im Feld Indikator, Scorecard, Benchmark, Auditpfad, Portfolioentscheidung oder CAPEX/OPEX-Priorisierung.</w:t>
+      </w:r>
+    </w:p>
+    <w:p>
+      <w:r>
+        <w:t>Bewertung und rote Linien. In WC-V9 muss Didaktische Einordnung im Studiengang immer mit Empfaengern gelesen werden. Wirkung entsteht nicht beim Sender, sondern an veraenderten Zustaenden von Menschen, Oekosystemen, Institutionen, Oeffentlichkeit oder kuenftigen Handlungsspielraeumen. Darum reicht es nicht, interne Aktivitaeten zu dokumentieren. Entscheidend ist, ob sich ein Zustand nachvollziehbar veraendert und ob diese Veraenderung im Referenzrahmen Mensch, Planet, Demokratie, SDGs, Agenda 2030 und SDG+ tragfaehig bewertet werden kann.</w:t>
+      </w:r>
+    </w:p>
+    <w:p>
+      <w:r>
+        <w:t>Ein Bericht behauptet, die Massnahme zu Wirkungsaudit, Datenqualität, Assurance und Missbrauchsschutz sei erfolgreich. Die WOE-Lesart fragt bei Didaktische Einordnung im Studiengang nach belastbaren Nachweisen: Datenquelle, Systemgrenze, Erhebungslogik, Unsicherheit, Aktualitaet und Auditspur. Wenn diese Nachweise fehlen, bleibt die Aussage Wirkungspotenzial oder Kommunikationsbehauptung. Sie kann wichtig sein, aber sie ist noch keine belegte Wirkung.</w:t>
+      </w:r>
+    </w:p>
+    <w:p>
+      <w:r>
+        <w:t>Kontrollfrage. Welche Entscheidung waere falsch, wenn Didaktische Einordnung im Studiengang in WC-V9 missverstanden wird? Die Antwort muss mindestens eine Daten- oder Quellenannahme, eine betroffene Gruppe oder Schutzdimension, eine moegliche Nebenwirkung und einen Rueckkopplungsschritt nennen. Richtig ist nicht die lauteste Bewertung, sondern diejenige, die Begriff, Beleg und Steuerungsfolge zusammenhaelt.</w:t>
+      </w:r>
+    </w:p>
+    <w:p>
+      <w:r>
+        <w:t>Rueckfluss. Fuer den WOE-Korpus bedeutet das: Begriffe aus Wirkungsaudit, Datenqualität, Assurance und Missbrauchsschutz sollten dort geschaerft werden, wo sie in Glossar, Werkzeugen, Journal oder Readern doppeldeutig bleiben. Offene Forschungsfragen werden nicht versteckt. Sie markieren die Stelle, an der spaetere Evidenz, ein besserer Datensatz oder eine praezisere Fallstudie die Bewertung veraendern kann.</w:t>
+      </w:r>
+    </w:p>
+    <w:p>
+      <w:r>
+        <w:t>Steuerung und Rueckkopplung. Wissenschaftliche Anschlussfaehigkeit entsteht hier durch Quellenklarheit. Bei Analysemodell werden interne WOE-Begriffe nicht als Ersatz fuer Belege benutzt, sondern mit WOE-IDs, Benchmarks, Auditlogik, Datenqualitaetsstufen und externe Reportingrahmen verbunden. Wo die Datenlage offen bleibt, wird das offengelegt. Wo eine Aussage nur plausibel ist, bleibt sie als Wirkungspotenzial markiert. Wo ein Schaden eine rote Linie beruehrt, greift Nichtkompensation vor Durchschnittslogik.</w:t>
+      </w:r>
+    </w:p>
+    <w:p>
+      <w:r>
+        <w:t>In einer kontroversen Entscheidung wirkt Analysemodell als Pruefpunkt fuer Ambivalenz. Ein Nutzen fuer eine Gruppe kann mit Risiken fuer andere Wirkungsempfaenger einhergehen. Das Skript verlangt deshalb, positive und negative Zustandsveraenderungen getrennt zu fuehren, bevor von positiver Netto-Wirkung gesprochen wird.</w:t>
+      </w:r>
+    </w:p>
+    <w:p>
+      <w:r>
+        <w:t>Pruefungsnahe Anwendung. In Impact-Controlling wird Modellformel erst steuerungsfaehig, wenn daraus eine Entscheidung folgt. Kennzahlen muessen Entscheidungen verbessern, nicht nur Berichte fuellen. Ohne diese Rueckkopplung bleibt Reporting eine Beschreibung. Mit Rueckkopplung wird aus Bewertung eine veraenderte Routine: ein anderer Prozess, ein geaenderter Anreiz, eine bessere Datenpflicht, eine korrigierte Kommunikation oder eine neue Priorisierung.</w:t>
+      </w:r>
+    </w:p>
+    <w:p>
+      <w:r>
+        <w:t>Die typische Fehlstelle bei Wirkungsaudit, Datenqualität, Assurance und Missbrauchsschutz liegt darin, Messbarkeit als Wahrheit zu behandeln. Bei Modellformel wird diese Fehlstelle konkret: Ein scheinbar plausibler Befund darf nicht zur Abkuerzung werden. Quellen, Systemgrenzen, Unsicherheit und Rueckkopplung bleiben sichtbar.</w:t>
+      </w:r>
+    </w:p>
+    <w:p>
+      <w:r>
+        <w:t>Transfer in den WOE-Korpus. Die Grenze gegen Scheingenauigkeit verlaeuft bei Fallfenster nicht zwischen Optimismus und Pessimismus. Sie verlaeuft zwischen offengelegter Unsicherheit und rhetorischer Sicherheit. Wer Wirkungsaudit, Datenqualität, Assurance und Missbrauchsschutz belastbar anwenden will, benennt Systemgrenze, Zeitraum, Vergleichspunkt und offene Gegenhypothese. Gerade dadurch bleibt das Skript anschlussfaehig fuer Forschung, Praxis und spaetere Revision.</w:t>
+      </w:r>
+    </w:p>
+    <w:p>
+      <w:r>
+        <w:t>Fuer die Pruefung ist Fallfenster dann verstanden, wenn daraus eine belastbare Fallantwort entsteht. Eine gute Antwort unterscheidet Beobachtung, Kausalannahme, Bewertung und Steuerungsfolge. Sie bewertet keine Menschen, sondern Wirkpfade, Zustandsveraenderungen, Risiken und institutionelle Bedingungen.</w:t>
+      </w:r>
+    </w:p>
+    <w:p>
+      <w:r>
+        <w:t>Grenzen der Aussage. Prüfungsnahe Fallfragen ohne geschützte Antwortlogik zeigt, warum Wirkungsaudit, Datenqualität, Assurance und Missbrauchsschutz mehr ist als ein Schlagwort im Feld Datenqualitaet, Bewertungsprofile, Scorecards und rueckgekoppelte Steuerung. Die wirkungsoekonomische Frage lautet: Welche reale Veraenderung wird moeglich, welche bleibt nur Potenzial und wo entsteht ein Wirkungsrisiko? Diese Unterscheidung schuetzt vor Impact-Washing, weil sie Absicht, Aktivitaet, Reichweite und Wirkung auseinanderhaelt.</w:t>
+      </w:r>
+    </w:p>
+    <w:p>
+      <w:r>
+        <w:t>Eine Kommune, ein Unternehmen oder eine Bildungsorganisation will Wirkungsaudit, Datenqualität, Assurance und Missbrauchsschutz praktisch anwenden. Der erste Schritt ist nicht die Auswahl eines Instruments, sondern die Klaerung der Zustandsveraenderung. Bei Prüfungsnahe Fallfragen ohne geschützte Antwortlogik muss deshalb benannt werden, wer betroffen ist, welcher Zustand sich veraendert, welche Frist gilt und welche Gegenbeobachtung die Annahme widerlegen wuerde. Erst danach entsteht eine begruendete Entscheidung im Feld Indikator, Scorecard, Benchmark, Auditpfad, Portfolioentscheidung oder CAPEX/OPEX-Priorisierung.</w:t>
+      </w:r>
+    </w:p>
+    <w:p>
+      <w:r>
+        <w:t>Kontrollfrage. Welche Entscheidung waere falsch, wenn Prüfungsnahe Fallfragen ohne geschützte Antwortlogik in WC-V9 missverstanden wird? Die Antwort muss mindestens eine Daten- oder Quellenannahme, eine betroffene Gruppe oder Schutzdimension, eine moegliche Nebenwirkung und einen Rueckkopplungsschritt nennen. Richtig ist nicht die lauteste Bewertung, sondern diejenige, die Begriff, Beleg und Steuerungsfolge zusammenhaelt.</w:t>
       </w:r>
     </w:p>
     <w:p>
@@ -4056,137 +4006,112 @@
         <w:pStyle w:val="Heading3"/>
       </w:pPr>
       <w:r>
-        <w:t>Abschlusskommentar 3: Lesen, pruefen, rueckkoppeln</w:t>
-      </w:r>
-    </w:p>
-    <w:p>
-      <w:r>
-        <w:t>Die folgende Verdichtung fuehrt die vorhandenen Kapitel nicht als Wiederholung, sondern als Anwendung zusammen. Wirkungskompetenz entsteht, wenn dieselbe begriffliche Strenge in Fallanalyse, Datenarbeit, Kommunikation, Governance und Entscheidungspraxis wiedererkannt wird.</w:t>
-      </w:r>
-    </w:p>
-    <w:p>
-      <w:r>
-        <w:t>Evidenzregel. Transferaufgabe darf im Skript nicht als dekorativer Begriff stehen bleiben. Der Abschnitt traegt nur dann, wenn er eine pruefbare Aussage erlaubt: Welche Quelle stuetzt die Annahme, welche Unsicherheit bleibt offen und welche Gegenbeobachtung wuerde die Bewertung veraendern? Fuer Wirkungsaudit, Datenqualität, Assurance und Missbrauchsschutz heisst das, dass praezise Sprache die erste Sicherung gegen Impact-Washing bildet. Die Studierenden sollen nicht lernen, einen Score nachzusprechen. Sie sollen erkennen, wann ein Score klaert, wann er verdeckt und wann eine rote Linie die Durchschnittslogik stoppt.</w:t>
-      </w:r>
-    </w:p>
-    <w:p>
-      <w:r>
-        <w:t>Fallfenster zur Anwendung. Eine Organisation plant eine Massnahme und formuliert dazu eine positive Absicht. In der WÖk reicht das nicht. Fuer diese Vorlesung muss sichtbar werden, welche Zustandsveraenderung erwartet wird, welche Empfaenger direkt oder indirekt betroffen sind, welche Nebenwirkungen entstehen koennen und welche Entscheidung spaeter korrigiert wird. Bezogen auf Wirkungsaudit, Datenqualität, Assurance und Missbrauchsschutz heisst das: Die Analyse muss das konkrete Thema ernst nehmen und zugleich den allgemeinen WÖk-Massstab halten. Es geht nicht darum, Akteure moralisch zu sortieren. Es geht darum, Wirkpfade, Wirkungsempfaenger, Datenqualitaet, Risiken und Rueckkopplung so zu beschreiben, dass bessere Entscheidungen moeglich werden.</w:t>
-      </w:r>
-    </w:p>
-    <w:p>
-      <w:r>
-        <w:t>Transfer in Impact-Controlling. Praxisbeispiel verbindet die inhaltliche Deutung mit der spaeteren Praxis. Eine Organisation kann zu Wirkungsaudit, Datenqualität, Assurance und Missbrauchsschutz sehr ueberzeugend kommunizieren und trotzdem an Zahlen als Beweis zu behandeln, obwohl Systemgrenze, Datenqualitaet, Unsicherheit oder Nichtkompensation ungeklaert sind scheitern. Darum muss die V1-Fassung immer auch nach Governance fragen: Wer erhebt Daten, wer bewertet sie, wer traegt die Folgen, wer kann widersprechen und wann wird eine Entscheidung korrigiert? Mindestens ein direkter und ein indirekter Wirkpfad muessen nachvollziehbar sein. So wird aus einem Lehrkapitel eine verantwortbare Arbeitsroutine.</w:t>
-      </w:r>
-    </w:p>
-    <w:p>
-      <w:r>
-        <w:t>Grenze gegen Scheingenauigkeit. Gerade bei Wirkungsökonomische Vertiefung ist Praezision wichtiger als grosse Begriffe. Eine Wirkungsaussage bleibt schwach, wenn sie nur Aktivitaet, Reichweite, Absicht oder Image beschreibt. Stark wird sie erst, wenn sie die Zustandsveraenderung und ihre Bedingungen offenlegt. In WC-V9 ist deshalb entscheidend, jede Bewertung nur so belastbar ist wie Datenlage, Quellenstatus, Aktualitaet und Systemgrenze. Die Fehlerlinie verlaeuft nicht zwischen Optimismus und Pessimismus, sondern zwischen offengelegter Unsicherheit und rhetorischer Sicherheit ohne Pruefpfad.</w:t>
-      </w:r>
-    </w:p>
-    <w:p>
-      <w:r>
-        <w:t>Pruefungsnahe Transferfrage. Formuliere zu WC-V9 eine Wirkungsaussage in drei Saetzen: Erstens den beobachteten oder plausiblen Zustand, zweitens die Daten- oder Quellenlage, drittens die offene Unsicherheit samt Rueckkopplung. Die Antwort muss ohne moralische Personenbewertung auskommen und darf Reichweite nicht mit Wirkung verwechseln.</w:t>
-      </w:r>
-    </w:p>
-    <w:p>
-      <w:r>
-        <w:t>Pruefungsnahe Lesart. Aus Prüfungsrelevanz laesst sich eine gute Transferfrage ableiten: Welche Entscheidung waere falsch, wenn dieser Abschnitt missverstanden wird? Fuer Wirkungsaudit, Datenqualität, Assurance und Missbrauchsschutz lautet die Antwort meist nicht einfach "mehr Wirkung", sondern genauer: bessere Unterscheidung, sauberere Daten, klarere Schutzlinie und rueckgekoppelte Steuerung. Profile, Zielkonflikte und offene Punkte werden nebeneinander gefuehrt. Wer das im Fall anwenden kann, hat den Kern der Vorlesung verstanden; wer nur Definitionen wiederholt, bleibt unter dem Anspruch der Akademie.</w:t>
-      </w:r>
-    </w:p>
-    <w:p>
-      <w:r>
-        <w:t>Fallfenster zur Anwendung. Eine Fuehrungsentscheidung erzeugt zugleich Nutzen und Risiken. Die WÖk behandelt Ambivalenz nicht als Stoerung, sondern als Kern der Analyse. Positive Netto-Wirkung darf erst behauptet werden, wenn zentrale negative Wirkungen getrennt geprueft und rote Linien gewahrt sind. Bezogen auf Wirkungsaudit, Datenqualität, Assurance und Missbrauchsschutz heisst das: Die Analyse muss das konkrete Thema ernst nehmen und zugleich den allgemeinen WÖk-Massstab halten. Es geht nicht darum, Akteure moralisch zu sortieren. Es geht darum, Wirkpfade, Wirkungsempfaenger, Datenqualitaet, Risiken und Rueckkopplung so zu beschreiben, dass bessere Entscheidungen moeglich werden.</w:t>
-      </w:r>
-    </w:p>
-    <w:p>
-      <w:r>
-        <w:t>Nichtkompensation. Der Abschnitt Lernziele ist in WC-V9 kein Zusatzwissen, sondern ein Pruefstein fuer die Grundfrage des Skripts: Was veraendert sich, bei wem, wodurch und mit welcher Rueckkopplung? Fuer Wirkungsaudit, Datenqualität, Assurance und Missbrauchsschutz wird daran sichtbar, dass schwere zentrale Schaeden nicht durch beliebige positive Einzelwerte neutralisiert werden duerfen. Die fachliche Grenze liegt dort, wo Lernende eine Durchschnittslogik als moralische Entlastung verwenden. Die saubere Lesart trennt deshalb Beobachtung, Kausalannahme, Bewertung und Steuerungsfolge. In der Anwendung sollte daraus mindestens eine konkrete Indikator, Scorecard, Benchmark, Auditpfad oder Portfolioentscheidung abgeleitet werden; sonst bleibt das Wissen erklaerend, aber nicht steuerungsfaehig.</w:t>
-      </w:r>
-    </w:p>
-    <w:p>
-      <w:r>
-        <w:t>Anwendung auf Einleitung / Wirkungsfrage. In einer Fallanalyse beginnt dieser Punkt nicht mit einer Meinung, sondern mit einer belastbaren Beschreibung. Wer WC-V9 pruefungsnah liest, fragt zuerst nach Wirkungsempfaengern, Wirkraum, Zeitraum und Datenquelle. Erst danach folgt die Bewertung im Referenzrahmen Mensch, Planet, Demokratie, SDGs, Agenda 2030 und SDG+. Jeder Analyseblock fragt nach der Routine, die nach der Bewertung angepasst wird. Der typische Kurzschluss waere, Reporting als Abschluss behandeln. Genau dagegen setzt die WÖk die Pflicht, Wirkungspotenzial, Wirkungsrisiko und positive Netto-Wirkung begrifflich getrennt zu halten.</w:t>
-      </w:r>
-    </w:p>
-    <w:p>
-      <w:r>
-        <w:t>Evidenzregel. Kernaussage darf im Skript nicht als dekorativer Begriff stehen bleiben. Der Abschnitt traegt nur dann, wenn er eine pruefbare Aussage erlaubt: Welche Quelle stuetzt die Annahme, welche Unsicherheit bleibt offen und welche Gegenbeobachtung wuerde die Bewertung veraendern? Fuer Wirkungsaudit, Datenqualität, Assurance und Missbrauchsschutz heisst das, dass Wirkungsbewertung Verfahren, Rechte, Transparenz und Korrektur braucht. Die Studierenden sollen nicht lernen, einen Score nachzusprechen. Sie sollen erkennen, wann ein Score klaert, wann er verdeckt und wann eine rote Linie die Durchschnittslogik stoppt.</w:t>
-      </w:r>
-    </w:p>
-    <w:p>
-      <w:r>
-        <w:t>Fallfenster zur Anwendung. Ein Controlling-Team moechte einen Score bilden. Das Skript verlangt, dass Datenqualitaet, Systemgrenzen, Gewichtung, Unsicherheit und Nichtkompensation sichtbar bleiben. Ein Score darf die Diskussion nicht beenden, sondern muss bessere Fragen, Priorisierung und Rueckkopplung ermoeglichen. Bezogen auf Wirkungsaudit, Datenqualität, Assurance und Missbrauchsschutz heisst das: Die Analyse muss das konkrete Thema ernst nehmen und zugleich den allgemeinen WÖk-Massstab halten. Es geht nicht darum, Akteure moralisch zu sortieren. Es geht darum, Wirkpfade, Wirkungsempfaenger, Datenqualitaet, Risiken und Rueckkopplung so zu beschreiben, dass bessere Entscheidungen moeglich werden.</w:t>
-      </w:r>
-    </w:p>
-    <w:p>
-      <w:r>
-        <w:t>Transfer in Impact-Controlling. Quelltext und fachliche Grundlegung verbindet die inhaltliche Deutung mit der spaeteren Praxis. Eine Organisation kann zu Wirkungsaudit, Datenqualität, Assurance und Missbrauchsschutz sehr ueberzeugend kommunizieren und trotzdem an Zahlen als Beweis zu behandeln, obwohl Systemgrenze, Datenqualitaet, Unsicherheit oder Nichtkompensation ungeklaert sind scheitern. Darum muss die V1-Fassung immer auch nach Governance fragen: Wer erhebt Daten, wer bewertet sie, wer traegt die Folgen, wer kann widersprechen und wann wird eine Entscheidung korrigiert? Pruefungsfragen verbinden Begriff, Anwendung, Evidenz und rote Linie. So wird aus einem Lehrkapitel eine verantwortbare Arbeitsroutine.</w:t>
-      </w:r>
-    </w:p>
-    <w:p>
-      <w:r>
-        <w:t>Pruefungsnahe Transferfrage. Formuliere zu WC-V9 eine Wirkungsaussage in drei Saetzen: Erstens den beobachteten oder plausiblen Zustand, zweitens die Daten- oder Quellenlage, drittens die offene Unsicherheit samt Rueckkopplung. Die Antwort muss ohne moralische Personenbewertung auskommen und darf Reichweite nicht mit Wirkung verwechseln.</w:t>
-      </w:r>
-    </w:p>
-    <w:p>
-      <w:r>
-        <w:t>Grenze gegen Scheingenauigkeit. Gerade bei Einstieg / Wirkungsfrage ist Praezision wichtiger als grosse Begriffe. Eine Wirkungsaussage bleibt schwach, wenn sie nur Aktivitaet, Reichweite, Absicht oder Image beschreibt. Stark wird sie erst, wenn sie die Zustandsveraenderung und ihre Bedingungen offenlegt. In WC-V9 ist deshalb entscheidend, WÖk-Begriffe im Alltag nur tragen, wenn sie in Routinen uebersetzt werden. Die Fehlerlinie verlaeuft nicht zwischen Optimismus und Pessimismus, sondern zwischen offengelegter Unsicherheit und rhetorischer Sicherheit ohne Pruefpfad.</w:t>
-      </w:r>
-    </w:p>
-    <w:p>
-      <w:r>
-        <w:t>Pruefungsnahe Lesart. Aus Video-/Audio-Vorlesung laesst sich eine gute Transferfrage ableiten: Welche Entscheidung waere falsch, wenn dieser Abschnitt missverstanden wird? Fuer Wirkungsaudit, Datenqualität, Assurance und Missbrauchsschutz lautet die Antwort meist nicht einfach "mehr Wirkung", sondern genauer: bessere Unterscheidung, sauberere Daten, klarere Schutzlinie und rueckgekoppelte Steuerung. Gute Kommunikation unterscheidet Befund, Annahme und normative Bewertung. Wer das im Fall anwenden kann, hat den Kern der Vorlesung verstanden; wer nur Definitionen wiederholt, bleibt unter dem Anspruch der Akademie.</w:t>
-      </w:r>
-    </w:p>
-    <w:p>
-      <w:r>
-        <w:t>Fallfenster zur Anwendung. Ein Kommunikationsbericht nennt viele Aktivitaeten, Reichweiten und Rueckmeldungen. Die V1-Pruefung fragt, ob daraus eine belastbare Wirkungsaussage folgt. Wenn nur Kontakte, Klicks oder Zustimmung vorliegen, bleibt die Aussage im Bereich Wirkungspotenzial oder Resonanz, nicht im Bereich nachgewiesener Wirkung. Bezogen auf Wirkungsaudit, Datenqualität, Assurance und Missbrauchsschutz heisst das: Die Analyse muss das konkrete Thema ernst nehmen und zugleich den allgemeinen WÖk-Massstab halten. Es geht nicht darum, Akteure moralisch zu sortieren. Es geht darum, Wirkpfade, Wirkungsempfaenger, Datenqualitaet, Risiken und Rueckkopplung so zu beschreiben, dass bessere Entscheidungen moeglich werden.</w:t>
-      </w:r>
-    </w:p>
-    <w:p>
-      <w:r>
-        <w:t>Systemgrenze. Der Abschnitt Transkript (Gerüst) ist in WC-V9 kein Zusatzwissen, sondern ein Pruefstein fuer die Grundfrage des Skripts: Was veraendert sich, bei wem, wodurch und mit welcher Rueckkopplung? Fuer Wirkungsaudit, Datenqualität, Assurance und Missbrauchsschutz wird daran sichtbar, dass jede Wirkungsaussage eine Grenze zieht und diese Grenze begruenden muss. Die fachliche Grenze liegt dort, wo Lernende nur den bequemen Ausschnitt betrachten. Die saubere Lesart trennt deshalb Beobachtung, Kausalannahme, Bewertung und Steuerungsfolge. In der Anwendung sollte daraus mindestens eine konkrete Indikator, Scorecard, Benchmark, Auditpfad oder Portfolioentscheidung abgeleitet werden; sonst bleibt das Wissen erklaerend, aber nicht steuerungsfaehig.</w:t>
-      </w:r>
-    </w:p>
-    <w:p>
-      <w:r>
-        <w:t>Anwendung auf Skript / Folien (Lernseite). In einer Fallanalyse beginnt dieser Punkt nicht mit einer Meinung, sondern mit einer belastbaren Beschreibung. Wer WC-V9 pruefungsnah liest, fragt zuerst nach Wirkungsempfaengern, Wirkraum, Zeitraum und Datenquelle. Erst danach folgt die Bewertung im Referenzrahmen Mensch, Planet, Demokratie, SDGs, Agenda 2030 und SDG+. Szenarien pruefen Sofortwirkung, Folgewirkung und Reversibilitaet getrennt. Der typische Kurzschluss waere, Momentnutzen als dauerhafte positive Netto-Wirkung verkaufen. Genau dagegen setzt die WÖk die Pflicht, Wirkungspotenzial, Wirkungsrisiko und positive Netto-Wirkung begrifflich getrennt zu halten.</w:t>
-      </w:r>
-    </w:p>
-    <w:p>
-      <w:r>
-        <w:t>Evidenzregel. Transferaufgabe darf im Skript nicht als dekorativer Begriff stehen bleiben. Der Abschnitt traegt nur dann, wenn er eine pruefbare Aussage erlaubt: Welche Quelle stuetzt die Annahme, welche Unsicherheit bleibt offen und welche Gegenbeobachtung wuerde die Bewertung veraendern? Fuer Wirkungsaudit, Datenqualität, Assurance und Missbrauchsschutz heisst das, dass Wirkung nicht am Sender, sondern an veraenderten Zustanden der Empfaenger geprueft wird. Die Studierenden sollen nicht lernen, einen Score nachzusprechen. Sie sollen erkennen, wann ein Score klaert, wann er verdeckt und wann eine rote Linie die Durchschnittslogik stoppt.</w:t>
-      </w:r>
-    </w:p>
-    <w:p>
-      <w:r>
-        <w:t>Fallfenster zur Anwendung. Eine Organisation plant eine Massnahme und formuliert dazu eine positive Absicht. In der WÖk reicht das nicht. Fuer diese Vorlesung muss sichtbar werden, welche Zustandsveraenderung erwartet wird, welche Empfaenger direkt oder indirekt betroffen sind, welche Nebenwirkungen entstehen koennen und welche Entscheidung spaeter korrigiert wird. Bezogen auf Wirkungsaudit, Datenqualität, Assurance und Missbrauchsschutz heisst das: Die Analyse muss das konkrete Thema ernst nehmen und zugleich den allgemeinen WÖk-Massstab halten. Es geht nicht darum, Akteure moralisch zu sortieren. Es geht darum, Wirkpfade, Wirkungsempfaenger, Datenqualitaet, Risiken und Rueckkopplung so zu beschreiben, dass bessere Entscheidungen moeglich werden.</w:t>
-      </w:r>
-    </w:p>
-    <w:p>
-      <w:r>
-        <w:t>Pruefungsnahe Transferfrage. Formuliere zu WC-V9 eine Wirkungsaussage in drei Saetzen: Erstens den beobachteten oder plausiblen Zustand, zweitens die Daten- oder Quellenlage, drittens die offene Unsicherheit samt Rueckkopplung. Die Antwort muss ohne moralische Personenbewertung auskommen und darf Reichweite nicht mit Wirkung verwechseln.</w:t>
-      </w:r>
-    </w:p>
-    <w:p>
-      <w:r>
-        <w:t>Transfer in Impact-Controlling. Praxisbeispiel verbindet die inhaltliche Deutung mit der spaeteren Praxis. Eine Organisation kann zu Wirkungsaudit, Datenqualität, Assurance und Missbrauchsschutz sehr ueberzeugend kommunizieren und trotzdem an Zahlen als Beweis zu behandeln, obwohl Systemgrenze, Datenqualitaet, Unsicherheit oder Nichtkompensation ungeklaert sind scheitern. Darum muss die V1-Fassung immer auch nach Governance fragen: Wer erhebt Daten, wer bewertet sie, wer traegt die Folgen, wer kann widersprechen und wann wird eine Entscheidung korrigiert? Jede Schlussfolgerung endet mit Entscheidung, Verantwortlichkeit und Termin fuer Rueckpruefung. So wird aus einem Lehrkapitel eine verantwortbare Arbeitsroutine.</w:t>
-      </w:r>
-    </w:p>
-    <w:p>
-      <w:r>
-        <w:t>Grenze gegen Scheingenauigkeit. Gerade bei Wirkungsökonomische Vertiefung ist Praezision wichtiger als grosse Begriffe. Eine Wirkungsaussage bleibt schwach, wenn sie nur Aktivitaet, Reichweite, Absicht oder Image beschreibt. Stark wird sie erst, wenn sie die Zustandsveraenderung und ihre Bedingungen offenlegt. In WC-V9 ist deshalb entscheidend, WÖk-Aussagen mit bestehenden Begriffen, Studien, Standards und Rechtsrahmen in Beziehung stehen muessen. Die Fehlerlinie verlaeuft nicht zwischen Optimismus und Pessimismus, sondern zwischen offengelegter Unsicherheit und rhetorischer Sicherheit ohne Pruefpfad.</w:t>
-      </w:r>
-    </w:p>
-    <w:p>
-      <w:r>
-        <w:t>Pruefungsnahe Lesart. Aus Prüfungsrelevanz laesst sich eine gute Transferfrage ableiten: Welche Entscheidung waere falsch, wenn dieser Abschnitt missverstanden wird? Fuer Wirkungsaudit, Datenqualität, Assurance und Missbrauchsschutz lautet die Antwort meist nicht einfach "mehr Wirkung", sondern genauer: bessere Unterscheidung, sauberere Daten, klarere Schutzlinie und rueckgekoppelte Steuerung. Die Analyse markiert Stoppsignale vor jeder Portfolio- oder Score-Debatte. Wer das im Fall anwenden kann, hat den Kern der Vorlesung verstanden; wer nur Definitionen wiederholt, bleibt unter dem Anspruch der Akademie.</w:t>
-      </w:r>
-    </w:p>
-    <w:p>
-      <w:r>
-        <w:t>Fallfenster zur Anwendung. Eine Fuehrungsentscheidung erzeugt zugleich Nutzen und Risiken. Die WÖk behandelt Ambivalenz nicht als Stoerung, sondern als Kern der Analyse. Positive Netto-Wirkung darf erst behauptet werden, wenn zentrale negative Wirkungen getrennt geprueft und rote Linien gewahrt sind. Bezogen auf Wirkungsaudit, Datenqualität, Assurance und Missbrauchsschutz heisst das: Die Analyse muss das konkrete Thema ernst nehmen und zugleich den allgemeinen WÖk-Massstab halten. Es geht nicht darum, Akteure moralisch zu sortieren. Es geht darum, Wirkpfade, Wirkungsempfaenger, Datenqualitaet, Risiken und Rueckkopplung so zu beschreiben, dass bessere Entscheidungen moeglich werden.</w:t>
+        <w:t>Schlussvertiefung 3: Wirkungsaudit, Datenqualität, Assurance und Missbrauchsschutz im Anwendungsfall</w:t>
+      </w:r>
+    </w:p>
+    <w:p>
+      <w:r>
+        <w:t>Die folgenden Abschnitte sind keine neue Pruefungsloesung. Sie verdichten die vorhandenen Kapitel zu einer Lesart, mit der Studierende einen Fall selbststaendig analysieren koennen. Im Mittelpunkt stehen Datenqualitaet, Bewertungsprofile, Scorecards und rueckgekoppelte Steuerung, nicht moralische Personenbewertung.</w:t>
+      </w:r>
+    </w:p>
+    <w:p>
+      <w:r>
+        <w:t>Begriffliche Schlussklaerung. In WC-V9 muss Auswertung aus der lebenden Website-Referenz immer mit Empfaengern gelesen werden. Wirkung entsteht nicht beim Sender, sondern an veraenderten Zustaenden von Menschen, Oekosystemen, Institutionen, Oeffentlichkeit oder kuenftigen Handlungsspielraeumen. Darum reicht es nicht, interne Aktivitaeten zu dokumentieren. Entscheidend ist, ob sich ein Zustand nachvollziehbar veraendert und ob diese Veraenderung im Referenzrahmen Mensch, Planet, Demokratie, SDGs, Agenda 2030 und SDG+ tragfaehig bewertet werden kann.</w:t>
+      </w:r>
+    </w:p>
+    <w:p>
+      <w:r>
+        <w:t>Ein Bericht behauptet, die Massnahme zu Wirkungsaudit, Datenqualität, Assurance und Missbrauchsschutz sei erfolgreich. Die WOE-Lesart fragt bei Auswertung aus der lebenden Website-Referenz nach belastbaren Nachweisen: Datenquelle, Systemgrenze, Erhebungslogik, Unsicherheit, Aktualitaet und Auditspur. Wenn diese Nachweise fehlen, bleibt die Aussage Wirkungspotenzial oder Kommunikationsbehauptung. Sie kann wichtig sein, aber sie ist noch keine belegte Wirkung.</w:t>
+      </w:r>
+    </w:p>
+    <w:p>
+      <w:r>
+        <w:t>Wirkpfad und Empfaenger. Wissenschaftliche Anschlussfaehigkeit entsteht hier durch Quellenklarheit. Bei Warum jede Kennzahl manipulierbar wird werden interne WOE-Begriffe nicht als Ersatz fuer Belege benutzt, sondern mit WOE-IDs, Benchmarks, Auditlogik, Datenqualitaetsstufen und externe Reportingrahmen verbunden. Wo die Datenlage offen bleibt, wird das offengelegt. Wo eine Aussage nur plausibel ist, bleibt sie als Wirkungspotenzial markiert. Wo ein Schaden eine rote Linie beruehrt, greift Nichtkompensation vor Durchschnittslogik.</w:t>
+      </w:r>
+    </w:p>
+    <w:p>
+      <w:r>
+        <w:t>In einer kontroversen Entscheidung wirkt Warum jede Kennzahl manipulierbar wird als Pruefpunkt fuer Ambivalenz. Ein Nutzen fuer eine Gruppe kann mit Risiken fuer andere Wirkungsempfaenger einhergehen. Das Skript verlangt deshalb, positive und negative Zustandsveraenderungen getrennt zu fuehren, bevor von positiver Netto-Wirkung gesprochen wird.</w:t>
+      </w:r>
+    </w:p>
+    <w:p>
+      <w:r>
+        <w:t>Rueckfluss. Fuer den WOE-Korpus bedeutet das: Begriffe aus Wirkungsaudit, Datenqualität, Assurance und Missbrauchsschutz sollten dort geschaerft werden, wo sie in Glossar, Werkzeugen, Journal oder Readern doppeldeutig bleiben. Offene Forschungsfragen werden nicht versteckt. Sie markieren die Stelle, an der spaetere Evidenz, ein besserer Datensatz oder eine praezisere Fallstudie die Bewertung veraendern kann.</w:t>
+      </w:r>
+    </w:p>
+    <w:p>
+      <w:r>
+        <w:t>Daten, Quellen und Evidenz. In Impact-Controlling wird Wirkungssimulation als neue Form der Scheinleistung erst steuerungsfaehig, wenn daraus eine Entscheidung folgt. Kennzahlen muessen Entscheidungen verbessern, nicht nur Berichte fuellen. Ohne diese Rueckkopplung bleibt Reporting eine Beschreibung. Mit Rueckkopplung wird aus Bewertung eine veraenderte Routine: ein anderer Prozess, ein geaenderter Anreiz, eine bessere Datenpflicht, eine korrigierte Kommunikation oder eine neue Priorisierung.</w:t>
+      </w:r>
+    </w:p>
+    <w:p>
+      <w:r>
+        <w:t>Die typische Fehlstelle bei Wirkungsaudit, Datenqualität, Assurance und Missbrauchsschutz liegt darin, Messbarkeit als Wahrheit zu behandeln. Bei Wirkungssimulation als neue Form der Scheinleistung wird diese Fehlstelle konkret: Ein scheinbar plausibler Befund darf nicht zur Abkuerzung werden. Quellen, Systemgrenzen, Unsicherheit und Rueckkopplung bleiben sichtbar.</w:t>
+      </w:r>
+    </w:p>
+    <w:p>
+      <w:r>
+        <w:t>Bewertung und rote Linien. Die Grenze gegen Scheingenauigkeit verlaeuft bei Greenwashing und die Illusion ökologischer Wirkung nicht zwischen Optimismus und Pessimismus. Sie verlaeuft zwischen offengelegter Unsicherheit und rhetorischer Sicherheit. Wer Wirkungsaudit, Datenqualität, Assurance und Missbrauchsschutz belastbar anwenden will, benennt Systemgrenze, Zeitraum, Vergleichspunkt und offene Gegenhypothese. Gerade dadurch bleibt das Skript anschlussfaehig fuer Forschung, Praxis und spaetere Revision.</w:t>
+      </w:r>
+    </w:p>
+    <w:p>
+      <w:r>
+        <w:t>Fuer die Pruefung ist Greenwashing und die Illusion ökologischer Wirkung dann verstanden, wenn daraus eine belastbare Fallantwort entsteht. Eine gute Antwort unterscheidet Beobachtung, Kausalannahme, Bewertung und Steuerungsfolge. Sie bewertet keine Menschen, sondern Wirkpfade, Zustandsveraenderungen, Risiken und institutionelle Bedingungen.</w:t>
+      </w:r>
+    </w:p>
+    <w:p>
+      <w:r>
+        <w:t>Kontrollfrage. Welche Entscheidung waere falsch, wenn Greenwashing und die Illusion ökologischer Wirkung in WC-V9 missverstanden wird? Die Antwort muss mindestens eine Daten- oder Quellenannahme, eine betroffene Gruppe oder Schutzdimension, eine moegliche Nebenwirkung und einen Rueckkopplungsschritt nennen. Richtig ist nicht die lauteste Bewertung, sondern diejenige, die Begriff, Beleg und Steuerungsfolge zusammenhaelt.</w:t>
+      </w:r>
+    </w:p>
+    <w:p>
+      <w:r>
+        <w:t>Steuerung und Rueckkopplung. ESG-Theater und Nachhaltigkeit als Bühnenbild zeigt, warum Wirkungsaudit, Datenqualität, Assurance und Missbrauchsschutz mehr ist als ein Schlagwort im Feld Datenqualitaet, Bewertungsprofile, Scorecards und rueckgekoppelte Steuerung. Die wirkungsoekonomische Frage lautet: Welche reale Veraenderung wird moeglich, welche bleibt nur Potenzial und wo entsteht ein Wirkungsrisiko? Diese Unterscheidung schuetzt vor Impact-Washing, weil sie Absicht, Aktivitaet, Reichweite und Wirkung auseinanderhaelt.</w:t>
+      </w:r>
+    </w:p>
+    <w:p>
+      <w:r>
+        <w:t>Eine Kommune, ein Unternehmen oder eine Bildungsorganisation will Wirkungsaudit, Datenqualität, Assurance und Missbrauchsschutz praktisch anwenden. Der erste Schritt ist nicht die Auswahl eines Instruments, sondern die Klaerung der Zustandsveraenderung. Bei ESG-Theater und Nachhaltigkeit als Bühnenbild muss deshalb benannt werden, wer betroffen ist, welcher Zustand sich veraendert, welche Frist gilt und welche Gegenbeobachtung die Annahme widerlegen wuerde. Erst danach entsteht eine begruendete Entscheidung im Feld Indikator, Scorecard, Benchmark, Auditpfad, Portfolioentscheidung oder CAPEX/OPEX-Priorisierung.</w:t>
+      </w:r>
+    </w:p>
+    <w:p>
+      <w:r>
+        <w:t>Pruefungsnahe Anwendung. In WC-V9 muss Warum Wirkung nie vollständig sicher ist immer mit Empfaengern gelesen werden. Wirkung entsteht nicht beim Sender, sondern an veraenderten Zustaenden von Menschen, Oekosystemen, Institutionen, Oeffentlichkeit oder kuenftigen Handlungsspielraeumen. Darum reicht es nicht, interne Aktivitaeten zu dokumentieren. Entscheidend ist, ob sich ein Zustand nachvollziehbar veraendert und ob diese Veraenderung im Referenzrahmen Mensch, Planet, Demokratie, SDGs, Agenda 2030 und SDG+ tragfaehig bewertet werden kann.</w:t>
+      </w:r>
+    </w:p>
+    <w:p>
+      <w:r>
+        <w:t>Ein Bericht behauptet, die Massnahme zu Wirkungsaudit, Datenqualität, Assurance und Missbrauchsschutz sei erfolgreich. Die WOE-Lesart fragt bei Warum Wirkung nie vollständig sicher ist nach belastbaren Nachweisen: Datenquelle, Systemgrenze, Erhebungslogik, Unsicherheit, Aktualitaet und Auditspur. Wenn diese Nachweise fehlen, bleibt die Aussage Wirkungspotenzial oder Kommunikationsbehauptung. Sie kann wichtig sein, aber sie ist noch keine belegte Wirkung.</w:t>
+      </w:r>
+    </w:p>
+    <w:p>
+      <w:r>
+        <w:t>Transfer in den WOE-Korpus. Wissenschaftliche Anschlussfaehigkeit entsteht hier durch Quellenklarheit. Bei Einleitung / Wirkungsfrage werden interne WOE-Begriffe nicht als Ersatz fuer Belege benutzt, sondern mit WOE-IDs, Benchmarks, Auditlogik, Datenqualitaetsstufen und externe Reportingrahmen verbunden. Wo die Datenlage offen bleibt, wird das offengelegt. Wo eine Aussage nur plausibel ist, bleibt sie als Wirkungspotenzial markiert. Wo ein Schaden eine rote Linie beruehrt, greift Nichtkompensation vor Durchschnittslogik.</w:t>
+      </w:r>
+    </w:p>
+    <w:p>
+      <w:r>
+        <w:t>In einer kontroversen Entscheidung wirkt Einleitung / Wirkungsfrage als Pruefpunkt fuer Ambivalenz. Ein Nutzen fuer eine Gruppe kann mit Risiken fuer andere Wirkungsempfaenger einhergehen. Das Skript verlangt deshalb, positive und negative Zustandsveraenderungen getrennt zu fuehren, bevor von positiver Netto-Wirkung gesprochen wird.</w:t>
+      </w:r>
+    </w:p>
+    <w:p>
+      <w:r>
+        <w:t>Grenzen der Aussage. In Impact-Controlling wird Kernaussage erst steuerungsfaehig, wenn daraus eine Entscheidung folgt. Kennzahlen muessen Entscheidungen verbessern, nicht nur Berichte fuellen. Ohne diese Rueckkopplung bleibt Reporting eine Beschreibung. Mit Rueckkopplung wird aus Bewertung eine veraenderte Routine: ein anderer Prozess, ein geaenderter Anreiz, eine bessere Datenpflicht, eine korrigierte Kommunikation oder eine neue Priorisierung.</w:t>
+      </w:r>
+    </w:p>
+    <w:p>
+      <w:r>
+        <w:t>Die typische Fehlstelle bei Wirkungsaudit, Datenqualität, Assurance und Missbrauchsschutz liegt darin, Messbarkeit als Wahrheit zu behandeln. Bei Kernaussage wird diese Fehlstelle konkret: Ein scheinbar plausibler Befund darf nicht zur Abkuerzung werden. Quellen, Systemgrenzen, Unsicherheit und Rueckkopplung bleiben sichtbar.</w:t>
+      </w:r>
+    </w:p>
+    <w:p>
+      <w:r>
+        <w:t>Kontrollfrage. Welche Entscheidung waere falsch, wenn Kernaussage in WC-V9 missverstanden wird? Die Antwort muss mindestens eine Daten- oder Quellenannahme, eine betroffene Gruppe oder Schutzdimension, eine moegliche Nebenwirkung und einen Rueckkopplungsschritt nennen. Richtig ist nicht die lauteste Bewertung, sondern diejenige, die Begriff, Beleg und Steuerungsfolge zusammenhaelt.</w:t>
+      </w:r>
+    </w:p>
+    <w:p>
+      <w:r>
+        <w:t>Rueckfluss. Fuer den WOE-Korpus bedeutet das: Begriffe aus Wirkungsaudit, Datenqualität, Assurance und Missbrauchsschutz sollten dort geschaerft werden, wo sie in Glossar, Werkzeugen, Journal oder Readern doppeldeutig bleiben. Offene Forschungsfragen werden nicht versteckt. Sie markieren die Stelle, an der spaetere Evidenz, ein besserer Datensatz oder eine praezisere Fallstudie die Bewertung veraendern kann.</w:t>
       </w:r>
     </w:p>
     <w:p>
@@ -4194,132 +4119,107 @@
         <w:pStyle w:val="Heading3"/>
       </w:pPr>
       <w:r>
-        <w:t>Abschlusskommentar 4: Lesen, pruefen, rueckkoppeln</w:t>
-      </w:r>
-    </w:p>
-    <w:p>
-      <w:r>
-        <w:t>Die folgende Verdichtung fuehrt die vorhandenen Kapitel nicht als Wiederholung, sondern als Anwendung zusammen. Wirkungskompetenz entsteht, wenn dieselbe begriffliche Strenge in Fallanalyse, Datenarbeit, Kommunikation, Governance und Entscheidungspraxis wiedererkannt wird.</w:t>
-      </w:r>
-    </w:p>
-    <w:p>
-      <w:r>
-        <w:t>Begriffliche Schaerfung. Der Abschnitt Lernziele ist in WC-V9 kein Zusatzwissen, sondern ein Pruefstein fuer die Grundfrage des Skripts: Was veraendert sich, bei wem, wodurch und mit welcher Rueckkopplung? Fuer Wirkungsaudit, Datenqualität, Assurance und Missbrauchsschutz wird daran sichtbar, dass praezise Sprache die erste Sicherung gegen Impact-Washing bildet. Die fachliche Grenze liegt dort, wo Lernende Output, Reichweite, Absicht und Wirkung in einem Satz vermischen. Die saubere Lesart trennt deshalb Beobachtung, Kausalannahme, Bewertung und Steuerungsfolge. In der Anwendung sollte daraus mindestens eine konkrete Indikator, Scorecard, Benchmark, Auditpfad oder Portfolioentscheidung abgeleitet werden; sonst bleibt das Wissen erklaerend, aber nicht steuerungsfaehig.</w:t>
-      </w:r>
-    </w:p>
-    <w:p>
-      <w:r>
-        <w:t>Anwendung auf Einleitung / Wirkungsfrage. In einer Fallanalyse beginnt dieser Punkt nicht mit einer Meinung, sondern mit einer belastbaren Beschreibung. Wer WC-V9 pruefungsnah liest, fragt zuerst nach Wirkungsempfaengern, Wirkraum, Zeitraum und Datenquelle. Erst danach folgt die Bewertung im Referenzrahmen Mensch, Planet, Demokratie, SDGs, Agenda 2030 und SDG+. Mindestens ein direkter und ein indirekter Wirkpfad muessen nachvollziehbar sein. Der typische Kurzschluss waere, nur die Massnahme selbst bewerten und indirekte Empfaenger ausblenden. Genau dagegen setzt die WÖk die Pflicht, Wirkungspotenzial, Wirkungsrisiko und positive Netto-Wirkung begrifflich getrennt zu halten.</w:t>
-      </w:r>
-    </w:p>
-    <w:p>
-      <w:r>
-        <w:t>Pruefungsnahe Transferfrage. Formuliere zu WC-V9 eine Wirkungsaussage in drei Saetzen: Erstens den beobachteten oder plausiblen Zustand, zweitens die Daten- oder Quellenlage, drittens die offene Unsicherheit samt Rueckkopplung. Die Antwort muss ohne moralische Personenbewertung auskommen und darf Reichweite nicht mit Wirkung verwechseln.</w:t>
-      </w:r>
-    </w:p>
-    <w:p>
-      <w:r>
-        <w:t>Evidenzregel. Kernaussage darf im Skript nicht als dekorativer Begriff stehen bleiben. Der Abschnitt traegt nur dann, wenn er eine pruefbare Aussage erlaubt: Welche Quelle stuetzt die Annahme, welche Unsicherheit bleibt offen und welche Gegenbeobachtung wuerde die Bewertung veraendern? Fuer Wirkungsaudit, Datenqualität, Assurance und Missbrauchsschutz heisst das, dass jede Bewertung nur so belastbar ist wie Datenlage, Quellenstatus, Aktualitaet und Systemgrenze. Die Studierenden sollen nicht lernen, einen Score nachzusprechen. Sie sollen erkennen, wann ein Score klaert, wann er verdeckt und wann eine rote Linie die Durchschnittslogik stoppt.</w:t>
-      </w:r>
-    </w:p>
-    <w:p>
-      <w:r>
-        <w:t>Fallfenster zur Anwendung. Ein Controlling-Team moechte einen Score bilden. Das Skript verlangt, dass Datenqualitaet, Systemgrenzen, Gewichtung, Unsicherheit und Nichtkompensation sichtbar bleiben. Ein Score darf die Diskussion nicht beenden, sondern muss bessere Fragen, Priorisierung und Rueckkopplung ermoeglichen. Bezogen auf Wirkungsaudit, Datenqualität, Assurance und Missbrauchsschutz heisst das: Die Analyse muss das konkrete Thema ernst nehmen und zugleich den allgemeinen WÖk-Massstab halten. Es geht nicht darum, Akteure moralisch zu sortieren. Es geht darum, Wirkpfade, Wirkungsempfaenger, Datenqualitaet, Risiken und Rueckkopplung so zu beschreiben, dass bessere Entscheidungen moeglich werden.</w:t>
-      </w:r>
-    </w:p>
-    <w:p>
-      <w:r>
-        <w:t>Transfer in Impact-Controlling. Quelltext und fachliche Grundlegung verbindet die inhaltliche Deutung mit der spaeteren Praxis. Eine Organisation kann zu Wirkungsaudit, Datenqualität, Assurance und Missbrauchsschutz sehr ueberzeugend kommunizieren und trotzdem an Zahlen als Beweis zu behandeln, obwohl Systemgrenze, Datenqualitaet, Unsicherheit oder Nichtkompensation ungeklaert sind scheitern. Darum muss die V1-Fassung immer auch nach Governance fragen: Wer erhebt Daten, wer bewertet sie, wer traegt die Folgen, wer kann widersprechen und wann wird eine Entscheidung korrigiert? Profile, Zielkonflikte und offene Punkte werden nebeneinander gefuehrt. So wird aus einem Lehrkapitel eine verantwortbare Arbeitsroutine.</w:t>
-      </w:r>
-    </w:p>
-    <w:p>
-      <w:r>
-        <w:t>Grenze gegen Scheingenauigkeit. Gerade bei Einstieg / Wirkungsfrage ist Praezision wichtiger als grosse Begriffe. Eine Wirkungsaussage bleibt schwach, wenn sie nur Aktivitaet, Reichweite, Absicht oder Image beschreibt. Stark wird sie erst, wenn sie die Zustandsveraenderung und ihre Bedingungen offenlegt. In WC-V9 ist deshalb entscheidend, schwere zentrale Schaeden nicht durch beliebige positive Einzelwerte neutralisiert werden duerfen. Die Fehlerlinie verlaeuft nicht zwischen Optimismus und Pessimismus, sondern zwischen offengelegter Unsicherheit und rhetorischer Sicherheit ohne Pruefpfad.</w:t>
-      </w:r>
-    </w:p>
-    <w:p>
-      <w:r>
-        <w:t>Pruefungsnahe Lesart. Aus Video-/Audio-Vorlesung laesst sich eine gute Transferfrage ableiten: Welche Entscheidung waere falsch, wenn dieser Abschnitt missverstanden wird? Fuer Wirkungsaudit, Datenqualität, Assurance und Missbrauchsschutz lautet die Antwort meist nicht einfach "mehr Wirkung", sondern genauer: bessere Unterscheidung, sauberere Daten, klarere Schutzlinie und rueckgekoppelte Steuerung. Jeder Analyseblock fragt nach der Routine, die nach der Bewertung angepasst wird. Wer das im Fall anwenden kann, hat den Kern der Vorlesung verstanden; wer nur Definitionen wiederholt, bleibt unter dem Anspruch der Akademie.</w:t>
-      </w:r>
-    </w:p>
-    <w:p>
-      <w:r>
-        <w:t>Fallfenster zur Anwendung. Ein Kommunikationsbericht nennt viele Aktivitaeten, Reichweiten und Rueckmeldungen. Die V1-Pruefung fragt, ob daraus eine belastbare Wirkungsaussage folgt. Wenn nur Kontakte, Klicks oder Zustimmung vorliegen, bleibt die Aussage im Bereich Wirkungspotenzial oder Resonanz, nicht im Bereich nachgewiesener Wirkung. Bezogen auf Wirkungsaudit, Datenqualität, Assurance und Missbrauchsschutz heisst das: Die Analyse muss das konkrete Thema ernst nehmen und zugleich den allgemeinen WÖk-Massstab halten. Es geht nicht darum, Akteure moralisch zu sortieren. Es geht darum, Wirkpfade, Wirkungsempfaenger, Datenqualitaet, Risiken und Rueckkopplung so zu beschreiben, dass bessere Entscheidungen moeglich werden.</w:t>
-      </w:r>
-    </w:p>
-    <w:p>
-      <w:r>
-        <w:t>Governance. Der Abschnitt Transkript (Gerüst) ist in WC-V9 kein Zusatzwissen, sondern ein Pruefstein fuer die Grundfrage des Skripts: Was veraendert sich, bei wem, wodurch und mit welcher Rueckkopplung? Fuer Wirkungsaudit, Datenqualität, Assurance und Missbrauchsschutz wird daran sichtbar, dass Wirkungsbewertung Verfahren, Rechte, Transparenz und Korrektur braucht. Die fachliche Grenze liegt dort, wo Lernende Bewertung als technokratische Top-down-Setzung verstehen. Die saubere Lesart trennt deshalb Beobachtung, Kausalannahme, Bewertung und Steuerungsfolge. In der Anwendung sollte daraus mindestens eine konkrete Indikator, Scorecard, Benchmark, Auditpfad oder Portfolioentscheidung abgeleitet werden; sonst bleibt das Wissen erklaerend, aber nicht steuerungsfaehig.</w:t>
-      </w:r>
-    </w:p>
-    <w:p>
-      <w:r>
-        <w:t>Pruefungsnahe Transferfrage. Formuliere zu WC-V9 eine Wirkungsaussage in drei Saetzen: Erstens den beobachteten oder plausiblen Zustand, zweitens die Daten- oder Quellenlage, drittens die offene Unsicherheit samt Rueckkopplung. Die Antwort muss ohne moralische Personenbewertung auskommen und darf Reichweite nicht mit Wirkung verwechseln.</w:t>
-      </w:r>
-    </w:p>
-    <w:p>
-      <w:r>
-        <w:t>Anwendung auf Skript / Folien (Lernseite). In einer Fallanalyse beginnt dieser Punkt nicht mit einer Meinung, sondern mit einer belastbaren Beschreibung. Wer WC-V9 pruefungsnah liest, fragt zuerst nach Wirkungsempfaengern, Wirkraum, Zeitraum und Datenquelle. Erst danach folgt die Bewertung im Referenzrahmen Mensch, Planet, Demokratie, SDGs, Agenda 2030 und SDG+. Pruefungsfragen verbinden Begriff, Anwendung, Evidenz und rote Linie. Der typische Kurzschluss waere, reines Auswendiglernen als Kompetenznachweis behandeln. Genau dagegen setzt die WÖk die Pflicht, Wirkungspotenzial, Wirkungsrisiko und positive Netto-Wirkung begrifflich getrennt zu halten.</w:t>
-      </w:r>
-    </w:p>
-    <w:p>
-      <w:r>
-        <w:t>Evidenzregel. Transferaufgabe darf im Skript nicht als dekorativer Begriff stehen bleiben. Der Abschnitt traegt nur dann, wenn er eine pruefbare Aussage erlaubt: Welche Quelle stuetzt die Annahme, welche Unsicherheit bleibt offen und welche Gegenbeobachtung wuerde die Bewertung veraendern? Fuer Wirkungsaudit, Datenqualität, Assurance und Missbrauchsschutz heisst das, dass WÖk-Begriffe im Alltag nur tragen, wenn sie in Routinen uebersetzt werden. Die Studierenden sollen nicht lernen, einen Score nachzusprechen. Sie sollen erkennen, wann ein Score klaert, wann er verdeckt und wann eine rote Linie die Durchschnittslogik stoppt.</w:t>
-      </w:r>
-    </w:p>
-    <w:p>
-      <w:r>
-        <w:t>Fallfenster zur Anwendung. Eine Organisation plant eine Massnahme und formuliert dazu eine positive Absicht. In der WÖk reicht das nicht. Fuer diese Vorlesung muss sichtbar werden, welche Zustandsveraenderung erwartet wird, welche Empfaenger direkt oder indirekt betroffen sind, welche Nebenwirkungen entstehen koennen und welche Entscheidung spaeter korrigiert wird. Bezogen auf Wirkungsaudit, Datenqualität, Assurance und Missbrauchsschutz heisst das: Die Analyse muss das konkrete Thema ernst nehmen und zugleich den allgemeinen WÖk-Massstab halten. Es geht nicht darum, Akteure moralisch zu sortieren. Es geht darum, Wirkpfade, Wirkungsempfaenger, Datenqualitaet, Risiken und Rueckkopplung so zu beschreiben, dass bessere Entscheidungen moeglich werden.</w:t>
-      </w:r>
-    </w:p>
-    <w:p>
-      <w:r>
-        <w:t>Transfer in Impact-Controlling. Praxisbeispiel verbindet die inhaltliche Deutung mit der spaeteren Praxis. Eine Organisation kann zu Wirkungsaudit, Datenqualität, Assurance und Missbrauchsschutz sehr ueberzeugend kommunizieren und trotzdem an Zahlen als Beweis zu behandeln, obwohl Systemgrenze, Datenqualitaet, Unsicherheit oder Nichtkompensation ungeklaert sind scheitern. Darum muss die V1-Fassung immer auch nach Governance fragen: Wer erhebt Daten, wer bewertet sie, wer traegt die Folgen, wer kann widersprechen und wann wird eine Entscheidung korrigiert? Gute Kommunikation unterscheidet Befund, Annahme und normative Bewertung. So wird aus einem Lehrkapitel eine verantwortbare Arbeitsroutine.</w:t>
-      </w:r>
-    </w:p>
-    <w:p>
-      <w:r>
-        <w:t>Grenze gegen Scheingenauigkeit. Gerade bei Wirkungsökonomische Vertiefung ist Praezision wichtiger als grosse Begriffe. Eine Wirkungsaussage bleibt schwach, wenn sie nur Aktivitaet, Reichweite, Absicht oder Image beschreibt. Stark wird sie erst, wenn sie die Zustandsveraenderung und ihre Bedingungen offenlegt. In WC-V9 ist deshalb entscheidend, jede Wirkungsaussage eine Grenze zieht und diese Grenze begruenden muss. Die Fehlerlinie verlaeuft nicht zwischen Optimismus und Pessimismus, sondern zwischen offengelegter Unsicherheit und rhetorischer Sicherheit ohne Pruefpfad.</w:t>
-      </w:r>
-    </w:p>
-    <w:p>
-      <w:r>
-        <w:t>Pruefungsnahe Lesart. Aus Prüfungsrelevanz laesst sich eine gute Transferfrage ableiten: Welche Entscheidung waere falsch, wenn dieser Abschnitt missverstanden wird? Fuer Wirkungsaudit, Datenqualität, Assurance und Missbrauchsschutz lautet die Antwort meist nicht einfach "mehr Wirkung", sondern genauer: bessere Unterscheidung, sauberere Daten, klarere Schutzlinie und rueckgekoppelte Steuerung. Szenarien pruefen Sofortwirkung, Folgewirkung und Reversibilitaet getrennt. Wer das im Fall anwenden kann, hat den Kern der Vorlesung verstanden; wer nur Definitionen wiederholt, bleibt unter dem Anspruch der Akademie.</w:t>
-      </w:r>
-    </w:p>
-    <w:p>
-      <w:r>
-        <w:t>Fallfenster zur Anwendung. Eine Fuehrungsentscheidung erzeugt zugleich Nutzen und Risiken. Die WÖk behandelt Ambivalenz nicht als Stoerung, sondern als Kern der Analyse. Positive Netto-Wirkung darf erst behauptet werden, wenn zentrale negative Wirkungen getrennt geprueft und rote Linien gewahrt sind. Bezogen auf Wirkungsaudit, Datenqualität, Assurance und Missbrauchsschutz heisst das: Die Analyse muss das konkrete Thema ernst nehmen und zugleich den allgemeinen WÖk-Massstab halten. Es geht nicht darum, Akteure moralisch zu sortieren. Es geht darum, Wirkpfade, Wirkungsempfaenger, Datenqualitaet, Risiken und Rueckkopplung so zu beschreiben, dass bessere Entscheidungen moeglich werden.</w:t>
-      </w:r>
-    </w:p>
-    <w:p>
-      <w:r>
-        <w:t>Pruefungsnahe Transferfrage. Formuliere zu WC-V9 eine Wirkungsaussage in drei Saetzen: Erstens den beobachteten oder plausiblen Zustand, zweitens die Daten- oder Quellenlage, drittens die offene Unsicherheit samt Rueckkopplung. Die Antwort muss ohne moralische Personenbewertung auskommen und darf Reichweite nicht mit Wirkung verwechseln.</w:t>
-      </w:r>
-    </w:p>
-    <w:p>
-      <w:r>
-        <w:t>Betroffenenperspektive. Der Abschnitt Lernziele ist in WC-V9 kein Zusatzwissen, sondern ein Pruefstein fuer die Grundfrage des Skripts: Was veraendert sich, bei wem, wodurch und mit welcher Rueckkopplung? Fuer Wirkungsaudit, Datenqualität, Assurance und Missbrauchsschutz wird daran sichtbar, dass Wirkung nicht am Sender, sondern an veraenderten Zustanden der Empfaenger geprueft wird. Die fachliche Grenze liegt dort, wo Lernende interne Erfolgskennzahlen mit gesellschaftlicher Wirkung verwechseln. Die saubere Lesart trennt deshalb Beobachtung, Kausalannahme, Bewertung und Steuerungsfolge. In der Anwendung sollte daraus mindestens eine konkrete Indikator, Scorecard, Benchmark, Auditpfad oder Portfolioentscheidung abgeleitet werden; sonst bleibt das Wissen erklaerend, aber nicht steuerungsfaehig.</w:t>
-      </w:r>
-    </w:p>
-    <w:p>
-      <w:r>
-        <w:t>Anwendung auf Einleitung / Wirkungsfrage. In einer Fallanalyse beginnt dieser Punkt nicht mit einer Meinung, sondern mit einer belastbaren Beschreibung. Wer WC-V9 pruefungsnah liest, fragt zuerst nach Wirkungsempfaengern, Wirkraum, Zeitraum und Datenquelle. Erst danach folgt die Bewertung im Referenzrahmen Mensch, Planet, Demokratie, SDGs, Agenda 2030 und SDG+. Jede Schlussfolgerung endet mit Entscheidung, Verantwortlichkeit und Termin fuer Rueckpruefung. Der typische Kurzschluss waere, Befunde sammeln, ohne Ressourcen oder Regeln zu veraendern. Genau dagegen setzt die WÖk die Pflicht, Wirkungspotenzial, Wirkungsrisiko und positive Netto-Wirkung begrifflich getrennt zu halten.</w:t>
-      </w:r>
-    </w:p>
-    <w:p>
-      <w:r>
-        <w:t>Evidenzregel. Kernaussage darf im Skript nicht als dekorativer Begriff stehen bleiben. Der Abschnitt traegt nur dann, wenn er eine pruefbare Aussage erlaubt: Welche Quelle stuetzt die Annahme, welche Unsicherheit bleibt offen und welche Gegenbeobachtung wuerde die Bewertung veraendern? Fuer Wirkungsaudit, Datenqualität, Assurance und Missbrauchsschutz heisst das, dass WÖk-Aussagen mit bestehenden Begriffen, Studien, Standards und Rechtsrahmen in Beziehung stehen muessen. Die Studierenden sollen nicht lernen, einen Score nachzusprechen. Sie sollen erkennen, wann ein Score klaert, wann er verdeckt und wann eine rote Linie die Durchschnittslogik stoppt.</w:t>
-      </w:r>
-    </w:p>
-    <w:p>
-      <w:r>
-        <w:t>Fallfenster zur Anwendung. Ein Controlling-Team moechte einen Score bilden. Das Skript verlangt, dass Datenqualitaet, Systemgrenzen, Gewichtung, Unsicherheit und Nichtkompensation sichtbar bleiben. Ein Score darf die Diskussion nicht beenden, sondern muss bessere Fragen, Priorisierung und Rueckkopplung ermoeglichen. Bezogen auf Wirkungsaudit, Datenqualität, Assurance und Missbrauchsschutz heisst das: Die Analyse muss das konkrete Thema ernst nehmen und zugleich den allgemeinen WÖk-Massstab halten. Es geht nicht darum, Akteure moralisch zu sortieren. Es geht darum, Wirkpfade, Wirkungsempfaenger, Datenqualitaet, Risiken und Rueckkopplung so zu beschreiben, dass bessere Entscheidungen moeglich werden.</w:t>
-      </w:r>
-    </w:p>
-    <w:p>
-      <w:r>
-        <w:t>Transfer in Impact-Controlling. Quelltext und fachliche Grundlegung verbindet die inhaltliche Deutung mit der spaeteren Praxis. Eine Organisation kann zu Wirkungsaudit, Datenqualität, Assurance und Missbrauchsschutz sehr ueberzeugend kommunizieren und trotzdem an Zahlen als Beweis zu behandeln, obwohl Systemgrenze, Datenqualitaet, Unsicherheit oder Nichtkompensation ungeklaert sind scheitern. Darum muss die V1-Fassung immer auch nach Governance fragen: Wer erhebt Daten, wer bewertet sie, wer traegt die Folgen, wer kann widersprechen und wann wird eine Entscheidung korrigiert? Die Analyse markiert Stoppsignale vor jeder Portfolio- oder Score-Debatte. So wird aus einem Lehrkapitel eine verantwortbare Arbeitsroutine.</w:t>
+        <w:t>Schlussvertiefung 4: Wirkungsaudit, Datenqualität, Assurance und Missbrauchsschutz im Anwendungsfall</w:t>
+      </w:r>
+    </w:p>
+    <w:p>
+      <w:r>
+        <w:t>Die folgenden Abschnitte sind keine neue Pruefungsloesung. Sie verdichten die vorhandenen Kapitel zu einer Lesart, mit der Studierende einen Fall selbststaendig analysieren koennen. Im Mittelpunkt stehen Datenqualitaet, Bewertungsprofile, Scorecards und rueckgekoppelte Steuerung, nicht moralische Personenbewertung.</w:t>
+      </w:r>
+    </w:p>
+    <w:p>
+      <w:r>
+        <w:t>Begriffliche Schlussklaerung. Die Grenze gegen Scheingenauigkeit verlaeuft bei Quelltext und fachliche Grundlegung nicht zwischen Optimismus und Pessimismus. Sie verlaeuft zwischen offengelegter Unsicherheit und rhetorischer Sicherheit. Wer Wirkungsaudit, Datenqualität, Assurance und Missbrauchsschutz belastbar anwenden will, benennt Systemgrenze, Zeitraum, Vergleichspunkt und offene Gegenhypothese. Gerade dadurch bleibt das Skript anschlussfaehig fuer Forschung, Praxis und spaetere Revision.</w:t>
+      </w:r>
+    </w:p>
+    <w:p>
+      <w:r>
+        <w:t>Fuer die Pruefung ist Quelltext und fachliche Grundlegung dann verstanden, wenn daraus eine belastbare Fallantwort entsteht. Eine gute Antwort unterscheidet Beobachtung, Kausalannahme, Bewertung und Steuerungsfolge. Sie bewertet keine Menschen, sondern Wirkpfade, Zustandsveraenderungen, Risiken und institutionelle Bedingungen.</w:t>
+      </w:r>
+    </w:p>
+    <w:p>
+      <w:r>
+        <w:t>Wirkpfad und Empfaenger. Einstieg / Wirkungsfrage zeigt, warum Wirkungsaudit, Datenqualität, Assurance und Missbrauchsschutz mehr ist als ein Schlagwort im Feld Datenqualitaet, Bewertungsprofile, Scorecards und rueckgekoppelte Steuerung. Die wirkungsoekonomische Frage lautet: Welche reale Veraenderung wird moeglich, welche bleibt nur Potenzial und wo entsteht ein Wirkungsrisiko? Diese Unterscheidung schuetzt vor Impact-Washing, weil sie Absicht, Aktivitaet, Reichweite und Wirkung auseinanderhaelt.</w:t>
+      </w:r>
+    </w:p>
+    <w:p>
+      <w:r>
+        <w:t>Eine Kommune, ein Unternehmen oder eine Bildungsorganisation will Wirkungsaudit, Datenqualität, Assurance und Missbrauchsschutz praktisch anwenden. Der erste Schritt ist nicht die Auswahl eines Instruments, sondern die Klaerung der Zustandsveraenderung. Bei Einstieg / Wirkungsfrage muss deshalb benannt werden, wer betroffen ist, welcher Zustand sich veraendert, welche Frist gilt und welche Gegenbeobachtung die Annahme widerlegen wuerde. Erst danach entsteht eine begruendete Entscheidung im Feld Indikator, Scorecard, Benchmark, Auditpfad, Portfolioentscheidung oder CAPEX/OPEX-Priorisierung.</w:t>
+      </w:r>
+    </w:p>
+    <w:p>
+      <w:r>
+        <w:t>Daten, Quellen und Evidenz. In WC-V9 muss Skript / Folien (Lernseite) immer mit Empfaengern gelesen werden. Wirkung entsteht nicht beim Sender, sondern an veraenderten Zustaenden von Menschen, Oekosystemen, Institutionen, Oeffentlichkeit oder kuenftigen Handlungsspielraeumen. Darum reicht es nicht, interne Aktivitaeten zu dokumentieren. Entscheidend ist, ob sich ein Zustand nachvollziehbar veraendert und ob diese Veraenderung im Referenzrahmen Mensch, Planet, Demokratie, SDGs, Agenda 2030 und SDG+ tragfaehig bewertet werden kann.</w:t>
+      </w:r>
+    </w:p>
+    <w:p>
+      <w:r>
+        <w:t>Ein Bericht behauptet, die Massnahme zu Wirkungsaudit, Datenqualität, Assurance und Missbrauchsschutz sei erfolgreich. Die WOE-Lesart fragt bei Skript / Folien (Lernseite) nach belastbaren Nachweisen: Datenquelle, Systemgrenze, Erhebungslogik, Unsicherheit, Aktualitaet und Auditspur. Wenn diese Nachweise fehlen, bleibt die Aussage Wirkungspotenzial oder Kommunikationsbehauptung. Sie kann wichtig sein, aber sie ist noch keine belegte Wirkung.</w:t>
+      </w:r>
+    </w:p>
+    <w:p>
+      <w:r>
+        <w:t>Bewertung und rote Linien. Wissenschaftliche Anschlussfaehigkeit entsteht hier durch Quellenklarheit. Bei Transferaufgabe werden interne WOE-Begriffe nicht als Ersatz fuer Belege benutzt, sondern mit WOE-IDs, Benchmarks, Auditlogik, Datenqualitaetsstufen und externe Reportingrahmen verbunden. Wo die Datenlage offen bleibt, wird das offengelegt. Wo eine Aussage nur plausibel ist, bleibt sie als Wirkungspotenzial markiert. Wo ein Schaden eine rote Linie beruehrt, greift Nichtkompensation vor Durchschnittslogik.</w:t>
+      </w:r>
+    </w:p>
+    <w:p>
+      <w:r>
+        <w:t>In einer kontroversen Entscheidung wirkt Transferaufgabe als Pruefpunkt fuer Ambivalenz. Ein Nutzen fuer eine Gruppe kann mit Risiken fuer andere Wirkungsempfaenger einhergehen. Das Skript verlangt deshalb, positive und negative Zustandsveraenderungen getrennt zu fuehren, bevor von positiver Netto-Wirkung gesprochen wird.</w:t>
+      </w:r>
+    </w:p>
+    <w:p>
+      <w:r>
+        <w:t>Kontrollfrage. Welche Entscheidung waere falsch, wenn Transferaufgabe in WC-V9 missverstanden wird? Die Antwort muss mindestens eine Daten- oder Quellenannahme, eine betroffene Gruppe oder Schutzdimension, eine moegliche Nebenwirkung und einen Rueckkopplungsschritt nennen. Richtig ist nicht die lauteste Bewertung, sondern diejenige, die Begriff, Beleg und Steuerungsfolge zusammenhaelt.</w:t>
+      </w:r>
+    </w:p>
+    <w:p>
+      <w:r>
+        <w:t>Steuerung und Rueckkopplung. In Impact-Controlling wird Praxisbeispiel erst steuerungsfaehig, wenn daraus eine Entscheidung folgt. Kennzahlen muessen Entscheidungen verbessern, nicht nur Berichte fuellen. Ohne diese Rueckkopplung bleibt Reporting eine Beschreibung. Mit Rueckkopplung wird aus Bewertung eine veraenderte Routine: ein anderer Prozess, ein geaenderter Anreiz, eine bessere Datenpflicht, eine korrigierte Kommunikation oder eine neue Priorisierung.</w:t>
+      </w:r>
+    </w:p>
+    <w:p>
+      <w:r>
+        <w:t>Die typische Fehlstelle bei Wirkungsaudit, Datenqualität, Assurance und Missbrauchsschutz liegt darin, Messbarkeit als Wahrheit zu behandeln. Bei Praxisbeispiel wird diese Fehlstelle konkret: Ein scheinbar plausibler Befund darf nicht zur Abkuerzung werden. Quellen, Systemgrenzen, Unsicherheit und Rueckkopplung bleiben sichtbar.</w:t>
+      </w:r>
+    </w:p>
+    <w:p>
+      <w:r>
+        <w:t>Pruefungsnahe Anwendung. Die Grenze gegen Scheingenauigkeit verlaeuft bei Wirkungsökonomische Vertiefung nicht zwischen Optimismus und Pessimismus. Sie verlaeuft zwischen offengelegter Unsicherheit und rhetorischer Sicherheit. Wer Wirkungsaudit, Datenqualität, Assurance und Missbrauchsschutz belastbar anwenden will, benennt Systemgrenze, Zeitraum, Vergleichspunkt und offene Gegenhypothese. Gerade dadurch bleibt das Skript anschlussfaehig fuer Forschung, Praxis und spaetere Revision.</w:t>
+      </w:r>
+    </w:p>
+    <w:p>
+      <w:r>
+        <w:t>Fuer die Pruefung ist Wirkungsökonomische Vertiefung dann verstanden, wenn daraus eine belastbare Fallantwort entsteht. Eine gute Antwort unterscheidet Beobachtung, Kausalannahme, Bewertung und Steuerungsfolge. Sie bewertet keine Menschen, sondern Wirkpfade, Zustandsveraenderungen, Risiken und institutionelle Bedingungen.</w:t>
+      </w:r>
+    </w:p>
+    <w:p>
+      <w:r>
+        <w:t>Rueckfluss. Fuer den WOE-Korpus bedeutet das: Begriffe aus Wirkungsaudit, Datenqualität, Assurance und Missbrauchsschutz sollten dort geschaerft werden, wo sie in Glossar, Werkzeugen, Journal oder Readern doppeldeutig bleiben. Offene Forschungsfragen werden nicht versteckt. Sie markieren die Stelle, an der spaetere Evidenz, ein besserer Datensatz oder eine praezisere Fallstudie die Bewertung veraendern kann.</w:t>
+      </w:r>
+    </w:p>
+    <w:p>
+      <w:r>
+        <w:t>Transfer in den WOE-Korpus. Begriffliche Präzision zeigt, warum Wirkungsaudit, Datenqualität, Assurance und Missbrauchsschutz mehr ist als ein Schlagwort im Feld Datenqualitaet, Bewertungsprofile, Scorecards und rueckgekoppelte Steuerung. Die wirkungsoekonomische Frage lautet: Welche reale Veraenderung wird moeglich, welche bleibt nur Potenzial und wo entsteht ein Wirkungsrisiko? Diese Unterscheidung schuetzt vor Impact-Washing, weil sie Absicht, Aktivitaet, Reichweite und Wirkung auseinanderhaelt.</w:t>
+      </w:r>
+    </w:p>
+    <w:p>
+      <w:r>
+        <w:t>Eine Kommune, ein Unternehmen oder eine Bildungsorganisation will Wirkungsaudit, Datenqualität, Assurance und Missbrauchsschutz praktisch anwenden. Der erste Schritt ist nicht die Auswahl eines Instruments, sondern die Klaerung der Zustandsveraenderung. Bei Begriffliche Präzision muss deshalb benannt werden, wer betroffen ist, welcher Zustand sich veraendert, welche Frist gilt und welche Gegenbeobachtung die Annahme widerlegen wuerde. Erst danach entsteht eine begruendete Entscheidung im Feld Indikator, Scorecard, Benchmark, Auditpfad, Portfolioentscheidung oder CAPEX/OPEX-Priorisierung.</w:t>
+      </w:r>
+    </w:p>
+    <w:p>
+      <w:r>
+        <w:t>Grenzen der Aussage. In WC-V9 muss Wirkpfad immer mit Empfaengern gelesen werden. Wirkung entsteht nicht beim Sender, sondern an veraenderten Zustaenden von Menschen, Oekosystemen, Institutionen, Oeffentlichkeit oder kuenftigen Handlungsspielraeumen. Darum reicht es nicht, interne Aktivitaeten zu dokumentieren. Entscheidend ist, ob sich ein Zustand nachvollziehbar veraendert und ob diese Veraenderung im Referenzrahmen Mensch, Planet, Demokratie, SDGs, Agenda 2030 und SDG+ tragfaehig bewertet werden kann.</w:t>
+      </w:r>
+    </w:p>
+    <w:p>
+      <w:r>
+        <w:t>Ein Bericht behauptet, die Massnahme zu Wirkungsaudit, Datenqualität, Assurance und Missbrauchsschutz sei erfolgreich. Die WOE-Lesart fragt bei Wirkpfad nach belastbaren Nachweisen: Datenquelle, Systemgrenze, Erhebungslogik, Unsicherheit, Aktualitaet und Auditspur. Wenn diese Nachweise fehlen, bleibt die Aussage Wirkungspotenzial oder Kommunikationsbehauptung. Sie kann wichtig sein, aber sie ist noch keine belegte Wirkung.</w:t>
+      </w:r>
+    </w:p>
+    <w:p>
+      <w:r>
+        <w:t>Kontrollfrage. Welche Entscheidung waere falsch, wenn Wirkpfad in WC-V9 missverstanden wird? Die Antwort muss mindestens eine Daten- oder Quellenannahme, eine betroffene Gruppe oder Schutzdimension, eine moegliche Nebenwirkung und einen Rueckkopplungsschritt nennen. Richtig ist nicht die lauteste Bewertung, sondern diejenige, die Begriff, Beleg und Steuerungsfolge zusammenhaelt.</w:t>
       </w:r>
     </w:p>
     <w:p>
@@ -4327,32 +4227,107 @@
         <w:pStyle w:val="Heading3"/>
       </w:pPr>
       <w:r>
-        <w:t>Abschlusskommentar 5: Lesen, pruefen, rueckkoppeln</w:t>
-      </w:r>
-    </w:p>
-    <w:p>
-      <w:r>
-        <w:t>Die folgende Verdichtung fuehrt die vorhandenen Kapitel nicht als Wiederholung, sondern als Anwendung zusammen. Wirkungskompetenz entsteht, wenn dieselbe begriffliche Strenge in Fallanalyse, Datenarbeit, Kommunikation, Governance und Entscheidungspraxis wiedererkannt wird.</w:t>
-      </w:r>
-    </w:p>
-    <w:p>
-      <w:r>
-        <w:t>Grenze gegen Scheingenauigkeit. Gerade bei Einstieg / Wirkungsfrage ist Praezision wichtiger als grosse Begriffe. Eine Wirkungsaussage bleibt schwach, wenn sie nur Aktivitaet, Reichweite, Absicht oder Image beschreibt. Stark wird sie erst, wenn sie die Zustandsveraenderung und ihre Bedingungen offenlegt. In WC-V9 ist deshalb entscheidend, praezise Sprache die erste Sicherung gegen Impact-Washing bildet. Die Fehlerlinie verlaeuft nicht zwischen Optimismus und Pessimismus, sondern zwischen offengelegter Unsicherheit und rhetorischer Sicherheit ohne Pruefpfad.</w:t>
-      </w:r>
-    </w:p>
-    <w:p>
-      <w:r>
-        <w:t>Pruefungsnahe Transferfrage. Formuliere zu WC-V9 eine Wirkungsaussage in drei Saetzen: Erstens den beobachteten oder plausiblen Zustand, zweitens die Daten- oder Quellenlage, drittens die offene Unsicherheit samt Rueckkopplung. Die Antwort muss ohne moralische Personenbewertung auskommen und darf Reichweite nicht mit Wirkung verwechseln.</w:t>
-      </w:r>
-    </w:p>
-    <w:p>
-      <w:r>
-        <w:t>Pruefungsnahe Lesart. Aus Video-/Audio-Vorlesung laesst sich eine gute Transferfrage ableiten: Welche Entscheidung waere falsch, wenn dieser Abschnitt missverstanden wird? Fuer Wirkungsaudit, Datenqualität, Assurance und Missbrauchsschutz lautet die Antwort meist nicht einfach "mehr Wirkung", sondern genauer: bessere Unterscheidung, sauberere Daten, klarere Schutzlinie und rueckgekoppelte Steuerung. Mindestens ein direkter und ein indirekter Wirkpfad muessen nachvollziehbar sein. Wer das im Fall anwenden kann, hat den Kern der Vorlesung verstanden; wer nur Definitionen wiederholt, bleibt unter dem Anspruch der Akademie.</w:t>
-      </w:r>
-    </w:p>
-    <w:p>
-      <w:r>
-        <w:t>Fallfenster zur Anwendung. Ein Kommunikationsbericht nennt viele Aktivitaeten, Reichweiten und Rueckmeldungen. Die V1-Pruefung fragt, ob daraus eine belastbare Wirkungsaussage folgt. Wenn nur Kontakte, Klicks oder Zustimmung vorliegen, bleibt die Aussage im Bereich Wirkungspotenzial oder Resonanz, nicht im Bereich nachgewiesener Wirkung. Bezogen auf Wirkungsaudit, Datenqualität, Assurance und Missbrauchsschutz heisst das: Die Analyse muss das konkrete Thema ernst nehmen und zugleich den allgemeinen WÖk-Massstab halten. Es geht nicht darum, Akteure moralisch zu sortieren. Es geht darum, Wirkpfade, Wirkungsempfaenger, Datenqualitaet, Risiken und Rueckkopplung so zu beschreiben, dass bessere Entscheidungen moeglich werden.</w:t>
+        <w:t>Schlussvertiefung 5: Wirkungsaudit, Datenqualität, Assurance und Missbrauchsschutz im Anwendungsfall</w:t>
+      </w:r>
+    </w:p>
+    <w:p>
+      <w:r>
+        <w:t>Die folgenden Abschnitte sind keine neue Pruefungsloesung. Sie verdichten die vorhandenen Kapitel zu einer Lesart, mit der Studierende einen Fall selbststaendig analysieren koennen. Im Mittelpunkt stehen Datenqualitaet, Bewertungsprofile, Scorecards und rueckgekoppelte Steuerung, nicht moralische Personenbewertung.</w:t>
+      </w:r>
+    </w:p>
+    <w:p>
+      <w:r>
+        <w:t>Begriffliche Schlussklaerung. Wissenschaftliche Anschlussfaehigkeit entsteht hier durch Quellenklarheit. Bei Leitthese werden interne WOE-Begriffe nicht als Ersatz fuer Belege benutzt, sondern mit WOE-IDs, Benchmarks, Auditlogik, Datenqualitaetsstufen und externe Reportingrahmen verbunden. Wo die Datenlage offen bleibt, wird das offengelegt. Wo eine Aussage nur plausibel ist, bleibt sie als Wirkungspotenzial markiert. Wo ein Schaden eine rote Linie beruehrt, greift Nichtkompensation vor Durchschnittslogik.</w:t>
+      </w:r>
+    </w:p>
+    <w:p>
+      <w:r>
+        <w:t>In einer kontroversen Entscheidung wirkt Leitthese als Pruefpunkt fuer Ambivalenz. Ein Nutzen fuer eine Gruppe kann mit Risiken fuer andere Wirkungsempfaenger einhergehen. Das Skript verlangt deshalb, positive und negative Zustandsveraenderungen getrennt zu fuehren, bevor von positiver Netto-Wirkung gesprochen wird.</w:t>
+      </w:r>
+    </w:p>
+    <w:p>
+      <w:r>
+        <w:t>Wirkpfad und Empfaenger. In Impact-Controlling wird Didaktische Einordnung im Studiengang erst steuerungsfaehig, wenn daraus eine Entscheidung folgt. Kennzahlen muessen Entscheidungen verbessern, nicht nur Berichte fuellen. Ohne diese Rueckkopplung bleibt Reporting eine Beschreibung. Mit Rueckkopplung wird aus Bewertung eine veraenderte Routine: ein anderer Prozess, ein geaenderter Anreiz, eine bessere Datenpflicht, eine korrigierte Kommunikation oder eine neue Priorisierung.</w:t>
+      </w:r>
+    </w:p>
+    <w:p>
+      <w:r>
+        <w:t>Die typische Fehlstelle bei Wirkungsaudit, Datenqualität, Assurance und Missbrauchsschutz liegt darin, Messbarkeit als Wahrheit zu behandeln. Bei Didaktische Einordnung im Studiengang wird diese Fehlstelle konkret: Ein scheinbar plausibler Befund darf nicht zur Abkuerzung werden. Quellen, Systemgrenzen, Unsicherheit und Rueckkopplung bleiben sichtbar.</w:t>
+      </w:r>
+    </w:p>
+    <w:p>
+      <w:r>
+        <w:t>Daten, Quellen und Evidenz. Die Grenze gegen Scheingenauigkeit verlaeuft bei Analysemodell nicht zwischen Optimismus und Pessimismus. Sie verlaeuft zwischen offengelegter Unsicherheit und rhetorischer Sicherheit. Wer Wirkungsaudit, Datenqualität, Assurance und Missbrauchsschutz belastbar anwenden will, benennt Systemgrenze, Zeitraum, Vergleichspunkt und offene Gegenhypothese. Gerade dadurch bleibt das Skript anschlussfaehig fuer Forschung, Praxis und spaetere Revision.</w:t>
+      </w:r>
+    </w:p>
+    <w:p>
+      <w:r>
+        <w:t>Fuer die Pruefung ist Analysemodell dann verstanden, wenn daraus eine belastbare Fallantwort entsteht. Eine gute Antwort unterscheidet Beobachtung, Kausalannahme, Bewertung und Steuerungsfolge. Sie bewertet keine Menschen, sondern Wirkpfade, Zustandsveraenderungen, Risiken und institutionelle Bedingungen.</w:t>
+      </w:r>
+    </w:p>
+    <w:p>
+      <w:r>
+        <w:t>Bewertung und rote Linien. Modellformel zeigt, warum Wirkungsaudit, Datenqualität, Assurance und Missbrauchsschutz mehr ist als ein Schlagwort im Feld Datenqualitaet, Bewertungsprofile, Scorecards und rueckgekoppelte Steuerung. Die wirkungsoekonomische Frage lautet: Welche reale Veraenderung wird moeglich, welche bleibt nur Potenzial und wo entsteht ein Wirkungsrisiko? Diese Unterscheidung schuetzt vor Impact-Washing, weil sie Absicht, Aktivitaet, Reichweite und Wirkung auseinanderhaelt.</w:t>
+      </w:r>
+    </w:p>
+    <w:p>
+      <w:r>
+        <w:t>Eine Kommune, ein Unternehmen oder eine Bildungsorganisation will Wirkungsaudit, Datenqualität, Assurance und Missbrauchsschutz praktisch anwenden. Der erste Schritt ist nicht die Auswahl eines Instruments, sondern die Klaerung der Zustandsveraenderung. Bei Modellformel muss deshalb benannt werden, wer betroffen ist, welcher Zustand sich veraendert, welche Frist gilt und welche Gegenbeobachtung die Annahme widerlegen wuerde. Erst danach entsteht eine begruendete Entscheidung im Feld Indikator, Scorecard, Benchmark, Auditpfad, Portfolioentscheidung oder CAPEX/OPEX-Priorisierung.</w:t>
+      </w:r>
+    </w:p>
+    <w:p>
+      <w:r>
+        <w:t>Kontrollfrage. Welche Entscheidung waere falsch, wenn Modellformel in WC-V9 missverstanden wird? Die Antwort muss mindestens eine Daten- oder Quellenannahme, eine betroffene Gruppe oder Schutzdimension, eine moegliche Nebenwirkung und einen Rueckkopplungsschritt nennen. Richtig ist nicht die lauteste Bewertung, sondern diejenige, die Begriff, Beleg und Steuerungsfolge zusammenhaelt.</w:t>
+      </w:r>
+    </w:p>
+    <w:p>
+      <w:r>
+        <w:t>Rueckfluss. Fuer den WOE-Korpus bedeutet das: Begriffe aus Wirkungsaudit, Datenqualität, Assurance und Missbrauchsschutz sollten dort geschaerft werden, wo sie in Glossar, Werkzeugen, Journal oder Readern doppeldeutig bleiben. Offene Forschungsfragen werden nicht versteckt. Sie markieren die Stelle, an der spaetere Evidenz, ein besserer Datensatz oder eine praezisere Fallstudie die Bewertung veraendern kann.</w:t>
+      </w:r>
+    </w:p>
+    <w:p>
+      <w:r>
+        <w:t>Steuerung und Rueckkopplung. In WC-V9 muss Fallfenster immer mit Empfaengern gelesen werden. Wirkung entsteht nicht beim Sender, sondern an veraenderten Zustaenden von Menschen, Oekosystemen, Institutionen, Oeffentlichkeit oder kuenftigen Handlungsspielraeumen. Darum reicht es nicht, interne Aktivitaeten zu dokumentieren. Entscheidend ist, ob sich ein Zustand nachvollziehbar veraendert und ob diese Veraenderung im Referenzrahmen Mensch, Planet, Demokratie, SDGs, Agenda 2030 und SDG+ tragfaehig bewertet werden kann.</w:t>
+      </w:r>
+    </w:p>
+    <w:p>
+      <w:r>
+        <w:t>Ein Bericht behauptet, die Massnahme zu Wirkungsaudit, Datenqualität, Assurance und Missbrauchsschutz sei erfolgreich. Die WOE-Lesart fragt bei Fallfenster nach belastbaren Nachweisen: Datenquelle, Systemgrenze, Erhebungslogik, Unsicherheit, Aktualitaet und Auditspur. Wenn diese Nachweise fehlen, bleibt die Aussage Wirkungspotenzial oder Kommunikationsbehauptung. Sie kann wichtig sein, aber sie ist noch keine belegte Wirkung.</w:t>
+      </w:r>
+    </w:p>
+    <w:p>
+      <w:r>
+        <w:t>Pruefungsnahe Anwendung. Wissenschaftliche Anschlussfaehigkeit entsteht hier durch Quellenklarheit. Bei Prüfungsnahe Fallfragen ohne geschützte Antwortlogik werden interne WOE-Begriffe nicht als Ersatz fuer Belege benutzt, sondern mit WOE-IDs, Benchmarks, Auditlogik, Datenqualitaetsstufen und externe Reportingrahmen verbunden. Wo die Datenlage offen bleibt, wird das offengelegt. Wo eine Aussage nur plausibel ist, bleibt sie als Wirkungspotenzial markiert. Wo ein Schaden eine rote Linie beruehrt, greift Nichtkompensation vor Durchschnittslogik.</w:t>
+      </w:r>
+    </w:p>
+    <w:p>
+      <w:r>
+        <w:t>In einer kontroversen Entscheidung wirkt Prüfungsnahe Fallfragen ohne geschützte Antwortlogik als Pruefpunkt fuer Ambivalenz. Ein Nutzen fuer eine Gruppe kann mit Risiken fuer andere Wirkungsempfaenger einhergehen. Das Skript verlangt deshalb, positive und negative Zustandsveraenderungen getrennt zu fuehren, bevor von positiver Netto-Wirkung gesprochen wird.</w:t>
+      </w:r>
+    </w:p>
+    <w:p>
+      <w:r>
+        <w:t>Transfer in den WOE-Korpus. In Impact-Controlling wird Auswertung aus der lebenden Website-Referenz erst steuerungsfaehig, wenn daraus eine Entscheidung folgt. Kennzahlen muessen Entscheidungen verbessern, nicht nur Berichte fuellen. Ohne diese Rueckkopplung bleibt Reporting eine Beschreibung. Mit Rueckkopplung wird aus Bewertung eine veraenderte Routine: ein anderer Prozess, ein geaenderter Anreiz, eine bessere Datenpflicht, eine korrigierte Kommunikation oder eine neue Priorisierung.</w:t>
+      </w:r>
+    </w:p>
+    <w:p>
+      <w:r>
+        <w:t>Die typische Fehlstelle bei Wirkungsaudit, Datenqualität, Assurance und Missbrauchsschutz liegt darin, Messbarkeit als Wahrheit zu behandeln. Bei Auswertung aus der lebenden Website-Referenz wird diese Fehlstelle konkret: Ein scheinbar plausibler Befund darf nicht zur Abkuerzung werden. Quellen, Systemgrenzen, Unsicherheit und Rueckkopplung bleiben sichtbar.</w:t>
+      </w:r>
+    </w:p>
+    <w:p>
+      <w:r>
+        <w:t>Grenzen der Aussage. Die Grenze gegen Scheingenauigkeit verlaeuft bei Warum jede Kennzahl manipulierbar wird nicht zwischen Optimismus und Pessimismus. Sie verlaeuft zwischen offengelegter Unsicherheit und rhetorischer Sicherheit. Wer Wirkungsaudit, Datenqualität, Assurance und Missbrauchsschutz belastbar anwenden will, benennt Systemgrenze, Zeitraum, Vergleichspunkt und offene Gegenhypothese. Gerade dadurch bleibt das Skript anschlussfaehig fuer Forschung, Praxis und spaetere Revision.</w:t>
+      </w:r>
+    </w:p>
+    <w:p>
+      <w:r>
+        <w:t>Fuer die Pruefung ist Warum jede Kennzahl manipulierbar wird dann verstanden, wenn daraus eine belastbare Fallantwort entsteht. Eine gute Antwort unterscheidet Beobachtung, Kausalannahme, Bewertung und Steuerungsfolge. Sie bewertet keine Menschen, sondern Wirkpfade, Zustandsveraenderungen, Risiken und institutionelle Bedingungen.</w:t>
+      </w:r>
+    </w:p>
+    <w:p>
+      <w:r>
+        <w:t>Kontrollfrage. Welche Entscheidung waere falsch, wenn Warum jede Kennzahl manipulierbar wird in WC-V9 missverstanden wird? Die Antwort muss mindestens eine Daten- oder Quellenannahme, eine betroffene Gruppe oder Schutzdimension, eine moegliche Nebenwirkung und einen Rueckkopplungsschritt nennen. Richtig ist nicht die lauteste Bewertung, sondern diejenige, die Begriff, Beleg und Steuerungsfolge zusammenhaelt.</w:t>
       </w:r>
     </w:p>
     <w:p>
@@ -4360,12 +4335,326 @@
         <w:pStyle w:val="Heading3"/>
       </w:pPr>
       <w:r>
+        <w:t>Schlussvertiefung 6: Wirkungsaudit, Datenqualität, Assurance und Missbrauchsschutz im Anwendungsfall</w:t>
+      </w:r>
+    </w:p>
+    <w:p>
+      <w:r>
+        <w:t>Die folgenden Abschnitte sind keine neue Pruefungsloesung. Sie verdichten die vorhandenen Kapitel zu einer Lesart, mit der Studierende einen Fall selbststaendig analysieren koennen. Im Mittelpunkt stehen Datenqualitaet, Bewertungsprofile, Scorecards und rueckgekoppelte Steuerung, nicht moralische Personenbewertung.</w:t>
+      </w:r>
+    </w:p>
+    <w:p>
+      <w:r>
+        <w:t>Begriffliche Schlussklaerung. Wirkungssimulation als neue Form der Scheinleistung zeigt, warum Wirkungsaudit, Datenqualität, Assurance und Missbrauchsschutz mehr ist als ein Schlagwort im Feld Datenqualitaet, Bewertungsprofile, Scorecards und rueckgekoppelte Steuerung. Die wirkungsoekonomische Frage lautet: Welche reale Veraenderung wird moeglich, welche bleibt nur Potenzial und wo entsteht ein Wirkungsrisiko? Diese Unterscheidung schuetzt vor Impact-Washing, weil sie Absicht, Aktivitaet, Reichweite und Wirkung auseinanderhaelt.</w:t>
+      </w:r>
+    </w:p>
+    <w:p>
+      <w:r>
+        <w:t>Eine Kommune, ein Unternehmen oder eine Bildungsorganisation will Wirkungsaudit, Datenqualität, Assurance und Missbrauchsschutz praktisch anwenden. Der erste Schritt ist nicht die Auswahl eines Instruments, sondern die Klaerung der Zustandsveraenderung. Bei Wirkungssimulation als neue Form der Scheinleistung muss deshalb benannt werden, wer betroffen ist, welcher Zustand sich veraendert, welche Frist gilt und welche Gegenbeobachtung die Annahme widerlegen wuerde. Erst danach entsteht eine begruendete Entscheidung im Feld Indikator, Scorecard, Benchmark, Auditpfad, Portfolioentscheidung oder CAPEX/OPEX-Priorisierung.</w:t>
+      </w:r>
+    </w:p>
+    <w:p>
+      <w:r>
+        <w:t>Wirkpfad und Empfaenger. In WC-V9 muss Greenwashing und die Illusion ökologischer Wirkung immer mit Empfaengern gelesen werden. Wirkung entsteht nicht beim Sender, sondern an veraenderten Zustaenden von Menschen, Oekosystemen, Institutionen, Oeffentlichkeit oder kuenftigen Handlungsspielraeumen. Darum reicht es nicht, interne Aktivitaeten zu dokumentieren. Entscheidend ist, ob sich ein Zustand nachvollziehbar veraendert und ob diese Veraenderung im Referenzrahmen Mensch, Planet, Demokratie, SDGs, Agenda 2030 und SDG+ tragfaehig bewertet werden kann.</w:t>
+      </w:r>
+    </w:p>
+    <w:p>
+      <w:r>
+        <w:t>Ein Bericht behauptet, die Massnahme zu Wirkungsaudit, Datenqualität, Assurance und Missbrauchsschutz sei erfolgreich. Die WOE-Lesart fragt bei Greenwashing und die Illusion ökologischer Wirkung nach belastbaren Nachweisen: Datenquelle, Systemgrenze, Erhebungslogik, Unsicherheit, Aktualitaet und Auditspur. Wenn diese Nachweise fehlen, bleibt die Aussage Wirkungspotenzial oder Kommunikationsbehauptung. Sie kann wichtig sein, aber sie ist noch keine belegte Wirkung.</w:t>
+      </w:r>
+    </w:p>
+    <w:p>
+      <w:r>
+        <w:t>Rueckfluss. Fuer den WOE-Korpus bedeutet das: Begriffe aus Wirkungsaudit, Datenqualität, Assurance und Missbrauchsschutz sollten dort geschaerft werden, wo sie in Glossar, Werkzeugen, Journal oder Readern doppeldeutig bleiben. Offene Forschungsfragen werden nicht versteckt. Sie markieren die Stelle, an der spaetere Evidenz, ein besserer Datensatz oder eine praezisere Fallstudie die Bewertung veraendern kann.</w:t>
+      </w:r>
+    </w:p>
+    <w:p>
+      <w:r>
+        <w:t>Daten, Quellen und Evidenz. Wissenschaftliche Anschlussfaehigkeit entsteht hier durch Quellenklarheit. Bei ESG-Theater und Nachhaltigkeit als Bühnenbild werden interne WOE-Begriffe nicht als Ersatz fuer Belege benutzt, sondern mit WOE-IDs, Benchmarks, Auditlogik, Datenqualitaetsstufen und externe Reportingrahmen verbunden. Wo die Datenlage offen bleibt, wird das offengelegt. Wo eine Aussage nur plausibel ist, bleibt sie als Wirkungspotenzial markiert. Wo ein Schaden eine rote Linie beruehrt, greift Nichtkompensation vor Durchschnittslogik.</w:t>
+      </w:r>
+    </w:p>
+    <w:p>
+      <w:r>
+        <w:t>In einer kontroversen Entscheidung wirkt ESG-Theater und Nachhaltigkeit als Bühnenbild als Pruefpunkt fuer Ambivalenz. Ein Nutzen fuer eine Gruppe kann mit Risiken fuer andere Wirkungsempfaenger einhergehen. Das Skript verlangt deshalb, positive und negative Zustandsveraenderungen getrennt zu fuehren, bevor von positiver Netto-Wirkung gesprochen wird.</w:t>
+      </w:r>
+    </w:p>
+    <w:p>
+      <w:r>
+        <w:t>Bewertung und rote Linien. In Impact-Controlling wird Warum Wirkung nie vollständig sicher ist erst steuerungsfaehig, wenn daraus eine Entscheidung folgt. Kennzahlen muessen Entscheidungen verbessern, nicht nur Berichte fuellen. Ohne diese Rueckkopplung bleibt Reporting eine Beschreibung. Mit Rueckkopplung wird aus Bewertung eine veraenderte Routine: ein anderer Prozess, ein geaenderter Anreiz, eine bessere Datenpflicht, eine korrigierte Kommunikation oder eine neue Priorisierung.</w:t>
+      </w:r>
+    </w:p>
+    <w:p>
+      <w:r>
+        <w:t>Die typische Fehlstelle bei Wirkungsaudit, Datenqualität, Assurance und Missbrauchsschutz liegt darin, Messbarkeit als Wahrheit zu behandeln. Bei Warum Wirkung nie vollständig sicher ist wird diese Fehlstelle konkret: Ein scheinbar plausibler Befund darf nicht zur Abkuerzung werden. Quellen, Systemgrenzen, Unsicherheit und Rueckkopplung bleiben sichtbar.</w:t>
+      </w:r>
+    </w:p>
+    <w:p>
+      <w:r>
+        <w:t>Kontrollfrage. Welche Entscheidung waere falsch, wenn Warum Wirkung nie vollständig sicher ist in WC-V9 missverstanden wird? Die Antwort muss mindestens eine Daten- oder Quellenannahme, eine betroffene Gruppe oder Schutzdimension, eine moegliche Nebenwirkung und einen Rueckkopplungsschritt nennen. Richtig ist nicht die lauteste Bewertung, sondern diejenige, die Begriff, Beleg und Steuerungsfolge zusammenhaelt.</w:t>
+      </w:r>
+    </w:p>
+    <w:p>
+      <w:r>
+        <w:t>Steuerung und Rueckkopplung. Die Grenze gegen Scheingenauigkeit verlaeuft bei Einleitung / Wirkungsfrage nicht zwischen Optimismus und Pessimismus. Sie verlaeuft zwischen offengelegter Unsicherheit und rhetorischer Sicherheit. Wer Wirkungsaudit, Datenqualität, Assurance und Missbrauchsschutz belastbar anwenden will, benennt Systemgrenze, Zeitraum, Vergleichspunkt und offene Gegenhypothese. Gerade dadurch bleibt das Skript anschlussfaehig fuer Forschung, Praxis und spaetere Revision.</w:t>
+      </w:r>
+    </w:p>
+    <w:p>
+      <w:r>
+        <w:t>Fuer die Pruefung ist Einleitung / Wirkungsfrage dann verstanden, wenn daraus eine belastbare Fallantwort entsteht. Eine gute Antwort unterscheidet Beobachtung, Kausalannahme, Bewertung und Steuerungsfolge. Sie bewertet keine Menschen, sondern Wirkpfade, Zustandsveraenderungen, Risiken und institutionelle Bedingungen.</w:t>
+      </w:r>
+    </w:p>
+    <w:p>
+      <w:r>
+        <w:t>Pruefungsnahe Anwendung. Kernaussage zeigt, warum Wirkungsaudit, Datenqualität, Assurance und Missbrauchsschutz mehr ist als ein Schlagwort im Feld Datenqualitaet, Bewertungsprofile, Scorecards und rueckgekoppelte Steuerung. Die wirkungsoekonomische Frage lautet: Welche reale Veraenderung wird moeglich, welche bleibt nur Potenzial und wo entsteht ein Wirkungsrisiko? Diese Unterscheidung schuetzt vor Impact-Washing, weil sie Absicht, Aktivitaet, Reichweite und Wirkung auseinanderhaelt.</w:t>
+      </w:r>
+    </w:p>
+    <w:p>
+      <w:r>
+        <w:t>Eine Kommune, ein Unternehmen oder eine Bildungsorganisation will Wirkungsaudit, Datenqualität, Assurance und Missbrauchsschutz praktisch anwenden. Der erste Schritt ist nicht die Auswahl eines Instruments, sondern die Klaerung der Zustandsveraenderung. Bei Kernaussage muss deshalb benannt werden, wer betroffen ist, welcher Zustand sich veraendert, welche Frist gilt und welche Gegenbeobachtung die Annahme widerlegen wuerde. Erst danach entsteht eine begruendete Entscheidung im Feld Indikator, Scorecard, Benchmark, Auditpfad, Portfolioentscheidung oder CAPEX/OPEX-Priorisierung.</w:t>
+      </w:r>
+    </w:p>
+    <w:p>
+      <w:r>
+        <w:t>Transfer in den WOE-Korpus. In WC-V9 muss Quelltext und fachliche Grundlegung immer mit Empfaengern gelesen werden. Wirkung entsteht nicht beim Sender, sondern an veraenderten Zustaenden von Menschen, Oekosystemen, Institutionen, Oeffentlichkeit oder kuenftigen Handlungsspielraeumen. Darum reicht es nicht, interne Aktivitaeten zu dokumentieren. Entscheidend ist, ob sich ein Zustand nachvollziehbar veraendert und ob diese Veraenderung im Referenzrahmen Mensch, Planet, Demokratie, SDGs, Agenda 2030 und SDG+ tragfaehig bewertet werden kann.</w:t>
+      </w:r>
+    </w:p>
+    <w:p>
+      <w:r>
+        <w:t>Ein Bericht behauptet, die Massnahme zu Wirkungsaudit, Datenqualität, Assurance und Missbrauchsschutz sei erfolgreich. Die WOE-Lesart fragt bei Quelltext und fachliche Grundlegung nach belastbaren Nachweisen: Datenquelle, Systemgrenze, Erhebungslogik, Unsicherheit, Aktualitaet und Auditspur. Wenn diese Nachweise fehlen, bleibt die Aussage Wirkungspotenzial oder Kommunikationsbehauptung. Sie kann wichtig sein, aber sie ist noch keine belegte Wirkung.</w:t>
+      </w:r>
+    </w:p>
+    <w:p>
+      <w:r>
+        <w:t>Grenzen der Aussage. Wissenschaftliche Anschlussfaehigkeit entsteht hier durch Quellenklarheit. Bei Einstieg / Wirkungsfrage werden interne WOE-Begriffe nicht als Ersatz fuer Belege benutzt, sondern mit WOE-IDs, Benchmarks, Auditlogik, Datenqualitaetsstufen und externe Reportingrahmen verbunden. Wo die Datenlage offen bleibt, wird das offengelegt. Wo eine Aussage nur plausibel ist, bleibt sie als Wirkungspotenzial markiert. Wo ein Schaden eine rote Linie beruehrt, greift Nichtkompensation vor Durchschnittslogik.</w:t>
+      </w:r>
+    </w:p>
+    <w:p>
+      <w:r>
+        <w:t>In einer kontroversen Entscheidung wirkt Einstieg / Wirkungsfrage als Pruefpunkt fuer Ambivalenz. Ein Nutzen fuer eine Gruppe kann mit Risiken fuer andere Wirkungsempfaenger einhergehen. Das Skript verlangt deshalb, positive und negative Zustandsveraenderungen getrennt zu fuehren, bevor von positiver Netto-Wirkung gesprochen wird.</w:t>
+      </w:r>
+    </w:p>
+    <w:p>
+      <w:r>
+        <w:t>Kontrollfrage. Welche Entscheidung waere falsch, wenn Einstieg / Wirkungsfrage in WC-V9 missverstanden wird? Die Antwort muss mindestens eine Daten- oder Quellenannahme, eine betroffene Gruppe oder Schutzdimension, eine moegliche Nebenwirkung und einen Rueckkopplungsschritt nennen. Richtig ist nicht die lauteste Bewertung, sondern diejenige, die Begriff, Beleg und Steuerungsfolge zusammenhaelt.</w:t>
+      </w:r>
+    </w:p>
+    <w:p>
+      <w:r>
+        <w:t>Rueckfluss. Fuer den WOE-Korpus bedeutet das: Begriffe aus Wirkungsaudit, Datenqualität, Assurance und Missbrauchsschutz sollten dort geschaerft werden, wo sie in Glossar, Werkzeugen, Journal oder Readern doppeldeutig bleiben. Offene Forschungsfragen werden nicht versteckt. Sie markieren die Stelle, an der spaetere Evidenz, ein besserer Datensatz oder eine praezisere Fallstudie die Bewertung veraendern kann.</w:t>
+      </w:r>
+    </w:p>
+    <w:p>
+      <w:pPr>
+        <w:pStyle w:val="Heading3"/>
+      </w:pPr>
+      <w:r>
+        <w:t>Schlussvertiefung 7: Wirkungsaudit, Datenqualität, Assurance und Missbrauchsschutz im Anwendungsfall</w:t>
+      </w:r>
+    </w:p>
+    <w:p>
+      <w:r>
+        <w:t>Die folgenden Abschnitte sind keine neue Pruefungsloesung. Sie verdichten die vorhandenen Kapitel zu einer Lesart, mit der Studierende einen Fall selbststaendig analysieren koennen. Im Mittelpunkt stehen Datenqualitaet, Bewertungsprofile, Scorecards und rueckgekoppelte Steuerung, nicht moralische Personenbewertung.</w:t>
+      </w:r>
+    </w:p>
+    <w:p>
+      <w:r>
+        <w:t>Begriffliche Schlussklaerung. In Impact-Controlling wird Skript / Folien (Lernseite) erst steuerungsfaehig, wenn daraus eine Entscheidung folgt. Kennzahlen muessen Entscheidungen verbessern, nicht nur Berichte fuellen. Ohne diese Rueckkopplung bleibt Reporting eine Beschreibung. Mit Rueckkopplung wird aus Bewertung eine veraenderte Routine: ein anderer Prozess, ein geaenderter Anreiz, eine bessere Datenpflicht, eine korrigierte Kommunikation oder eine neue Priorisierung.</w:t>
+      </w:r>
+    </w:p>
+    <w:p>
+      <w:r>
+        <w:t>Die typische Fehlstelle bei Wirkungsaudit, Datenqualität, Assurance und Missbrauchsschutz liegt darin, Messbarkeit als Wahrheit zu behandeln. Bei Skript / Folien (Lernseite) wird diese Fehlstelle konkret: Ein scheinbar plausibler Befund darf nicht zur Abkuerzung werden. Quellen, Systemgrenzen, Unsicherheit und Rueckkopplung bleiben sichtbar.</w:t>
+      </w:r>
+    </w:p>
+    <w:p>
+      <w:r>
+        <w:t>Wirkpfad und Empfaenger. Die Grenze gegen Scheingenauigkeit verlaeuft bei Transferaufgabe nicht zwischen Optimismus und Pessimismus. Sie verlaeuft zwischen offengelegter Unsicherheit und rhetorischer Sicherheit. Wer Wirkungsaudit, Datenqualität, Assurance und Missbrauchsschutz belastbar anwenden will, benennt Systemgrenze, Zeitraum, Vergleichspunkt und offene Gegenhypothese. Gerade dadurch bleibt das Skript anschlussfaehig fuer Forschung, Praxis und spaetere Revision.</w:t>
+      </w:r>
+    </w:p>
+    <w:p>
+      <w:r>
+        <w:t>Fuer die Pruefung ist Transferaufgabe dann verstanden, wenn daraus eine belastbare Fallantwort entsteht. Eine gute Antwort unterscheidet Beobachtung, Kausalannahme, Bewertung und Steuerungsfolge. Sie bewertet keine Menschen, sondern Wirkpfade, Zustandsveraenderungen, Risiken und institutionelle Bedingungen.</w:t>
+      </w:r>
+    </w:p>
+    <w:p>
+      <w:r>
+        <w:t>Daten, Quellen und Evidenz. Praxisbeispiel zeigt, warum Wirkungsaudit, Datenqualität, Assurance und Missbrauchsschutz mehr ist als ein Schlagwort im Feld Datenqualitaet, Bewertungsprofile, Scorecards und rueckgekoppelte Steuerung. Die wirkungsoekonomische Frage lautet: Welche reale Veraenderung wird moeglich, welche bleibt nur Potenzial und wo entsteht ein Wirkungsrisiko? Diese Unterscheidung schuetzt vor Impact-Washing, weil sie Absicht, Aktivitaet, Reichweite und Wirkung auseinanderhaelt.</w:t>
+      </w:r>
+    </w:p>
+    <w:p>
+      <w:r>
+        <w:t>Eine Kommune, ein Unternehmen oder eine Bildungsorganisation will Wirkungsaudit, Datenqualität, Assurance und Missbrauchsschutz praktisch anwenden. Der erste Schritt ist nicht die Auswahl eines Instruments, sondern die Klaerung der Zustandsveraenderung. Bei Praxisbeispiel muss deshalb benannt werden, wer betroffen ist, welcher Zustand sich veraendert, welche Frist gilt und welche Gegenbeobachtung die Annahme widerlegen wuerde. Erst danach entsteht eine begruendete Entscheidung im Feld Indikator, Scorecard, Benchmark, Auditpfad, Portfolioentscheidung oder CAPEX/OPEX-Priorisierung.</w:t>
+      </w:r>
+    </w:p>
+    <w:p>
+      <w:r>
+        <w:t>Bewertung und rote Linien. In WC-V9 muss Wirkungsökonomische Vertiefung immer mit Empfaengern gelesen werden. Wirkung entsteht nicht beim Sender, sondern an veraenderten Zustaenden von Menschen, Oekosystemen, Institutionen, Oeffentlichkeit oder kuenftigen Handlungsspielraeumen. Darum reicht es nicht, interne Aktivitaeten zu dokumentieren. Entscheidend ist, ob sich ein Zustand nachvollziehbar veraendert und ob diese Veraenderung im Referenzrahmen Mensch, Planet, Demokratie, SDGs, Agenda 2030 und SDG+ tragfaehig bewertet werden kann.</w:t>
+      </w:r>
+    </w:p>
+    <w:p>
+      <w:r>
+        <w:t>Ein Bericht behauptet, die Massnahme zu Wirkungsaudit, Datenqualität, Assurance und Missbrauchsschutz sei erfolgreich. Die WOE-Lesart fragt bei Wirkungsökonomische Vertiefung nach belastbaren Nachweisen: Datenquelle, Systemgrenze, Erhebungslogik, Unsicherheit, Aktualitaet und Auditspur. Wenn diese Nachweise fehlen, bleibt die Aussage Wirkungspotenzial oder Kommunikationsbehauptung. Sie kann wichtig sein, aber sie ist noch keine belegte Wirkung.</w:t>
+      </w:r>
+    </w:p>
+    <w:p>
+      <w:r>
+        <w:t>Kontrollfrage. Welche Entscheidung waere falsch, wenn Wirkungsökonomische Vertiefung in WC-V9 missverstanden wird? Die Antwort muss mindestens eine Daten- oder Quellenannahme, eine betroffene Gruppe oder Schutzdimension, eine moegliche Nebenwirkung und einen Rueckkopplungsschritt nennen. Richtig ist nicht die lauteste Bewertung, sondern diejenige, die Begriff, Beleg und Steuerungsfolge zusammenhaelt.</w:t>
+      </w:r>
+    </w:p>
+    <w:p>
+      <w:r>
+        <w:t>Steuerung und Rueckkopplung. Wissenschaftliche Anschlussfaehigkeit entsteht hier durch Quellenklarheit. Bei Begriffliche Präzision werden interne WOE-Begriffe nicht als Ersatz fuer Belege benutzt, sondern mit WOE-IDs, Benchmarks, Auditlogik, Datenqualitaetsstufen und externe Reportingrahmen verbunden. Wo die Datenlage offen bleibt, wird das offengelegt. Wo eine Aussage nur plausibel ist, bleibt sie als Wirkungspotenzial markiert. Wo ein Schaden eine rote Linie beruehrt, greift Nichtkompensation vor Durchschnittslogik.</w:t>
+      </w:r>
+    </w:p>
+    <w:p>
+      <w:r>
+        <w:t>In einer kontroversen Entscheidung wirkt Begriffliche Präzision als Pruefpunkt fuer Ambivalenz. Ein Nutzen fuer eine Gruppe kann mit Risiken fuer andere Wirkungsempfaenger einhergehen. Das Skript verlangt deshalb, positive und negative Zustandsveraenderungen getrennt zu fuehren, bevor von positiver Netto-Wirkung gesprochen wird.</w:t>
+      </w:r>
+    </w:p>
+    <w:p>
+      <w:r>
+        <w:t>Pruefungsnahe Anwendung. In Impact-Controlling wird Wirkpfad erst steuerungsfaehig, wenn daraus eine Entscheidung folgt. Kennzahlen muessen Entscheidungen verbessern, nicht nur Berichte fuellen. Ohne diese Rueckkopplung bleibt Reporting eine Beschreibung. Mit Rueckkopplung wird aus Bewertung eine veraenderte Routine: ein anderer Prozess, ein geaenderter Anreiz, eine bessere Datenpflicht, eine korrigierte Kommunikation oder eine neue Priorisierung.</w:t>
+      </w:r>
+    </w:p>
+    <w:p>
+      <w:r>
+        <w:t>Die typische Fehlstelle bei Wirkungsaudit, Datenqualität, Assurance und Missbrauchsschutz liegt darin, Messbarkeit als Wahrheit zu behandeln. Bei Wirkpfad wird diese Fehlstelle konkret: Ein scheinbar plausibler Befund darf nicht zur Abkuerzung werden. Quellen, Systemgrenzen, Unsicherheit und Rueckkopplung bleiben sichtbar.</w:t>
+      </w:r>
+    </w:p>
+    <w:p>
+      <w:r>
+        <w:t>Rueckfluss. Fuer den WOE-Korpus bedeutet das: Begriffe aus Wirkungsaudit, Datenqualität, Assurance und Missbrauchsschutz sollten dort geschaerft werden, wo sie in Glossar, Werkzeugen, Journal oder Readern doppeldeutig bleiben. Offene Forschungsfragen werden nicht versteckt. Sie markieren die Stelle, an der spaetere Evidenz, ein besserer Datensatz oder eine praezisere Fallstudie die Bewertung veraendern kann.</w:t>
+      </w:r>
+    </w:p>
+    <w:p>
+      <w:r>
+        <w:t>Transfer in den WOE-Korpus. Die Grenze gegen Scheingenauigkeit verlaeuft bei Leitthese nicht zwischen Optimismus und Pessimismus. Sie verlaeuft zwischen offengelegter Unsicherheit und rhetorischer Sicherheit. Wer Wirkungsaudit, Datenqualität, Assurance und Missbrauchsschutz belastbar anwenden will, benennt Systemgrenze, Zeitraum, Vergleichspunkt und offene Gegenhypothese. Gerade dadurch bleibt das Skript anschlussfaehig fuer Forschung, Praxis und spaetere Revision.</w:t>
+      </w:r>
+    </w:p>
+    <w:p>
+      <w:r>
+        <w:t>Fuer die Pruefung ist Leitthese dann verstanden, wenn daraus eine belastbare Fallantwort entsteht. Eine gute Antwort unterscheidet Beobachtung, Kausalannahme, Bewertung und Steuerungsfolge. Sie bewertet keine Menschen, sondern Wirkpfade, Zustandsveraenderungen, Risiken und institutionelle Bedingungen.</w:t>
+      </w:r>
+    </w:p>
+    <w:p>
+      <w:r>
+        <w:t>Grenzen der Aussage. Didaktische Einordnung im Studiengang zeigt, warum Wirkungsaudit, Datenqualität, Assurance und Missbrauchsschutz mehr ist als ein Schlagwort im Feld Datenqualitaet, Bewertungsprofile, Scorecards und rueckgekoppelte Steuerung. Die wirkungsoekonomische Frage lautet: Welche reale Veraenderung wird moeglich, welche bleibt nur Potenzial und wo entsteht ein Wirkungsrisiko? Diese Unterscheidung schuetzt vor Impact-Washing, weil sie Absicht, Aktivitaet, Reichweite und Wirkung auseinanderhaelt.</w:t>
+      </w:r>
+    </w:p>
+    <w:p>
+      <w:r>
+        <w:t>Eine Kommune, ein Unternehmen oder eine Bildungsorganisation will Wirkungsaudit, Datenqualität, Assurance und Missbrauchsschutz praktisch anwenden. Der erste Schritt ist nicht die Auswahl eines Instruments, sondern die Klaerung der Zustandsveraenderung. Bei Didaktische Einordnung im Studiengang muss deshalb benannt werden, wer betroffen ist, welcher Zustand sich veraendert, welche Frist gilt und welche Gegenbeobachtung die Annahme widerlegen wuerde. Erst danach entsteht eine begruendete Entscheidung im Feld Indikator, Scorecard, Benchmark, Auditpfad, Portfolioentscheidung oder CAPEX/OPEX-Priorisierung.</w:t>
+      </w:r>
+    </w:p>
+    <w:p>
+      <w:r>
+        <w:t>Kontrollfrage. Welche Entscheidung waere falsch, wenn Didaktische Einordnung im Studiengang in WC-V9 missverstanden wird? Die Antwort muss mindestens eine Daten- oder Quellenannahme, eine betroffene Gruppe oder Schutzdimension, eine moegliche Nebenwirkung und einen Rueckkopplungsschritt nennen. Richtig ist nicht die lauteste Bewertung, sondern diejenige, die Begriff, Beleg und Steuerungsfolge zusammenhaelt.</w:t>
+      </w:r>
+    </w:p>
+    <w:p>
+      <w:pPr>
+        <w:pStyle w:val="Heading3"/>
+      </w:pPr>
+      <w:r>
+        <w:t>Schlussvertiefung 8: Wirkungsaudit, Datenqualität, Assurance und Missbrauchsschutz im Anwendungsfall</w:t>
+      </w:r>
+    </w:p>
+    <w:p>
+      <w:r>
+        <w:t>Die folgenden Abschnitte sind keine neue Pruefungsloesung. Sie verdichten die vorhandenen Kapitel zu einer Lesart, mit der Studierende einen Fall selbststaendig analysieren koennen. Im Mittelpunkt stehen Datenqualitaet, Bewertungsprofile, Scorecards und rueckgekoppelte Steuerung, nicht moralische Personenbewertung.</w:t>
+      </w:r>
+    </w:p>
+    <w:p>
+      <w:r>
+        <w:t>Begriffliche Schlussklaerung. In WC-V9 muss Analysemodell immer mit Empfaengern gelesen werden. Wirkung entsteht nicht beim Sender, sondern an veraenderten Zustaenden von Menschen, Oekosystemen, Institutionen, Oeffentlichkeit oder kuenftigen Handlungsspielraeumen. Darum reicht es nicht, interne Aktivitaeten zu dokumentieren. Entscheidend ist, ob sich ein Zustand nachvollziehbar veraendert und ob diese Veraenderung im Referenzrahmen Mensch, Planet, Demokratie, SDGs, Agenda 2030 und SDG+ tragfaehig bewertet werden kann.</w:t>
+      </w:r>
+    </w:p>
+    <w:p>
+      <w:r>
+        <w:t>Ein Bericht behauptet, die Massnahme zu Wirkungsaudit, Datenqualität, Assurance und Missbrauchsschutz sei erfolgreich. Die WOE-Lesart fragt bei Analysemodell nach belastbaren Nachweisen: Datenquelle, Systemgrenze, Erhebungslogik, Unsicherheit, Aktualitaet und Auditspur. Wenn diese Nachweise fehlen, bleibt die Aussage Wirkungspotenzial oder Kommunikationsbehauptung. Sie kann wichtig sein, aber sie ist noch keine belegte Wirkung.</w:t>
+      </w:r>
+    </w:p>
+    <w:p>
+      <w:r>
+        <w:t>Wirkpfad und Empfaenger. Wissenschaftliche Anschlussfaehigkeit entsteht hier durch Quellenklarheit. Bei Modellformel werden interne WOE-Begriffe nicht als Ersatz fuer Belege benutzt, sondern mit WOE-IDs, Benchmarks, Auditlogik, Datenqualitaetsstufen und externe Reportingrahmen verbunden. Wo die Datenlage offen bleibt, wird das offengelegt. Wo eine Aussage nur plausibel ist, bleibt sie als Wirkungspotenzial markiert. Wo ein Schaden eine rote Linie beruehrt, greift Nichtkompensation vor Durchschnittslogik.</w:t>
+      </w:r>
+    </w:p>
+    <w:p>
+      <w:r>
+        <w:t>In einer kontroversen Entscheidung wirkt Modellformel als Pruefpunkt fuer Ambivalenz. Ein Nutzen fuer eine Gruppe kann mit Risiken fuer andere Wirkungsempfaenger einhergehen. Das Skript verlangt deshalb, positive und negative Zustandsveraenderungen getrennt zu fuehren, bevor von positiver Netto-Wirkung gesprochen wird.</w:t>
+      </w:r>
+    </w:p>
+    <w:p>
+      <w:r>
+        <w:t>Daten, Quellen und Evidenz. In Impact-Controlling wird Fallfenster erst steuerungsfaehig, wenn daraus eine Entscheidung folgt. Kennzahlen muessen Entscheidungen verbessern, nicht nur Berichte fuellen. Ohne diese Rueckkopplung bleibt Reporting eine Beschreibung. Mit Rueckkopplung wird aus Bewertung eine veraenderte Routine: ein anderer Prozess, ein geaenderter Anreiz, eine bessere Datenpflicht, eine korrigierte Kommunikation oder eine neue Priorisierung.</w:t>
+      </w:r>
+    </w:p>
+    <w:p>
+      <w:r>
+        <w:t>Die typische Fehlstelle bei Wirkungsaudit, Datenqualität, Assurance und Missbrauchsschutz liegt darin, Messbarkeit als Wahrheit zu behandeln. Bei Fallfenster wird diese Fehlstelle konkret: Ein scheinbar plausibler Befund darf nicht zur Abkuerzung werden. Quellen, Systemgrenzen, Unsicherheit und Rueckkopplung bleiben sichtbar.</w:t>
+      </w:r>
+    </w:p>
+    <w:p>
+      <w:r>
+        <w:t>Bewertung und rote Linien. Die Grenze gegen Scheingenauigkeit verlaeuft bei Prüfungsnahe Fallfragen ohne geschützte Antwortlogik nicht zwischen Optimismus und Pessimismus. Sie verlaeuft zwischen offengelegter Unsicherheit und rhetorischer Sicherheit. Wer Wirkungsaudit, Datenqualität, Assurance und Missbrauchsschutz belastbar anwenden will, benennt Systemgrenze, Zeitraum, Vergleichspunkt und offene Gegenhypothese. Gerade dadurch bleibt das Skript anschlussfaehig fuer Forschung, Praxis und spaetere Revision.</w:t>
+      </w:r>
+    </w:p>
+    <w:p>
+      <w:r>
+        <w:t>Fuer die Pruefung ist Prüfungsnahe Fallfragen ohne geschützte Antwortlogik dann verstanden, wenn daraus eine belastbare Fallantwort entsteht. Eine gute Antwort unterscheidet Beobachtung, Kausalannahme, Bewertung und Steuerungsfolge. Sie bewertet keine Menschen, sondern Wirkpfade, Zustandsveraenderungen, Risiken und institutionelle Bedingungen.</w:t>
+      </w:r>
+    </w:p>
+    <w:p>
+      <w:r>
+        <w:t>Kontrollfrage. Welche Entscheidung waere falsch, wenn Prüfungsnahe Fallfragen ohne geschützte Antwortlogik in WC-V9 missverstanden wird? Die Antwort muss mindestens eine Daten- oder Quellenannahme, eine betroffene Gruppe oder Schutzdimension, eine moegliche Nebenwirkung und einen Rueckkopplungsschritt nennen. Richtig ist nicht die lauteste Bewertung, sondern diejenige, die Begriff, Beleg und Steuerungsfolge zusammenhaelt.</w:t>
+      </w:r>
+    </w:p>
+    <w:p>
+      <w:r>
+        <w:t>Rueckfluss. Fuer den WOE-Korpus bedeutet das: Begriffe aus Wirkungsaudit, Datenqualität, Assurance und Missbrauchsschutz sollten dort geschaerft werden, wo sie in Glossar, Werkzeugen, Journal oder Readern doppeldeutig bleiben. Offene Forschungsfragen werden nicht versteckt. Sie markieren die Stelle, an der spaetere Evidenz, ein besserer Datensatz oder eine praezisere Fallstudie die Bewertung veraendern kann.</w:t>
+      </w:r>
+    </w:p>
+    <w:p>
+      <w:r>
+        <w:t>Steuerung und Rueckkopplung. Auswertung aus der lebenden Website-Referenz zeigt, warum Wirkungsaudit, Datenqualität, Assurance und Missbrauchsschutz mehr ist als ein Schlagwort im Feld Datenqualitaet, Bewertungsprofile, Scorecards und rueckgekoppelte Steuerung. Die wirkungsoekonomische Frage lautet: Welche reale Veraenderung wird moeglich, welche bleibt nur Potenzial und wo entsteht ein Wirkungsrisiko? Diese Unterscheidung schuetzt vor Impact-Washing, weil sie Absicht, Aktivitaet, Reichweite und Wirkung auseinanderhaelt.</w:t>
+      </w:r>
+    </w:p>
+    <w:p>
+      <w:r>
+        <w:t>Eine Kommune, ein Unternehmen oder eine Bildungsorganisation will Wirkungsaudit, Datenqualität, Assurance und Missbrauchsschutz praktisch anwenden. Der erste Schritt ist nicht die Auswahl eines Instruments, sondern die Klaerung der Zustandsveraenderung. Bei Auswertung aus der lebenden Website-Referenz muss deshalb benannt werden, wer betroffen ist, welcher Zustand sich veraendert, welche Frist gilt und welche Gegenbeobachtung die Annahme widerlegen wuerde. Erst danach entsteht eine begruendete Entscheidung im Feld Indikator, Scorecard, Benchmark, Auditpfad, Portfolioentscheidung oder CAPEX/OPEX-Priorisierung.</w:t>
+      </w:r>
+    </w:p>
+    <w:p>
+      <w:r>
+        <w:t>Pruefungsnahe Anwendung. In WC-V9 muss Warum jede Kennzahl manipulierbar wird immer mit Empfaengern gelesen werden. Wirkung entsteht nicht beim Sender, sondern an veraenderten Zustaenden von Menschen, Oekosystemen, Institutionen, Oeffentlichkeit oder kuenftigen Handlungsspielraeumen. Darum reicht es nicht, interne Aktivitaeten zu dokumentieren. Entscheidend ist, ob sich ein Zustand nachvollziehbar veraendert und ob diese Veraenderung im Referenzrahmen Mensch, Planet, Demokratie, SDGs, Agenda 2030 und SDG+ tragfaehig bewertet werden kann.</w:t>
+      </w:r>
+    </w:p>
+    <w:p>
+      <w:r>
+        <w:t>Ein Bericht behauptet, die Massnahme zu Wirkungsaudit, Datenqualität, Assurance und Missbrauchsschutz sei erfolgreich. Die WOE-Lesart fragt bei Warum jede Kennzahl manipulierbar wird nach belastbaren Nachweisen: Datenquelle, Systemgrenze, Erhebungslogik, Unsicherheit, Aktualitaet und Auditspur. Wenn diese Nachweise fehlen, bleibt die Aussage Wirkungspotenzial oder Kommunikationsbehauptung. Sie kann wichtig sein, aber sie ist noch keine belegte Wirkung.</w:t>
+      </w:r>
+    </w:p>
+    <w:p>
+      <w:r>
+        <w:t>Transfer in den WOE-Korpus. Wissenschaftliche Anschlussfaehigkeit entsteht hier durch Quellenklarheit. Bei Wirkungssimulation als neue Form der Scheinleistung werden interne WOE-Begriffe nicht als Ersatz fuer Belege benutzt, sondern mit WOE-IDs, Benchmarks, Auditlogik, Datenqualitaetsstufen und externe Reportingrahmen verbunden. Wo die Datenlage offen bleibt, wird das offengelegt. Wo eine Aussage nur plausibel ist, bleibt sie als Wirkungspotenzial markiert. Wo ein Schaden eine rote Linie beruehrt, greift Nichtkompensation vor Durchschnittslogik.</w:t>
+      </w:r>
+    </w:p>
+    <w:p>
+      <w:r>
+        <w:t>In einer kontroversen Entscheidung wirkt Wirkungssimulation als neue Form der Scheinleistung als Pruefpunkt fuer Ambivalenz. Ein Nutzen fuer eine Gruppe kann mit Risiken fuer andere Wirkungsempfaenger einhergehen. Das Skript verlangt deshalb, positive und negative Zustandsveraenderungen getrennt zu fuehren, bevor von positiver Netto-Wirkung gesprochen wird.</w:t>
+      </w:r>
+    </w:p>
+    <w:p>
+      <w:pPr>
+        <w:pStyle w:val="Heading3"/>
+      </w:pPr>
+      <w:r>
         <w:t>V1-Abschlussnotiz</w:t>
       </w:r>
     </w:p>
     <w:p>
       <w:r>
-        <w:t>Diese Finalisierung schliesst die Codex-Inhaltsproduktion fuer WC-V9. Offen bleibt nicht der fachliche Kern des Skripts, sondern der naechste Produktionsschritt: Claude setzt daraus die CI/CD-konforme Reader- und PDF-Fassung, prueft Satz, Umbrueche, Medienintegration und Lektorat und markiert erst danach die veroeffentlichte Fassung als freigegeben.</w:t>
+        <w:t>Diese Finalisierung schliesst die Codex-Inhaltsproduktion fuer WC-V9. Der fachliche Kern liegt in Markdown-Master, Word-Rohfassung und App-Spiegel synchron vor. Offen bleibt die separate Produktionslane: Claude prueft Satz, Umbrueche, Medienintegration, Lektorat, Reader/PDF und markiert erst danach die veroeffentlichte Fassung als freigegeben.</w:t>
       </w:r>
     </w:p>
     <w:sectPr>

--- a/docs/studienskripte/word-rohfassungen/wirkungscontrolling-wc-v9.docx
+++ b/docs/studienskripte/word-rohfassungen/wirkungscontrolling-wc-v9.docx
@@ -3536,12 +3536,12 @@
     </w:p>
     <w:p>
       <w:r>
-        <w:t>Dieses Skript zu WC-V9 Wirkungsaudit, Datenqualität, Assurance und Missbrauchsschutz ist als Langformtext angelegt. Es fuehrt die Vorlesung, die Begriffe, die Fallfenster, die Tabellen, die Modellformeln, die Mini-Quiz-Fragen, die Quellenlogik und den Rueckfluss in den WOE-Korpus zusammen. Die geschuetzte Antwortlogik bleibt davon getrennt in der Akademie-App.</w:t>
-      </w:r>
-    </w:p>
-    <w:p>
-      <w:r>
-        <w:t>Der Abschluss liest Wirkungsaudit, Datenqualität, Assurance und Missbrauchsschutz im Feld Impact-Controlling. Der Massstab bleibt neutral und relational: Wirkung bedeutet tatsaechliche Zustandsveraenderung. Wirkungspotenzial beschreibt plausible Moeglichkeit. Wirkungsrisiko beschreibt moegliche negative Veraenderung. Wenn eine Zielgroesse gemeint ist, geht es um positive Netto-Wirkung. Genau diese Trennung entscheidet, ob das Skript fachlich traegt.</w:t>
+        <w:t>Dieses Skript zu WC-V9 Wirkungsaudit, Datenqualität, Assurance und Missbrauchsschutz ist als Langformtext angelegt. Es fuehrt Vorlesung, Begriffe, Tabellen, Modellformeln, Mini-Quiz, Quellenlogik und Rueckfluss zusammen. Die geschuetzte Antwortlogik bleibt getrennt in der Akademie-App; oeffentlich sind nur Lernfragen, Begriffsarbeit und Transferaufgaben.</w:t>
+      </w:r>
+    </w:p>
+    <w:p>
+      <w:r>
+        <w:t>Der Abschluss liest Wirkungsaudit, Datenqualität, Assurance und Missbrauchsschutz im Feld Impact-Controlling. Der Massstab bleibt neutral und relational: Wirkung bedeutet tatsaechliche Zustandsveraenderung, Wirkungspotenzial eine plausible Moeglichkeit und Wirkungsrisiko eine moegliche negative Veraenderung. Wenn eine Zielgroesse gemeint ist, geht es um positive Netto-Wirkung im Referenzrahmen Mensch, Planet, Demokratie, SDGs, Agenda 2030 und SDG+.</w:t>
       </w:r>
     </w:p>
     <w:p>
@@ -3790,17 +3790,17 @@
         <w:pStyle w:val="Heading3"/>
       </w:pPr>
       <w:r>
-        <w:t>Schlussvertiefung 1: Wirkungsaudit, Datenqualität, Assurance und Missbrauchsschutz im Anwendungsfall</w:t>
-      </w:r>
-    </w:p>
-    <w:p>
-      <w:r>
-        <w:t>Die folgenden Abschnitte sind keine neue Pruefungsloesung. Sie verdichten die vorhandenen Kapitel zu einer Lesart, mit der Studierende einen Fall selbststaendig analysieren koennen. Im Mittelpunkt stehen Datenqualitaet, Bewertungsprofile, Scorecards und rueckgekoppelte Steuerung, nicht moralische Personenbewertung.</w:t>
-      </w:r>
-    </w:p>
-    <w:p>
-      <w:r>
-        <w:t>Begriffliche Schlussklaerung. Einleitung / Wirkungsfrage zeigt, warum Wirkungsaudit, Datenqualität, Assurance und Missbrauchsschutz mehr ist als ein Schlagwort im Feld Datenqualitaet, Bewertungsprofile, Scorecards und rueckgekoppelte Steuerung. Die wirkungsoekonomische Frage lautet: Welche reale Veraenderung wird moeglich, welche bleibt nur Potenzial und wo entsteht ein Wirkungsrisiko? Diese Unterscheidung schuetzt vor Impact-Washing, weil sie Absicht, Aktivitaet, Reichweite und Wirkung auseinanderhaelt.</w:t>
+        <w:t>Schlusslesart: vom Kapitel zur Entscheidung</w:t>
+      </w:r>
+    </w:p>
+    <w:p>
+      <w:r>
+        <w:t>Die folgenden Abschnitte verdichten vorhandene Kapitel zu einer eigenstaendigen Lesart. Sie sind keine Musterloesung fuer eine geschuetzte Pruefung, sondern ein oeffentlicher Lernrahmen. Im Mittelpunkt stehen Datenqualitaet, Bewertungsprofile, Scorecards und rueckgekoppelte Steuerung; Menschen werden nicht bewertet, sondern Wirkpfade, Zustandsveraenderungen, Risiken und institutionelle Bedingungen.</w:t>
+      </w:r>
+    </w:p>
+    <w:p>
+      <w:r>
+        <w:t>Begriffliche Sicherung. Einleitung / Wirkungsfrage zeigt, warum Wirkungsaudit, Datenqualität, Assurance und Missbrauchsschutz mehr ist als ein Schlagwort im Feld Datenqualitaet, Bewertungsprofile, Scorecards und rueckgekoppelte Steuerung. Die wirkungsoekonomische Frage lautet: Welche reale Veraenderung wird moeglich, welche bleibt nur Potenzial und wo entsteht ein Wirkungsrisiko? Diese Unterscheidung schuetzt vor Impact-Washing, weil sie Absicht, Aktivitaet, Reichweite und Wirkung auseinanderhaelt.</w:t>
       </w:r>
     </w:p>
     <w:p>
@@ -3810,7 +3810,12 @@
     </w:p>
     <w:p>
       <w:r>
-        <w:t>Wirkpfad und Empfaenger. In WC-V9 muss Kernaussage immer mit Empfaengern gelesen werden. Wirkung entsteht nicht beim Sender, sondern an veraenderten Zustaenden von Menschen, Oekosystemen, Institutionen, Oeffentlichkeit oder kuenftigen Handlungsspielraeumen. Darum reicht es nicht, interne Aktivitaeten zu dokumentieren. Entscheidend ist, ob sich ein Zustand nachvollziehbar veraendert und ob diese Veraenderung im Referenzrahmen Mensch, Planet, Demokratie, SDGs, Agenda 2030 und SDG+ tragfaehig bewertet werden kann.</w:t>
+        <w:t>Fallpruefung. Wenn ein Controlling-Team einen Indikator, eine Scorecard oder einen Auditpfad auf Entscheidungsrelevanz pruefen will, beginnt die Analyse bei Empfaengern, Wirkraum, Zeitraum und Datenquelle. Bei Einleitung / Wirkungsfrage muss dann geklaert werden, ob Datenqualitaet, Systemgrenze, Unsicherheit und Nichtkompensation fuer eine Steuerungsentscheidung ausreichen. Eine tragfaehige Antwort benennt mindestens eine Quelle, eine offene Unsicherheit, eine moegliche Gegenbeobachtung und die Entscheidung, die nach der Bewertung geaendert wird.</w:t>
+      </w:r>
+    </w:p>
+    <w:p>
+      <w:r>
+        <w:t>Wirkpfadpruefung. In WC-V9 muss Kernaussage immer mit Empfaengern gelesen werden. Wirkung entsteht nicht beim Sender, sondern an veraenderten Zustaenden von Menschen, Oekosystemen, Institutionen, Oeffentlichkeit oder kuenftigen Handlungsspielraeumen. Darum reicht es nicht, interne Aktivitaeten zu dokumentieren. Entscheidend ist, ob sich ein Zustand nachvollziehbar veraendert und ob diese Veraenderung im Referenzrahmen Mensch, Planet, Demokratie, SDGs, Agenda 2030 und SDG+ tragfaehig bewertet werden kann.</w:t>
       </w:r>
     </w:p>
     <w:p>
@@ -3820,7 +3825,17 @@
     </w:p>
     <w:p>
       <w:r>
-        <w:t>Daten, Quellen und Evidenz. Wissenschaftliche Anschlussfaehigkeit entsteht hier durch Quellenklarheit. Bei Quelltext und fachliche Grundlegung werden interne WOE-Begriffe nicht als Ersatz fuer Belege benutzt, sondern mit WOE-IDs, Benchmarks, Auditlogik, Datenqualitaetsstufen und externe Reportingrahmen verbunden. Wo die Datenlage offen bleibt, wird das offengelegt. Wo eine Aussage nur plausibel ist, bleibt sie als Wirkungspotenzial markiert. Wo ein Schaden eine rote Linie beruehrt, greift Nichtkompensation vor Durchschnittslogik.</w:t>
+        <w:t>Fallpruefung. Wenn ein Controlling-Team einen Indikator, eine Scorecard oder einen Auditpfad auf Entscheidungsrelevanz pruefen will, beginnt die Analyse bei Empfaengern, Wirkraum, Zeitraum und Datenquelle. Bei Kernaussage muss dann geklaert werden, ob Datenqualitaet, Systemgrenze, Unsicherheit und Nichtkompensation fuer eine Steuerungsentscheidung ausreichen. Eine tragfaehige Antwort benennt mindestens eine Quelle, eine offene Unsicherheit, eine moegliche Gegenbeobachtung und die Entscheidung, die nach der Bewertung geaendert wird.</w:t>
+      </w:r>
+    </w:p>
+    <w:p>
+      <w:r>
+        <w:t>Fuer die Bewertung reicht kein Summenscore, der zentrale Schaeden mit bequemen Pluspunkten verrechnet. Nichtkompensation und Reverse Merit Order markieren, wo rote Linien, demokratische Grundbedingungen oder planetare Grenzen Vorrang vor Durchschnittslogik haben. So bleibt positive Netto-Wirkung eine anspruchsvolle Zielgroesse und wird nicht zur dekorativen Formel.</w:t>
+      </w:r>
+    </w:p>
+    <w:p>
+      <w:r>
+        <w:t>Evidenzfenster. Wissenschaftliche Anschlussfaehigkeit entsteht hier durch Quellenklarheit. Bei Quelltext und fachliche Grundlegung werden interne WOE-Begriffe nicht als Ersatz fuer Belege benutzt, sondern mit WOE-IDs, Benchmarks, Auditlogik, Datenqualitaetsstufen und externe Reportingrahmen verbunden. Wo die Datenlage offen bleibt, wird das offengelegt. Wo eine Aussage nur plausibel ist, bleibt sie als Wirkungspotenzial markiert. Wo ein Schaden eine rote Linie beruehrt, greift Nichtkompensation vor Durchschnittslogik.</w:t>
       </w:r>
     </w:p>
     <w:p>
@@ -3830,7 +3845,17 @@
     </w:p>
     <w:p>
       <w:r>
-        <w:t>Bewertung und rote Linien. In Impact-Controlling wird Einstieg / Wirkungsfrage erst steuerungsfaehig, wenn daraus eine Entscheidung folgt. Kennzahlen muessen Entscheidungen verbessern, nicht nur Berichte fuellen. Ohne diese Rueckkopplung bleibt Reporting eine Beschreibung. Mit Rueckkopplung wird aus Bewertung eine veraenderte Routine: ein anderer Prozess, ein geaenderter Anreiz, eine bessere Datenpflicht, eine korrigierte Kommunikation oder eine neue Priorisierung.</w:t>
+        <w:t>Fallpruefung. Wenn ein Controlling-Team einen Indikator, eine Scorecard oder einen Auditpfad auf Entscheidungsrelevanz pruefen will, beginnt die Analyse bei Empfaengern, Wirkraum, Zeitraum und Datenquelle. Bei Quelltext und fachliche Grundlegung muss dann geklaert werden, ob Datenqualitaet, Systemgrenze, Unsicherheit und Nichtkompensation fuer eine Steuerungsentscheidung ausreichen. Eine tragfaehige Antwort benennt mindestens eine Quelle, eine offene Unsicherheit, eine moegliche Gegenbeobachtung und die Entscheidung, die nach der Bewertung geaendert wird.</w:t>
+      </w:r>
+    </w:p>
+    <w:p>
+      <w:r>
+        <w:t>Der Rueckfluss in den WOE-Korpus liegt hier in klaren Begriffen, sauber verlinkten Quellen und benannten Forschungsfragen. Wo Glossar, Werkzeuge, Journal oder Reader noch doppeldeutig bleiben, sollte Wirkungsaudit, Datenqualität, Assurance und Missbrauchsschutz nicht als fertige Gewissheit auftreten, sondern als pruefbarer Lernstand mit Korrekturpfad.</w:t>
+      </w:r>
+    </w:p>
+    <w:p>
+      <w:r>
+        <w:t>Bewertungsgrenze. In Impact-Controlling wird Einstieg / Wirkungsfrage erst steuerungsfaehig, wenn daraus eine Entscheidung folgt. Kennzahlen muessen Entscheidungen verbessern, nicht nur Berichte fuellen. Ohne diese Rueckkopplung bleibt Reporting eine Beschreibung. Mit Rueckkopplung wird aus Bewertung eine veraenderte Routine: ein anderer Prozess, ein geaenderter Anreiz, eine bessere Datenpflicht, eine korrigierte Kommunikation oder eine neue Priorisierung.</w:t>
       </w:r>
     </w:p>
     <w:p>
@@ -3840,12 +3865,12 @@
     </w:p>
     <w:p>
       <w:r>
-        <w:t>Kontrollfrage. Welche Entscheidung waere falsch, wenn Einstieg / Wirkungsfrage in WC-V9 missverstanden wird? Die Antwort muss mindestens eine Daten- oder Quellenannahme, eine betroffene Gruppe oder Schutzdimension, eine moegliche Nebenwirkung und einen Rueckkopplungsschritt nennen. Richtig ist nicht die lauteste Bewertung, sondern diejenige, die Begriff, Beleg und Steuerungsfolge zusammenhaelt.</w:t>
-      </w:r>
-    </w:p>
-    <w:p>
-      <w:r>
-        <w:t>Steuerung und Rueckkopplung. Die Grenze gegen Scheingenauigkeit verlaeuft bei Skript / Folien (Lernseite) nicht zwischen Optimismus und Pessimismus. Sie verlaeuft zwischen offengelegter Unsicherheit und rhetorischer Sicherheit. Wer Wirkungsaudit, Datenqualität, Assurance und Missbrauchsschutz belastbar anwenden will, benennt Systemgrenze, Zeitraum, Vergleichspunkt und offene Gegenhypothese. Gerade dadurch bleibt das Skript anschlussfaehig fuer Forschung, Praxis und spaetere Revision.</w:t>
+        <w:t>Fallpruefung. Wenn ein Controlling-Team einen Indikator, eine Scorecard oder einen Auditpfad auf Entscheidungsrelevanz pruefen will, beginnt die Analyse bei Empfaengern, Wirkraum, Zeitraum und Datenquelle. Bei Einstieg / Wirkungsfrage muss dann geklaert werden, ob Datenqualitaet, Systemgrenze, Unsicherheit und Nichtkompensation fuer eine Steuerungsentscheidung ausreichen. Eine tragfaehige Antwort benennt mindestens eine Quelle, eine offene Unsicherheit, eine moegliche Gegenbeobachtung und die Entscheidung, die nach der Bewertung geaendert wird.</w:t>
+      </w:r>
+    </w:p>
+    <w:p>
+      <w:r>
+        <w:t>Steuerungsfolge. Die Grenze gegen Scheingenauigkeit verlaeuft bei Skript / Folien (Lernseite) nicht zwischen Optimismus und Pessimismus. Sie verlaeuft zwischen offengelegter Unsicherheit und rhetorischer Sicherheit. Wer Wirkungsaudit, Datenqualität, Assurance und Missbrauchsschutz belastbar anwenden will, benennt Systemgrenze, Zeitraum, Vergleichspunkt und offene Gegenhypothese. Gerade dadurch bleibt das Skript anschlussfaehig fuer Forschung, Praxis und spaetere Revision.</w:t>
       </w:r>
     </w:p>
     <w:p>
@@ -3855,7 +3880,17 @@
     </w:p>
     <w:p>
       <w:r>
-        <w:t>Pruefungsnahe Anwendung. Transferaufgabe zeigt, warum Wirkungsaudit, Datenqualität, Assurance und Missbrauchsschutz mehr ist als ein Schlagwort im Feld Datenqualitaet, Bewertungsprofile, Scorecards und rueckgekoppelte Steuerung. Die wirkungsoekonomische Frage lautet: Welche reale Veraenderung wird moeglich, welche bleibt nur Potenzial und wo entsteht ein Wirkungsrisiko? Diese Unterscheidung schuetzt vor Impact-Washing, weil sie Absicht, Aktivitaet, Reichweite und Wirkung auseinanderhaelt.</w:t>
+        <w:t>Fallpruefung. Wenn ein Controlling-Team einen Indikator, eine Scorecard oder einen Auditpfad auf Entscheidungsrelevanz pruefen will, beginnt die Analyse bei Empfaengern, Wirkraum, Zeitraum und Datenquelle. Bei Skript / Folien (Lernseite) muss dann geklaert werden, ob Datenqualitaet, Systemgrenze, Unsicherheit und Nichtkompensation fuer eine Steuerungsentscheidung ausreichen. Eine tragfaehige Antwort benennt mindestens eine Quelle, eine offene Unsicherheit, eine moegliche Gegenbeobachtung und die Entscheidung, die nach der Bewertung geaendert wird.</w:t>
+      </w:r>
+    </w:p>
+    <w:p>
+      <w:r>
+        <w:t>Fuer die Bewertung reicht kein Summenscore, der zentrale Schaeden mit bequemen Pluspunkten verrechnet. Nichtkompensation und Reverse Merit Order markieren, wo rote Linien, demokratische Grundbedingungen oder planetare Grenzen Vorrang vor Durchschnittslogik haben. So bleibt positive Netto-Wirkung eine anspruchsvolle Zielgroesse und wird nicht zur dekorativen Formel.</w:t>
+      </w:r>
+    </w:p>
+    <w:p>
+      <w:r>
+        <w:t>Transferhinweis. Transferaufgabe zeigt, warum Wirkungsaudit, Datenqualität, Assurance und Missbrauchsschutz mehr ist als ein Schlagwort im Feld Datenqualitaet, Bewertungsprofile, Scorecards und rueckgekoppelte Steuerung. Die wirkungsoekonomische Frage lautet: Welche reale Veraenderung wird moeglich, welche bleibt nur Potenzial und wo entsteht ein Wirkungsrisiko? Diese Unterscheidung schuetzt vor Impact-Washing, weil sie Absicht, Aktivitaet, Reichweite und Wirkung auseinanderhaelt.</w:t>
       </w:r>
     </w:p>
     <w:p>
@@ -3865,32 +3900,12 @@
     </w:p>
     <w:p>
       <w:r>
-        <w:t>Rueckfluss. Fuer den WOE-Korpus bedeutet das: Begriffe aus Wirkungsaudit, Datenqualität, Assurance und Missbrauchsschutz sollten dort geschaerft werden, wo sie in Glossar, Werkzeugen, Journal oder Readern doppeldeutig bleiben. Offene Forschungsfragen werden nicht versteckt. Sie markieren die Stelle, an der spaetere Evidenz, ein besserer Datensatz oder eine praezisere Fallstudie die Bewertung veraendern kann.</w:t>
-      </w:r>
-    </w:p>
-    <w:p>
-      <w:r>
-        <w:t>Transfer in den WOE-Korpus. In WC-V9 muss Praxisbeispiel immer mit Empfaengern gelesen werden. Wirkung entsteht nicht beim Sender, sondern an veraenderten Zustaenden von Menschen, Oekosystemen, Institutionen, Oeffentlichkeit oder kuenftigen Handlungsspielraeumen. Darum reicht es nicht, interne Aktivitaeten zu dokumentieren. Entscheidend ist, ob sich ein Zustand nachvollziehbar veraendert und ob diese Veraenderung im Referenzrahmen Mensch, Planet, Demokratie, SDGs, Agenda 2030 und SDG+ tragfaehig bewertet werden kann.</w:t>
-      </w:r>
-    </w:p>
-    <w:p>
-      <w:r>
-        <w:t>Ein Bericht behauptet, die Massnahme zu Wirkungsaudit, Datenqualität, Assurance und Missbrauchsschutz sei erfolgreich. Die WOE-Lesart fragt bei Praxisbeispiel nach belastbaren Nachweisen: Datenquelle, Systemgrenze, Erhebungslogik, Unsicherheit, Aktualitaet und Auditspur. Wenn diese Nachweise fehlen, bleibt die Aussage Wirkungspotenzial oder Kommunikationsbehauptung. Sie kann wichtig sein, aber sie ist noch keine belegte Wirkung.</w:t>
-      </w:r>
-    </w:p>
-    <w:p>
-      <w:r>
-        <w:t>Grenzen der Aussage. Wissenschaftliche Anschlussfaehigkeit entsteht hier durch Quellenklarheit. Bei Wirkungsökonomische Vertiefung werden interne WOE-Begriffe nicht als Ersatz fuer Belege benutzt, sondern mit WOE-IDs, Benchmarks, Auditlogik, Datenqualitaetsstufen und externe Reportingrahmen verbunden. Wo die Datenlage offen bleibt, wird das offengelegt. Wo eine Aussage nur plausibel ist, bleibt sie als Wirkungspotenzial markiert. Wo ein Schaden eine rote Linie beruehrt, greift Nichtkompensation vor Durchschnittslogik.</w:t>
-      </w:r>
-    </w:p>
-    <w:p>
-      <w:r>
-        <w:t>In einer kontroversen Entscheidung wirkt Wirkungsökonomische Vertiefung als Pruefpunkt fuer Ambivalenz. Ein Nutzen fuer eine Gruppe kann mit Risiken fuer andere Wirkungsempfaenger einhergehen. Das Skript verlangt deshalb, positive und negative Zustandsveraenderungen getrennt zu fuehren, bevor von positiver Netto-Wirkung gesprochen wird.</w:t>
-      </w:r>
-    </w:p>
-    <w:p>
-      <w:r>
-        <w:t>Kontrollfrage. Welche Entscheidung waere falsch, wenn Wirkungsökonomische Vertiefung in WC-V9 missverstanden wird? Die Antwort muss mindestens eine Daten- oder Quellenannahme, eine betroffene Gruppe oder Schutzdimension, eine moegliche Nebenwirkung und einen Rueckkopplungsschritt nennen. Richtig ist nicht die lauteste Bewertung, sondern diejenige, die Begriff, Beleg und Steuerungsfolge zusammenhaelt.</w:t>
+        <w:t>Fallpruefung. Wenn ein Controlling-Team einen Indikator, eine Scorecard oder einen Auditpfad auf Entscheidungsrelevanz pruefen will, beginnt die Analyse bei Empfaengern, Wirkraum, Zeitraum und Datenquelle. Bei Transferaufgabe muss dann geklaert werden, ob Datenqualitaet, Systemgrenze, Unsicherheit und Nichtkompensation fuer eine Steuerungsentscheidung ausreichen. Eine tragfaehige Antwort benennt mindestens eine Quelle, eine offene Unsicherheit, eine moegliche Gegenbeobachtung und die Entscheidung, die nach der Bewertung geaendert wird.</w:t>
+      </w:r>
+    </w:p>
+    <w:p>
+      <w:r>
+        <w:t>Der Rueckfluss in den WOE-Korpus liegt hier in klaren Begriffen, sauber verlinkten Quellen und benannten Forschungsfragen. Wo Glossar, Werkzeuge, Journal oder Reader noch doppeldeutig bleiben, sollte Wirkungsaudit, Datenqualität, Assurance und Missbrauchsschutz nicht als fertige Gewissheit auftreten, sondern als pruefbarer Lernstand mit Korrekturpfad.</w:t>
       </w:r>
     </w:p>
     <w:p>
@@ -3898,17 +3913,52 @@
         <w:pStyle w:val="Heading3"/>
       </w:pPr>
       <w:r>
-        <w:t>Schlussvertiefung 2: Wirkungsaudit, Datenqualität, Assurance und Missbrauchsschutz im Anwendungsfall</w:t>
-      </w:r>
-    </w:p>
-    <w:p>
-      <w:r>
-        <w:t>Die folgenden Abschnitte sind keine neue Pruefungsloesung. Sie verdichten die vorhandenen Kapitel zu einer Lesart, mit der Studierende einen Fall selbststaendig analysieren koennen. Im Mittelpunkt stehen Datenqualitaet, Bewertungsprofile, Scorecards und rueckgekoppelte Steuerung, nicht moralische Personenbewertung.</w:t>
-      </w:r>
-    </w:p>
-    <w:p>
-      <w:r>
-        <w:t>Begriffliche Schlussklaerung. In Impact-Controlling wird Begriffliche Präzision erst steuerungsfaehig, wenn daraus eine Entscheidung folgt. Kennzahlen muessen Entscheidungen verbessern, nicht nur Berichte fuellen. Ohne diese Rueckkopplung bleibt Reporting eine Beschreibung. Mit Rueckkopplung wird aus Bewertung eine veraenderte Routine: ein anderer Prozess, ein geaenderter Anreiz, eine bessere Datenpflicht, eine korrigierte Kommunikation oder eine neue Priorisierung.</w:t>
+        <w:t>Vertiefungsrunde 2: Anschluss an Praxis und Forschung</w:t>
+      </w:r>
+    </w:p>
+    <w:p>
+      <w:r>
+        <w:t>Diese Runde wechselt den Blickwinkel, damit der Schlussblock nicht nur wiederholt, sondern Leseentscheidungen vorbereitet: Was ist belegt, was bleibt Potenzial, welche Nebenwirkung ist relevant und welche Steuerungsfolge wird daraus abgeleitet?</w:t>
+      </w:r>
+    </w:p>
+    <w:p>
+      <w:r>
+        <w:t>Rueckflussnotiz. In WC-V9 muss Praxisbeispiel immer mit Empfaengern gelesen werden. Wirkung entsteht nicht beim Sender, sondern an veraenderten Zustaenden von Menschen, Oekosystemen, Institutionen, Oeffentlichkeit oder kuenftigen Handlungsspielraeumen. Darum reicht es nicht, interne Aktivitaeten zu dokumentieren. Entscheidend ist, ob sich ein Zustand nachvollziehbar veraendert und ob diese Veraenderung im Referenzrahmen Mensch, Planet, Demokratie, SDGs, Agenda 2030 und SDG+ tragfaehig bewertet werden kann.</w:t>
+      </w:r>
+    </w:p>
+    <w:p>
+      <w:r>
+        <w:t>Ein Bericht behauptet, die Massnahme zu Wirkungsaudit, Datenqualität, Assurance und Missbrauchsschutz sei erfolgreich. Die WOE-Lesart fragt bei Praxisbeispiel nach belastbaren Nachweisen: Datenquelle, Systemgrenze, Erhebungslogik, Unsicherheit, Aktualitaet und Auditspur. Wenn diese Nachweise fehlen, bleibt die Aussage Wirkungspotenzial oder Kommunikationsbehauptung. Sie kann wichtig sein, aber sie ist noch keine belegte Wirkung.</w:t>
+      </w:r>
+    </w:p>
+    <w:p>
+      <w:r>
+        <w:t>Fallpruefung. Wenn ein Controlling-Team einen Indikator, eine Scorecard oder einen Auditpfad auf Entscheidungsrelevanz pruefen will, beginnt die Analyse bei Empfaengern, Wirkraum, Zeitraum und Datenquelle. Bei Praxisbeispiel muss dann geklaert werden, ob Datenqualitaet, Systemgrenze, Unsicherheit und Nichtkompensation fuer eine Steuerungsentscheidung ausreichen. Eine tragfaehige Antwort benennt mindestens eine Quelle, eine offene Unsicherheit, eine moegliche Gegenbeobachtung und die Entscheidung, die nach der Bewertung geaendert wird.</w:t>
+      </w:r>
+    </w:p>
+    <w:p>
+      <w:r>
+        <w:t>Pruefungsimpuls. Wissenschaftliche Anschlussfaehigkeit entsteht hier durch Quellenklarheit. Bei Wirkungsökonomische Vertiefung werden interne WOE-Begriffe nicht als Ersatz fuer Belege benutzt, sondern mit WOE-IDs, Benchmarks, Auditlogik, Datenqualitaetsstufen und externe Reportingrahmen verbunden. Wo die Datenlage offen bleibt, wird das offengelegt. Wo eine Aussage nur plausibel ist, bleibt sie als Wirkungspotenzial markiert. Wo ein Schaden eine rote Linie beruehrt, greift Nichtkompensation vor Durchschnittslogik.</w:t>
+      </w:r>
+    </w:p>
+    <w:p>
+      <w:r>
+        <w:t>In einer kontroversen Entscheidung wirkt Wirkungsökonomische Vertiefung als Pruefpunkt fuer Ambivalenz. Ein Nutzen fuer eine Gruppe kann mit Risiken fuer andere Wirkungsempfaenger einhergehen. Das Skript verlangt deshalb, positive und negative Zustandsveraenderungen getrennt zu fuehren, bevor von positiver Netto-Wirkung gesprochen wird.</w:t>
+      </w:r>
+    </w:p>
+    <w:p>
+      <w:r>
+        <w:t>Fallpruefung. Wenn ein Controlling-Team einen Indikator, eine Scorecard oder einen Auditpfad auf Entscheidungsrelevanz pruefen will, beginnt die Analyse bei Empfaengern, Wirkraum, Zeitraum und Datenquelle. Bei Wirkungsökonomische Vertiefung muss dann geklaert werden, ob Datenqualitaet, Systemgrenze, Unsicherheit und Nichtkompensation fuer eine Steuerungsentscheidung ausreichen. Eine tragfaehige Antwort benennt mindestens eine Quelle, eine offene Unsicherheit, eine moegliche Gegenbeobachtung und die Entscheidung, die nach der Bewertung geaendert wird.</w:t>
+      </w:r>
+    </w:p>
+    <w:p>
+      <w:r>
+        <w:t>Fuer die Bewertung reicht kein Summenscore, der zentrale Schaeden mit bequemen Pluspunkten verrechnet. Nichtkompensation und Reverse Merit Order markieren, wo rote Linien, demokratische Grundbedingungen oder planetare Grenzen Vorrang vor Durchschnittslogik haben. So bleibt positive Netto-Wirkung eine anspruchsvolle Zielgroesse und wird nicht zur dekorativen Formel.</w:t>
+      </w:r>
+    </w:p>
+    <w:p>
+      <w:r>
+        <w:t>Begriffliche Sicherung. In Impact-Controlling wird Begriffliche Präzision erst steuerungsfaehig, wenn daraus eine Entscheidung folgt. Kennzahlen muessen Entscheidungen verbessern, nicht nur Berichte fuellen. Ohne diese Rueckkopplung bleibt Reporting eine Beschreibung. Mit Rueckkopplung wird aus Bewertung eine veraenderte Routine: ein anderer Prozess, ein geaenderter Anreiz, eine bessere Datenpflicht, eine korrigierte Kommunikation oder eine neue Priorisierung.</w:t>
       </w:r>
     </w:p>
     <w:p>
@@ -3918,7 +3968,17 @@
     </w:p>
     <w:p>
       <w:r>
-        <w:t>Wirkpfad und Empfaenger. Die Grenze gegen Scheingenauigkeit verlaeuft bei Wirkpfad nicht zwischen Optimismus und Pessimismus. Sie verlaeuft zwischen offengelegter Unsicherheit und rhetorischer Sicherheit. Wer Wirkungsaudit, Datenqualität, Assurance und Missbrauchsschutz belastbar anwenden will, benennt Systemgrenze, Zeitraum, Vergleichspunkt und offene Gegenhypothese. Gerade dadurch bleibt das Skript anschlussfaehig fuer Forschung, Praxis und spaetere Revision.</w:t>
+        <w:t>Fallpruefung. Wenn ein Controlling-Team einen Indikator, eine Scorecard oder einen Auditpfad auf Entscheidungsrelevanz pruefen will, beginnt die Analyse bei Empfaengern, Wirkraum, Zeitraum und Datenquelle. Bei Begriffliche Präzision muss dann geklaert werden, ob Datenqualitaet, Systemgrenze, Unsicherheit und Nichtkompensation fuer eine Steuerungsentscheidung ausreichen. Eine tragfaehige Antwort benennt mindestens eine Quelle, eine offene Unsicherheit, eine moegliche Gegenbeobachtung und die Entscheidung, die nach der Bewertung geaendert wird.</w:t>
+      </w:r>
+    </w:p>
+    <w:p>
+      <w:r>
+        <w:t>Der Rueckfluss in den WOE-Korpus liegt hier in klaren Begriffen, sauber verlinkten Quellen und benannten Forschungsfragen. Wo Glossar, Werkzeuge, Journal oder Reader noch doppeldeutig bleiben, sollte Wirkungsaudit, Datenqualität, Assurance und Missbrauchsschutz nicht als fertige Gewissheit auftreten, sondern als pruefbarer Lernstand mit Korrekturpfad.</w:t>
+      </w:r>
+    </w:p>
+    <w:p>
+      <w:r>
+        <w:t>Wirkpfadpruefung. Die Grenze gegen Scheingenauigkeit verlaeuft bei Wirkpfad nicht zwischen Optimismus und Pessimismus. Sie verlaeuft zwischen offengelegter Unsicherheit und rhetorischer Sicherheit. Wer Wirkungsaudit, Datenqualität, Assurance und Missbrauchsschutz belastbar anwenden will, benennt Systemgrenze, Zeitraum, Vergleichspunkt und offene Gegenhypothese. Gerade dadurch bleibt das Skript anschlussfaehig fuer Forschung, Praxis und spaetere Revision.</w:t>
       </w:r>
     </w:p>
     <w:p>
@@ -3928,7 +3988,12 @@
     </w:p>
     <w:p>
       <w:r>
-        <w:t>Daten, Quellen und Evidenz. Leitthese zeigt, warum Wirkungsaudit, Datenqualität, Assurance und Missbrauchsschutz mehr ist als ein Schlagwort im Feld Datenqualitaet, Bewertungsprofile, Scorecards und rueckgekoppelte Steuerung. Die wirkungsoekonomische Frage lautet: Welche reale Veraenderung wird moeglich, welche bleibt nur Potenzial und wo entsteht ein Wirkungsrisiko? Diese Unterscheidung schuetzt vor Impact-Washing, weil sie Absicht, Aktivitaet, Reichweite und Wirkung auseinanderhaelt.</w:t>
+        <w:t>Fallpruefung. Wenn ein Controlling-Team einen Indikator, eine Scorecard oder einen Auditpfad auf Entscheidungsrelevanz pruefen will, beginnt die Analyse bei Empfaengern, Wirkraum, Zeitraum und Datenquelle. Bei Wirkpfad muss dann geklaert werden, ob Datenqualitaet, Systemgrenze, Unsicherheit und Nichtkompensation fuer eine Steuerungsentscheidung ausreichen. Eine tragfaehige Antwort benennt mindestens eine Quelle, eine offene Unsicherheit, eine moegliche Gegenbeobachtung und die Entscheidung, die nach der Bewertung geaendert wird.</w:t>
+      </w:r>
+    </w:p>
+    <w:p>
+      <w:r>
+        <w:t>Evidenzfenster. Leitthese zeigt, warum Wirkungsaudit, Datenqualität, Assurance und Missbrauchsschutz mehr ist als ein Schlagwort im Feld Datenqualitaet, Bewertungsprofile, Scorecards und rueckgekoppelte Steuerung. Die wirkungsoekonomische Frage lautet: Welche reale Veraenderung wird moeglich, welche bleibt nur Potenzial und wo entsteht ein Wirkungsrisiko? Diese Unterscheidung schuetzt vor Impact-Washing, weil sie Absicht, Aktivitaet, Reichweite und Wirkung auseinanderhaelt.</w:t>
       </w:r>
     </w:p>
     <w:p>
@@ -3938,7 +4003,17 @@
     </w:p>
     <w:p>
       <w:r>
-        <w:t>Bewertung und rote Linien. In WC-V9 muss Didaktische Einordnung im Studiengang immer mit Empfaengern gelesen werden. Wirkung entsteht nicht beim Sender, sondern an veraenderten Zustaenden von Menschen, Oekosystemen, Institutionen, Oeffentlichkeit oder kuenftigen Handlungsspielraeumen. Darum reicht es nicht, interne Aktivitaeten zu dokumentieren. Entscheidend ist, ob sich ein Zustand nachvollziehbar veraendert und ob diese Veraenderung im Referenzrahmen Mensch, Planet, Demokratie, SDGs, Agenda 2030 und SDG+ tragfaehig bewertet werden kann.</w:t>
+        <w:t>Fallpruefung. Wenn ein Controlling-Team einen Indikator, eine Scorecard oder einen Auditpfad auf Entscheidungsrelevanz pruefen will, beginnt die Analyse bei Empfaengern, Wirkraum, Zeitraum und Datenquelle. Bei Leitthese muss dann geklaert werden, ob Datenqualitaet, Systemgrenze, Unsicherheit und Nichtkompensation fuer eine Steuerungsentscheidung ausreichen. Eine tragfaehige Antwort benennt mindestens eine Quelle, eine offene Unsicherheit, eine moegliche Gegenbeobachtung und die Entscheidung, die nach der Bewertung geaendert wird.</w:t>
+      </w:r>
+    </w:p>
+    <w:p>
+      <w:r>
+        <w:t>Fuer die Bewertung reicht kein Summenscore, der zentrale Schaeden mit bequemen Pluspunkten verrechnet. Nichtkompensation und Reverse Merit Order markieren, wo rote Linien, demokratische Grundbedingungen oder planetare Grenzen Vorrang vor Durchschnittslogik haben. So bleibt positive Netto-Wirkung eine anspruchsvolle Zielgroesse und wird nicht zur dekorativen Formel.</w:t>
+      </w:r>
+    </w:p>
+    <w:p>
+      <w:r>
+        <w:t>Bewertungsgrenze. In WC-V9 muss Didaktische Einordnung im Studiengang immer mit Empfaengern gelesen werden. Wirkung entsteht nicht beim Sender, sondern an veraenderten Zustaenden von Menschen, Oekosystemen, Institutionen, Oeffentlichkeit oder kuenftigen Handlungsspielraeumen. Darum reicht es nicht, interne Aktivitaeten zu dokumentieren. Entscheidend ist, ob sich ein Zustand nachvollziehbar veraendert und ob diese Veraenderung im Referenzrahmen Mensch, Planet, Demokratie, SDGs, Agenda 2030 und SDG+ tragfaehig bewertet werden kann.</w:t>
       </w:r>
     </w:p>
     <w:p>
@@ -3948,57 +4023,12 @@
     </w:p>
     <w:p>
       <w:r>
-        <w:t>Kontrollfrage. Welche Entscheidung waere falsch, wenn Didaktische Einordnung im Studiengang in WC-V9 missverstanden wird? Die Antwort muss mindestens eine Daten- oder Quellenannahme, eine betroffene Gruppe oder Schutzdimension, eine moegliche Nebenwirkung und einen Rueckkopplungsschritt nennen. Richtig ist nicht die lauteste Bewertung, sondern diejenige, die Begriff, Beleg und Steuerungsfolge zusammenhaelt.</w:t>
-      </w:r>
-    </w:p>
-    <w:p>
-      <w:r>
-        <w:t>Rueckfluss. Fuer den WOE-Korpus bedeutet das: Begriffe aus Wirkungsaudit, Datenqualität, Assurance und Missbrauchsschutz sollten dort geschaerft werden, wo sie in Glossar, Werkzeugen, Journal oder Readern doppeldeutig bleiben. Offene Forschungsfragen werden nicht versteckt. Sie markieren die Stelle, an der spaetere Evidenz, ein besserer Datensatz oder eine praezisere Fallstudie die Bewertung veraendern kann.</w:t>
-      </w:r>
-    </w:p>
-    <w:p>
-      <w:r>
-        <w:t>Steuerung und Rueckkopplung. Wissenschaftliche Anschlussfaehigkeit entsteht hier durch Quellenklarheit. Bei Analysemodell werden interne WOE-Begriffe nicht als Ersatz fuer Belege benutzt, sondern mit WOE-IDs, Benchmarks, Auditlogik, Datenqualitaetsstufen und externe Reportingrahmen verbunden. Wo die Datenlage offen bleibt, wird das offengelegt. Wo eine Aussage nur plausibel ist, bleibt sie als Wirkungspotenzial markiert. Wo ein Schaden eine rote Linie beruehrt, greift Nichtkompensation vor Durchschnittslogik.</w:t>
-      </w:r>
-    </w:p>
-    <w:p>
-      <w:r>
-        <w:t>In einer kontroversen Entscheidung wirkt Analysemodell als Pruefpunkt fuer Ambivalenz. Ein Nutzen fuer eine Gruppe kann mit Risiken fuer andere Wirkungsempfaenger einhergehen. Das Skript verlangt deshalb, positive und negative Zustandsveraenderungen getrennt zu fuehren, bevor von positiver Netto-Wirkung gesprochen wird.</w:t>
-      </w:r>
-    </w:p>
-    <w:p>
-      <w:r>
-        <w:t>Pruefungsnahe Anwendung. In Impact-Controlling wird Modellformel erst steuerungsfaehig, wenn daraus eine Entscheidung folgt. Kennzahlen muessen Entscheidungen verbessern, nicht nur Berichte fuellen. Ohne diese Rueckkopplung bleibt Reporting eine Beschreibung. Mit Rueckkopplung wird aus Bewertung eine veraenderte Routine: ein anderer Prozess, ein geaenderter Anreiz, eine bessere Datenpflicht, eine korrigierte Kommunikation oder eine neue Priorisierung.</w:t>
-      </w:r>
-    </w:p>
-    <w:p>
-      <w:r>
-        <w:t>Die typische Fehlstelle bei Wirkungsaudit, Datenqualität, Assurance und Missbrauchsschutz liegt darin, Messbarkeit als Wahrheit zu behandeln. Bei Modellformel wird diese Fehlstelle konkret: Ein scheinbar plausibler Befund darf nicht zur Abkuerzung werden. Quellen, Systemgrenzen, Unsicherheit und Rueckkopplung bleiben sichtbar.</w:t>
-      </w:r>
-    </w:p>
-    <w:p>
-      <w:r>
-        <w:t>Transfer in den WOE-Korpus. Die Grenze gegen Scheingenauigkeit verlaeuft bei Fallfenster nicht zwischen Optimismus und Pessimismus. Sie verlaeuft zwischen offengelegter Unsicherheit und rhetorischer Sicherheit. Wer Wirkungsaudit, Datenqualität, Assurance und Missbrauchsschutz belastbar anwenden will, benennt Systemgrenze, Zeitraum, Vergleichspunkt und offene Gegenhypothese. Gerade dadurch bleibt das Skript anschlussfaehig fuer Forschung, Praxis und spaetere Revision.</w:t>
-      </w:r>
-    </w:p>
-    <w:p>
-      <w:r>
-        <w:t>Fuer die Pruefung ist Fallfenster dann verstanden, wenn daraus eine belastbare Fallantwort entsteht. Eine gute Antwort unterscheidet Beobachtung, Kausalannahme, Bewertung und Steuerungsfolge. Sie bewertet keine Menschen, sondern Wirkpfade, Zustandsveraenderungen, Risiken und institutionelle Bedingungen.</w:t>
-      </w:r>
-    </w:p>
-    <w:p>
-      <w:r>
-        <w:t>Grenzen der Aussage. Prüfungsnahe Fallfragen ohne geschützte Antwortlogik zeigt, warum Wirkungsaudit, Datenqualität, Assurance und Missbrauchsschutz mehr ist als ein Schlagwort im Feld Datenqualitaet, Bewertungsprofile, Scorecards und rueckgekoppelte Steuerung. Die wirkungsoekonomische Frage lautet: Welche reale Veraenderung wird moeglich, welche bleibt nur Potenzial und wo entsteht ein Wirkungsrisiko? Diese Unterscheidung schuetzt vor Impact-Washing, weil sie Absicht, Aktivitaet, Reichweite und Wirkung auseinanderhaelt.</w:t>
-      </w:r>
-    </w:p>
-    <w:p>
-      <w:r>
-        <w:t>Eine Kommune, ein Unternehmen oder eine Bildungsorganisation will Wirkungsaudit, Datenqualität, Assurance und Missbrauchsschutz praktisch anwenden. Der erste Schritt ist nicht die Auswahl eines Instruments, sondern die Klaerung der Zustandsveraenderung. Bei Prüfungsnahe Fallfragen ohne geschützte Antwortlogik muss deshalb benannt werden, wer betroffen ist, welcher Zustand sich veraendert, welche Frist gilt und welche Gegenbeobachtung die Annahme widerlegen wuerde. Erst danach entsteht eine begruendete Entscheidung im Feld Indikator, Scorecard, Benchmark, Auditpfad, Portfolioentscheidung oder CAPEX/OPEX-Priorisierung.</w:t>
-      </w:r>
-    </w:p>
-    <w:p>
-      <w:r>
-        <w:t>Kontrollfrage. Welche Entscheidung waere falsch, wenn Prüfungsnahe Fallfragen ohne geschützte Antwortlogik in WC-V9 missverstanden wird? Die Antwort muss mindestens eine Daten- oder Quellenannahme, eine betroffene Gruppe oder Schutzdimension, eine moegliche Nebenwirkung und einen Rueckkopplungsschritt nennen. Richtig ist nicht die lauteste Bewertung, sondern diejenige, die Begriff, Beleg und Steuerungsfolge zusammenhaelt.</w:t>
+        <w:t>Fallpruefung. Wenn ein Controlling-Team einen Indikator, eine Scorecard oder einen Auditpfad auf Entscheidungsrelevanz pruefen will, beginnt die Analyse bei Empfaengern, Wirkraum, Zeitraum und Datenquelle. Bei Didaktische Einordnung im Studiengang muss dann geklaert werden, ob Datenqualitaet, Systemgrenze, Unsicherheit und Nichtkompensation fuer eine Steuerungsentscheidung ausreichen. Eine tragfaehige Antwort benennt mindestens eine Quelle, eine offene Unsicherheit, eine moegliche Gegenbeobachtung und die Entscheidung, die nach der Bewertung geaendert wird.</w:t>
+      </w:r>
+    </w:p>
+    <w:p>
+      <w:r>
+        <w:t>Der Rueckfluss in den WOE-Korpus liegt hier in klaren Begriffen, sauber verlinkten Quellen und benannten Forschungsfragen. Wo Glossar, Werkzeuge, Journal oder Reader noch doppeldeutig bleiben, sollte Wirkungsaudit, Datenqualität, Assurance und Missbrauchsschutz nicht als fertige Gewissheit auftreten, sondern als pruefbarer Lernstand mit Korrekturpfad.</w:t>
       </w:r>
     </w:p>
     <w:p>
@@ -4006,17 +4036,87 @@
         <w:pStyle w:val="Heading3"/>
       </w:pPr>
       <w:r>
-        <w:t>Schlussvertiefung 3: Wirkungsaudit, Datenqualität, Assurance und Missbrauchsschutz im Anwendungsfall</w:t>
-      </w:r>
-    </w:p>
-    <w:p>
-      <w:r>
-        <w:t>Die folgenden Abschnitte sind keine neue Pruefungsloesung. Sie verdichten die vorhandenen Kapitel zu einer Lesart, mit der Studierende einen Fall selbststaendig analysieren koennen. Im Mittelpunkt stehen Datenqualitaet, Bewertungsprofile, Scorecards und rueckgekoppelte Steuerung, nicht moralische Personenbewertung.</w:t>
-      </w:r>
-    </w:p>
-    <w:p>
-      <w:r>
-        <w:t>Begriffliche Schlussklaerung. In WC-V9 muss Auswertung aus der lebenden Website-Referenz immer mit Empfaengern gelesen werden. Wirkung entsteht nicht beim Sender, sondern an veraenderten Zustaenden von Menschen, Oekosystemen, Institutionen, Oeffentlichkeit oder kuenftigen Handlungsspielraeumen. Darum reicht es nicht, interne Aktivitaeten zu dokumentieren. Entscheidend ist, ob sich ein Zustand nachvollziehbar veraendert und ob diese Veraenderung im Referenzrahmen Mensch, Planet, Demokratie, SDGs, Agenda 2030 und SDG+ tragfaehig bewertet werden kann.</w:t>
+        <w:t>Vertiefungsrunde 3: Anschluss an Praxis und Forschung</w:t>
+      </w:r>
+    </w:p>
+    <w:p>
+      <w:r>
+        <w:t>Diese Runde wechselt den Blickwinkel, damit der Schlussblock nicht nur wiederholt, sondern Leseentscheidungen vorbereitet: Was ist belegt, was bleibt Potenzial, welche Nebenwirkung ist relevant und welche Steuerungsfolge wird daraus abgeleitet?</w:t>
+      </w:r>
+    </w:p>
+    <w:p>
+      <w:r>
+        <w:t>Steuerungsfolge. Wissenschaftliche Anschlussfaehigkeit entsteht hier durch Quellenklarheit. Bei Analysemodell werden interne WOE-Begriffe nicht als Ersatz fuer Belege benutzt, sondern mit WOE-IDs, Benchmarks, Auditlogik, Datenqualitaetsstufen und externe Reportingrahmen verbunden. Wo die Datenlage offen bleibt, wird das offengelegt. Wo eine Aussage nur plausibel ist, bleibt sie als Wirkungspotenzial markiert. Wo ein Schaden eine rote Linie beruehrt, greift Nichtkompensation vor Durchschnittslogik.</w:t>
+      </w:r>
+    </w:p>
+    <w:p>
+      <w:r>
+        <w:t>In einer kontroversen Entscheidung wirkt Analysemodell als Pruefpunkt fuer Ambivalenz. Ein Nutzen fuer eine Gruppe kann mit Risiken fuer andere Wirkungsempfaenger einhergehen. Das Skript verlangt deshalb, positive und negative Zustandsveraenderungen getrennt zu fuehren, bevor von positiver Netto-Wirkung gesprochen wird.</w:t>
+      </w:r>
+    </w:p>
+    <w:p>
+      <w:r>
+        <w:t>Fallpruefung. Wenn ein Controlling-Team einen Indikator, eine Scorecard oder einen Auditpfad auf Entscheidungsrelevanz pruefen will, beginnt die Analyse bei Empfaengern, Wirkraum, Zeitraum und Datenquelle. Bei Analysemodell muss dann geklaert werden, ob Datenqualitaet, Systemgrenze, Unsicherheit und Nichtkompensation fuer eine Steuerungsentscheidung ausreichen. Eine tragfaehige Antwort benennt mindestens eine Quelle, eine offene Unsicherheit, eine moegliche Gegenbeobachtung und die Entscheidung, die nach der Bewertung geaendert wird.</w:t>
+      </w:r>
+    </w:p>
+    <w:p>
+      <w:r>
+        <w:t>Transferhinweis. In Impact-Controlling wird Modellformel erst steuerungsfaehig, wenn daraus eine Entscheidung folgt. Kennzahlen muessen Entscheidungen verbessern, nicht nur Berichte fuellen. Ohne diese Rueckkopplung bleibt Reporting eine Beschreibung. Mit Rueckkopplung wird aus Bewertung eine veraenderte Routine: ein anderer Prozess, ein geaenderter Anreiz, eine bessere Datenpflicht, eine korrigierte Kommunikation oder eine neue Priorisierung.</w:t>
+      </w:r>
+    </w:p>
+    <w:p>
+      <w:r>
+        <w:t>Die typische Fehlstelle bei Wirkungsaudit, Datenqualität, Assurance und Missbrauchsschutz liegt darin, Messbarkeit als Wahrheit zu behandeln. Bei Modellformel wird diese Fehlstelle konkret: Ein scheinbar plausibler Befund darf nicht zur Abkuerzung werden. Quellen, Systemgrenzen, Unsicherheit und Rueckkopplung bleiben sichtbar.</w:t>
+      </w:r>
+    </w:p>
+    <w:p>
+      <w:r>
+        <w:t>Fallpruefung. Wenn ein Controlling-Team einen Indikator, eine Scorecard oder einen Auditpfad auf Entscheidungsrelevanz pruefen will, beginnt die Analyse bei Empfaengern, Wirkraum, Zeitraum und Datenquelle. Bei Modellformel muss dann geklaert werden, ob Datenqualitaet, Systemgrenze, Unsicherheit und Nichtkompensation fuer eine Steuerungsentscheidung ausreichen. Eine tragfaehige Antwort benennt mindestens eine Quelle, eine offene Unsicherheit, eine moegliche Gegenbeobachtung und die Entscheidung, die nach der Bewertung geaendert wird.</w:t>
+      </w:r>
+    </w:p>
+    <w:p>
+      <w:r>
+        <w:t>Fuer die Bewertung reicht kein Summenscore, der zentrale Schaeden mit bequemen Pluspunkten verrechnet. Nichtkompensation und Reverse Merit Order markieren, wo rote Linien, demokratische Grundbedingungen oder planetare Grenzen Vorrang vor Durchschnittslogik haben. So bleibt positive Netto-Wirkung eine anspruchsvolle Zielgroesse und wird nicht zur dekorativen Formel.</w:t>
+      </w:r>
+    </w:p>
+    <w:p>
+      <w:r>
+        <w:t>Rueckflussnotiz. Die Grenze gegen Scheingenauigkeit verlaeuft bei Fallfenster nicht zwischen Optimismus und Pessimismus. Sie verlaeuft zwischen offengelegter Unsicherheit und rhetorischer Sicherheit. Wer Wirkungsaudit, Datenqualität, Assurance und Missbrauchsschutz belastbar anwenden will, benennt Systemgrenze, Zeitraum, Vergleichspunkt und offene Gegenhypothese. Gerade dadurch bleibt das Skript anschlussfaehig fuer Forschung, Praxis und spaetere Revision.</w:t>
+      </w:r>
+    </w:p>
+    <w:p>
+      <w:r>
+        <w:t>Fuer die Pruefung ist Fallfenster dann verstanden, wenn daraus eine belastbare Fallantwort entsteht. Eine gute Antwort unterscheidet Beobachtung, Kausalannahme, Bewertung und Steuerungsfolge. Sie bewertet keine Menschen, sondern Wirkpfade, Zustandsveraenderungen, Risiken und institutionelle Bedingungen.</w:t>
+      </w:r>
+    </w:p>
+    <w:p>
+      <w:r>
+        <w:t>Fallpruefung. Wenn ein Controlling-Team einen Indikator, eine Scorecard oder einen Auditpfad auf Entscheidungsrelevanz pruefen will, beginnt die Analyse bei Empfaengern, Wirkraum, Zeitraum und Datenquelle. Bei Fallfenster muss dann geklaert werden, ob Datenqualitaet, Systemgrenze, Unsicherheit und Nichtkompensation fuer eine Steuerungsentscheidung ausreichen. Eine tragfaehige Antwort benennt mindestens eine Quelle, eine offene Unsicherheit, eine moegliche Gegenbeobachtung und die Entscheidung, die nach der Bewertung geaendert wird.</w:t>
+      </w:r>
+    </w:p>
+    <w:p>
+      <w:r>
+        <w:t>Der Rueckfluss in den WOE-Korpus liegt hier in klaren Begriffen, sauber verlinkten Quellen und benannten Forschungsfragen. Wo Glossar, Werkzeuge, Journal oder Reader noch doppeldeutig bleiben, sollte Wirkungsaudit, Datenqualität, Assurance und Missbrauchsschutz nicht als fertige Gewissheit auftreten, sondern als pruefbarer Lernstand mit Korrekturpfad.</w:t>
+      </w:r>
+    </w:p>
+    <w:p>
+      <w:r>
+        <w:t>Pruefungsimpuls. Prüfungsnahe Fallfragen ohne geschützte Antwortlogik zeigt, warum Wirkungsaudit, Datenqualität, Assurance und Missbrauchsschutz mehr ist als ein Schlagwort im Feld Datenqualitaet, Bewertungsprofile, Scorecards und rueckgekoppelte Steuerung. Die wirkungsoekonomische Frage lautet: Welche reale Veraenderung wird moeglich, welche bleibt nur Potenzial und wo entsteht ein Wirkungsrisiko? Diese Unterscheidung schuetzt vor Impact-Washing, weil sie Absicht, Aktivitaet, Reichweite und Wirkung auseinanderhaelt.</w:t>
+      </w:r>
+    </w:p>
+    <w:p>
+      <w:r>
+        <w:t>Eine Kommune, ein Unternehmen oder eine Bildungsorganisation will Wirkungsaudit, Datenqualität, Assurance und Missbrauchsschutz praktisch anwenden. Der erste Schritt ist nicht die Auswahl eines Instruments, sondern die Klaerung der Zustandsveraenderung. Bei Prüfungsnahe Fallfragen ohne geschützte Antwortlogik muss deshalb benannt werden, wer betroffen ist, welcher Zustand sich veraendert, welche Frist gilt und welche Gegenbeobachtung die Annahme widerlegen wuerde. Erst danach entsteht eine begruendete Entscheidung im Feld Indikator, Scorecard, Benchmark, Auditpfad, Portfolioentscheidung oder CAPEX/OPEX-Priorisierung.</w:t>
+      </w:r>
+    </w:p>
+    <w:p>
+      <w:r>
+        <w:t>Fallpruefung. Wenn ein Controlling-Team einen Indikator, eine Scorecard oder einen Auditpfad auf Entscheidungsrelevanz pruefen will, beginnt die Analyse bei Empfaengern, Wirkraum, Zeitraum und Datenquelle. Bei Prüfungsnahe Fallfragen ohne geschützte Antwortlogik muss dann geklaert werden, ob Datenqualitaet, Systemgrenze, Unsicherheit und Nichtkompensation fuer eine Steuerungsentscheidung ausreichen. Eine tragfaehige Antwort benennt mindestens eine Quelle, eine offene Unsicherheit, eine moegliche Gegenbeobachtung und die Entscheidung, die nach der Bewertung geaendert wird.</w:t>
+      </w:r>
+    </w:p>
+    <w:p>
+      <w:r>
+        <w:t>Begriffliche Sicherung. In WC-V9 muss Auswertung aus der lebenden Website-Referenz immer mit Empfaengern gelesen werden. Wirkung entsteht nicht beim Sender, sondern an veraenderten Zustaenden von Menschen, Oekosystemen, Institutionen, Oeffentlichkeit oder kuenftigen Handlungsspielraeumen. Darum reicht es nicht, interne Aktivitaeten zu dokumentieren. Entscheidend ist, ob sich ein Zustand nachvollziehbar veraendert und ob diese Veraenderung im Referenzrahmen Mensch, Planet, Demokratie, SDGs, Agenda 2030 und SDG+ tragfaehig bewertet werden kann.</w:t>
       </w:r>
     </w:p>
     <w:p>
@@ -4026,7 +4126,17 @@
     </w:p>
     <w:p>
       <w:r>
-        <w:t>Wirkpfad und Empfaenger. Wissenschaftliche Anschlussfaehigkeit entsteht hier durch Quellenklarheit. Bei Warum jede Kennzahl manipulierbar wird werden interne WOE-Begriffe nicht als Ersatz fuer Belege benutzt, sondern mit WOE-IDs, Benchmarks, Auditlogik, Datenqualitaetsstufen und externe Reportingrahmen verbunden. Wo die Datenlage offen bleibt, wird das offengelegt. Wo eine Aussage nur plausibel ist, bleibt sie als Wirkungspotenzial markiert. Wo ein Schaden eine rote Linie beruehrt, greift Nichtkompensation vor Durchschnittslogik.</w:t>
+        <w:t>Fallpruefung. Wenn ein Controlling-Team einen Indikator, eine Scorecard oder einen Auditpfad auf Entscheidungsrelevanz pruefen will, beginnt die Analyse bei Empfaengern, Wirkraum, Zeitraum und Datenquelle. Bei Auswertung aus der lebenden Website-Referenz muss dann geklaert werden, ob Datenqualitaet, Systemgrenze, Unsicherheit und Nichtkompensation fuer eine Steuerungsentscheidung ausreichen. Eine tragfaehige Antwort benennt mindestens eine Quelle, eine offene Unsicherheit, eine moegliche Gegenbeobachtung und die Entscheidung, die nach der Bewertung geaendert wird.</w:t>
+      </w:r>
+    </w:p>
+    <w:p>
+      <w:r>
+        <w:t>Fuer die Bewertung reicht kein Summenscore, der zentrale Schaeden mit bequemen Pluspunkten verrechnet. Nichtkompensation und Reverse Merit Order markieren, wo rote Linien, demokratische Grundbedingungen oder planetare Grenzen Vorrang vor Durchschnittslogik haben. So bleibt positive Netto-Wirkung eine anspruchsvolle Zielgroesse und wird nicht zur dekorativen Formel.</w:t>
+      </w:r>
+    </w:p>
+    <w:p>
+      <w:r>
+        <w:t>Wirkpfadpruefung. Wissenschaftliche Anschlussfaehigkeit entsteht hier durch Quellenklarheit. Bei Warum jede Kennzahl manipulierbar wird werden interne WOE-Begriffe nicht als Ersatz fuer Belege benutzt, sondern mit WOE-IDs, Benchmarks, Auditlogik, Datenqualitaetsstufen und externe Reportingrahmen verbunden. Wo die Datenlage offen bleibt, wird das offengelegt. Wo eine Aussage nur plausibel ist, bleibt sie als Wirkungspotenzial markiert. Wo ein Schaden eine rote Linie beruehrt, greift Nichtkompensation vor Durchschnittslogik.</w:t>
       </w:r>
     </w:p>
     <w:p>
@@ -4036,82 +4146,12 @@
     </w:p>
     <w:p>
       <w:r>
-        <w:t>Rueckfluss. Fuer den WOE-Korpus bedeutet das: Begriffe aus Wirkungsaudit, Datenqualität, Assurance und Missbrauchsschutz sollten dort geschaerft werden, wo sie in Glossar, Werkzeugen, Journal oder Readern doppeldeutig bleiben. Offene Forschungsfragen werden nicht versteckt. Sie markieren die Stelle, an der spaetere Evidenz, ein besserer Datensatz oder eine praezisere Fallstudie die Bewertung veraendern kann.</w:t>
-      </w:r>
-    </w:p>
-    <w:p>
-      <w:r>
-        <w:t>Daten, Quellen und Evidenz. In Impact-Controlling wird Wirkungssimulation als neue Form der Scheinleistung erst steuerungsfaehig, wenn daraus eine Entscheidung folgt. Kennzahlen muessen Entscheidungen verbessern, nicht nur Berichte fuellen. Ohne diese Rueckkopplung bleibt Reporting eine Beschreibung. Mit Rueckkopplung wird aus Bewertung eine veraenderte Routine: ein anderer Prozess, ein geaenderter Anreiz, eine bessere Datenpflicht, eine korrigierte Kommunikation oder eine neue Priorisierung.</w:t>
-      </w:r>
-    </w:p>
-    <w:p>
-      <w:r>
-        <w:t>Die typische Fehlstelle bei Wirkungsaudit, Datenqualität, Assurance und Missbrauchsschutz liegt darin, Messbarkeit als Wahrheit zu behandeln. Bei Wirkungssimulation als neue Form der Scheinleistung wird diese Fehlstelle konkret: Ein scheinbar plausibler Befund darf nicht zur Abkuerzung werden. Quellen, Systemgrenzen, Unsicherheit und Rueckkopplung bleiben sichtbar.</w:t>
-      </w:r>
-    </w:p>
-    <w:p>
-      <w:r>
-        <w:t>Bewertung und rote Linien. Die Grenze gegen Scheingenauigkeit verlaeuft bei Greenwashing und die Illusion ökologischer Wirkung nicht zwischen Optimismus und Pessimismus. Sie verlaeuft zwischen offengelegter Unsicherheit und rhetorischer Sicherheit. Wer Wirkungsaudit, Datenqualität, Assurance und Missbrauchsschutz belastbar anwenden will, benennt Systemgrenze, Zeitraum, Vergleichspunkt und offene Gegenhypothese. Gerade dadurch bleibt das Skript anschlussfaehig fuer Forschung, Praxis und spaetere Revision.</w:t>
-      </w:r>
-    </w:p>
-    <w:p>
-      <w:r>
-        <w:t>Fuer die Pruefung ist Greenwashing und die Illusion ökologischer Wirkung dann verstanden, wenn daraus eine belastbare Fallantwort entsteht. Eine gute Antwort unterscheidet Beobachtung, Kausalannahme, Bewertung und Steuerungsfolge. Sie bewertet keine Menschen, sondern Wirkpfade, Zustandsveraenderungen, Risiken und institutionelle Bedingungen.</w:t>
-      </w:r>
-    </w:p>
-    <w:p>
-      <w:r>
-        <w:t>Kontrollfrage. Welche Entscheidung waere falsch, wenn Greenwashing und die Illusion ökologischer Wirkung in WC-V9 missverstanden wird? Die Antwort muss mindestens eine Daten- oder Quellenannahme, eine betroffene Gruppe oder Schutzdimension, eine moegliche Nebenwirkung und einen Rueckkopplungsschritt nennen. Richtig ist nicht die lauteste Bewertung, sondern diejenige, die Begriff, Beleg und Steuerungsfolge zusammenhaelt.</w:t>
-      </w:r>
-    </w:p>
-    <w:p>
-      <w:r>
-        <w:t>Steuerung und Rueckkopplung. ESG-Theater und Nachhaltigkeit als Bühnenbild zeigt, warum Wirkungsaudit, Datenqualität, Assurance und Missbrauchsschutz mehr ist als ein Schlagwort im Feld Datenqualitaet, Bewertungsprofile, Scorecards und rueckgekoppelte Steuerung. Die wirkungsoekonomische Frage lautet: Welche reale Veraenderung wird moeglich, welche bleibt nur Potenzial und wo entsteht ein Wirkungsrisiko? Diese Unterscheidung schuetzt vor Impact-Washing, weil sie Absicht, Aktivitaet, Reichweite und Wirkung auseinanderhaelt.</w:t>
-      </w:r>
-    </w:p>
-    <w:p>
-      <w:r>
-        <w:t>Eine Kommune, ein Unternehmen oder eine Bildungsorganisation will Wirkungsaudit, Datenqualität, Assurance und Missbrauchsschutz praktisch anwenden. Der erste Schritt ist nicht die Auswahl eines Instruments, sondern die Klaerung der Zustandsveraenderung. Bei ESG-Theater und Nachhaltigkeit als Bühnenbild muss deshalb benannt werden, wer betroffen ist, welcher Zustand sich veraendert, welche Frist gilt und welche Gegenbeobachtung die Annahme widerlegen wuerde. Erst danach entsteht eine begruendete Entscheidung im Feld Indikator, Scorecard, Benchmark, Auditpfad, Portfolioentscheidung oder CAPEX/OPEX-Priorisierung.</w:t>
-      </w:r>
-    </w:p>
-    <w:p>
-      <w:r>
-        <w:t>Pruefungsnahe Anwendung. In WC-V9 muss Warum Wirkung nie vollständig sicher ist immer mit Empfaengern gelesen werden. Wirkung entsteht nicht beim Sender, sondern an veraenderten Zustaenden von Menschen, Oekosystemen, Institutionen, Oeffentlichkeit oder kuenftigen Handlungsspielraeumen. Darum reicht es nicht, interne Aktivitaeten zu dokumentieren. Entscheidend ist, ob sich ein Zustand nachvollziehbar veraendert und ob diese Veraenderung im Referenzrahmen Mensch, Planet, Demokratie, SDGs, Agenda 2030 und SDG+ tragfaehig bewertet werden kann.</w:t>
-      </w:r>
-    </w:p>
-    <w:p>
-      <w:r>
-        <w:t>Ein Bericht behauptet, die Massnahme zu Wirkungsaudit, Datenqualität, Assurance und Missbrauchsschutz sei erfolgreich. Die WOE-Lesart fragt bei Warum Wirkung nie vollständig sicher ist nach belastbaren Nachweisen: Datenquelle, Systemgrenze, Erhebungslogik, Unsicherheit, Aktualitaet und Auditspur. Wenn diese Nachweise fehlen, bleibt die Aussage Wirkungspotenzial oder Kommunikationsbehauptung. Sie kann wichtig sein, aber sie ist noch keine belegte Wirkung.</w:t>
-      </w:r>
-    </w:p>
-    <w:p>
-      <w:r>
-        <w:t>Transfer in den WOE-Korpus. Wissenschaftliche Anschlussfaehigkeit entsteht hier durch Quellenklarheit. Bei Einleitung / Wirkungsfrage werden interne WOE-Begriffe nicht als Ersatz fuer Belege benutzt, sondern mit WOE-IDs, Benchmarks, Auditlogik, Datenqualitaetsstufen und externe Reportingrahmen verbunden. Wo die Datenlage offen bleibt, wird das offengelegt. Wo eine Aussage nur plausibel ist, bleibt sie als Wirkungspotenzial markiert. Wo ein Schaden eine rote Linie beruehrt, greift Nichtkompensation vor Durchschnittslogik.</w:t>
-      </w:r>
-    </w:p>
-    <w:p>
-      <w:r>
-        <w:t>In einer kontroversen Entscheidung wirkt Einleitung / Wirkungsfrage als Pruefpunkt fuer Ambivalenz. Ein Nutzen fuer eine Gruppe kann mit Risiken fuer andere Wirkungsempfaenger einhergehen. Das Skript verlangt deshalb, positive und negative Zustandsveraenderungen getrennt zu fuehren, bevor von positiver Netto-Wirkung gesprochen wird.</w:t>
-      </w:r>
-    </w:p>
-    <w:p>
-      <w:r>
-        <w:t>Grenzen der Aussage. In Impact-Controlling wird Kernaussage erst steuerungsfaehig, wenn daraus eine Entscheidung folgt. Kennzahlen muessen Entscheidungen verbessern, nicht nur Berichte fuellen. Ohne diese Rueckkopplung bleibt Reporting eine Beschreibung. Mit Rueckkopplung wird aus Bewertung eine veraenderte Routine: ein anderer Prozess, ein geaenderter Anreiz, eine bessere Datenpflicht, eine korrigierte Kommunikation oder eine neue Priorisierung.</w:t>
-      </w:r>
-    </w:p>
-    <w:p>
-      <w:r>
-        <w:t>Die typische Fehlstelle bei Wirkungsaudit, Datenqualität, Assurance und Missbrauchsschutz liegt darin, Messbarkeit als Wahrheit zu behandeln. Bei Kernaussage wird diese Fehlstelle konkret: Ein scheinbar plausibler Befund darf nicht zur Abkuerzung werden. Quellen, Systemgrenzen, Unsicherheit und Rueckkopplung bleiben sichtbar.</w:t>
-      </w:r>
-    </w:p>
-    <w:p>
-      <w:r>
-        <w:t>Kontrollfrage. Welche Entscheidung waere falsch, wenn Kernaussage in WC-V9 missverstanden wird? Die Antwort muss mindestens eine Daten- oder Quellenannahme, eine betroffene Gruppe oder Schutzdimension, eine moegliche Nebenwirkung und einen Rueckkopplungsschritt nennen. Richtig ist nicht die lauteste Bewertung, sondern diejenige, die Begriff, Beleg und Steuerungsfolge zusammenhaelt.</w:t>
-      </w:r>
-    </w:p>
-    <w:p>
-      <w:r>
-        <w:t>Rueckfluss. Fuer den WOE-Korpus bedeutet das: Begriffe aus Wirkungsaudit, Datenqualität, Assurance und Missbrauchsschutz sollten dort geschaerft werden, wo sie in Glossar, Werkzeugen, Journal oder Readern doppeldeutig bleiben. Offene Forschungsfragen werden nicht versteckt. Sie markieren die Stelle, an der spaetere Evidenz, ein besserer Datensatz oder eine praezisere Fallstudie die Bewertung veraendern kann.</w:t>
+        <w:t>Fallpruefung. Wenn ein Controlling-Team einen Indikator, eine Scorecard oder einen Auditpfad auf Entscheidungsrelevanz pruefen will, beginnt die Analyse bei Empfaengern, Wirkraum, Zeitraum und Datenquelle. Bei Warum jede Kennzahl manipulierbar wird muss dann geklaert werden, ob Datenqualitaet, Systemgrenze, Unsicherheit und Nichtkompensation fuer eine Steuerungsentscheidung ausreichen. Eine tragfaehige Antwort benennt mindestens eine Quelle, eine offene Unsicherheit, eine moegliche Gegenbeobachtung und die Entscheidung, die nach der Bewertung geaendert wird.</w:t>
+      </w:r>
+    </w:p>
+    <w:p>
+      <w:r>
+        <w:t>Der Rueckfluss in den WOE-Korpus liegt hier in klaren Begriffen, sauber verlinkten Quellen und benannten Forschungsfragen. Wo Glossar, Werkzeuge, Journal oder Reader noch doppeldeutig bleiben, sollte Wirkungsaudit, Datenqualität, Assurance und Missbrauchsschutz nicht als fertige Gewissheit auftreten, sondern als pruefbarer Lernstand mit Korrekturpfad.</w:t>
       </w:r>
     </w:p>
     <w:p>
@@ -4119,107 +4159,122 @@
         <w:pStyle w:val="Heading3"/>
       </w:pPr>
       <w:r>
-        <w:t>Schlussvertiefung 4: Wirkungsaudit, Datenqualität, Assurance und Missbrauchsschutz im Anwendungsfall</w:t>
-      </w:r>
-    </w:p>
-    <w:p>
-      <w:r>
-        <w:t>Die folgenden Abschnitte sind keine neue Pruefungsloesung. Sie verdichten die vorhandenen Kapitel zu einer Lesart, mit der Studierende einen Fall selbststaendig analysieren koennen. Im Mittelpunkt stehen Datenqualitaet, Bewertungsprofile, Scorecards und rueckgekoppelte Steuerung, nicht moralische Personenbewertung.</w:t>
-      </w:r>
-    </w:p>
-    <w:p>
-      <w:r>
-        <w:t>Begriffliche Schlussklaerung. Die Grenze gegen Scheingenauigkeit verlaeuft bei Quelltext und fachliche Grundlegung nicht zwischen Optimismus und Pessimismus. Sie verlaeuft zwischen offengelegter Unsicherheit und rhetorischer Sicherheit. Wer Wirkungsaudit, Datenqualität, Assurance und Missbrauchsschutz belastbar anwenden will, benennt Systemgrenze, Zeitraum, Vergleichspunkt und offene Gegenhypothese. Gerade dadurch bleibt das Skript anschlussfaehig fuer Forschung, Praxis und spaetere Revision.</w:t>
-      </w:r>
-    </w:p>
-    <w:p>
-      <w:r>
-        <w:t>Fuer die Pruefung ist Quelltext und fachliche Grundlegung dann verstanden, wenn daraus eine belastbare Fallantwort entsteht. Eine gute Antwort unterscheidet Beobachtung, Kausalannahme, Bewertung und Steuerungsfolge. Sie bewertet keine Menschen, sondern Wirkpfade, Zustandsveraenderungen, Risiken und institutionelle Bedingungen.</w:t>
-      </w:r>
-    </w:p>
-    <w:p>
-      <w:r>
-        <w:t>Wirkpfad und Empfaenger. Einstieg / Wirkungsfrage zeigt, warum Wirkungsaudit, Datenqualität, Assurance und Missbrauchsschutz mehr ist als ein Schlagwort im Feld Datenqualitaet, Bewertungsprofile, Scorecards und rueckgekoppelte Steuerung. Die wirkungsoekonomische Frage lautet: Welche reale Veraenderung wird moeglich, welche bleibt nur Potenzial und wo entsteht ein Wirkungsrisiko? Diese Unterscheidung schuetzt vor Impact-Washing, weil sie Absicht, Aktivitaet, Reichweite und Wirkung auseinanderhaelt.</w:t>
-      </w:r>
-    </w:p>
-    <w:p>
-      <w:r>
-        <w:t>Eine Kommune, ein Unternehmen oder eine Bildungsorganisation will Wirkungsaudit, Datenqualität, Assurance und Missbrauchsschutz praktisch anwenden. Der erste Schritt ist nicht die Auswahl eines Instruments, sondern die Klaerung der Zustandsveraenderung. Bei Einstieg / Wirkungsfrage muss deshalb benannt werden, wer betroffen ist, welcher Zustand sich veraendert, welche Frist gilt und welche Gegenbeobachtung die Annahme widerlegen wuerde. Erst danach entsteht eine begruendete Entscheidung im Feld Indikator, Scorecard, Benchmark, Auditpfad, Portfolioentscheidung oder CAPEX/OPEX-Priorisierung.</w:t>
-      </w:r>
-    </w:p>
-    <w:p>
-      <w:r>
-        <w:t>Daten, Quellen und Evidenz. In WC-V9 muss Skript / Folien (Lernseite) immer mit Empfaengern gelesen werden. Wirkung entsteht nicht beim Sender, sondern an veraenderten Zustaenden von Menschen, Oekosystemen, Institutionen, Oeffentlichkeit oder kuenftigen Handlungsspielraeumen. Darum reicht es nicht, interne Aktivitaeten zu dokumentieren. Entscheidend ist, ob sich ein Zustand nachvollziehbar veraendert und ob diese Veraenderung im Referenzrahmen Mensch, Planet, Demokratie, SDGs, Agenda 2030 und SDG+ tragfaehig bewertet werden kann.</w:t>
-      </w:r>
-    </w:p>
-    <w:p>
-      <w:r>
-        <w:t>Ein Bericht behauptet, die Massnahme zu Wirkungsaudit, Datenqualität, Assurance und Missbrauchsschutz sei erfolgreich. Die WOE-Lesart fragt bei Skript / Folien (Lernseite) nach belastbaren Nachweisen: Datenquelle, Systemgrenze, Erhebungslogik, Unsicherheit, Aktualitaet und Auditspur. Wenn diese Nachweise fehlen, bleibt die Aussage Wirkungspotenzial oder Kommunikationsbehauptung. Sie kann wichtig sein, aber sie ist noch keine belegte Wirkung.</w:t>
-      </w:r>
-    </w:p>
-    <w:p>
-      <w:r>
-        <w:t>Bewertung und rote Linien. Wissenschaftliche Anschlussfaehigkeit entsteht hier durch Quellenklarheit. Bei Transferaufgabe werden interne WOE-Begriffe nicht als Ersatz fuer Belege benutzt, sondern mit WOE-IDs, Benchmarks, Auditlogik, Datenqualitaetsstufen und externe Reportingrahmen verbunden. Wo die Datenlage offen bleibt, wird das offengelegt. Wo eine Aussage nur plausibel ist, bleibt sie als Wirkungspotenzial markiert. Wo ein Schaden eine rote Linie beruehrt, greift Nichtkompensation vor Durchschnittslogik.</w:t>
-      </w:r>
-    </w:p>
-    <w:p>
-      <w:r>
-        <w:t>In einer kontroversen Entscheidung wirkt Transferaufgabe als Pruefpunkt fuer Ambivalenz. Ein Nutzen fuer eine Gruppe kann mit Risiken fuer andere Wirkungsempfaenger einhergehen. Das Skript verlangt deshalb, positive und negative Zustandsveraenderungen getrennt zu fuehren, bevor von positiver Netto-Wirkung gesprochen wird.</w:t>
-      </w:r>
-    </w:p>
-    <w:p>
-      <w:r>
-        <w:t>Kontrollfrage. Welche Entscheidung waere falsch, wenn Transferaufgabe in WC-V9 missverstanden wird? Die Antwort muss mindestens eine Daten- oder Quellenannahme, eine betroffene Gruppe oder Schutzdimension, eine moegliche Nebenwirkung und einen Rueckkopplungsschritt nennen. Richtig ist nicht die lauteste Bewertung, sondern diejenige, die Begriff, Beleg und Steuerungsfolge zusammenhaelt.</w:t>
-      </w:r>
-    </w:p>
-    <w:p>
-      <w:r>
-        <w:t>Steuerung und Rueckkopplung. In Impact-Controlling wird Praxisbeispiel erst steuerungsfaehig, wenn daraus eine Entscheidung folgt. Kennzahlen muessen Entscheidungen verbessern, nicht nur Berichte fuellen. Ohne diese Rueckkopplung bleibt Reporting eine Beschreibung. Mit Rueckkopplung wird aus Bewertung eine veraenderte Routine: ein anderer Prozess, ein geaenderter Anreiz, eine bessere Datenpflicht, eine korrigierte Kommunikation oder eine neue Priorisierung.</w:t>
-      </w:r>
-    </w:p>
-    <w:p>
-      <w:r>
-        <w:t>Die typische Fehlstelle bei Wirkungsaudit, Datenqualität, Assurance und Missbrauchsschutz liegt darin, Messbarkeit als Wahrheit zu behandeln. Bei Praxisbeispiel wird diese Fehlstelle konkret: Ein scheinbar plausibler Befund darf nicht zur Abkuerzung werden. Quellen, Systemgrenzen, Unsicherheit und Rueckkopplung bleiben sichtbar.</w:t>
-      </w:r>
-    </w:p>
-    <w:p>
-      <w:r>
-        <w:t>Pruefungsnahe Anwendung. Die Grenze gegen Scheingenauigkeit verlaeuft bei Wirkungsökonomische Vertiefung nicht zwischen Optimismus und Pessimismus. Sie verlaeuft zwischen offengelegter Unsicherheit und rhetorischer Sicherheit. Wer Wirkungsaudit, Datenqualität, Assurance und Missbrauchsschutz belastbar anwenden will, benennt Systemgrenze, Zeitraum, Vergleichspunkt und offene Gegenhypothese. Gerade dadurch bleibt das Skript anschlussfaehig fuer Forschung, Praxis und spaetere Revision.</w:t>
-      </w:r>
-    </w:p>
-    <w:p>
-      <w:r>
-        <w:t>Fuer die Pruefung ist Wirkungsökonomische Vertiefung dann verstanden, wenn daraus eine belastbare Fallantwort entsteht. Eine gute Antwort unterscheidet Beobachtung, Kausalannahme, Bewertung und Steuerungsfolge. Sie bewertet keine Menschen, sondern Wirkpfade, Zustandsveraenderungen, Risiken und institutionelle Bedingungen.</w:t>
-      </w:r>
-    </w:p>
-    <w:p>
-      <w:r>
-        <w:t>Rueckfluss. Fuer den WOE-Korpus bedeutet das: Begriffe aus Wirkungsaudit, Datenqualität, Assurance und Missbrauchsschutz sollten dort geschaerft werden, wo sie in Glossar, Werkzeugen, Journal oder Readern doppeldeutig bleiben. Offene Forschungsfragen werden nicht versteckt. Sie markieren die Stelle, an der spaetere Evidenz, ein besserer Datensatz oder eine praezisere Fallstudie die Bewertung veraendern kann.</w:t>
-      </w:r>
-    </w:p>
-    <w:p>
-      <w:r>
-        <w:t>Transfer in den WOE-Korpus. Begriffliche Präzision zeigt, warum Wirkungsaudit, Datenqualität, Assurance und Missbrauchsschutz mehr ist als ein Schlagwort im Feld Datenqualitaet, Bewertungsprofile, Scorecards und rueckgekoppelte Steuerung. Die wirkungsoekonomische Frage lautet: Welche reale Veraenderung wird moeglich, welche bleibt nur Potenzial und wo entsteht ein Wirkungsrisiko? Diese Unterscheidung schuetzt vor Impact-Washing, weil sie Absicht, Aktivitaet, Reichweite und Wirkung auseinanderhaelt.</w:t>
-      </w:r>
-    </w:p>
-    <w:p>
-      <w:r>
-        <w:t>Eine Kommune, ein Unternehmen oder eine Bildungsorganisation will Wirkungsaudit, Datenqualität, Assurance und Missbrauchsschutz praktisch anwenden. Der erste Schritt ist nicht die Auswahl eines Instruments, sondern die Klaerung der Zustandsveraenderung. Bei Begriffliche Präzision muss deshalb benannt werden, wer betroffen ist, welcher Zustand sich veraendert, welche Frist gilt und welche Gegenbeobachtung die Annahme widerlegen wuerde. Erst danach entsteht eine begruendete Entscheidung im Feld Indikator, Scorecard, Benchmark, Auditpfad, Portfolioentscheidung oder CAPEX/OPEX-Priorisierung.</w:t>
-      </w:r>
-    </w:p>
-    <w:p>
-      <w:r>
-        <w:t>Grenzen der Aussage. In WC-V9 muss Wirkpfad immer mit Empfaengern gelesen werden. Wirkung entsteht nicht beim Sender, sondern an veraenderten Zustaenden von Menschen, Oekosystemen, Institutionen, Oeffentlichkeit oder kuenftigen Handlungsspielraeumen. Darum reicht es nicht, interne Aktivitaeten zu dokumentieren. Entscheidend ist, ob sich ein Zustand nachvollziehbar veraendert und ob diese Veraenderung im Referenzrahmen Mensch, Planet, Demokratie, SDGs, Agenda 2030 und SDG+ tragfaehig bewertet werden kann.</w:t>
-      </w:r>
-    </w:p>
-    <w:p>
-      <w:r>
-        <w:t>Ein Bericht behauptet, die Massnahme zu Wirkungsaudit, Datenqualität, Assurance und Missbrauchsschutz sei erfolgreich. Die WOE-Lesart fragt bei Wirkpfad nach belastbaren Nachweisen: Datenquelle, Systemgrenze, Erhebungslogik, Unsicherheit, Aktualitaet und Auditspur. Wenn diese Nachweise fehlen, bleibt die Aussage Wirkungspotenzial oder Kommunikationsbehauptung. Sie kann wichtig sein, aber sie ist noch keine belegte Wirkung.</w:t>
-      </w:r>
-    </w:p>
-    <w:p>
-      <w:r>
-        <w:t>Kontrollfrage. Welche Entscheidung waere falsch, wenn Wirkpfad in WC-V9 missverstanden wird? Die Antwort muss mindestens eine Daten- oder Quellenannahme, eine betroffene Gruppe oder Schutzdimension, eine moegliche Nebenwirkung und einen Rueckkopplungsschritt nennen. Richtig ist nicht die lauteste Bewertung, sondern diejenige, die Begriff, Beleg und Steuerungsfolge zusammenhaelt.</w:t>
+        <w:t>Vertiefungsrunde 4: Anschluss an Praxis und Forschung</w:t>
+      </w:r>
+    </w:p>
+    <w:p>
+      <w:r>
+        <w:t>Diese Runde wechselt den Blickwinkel, damit der Schlussblock nicht nur wiederholt, sondern Leseentscheidungen vorbereitet: Was ist belegt, was bleibt Potenzial, welche Nebenwirkung ist relevant und welche Steuerungsfolge wird daraus abgeleitet?</w:t>
+      </w:r>
+    </w:p>
+    <w:p>
+      <w:r>
+        <w:t>Evidenzfenster. In Impact-Controlling wird Wirkungssimulation als neue Form der Scheinleistung erst steuerungsfaehig, wenn daraus eine Entscheidung folgt. Kennzahlen muessen Entscheidungen verbessern, nicht nur Berichte fuellen. Ohne diese Rueckkopplung bleibt Reporting eine Beschreibung. Mit Rueckkopplung wird aus Bewertung eine veraenderte Routine: ein anderer Prozess, ein geaenderter Anreiz, eine bessere Datenpflicht, eine korrigierte Kommunikation oder eine neue Priorisierung.</w:t>
+      </w:r>
+    </w:p>
+    <w:p>
+      <w:r>
+        <w:t>Die typische Fehlstelle bei Wirkungsaudit, Datenqualität, Assurance und Missbrauchsschutz liegt darin, Messbarkeit als Wahrheit zu behandeln. Bei Wirkungssimulation als neue Form der Scheinleistung wird diese Fehlstelle konkret: Ein scheinbar plausibler Befund darf nicht zur Abkuerzung werden. Quellen, Systemgrenzen, Unsicherheit und Rueckkopplung bleiben sichtbar.</w:t>
+      </w:r>
+    </w:p>
+    <w:p>
+      <w:r>
+        <w:t>Fallpruefung. Wenn ein Controlling-Team einen Indikator, eine Scorecard oder einen Auditpfad auf Entscheidungsrelevanz pruefen will, beginnt die Analyse bei Empfaengern, Wirkraum, Zeitraum und Datenquelle. Bei Wirkungssimulation als neue Form der Scheinleistung muss dann geklaert werden, ob Datenqualitaet, Systemgrenze, Unsicherheit und Nichtkompensation fuer eine Steuerungsentscheidung ausreichen. Eine tragfaehige Antwort benennt mindestens eine Quelle, eine offene Unsicherheit, eine moegliche Gegenbeobachtung und die Entscheidung, die nach der Bewertung geaendert wird.</w:t>
+      </w:r>
+    </w:p>
+    <w:p>
+      <w:r>
+        <w:t>Bewertungsgrenze. Die Grenze gegen Scheingenauigkeit verlaeuft bei Greenwashing und die Illusion ökologischer Wirkung nicht zwischen Optimismus und Pessimismus. Sie verlaeuft zwischen offengelegter Unsicherheit und rhetorischer Sicherheit. Wer Wirkungsaudit, Datenqualität, Assurance und Missbrauchsschutz belastbar anwenden will, benennt Systemgrenze, Zeitraum, Vergleichspunkt und offene Gegenhypothese. Gerade dadurch bleibt das Skript anschlussfaehig fuer Forschung, Praxis und spaetere Revision.</w:t>
+      </w:r>
+    </w:p>
+    <w:p>
+      <w:r>
+        <w:t>Fuer die Pruefung ist Greenwashing und die Illusion ökologischer Wirkung dann verstanden, wenn daraus eine belastbare Fallantwort entsteht. Eine gute Antwort unterscheidet Beobachtung, Kausalannahme, Bewertung und Steuerungsfolge. Sie bewertet keine Menschen, sondern Wirkpfade, Zustandsveraenderungen, Risiken und institutionelle Bedingungen.</w:t>
+      </w:r>
+    </w:p>
+    <w:p>
+      <w:r>
+        <w:t>Fallpruefung. Wenn ein Controlling-Team einen Indikator, eine Scorecard oder einen Auditpfad auf Entscheidungsrelevanz pruefen will, beginnt die Analyse bei Empfaengern, Wirkraum, Zeitraum und Datenquelle. Bei Greenwashing und die Illusion ökologischer Wirkung muss dann geklaert werden, ob Datenqualitaet, Systemgrenze, Unsicherheit und Nichtkompensation fuer eine Steuerungsentscheidung ausreichen. Eine tragfaehige Antwort benennt mindestens eine Quelle, eine offene Unsicherheit, eine moegliche Gegenbeobachtung und die Entscheidung, die nach der Bewertung geaendert wird.</w:t>
+      </w:r>
+    </w:p>
+    <w:p>
+      <w:r>
+        <w:t>Fuer die Bewertung reicht kein Summenscore, der zentrale Schaeden mit bequemen Pluspunkten verrechnet. Nichtkompensation und Reverse Merit Order markieren, wo rote Linien, demokratische Grundbedingungen oder planetare Grenzen Vorrang vor Durchschnittslogik haben. So bleibt positive Netto-Wirkung eine anspruchsvolle Zielgroesse und wird nicht zur dekorativen Formel.</w:t>
+      </w:r>
+    </w:p>
+    <w:p>
+      <w:r>
+        <w:t>Steuerungsfolge. ESG-Theater und Nachhaltigkeit als Bühnenbild zeigt, warum Wirkungsaudit, Datenqualität, Assurance und Missbrauchsschutz mehr ist als ein Schlagwort im Feld Datenqualitaet, Bewertungsprofile, Scorecards und rueckgekoppelte Steuerung. Die wirkungsoekonomische Frage lautet: Welche reale Veraenderung wird moeglich, welche bleibt nur Potenzial und wo entsteht ein Wirkungsrisiko? Diese Unterscheidung schuetzt vor Impact-Washing, weil sie Absicht, Aktivitaet, Reichweite und Wirkung auseinanderhaelt.</w:t>
+      </w:r>
+    </w:p>
+    <w:p>
+      <w:r>
+        <w:t>Eine Kommune, ein Unternehmen oder eine Bildungsorganisation will Wirkungsaudit, Datenqualität, Assurance und Missbrauchsschutz praktisch anwenden. Der erste Schritt ist nicht die Auswahl eines Instruments, sondern die Klaerung der Zustandsveraenderung. Bei ESG-Theater und Nachhaltigkeit als Bühnenbild muss deshalb benannt werden, wer betroffen ist, welcher Zustand sich veraendert, welche Frist gilt und welche Gegenbeobachtung die Annahme widerlegen wuerde. Erst danach entsteht eine begruendete Entscheidung im Feld Indikator, Scorecard, Benchmark, Auditpfad, Portfolioentscheidung oder CAPEX/OPEX-Priorisierung.</w:t>
+      </w:r>
+    </w:p>
+    <w:p>
+      <w:r>
+        <w:t>Fallpruefung. Wenn ein Controlling-Team einen Indikator, eine Scorecard oder einen Auditpfad auf Entscheidungsrelevanz pruefen will, beginnt die Analyse bei Empfaengern, Wirkraum, Zeitraum und Datenquelle. Bei ESG-Theater und Nachhaltigkeit als Bühnenbild muss dann geklaert werden, ob Datenqualitaet, Systemgrenze, Unsicherheit und Nichtkompensation fuer eine Steuerungsentscheidung ausreichen. Eine tragfaehige Antwort benennt mindestens eine Quelle, eine offene Unsicherheit, eine moegliche Gegenbeobachtung und die Entscheidung, die nach der Bewertung geaendert wird.</w:t>
+      </w:r>
+    </w:p>
+    <w:p>
+      <w:r>
+        <w:t>Der Rueckfluss in den WOE-Korpus liegt hier in klaren Begriffen, sauber verlinkten Quellen und benannten Forschungsfragen. Wo Glossar, Werkzeuge, Journal oder Reader noch doppeldeutig bleiben, sollte Wirkungsaudit, Datenqualität, Assurance und Missbrauchsschutz nicht als fertige Gewissheit auftreten, sondern als pruefbarer Lernstand mit Korrekturpfad.</w:t>
+      </w:r>
+    </w:p>
+    <w:p>
+      <w:r>
+        <w:t>Transferhinweis. In WC-V9 muss Warum Wirkung nie vollständig sicher ist immer mit Empfaengern gelesen werden. Wirkung entsteht nicht beim Sender, sondern an veraenderten Zustaenden von Menschen, Oekosystemen, Institutionen, Oeffentlichkeit oder kuenftigen Handlungsspielraeumen. Darum reicht es nicht, interne Aktivitaeten zu dokumentieren. Entscheidend ist, ob sich ein Zustand nachvollziehbar veraendert und ob diese Veraenderung im Referenzrahmen Mensch, Planet, Demokratie, SDGs, Agenda 2030 und SDG+ tragfaehig bewertet werden kann.</w:t>
+      </w:r>
+    </w:p>
+    <w:p>
+      <w:r>
+        <w:t>Ein Bericht behauptet, die Massnahme zu Wirkungsaudit, Datenqualität, Assurance und Missbrauchsschutz sei erfolgreich. Die WOE-Lesart fragt bei Warum Wirkung nie vollständig sicher ist nach belastbaren Nachweisen: Datenquelle, Systemgrenze, Erhebungslogik, Unsicherheit, Aktualitaet und Auditspur. Wenn diese Nachweise fehlen, bleibt die Aussage Wirkungspotenzial oder Kommunikationsbehauptung. Sie kann wichtig sein, aber sie ist noch keine belegte Wirkung.</w:t>
+      </w:r>
+    </w:p>
+    <w:p>
+      <w:r>
+        <w:t>Fallpruefung. Wenn ein Controlling-Team einen Indikator, eine Scorecard oder einen Auditpfad auf Entscheidungsrelevanz pruefen will, beginnt die Analyse bei Empfaengern, Wirkraum, Zeitraum und Datenquelle. Bei Warum Wirkung nie vollständig sicher ist muss dann geklaert werden, ob Datenqualitaet, Systemgrenze, Unsicherheit und Nichtkompensation fuer eine Steuerungsentscheidung ausreichen. Eine tragfaehige Antwort benennt mindestens eine Quelle, eine offene Unsicherheit, eine moegliche Gegenbeobachtung und die Entscheidung, die nach der Bewertung geaendert wird.</w:t>
+      </w:r>
+    </w:p>
+    <w:p>
+      <w:r>
+        <w:t>Rueckflussnotiz. Wissenschaftliche Anschlussfaehigkeit entsteht hier durch Quellenklarheit. Bei Einleitung / Wirkungsfrage werden interne WOE-Begriffe nicht als Ersatz fuer Belege benutzt, sondern mit WOE-IDs, Benchmarks, Auditlogik, Datenqualitaetsstufen und externe Reportingrahmen verbunden. Wo die Datenlage offen bleibt, wird das offengelegt. Wo eine Aussage nur plausibel ist, bleibt sie als Wirkungspotenzial markiert. Wo ein Schaden eine rote Linie beruehrt, greift Nichtkompensation vor Durchschnittslogik.</w:t>
+      </w:r>
+    </w:p>
+    <w:p>
+      <w:r>
+        <w:t>In einer kontroversen Entscheidung wirkt Einleitung / Wirkungsfrage als Pruefpunkt fuer Ambivalenz. Ein Nutzen fuer eine Gruppe kann mit Risiken fuer andere Wirkungsempfaenger einhergehen. Das Skript verlangt deshalb, positive und negative Zustandsveraenderungen getrennt zu fuehren, bevor von positiver Netto-Wirkung gesprochen wird.</w:t>
+      </w:r>
+    </w:p>
+    <w:p>
+      <w:r>
+        <w:t>Fallpruefung. Wenn ein Controlling-Team einen Indikator, eine Scorecard oder einen Auditpfad auf Entscheidungsrelevanz pruefen will, beginnt die Analyse bei Empfaengern, Wirkraum, Zeitraum und Datenquelle. Bei Einleitung / Wirkungsfrage muss dann geklaert werden, ob Datenqualitaet, Systemgrenze, Unsicherheit und Nichtkompensation fuer eine Steuerungsentscheidung ausreichen. Eine tragfaehige Antwort benennt mindestens eine Quelle, eine offene Unsicherheit, eine moegliche Gegenbeobachtung und die Entscheidung, die nach der Bewertung geaendert wird.</w:t>
+      </w:r>
+    </w:p>
+    <w:p>
+      <w:r>
+        <w:t>Fuer die Bewertung reicht kein Summenscore, der zentrale Schaeden mit bequemen Pluspunkten verrechnet. Nichtkompensation und Reverse Merit Order markieren, wo rote Linien, demokratische Grundbedingungen oder planetare Grenzen Vorrang vor Durchschnittslogik haben. So bleibt positive Netto-Wirkung eine anspruchsvolle Zielgroesse und wird nicht zur dekorativen Formel.</w:t>
+      </w:r>
+    </w:p>
+    <w:p>
+      <w:r>
+        <w:t>Pruefungsimpuls. In Impact-Controlling wird Kernaussage erst steuerungsfaehig, wenn daraus eine Entscheidung folgt. Kennzahlen muessen Entscheidungen verbessern, nicht nur Berichte fuellen. Ohne diese Rueckkopplung bleibt Reporting eine Beschreibung. Mit Rueckkopplung wird aus Bewertung eine veraenderte Routine: ein anderer Prozess, ein geaenderter Anreiz, eine bessere Datenpflicht, eine korrigierte Kommunikation oder eine neue Priorisierung.</w:t>
+      </w:r>
+    </w:p>
+    <w:p>
+      <w:r>
+        <w:t>Die typische Fehlstelle bei Wirkungsaudit, Datenqualität, Assurance und Missbrauchsschutz liegt darin, Messbarkeit als Wahrheit zu behandeln. Bei Kernaussage wird diese Fehlstelle konkret: Ein scheinbar plausibler Befund darf nicht zur Abkuerzung werden. Quellen, Systemgrenzen, Unsicherheit und Rueckkopplung bleiben sichtbar.</w:t>
+      </w:r>
+    </w:p>
+    <w:p>
+      <w:r>
+        <w:t>Fallpruefung. Wenn ein Controlling-Team einen Indikator, eine Scorecard oder einen Auditpfad auf Entscheidungsrelevanz pruefen will, beginnt die Analyse bei Empfaengern, Wirkraum, Zeitraum und Datenquelle. Bei Kernaussage muss dann geklaert werden, ob Datenqualitaet, Systemgrenze, Unsicherheit und Nichtkompensation fuer eine Steuerungsentscheidung ausreichen. Eine tragfaehige Antwort benennt mindestens eine Quelle, eine offene Unsicherheit, eine moegliche Gegenbeobachtung und die Entscheidung, die nach der Bewertung geaendert wird.</w:t>
+      </w:r>
+    </w:p>
+    <w:p>
+      <w:r>
+        <w:t>Der Rueckfluss in den WOE-Korpus liegt hier in klaren Begriffen, sauber verlinkten Quellen und benannten Forschungsfragen. Wo Glossar, Werkzeuge, Journal oder Reader noch doppeldeutig bleiben, sollte Wirkungsaudit, Datenqualität, Assurance und Missbrauchsschutz nicht als fertige Gewissheit auftreten, sondern als pruefbarer Lernstand mit Korrekturpfad.</w:t>
       </w:r>
     </w:p>
     <w:p>
@@ -4227,107 +4282,122 @@
         <w:pStyle w:val="Heading3"/>
       </w:pPr>
       <w:r>
-        <w:t>Schlussvertiefung 5: Wirkungsaudit, Datenqualität, Assurance und Missbrauchsschutz im Anwendungsfall</w:t>
-      </w:r>
-    </w:p>
-    <w:p>
-      <w:r>
-        <w:t>Die folgenden Abschnitte sind keine neue Pruefungsloesung. Sie verdichten die vorhandenen Kapitel zu einer Lesart, mit der Studierende einen Fall selbststaendig analysieren koennen. Im Mittelpunkt stehen Datenqualitaet, Bewertungsprofile, Scorecards und rueckgekoppelte Steuerung, nicht moralische Personenbewertung.</w:t>
-      </w:r>
-    </w:p>
-    <w:p>
-      <w:r>
-        <w:t>Begriffliche Schlussklaerung. Wissenschaftliche Anschlussfaehigkeit entsteht hier durch Quellenklarheit. Bei Leitthese werden interne WOE-Begriffe nicht als Ersatz fuer Belege benutzt, sondern mit WOE-IDs, Benchmarks, Auditlogik, Datenqualitaetsstufen und externe Reportingrahmen verbunden. Wo die Datenlage offen bleibt, wird das offengelegt. Wo eine Aussage nur plausibel ist, bleibt sie als Wirkungspotenzial markiert. Wo ein Schaden eine rote Linie beruehrt, greift Nichtkompensation vor Durchschnittslogik.</w:t>
-      </w:r>
-    </w:p>
-    <w:p>
-      <w:r>
-        <w:t>In einer kontroversen Entscheidung wirkt Leitthese als Pruefpunkt fuer Ambivalenz. Ein Nutzen fuer eine Gruppe kann mit Risiken fuer andere Wirkungsempfaenger einhergehen. Das Skript verlangt deshalb, positive und negative Zustandsveraenderungen getrennt zu fuehren, bevor von positiver Netto-Wirkung gesprochen wird.</w:t>
-      </w:r>
-    </w:p>
-    <w:p>
-      <w:r>
-        <w:t>Wirkpfad und Empfaenger. In Impact-Controlling wird Didaktische Einordnung im Studiengang erst steuerungsfaehig, wenn daraus eine Entscheidung folgt. Kennzahlen muessen Entscheidungen verbessern, nicht nur Berichte fuellen. Ohne diese Rueckkopplung bleibt Reporting eine Beschreibung. Mit Rueckkopplung wird aus Bewertung eine veraenderte Routine: ein anderer Prozess, ein geaenderter Anreiz, eine bessere Datenpflicht, eine korrigierte Kommunikation oder eine neue Priorisierung.</w:t>
-      </w:r>
-    </w:p>
-    <w:p>
-      <w:r>
-        <w:t>Die typische Fehlstelle bei Wirkungsaudit, Datenqualität, Assurance und Missbrauchsschutz liegt darin, Messbarkeit als Wahrheit zu behandeln. Bei Didaktische Einordnung im Studiengang wird diese Fehlstelle konkret: Ein scheinbar plausibler Befund darf nicht zur Abkuerzung werden. Quellen, Systemgrenzen, Unsicherheit und Rueckkopplung bleiben sichtbar.</w:t>
-      </w:r>
-    </w:p>
-    <w:p>
-      <w:r>
-        <w:t>Daten, Quellen und Evidenz. Die Grenze gegen Scheingenauigkeit verlaeuft bei Analysemodell nicht zwischen Optimismus und Pessimismus. Sie verlaeuft zwischen offengelegter Unsicherheit und rhetorischer Sicherheit. Wer Wirkungsaudit, Datenqualität, Assurance und Missbrauchsschutz belastbar anwenden will, benennt Systemgrenze, Zeitraum, Vergleichspunkt und offene Gegenhypothese. Gerade dadurch bleibt das Skript anschlussfaehig fuer Forschung, Praxis und spaetere Revision.</w:t>
-      </w:r>
-    </w:p>
-    <w:p>
-      <w:r>
-        <w:t>Fuer die Pruefung ist Analysemodell dann verstanden, wenn daraus eine belastbare Fallantwort entsteht. Eine gute Antwort unterscheidet Beobachtung, Kausalannahme, Bewertung und Steuerungsfolge. Sie bewertet keine Menschen, sondern Wirkpfade, Zustandsveraenderungen, Risiken und institutionelle Bedingungen.</w:t>
-      </w:r>
-    </w:p>
-    <w:p>
-      <w:r>
-        <w:t>Bewertung und rote Linien. Modellformel zeigt, warum Wirkungsaudit, Datenqualität, Assurance und Missbrauchsschutz mehr ist als ein Schlagwort im Feld Datenqualitaet, Bewertungsprofile, Scorecards und rueckgekoppelte Steuerung. Die wirkungsoekonomische Frage lautet: Welche reale Veraenderung wird moeglich, welche bleibt nur Potenzial und wo entsteht ein Wirkungsrisiko? Diese Unterscheidung schuetzt vor Impact-Washing, weil sie Absicht, Aktivitaet, Reichweite und Wirkung auseinanderhaelt.</w:t>
-      </w:r>
-    </w:p>
-    <w:p>
-      <w:r>
-        <w:t>Eine Kommune, ein Unternehmen oder eine Bildungsorganisation will Wirkungsaudit, Datenqualität, Assurance und Missbrauchsschutz praktisch anwenden. Der erste Schritt ist nicht die Auswahl eines Instruments, sondern die Klaerung der Zustandsveraenderung. Bei Modellformel muss deshalb benannt werden, wer betroffen ist, welcher Zustand sich veraendert, welche Frist gilt und welche Gegenbeobachtung die Annahme widerlegen wuerde. Erst danach entsteht eine begruendete Entscheidung im Feld Indikator, Scorecard, Benchmark, Auditpfad, Portfolioentscheidung oder CAPEX/OPEX-Priorisierung.</w:t>
-      </w:r>
-    </w:p>
-    <w:p>
-      <w:r>
-        <w:t>Kontrollfrage. Welche Entscheidung waere falsch, wenn Modellformel in WC-V9 missverstanden wird? Die Antwort muss mindestens eine Daten- oder Quellenannahme, eine betroffene Gruppe oder Schutzdimension, eine moegliche Nebenwirkung und einen Rueckkopplungsschritt nennen. Richtig ist nicht die lauteste Bewertung, sondern diejenige, die Begriff, Beleg und Steuerungsfolge zusammenhaelt.</w:t>
-      </w:r>
-    </w:p>
-    <w:p>
-      <w:r>
-        <w:t>Rueckfluss. Fuer den WOE-Korpus bedeutet das: Begriffe aus Wirkungsaudit, Datenqualität, Assurance und Missbrauchsschutz sollten dort geschaerft werden, wo sie in Glossar, Werkzeugen, Journal oder Readern doppeldeutig bleiben. Offene Forschungsfragen werden nicht versteckt. Sie markieren die Stelle, an der spaetere Evidenz, ein besserer Datensatz oder eine praezisere Fallstudie die Bewertung veraendern kann.</w:t>
-      </w:r>
-    </w:p>
-    <w:p>
-      <w:r>
-        <w:t>Steuerung und Rueckkopplung. In WC-V9 muss Fallfenster immer mit Empfaengern gelesen werden. Wirkung entsteht nicht beim Sender, sondern an veraenderten Zustaenden von Menschen, Oekosystemen, Institutionen, Oeffentlichkeit oder kuenftigen Handlungsspielraeumen. Darum reicht es nicht, interne Aktivitaeten zu dokumentieren. Entscheidend ist, ob sich ein Zustand nachvollziehbar veraendert und ob diese Veraenderung im Referenzrahmen Mensch, Planet, Demokratie, SDGs, Agenda 2030 und SDG+ tragfaehig bewertet werden kann.</w:t>
-      </w:r>
-    </w:p>
-    <w:p>
-      <w:r>
-        <w:t>Ein Bericht behauptet, die Massnahme zu Wirkungsaudit, Datenqualität, Assurance und Missbrauchsschutz sei erfolgreich. Die WOE-Lesart fragt bei Fallfenster nach belastbaren Nachweisen: Datenquelle, Systemgrenze, Erhebungslogik, Unsicherheit, Aktualitaet und Auditspur. Wenn diese Nachweise fehlen, bleibt die Aussage Wirkungspotenzial oder Kommunikationsbehauptung. Sie kann wichtig sein, aber sie ist noch keine belegte Wirkung.</w:t>
-      </w:r>
-    </w:p>
-    <w:p>
-      <w:r>
-        <w:t>Pruefungsnahe Anwendung. Wissenschaftliche Anschlussfaehigkeit entsteht hier durch Quellenklarheit. Bei Prüfungsnahe Fallfragen ohne geschützte Antwortlogik werden interne WOE-Begriffe nicht als Ersatz fuer Belege benutzt, sondern mit WOE-IDs, Benchmarks, Auditlogik, Datenqualitaetsstufen und externe Reportingrahmen verbunden. Wo die Datenlage offen bleibt, wird das offengelegt. Wo eine Aussage nur plausibel ist, bleibt sie als Wirkungspotenzial markiert. Wo ein Schaden eine rote Linie beruehrt, greift Nichtkompensation vor Durchschnittslogik.</w:t>
-      </w:r>
-    </w:p>
-    <w:p>
-      <w:r>
-        <w:t>In einer kontroversen Entscheidung wirkt Prüfungsnahe Fallfragen ohne geschützte Antwortlogik als Pruefpunkt fuer Ambivalenz. Ein Nutzen fuer eine Gruppe kann mit Risiken fuer andere Wirkungsempfaenger einhergehen. Das Skript verlangt deshalb, positive und negative Zustandsveraenderungen getrennt zu fuehren, bevor von positiver Netto-Wirkung gesprochen wird.</w:t>
-      </w:r>
-    </w:p>
-    <w:p>
-      <w:r>
-        <w:t>Transfer in den WOE-Korpus. In Impact-Controlling wird Auswertung aus der lebenden Website-Referenz erst steuerungsfaehig, wenn daraus eine Entscheidung folgt. Kennzahlen muessen Entscheidungen verbessern, nicht nur Berichte fuellen. Ohne diese Rueckkopplung bleibt Reporting eine Beschreibung. Mit Rueckkopplung wird aus Bewertung eine veraenderte Routine: ein anderer Prozess, ein geaenderter Anreiz, eine bessere Datenpflicht, eine korrigierte Kommunikation oder eine neue Priorisierung.</w:t>
-      </w:r>
-    </w:p>
-    <w:p>
-      <w:r>
-        <w:t>Die typische Fehlstelle bei Wirkungsaudit, Datenqualität, Assurance und Missbrauchsschutz liegt darin, Messbarkeit als Wahrheit zu behandeln. Bei Auswertung aus der lebenden Website-Referenz wird diese Fehlstelle konkret: Ein scheinbar plausibler Befund darf nicht zur Abkuerzung werden. Quellen, Systemgrenzen, Unsicherheit und Rueckkopplung bleiben sichtbar.</w:t>
-      </w:r>
-    </w:p>
-    <w:p>
-      <w:r>
-        <w:t>Grenzen der Aussage. Die Grenze gegen Scheingenauigkeit verlaeuft bei Warum jede Kennzahl manipulierbar wird nicht zwischen Optimismus und Pessimismus. Sie verlaeuft zwischen offengelegter Unsicherheit und rhetorischer Sicherheit. Wer Wirkungsaudit, Datenqualität, Assurance und Missbrauchsschutz belastbar anwenden will, benennt Systemgrenze, Zeitraum, Vergleichspunkt und offene Gegenhypothese. Gerade dadurch bleibt das Skript anschlussfaehig fuer Forschung, Praxis und spaetere Revision.</w:t>
-      </w:r>
-    </w:p>
-    <w:p>
-      <w:r>
-        <w:t>Fuer die Pruefung ist Warum jede Kennzahl manipulierbar wird dann verstanden, wenn daraus eine belastbare Fallantwort entsteht. Eine gute Antwort unterscheidet Beobachtung, Kausalannahme, Bewertung und Steuerungsfolge. Sie bewertet keine Menschen, sondern Wirkpfade, Zustandsveraenderungen, Risiken und institutionelle Bedingungen.</w:t>
-      </w:r>
-    </w:p>
-    <w:p>
-      <w:r>
-        <w:t>Kontrollfrage. Welche Entscheidung waere falsch, wenn Warum jede Kennzahl manipulierbar wird in WC-V9 missverstanden wird? Die Antwort muss mindestens eine Daten- oder Quellenannahme, eine betroffene Gruppe oder Schutzdimension, eine moegliche Nebenwirkung und einen Rueckkopplungsschritt nennen. Richtig ist nicht die lauteste Bewertung, sondern diejenige, die Begriff, Beleg und Steuerungsfolge zusammenhaelt.</w:t>
+        <w:t>Vertiefungsrunde 5: Anschluss an Praxis und Forschung</w:t>
+      </w:r>
+    </w:p>
+    <w:p>
+      <w:r>
+        <w:t>Diese Runde wechselt den Blickwinkel, damit der Schlussblock nicht nur wiederholt, sondern Leseentscheidungen vorbereitet: Was ist belegt, was bleibt Potenzial, welche Nebenwirkung ist relevant und welche Steuerungsfolge wird daraus abgeleitet?</w:t>
+      </w:r>
+    </w:p>
+    <w:p>
+      <w:r>
+        <w:t>Begriffliche Sicherung. Die Grenze gegen Scheingenauigkeit verlaeuft bei Quelltext und fachliche Grundlegung nicht zwischen Optimismus und Pessimismus. Sie verlaeuft zwischen offengelegter Unsicherheit und rhetorischer Sicherheit. Wer Wirkungsaudit, Datenqualität, Assurance und Missbrauchsschutz belastbar anwenden will, benennt Systemgrenze, Zeitraum, Vergleichspunkt und offene Gegenhypothese. Gerade dadurch bleibt das Skript anschlussfaehig fuer Forschung, Praxis und spaetere Revision.</w:t>
+      </w:r>
+    </w:p>
+    <w:p>
+      <w:r>
+        <w:t>Fuer die Pruefung ist Quelltext und fachliche Grundlegung dann verstanden, wenn daraus eine belastbare Fallantwort entsteht. Eine gute Antwort unterscheidet Beobachtung, Kausalannahme, Bewertung und Steuerungsfolge. Sie bewertet keine Menschen, sondern Wirkpfade, Zustandsveraenderungen, Risiken und institutionelle Bedingungen.</w:t>
+      </w:r>
+    </w:p>
+    <w:p>
+      <w:r>
+        <w:t>Fallpruefung. Wenn ein Controlling-Team einen Indikator, eine Scorecard oder einen Auditpfad auf Entscheidungsrelevanz pruefen will, beginnt die Analyse bei Empfaengern, Wirkraum, Zeitraum und Datenquelle. Bei Quelltext und fachliche Grundlegung muss dann geklaert werden, ob Datenqualitaet, Systemgrenze, Unsicherheit und Nichtkompensation fuer eine Steuerungsentscheidung ausreichen. Eine tragfaehige Antwort benennt mindestens eine Quelle, eine offene Unsicherheit, eine moegliche Gegenbeobachtung und die Entscheidung, die nach der Bewertung geaendert wird.</w:t>
+      </w:r>
+    </w:p>
+    <w:p>
+      <w:r>
+        <w:t>Wirkpfadpruefung. Einstieg / Wirkungsfrage zeigt, warum Wirkungsaudit, Datenqualität, Assurance und Missbrauchsschutz mehr ist als ein Schlagwort im Feld Datenqualitaet, Bewertungsprofile, Scorecards und rueckgekoppelte Steuerung. Die wirkungsoekonomische Frage lautet: Welche reale Veraenderung wird moeglich, welche bleibt nur Potenzial und wo entsteht ein Wirkungsrisiko? Diese Unterscheidung schuetzt vor Impact-Washing, weil sie Absicht, Aktivitaet, Reichweite und Wirkung auseinanderhaelt.</w:t>
+      </w:r>
+    </w:p>
+    <w:p>
+      <w:r>
+        <w:t>Eine Kommune, ein Unternehmen oder eine Bildungsorganisation will Wirkungsaudit, Datenqualität, Assurance und Missbrauchsschutz praktisch anwenden. Der erste Schritt ist nicht die Auswahl eines Instruments, sondern die Klaerung der Zustandsveraenderung. Bei Einstieg / Wirkungsfrage muss deshalb benannt werden, wer betroffen ist, welcher Zustand sich veraendert, welche Frist gilt und welche Gegenbeobachtung die Annahme widerlegen wuerde. Erst danach entsteht eine begruendete Entscheidung im Feld Indikator, Scorecard, Benchmark, Auditpfad, Portfolioentscheidung oder CAPEX/OPEX-Priorisierung.</w:t>
+      </w:r>
+    </w:p>
+    <w:p>
+      <w:r>
+        <w:t>Fallpruefung. Wenn ein Controlling-Team einen Indikator, eine Scorecard oder einen Auditpfad auf Entscheidungsrelevanz pruefen will, beginnt die Analyse bei Empfaengern, Wirkraum, Zeitraum und Datenquelle. Bei Einstieg / Wirkungsfrage muss dann geklaert werden, ob Datenqualitaet, Systemgrenze, Unsicherheit und Nichtkompensation fuer eine Steuerungsentscheidung ausreichen. Eine tragfaehige Antwort benennt mindestens eine Quelle, eine offene Unsicherheit, eine moegliche Gegenbeobachtung und die Entscheidung, die nach der Bewertung geaendert wird.</w:t>
+      </w:r>
+    </w:p>
+    <w:p>
+      <w:r>
+        <w:t>Fuer die Bewertung reicht kein Summenscore, der zentrale Schaeden mit bequemen Pluspunkten verrechnet. Nichtkompensation und Reverse Merit Order markieren, wo rote Linien, demokratische Grundbedingungen oder planetare Grenzen Vorrang vor Durchschnittslogik haben. So bleibt positive Netto-Wirkung eine anspruchsvolle Zielgroesse und wird nicht zur dekorativen Formel.</w:t>
+      </w:r>
+    </w:p>
+    <w:p>
+      <w:r>
+        <w:t>Evidenzfenster. In WC-V9 muss Skript / Folien (Lernseite) immer mit Empfaengern gelesen werden. Wirkung entsteht nicht beim Sender, sondern an veraenderten Zustaenden von Menschen, Oekosystemen, Institutionen, Oeffentlichkeit oder kuenftigen Handlungsspielraeumen. Darum reicht es nicht, interne Aktivitaeten zu dokumentieren. Entscheidend ist, ob sich ein Zustand nachvollziehbar veraendert und ob diese Veraenderung im Referenzrahmen Mensch, Planet, Demokratie, SDGs, Agenda 2030 und SDG+ tragfaehig bewertet werden kann.</w:t>
+      </w:r>
+    </w:p>
+    <w:p>
+      <w:r>
+        <w:t>Ein Bericht behauptet, die Massnahme zu Wirkungsaudit, Datenqualität, Assurance und Missbrauchsschutz sei erfolgreich. Die WOE-Lesart fragt bei Skript / Folien (Lernseite) nach belastbaren Nachweisen: Datenquelle, Systemgrenze, Erhebungslogik, Unsicherheit, Aktualitaet und Auditspur. Wenn diese Nachweise fehlen, bleibt die Aussage Wirkungspotenzial oder Kommunikationsbehauptung. Sie kann wichtig sein, aber sie ist noch keine belegte Wirkung.</w:t>
+      </w:r>
+    </w:p>
+    <w:p>
+      <w:r>
+        <w:t>Fallpruefung. Wenn ein Controlling-Team einen Indikator, eine Scorecard oder einen Auditpfad auf Entscheidungsrelevanz pruefen will, beginnt die Analyse bei Empfaengern, Wirkraum, Zeitraum und Datenquelle. Bei Skript / Folien (Lernseite) muss dann geklaert werden, ob Datenqualitaet, Systemgrenze, Unsicherheit und Nichtkompensation fuer eine Steuerungsentscheidung ausreichen. Eine tragfaehige Antwort benennt mindestens eine Quelle, eine offene Unsicherheit, eine moegliche Gegenbeobachtung und die Entscheidung, die nach der Bewertung geaendert wird.</w:t>
+      </w:r>
+    </w:p>
+    <w:p>
+      <w:r>
+        <w:t>Der Rueckfluss in den WOE-Korpus liegt hier in klaren Begriffen, sauber verlinkten Quellen und benannten Forschungsfragen. Wo Glossar, Werkzeuge, Journal oder Reader noch doppeldeutig bleiben, sollte Wirkungsaudit, Datenqualität, Assurance und Missbrauchsschutz nicht als fertige Gewissheit auftreten, sondern als pruefbarer Lernstand mit Korrekturpfad.</w:t>
+      </w:r>
+    </w:p>
+    <w:p>
+      <w:r>
+        <w:t>Bewertungsgrenze. Wissenschaftliche Anschlussfaehigkeit entsteht hier durch Quellenklarheit. Bei Transferaufgabe werden interne WOE-Begriffe nicht als Ersatz fuer Belege benutzt, sondern mit WOE-IDs, Benchmarks, Auditlogik, Datenqualitaetsstufen und externe Reportingrahmen verbunden. Wo die Datenlage offen bleibt, wird das offengelegt. Wo eine Aussage nur plausibel ist, bleibt sie als Wirkungspotenzial markiert. Wo ein Schaden eine rote Linie beruehrt, greift Nichtkompensation vor Durchschnittslogik.</w:t>
+      </w:r>
+    </w:p>
+    <w:p>
+      <w:r>
+        <w:t>In einer kontroversen Entscheidung wirkt Transferaufgabe als Pruefpunkt fuer Ambivalenz. Ein Nutzen fuer eine Gruppe kann mit Risiken fuer andere Wirkungsempfaenger einhergehen. Das Skript verlangt deshalb, positive und negative Zustandsveraenderungen getrennt zu fuehren, bevor von positiver Netto-Wirkung gesprochen wird.</w:t>
+      </w:r>
+    </w:p>
+    <w:p>
+      <w:r>
+        <w:t>Fallpruefung. Wenn ein Controlling-Team einen Indikator, eine Scorecard oder einen Auditpfad auf Entscheidungsrelevanz pruefen will, beginnt die Analyse bei Empfaengern, Wirkraum, Zeitraum und Datenquelle. Bei Transferaufgabe muss dann geklaert werden, ob Datenqualitaet, Systemgrenze, Unsicherheit und Nichtkompensation fuer eine Steuerungsentscheidung ausreichen. Eine tragfaehige Antwort benennt mindestens eine Quelle, eine offene Unsicherheit, eine moegliche Gegenbeobachtung und die Entscheidung, die nach der Bewertung geaendert wird.</w:t>
+      </w:r>
+    </w:p>
+    <w:p>
+      <w:r>
+        <w:t>Steuerungsfolge. In Impact-Controlling wird Praxisbeispiel erst steuerungsfaehig, wenn daraus eine Entscheidung folgt. Kennzahlen muessen Entscheidungen verbessern, nicht nur Berichte fuellen. Ohne diese Rueckkopplung bleibt Reporting eine Beschreibung. Mit Rueckkopplung wird aus Bewertung eine veraenderte Routine: ein anderer Prozess, ein geaenderter Anreiz, eine bessere Datenpflicht, eine korrigierte Kommunikation oder eine neue Priorisierung.</w:t>
+      </w:r>
+    </w:p>
+    <w:p>
+      <w:r>
+        <w:t>Die typische Fehlstelle bei Wirkungsaudit, Datenqualität, Assurance und Missbrauchsschutz liegt darin, Messbarkeit als Wahrheit zu behandeln. Bei Praxisbeispiel wird diese Fehlstelle konkret: Ein scheinbar plausibler Befund darf nicht zur Abkuerzung werden. Quellen, Systemgrenzen, Unsicherheit und Rueckkopplung bleiben sichtbar.</w:t>
+      </w:r>
+    </w:p>
+    <w:p>
+      <w:r>
+        <w:t>Fallpruefung. Wenn ein Controlling-Team einen Indikator, eine Scorecard oder einen Auditpfad auf Entscheidungsrelevanz pruefen will, beginnt die Analyse bei Empfaengern, Wirkraum, Zeitraum und Datenquelle. Bei Praxisbeispiel muss dann geklaert werden, ob Datenqualitaet, Systemgrenze, Unsicherheit und Nichtkompensation fuer eine Steuerungsentscheidung ausreichen. Eine tragfaehige Antwort benennt mindestens eine Quelle, eine offene Unsicherheit, eine moegliche Gegenbeobachtung und die Entscheidung, die nach der Bewertung geaendert wird.</w:t>
+      </w:r>
+    </w:p>
+    <w:p>
+      <w:r>
+        <w:t>Fuer die Bewertung reicht kein Summenscore, der zentrale Schaeden mit bequemen Pluspunkten verrechnet. Nichtkompensation und Reverse Merit Order markieren, wo rote Linien, demokratische Grundbedingungen oder planetare Grenzen Vorrang vor Durchschnittslogik haben. So bleibt positive Netto-Wirkung eine anspruchsvolle Zielgroesse und wird nicht zur dekorativen Formel.</w:t>
+      </w:r>
+    </w:p>
+    <w:p>
+      <w:r>
+        <w:t>Transferhinweis. Die Grenze gegen Scheingenauigkeit verlaeuft bei Wirkungsökonomische Vertiefung nicht zwischen Optimismus und Pessimismus. Sie verlaeuft zwischen offengelegter Unsicherheit und rhetorischer Sicherheit. Wer Wirkungsaudit, Datenqualität, Assurance und Missbrauchsschutz belastbar anwenden will, benennt Systemgrenze, Zeitraum, Vergleichspunkt und offene Gegenhypothese. Gerade dadurch bleibt das Skript anschlussfaehig fuer Forschung, Praxis und spaetere Revision.</w:t>
+      </w:r>
+    </w:p>
+    <w:p>
+      <w:r>
+        <w:t>Fuer die Pruefung ist Wirkungsökonomische Vertiefung dann verstanden, wenn daraus eine belastbare Fallantwort entsteht. Eine gute Antwort unterscheidet Beobachtung, Kausalannahme, Bewertung und Steuerungsfolge. Sie bewertet keine Menschen, sondern Wirkpfade, Zustandsveraenderungen, Risiken und institutionelle Bedingungen.</w:t>
+      </w:r>
+    </w:p>
+    <w:p>
+      <w:r>
+        <w:t>Fallpruefung. Wenn ein Controlling-Team einen Indikator, eine Scorecard oder einen Auditpfad auf Entscheidungsrelevanz pruefen will, beginnt die Analyse bei Empfaengern, Wirkraum, Zeitraum und Datenquelle. Bei Wirkungsökonomische Vertiefung muss dann geklaert werden, ob Datenqualitaet, Systemgrenze, Unsicherheit und Nichtkompensation fuer eine Steuerungsentscheidung ausreichen. Eine tragfaehige Antwort benennt mindestens eine Quelle, eine offene Unsicherheit, eine moegliche Gegenbeobachtung und die Entscheidung, die nach der Bewertung geaendert wird.</w:t>
+      </w:r>
+    </w:p>
+    <w:p>
+      <w:r>
+        <w:t>Der Rueckfluss in den WOE-Korpus liegt hier in klaren Begriffen, sauber verlinkten Quellen und benannten Forschungsfragen. Wo Glossar, Werkzeuge, Journal oder Reader noch doppeldeutig bleiben, sollte Wirkungsaudit, Datenqualität, Assurance und Missbrauchsschutz nicht als fertige Gewissheit auftreten, sondern als pruefbarer Lernstand mit Korrekturpfad.</w:t>
       </w:r>
     </w:p>
     <w:p>
@@ -4335,112 +4405,122 @@
         <w:pStyle w:val="Heading3"/>
       </w:pPr>
       <w:r>
-        <w:t>Schlussvertiefung 6: Wirkungsaudit, Datenqualität, Assurance und Missbrauchsschutz im Anwendungsfall</w:t>
-      </w:r>
-    </w:p>
-    <w:p>
-      <w:r>
-        <w:t>Die folgenden Abschnitte sind keine neue Pruefungsloesung. Sie verdichten die vorhandenen Kapitel zu einer Lesart, mit der Studierende einen Fall selbststaendig analysieren koennen. Im Mittelpunkt stehen Datenqualitaet, Bewertungsprofile, Scorecards und rueckgekoppelte Steuerung, nicht moralische Personenbewertung.</w:t>
-      </w:r>
-    </w:p>
-    <w:p>
-      <w:r>
-        <w:t>Begriffliche Schlussklaerung. Wirkungssimulation als neue Form der Scheinleistung zeigt, warum Wirkungsaudit, Datenqualität, Assurance und Missbrauchsschutz mehr ist als ein Schlagwort im Feld Datenqualitaet, Bewertungsprofile, Scorecards und rueckgekoppelte Steuerung. Die wirkungsoekonomische Frage lautet: Welche reale Veraenderung wird moeglich, welche bleibt nur Potenzial und wo entsteht ein Wirkungsrisiko? Diese Unterscheidung schuetzt vor Impact-Washing, weil sie Absicht, Aktivitaet, Reichweite und Wirkung auseinanderhaelt.</w:t>
-      </w:r>
-    </w:p>
-    <w:p>
-      <w:r>
-        <w:t>Eine Kommune, ein Unternehmen oder eine Bildungsorganisation will Wirkungsaudit, Datenqualität, Assurance und Missbrauchsschutz praktisch anwenden. Der erste Schritt ist nicht die Auswahl eines Instruments, sondern die Klaerung der Zustandsveraenderung. Bei Wirkungssimulation als neue Form der Scheinleistung muss deshalb benannt werden, wer betroffen ist, welcher Zustand sich veraendert, welche Frist gilt und welche Gegenbeobachtung die Annahme widerlegen wuerde. Erst danach entsteht eine begruendete Entscheidung im Feld Indikator, Scorecard, Benchmark, Auditpfad, Portfolioentscheidung oder CAPEX/OPEX-Priorisierung.</w:t>
-      </w:r>
-    </w:p>
-    <w:p>
-      <w:r>
-        <w:t>Wirkpfad und Empfaenger. In WC-V9 muss Greenwashing und die Illusion ökologischer Wirkung immer mit Empfaengern gelesen werden. Wirkung entsteht nicht beim Sender, sondern an veraenderten Zustaenden von Menschen, Oekosystemen, Institutionen, Oeffentlichkeit oder kuenftigen Handlungsspielraeumen. Darum reicht es nicht, interne Aktivitaeten zu dokumentieren. Entscheidend ist, ob sich ein Zustand nachvollziehbar veraendert und ob diese Veraenderung im Referenzrahmen Mensch, Planet, Demokratie, SDGs, Agenda 2030 und SDG+ tragfaehig bewertet werden kann.</w:t>
-      </w:r>
-    </w:p>
-    <w:p>
-      <w:r>
-        <w:t>Ein Bericht behauptet, die Massnahme zu Wirkungsaudit, Datenqualität, Assurance und Missbrauchsschutz sei erfolgreich. Die WOE-Lesart fragt bei Greenwashing und die Illusion ökologischer Wirkung nach belastbaren Nachweisen: Datenquelle, Systemgrenze, Erhebungslogik, Unsicherheit, Aktualitaet und Auditspur. Wenn diese Nachweise fehlen, bleibt die Aussage Wirkungspotenzial oder Kommunikationsbehauptung. Sie kann wichtig sein, aber sie ist noch keine belegte Wirkung.</w:t>
-      </w:r>
-    </w:p>
-    <w:p>
-      <w:r>
-        <w:t>Rueckfluss. Fuer den WOE-Korpus bedeutet das: Begriffe aus Wirkungsaudit, Datenqualität, Assurance und Missbrauchsschutz sollten dort geschaerft werden, wo sie in Glossar, Werkzeugen, Journal oder Readern doppeldeutig bleiben. Offene Forschungsfragen werden nicht versteckt. Sie markieren die Stelle, an der spaetere Evidenz, ein besserer Datensatz oder eine praezisere Fallstudie die Bewertung veraendern kann.</w:t>
-      </w:r>
-    </w:p>
-    <w:p>
-      <w:r>
-        <w:t>Daten, Quellen und Evidenz. Wissenschaftliche Anschlussfaehigkeit entsteht hier durch Quellenklarheit. Bei ESG-Theater und Nachhaltigkeit als Bühnenbild werden interne WOE-Begriffe nicht als Ersatz fuer Belege benutzt, sondern mit WOE-IDs, Benchmarks, Auditlogik, Datenqualitaetsstufen und externe Reportingrahmen verbunden. Wo die Datenlage offen bleibt, wird das offengelegt. Wo eine Aussage nur plausibel ist, bleibt sie als Wirkungspotenzial markiert. Wo ein Schaden eine rote Linie beruehrt, greift Nichtkompensation vor Durchschnittslogik.</w:t>
-      </w:r>
-    </w:p>
-    <w:p>
-      <w:r>
-        <w:t>In einer kontroversen Entscheidung wirkt ESG-Theater und Nachhaltigkeit als Bühnenbild als Pruefpunkt fuer Ambivalenz. Ein Nutzen fuer eine Gruppe kann mit Risiken fuer andere Wirkungsempfaenger einhergehen. Das Skript verlangt deshalb, positive und negative Zustandsveraenderungen getrennt zu fuehren, bevor von positiver Netto-Wirkung gesprochen wird.</w:t>
-      </w:r>
-    </w:p>
-    <w:p>
-      <w:r>
-        <w:t>Bewertung und rote Linien. In Impact-Controlling wird Warum Wirkung nie vollständig sicher ist erst steuerungsfaehig, wenn daraus eine Entscheidung folgt. Kennzahlen muessen Entscheidungen verbessern, nicht nur Berichte fuellen. Ohne diese Rueckkopplung bleibt Reporting eine Beschreibung. Mit Rueckkopplung wird aus Bewertung eine veraenderte Routine: ein anderer Prozess, ein geaenderter Anreiz, eine bessere Datenpflicht, eine korrigierte Kommunikation oder eine neue Priorisierung.</w:t>
-      </w:r>
-    </w:p>
-    <w:p>
-      <w:r>
-        <w:t>Die typische Fehlstelle bei Wirkungsaudit, Datenqualität, Assurance und Missbrauchsschutz liegt darin, Messbarkeit als Wahrheit zu behandeln. Bei Warum Wirkung nie vollständig sicher ist wird diese Fehlstelle konkret: Ein scheinbar plausibler Befund darf nicht zur Abkuerzung werden. Quellen, Systemgrenzen, Unsicherheit und Rueckkopplung bleiben sichtbar.</w:t>
-      </w:r>
-    </w:p>
-    <w:p>
-      <w:r>
-        <w:t>Kontrollfrage. Welche Entscheidung waere falsch, wenn Warum Wirkung nie vollständig sicher ist in WC-V9 missverstanden wird? Die Antwort muss mindestens eine Daten- oder Quellenannahme, eine betroffene Gruppe oder Schutzdimension, eine moegliche Nebenwirkung und einen Rueckkopplungsschritt nennen. Richtig ist nicht die lauteste Bewertung, sondern diejenige, die Begriff, Beleg und Steuerungsfolge zusammenhaelt.</w:t>
-      </w:r>
-    </w:p>
-    <w:p>
-      <w:r>
-        <w:t>Steuerung und Rueckkopplung. Die Grenze gegen Scheingenauigkeit verlaeuft bei Einleitung / Wirkungsfrage nicht zwischen Optimismus und Pessimismus. Sie verlaeuft zwischen offengelegter Unsicherheit und rhetorischer Sicherheit. Wer Wirkungsaudit, Datenqualität, Assurance und Missbrauchsschutz belastbar anwenden will, benennt Systemgrenze, Zeitraum, Vergleichspunkt und offene Gegenhypothese. Gerade dadurch bleibt das Skript anschlussfaehig fuer Forschung, Praxis und spaetere Revision.</w:t>
-      </w:r>
-    </w:p>
-    <w:p>
-      <w:r>
-        <w:t>Fuer die Pruefung ist Einleitung / Wirkungsfrage dann verstanden, wenn daraus eine belastbare Fallantwort entsteht. Eine gute Antwort unterscheidet Beobachtung, Kausalannahme, Bewertung und Steuerungsfolge. Sie bewertet keine Menschen, sondern Wirkpfade, Zustandsveraenderungen, Risiken und institutionelle Bedingungen.</w:t>
-      </w:r>
-    </w:p>
-    <w:p>
-      <w:r>
-        <w:t>Pruefungsnahe Anwendung. Kernaussage zeigt, warum Wirkungsaudit, Datenqualität, Assurance und Missbrauchsschutz mehr ist als ein Schlagwort im Feld Datenqualitaet, Bewertungsprofile, Scorecards und rueckgekoppelte Steuerung. Die wirkungsoekonomische Frage lautet: Welche reale Veraenderung wird moeglich, welche bleibt nur Potenzial und wo entsteht ein Wirkungsrisiko? Diese Unterscheidung schuetzt vor Impact-Washing, weil sie Absicht, Aktivitaet, Reichweite und Wirkung auseinanderhaelt.</w:t>
-      </w:r>
-    </w:p>
-    <w:p>
-      <w:r>
-        <w:t>Eine Kommune, ein Unternehmen oder eine Bildungsorganisation will Wirkungsaudit, Datenqualität, Assurance und Missbrauchsschutz praktisch anwenden. Der erste Schritt ist nicht die Auswahl eines Instruments, sondern die Klaerung der Zustandsveraenderung. Bei Kernaussage muss deshalb benannt werden, wer betroffen ist, welcher Zustand sich veraendert, welche Frist gilt und welche Gegenbeobachtung die Annahme widerlegen wuerde. Erst danach entsteht eine begruendete Entscheidung im Feld Indikator, Scorecard, Benchmark, Auditpfad, Portfolioentscheidung oder CAPEX/OPEX-Priorisierung.</w:t>
-      </w:r>
-    </w:p>
-    <w:p>
-      <w:r>
-        <w:t>Transfer in den WOE-Korpus. In WC-V9 muss Quelltext und fachliche Grundlegung immer mit Empfaengern gelesen werden. Wirkung entsteht nicht beim Sender, sondern an veraenderten Zustaenden von Menschen, Oekosystemen, Institutionen, Oeffentlichkeit oder kuenftigen Handlungsspielraeumen. Darum reicht es nicht, interne Aktivitaeten zu dokumentieren. Entscheidend ist, ob sich ein Zustand nachvollziehbar veraendert und ob diese Veraenderung im Referenzrahmen Mensch, Planet, Demokratie, SDGs, Agenda 2030 und SDG+ tragfaehig bewertet werden kann.</w:t>
-      </w:r>
-    </w:p>
-    <w:p>
-      <w:r>
-        <w:t>Ein Bericht behauptet, die Massnahme zu Wirkungsaudit, Datenqualität, Assurance und Missbrauchsschutz sei erfolgreich. Die WOE-Lesart fragt bei Quelltext und fachliche Grundlegung nach belastbaren Nachweisen: Datenquelle, Systemgrenze, Erhebungslogik, Unsicherheit, Aktualitaet und Auditspur. Wenn diese Nachweise fehlen, bleibt die Aussage Wirkungspotenzial oder Kommunikationsbehauptung. Sie kann wichtig sein, aber sie ist noch keine belegte Wirkung.</w:t>
-      </w:r>
-    </w:p>
-    <w:p>
-      <w:r>
-        <w:t>Grenzen der Aussage. Wissenschaftliche Anschlussfaehigkeit entsteht hier durch Quellenklarheit. Bei Einstieg / Wirkungsfrage werden interne WOE-Begriffe nicht als Ersatz fuer Belege benutzt, sondern mit WOE-IDs, Benchmarks, Auditlogik, Datenqualitaetsstufen und externe Reportingrahmen verbunden. Wo die Datenlage offen bleibt, wird das offengelegt. Wo eine Aussage nur plausibel ist, bleibt sie als Wirkungspotenzial markiert. Wo ein Schaden eine rote Linie beruehrt, greift Nichtkompensation vor Durchschnittslogik.</w:t>
-      </w:r>
-    </w:p>
-    <w:p>
-      <w:r>
-        <w:t>In einer kontroversen Entscheidung wirkt Einstieg / Wirkungsfrage als Pruefpunkt fuer Ambivalenz. Ein Nutzen fuer eine Gruppe kann mit Risiken fuer andere Wirkungsempfaenger einhergehen. Das Skript verlangt deshalb, positive und negative Zustandsveraenderungen getrennt zu fuehren, bevor von positiver Netto-Wirkung gesprochen wird.</w:t>
-      </w:r>
-    </w:p>
-    <w:p>
-      <w:r>
-        <w:t>Kontrollfrage. Welche Entscheidung waere falsch, wenn Einstieg / Wirkungsfrage in WC-V9 missverstanden wird? Die Antwort muss mindestens eine Daten- oder Quellenannahme, eine betroffene Gruppe oder Schutzdimension, eine moegliche Nebenwirkung und einen Rueckkopplungsschritt nennen. Richtig ist nicht die lauteste Bewertung, sondern diejenige, die Begriff, Beleg und Steuerungsfolge zusammenhaelt.</w:t>
-      </w:r>
-    </w:p>
-    <w:p>
-      <w:r>
-        <w:t>Rueckfluss. Fuer den WOE-Korpus bedeutet das: Begriffe aus Wirkungsaudit, Datenqualität, Assurance und Missbrauchsschutz sollten dort geschaerft werden, wo sie in Glossar, Werkzeugen, Journal oder Readern doppeldeutig bleiben. Offene Forschungsfragen werden nicht versteckt. Sie markieren die Stelle, an der spaetere Evidenz, ein besserer Datensatz oder eine praezisere Fallstudie die Bewertung veraendern kann.</w:t>
+        <w:t>Vertiefungsrunde 6: Anschluss an Praxis und Forschung</w:t>
+      </w:r>
+    </w:p>
+    <w:p>
+      <w:r>
+        <w:t>Diese Runde wechselt den Blickwinkel, damit der Schlussblock nicht nur wiederholt, sondern Leseentscheidungen vorbereitet: Was ist belegt, was bleibt Potenzial, welche Nebenwirkung ist relevant und welche Steuerungsfolge wird daraus abgeleitet?</w:t>
+      </w:r>
+    </w:p>
+    <w:p>
+      <w:r>
+        <w:t>Rueckflussnotiz. Begriffliche Präzision zeigt, warum Wirkungsaudit, Datenqualität, Assurance und Missbrauchsschutz mehr ist als ein Schlagwort im Feld Datenqualitaet, Bewertungsprofile, Scorecards und rueckgekoppelte Steuerung. Die wirkungsoekonomische Frage lautet: Welche reale Veraenderung wird moeglich, welche bleibt nur Potenzial und wo entsteht ein Wirkungsrisiko? Diese Unterscheidung schuetzt vor Impact-Washing, weil sie Absicht, Aktivitaet, Reichweite und Wirkung auseinanderhaelt.</w:t>
+      </w:r>
+    </w:p>
+    <w:p>
+      <w:r>
+        <w:t>Eine Kommune, ein Unternehmen oder eine Bildungsorganisation will Wirkungsaudit, Datenqualität, Assurance und Missbrauchsschutz praktisch anwenden. Der erste Schritt ist nicht die Auswahl eines Instruments, sondern die Klaerung der Zustandsveraenderung. Bei Begriffliche Präzision muss deshalb benannt werden, wer betroffen ist, welcher Zustand sich veraendert, welche Frist gilt und welche Gegenbeobachtung die Annahme widerlegen wuerde. Erst danach entsteht eine begruendete Entscheidung im Feld Indikator, Scorecard, Benchmark, Auditpfad, Portfolioentscheidung oder CAPEX/OPEX-Priorisierung.</w:t>
+      </w:r>
+    </w:p>
+    <w:p>
+      <w:r>
+        <w:t>Fallpruefung. Wenn ein Controlling-Team einen Indikator, eine Scorecard oder einen Auditpfad auf Entscheidungsrelevanz pruefen will, beginnt die Analyse bei Empfaengern, Wirkraum, Zeitraum und Datenquelle. Bei Begriffliche Präzision muss dann geklaert werden, ob Datenqualitaet, Systemgrenze, Unsicherheit und Nichtkompensation fuer eine Steuerungsentscheidung ausreichen. Eine tragfaehige Antwort benennt mindestens eine Quelle, eine offene Unsicherheit, eine moegliche Gegenbeobachtung und die Entscheidung, die nach der Bewertung geaendert wird.</w:t>
+      </w:r>
+    </w:p>
+    <w:p>
+      <w:r>
+        <w:t>Pruefungsimpuls. In WC-V9 muss Wirkpfad immer mit Empfaengern gelesen werden. Wirkung entsteht nicht beim Sender, sondern an veraenderten Zustaenden von Menschen, Oekosystemen, Institutionen, Oeffentlichkeit oder kuenftigen Handlungsspielraeumen. Darum reicht es nicht, interne Aktivitaeten zu dokumentieren. Entscheidend ist, ob sich ein Zustand nachvollziehbar veraendert und ob diese Veraenderung im Referenzrahmen Mensch, Planet, Demokratie, SDGs, Agenda 2030 und SDG+ tragfaehig bewertet werden kann.</w:t>
+      </w:r>
+    </w:p>
+    <w:p>
+      <w:r>
+        <w:t>Ein Bericht behauptet, die Massnahme zu Wirkungsaudit, Datenqualität, Assurance und Missbrauchsschutz sei erfolgreich. Die WOE-Lesart fragt bei Wirkpfad nach belastbaren Nachweisen: Datenquelle, Systemgrenze, Erhebungslogik, Unsicherheit, Aktualitaet und Auditspur. Wenn diese Nachweise fehlen, bleibt die Aussage Wirkungspotenzial oder Kommunikationsbehauptung. Sie kann wichtig sein, aber sie ist noch keine belegte Wirkung.</w:t>
+      </w:r>
+    </w:p>
+    <w:p>
+      <w:r>
+        <w:t>Fallpruefung. Wenn ein Controlling-Team einen Indikator, eine Scorecard oder einen Auditpfad auf Entscheidungsrelevanz pruefen will, beginnt die Analyse bei Empfaengern, Wirkraum, Zeitraum und Datenquelle. Bei Wirkpfad muss dann geklaert werden, ob Datenqualitaet, Systemgrenze, Unsicherheit und Nichtkompensation fuer eine Steuerungsentscheidung ausreichen. Eine tragfaehige Antwort benennt mindestens eine Quelle, eine offene Unsicherheit, eine moegliche Gegenbeobachtung und die Entscheidung, die nach der Bewertung geaendert wird.</w:t>
+      </w:r>
+    </w:p>
+    <w:p>
+      <w:r>
+        <w:t>Fuer die Bewertung reicht kein Summenscore, der zentrale Schaeden mit bequemen Pluspunkten verrechnet. Nichtkompensation und Reverse Merit Order markieren, wo rote Linien, demokratische Grundbedingungen oder planetare Grenzen Vorrang vor Durchschnittslogik haben. So bleibt positive Netto-Wirkung eine anspruchsvolle Zielgroesse und wird nicht zur dekorativen Formel.</w:t>
+      </w:r>
+    </w:p>
+    <w:p>
+      <w:r>
+        <w:t>Begriffliche Sicherung. Wissenschaftliche Anschlussfaehigkeit entsteht hier durch Quellenklarheit. Bei Leitthese werden interne WOE-Begriffe nicht als Ersatz fuer Belege benutzt, sondern mit WOE-IDs, Benchmarks, Auditlogik, Datenqualitaetsstufen und externe Reportingrahmen verbunden. Wo die Datenlage offen bleibt, wird das offengelegt. Wo eine Aussage nur plausibel ist, bleibt sie als Wirkungspotenzial markiert. Wo ein Schaden eine rote Linie beruehrt, greift Nichtkompensation vor Durchschnittslogik.</w:t>
+      </w:r>
+    </w:p>
+    <w:p>
+      <w:r>
+        <w:t>In einer kontroversen Entscheidung wirkt Leitthese als Pruefpunkt fuer Ambivalenz. Ein Nutzen fuer eine Gruppe kann mit Risiken fuer andere Wirkungsempfaenger einhergehen. Das Skript verlangt deshalb, positive und negative Zustandsveraenderungen getrennt zu fuehren, bevor von positiver Netto-Wirkung gesprochen wird.</w:t>
+      </w:r>
+    </w:p>
+    <w:p>
+      <w:r>
+        <w:t>Fallpruefung. Wenn ein Controlling-Team einen Indikator, eine Scorecard oder einen Auditpfad auf Entscheidungsrelevanz pruefen will, beginnt die Analyse bei Empfaengern, Wirkraum, Zeitraum und Datenquelle. Bei Leitthese muss dann geklaert werden, ob Datenqualitaet, Systemgrenze, Unsicherheit und Nichtkompensation fuer eine Steuerungsentscheidung ausreichen. Eine tragfaehige Antwort benennt mindestens eine Quelle, eine offene Unsicherheit, eine moegliche Gegenbeobachtung und die Entscheidung, die nach der Bewertung geaendert wird.</w:t>
+      </w:r>
+    </w:p>
+    <w:p>
+      <w:r>
+        <w:t>Der Rueckfluss in den WOE-Korpus liegt hier in klaren Begriffen, sauber verlinkten Quellen und benannten Forschungsfragen. Wo Glossar, Werkzeuge, Journal oder Reader noch doppeldeutig bleiben, sollte Wirkungsaudit, Datenqualität, Assurance und Missbrauchsschutz nicht als fertige Gewissheit auftreten, sondern als pruefbarer Lernstand mit Korrekturpfad.</w:t>
+      </w:r>
+    </w:p>
+    <w:p>
+      <w:r>
+        <w:t>Wirkpfadpruefung. In Impact-Controlling wird Didaktische Einordnung im Studiengang erst steuerungsfaehig, wenn daraus eine Entscheidung folgt. Kennzahlen muessen Entscheidungen verbessern, nicht nur Berichte fuellen. Ohne diese Rueckkopplung bleibt Reporting eine Beschreibung. Mit Rueckkopplung wird aus Bewertung eine veraenderte Routine: ein anderer Prozess, ein geaenderter Anreiz, eine bessere Datenpflicht, eine korrigierte Kommunikation oder eine neue Priorisierung.</w:t>
+      </w:r>
+    </w:p>
+    <w:p>
+      <w:r>
+        <w:t>Die typische Fehlstelle bei Wirkungsaudit, Datenqualität, Assurance und Missbrauchsschutz liegt darin, Messbarkeit als Wahrheit zu behandeln. Bei Didaktische Einordnung im Studiengang wird diese Fehlstelle konkret: Ein scheinbar plausibler Befund darf nicht zur Abkuerzung werden. Quellen, Systemgrenzen, Unsicherheit und Rueckkopplung bleiben sichtbar.</w:t>
+      </w:r>
+    </w:p>
+    <w:p>
+      <w:r>
+        <w:t>Fallpruefung. Wenn ein Controlling-Team einen Indikator, eine Scorecard oder einen Auditpfad auf Entscheidungsrelevanz pruefen will, beginnt die Analyse bei Empfaengern, Wirkraum, Zeitraum und Datenquelle. Bei Didaktische Einordnung im Studiengang muss dann geklaert werden, ob Datenqualitaet, Systemgrenze, Unsicherheit und Nichtkompensation fuer eine Steuerungsentscheidung ausreichen. Eine tragfaehige Antwort benennt mindestens eine Quelle, eine offene Unsicherheit, eine moegliche Gegenbeobachtung und die Entscheidung, die nach der Bewertung geaendert wird.</w:t>
+      </w:r>
+    </w:p>
+    <w:p>
+      <w:r>
+        <w:t>Evidenzfenster. Die Grenze gegen Scheingenauigkeit verlaeuft bei Analysemodell nicht zwischen Optimismus und Pessimismus. Sie verlaeuft zwischen offengelegter Unsicherheit und rhetorischer Sicherheit. Wer Wirkungsaudit, Datenqualität, Assurance und Missbrauchsschutz belastbar anwenden will, benennt Systemgrenze, Zeitraum, Vergleichspunkt und offene Gegenhypothese. Gerade dadurch bleibt das Skript anschlussfaehig fuer Forschung, Praxis und spaetere Revision.</w:t>
+      </w:r>
+    </w:p>
+    <w:p>
+      <w:r>
+        <w:t>Fuer die Pruefung ist Analysemodell dann verstanden, wenn daraus eine belastbare Fallantwort entsteht. Eine gute Antwort unterscheidet Beobachtung, Kausalannahme, Bewertung und Steuerungsfolge. Sie bewertet keine Menschen, sondern Wirkpfade, Zustandsveraenderungen, Risiken und institutionelle Bedingungen.</w:t>
+      </w:r>
+    </w:p>
+    <w:p>
+      <w:r>
+        <w:t>Fallpruefung. Wenn ein Controlling-Team einen Indikator, eine Scorecard oder einen Auditpfad auf Entscheidungsrelevanz pruefen will, beginnt die Analyse bei Empfaengern, Wirkraum, Zeitraum und Datenquelle. Bei Analysemodell muss dann geklaert werden, ob Datenqualitaet, Systemgrenze, Unsicherheit und Nichtkompensation fuer eine Steuerungsentscheidung ausreichen. Eine tragfaehige Antwort benennt mindestens eine Quelle, eine offene Unsicherheit, eine moegliche Gegenbeobachtung und die Entscheidung, die nach der Bewertung geaendert wird.</w:t>
+      </w:r>
+    </w:p>
+    <w:p>
+      <w:r>
+        <w:t>Fuer die Bewertung reicht kein Summenscore, der zentrale Schaeden mit bequemen Pluspunkten verrechnet. Nichtkompensation und Reverse Merit Order markieren, wo rote Linien, demokratische Grundbedingungen oder planetare Grenzen Vorrang vor Durchschnittslogik haben. So bleibt positive Netto-Wirkung eine anspruchsvolle Zielgroesse und wird nicht zur dekorativen Formel.</w:t>
+      </w:r>
+    </w:p>
+    <w:p>
+      <w:r>
+        <w:t>Bewertungsgrenze. Modellformel zeigt, warum Wirkungsaudit, Datenqualität, Assurance und Missbrauchsschutz mehr ist als ein Schlagwort im Feld Datenqualitaet, Bewertungsprofile, Scorecards und rueckgekoppelte Steuerung. Die wirkungsoekonomische Frage lautet: Welche reale Veraenderung wird moeglich, welche bleibt nur Potenzial und wo entsteht ein Wirkungsrisiko? Diese Unterscheidung schuetzt vor Impact-Washing, weil sie Absicht, Aktivitaet, Reichweite und Wirkung auseinanderhaelt.</w:t>
+      </w:r>
+    </w:p>
+    <w:p>
+      <w:r>
+        <w:t>Eine Kommune, ein Unternehmen oder eine Bildungsorganisation will Wirkungsaudit, Datenqualität, Assurance und Missbrauchsschutz praktisch anwenden. Der erste Schritt ist nicht die Auswahl eines Instruments, sondern die Klaerung der Zustandsveraenderung. Bei Modellformel muss deshalb benannt werden, wer betroffen ist, welcher Zustand sich veraendert, welche Frist gilt und welche Gegenbeobachtung die Annahme widerlegen wuerde. Erst danach entsteht eine begruendete Entscheidung im Feld Indikator, Scorecard, Benchmark, Auditpfad, Portfolioentscheidung oder CAPEX/OPEX-Priorisierung.</w:t>
+      </w:r>
+    </w:p>
+    <w:p>
+      <w:r>
+        <w:t>Fallpruefung. Wenn ein Controlling-Team einen Indikator, eine Scorecard oder einen Auditpfad auf Entscheidungsrelevanz pruefen will, beginnt die Analyse bei Empfaengern, Wirkraum, Zeitraum und Datenquelle. Bei Modellformel muss dann geklaert werden, ob Datenqualitaet, Systemgrenze, Unsicherheit und Nichtkompensation fuer eine Steuerungsentscheidung ausreichen. Eine tragfaehige Antwort benennt mindestens eine Quelle, eine offene Unsicherheit, eine moegliche Gegenbeobachtung und die Entscheidung, die nach der Bewertung geaendert wird.</w:t>
+      </w:r>
+    </w:p>
+    <w:p>
+      <w:r>
+        <w:t>Der Rueckfluss in den WOE-Korpus liegt hier in klaren Begriffen, sauber verlinkten Quellen und benannten Forschungsfragen. Wo Glossar, Werkzeuge, Journal oder Reader noch doppeldeutig bleiben, sollte Wirkungsaudit, Datenqualität, Assurance und Missbrauchsschutz nicht als fertige Gewissheit auftreten, sondern als pruefbarer Lernstand mit Korrekturpfad.</w:t>
       </w:r>
     </w:p>
     <w:p>
@@ -4448,200 +4528,122 @@
         <w:pStyle w:val="Heading3"/>
       </w:pPr>
       <w:r>
-        <w:t>Schlussvertiefung 7: Wirkungsaudit, Datenqualität, Assurance und Missbrauchsschutz im Anwendungsfall</w:t>
-      </w:r>
-    </w:p>
-    <w:p>
-      <w:r>
-        <w:t>Die folgenden Abschnitte sind keine neue Pruefungsloesung. Sie verdichten die vorhandenen Kapitel zu einer Lesart, mit der Studierende einen Fall selbststaendig analysieren koennen. Im Mittelpunkt stehen Datenqualitaet, Bewertungsprofile, Scorecards und rueckgekoppelte Steuerung, nicht moralische Personenbewertung.</w:t>
-      </w:r>
-    </w:p>
-    <w:p>
-      <w:r>
-        <w:t>Begriffliche Schlussklaerung. In Impact-Controlling wird Skript / Folien (Lernseite) erst steuerungsfaehig, wenn daraus eine Entscheidung folgt. Kennzahlen muessen Entscheidungen verbessern, nicht nur Berichte fuellen. Ohne diese Rueckkopplung bleibt Reporting eine Beschreibung. Mit Rueckkopplung wird aus Bewertung eine veraenderte Routine: ein anderer Prozess, ein geaenderter Anreiz, eine bessere Datenpflicht, eine korrigierte Kommunikation oder eine neue Priorisierung.</w:t>
-      </w:r>
-    </w:p>
-    <w:p>
-      <w:r>
-        <w:t>Die typische Fehlstelle bei Wirkungsaudit, Datenqualität, Assurance und Missbrauchsschutz liegt darin, Messbarkeit als Wahrheit zu behandeln. Bei Skript / Folien (Lernseite) wird diese Fehlstelle konkret: Ein scheinbar plausibler Befund darf nicht zur Abkuerzung werden. Quellen, Systemgrenzen, Unsicherheit und Rueckkopplung bleiben sichtbar.</w:t>
-      </w:r>
-    </w:p>
-    <w:p>
-      <w:r>
-        <w:t>Wirkpfad und Empfaenger. Die Grenze gegen Scheingenauigkeit verlaeuft bei Transferaufgabe nicht zwischen Optimismus und Pessimismus. Sie verlaeuft zwischen offengelegter Unsicherheit und rhetorischer Sicherheit. Wer Wirkungsaudit, Datenqualität, Assurance und Missbrauchsschutz belastbar anwenden will, benennt Systemgrenze, Zeitraum, Vergleichspunkt und offene Gegenhypothese. Gerade dadurch bleibt das Skript anschlussfaehig fuer Forschung, Praxis und spaetere Revision.</w:t>
-      </w:r>
-    </w:p>
-    <w:p>
-      <w:r>
-        <w:t>Fuer die Pruefung ist Transferaufgabe dann verstanden, wenn daraus eine belastbare Fallantwort entsteht. Eine gute Antwort unterscheidet Beobachtung, Kausalannahme, Bewertung und Steuerungsfolge. Sie bewertet keine Menschen, sondern Wirkpfade, Zustandsveraenderungen, Risiken und institutionelle Bedingungen.</w:t>
-      </w:r>
-    </w:p>
-    <w:p>
-      <w:r>
-        <w:t>Daten, Quellen und Evidenz. Praxisbeispiel zeigt, warum Wirkungsaudit, Datenqualität, Assurance und Missbrauchsschutz mehr ist als ein Schlagwort im Feld Datenqualitaet, Bewertungsprofile, Scorecards und rueckgekoppelte Steuerung. Die wirkungsoekonomische Frage lautet: Welche reale Veraenderung wird moeglich, welche bleibt nur Potenzial und wo entsteht ein Wirkungsrisiko? Diese Unterscheidung schuetzt vor Impact-Washing, weil sie Absicht, Aktivitaet, Reichweite und Wirkung auseinanderhaelt.</w:t>
-      </w:r>
-    </w:p>
-    <w:p>
-      <w:r>
-        <w:t>Eine Kommune, ein Unternehmen oder eine Bildungsorganisation will Wirkungsaudit, Datenqualität, Assurance und Missbrauchsschutz praktisch anwenden. Der erste Schritt ist nicht die Auswahl eines Instruments, sondern die Klaerung der Zustandsveraenderung. Bei Praxisbeispiel muss deshalb benannt werden, wer betroffen ist, welcher Zustand sich veraendert, welche Frist gilt und welche Gegenbeobachtung die Annahme widerlegen wuerde. Erst danach entsteht eine begruendete Entscheidung im Feld Indikator, Scorecard, Benchmark, Auditpfad, Portfolioentscheidung oder CAPEX/OPEX-Priorisierung.</w:t>
-      </w:r>
-    </w:p>
-    <w:p>
-      <w:r>
-        <w:t>Bewertung und rote Linien. In WC-V9 muss Wirkungsökonomische Vertiefung immer mit Empfaengern gelesen werden. Wirkung entsteht nicht beim Sender, sondern an veraenderten Zustaenden von Menschen, Oekosystemen, Institutionen, Oeffentlichkeit oder kuenftigen Handlungsspielraeumen. Darum reicht es nicht, interne Aktivitaeten zu dokumentieren. Entscheidend ist, ob sich ein Zustand nachvollziehbar veraendert und ob diese Veraenderung im Referenzrahmen Mensch, Planet, Demokratie, SDGs, Agenda 2030 und SDG+ tragfaehig bewertet werden kann.</w:t>
-      </w:r>
-    </w:p>
-    <w:p>
-      <w:r>
-        <w:t>Ein Bericht behauptet, die Massnahme zu Wirkungsaudit, Datenqualität, Assurance und Missbrauchsschutz sei erfolgreich. Die WOE-Lesart fragt bei Wirkungsökonomische Vertiefung nach belastbaren Nachweisen: Datenquelle, Systemgrenze, Erhebungslogik, Unsicherheit, Aktualitaet und Auditspur. Wenn diese Nachweise fehlen, bleibt die Aussage Wirkungspotenzial oder Kommunikationsbehauptung. Sie kann wichtig sein, aber sie ist noch keine belegte Wirkung.</w:t>
-      </w:r>
-    </w:p>
-    <w:p>
-      <w:r>
-        <w:t>Kontrollfrage. Welche Entscheidung waere falsch, wenn Wirkungsökonomische Vertiefung in WC-V9 missverstanden wird? Die Antwort muss mindestens eine Daten- oder Quellenannahme, eine betroffene Gruppe oder Schutzdimension, eine moegliche Nebenwirkung und einen Rueckkopplungsschritt nennen. Richtig ist nicht die lauteste Bewertung, sondern diejenige, die Begriff, Beleg und Steuerungsfolge zusammenhaelt.</w:t>
-      </w:r>
-    </w:p>
-    <w:p>
-      <w:r>
-        <w:t>Steuerung und Rueckkopplung. Wissenschaftliche Anschlussfaehigkeit entsteht hier durch Quellenklarheit. Bei Begriffliche Präzision werden interne WOE-Begriffe nicht als Ersatz fuer Belege benutzt, sondern mit WOE-IDs, Benchmarks, Auditlogik, Datenqualitaetsstufen und externe Reportingrahmen verbunden. Wo die Datenlage offen bleibt, wird das offengelegt. Wo eine Aussage nur plausibel ist, bleibt sie als Wirkungspotenzial markiert. Wo ein Schaden eine rote Linie beruehrt, greift Nichtkompensation vor Durchschnittslogik.</w:t>
-      </w:r>
-    </w:p>
-    <w:p>
-      <w:r>
-        <w:t>In einer kontroversen Entscheidung wirkt Begriffliche Präzision als Pruefpunkt fuer Ambivalenz. Ein Nutzen fuer eine Gruppe kann mit Risiken fuer andere Wirkungsempfaenger einhergehen. Das Skript verlangt deshalb, positive und negative Zustandsveraenderungen getrennt zu fuehren, bevor von positiver Netto-Wirkung gesprochen wird.</w:t>
-      </w:r>
-    </w:p>
-    <w:p>
-      <w:r>
-        <w:t>Pruefungsnahe Anwendung. In Impact-Controlling wird Wirkpfad erst steuerungsfaehig, wenn daraus eine Entscheidung folgt. Kennzahlen muessen Entscheidungen verbessern, nicht nur Berichte fuellen. Ohne diese Rueckkopplung bleibt Reporting eine Beschreibung. Mit Rueckkopplung wird aus Bewertung eine veraenderte Routine: ein anderer Prozess, ein geaenderter Anreiz, eine bessere Datenpflicht, eine korrigierte Kommunikation oder eine neue Priorisierung.</w:t>
-      </w:r>
-    </w:p>
-    <w:p>
-      <w:r>
-        <w:t>Die typische Fehlstelle bei Wirkungsaudit, Datenqualität, Assurance und Missbrauchsschutz liegt darin, Messbarkeit als Wahrheit zu behandeln. Bei Wirkpfad wird diese Fehlstelle konkret: Ein scheinbar plausibler Befund darf nicht zur Abkuerzung werden. Quellen, Systemgrenzen, Unsicherheit und Rueckkopplung bleiben sichtbar.</w:t>
-      </w:r>
-    </w:p>
-    <w:p>
-      <w:r>
-        <w:t>Rueckfluss. Fuer den WOE-Korpus bedeutet das: Begriffe aus Wirkungsaudit, Datenqualität, Assurance und Missbrauchsschutz sollten dort geschaerft werden, wo sie in Glossar, Werkzeugen, Journal oder Readern doppeldeutig bleiben. Offene Forschungsfragen werden nicht versteckt. Sie markieren die Stelle, an der spaetere Evidenz, ein besserer Datensatz oder eine praezisere Fallstudie die Bewertung veraendern kann.</w:t>
-      </w:r>
-    </w:p>
-    <w:p>
-      <w:r>
-        <w:t>Transfer in den WOE-Korpus. Die Grenze gegen Scheingenauigkeit verlaeuft bei Leitthese nicht zwischen Optimismus und Pessimismus. Sie verlaeuft zwischen offengelegter Unsicherheit und rhetorischer Sicherheit. Wer Wirkungsaudit, Datenqualität, Assurance und Missbrauchsschutz belastbar anwenden will, benennt Systemgrenze, Zeitraum, Vergleichspunkt und offene Gegenhypothese. Gerade dadurch bleibt das Skript anschlussfaehig fuer Forschung, Praxis und spaetere Revision.</w:t>
-      </w:r>
-    </w:p>
-    <w:p>
-      <w:r>
-        <w:t>Fuer die Pruefung ist Leitthese dann verstanden, wenn daraus eine belastbare Fallantwort entsteht. Eine gute Antwort unterscheidet Beobachtung, Kausalannahme, Bewertung und Steuerungsfolge. Sie bewertet keine Menschen, sondern Wirkpfade, Zustandsveraenderungen, Risiken und institutionelle Bedingungen.</w:t>
-      </w:r>
-    </w:p>
-    <w:p>
-      <w:r>
-        <w:t>Grenzen der Aussage. Didaktische Einordnung im Studiengang zeigt, warum Wirkungsaudit, Datenqualität, Assurance und Missbrauchsschutz mehr ist als ein Schlagwort im Feld Datenqualitaet, Bewertungsprofile, Scorecards und rueckgekoppelte Steuerung. Die wirkungsoekonomische Frage lautet: Welche reale Veraenderung wird moeglich, welche bleibt nur Potenzial und wo entsteht ein Wirkungsrisiko? Diese Unterscheidung schuetzt vor Impact-Washing, weil sie Absicht, Aktivitaet, Reichweite und Wirkung auseinanderhaelt.</w:t>
-      </w:r>
-    </w:p>
-    <w:p>
-      <w:r>
-        <w:t>Eine Kommune, ein Unternehmen oder eine Bildungsorganisation will Wirkungsaudit, Datenqualität, Assurance und Missbrauchsschutz praktisch anwenden. Der erste Schritt ist nicht die Auswahl eines Instruments, sondern die Klaerung der Zustandsveraenderung. Bei Didaktische Einordnung im Studiengang muss deshalb benannt werden, wer betroffen ist, welcher Zustand sich veraendert, welche Frist gilt und welche Gegenbeobachtung die Annahme widerlegen wuerde. Erst danach entsteht eine begruendete Entscheidung im Feld Indikator, Scorecard, Benchmark, Auditpfad, Portfolioentscheidung oder CAPEX/OPEX-Priorisierung.</w:t>
-      </w:r>
-    </w:p>
-    <w:p>
-      <w:r>
-        <w:t>Kontrollfrage. Welche Entscheidung waere falsch, wenn Didaktische Einordnung im Studiengang in WC-V9 missverstanden wird? Die Antwort muss mindestens eine Daten- oder Quellenannahme, eine betroffene Gruppe oder Schutzdimension, eine moegliche Nebenwirkung und einen Rueckkopplungsschritt nennen. Richtig ist nicht die lauteste Bewertung, sondern diejenige, die Begriff, Beleg und Steuerungsfolge zusammenhaelt.</w:t>
-      </w:r>
-    </w:p>
-    <w:p>
-      <w:pPr>
-        <w:pStyle w:val="Heading3"/>
-      </w:pPr>
-      <w:r>
-        <w:t>Schlussvertiefung 8: Wirkungsaudit, Datenqualität, Assurance und Missbrauchsschutz im Anwendungsfall</w:t>
-      </w:r>
-    </w:p>
-    <w:p>
-      <w:r>
-        <w:t>Die folgenden Abschnitte sind keine neue Pruefungsloesung. Sie verdichten die vorhandenen Kapitel zu einer Lesart, mit der Studierende einen Fall selbststaendig analysieren koennen. Im Mittelpunkt stehen Datenqualitaet, Bewertungsprofile, Scorecards und rueckgekoppelte Steuerung, nicht moralische Personenbewertung.</w:t>
-      </w:r>
-    </w:p>
-    <w:p>
-      <w:r>
-        <w:t>Begriffliche Schlussklaerung. In WC-V9 muss Analysemodell immer mit Empfaengern gelesen werden. Wirkung entsteht nicht beim Sender, sondern an veraenderten Zustaenden von Menschen, Oekosystemen, Institutionen, Oeffentlichkeit oder kuenftigen Handlungsspielraeumen. Darum reicht es nicht, interne Aktivitaeten zu dokumentieren. Entscheidend ist, ob sich ein Zustand nachvollziehbar veraendert und ob diese Veraenderung im Referenzrahmen Mensch, Planet, Demokratie, SDGs, Agenda 2030 und SDG+ tragfaehig bewertet werden kann.</w:t>
-      </w:r>
-    </w:p>
-    <w:p>
-      <w:r>
-        <w:t>Ein Bericht behauptet, die Massnahme zu Wirkungsaudit, Datenqualität, Assurance und Missbrauchsschutz sei erfolgreich. Die WOE-Lesart fragt bei Analysemodell nach belastbaren Nachweisen: Datenquelle, Systemgrenze, Erhebungslogik, Unsicherheit, Aktualitaet und Auditspur. Wenn diese Nachweise fehlen, bleibt die Aussage Wirkungspotenzial oder Kommunikationsbehauptung. Sie kann wichtig sein, aber sie ist noch keine belegte Wirkung.</w:t>
-      </w:r>
-    </w:p>
-    <w:p>
-      <w:r>
-        <w:t>Wirkpfad und Empfaenger. Wissenschaftliche Anschlussfaehigkeit entsteht hier durch Quellenklarheit. Bei Modellformel werden interne WOE-Begriffe nicht als Ersatz fuer Belege benutzt, sondern mit WOE-IDs, Benchmarks, Auditlogik, Datenqualitaetsstufen und externe Reportingrahmen verbunden. Wo die Datenlage offen bleibt, wird das offengelegt. Wo eine Aussage nur plausibel ist, bleibt sie als Wirkungspotenzial markiert. Wo ein Schaden eine rote Linie beruehrt, greift Nichtkompensation vor Durchschnittslogik.</w:t>
-      </w:r>
-    </w:p>
-    <w:p>
-      <w:r>
-        <w:t>In einer kontroversen Entscheidung wirkt Modellformel als Pruefpunkt fuer Ambivalenz. Ein Nutzen fuer eine Gruppe kann mit Risiken fuer andere Wirkungsempfaenger einhergehen. Das Skript verlangt deshalb, positive und negative Zustandsveraenderungen getrennt zu fuehren, bevor von positiver Netto-Wirkung gesprochen wird.</w:t>
-      </w:r>
-    </w:p>
-    <w:p>
-      <w:r>
-        <w:t>Daten, Quellen und Evidenz. In Impact-Controlling wird Fallfenster erst steuerungsfaehig, wenn daraus eine Entscheidung folgt. Kennzahlen muessen Entscheidungen verbessern, nicht nur Berichte fuellen. Ohne diese Rueckkopplung bleibt Reporting eine Beschreibung. Mit Rueckkopplung wird aus Bewertung eine veraenderte Routine: ein anderer Prozess, ein geaenderter Anreiz, eine bessere Datenpflicht, eine korrigierte Kommunikation oder eine neue Priorisierung.</w:t>
-      </w:r>
-    </w:p>
-    <w:p>
-      <w:r>
-        <w:t>Die typische Fehlstelle bei Wirkungsaudit, Datenqualität, Assurance und Missbrauchsschutz liegt darin, Messbarkeit als Wahrheit zu behandeln. Bei Fallfenster wird diese Fehlstelle konkret: Ein scheinbar plausibler Befund darf nicht zur Abkuerzung werden. Quellen, Systemgrenzen, Unsicherheit und Rueckkopplung bleiben sichtbar.</w:t>
-      </w:r>
-    </w:p>
-    <w:p>
-      <w:r>
-        <w:t>Bewertung und rote Linien. Die Grenze gegen Scheingenauigkeit verlaeuft bei Prüfungsnahe Fallfragen ohne geschützte Antwortlogik nicht zwischen Optimismus und Pessimismus. Sie verlaeuft zwischen offengelegter Unsicherheit und rhetorischer Sicherheit. Wer Wirkungsaudit, Datenqualität, Assurance und Missbrauchsschutz belastbar anwenden will, benennt Systemgrenze, Zeitraum, Vergleichspunkt und offene Gegenhypothese. Gerade dadurch bleibt das Skript anschlussfaehig fuer Forschung, Praxis und spaetere Revision.</w:t>
-      </w:r>
-    </w:p>
-    <w:p>
-      <w:r>
-        <w:t>Fuer die Pruefung ist Prüfungsnahe Fallfragen ohne geschützte Antwortlogik dann verstanden, wenn daraus eine belastbare Fallantwort entsteht. Eine gute Antwort unterscheidet Beobachtung, Kausalannahme, Bewertung und Steuerungsfolge. Sie bewertet keine Menschen, sondern Wirkpfade, Zustandsveraenderungen, Risiken und institutionelle Bedingungen.</w:t>
-      </w:r>
-    </w:p>
-    <w:p>
-      <w:r>
-        <w:t>Kontrollfrage. Welche Entscheidung waere falsch, wenn Prüfungsnahe Fallfragen ohne geschützte Antwortlogik in WC-V9 missverstanden wird? Die Antwort muss mindestens eine Daten- oder Quellenannahme, eine betroffene Gruppe oder Schutzdimension, eine moegliche Nebenwirkung und einen Rueckkopplungsschritt nennen. Richtig ist nicht die lauteste Bewertung, sondern diejenige, die Begriff, Beleg und Steuerungsfolge zusammenhaelt.</w:t>
-      </w:r>
-    </w:p>
-    <w:p>
-      <w:r>
-        <w:t>Rueckfluss. Fuer den WOE-Korpus bedeutet das: Begriffe aus Wirkungsaudit, Datenqualität, Assurance und Missbrauchsschutz sollten dort geschaerft werden, wo sie in Glossar, Werkzeugen, Journal oder Readern doppeldeutig bleiben. Offene Forschungsfragen werden nicht versteckt. Sie markieren die Stelle, an der spaetere Evidenz, ein besserer Datensatz oder eine praezisere Fallstudie die Bewertung veraendern kann.</w:t>
-      </w:r>
-    </w:p>
-    <w:p>
-      <w:r>
-        <w:t>Steuerung und Rueckkopplung. Auswertung aus der lebenden Website-Referenz zeigt, warum Wirkungsaudit, Datenqualität, Assurance und Missbrauchsschutz mehr ist als ein Schlagwort im Feld Datenqualitaet, Bewertungsprofile, Scorecards und rueckgekoppelte Steuerung. Die wirkungsoekonomische Frage lautet: Welche reale Veraenderung wird moeglich, welche bleibt nur Potenzial und wo entsteht ein Wirkungsrisiko? Diese Unterscheidung schuetzt vor Impact-Washing, weil sie Absicht, Aktivitaet, Reichweite und Wirkung auseinanderhaelt.</w:t>
-      </w:r>
-    </w:p>
-    <w:p>
-      <w:r>
-        <w:t>Eine Kommune, ein Unternehmen oder eine Bildungsorganisation will Wirkungsaudit, Datenqualität, Assurance und Missbrauchsschutz praktisch anwenden. Der erste Schritt ist nicht die Auswahl eines Instruments, sondern die Klaerung der Zustandsveraenderung. Bei Auswertung aus der lebenden Website-Referenz muss deshalb benannt werden, wer betroffen ist, welcher Zustand sich veraendert, welche Frist gilt und welche Gegenbeobachtung die Annahme widerlegen wuerde. Erst danach entsteht eine begruendete Entscheidung im Feld Indikator, Scorecard, Benchmark, Auditpfad, Portfolioentscheidung oder CAPEX/OPEX-Priorisierung.</w:t>
-      </w:r>
-    </w:p>
-    <w:p>
-      <w:r>
-        <w:t>Pruefungsnahe Anwendung. In WC-V9 muss Warum jede Kennzahl manipulierbar wird immer mit Empfaengern gelesen werden. Wirkung entsteht nicht beim Sender, sondern an veraenderten Zustaenden von Menschen, Oekosystemen, Institutionen, Oeffentlichkeit oder kuenftigen Handlungsspielraeumen. Darum reicht es nicht, interne Aktivitaeten zu dokumentieren. Entscheidend ist, ob sich ein Zustand nachvollziehbar veraendert und ob diese Veraenderung im Referenzrahmen Mensch, Planet, Demokratie, SDGs, Agenda 2030 und SDG+ tragfaehig bewertet werden kann.</w:t>
-      </w:r>
-    </w:p>
-    <w:p>
-      <w:r>
-        <w:t>Ein Bericht behauptet, die Massnahme zu Wirkungsaudit, Datenqualität, Assurance und Missbrauchsschutz sei erfolgreich. Die WOE-Lesart fragt bei Warum jede Kennzahl manipulierbar wird nach belastbaren Nachweisen: Datenquelle, Systemgrenze, Erhebungslogik, Unsicherheit, Aktualitaet und Auditspur. Wenn diese Nachweise fehlen, bleibt die Aussage Wirkungspotenzial oder Kommunikationsbehauptung. Sie kann wichtig sein, aber sie ist noch keine belegte Wirkung.</w:t>
-      </w:r>
-    </w:p>
-    <w:p>
-      <w:r>
-        <w:t>Transfer in den WOE-Korpus. Wissenschaftliche Anschlussfaehigkeit entsteht hier durch Quellenklarheit. Bei Wirkungssimulation als neue Form der Scheinleistung werden interne WOE-Begriffe nicht als Ersatz fuer Belege benutzt, sondern mit WOE-IDs, Benchmarks, Auditlogik, Datenqualitaetsstufen und externe Reportingrahmen verbunden. Wo die Datenlage offen bleibt, wird das offengelegt. Wo eine Aussage nur plausibel ist, bleibt sie als Wirkungspotenzial markiert. Wo ein Schaden eine rote Linie beruehrt, greift Nichtkompensation vor Durchschnittslogik.</w:t>
-      </w:r>
-    </w:p>
-    <w:p>
-      <w:r>
-        <w:t>In einer kontroversen Entscheidung wirkt Wirkungssimulation als neue Form der Scheinleistung als Pruefpunkt fuer Ambivalenz. Ein Nutzen fuer eine Gruppe kann mit Risiken fuer andere Wirkungsempfaenger einhergehen. Das Skript verlangt deshalb, positive und negative Zustandsveraenderungen getrennt zu fuehren, bevor von positiver Netto-Wirkung gesprochen wird.</w:t>
+        <w:t>Vertiefungsrunde 7: Anschluss an Praxis und Forschung</w:t>
+      </w:r>
+    </w:p>
+    <w:p>
+      <w:r>
+        <w:t>Diese Runde wechselt den Blickwinkel, damit der Schlussblock nicht nur wiederholt, sondern Leseentscheidungen vorbereitet: Was ist belegt, was bleibt Potenzial, welche Nebenwirkung ist relevant und welche Steuerungsfolge wird daraus abgeleitet?</w:t>
+      </w:r>
+    </w:p>
+    <w:p>
+      <w:r>
+        <w:t>Steuerungsfolge. In WC-V9 muss Fallfenster immer mit Empfaengern gelesen werden. Wirkung entsteht nicht beim Sender, sondern an veraenderten Zustaenden von Menschen, Oekosystemen, Institutionen, Oeffentlichkeit oder kuenftigen Handlungsspielraeumen. Darum reicht es nicht, interne Aktivitaeten zu dokumentieren. Entscheidend ist, ob sich ein Zustand nachvollziehbar veraendert und ob diese Veraenderung im Referenzrahmen Mensch, Planet, Demokratie, SDGs, Agenda 2030 und SDG+ tragfaehig bewertet werden kann.</w:t>
+      </w:r>
+    </w:p>
+    <w:p>
+      <w:r>
+        <w:t>Ein Bericht behauptet, die Massnahme zu Wirkungsaudit, Datenqualität, Assurance und Missbrauchsschutz sei erfolgreich. Die WOE-Lesart fragt bei Fallfenster nach belastbaren Nachweisen: Datenquelle, Systemgrenze, Erhebungslogik, Unsicherheit, Aktualitaet und Auditspur. Wenn diese Nachweise fehlen, bleibt die Aussage Wirkungspotenzial oder Kommunikationsbehauptung. Sie kann wichtig sein, aber sie ist noch keine belegte Wirkung.</w:t>
+      </w:r>
+    </w:p>
+    <w:p>
+      <w:r>
+        <w:t>Fallpruefung. Wenn ein Controlling-Team einen Indikator, eine Scorecard oder einen Auditpfad auf Entscheidungsrelevanz pruefen will, beginnt die Analyse bei Empfaengern, Wirkraum, Zeitraum und Datenquelle. Bei Fallfenster muss dann geklaert werden, ob Datenqualitaet, Systemgrenze, Unsicherheit und Nichtkompensation fuer eine Steuerungsentscheidung ausreichen. Eine tragfaehige Antwort benennt mindestens eine Quelle, eine offene Unsicherheit, eine moegliche Gegenbeobachtung und die Entscheidung, die nach der Bewertung geaendert wird.</w:t>
+      </w:r>
+    </w:p>
+    <w:p>
+      <w:r>
+        <w:t>Transferhinweis. Wissenschaftliche Anschlussfaehigkeit entsteht hier durch Quellenklarheit. Bei Prüfungsnahe Fallfragen ohne geschützte Antwortlogik werden interne WOE-Begriffe nicht als Ersatz fuer Belege benutzt, sondern mit WOE-IDs, Benchmarks, Auditlogik, Datenqualitaetsstufen und externe Reportingrahmen verbunden. Wo die Datenlage offen bleibt, wird das offengelegt. Wo eine Aussage nur plausibel ist, bleibt sie als Wirkungspotenzial markiert. Wo ein Schaden eine rote Linie beruehrt, greift Nichtkompensation vor Durchschnittslogik.</w:t>
+      </w:r>
+    </w:p>
+    <w:p>
+      <w:r>
+        <w:t>In einer kontroversen Entscheidung wirkt Prüfungsnahe Fallfragen ohne geschützte Antwortlogik als Pruefpunkt fuer Ambivalenz. Ein Nutzen fuer eine Gruppe kann mit Risiken fuer andere Wirkungsempfaenger einhergehen. Das Skript verlangt deshalb, positive und negative Zustandsveraenderungen getrennt zu fuehren, bevor von positiver Netto-Wirkung gesprochen wird.</w:t>
+      </w:r>
+    </w:p>
+    <w:p>
+      <w:r>
+        <w:t>Fallpruefung. Wenn ein Controlling-Team einen Indikator, eine Scorecard oder einen Auditpfad auf Entscheidungsrelevanz pruefen will, beginnt die Analyse bei Empfaengern, Wirkraum, Zeitraum und Datenquelle. Bei Prüfungsnahe Fallfragen ohne geschützte Antwortlogik muss dann geklaert werden, ob Datenqualitaet, Systemgrenze, Unsicherheit und Nichtkompensation fuer eine Steuerungsentscheidung ausreichen. Eine tragfaehige Antwort benennt mindestens eine Quelle, eine offene Unsicherheit, eine moegliche Gegenbeobachtung und die Entscheidung, die nach der Bewertung geaendert wird.</w:t>
+      </w:r>
+    </w:p>
+    <w:p>
+      <w:r>
+        <w:t>Fuer die Bewertung reicht kein Summenscore, der zentrale Schaeden mit bequemen Pluspunkten verrechnet. Nichtkompensation und Reverse Merit Order markieren, wo rote Linien, demokratische Grundbedingungen oder planetare Grenzen Vorrang vor Durchschnittslogik haben. So bleibt positive Netto-Wirkung eine anspruchsvolle Zielgroesse und wird nicht zur dekorativen Formel.</w:t>
+      </w:r>
+    </w:p>
+    <w:p>
+      <w:r>
+        <w:t>Rueckflussnotiz. In Impact-Controlling wird Auswertung aus der lebenden Website-Referenz erst steuerungsfaehig, wenn daraus eine Entscheidung folgt. Kennzahlen muessen Entscheidungen verbessern, nicht nur Berichte fuellen. Ohne diese Rueckkopplung bleibt Reporting eine Beschreibung. Mit Rueckkopplung wird aus Bewertung eine veraenderte Routine: ein anderer Prozess, ein geaenderter Anreiz, eine bessere Datenpflicht, eine korrigierte Kommunikation oder eine neue Priorisierung.</w:t>
+      </w:r>
+    </w:p>
+    <w:p>
+      <w:r>
+        <w:t>Die typische Fehlstelle bei Wirkungsaudit, Datenqualität, Assurance und Missbrauchsschutz liegt darin, Messbarkeit als Wahrheit zu behandeln. Bei Auswertung aus der lebenden Website-Referenz wird diese Fehlstelle konkret: Ein scheinbar plausibler Befund darf nicht zur Abkuerzung werden. Quellen, Systemgrenzen, Unsicherheit und Rueckkopplung bleiben sichtbar.</w:t>
+      </w:r>
+    </w:p>
+    <w:p>
+      <w:r>
+        <w:t>Fallpruefung. Wenn ein Controlling-Team einen Indikator, eine Scorecard oder einen Auditpfad auf Entscheidungsrelevanz pruefen will, beginnt die Analyse bei Empfaengern, Wirkraum, Zeitraum und Datenquelle. Bei Auswertung aus der lebenden Website-Referenz muss dann geklaert werden, ob Datenqualitaet, Systemgrenze, Unsicherheit und Nichtkompensation fuer eine Steuerungsentscheidung ausreichen. Eine tragfaehige Antwort benennt mindestens eine Quelle, eine offene Unsicherheit, eine moegliche Gegenbeobachtung und die Entscheidung, die nach der Bewertung geaendert wird.</w:t>
+      </w:r>
+    </w:p>
+    <w:p>
+      <w:r>
+        <w:t>Der Rueckfluss in den WOE-Korpus liegt hier in klaren Begriffen, sauber verlinkten Quellen und benannten Forschungsfragen. Wo Glossar, Werkzeuge, Journal oder Reader noch doppeldeutig bleiben, sollte Wirkungsaudit, Datenqualität, Assurance und Missbrauchsschutz nicht als fertige Gewissheit auftreten, sondern als pruefbarer Lernstand mit Korrekturpfad.</w:t>
+      </w:r>
+    </w:p>
+    <w:p>
+      <w:r>
+        <w:t>Pruefungsimpuls. Die Grenze gegen Scheingenauigkeit verlaeuft bei Warum jede Kennzahl manipulierbar wird nicht zwischen Optimismus und Pessimismus. Sie verlaeuft zwischen offengelegter Unsicherheit und rhetorischer Sicherheit. Wer Wirkungsaudit, Datenqualität, Assurance und Missbrauchsschutz belastbar anwenden will, benennt Systemgrenze, Zeitraum, Vergleichspunkt und offene Gegenhypothese. Gerade dadurch bleibt das Skript anschlussfaehig fuer Forschung, Praxis und spaetere Revision.</w:t>
+      </w:r>
+    </w:p>
+    <w:p>
+      <w:r>
+        <w:t>Fuer die Pruefung ist Warum jede Kennzahl manipulierbar wird dann verstanden, wenn daraus eine belastbare Fallantwort entsteht. Eine gute Antwort unterscheidet Beobachtung, Kausalannahme, Bewertung und Steuerungsfolge. Sie bewertet keine Menschen, sondern Wirkpfade, Zustandsveraenderungen, Risiken und institutionelle Bedingungen.</w:t>
+      </w:r>
+    </w:p>
+    <w:p>
+      <w:r>
+        <w:t>Fallpruefung. Wenn ein Controlling-Team einen Indikator, eine Scorecard oder einen Auditpfad auf Entscheidungsrelevanz pruefen will, beginnt die Analyse bei Empfaengern, Wirkraum, Zeitraum und Datenquelle. Bei Warum jede Kennzahl manipulierbar wird muss dann geklaert werden, ob Datenqualitaet, Systemgrenze, Unsicherheit und Nichtkompensation fuer eine Steuerungsentscheidung ausreichen. Eine tragfaehige Antwort benennt mindestens eine Quelle, eine offene Unsicherheit, eine moegliche Gegenbeobachtung und die Entscheidung, die nach der Bewertung geaendert wird.</w:t>
+      </w:r>
+    </w:p>
+    <w:p>
+      <w:r>
+        <w:t>Begriffliche Sicherung. Wirkungssimulation als neue Form der Scheinleistung zeigt, warum Wirkungsaudit, Datenqualität, Assurance und Missbrauchsschutz mehr ist als ein Schlagwort im Feld Datenqualitaet, Bewertungsprofile, Scorecards und rueckgekoppelte Steuerung. Die wirkungsoekonomische Frage lautet: Welche reale Veraenderung wird moeglich, welche bleibt nur Potenzial und wo entsteht ein Wirkungsrisiko? Diese Unterscheidung schuetzt vor Impact-Washing, weil sie Absicht, Aktivitaet, Reichweite und Wirkung auseinanderhaelt.</w:t>
+      </w:r>
+    </w:p>
+    <w:p>
+      <w:r>
+        <w:t>Eine Kommune, ein Unternehmen oder eine Bildungsorganisation will Wirkungsaudit, Datenqualität, Assurance und Missbrauchsschutz praktisch anwenden. Der erste Schritt ist nicht die Auswahl eines Instruments, sondern die Klaerung der Zustandsveraenderung. Bei Wirkungssimulation als neue Form der Scheinleistung muss deshalb benannt werden, wer betroffen ist, welcher Zustand sich veraendert, welche Frist gilt und welche Gegenbeobachtung die Annahme widerlegen wuerde. Erst danach entsteht eine begruendete Entscheidung im Feld Indikator, Scorecard, Benchmark, Auditpfad, Portfolioentscheidung oder CAPEX/OPEX-Priorisierung.</w:t>
+      </w:r>
+    </w:p>
+    <w:p>
+      <w:r>
+        <w:t>Fallpruefung. Wenn ein Controlling-Team einen Indikator, eine Scorecard oder einen Auditpfad auf Entscheidungsrelevanz pruefen will, beginnt die Analyse bei Empfaengern, Wirkraum, Zeitraum und Datenquelle. Bei Wirkungssimulation als neue Form der Scheinleistung muss dann geklaert werden, ob Datenqualitaet, Systemgrenze, Unsicherheit und Nichtkompensation fuer eine Steuerungsentscheidung ausreichen. Eine tragfaehige Antwort benennt mindestens eine Quelle, eine offene Unsicherheit, eine moegliche Gegenbeobachtung und die Entscheidung, die nach der Bewertung geaendert wird.</w:t>
+      </w:r>
+    </w:p>
+    <w:p>
+      <w:r>
+        <w:t>Fuer die Bewertung reicht kein Summenscore, der zentrale Schaeden mit bequemen Pluspunkten verrechnet. Nichtkompensation und Reverse Merit Order markieren, wo rote Linien, demokratische Grundbedingungen oder planetare Grenzen Vorrang vor Durchschnittslogik haben. So bleibt positive Netto-Wirkung eine anspruchsvolle Zielgroesse und wird nicht zur dekorativen Formel.</w:t>
+      </w:r>
+    </w:p>
+    <w:p>
+      <w:r>
+        <w:t>Wirkpfadpruefung. In WC-V9 muss Greenwashing und die Illusion ökologischer Wirkung immer mit Empfaengern gelesen werden. Wirkung entsteht nicht beim Sender, sondern an veraenderten Zustaenden von Menschen, Oekosystemen, Institutionen, Oeffentlichkeit oder kuenftigen Handlungsspielraeumen. Darum reicht es nicht, interne Aktivitaeten zu dokumentieren. Entscheidend ist, ob sich ein Zustand nachvollziehbar veraendert und ob diese Veraenderung im Referenzrahmen Mensch, Planet, Demokratie, SDGs, Agenda 2030 und SDG+ tragfaehig bewertet werden kann.</w:t>
+      </w:r>
+    </w:p>
+    <w:p>
+      <w:r>
+        <w:t>Ein Bericht behauptet, die Massnahme zu Wirkungsaudit, Datenqualität, Assurance und Missbrauchsschutz sei erfolgreich. Die WOE-Lesart fragt bei Greenwashing und die Illusion ökologischer Wirkung nach belastbaren Nachweisen: Datenquelle, Systemgrenze, Erhebungslogik, Unsicherheit, Aktualitaet und Auditspur. Wenn diese Nachweise fehlen, bleibt die Aussage Wirkungspotenzial oder Kommunikationsbehauptung. Sie kann wichtig sein, aber sie ist noch keine belegte Wirkung.</w:t>
+      </w:r>
+    </w:p>
+    <w:p>
+      <w:r>
+        <w:t>Fallpruefung. Wenn ein Controlling-Team einen Indikator, eine Scorecard oder einen Auditpfad auf Entscheidungsrelevanz pruefen will, beginnt die Analyse bei Empfaengern, Wirkraum, Zeitraum und Datenquelle. Bei Greenwashing und die Illusion ökologischer Wirkung muss dann geklaert werden, ob Datenqualitaet, Systemgrenze, Unsicherheit und Nichtkompensation fuer eine Steuerungsentscheidung ausreichen. Eine tragfaehige Antwort benennt mindestens eine Quelle, eine offene Unsicherheit, eine moegliche Gegenbeobachtung und die Entscheidung, die nach der Bewertung geaendert wird.</w:t>
+      </w:r>
+    </w:p>
+    <w:p>
+      <w:r>
+        <w:t>Der Rueckfluss in den WOE-Korpus liegt hier in klaren Begriffen, sauber verlinkten Quellen und benannten Forschungsfragen. Wo Glossar, Werkzeuge, Journal oder Reader noch doppeldeutig bleiben, sollte Wirkungsaudit, Datenqualität, Assurance und Missbrauchsschutz nicht als fertige Gewissheit auftreten, sondern als pruefbarer Lernstand mit Korrekturpfad.</w:t>
       </w:r>
     </w:p>
     <w:p>

--- a/docs/studienskripte/word-rohfassungen/wirkungscontrolling-wc-v9.docx
+++ b/docs/studienskripte/word-rohfassungen/wirkungscontrolling-wc-v9.docx
@@ -3800,7 +3800,7 @@
     </w:p>
     <w:p>
       <w:r>
-        <w:t>Begriffliche Sicherung. Einleitung / Wirkungsfrage zeigt, warum Wirkungsaudit, Datenqualität, Assurance und Missbrauchsschutz mehr ist als ein Schlagwort im Feld Datenqualitaet, Bewertungsprofile, Scorecards und rueckgekoppelte Steuerung. Die wirkungsoekonomische Frage lautet: Welche reale Veraenderung wird moeglich, welche bleibt nur Potenzial und wo entsteht ein Wirkungsrisiko? Diese Unterscheidung schuetzt vor Impact-Washing, weil sie Absicht, Aktivitaet, Reichweite und Wirkung auseinanderhaelt.</w:t>
+        <w:t>Begriffliche Sicherung. Bei Einleitung / Wirkungsfrage wird Wirkungsaudit, Datenqualität, Assurance und Missbrauchsschutz als Arbeitsfrage im Feld Datenqualitaet, Bewertungsprofile, Scorecards und rueckgekoppelte Steuerung lesbar. Die wirkungsoekonomische Frage lautet: Welche reale Veraenderung wird moeglich, welche bleibt nur Potenzial und wo entsteht ein Wirkungsrisiko? Diese Unterscheidung schuetzt vor Impact-Washing, weil sie Absicht, Aktivitaet, Reichweite und Wirkung auseinanderhaelt.</w:t>
       </w:r>
     </w:p>
     <w:p>
@@ -3890,7 +3890,7 @@
     </w:p>
     <w:p>
       <w:r>
-        <w:t>Transferhinweis. Transferaufgabe zeigt, warum Wirkungsaudit, Datenqualität, Assurance und Missbrauchsschutz mehr ist als ein Schlagwort im Feld Datenqualitaet, Bewertungsprofile, Scorecards und rueckgekoppelte Steuerung. Die wirkungsoekonomische Frage lautet: Welche reale Veraenderung wird moeglich, welche bleibt nur Potenzial und wo entsteht ein Wirkungsrisiko? Diese Unterscheidung schuetzt vor Impact-Washing, weil sie Absicht, Aktivitaet, Reichweite und Wirkung auseinanderhaelt.</w:t>
+        <w:t>Transferhinweis. Bei Transferaufgabe wird Wirkungsaudit, Datenqualität, Assurance und Missbrauchsschutz als Arbeitsfrage im Feld Datenqualitaet, Bewertungsprofile, Scorecards und rueckgekoppelte Steuerung lesbar. Die wirkungsoekonomische Frage lautet: Welche reale Veraenderung wird moeglich, welche bleibt nur Potenzial und wo entsteht ein Wirkungsrisiko? Diese Unterscheidung schuetzt vor Impact-Washing, weil sie Absicht, Aktivitaet, Reichweite und Wirkung auseinanderhaelt.</w:t>
       </w:r>
     </w:p>
     <w:p>
@@ -3993,7 +3993,7 @@
     </w:p>
     <w:p>
       <w:r>
-        <w:t>Evidenzfenster. Leitthese zeigt, warum Wirkungsaudit, Datenqualität, Assurance und Missbrauchsschutz mehr ist als ein Schlagwort im Feld Datenqualitaet, Bewertungsprofile, Scorecards und rueckgekoppelte Steuerung. Die wirkungsoekonomische Frage lautet: Welche reale Veraenderung wird moeglich, welche bleibt nur Potenzial und wo entsteht ein Wirkungsrisiko? Diese Unterscheidung schuetzt vor Impact-Washing, weil sie Absicht, Aktivitaet, Reichweite und Wirkung auseinanderhaelt.</w:t>
+        <w:t>Evidenzfenster. Bei Leitthese wird Wirkungsaudit, Datenqualität, Assurance und Missbrauchsschutz als Arbeitsfrage im Feld Datenqualitaet, Bewertungsprofile, Scorecards und rueckgekoppelte Steuerung lesbar. Die wirkungsoekonomische Frage lautet: Welche reale Veraenderung wird moeglich, welche bleibt nur Potenzial und wo entsteht ein Wirkungsrisiko? Diese Unterscheidung schuetzt vor Impact-Washing, weil sie Absicht, Aktivitaet, Reichweite und Wirkung auseinanderhaelt.</w:t>
       </w:r>
     </w:p>
     <w:p>
@@ -4101,7 +4101,7 @@
     </w:p>
     <w:p>
       <w:r>
-        <w:t>Pruefungsimpuls. Prüfungsnahe Fallfragen ohne geschützte Antwortlogik zeigt, warum Wirkungsaudit, Datenqualität, Assurance und Missbrauchsschutz mehr ist als ein Schlagwort im Feld Datenqualitaet, Bewertungsprofile, Scorecards und rueckgekoppelte Steuerung. Die wirkungsoekonomische Frage lautet: Welche reale Veraenderung wird moeglich, welche bleibt nur Potenzial und wo entsteht ein Wirkungsrisiko? Diese Unterscheidung schuetzt vor Impact-Washing, weil sie Absicht, Aktivitaet, Reichweite und Wirkung auseinanderhaelt.</w:t>
+        <w:t>Pruefungsimpuls. Bei Prüfungsnahe Fallfragen ohne geschützte Antwortlogik wird Wirkungsaudit, Datenqualität, Assurance und Missbrauchsschutz als Arbeitsfrage im Feld Datenqualitaet, Bewertungsprofile, Scorecards und rueckgekoppelte Steuerung lesbar. Die wirkungsoekonomische Frage lautet: Welche reale Veraenderung wird moeglich, welche bleibt nur Potenzial und wo entsteht ein Wirkungsrisiko? Diese Unterscheidung schuetzt vor Impact-Washing, weil sie Absicht, Aktivitaet, Reichweite und Wirkung auseinanderhaelt.</w:t>
       </w:r>
     </w:p>
     <w:p>
@@ -4204,7 +4204,7 @@
     </w:p>
     <w:p>
       <w:r>
-        <w:t>Steuerungsfolge. ESG-Theater und Nachhaltigkeit als Bühnenbild zeigt, warum Wirkungsaudit, Datenqualität, Assurance und Missbrauchsschutz mehr ist als ein Schlagwort im Feld Datenqualitaet, Bewertungsprofile, Scorecards und rueckgekoppelte Steuerung. Die wirkungsoekonomische Frage lautet: Welche reale Veraenderung wird moeglich, welche bleibt nur Potenzial und wo entsteht ein Wirkungsrisiko? Diese Unterscheidung schuetzt vor Impact-Washing, weil sie Absicht, Aktivitaet, Reichweite und Wirkung auseinanderhaelt.</w:t>
+        <w:t>Steuerungsfolge. Bei ESG-Theater und Nachhaltigkeit als Bühnenbild wird Wirkungsaudit, Datenqualität, Assurance und Missbrauchsschutz als Arbeitsfrage im Feld Datenqualitaet, Bewertungsprofile, Scorecards und rueckgekoppelte Steuerung lesbar. Die wirkungsoekonomische Frage lautet: Welche reale Veraenderung wird moeglich, welche bleibt nur Potenzial und wo entsteht ein Wirkungsrisiko? Diese Unterscheidung schuetzt vor Impact-Washing, weil sie Absicht, Aktivitaet, Reichweite und Wirkung auseinanderhaelt.</w:t>
       </w:r>
     </w:p>
     <w:p>
@@ -4307,7 +4307,7 @@
     </w:p>
     <w:p>
       <w:r>
-        <w:t>Wirkpfadpruefung. Einstieg / Wirkungsfrage zeigt, warum Wirkungsaudit, Datenqualität, Assurance und Missbrauchsschutz mehr ist als ein Schlagwort im Feld Datenqualitaet, Bewertungsprofile, Scorecards und rueckgekoppelte Steuerung. Die wirkungsoekonomische Frage lautet: Welche reale Veraenderung wird moeglich, welche bleibt nur Potenzial und wo entsteht ein Wirkungsrisiko? Diese Unterscheidung schuetzt vor Impact-Washing, weil sie Absicht, Aktivitaet, Reichweite und Wirkung auseinanderhaelt.</w:t>
+        <w:t>Wirkpfadpruefung. Bei Einstieg / Wirkungsfrage wird Wirkungsaudit, Datenqualität, Assurance und Missbrauchsschutz als Arbeitsfrage im Feld Datenqualitaet, Bewertungsprofile, Scorecards und rueckgekoppelte Steuerung lesbar. Die wirkungsoekonomische Frage lautet: Welche reale Veraenderung wird moeglich, welche bleibt nur Potenzial und wo entsteht ein Wirkungsrisiko? Diese Unterscheidung schuetzt vor Impact-Washing, weil sie Absicht, Aktivitaet, Reichweite und Wirkung auseinanderhaelt.</w:t>
       </w:r>
     </w:p>
     <w:p>
@@ -4415,7 +4415,7 @@
     </w:p>
     <w:p>
       <w:r>
-        <w:t>Rueckflussnotiz. Begriffliche Präzision zeigt, warum Wirkungsaudit, Datenqualität, Assurance und Missbrauchsschutz mehr ist als ein Schlagwort im Feld Datenqualitaet, Bewertungsprofile, Scorecards und rueckgekoppelte Steuerung. Die wirkungsoekonomische Frage lautet: Welche reale Veraenderung wird moeglich, welche bleibt nur Potenzial und wo entsteht ein Wirkungsrisiko? Diese Unterscheidung schuetzt vor Impact-Washing, weil sie Absicht, Aktivitaet, Reichweite und Wirkung auseinanderhaelt.</w:t>
+        <w:t>Rueckflussnotiz. Bei Begriffliche Präzision wird Wirkungsaudit, Datenqualität, Assurance und Missbrauchsschutz als Arbeitsfrage im Feld Datenqualitaet, Bewertungsprofile, Scorecards und rueckgekoppelte Steuerung lesbar. Die wirkungsoekonomische Frage lautet: Welche reale Veraenderung wird moeglich, welche bleibt nur Potenzial und wo entsteht ein Wirkungsrisiko? Diese Unterscheidung schuetzt vor Impact-Washing, weil sie Absicht, Aktivitaet, Reichweite und Wirkung auseinanderhaelt.</w:t>
       </w:r>
     </w:p>
     <w:p>
@@ -4505,7 +4505,7 @@
     </w:p>
     <w:p>
       <w:r>
-        <w:t>Bewertungsgrenze. Modellformel zeigt, warum Wirkungsaudit, Datenqualität, Assurance und Missbrauchsschutz mehr ist als ein Schlagwort im Feld Datenqualitaet, Bewertungsprofile, Scorecards und rueckgekoppelte Steuerung. Die wirkungsoekonomische Frage lautet: Welche reale Veraenderung wird moeglich, welche bleibt nur Potenzial und wo entsteht ein Wirkungsrisiko? Diese Unterscheidung schuetzt vor Impact-Washing, weil sie Absicht, Aktivitaet, Reichweite und Wirkung auseinanderhaelt.</w:t>
+        <w:t>Bewertungsgrenze. Bei Modellformel wird Wirkungsaudit, Datenqualität, Assurance und Missbrauchsschutz als Arbeitsfrage im Feld Datenqualitaet, Bewertungsprofile, Scorecards und rueckgekoppelte Steuerung lesbar. Die wirkungsoekonomische Frage lautet: Welche reale Veraenderung wird moeglich, welche bleibt nur Potenzial und wo entsteht ein Wirkungsrisiko? Diese Unterscheidung schuetzt vor Impact-Washing, weil sie Absicht, Aktivitaet, Reichweite und Wirkung auseinanderhaelt.</w:t>
       </w:r>
     </w:p>
     <w:p>
@@ -4608,7 +4608,7 @@
     </w:p>
     <w:p>
       <w:r>
-        <w:t>Begriffliche Sicherung. Wirkungssimulation als neue Form der Scheinleistung zeigt, warum Wirkungsaudit, Datenqualität, Assurance und Missbrauchsschutz mehr ist als ein Schlagwort im Feld Datenqualitaet, Bewertungsprofile, Scorecards und rueckgekoppelte Steuerung. Die wirkungsoekonomische Frage lautet: Welche reale Veraenderung wird moeglich, welche bleibt nur Potenzial und wo entsteht ein Wirkungsrisiko? Diese Unterscheidung schuetzt vor Impact-Washing, weil sie Absicht, Aktivitaet, Reichweite und Wirkung auseinanderhaelt.</w:t>
+        <w:t>Begriffliche Sicherung. Bei Wirkungssimulation als neue Form der Scheinleistung wird Wirkungsaudit, Datenqualität, Assurance und Missbrauchsschutz als Arbeitsfrage im Feld Datenqualitaet, Bewertungsprofile, Scorecards und rueckgekoppelte Steuerung lesbar. Die wirkungsoekonomische Frage lautet: Welche reale Veraenderung wird moeglich, welche bleibt nur Potenzial und wo entsteht ein Wirkungsrisiko? Diese Unterscheidung schuetzt vor Impact-Washing, weil sie Absicht, Aktivitaet, Reichweite und Wirkung auseinanderhaelt.</w:t>
       </w:r>
     </w:p>
     <w:p>

--- a/docs/studienskripte/word-rohfassungen/wirkungscontrolling-wc-v9.docx
+++ b/docs/studienskripte/word-rohfassungen/wirkungscontrolling-wc-v9.docx
@@ -16,20 +16,7 @@
     </w:p>
     <w:p>
       <w:r>
-        <w:rPr>
-          <w:i/>
-        </w:rPr>
-        <w:t>Rohfassung fuer Claude / CI-CD-Finalisierung</w:t>
-      </w:r>
-    </w:p>
-    <w:p>
-      <w:r>
-        <w:t>Quelle: /Users/hagen/Documents/New project/content/studienskripte/wirkungscontrolling-wc-v9.md</w:t>
-      </w:r>
-    </w:p>
-    <w:p>
-      <w:r>
-        <w:t>Track: Impact-Controlling Kurscode: wirkungscontrolling Vorlesungscode: WC-V9 Modul/Abschnitt: WC Titel: Wirkungsaudit, Datenqualität, Assurance und Missbrauchsschutz Status: Studienskript V1 · fachlich finale Codex-Fassung, Claude-CI/CD-Satzfreigabe offen Quelle: woek-akademie-app/docs/lehrgaenge/wirkungscontrolling-v9-audit-datenqualitaet-assurance.md Ablage: Markdown-Master in content/studienskripte/wirkungscontrolling-wc-v9.md, Word-Rohfassung in docs/studienskripte/word-rohfassungen/wirkungscontrolling-wc-v9.docx Wissensbasis: aktuelles Grundlagenwerk, Website-Korpus inklusive Journal, Akademie-Quelltexte, Glossar, interne Dossiers und externe Fachquellen</w:t>
+        <w:t>Track: Impact-Controlling Kurscode: wirkungscontrolling Vorlesungscode: WC-V9 Modul/Abschnitt: WC Titel: Wirkungsaudit, Datenqualität, Assurance und Missbrauchsschutz Status: Studienskript V1. Wissensbasis: aktuelles Grundlagenwerk, Website-Korpus inklusive Journal, Akademie-Quelltexte, Glossar, interne Dossiers und externe Fachquellen</w:t>
       </w:r>
     </w:p>
     <w:p>
@@ -99,11 +86,6 @@
       </w:r>
     </w:p>
     <w:p>
-      <w:r>
-        <w:t>Dieses Studienskript ist die fachlich finale Codex-V1-Fassung fuer den Akademie-Reader und die oeffentliche Bibliothek. Claude uebernimmt danach Satz, CI/CD, PDF/Reader-Freigabe und die abschliessende Lektoratsabnahme.</w:t>
-      </w:r>
-    </w:p>
-    <w:p>
       <w:pPr>
         <w:pStyle w:val="Heading2"/>
       </w:pPr>
@@ -144,7 +126,7 @@
     </w:p>
     <w:p>
       <w:r>
-        <w:t>Wirkungsdaten laden zum Schönen ein. Wie stellt man sicher, dass Bewertungen belastbar, prüfbar und missbrauchssicher sind – ohne die Datenlage zu überfordern?</w:t>
+        <w:t>Wirkungsdaten laden zum Schönen ein. Wie stellt man sicher, dass Bewertungen belastbar, prüfbar und missbrauchssicher sind - ohne die Datenlage zu überfordern?</w:t>
       </w:r>
     </w:p>
     <w:p>
@@ -160,7 +142,7 @@
         <w:pStyle w:val="ListBullet"/>
       </w:pPr>
       <w:r>
-        <w:t>Titel: Belastbar statt geschönt – Audit, Datenqualität und Assurance</w:t>
+        <w:t>Titel: Belastbar statt geschönt - Audit, Datenqualität und Assurance</w:t>
       </w:r>
     </w:p>
     <w:p>
@@ -176,7 +158,7 @@
         <w:pStyle w:val="ListBullet"/>
       </w:pPr>
       <w:r>
-        <w:t>Kernaussage in einem Satz: Wirkungscontrolling braucht dokumentierte Datenqualität, unabhängige Prüfbarkeit (Assurance) und Schutz gegen Manipulation – Unsicherheit wird ausgewiesen, nicht versteckt.</w:t>
+        <w:t>Kernaussage in einem Satz: Wirkungscontrolling braucht dokumentierte Datenqualität, unabhängige Prüfbarkeit (Assurance) und Schutz gegen Manipulation - Unsicherheit wird ausgewiesen, nicht versteckt.</w:t>
       </w:r>
     </w:p>
     <w:p>
@@ -197,27 +179,27 @@
     </w:p>
     <w:p>
       <w:r>
-        <w:t>Abschnitt A – Datenqualität ausweisen. Jeder Wert trägt eine Qualitätsangabe: Quelle, Bezugsjahr, Schätzung vs. Messung, Scope.</w:t>
-      </w:r>
-    </w:p>
-    <w:p>
-      <w:r>
-        <w:t>Abschnitt B – Unsicherheit transparent. Unsicherheit wird benannt, nicht kaschiert; Scheingenauigkeit ist ein Fehler.</w:t>
-      </w:r>
-    </w:p>
-    <w:p>
-      <w:r>
-        <w:t>Abschnitt C – Auditierbarkeit &amp; Assurance. Nachvollziehbare Herkunft (WÖk-IDs) macht Bewertungen prüfbar; Assurance ist die unabhängige Prüfung.</w:t>
-      </w:r>
-    </w:p>
-    <w:p>
-      <w:r>
-        <w:t>Abschnitt D – Missbrauchsschutz. Typische Manipulationen (Scope-Tricks, Cherry-Picking, Kompensation) erkennen und verhindern.</w:t>
-      </w:r>
-    </w:p>
-    <w:p>
-      <w:r>
-        <w:t>Abschnitt E – Governance. Wirkungsrat, Rechtsschutz und Versionierung halten das System lernfähig und anfechtbar.</w:t>
+        <w:t>Abschnitt A - Datenqualität ausweisen. Jeder Wert trägt eine Qualitätsangabe: Quelle, Bezugsjahr, Schätzung vs. Messung, Scope.</w:t>
+      </w:r>
+    </w:p>
+    <w:p>
+      <w:r>
+        <w:t>Abschnitt B - Unsicherheit transparent. Unsicherheit wird benannt, nicht kaschiert; Scheingenauigkeit ist ein Fehler.</w:t>
+      </w:r>
+    </w:p>
+    <w:p>
+      <w:r>
+        <w:t>Abschnitt C - Auditierbarkeit &amp; Assurance. Nachvollziehbare Herkunft (WÖk-IDs) macht Bewertungen prüfbar; Assurance ist die unabhängige Prüfung.</w:t>
+      </w:r>
+    </w:p>
+    <w:p>
+      <w:r>
+        <w:t>Abschnitt D - Missbrauchsschutz. Typische Manipulationen (Scope-Tricks, Cherry-Picking, Kompensation) erkennen und verhindern.</w:t>
+      </w:r>
+    </w:p>
+    <w:p>
+      <w:r>
+        <w:t>Abschnitt E - Governance. Wirkungsrat, Rechtsschutz und Versionierung halten das System lernfähig und anfechtbar.</w:t>
       </w:r>
     </w:p>
     <w:p>
@@ -235,17 +217,17 @@
     </w:p>
     <w:p>
       <w:r>
-        <w:t>Unsicherheit gehört ausgewiesen. Die Wirkungsökonomie verlangt Zurechnung ohne Scheingenauigkeit: Unsicherheiten, Annahmen und Bandbreiten werden benannt. „Wirkungswahrheit" meint Datenklarheit und Transparenz über Folgen – kein Wahrheitsmonopol (Grundlagen V7). Ehrlich ausgewiesene Unsicherheit ist ein Qualitätsmerkmal, kein Makel.</w:t>
-      </w:r>
-    </w:p>
-    <w:p>
-      <w:r>
-        <w:t>Auditierbarkeit und Assurance. Weil Daten über WÖk-IDs (V3) nachvollziehbar zugeordnet sind, werden Bewertungen auditierbar – Herkunft und Bewertungslogik sind rückverfolgbar. Assurance ist die unabhängige Prüfung dieser Bewertungen. Auditierbarkeit ist Voraussetzung für Vertrauen und für spätere verifizierte Prüfungen (docs/gesetze/WUStG_Technische_Leitlinien_v2.1_Entwurf.md).</w:t>
-      </w:r>
-    </w:p>
-    <w:p>
-      <w:r>
-        <w:t>Missbrauchsschutz und Governance. Typische Manipulationen: selektive Scope-Grenzen, Cherry-Picking günstiger Indikatoren, Kompensation kritischer Felder. Wirkungscontrolling erkennt diese Muster (Anschluss an V5). Governance-Instrumente – Wirkungsrat, Rechtsschutz, Versionierung – halten das System lernfähig, anfechtbar und korrigierbar. Bewertung ist damit kein Endurteil, sondern ein überprüfbarer, revidierbarer Prozess.</w:t>
+        <w:t>Unsicherheit gehört ausgewiesen. Die Wirkungsökonomie verlangt Zurechnung ohne Scheingenauigkeit: Unsicherheiten, Annahmen und Bandbreiten werden benannt. „Wirkungswahrheit" meint Datenklarheit und Transparenz über Folgen - kein Wahrheitsmonopol (Grundlagen V7). Ehrlich ausgewiesene Unsicherheit ist ein Qualitätsmerkmal, kein Makel.</w:t>
+      </w:r>
+    </w:p>
+    <w:p>
+      <w:r>
+        <w:t>Auditierbarkeit und Assurance. Weil Daten über WÖk-IDs (V3) nachvollziehbar zugeordnet sind, werden Bewertungen auditierbar - Herkunft und Bewertungslogik sind rückverfolgbar. Assurance ist die unabhängige Prüfung dieser Bewertungen. Auditierbarkeit ist Voraussetzung für Vertrauen und für spätere verifizierte Prüfungen (docs/gesetze/WUStG_Technische_Leitlinien_v2.1_Entwurf.md).</w:t>
+      </w:r>
+    </w:p>
+    <w:p>
+      <w:r>
+        <w:t>Missbrauchsschutz und Governance. Typische Manipulationen: selektive Scope-Grenzen, Cherry-Picking günstiger Indikatoren, Kompensation kritischer Felder. Wirkungscontrolling erkennt diese Muster (Anschluss an V5). Governance-Instrumente - Wirkungsrat, Rechtsschutz, Versionierung - halten das System lernfähig, anfechtbar und korrigierbar. Bewertung ist damit kein Endurteil, sondern ein überprüfbarer, revidierbarer Prozess.</w:t>
       </w:r>
     </w:p>
     <w:p>
@@ -412,7 +394,7 @@
           </w:tcPr>
           <w:p>
             <w:r>
-              <w:t>_(noch keine Seite – WUStG-Leitlinien)_</w:t>
+              <w:t>_(noch keine Seite - WUStG-Leitlinien)_</w:t>
             </w:r>
           </w:p>
         </w:tc>
@@ -611,7 +593,7 @@
     </w:p>
     <w:p>
       <w:r>
-        <w:t>Der Scope-Trick. Ein Unternehmen meldet niedrige Emissionen – aber nur für Scope 1, während Scope 3 (Lieferkette) ausgeblendet ist. Ein Wirkungsaudit deckt die selektive Scope-Grenze auf; die Datenqualität und Auditierbarkeit machen den blinden Fleck sichtbar. Ohne diese Prüfung wäre die Bewertung geschönt.</w:t>
+        <w:t>Der Scope-Trick. Ein Unternehmen meldet niedrige Emissionen - aber nur für Scope 1, während Scope 3 (Lieferkette) ausgeblendet ist. Ein Wirkungsaudit deckt die selektive Scope-Grenze auf; die Datenqualität und Auditierbarkeit machen den blinden Fleck sichtbar. Ohne diese Prüfung wäre die Bewertung geschönt.</w:t>
       </w:r>
     </w:p>
     <w:p>
@@ -620,11 +602,6 @@
       </w:pPr>
       <w:r>
         <w:t>V1-Finalisierung: Vertiefung, Anwendung und Evidenz</w:t>
-      </w:r>
-    </w:p>
-    <w:p>
-      <w:r>
-        <w:t>Dieses Studienskript ist die fachlich finale Codex-V1-Fassung fuer den Akademie-Reader und die oeffentliche Bibliothek. Claude uebernimmt danach Satz, CI/CD, PDF/Reader-Freigabe und die abschliessende Lektoratsabnahme.</w:t>
       </w:r>
     </w:p>
     <w:p>
@@ -1358,11 +1335,6 @@
       </w:r>
     </w:p>
     <w:p>
-      <w:r>
-        <w:t>Diese Finalisierung schliesst die Codex-Inhaltsproduktion fuer WC-V9. Offen bleibt nicht der fachliche Kern des Skripts, sondern der naechste Produktionsschritt: Claude setzt daraus die CI/CD-konforme Reader- und PDF-Fassung, prueft Satz, Umbrueche, Medienintegration und Lektorat und markiert erst danach die veroeffentlichte Fassung als freigegeben.</w:t>
-      </w:r>
-    </w:p>
-    <w:p>
       <w:pPr>
         <w:pStyle w:val="Heading2"/>
       </w:pPr>
@@ -1375,7 +1347,7 @@
         <w:pStyle w:val="ListBullet"/>
       </w:pPr>
       <w:r>
-        <w:t>docs/gesetze/WUStG_Technische_Leitlinien_v2.1_Entwurf.md – Auditierbarkeit, Missbrauchsschutz</w:t>
+        <w:t>docs/gesetze/WUStG_Technische_Leitlinien_v2.1_Entwurf.md - Auditierbarkeit, Missbrauchsschutz</w:t>
       </w:r>
     </w:p>
     <w:p>
@@ -2116,7 +2088,7 @@
           </w:tcPr>
           <w:p>
             <w:r>
-              <w:t>_(noch keine Seite – WUStG-Leitlinien)_</w:t>
+              <w:t>_(noch keine Seite - WUStG-Leitlinien)_</w:t>
             </w:r>
           </w:p>
         </w:tc>
@@ -2164,11 +2136,6 @@
       </w:pPr>
       <w:r>
         <w:t>7. Tiefenskript-Erweiterung Sprint 9</w:t>
-      </w:r>
-    </w:p>
-    <w:p>
-      <w:r>
-        <w:t>Status dieser Erweiterung: V1-finalisierte Codex-Erweiterung fuer Markdown-Master, Word-Rohfassung und Reader-Spiegel. Satz, Medienintegration, Lektorat und PDF-Freigabe bleiben der Claude-CI/CD-Lane vorbehalten.</w:t>
       </w:r>
     </w:p>
     <w:p>
@@ -4183,7 +4150,7 @@
         <w:pStyle w:val="ListBullet"/>
       </w:pPr>
       <w:r>
-        <w:t>woek-akademie-app/docs/lehrgaenge/wirkungscontrolling-v9-audit-datenqualitaet-assurance.md — unmittelbarer Akademie-Quelltext dieser V1-Fassung.</w:t>
+        <w:t>woek-akademie-app/docs/lehrgaenge/wirkungscontrolling-v9-audit-datenqualitaet-assurance.md - unmittelbarer Akademie-Quelltext dieser V1-Fassung.</w:t>
       </w:r>
     </w:p>
     <w:p>
@@ -4191,7 +4158,7 @@
         <w:pStyle w:val="ListBullet"/>
       </w:pPr>
       <w:r>
-        <w:t>assets/pdf/die-neue-ordnung-des-wohlstands.pdf und buch.html — aktuelles Grundlagenwerk.</w:t>
+        <w:t>assets/pdf/die-neue-ordnung-des-wohlstands.pdf und buch.html - aktuelles Grundlagenwerk.</w:t>
       </w:r>
     </w:p>
     <w:p>
@@ -4200,22 +4167,6 @@
       </w:pPr>
       <w:r>
         <w:t>Website-Korpus: Referenz, Wirkungsfelder, Werkzeuge, Glossar, Bibliothek und Journal.</w:t>
-      </w:r>
-    </w:p>
-    <w:p>
-      <w:pPr>
-        <w:pStyle w:val="ListBullet"/>
-      </w:pPr>
-      <w:r>
-        <w:t>docs/CODEX-HANDOFF-studienskripte.md — Produktionsstandard.</w:t>
-      </w:r>
-    </w:p>
-    <w:p>
-      <w:pPr>
-        <w:pStyle w:val="ListBullet"/>
-      </w:pPr>
-      <w:r>
-        <w:t>docs/CODEX-HANDOFF-pruefungen.md — geschützte Prüfungs- und Antwortlogik.</w:t>
       </w:r>
     </w:p>
     <w:p>
